--- a/report/out/รายงาน-ระบบแจ้งซ่อม-มช.docx
+++ b/report/out/รายงาน-ระบบแจ้งซ่อม-มช.docx
@@ -247,7 +247,7 @@
     <w:sdt>
       <w:sdtPr>
         <w:alias w:val="สารบัญ"/>
-        <w:id w:val="-1949309424"/>
+        <w:id w:val="-1781101634"/>
       </w:sdtPr>
       <w:sdtEndPr>
         <w:rPr>
@@ -282,7 +282,7 @@
           <w:r>
             <w:fldChar w:fldCharType="separate"/>
           </w:r>
-          <w:hyperlink w:anchor="_Toc240654071" w:history="1">
+          <w:hyperlink w:anchor="_Toc240664710" w:history="1">
             <w:r>
               <w:rPr>
                 <w:rStyle w:val="a5"/>
@@ -321,7 +321,7 @@
               <w:rPr>
                 <w:noProof/>
               </w:rPr>
-              <w:instrText xml:space="preserve"> PAGEREF _Toc240654071 \h </w:instrText>
+              <w:instrText xml:space="preserve"> PAGEREF _Toc240664710 \h </w:instrText>
             </w:r>
             <w:r>
               <w:rPr>
@@ -364,7 +364,7 @@
               <w14:ligatures w14:val="standardContextual"/>
             </w:rPr>
           </w:pPr>
-          <w:hyperlink w:anchor="_Toc240654072" w:history="1">
+          <w:hyperlink w:anchor="_Toc240664711" w:history="1">
             <w:r>
               <w:rPr>
                 <w:rStyle w:val="a5"/>
@@ -448,7 +448,7 @@
               <w:rPr>
                 <w:noProof/>
               </w:rPr>
-              <w:instrText xml:space="preserve"> PAGEREF _Toc240654072 \h </w:instrText>
+              <w:instrText xml:space="preserve"> PAGEREF _Toc240664711 \h </w:instrText>
             </w:r>
             <w:r>
               <w:rPr>
@@ -491,7 +491,7 @@
               <w14:ligatures w14:val="standardContextual"/>
             </w:rPr>
           </w:pPr>
-          <w:hyperlink w:anchor="_Toc240654073" w:history="1">
+          <w:hyperlink w:anchor="_Toc240664712" w:history="1">
             <w:r>
               <w:rPr>
                 <w:rStyle w:val="a5"/>
@@ -590,7 +590,7 @@
               <w:rPr>
                 <w:noProof/>
               </w:rPr>
-              <w:instrText xml:space="preserve"> PAGEREF _Toc240654073 \h </w:instrText>
+              <w:instrText xml:space="preserve"> PAGEREF _Toc240664712 \h </w:instrText>
             </w:r>
             <w:r>
               <w:rPr>
@@ -633,7 +633,7 @@
               <w14:ligatures w14:val="standardContextual"/>
             </w:rPr>
           </w:pPr>
-          <w:hyperlink w:anchor="_Toc240654074" w:history="1">
+          <w:hyperlink w:anchor="_Toc240664713" w:history="1">
             <w:r>
               <w:rPr>
                 <w:rStyle w:val="a5"/>
@@ -657,7 +657,7 @@
               <w:rPr>
                 <w:noProof/>
               </w:rPr>
-              <w:instrText xml:space="preserve"> PAGEREF _Toc240654074 \h </w:instrText>
+              <w:instrText xml:space="preserve"> PAGEREF _Toc240664713 \h </w:instrText>
             </w:r>
             <w:r>
               <w:rPr>
@@ -700,7 +700,7 @@
               <w14:ligatures w14:val="standardContextual"/>
             </w:rPr>
           </w:pPr>
-          <w:hyperlink w:anchor="_Toc240654075" w:history="1">
+          <w:hyperlink w:anchor="_Toc240664714" w:history="1">
             <w:r>
               <w:rPr>
                 <w:rStyle w:val="a5"/>
@@ -724,7 +724,7 @@
               <w:rPr>
                 <w:noProof/>
               </w:rPr>
-              <w:instrText xml:space="preserve"> PAGEREF _Toc240654075 \h </w:instrText>
+              <w:instrText xml:space="preserve"> PAGEREF _Toc240664714 \h </w:instrText>
             </w:r>
             <w:r>
               <w:rPr>
@@ -767,7 +767,7 @@
               <w14:ligatures w14:val="standardContextual"/>
             </w:rPr>
           </w:pPr>
-          <w:hyperlink w:anchor="_Toc240654076" w:history="1">
+          <w:hyperlink w:anchor="_Toc240664715" w:history="1">
             <w:r>
               <w:rPr>
                 <w:rStyle w:val="a5"/>
@@ -821,7 +821,7 @@
               <w:rPr>
                 <w:noProof/>
               </w:rPr>
-              <w:instrText xml:space="preserve"> PAGEREF _Toc240654076 \h </w:instrText>
+              <w:instrText xml:space="preserve"> PAGEREF _Toc240664715 \h </w:instrText>
             </w:r>
             <w:r>
               <w:rPr>
@@ -864,7 +864,7 @@
               <w14:ligatures w14:val="standardContextual"/>
             </w:rPr>
           </w:pPr>
-          <w:hyperlink w:anchor="_Toc240654077" w:history="1">
+          <w:hyperlink w:anchor="_Toc240664716" w:history="1">
             <w:r>
               <w:rPr>
                 <w:rStyle w:val="a5"/>
@@ -918,7 +918,7 @@
               <w:rPr>
                 <w:noProof/>
               </w:rPr>
-              <w:instrText xml:space="preserve"> PAGEREF _Toc240654077 \h </w:instrText>
+              <w:instrText xml:space="preserve"> PAGEREF _Toc240664716 \h </w:instrText>
             </w:r>
             <w:r>
               <w:rPr>
@@ -961,7 +961,7 @@
               <w14:ligatures w14:val="standardContextual"/>
             </w:rPr>
           </w:pPr>
-          <w:hyperlink w:anchor="_Toc240654078" w:history="1">
+          <w:hyperlink w:anchor="_Toc240664717" w:history="1">
             <w:r>
               <w:rPr>
                 <w:rStyle w:val="a5"/>
@@ -1045,7 +1045,7 @@
               <w:rPr>
                 <w:noProof/>
               </w:rPr>
-              <w:instrText xml:space="preserve"> PAGEREF _Toc240654078 \h </w:instrText>
+              <w:instrText xml:space="preserve"> PAGEREF _Toc240664717 \h </w:instrText>
             </w:r>
             <w:r>
               <w:rPr>
@@ -1090,7 +1090,7 @@
               <w14:ligatures w14:val="standardContextual"/>
             </w:rPr>
           </w:pPr>
-          <w:hyperlink w:anchor="_Toc240654079" w:history="1">
+          <w:hyperlink w:anchor="_Toc240664718" w:history="1">
             <w:r>
               <w:rPr>
                 <w:rStyle w:val="a5"/>
@@ -1159,7 +1159,7 @@
               <w:rPr>
                 <w:noProof/>
               </w:rPr>
-              <w:instrText xml:space="preserve"> PAGEREF _Toc240654079 \h </w:instrText>
+              <w:instrText xml:space="preserve"> PAGEREF _Toc240664718 \h </w:instrText>
             </w:r>
             <w:r>
               <w:rPr>
@@ -1202,7 +1202,7 @@
               <w14:ligatures w14:val="standardContextual"/>
             </w:rPr>
           </w:pPr>
-          <w:hyperlink w:anchor="_Toc240654080" w:history="1">
+          <w:hyperlink w:anchor="_Toc240664719" w:history="1">
             <w:r>
               <w:rPr>
                 <w:rStyle w:val="a5"/>
@@ -1256,7 +1256,7 @@
               <w:rPr>
                 <w:noProof/>
               </w:rPr>
-              <w:instrText xml:space="preserve"> PAGEREF _Toc240654080 \h </w:instrText>
+              <w:instrText xml:space="preserve"> PAGEREF _Toc240664719 \h </w:instrText>
             </w:r>
             <w:r>
               <w:rPr>
@@ -1299,7 +1299,7 @@
               <w14:ligatures w14:val="standardContextual"/>
             </w:rPr>
           </w:pPr>
-          <w:hyperlink w:anchor="_Toc240654081" w:history="1">
+          <w:hyperlink w:anchor="_Toc240664720" w:history="1">
             <w:r>
               <w:rPr>
                 <w:rStyle w:val="a5"/>
@@ -1383,7 +1383,7 @@
               <w:rPr>
                 <w:noProof/>
               </w:rPr>
-              <w:instrText xml:space="preserve"> PAGEREF _Toc240654081 \h </w:instrText>
+              <w:instrText xml:space="preserve"> PAGEREF _Toc240664720 \h </w:instrText>
             </w:r>
             <w:r>
               <w:rPr>
@@ -1426,7 +1426,7 @@
               <w14:ligatures w14:val="standardContextual"/>
             </w:rPr>
           </w:pPr>
-          <w:hyperlink w:anchor="_Toc240654082" w:history="1">
+          <w:hyperlink w:anchor="_Toc240664721" w:history="1">
             <w:r>
               <w:rPr>
                 <w:rStyle w:val="a5"/>
@@ -1510,7 +1510,7 @@
               <w:rPr>
                 <w:noProof/>
               </w:rPr>
-              <w:instrText xml:space="preserve"> PAGEREF _Toc240654082 \h </w:instrText>
+              <w:instrText xml:space="preserve"> PAGEREF _Toc240664721 \h </w:instrText>
             </w:r>
             <w:r>
               <w:rPr>
@@ -1555,7 +1555,7 @@
               <w14:ligatures w14:val="standardContextual"/>
             </w:rPr>
           </w:pPr>
-          <w:hyperlink w:anchor="_Toc240654083" w:history="1">
+          <w:hyperlink w:anchor="_Toc240664722" w:history="1">
             <w:r>
               <w:rPr>
                 <w:rStyle w:val="a5"/>
@@ -1699,7 +1699,7 @@
               <w:rPr>
                 <w:noProof/>
               </w:rPr>
-              <w:instrText xml:space="preserve"> PAGEREF _Toc240654083 \h </w:instrText>
+              <w:instrText xml:space="preserve"> PAGEREF _Toc240664722 \h </w:instrText>
             </w:r>
             <w:r>
               <w:rPr>
@@ -1742,7 +1742,7 @@
               <w14:ligatures w14:val="standardContextual"/>
             </w:rPr>
           </w:pPr>
-          <w:hyperlink w:anchor="_Toc240654084" w:history="1">
+          <w:hyperlink w:anchor="_Toc240664723" w:history="1">
             <w:r>
               <w:rPr>
                 <w:rStyle w:val="a5"/>
@@ -1841,7 +1841,7 @@
               <w:rPr>
                 <w:noProof/>
               </w:rPr>
-              <w:instrText xml:space="preserve"> PAGEREF _Toc240654084 \h </w:instrText>
+              <w:instrText xml:space="preserve"> PAGEREF _Toc240664723 \h </w:instrText>
             </w:r>
             <w:r>
               <w:rPr>
@@ -1884,7 +1884,7 @@
               <w14:ligatures w14:val="standardContextual"/>
             </w:rPr>
           </w:pPr>
-          <w:hyperlink w:anchor="_Toc240654085" w:history="1">
+          <w:hyperlink w:anchor="_Toc240664724" w:history="1">
             <w:r>
               <w:rPr>
                 <w:rStyle w:val="a5"/>
@@ -1953,7 +1953,7 @@
               <w:rPr>
                 <w:noProof/>
               </w:rPr>
-              <w:instrText xml:space="preserve"> PAGEREF _Toc240654085 \h </w:instrText>
+              <w:instrText xml:space="preserve"> PAGEREF _Toc240664724 \h </w:instrText>
             </w:r>
             <w:r>
               <w:rPr>
@@ -1996,7 +1996,7 @@
               <w14:ligatures w14:val="standardContextual"/>
             </w:rPr>
           </w:pPr>
-          <w:hyperlink w:anchor="_Toc240654086" w:history="1">
+          <w:hyperlink w:anchor="_Toc240664725" w:history="1">
             <w:r>
               <w:rPr>
                 <w:rStyle w:val="a5"/>
@@ -2065,7 +2065,7 @@
               <w:rPr>
                 <w:noProof/>
               </w:rPr>
-              <w:instrText xml:space="preserve"> PAGEREF _Toc240654086 \h </w:instrText>
+              <w:instrText xml:space="preserve"> PAGEREF _Toc240664725 \h </w:instrText>
             </w:r>
             <w:r>
               <w:rPr>
@@ -2108,7 +2108,7 @@
               <w14:ligatures w14:val="standardContextual"/>
             </w:rPr>
           </w:pPr>
-          <w:hyperlink w:anchor="_Toc240654087" w:history="1">
+          <w:hyperlink w:anchor="_Toc240664726" w:history="1">
             <w:r>
               <w:rPr>
                 <w:rStyle w:val="a5"/>
@@ -2192,7 +2192,7 @@
               <w:rPr>
                 <w:noProof/>
               </w:rPr>
-              <w:instrText xml:space="preserve"> PAGEREF _Toc240654087 \h </w:instrText>
+              <w:instrText xml:space="preserve"> PAGEREF _Toc240664726 \h </w:instrText>
             </w:r>
             <w:r>
               <w:rPr>
@@ -2235,7 +2235,7 @@
               <w14:ligatures w14:val="standardContextual"/>
             </w:rPr>
           </w:pPr>
-          <w:hyperlink w:anchor="_Toc240654088" w:history="1">
+          <w:hyperlink w:anchor="_Toc240664727" w:history="1">
             <w:r>
               <w:rPr>
                 <w:rStyle w:val="a5"/>
@@ -2349,7 +2349,7 @@
               <w:rPr>
                 <w:noProof/>
               </w:rPr>
-              <w:instrText xml:space="preserve"> PAGEREF _Toc240654088 \h </w:instrText>
+              <w:instrText xml:space="preserve"> PAGEREF _Toc240664727 \h </w:instrText>
             </w:r>
             <w:r>
               <w:rPr>
@@ -2392,7 +2392,7 @@
               <w14:ligatures w14:val="standardContextual"/>
             </w:rPr>
           </w:pPr>
-          <w:hyperlink w:anchor="_Toc240654089" w:history="1">
+          <w:hyperlink w:anchor="_Toc240664728" w:history="1">
             <w:r>
               <w:rPr>
                 <w:rStyle w:val="a5"/>
@@ -2476,7 +2476,7 @@
               <w:rPr>
                 <w:noProof/>
               </w:rPr>
-              <w:instrText xml:space="preserve"> PAGEREF _Toc240654089 \h </w:instrText>
+              <w:instrText xml:space="preserve"> PAGEREF _Toc240664728 \h </w:instrText>
             </w:r>
             <w:r>
               <w:rPr>
@@ -2519,7 +2519,7 @@
               <w14:ligatures w14:val="standardContextual"/>
             </w:rPr>
           </w:pPr>
-          <w:hyperlink w:anchor="_Toc240654090" w:history="1">
+          <w:hyperlink w:anchor="_Toc240664729" w:history="1">
             <w:r>
               <w:rPr>
                 <w:rStyle w:val="a5"/>
@@ -2618,7 +2618,7 @@
               <w:rPr>
                 <w:noProof/>
               </w:rPr>
-              <w:instrText xml:space="preserve"> PAGEREF _Toc240654090 \h </w:instrText>
+              <w:instrText xml:space="preserve"> PAGEREF _Toc240664729 \h </w:instrText>
             </w:r>
             <w:r>
               <w:rPr>
@@ -2661,7 +2661,7 @@
               <w14:ligatures w14:val="standardContextual"/>
             </w:rPr>
           </w:pPr>
-          <w:hyperlink w:anchor="_Toc240654091" w:history="1">
+          <w:hyperlink w:anchor="_Toc240664730" w:history="1">
             <w:r>
               <w:rPr>
                 <w:rStyle w:val="a5"/>
@@ -2700,7 +2700,7 @@
               <w:rPr>
                 <w:noProof/>
               </w:rPr>
-              <w:instrText xml:space="preserve"> PAGEREF _Toc240654091 \h </w:instrText>
+              <w:instrText xml:space="preserve"> PAGEREF _Toc240664730 \h </w:instrText>
             </w:r>
             <w:r>
               <w:rPr>
@@ -2745,7 +2745,7 @@
               <w14:ligatures w14:val="standardContextual"/>
             </w:rPr>
           </w:pPr>
-          <w:hyperlink w:anchor="_Toc240654092" w:history="1">
+          <w:hyperlink w:anchor="_Toc240664731" w:history="1">
             <w:r>
               <w:rPr>
                 <w:rStyle w:val="a5"/>
@@ -2799,7 +2799,7 @@
               <w:rPr>
                 <w:noProof/>
               </w:rPr>
-              <w:instrText xml:space="preserve"> PAGEREF _Toc240654092 \h </w:instrText>
+              <w:instrText xml:space="preserve"> PAGEREF _Toc240664731 \h </w:instrText>
             </w:r>
             <w:r>
               <w:rPr>
@@ -2842,7 +2842,7 @@
               <w14:ligatures w14:val="standardContextual"/>
             </w:rPr>
           </w:pPr>
-          <w:hyperlink w:anchor="_Toc240654093" w:history="1">
+          <w:hyperlink w:anchor="_Toc240664732" w:history="1">
             <w:r>
               <w:rPr>
                 <w:rStyle w:val="a5"/>
@@ -2866,7 +2866,7 @@
               <w:rPr>
                 <w:noProof/>
               </w:rPr>
-              <w:instrText xml:space="preserve"> PAGEREF _Toc240654093 \h </w:instrText>
+              <w:instrText xml:space="preserve"> PAGEREF _Toc240664732 \h </w:instrText>
             </w:r>
             <w:r>
               <w:rPr>
@@ -2909,7 +2909,7 @@
               <w14:ligatures w14:val="standardContextual"/>
             </w:rPr>
           </w:pPr>
-          <w:hyperlink w:anchor="_Toc240654094" w:history="1">
+          <w:hyperlink w:anchor="_Toc240664733" w:history="1">
             <w:r>
               <w:rPr>
                 <w:rStyle w:val="a5"/>
@@ -2978,7 +2978,7 @@
               <w:rPr>
                 <w:noProof/>
               </w:rPr>
-              <w:instrText xml:space="preserve"> PAGEREF _Toc240654094 \h </w:instrText>
+              <w:instrText xml:space="preserve"> PAGEREF _Toc240664733 \h </w:instrText>
             </w:r>
             <w:r>
               <w:rPr>
@@ -3021,7 +3021,7 @@
               <w14:ligatures w14:val="standardContextual"/>
             </w:rPr>
           </w:pPr>
-          <w:hyperlink w:anchor="_Toc240654095" w:history="1">
+          <w:hyperlink w:anchor="_Toc240664734" w:history="1">
             <w:r>
               <w:rPr>
                 <w:rStyle w:val="a5"/>
@@ -3060,7 +3060,7 @@
               <w:rPr>
                 <w:noProof/>
               </w:rPr>
-              <w:instrText xml:space="preserve"> PAGEREF _Toc240654095 \h </w:instrText>
+              <w:instrText xml:space="preserve"> PAGEREF _Toc240664734 \h </w:instrText>
             </w:r>
             <w:r>
               <w:rPr>
@@ -3103,7 +3103,7 @@
               <w14:ligatures w14:val="standardContextual"/>
             </w:rPr>
           </w:pPr>
-          <w:hyperlink w:anchor="_Toc240654096" w:history="1">
+          <w:hyperlink w:anchor="_Toc240664735" w:history="1">
             <w:r>
               <w:rPr>
                 <w:rStyle w:val="a5"/>
@@ -3157,7 +3157,7 @@
               <w:rPr>
                 <w:noProof/>
               </w:rPr>
-              <w:instrText xml:space="preserve"> PAGEREF _Toc240654096 \h </w:instrText>
+              <w:instrText xml:space="preserve"> PAGEREF _Toc240664735 \h </w:instrText>
             </w:r>
             <w:r>
               <w:rPr>
@@ -3202,7 +3202,7 @@
               <w14:ligatures w14:val="standardContextual"/>
             </w:rPr>
           </w:pPr>
-          <w:hyperlink w:anchor="_Toc240654097" w:history="1">
+          <w:hyperlink w:anchor="_Toc240664736" w:history="1">
             <w:r>
               <w:rPr>
                 <w:rStyle w:val="a5"/>
@@ -3256,7 +3256,7 @@
               <w:rPr>
                 <w:noProof/>
               </w:rPr>
-              <w:instrText xml:space="preserve"> PAGEREF _Toc240654097 \h </w:instrText>
+              <w:instrText xml:space="preserve"> PAGEREF _Toc240664736 \h </w:instrText>
             </w:r>
             <w:r>
               <w:rPr>
@@ -3299,7 +3299,7 @@
               <w14:ligatures w14:val="standardContextual"/>
             </w:rPr>
           </w:pPr>
-          <w:hyperlink w:anchor="_Toc240654098" w:history="1">
+          <w:hyperlink w:anchor="_Toc240664737" w:history="1">
             <w:r>
               <w:rPr>
                 <w:rStyle w:val="a5"/>
@@ -3338,7 +3338,7 @@
               <w:rPr>
                 <w:noProof/>
               </w:rPr>
-              <w:instrText xml:space="preserve"> PAGEREF _Toc240654098 \h </w:instrText>
+              <w:instrText xml:space="preserve"> PAGEREF _Toc240664737 \h </w:instrText>
             </w:r>
             <w:r>
               <w:rPr>
@@ -3381,7 +3381,7 @@
               <w14:ligatures w14:val="standardContextual"/>
             </w:rPr>
           </w:pPr>
-          <w:hyperlink w:anchor="_Toc240654099" w:history="1">
+          <w:hyperlink w:anchor="_Toc240664738" w:history="1">
             <w:r>
               <w:rPr>
                 <w:rStyle w:val="a5"/>
@@ -3480,7 +3480,7 @@
               <w:rPr>
                 <w:noProof/>
               </w:rPr>
-              <w:instrText xml:space="preserve"> PAGEREF _Toc240654099 \h </w:instrText>
+              <w:instrText xml:space="preserve"> PAGEREF _Toc240664738 \h </w:instrText>
             </w:r>
             <w:r>
               <w:rPr>
@@ -3523,7 +3523,7 @@
               <w14:ligatures w14:val="standardContextual"/>
             </w:rPr>
           </w:pPr>
-          <w:hyperlink w:anchor="_Toc240654100" w:history="1">
+          <w:hyperlink w:anchor="_Toc240664739" w:history="1">
             <w:r>
               <w:rPr>
                 <w:rStyle w:val="a5"/>
@@ -3622,7 +3622,7 @@
               <w:rPr>
                 <w:noProof/>
               </w:rPr>
-              <w:instrText xml:space="preserve"> PAGEREF _Toc240654100 \h </w:instrText>
+              <w:instrText xml:space="preserve"> PAGEREF _Toc240664739 \h </w:instrText>
             </w:r>
             <w:r>
               <w:rPr>
@@ -3665,7 +3665,7 @@
               <w14:ligatures w14:val="standardContextual"/>
             </w:rPr>
           </w:pPr>
-          <w:hyperlink w:anchor="_Toc240654101" w:history="1">
+          <w:hyperlink w:anchor="_Toc240664740" w:history="1">
             <w:r>
               <w:rPr>
                 <w:rStyle w:val="a5"/>
@@ -3794,7 +3794,7 @@
               <w:rPr>
                 <w:noProof/>
               </w:rPr>
-              <w:instrText xml:space="preserve"> PAGEREF _Toc240654101 \h </w:instrText>
+              <w:instrText xml:space="preserve"> PAGEREF _Toc240664740 \h </w:instrText>
             </w:r>
             <w:r>
               <w:rPr>
@@ -3837,7 +3837,7 @@
               <w14:ligatures w14:val="standardContextual"/>
             </w:rPr>
           </w:pPr>
-          <w:hyperlink w:anchor="_Toc240654102" w:history="1">
+          <w:hyperlink w:anchor="_Toc240664741" w:history="1">
             <w:r>
               <w:rPr>
                 <w:rStyle w:val="a5"/>
@@ -3906,7 +3906,7 @@
               <w:rPr>
                 <w:noProof/>
               </w:rPr>
-              <w:instrText xml:space="preserve"> PAGEREF _Toc240654102 \h </w:instrText>
+              <w:instrText xml:space="preserve"> PAGEREF _Toc240664741 \h </w:instrText>
             </w:r>
             <w:r>
               <w:rPr>
@@ -3951,7 +3951,7 @@
               <w14:ligatures w14:val="standardContextual"/>
             </w:rPr>
           </w:pPr>
-          <w:hyperlink w:anchor="_Toc240654103" w:history="1">
+          <w:hyperlink w:anchor="_Toc240664742" w:history="1">
             <w:r>
               <w:rPr>
                 <w:rStyle w:val="a5"/>
@@ -4050,7 +4050,7 @@
               <w:rPr>
                 <w:noProof/>
               </w:rPr>
-              <w:instrText xml:space="preserve"> PAGEREF _Toc240654103 \h </w:instrText>
+              <w:instrText xml:space="preserve"> PAGEREF _Toc240664742 \h </w:instrText>
             </w:r>
             <w:r>
               <w:rPr>
@@ -4093,7 +4093,7 @@
               <w14:ligatures w14:val="standardContextual"/>
             </w:rPr>
           </w:pPr>
-          <w:hyperlink w:anchor="_Toc240654104" w:history="1">
+          <w:hyperlink w:anchor="_Toc240664743" w:history="1">
             <w:r>
               <w:rPr>
                 <w:rStyle w:val="a5"/>
@@ -4177,7 +4177,7 @@
               <w:rPr>
                 <w:noProof/>
               </w:rPr>
-              <w:instrText xml:space="preserve"> PAGEREF _Toc240654104 \h </w:instrText>
+              <w:instrText xml:space="preserve"> PAGEREF _Toc240664743 \h </w:instrText>
             </w:r>
             <w:r>
               <w:rPr>
@@ -4220,7 +4220,7 @@
               <w14:ligatures w14:val="standardContextual"/>
             </w:rPr>
           </w:pPr>
-          <w:hyperlink w:anchor="_Toc240654105" w:history="1">
+          <w:hyperlink w:anchor="_Toc240664744" w:history="1">
             <w:r>
               <w:rPr>
                 <w:rStyle w:val="a5"/>
@@ -4259,7 +4259,7 @@
               <w:rPr>
                 <w:noProof/>
               </w:rPr>
-              <w:instrText xml:space="preserve"> PAGEREF _Toc240654105 \h </w:instrText>
+              <w:instrText xml:space="preserve"> PAGEREF _Toc240664744 \h </w:instrText>
             </w:r>
             <w:r>
               <w:rPr>
@@ -4302,7 +4302,7 @@
               <w14:ligatures w14:val="standardContextual"/>
             </w:rPr>
           </w:pPr>
-          <w:hyperlink w:anchor="_Toc240654106" w:history="1">
+          <w:hyperlink w:anchor="_Toc240664745" w:history="1">
             <w:r>
               <w:rPr>
                 <w:rStyle w:val="a5"/>
@@ -4356,7 +4356,7 @@
               <w:rPr>
                 <w:noProof/>
               </w:rPr>
-              <w:instrText xml:space="preserve"> PAGEREF _Toc240654106 \h </w:instrText>
+              <w:instrText xml:space="preserve"> PAGEREF _Toc240664745 \h </w:instrText>
             </w:r>
             <w:r>
               <w:rPr>
@@ -4401,7 +4401,7 @@
               <w14:ligatures w14:val="standardContextual"/>
             </w:rPr>
           </w:pPr>
-          <w:hyperlink w:anchor="_Toc240654107" w:history="1">
+          <w:hyperlink w:anchor="_Toc240664746" w:history="1">
             <w:r>
               <w:rPr>
                 <w:rStyle w:val="a5"/>
@@ -4515,7 +4515,7 @@
               <w:rPr>
                 <w:noProof/>
               </w:rPr>
-              <w:instrText xml:space="preserve"> PAGEREF _Toc240654107 \h </w:instrText>
+              <w:instrText xml:space="preserve"> PAGEREF _Toc240664746 \h </w:instrText>
             </w:r>
             <w:r>
               <w:rPr>
@@ -4558,7 +4558,7 @@
               <w14:ligatures w14:val="standardContextual"/>
             </w:rPr>
           </w:pPr>
-          <w:hyperlink w:anchor="_Toc240654108" w:history="1">
+          <w:hyperlink w:anchor="_Toc240664747" w:history="1">
             <w:r>
               <w:rPr>
                 <w:rStyle w:val="a5"/>
@@ -4657,7 +4657,7 @@
               <w:rPr>
                 <w:noProof/>
               </w:rPr>
-              <w:instrText xml:space="preserve"> PAGEREF _Toc240654108 \h </w:instrText>
+              <w:instrText xml:space="preserve"> PAGEREF _Toc240664747 \h </w:instrText>
             </w:r>
             <w:r>
               <w:rPr>
@@ -4700,7 +4700,7 @@
               <w14:ligatures w14:val="standardContextual"/>
             </w:rPr>
           </w:pPr>
-          <w:hyperlink w:anchor="_Toc240654109" w:history="1">
+          <w:hyperlink w:anchor="_Toc240664748" w:history="1">
             <w:r>
               <w:rPr>
                 <w:rStyle w:val="a5"/>
@@ -4784,7 +4784,7 @@
               <w:rPr>
                 <w:noProof/>
               </w:rPr>
-              <w:instrText xml:space="preserve"> PAGEREF _Toc240654109 \h </w:instrText>
+              <w:instrText xml:space="preserve"> PAGEREF _Toc240664748 \h </w:instrText>
             </w:r>
             <w:r>
               <w:rPr>
@@ -4827,7 +4827,7 @@
               <w14:ligatures w14:val="standardContextual"/>
             </w:rPr>
           </w:pPr>
-          <w:hyperlink w:anchor="_Toc240654110" w:history="1">
+          <w:hyperlink w:anchor="_Toc240664749" w:history="1">
             <w:r>
               <w:rPr>
                 <w:rStyle w:val="a5"/>
@@ -4866,7 +4866,7 @@
               <w:rPr>
                 <w:noProof/>
               </w:rPr>
-              <w:instrText xml:space="preserve"> PAGEREF _Toc240654110 \h </w:instrText>
+              <w:instrText xml:space="preserve"> PAGEREF _Toc240664749 \h </w:instrText>
             </w:r>
             <w:r>
               <w:rPr>
@@ -4909,7 +4909,7 @@
               <w14:ligatures w14:val="standardContextual"/>
             </w:rPr>
           </w:pPr>
-          <w:hyperlink w:anchor="_Toc240654111" w:history="1">
+          <w:hyperlink w:anchor="_Toc240664750" w:history="1">
             <w:r>
               <w:rPr>
                 <w:rStyle w:val="a5"/>
@@ -4963,7 +4963,7 @@
               <w:rPr>
                 <w:noProof/>
               </w:rPr>
-              <w:instrText xml:space="preserve"> PAGEREF _Toc240654111 \h </w:instrText>
+              <w:instrText xml:space="preserve"> PAGEREF _Toc240664750 \h </w:instrText>
             </w:r>
             <w:r>
               <w:rPr>
@@ -5006,7 +5006,7 @@
               <w14:ligatures w14:val="standardContextual"/>
             </w:rPr>
           </w:pPr>
-          <w:hyperlink w:anchor="_Toc240654112" w:history="1">
+          <w:hyperlink w:anchor="_Toc240664751" w:history="1">
             <w:r>
               <w:rPr>
                 <w:rStyle w:val="a5"/>
@@ -5060,7 +5060,7 @@
               <w:rPr>
                 <w:noProof/>
               </w:rPr>
-              <w:instrText xml:space="preserve"> PAGEREF _Toc240654112 \h </w:instrText>
+              <w:instrText xml:space="preserve"> PAGEREF _Toc240664751 \h </w:instrText>
             </w:r>
             <w:r>
               <w:rPr>
@@ -5105,7 +5105,7 @@
               <w14:ligatures w14:val="standardContextual"/>
             </w:rPr>
           </w:pPr>
-          <w:hyperlink w:anchor="_Toc240654113" w:history="1">
+          <w:hyperlink w:anchor="_Toc240664752" w:history="1">
             <w:r>
               <w:rPr>
                 <w:rStyle w:val="a5"/>
@@ -5174,7 +5174,7 @@
               <w:rPr>
                 <w:noProof/>
               </w:rPr>
-              <w:instrText xml:space="preserve"> PAGEREF _Toc240654113 \h </w:instrText>
+              <w:instrText xml:space="preserve"> PAGEREF _Toc240664752 \h </w:instrText>
             </w:r>
             <w:r>
               <w:rPr>
@@ -5217,7 +5217,7 @@
               <w14:ligatures w14:val="standardContextual"/>
             </w:rPr>
           </w:pPr>
-          <w:hyperlink w:anchor="_Toc240654114" w:history="1">
+          <w:hyperlink w:anchor="_Toc240664753" w:history="1">
             <w:r>
               <w:rPr>
                 <w:rStyle w:val="a5"/>
@@ -5286,7 +5286,7 @@
               <w:rPr>
                 <w:noProof/>
               </w:rPr>
-              <w:instrText xml:space="preserve"> PAGEREF _Toc240654114 \h </w:instrText>
+              <w:instrText xml:space="preserve"> PAGEREF _Toc240664753 \h </w:instrText>
             </w:r>
             <w:r>
               <w:rPr>
@@ -5329,7 +5329,7 @@
               <w14:ligatures w14:val="standardContextual"/>
             </w:rPr>
           </w:pPr>
-          <w:hyperlink w:anchor="_Toc240654115" w:history="1">
+          <w:hyperlink w:anchor="_Toc240664754" w:history="1">
             <w:r>
               <w:rPr>
                 <w:rStyle w:val="a5"/>
@@ -5428,7 +5428,7 @@
               <w:rPr>
                 <w:noProof/>
               </w:rPr>
-              <w:instrText xml:space="preserve"> PAGEREF _Toc240654115 \h </w:instrText>
+              <w:instrText xml:space="preserve"> PAGEREF _Toc240664754 \h </w:instrText>
             </w:r>
             <w:r>
               <w:rPr>
@@ -5471,7 +5471,7 @@
               <w14:ligatures w14:val="standardContextual"/>
             </w:rPr>
           </w:pPr>
-          <w:hyperlink w:anchor="_Toc240654116" w:history="1">
+          <w:hyperlink w:anchor="_Toc240664755" w:history="1">
             <w:r>
               <w:rPr>
                 <w:rStyle w:val="a5"/>
@@ -5525,7 +5525,7 @@
               <w:rPr>
                 <w:noProof/>
               </w:rPr>
-              <w:instrText xml:space="preserve"> PAGEREF _Toc240654116 \h </w:instrText>
+              <w:instrText xml:space="preserve"> PAGEREF _Toc240664755 \h </w:instrText>
             </w:r>
             <w:r>
               <w:rPr>
@@ -5568,7 +5568,7 @@
               <w14:ligatures w14:val="standardContextual"/>
             </w:rPr>
           </w:pPr>
-          <w:hyperlink w:anchor="_Toc240654117" w:history="1">
+          <w:hyperlink w:anchor="_Toc240664756" w:history="1">
             <w:r>
               <w:rPr>
                 <w:rStyle w:val="a5"/>
@@ -5592,7 +5592,7 @@
               <w:rPr>
                 <w:noProof/>
               </w:rPr>
-              <w:instrText xml:space="preserve"> PAGEREF _Toc240654117 \h </w:instrText>
+              <w:instrText xml:space="preserve"> PAGEREF _Toc240664756 \h </w:instrText>
             </w:r>
             <w:r>
               <w:rPr>
@@ -5637,7 +5637,7 @@
               <w14:ligatures w14:val="standardContextual"/>
             </w:rPr>
           </w:pPr>
-          <w:hyperlink w:anchor="_Toc240654118" w:history="1">
+          <w:hyperlink w:anchor="_Toc240664757" w:history="1">
             <w:r>
               <w:rPr>
                 <w:rStyle w:val="a5"/>
@@ -5661,7 +5661,7 @@
               <w:rPr>
                 <w:noProof/>
               </w:rPr>
-              <w:instrText xml:space="preserve"> PAGEREF _Toc240654118 \h </w:instrText>
+              <w:instrText xml:space="preserve"> PAGEREF _Toc240664757 \h </w:instrText>
             </w:r>
             <w:r>
               <w:rPr>
@@ -5706,7 +5706,7 @@
               <w14:ligatures w14:val="standardContextual"/>
             </w:rPr>
           </w:pPr>
-          <w:hyperlink w:anchor="_Toc240654119" w:history="1">
+          <w:hyperlink w:anchor="_Toc240664758" w:history="1">
             <w:r>
               <w:rPr>
                 <w:rStyle w:val="a5"/>
@@ -5790,7 +5790,7 @@
               <w:rPr>
                 <w:noProof/>
               </w:rPr>
-              <w:instrText xml:space="preserve"> PAGEREF _Toc240654119 \h </w:instrText>
+              <w:instrText xml:space="preserve"> PAGEREF _Toc240664758 \h </w:instrText>
             </w:r>
             <w:r>
               <w:rPr>
@@ -5835,7 +5835,7 @@
               <w14:ligatures w14:val="standardContextual"/>
             </w:rPr>
           </w:pPr>
-          <w:hyperlink w:anchor="_Toc240654120" w:history="1">
+          <w:hyperlink w:anchor="_Toc240664759" w:history="1">
             <w:r>
               <w:rPr>
                 <w:rStyle w:val="a5"/>
@@ -5874,7 +5874,7 @@
               <w:rPr>
                 <w:noProof/>
               </w:rPr>
-              <w:instrText xml:space="preserve"> PAGEREF _Toc240654120 \h </w:instrText>
+              <w:instrText xml:space="preserve"> PAGEREF _Toc240664759 \h </w:instrText>
             </w:r>
             <w:r>
               <w:rPr>
@@ -5919,7 +5919,7 @@
               <w14:ligatures w14:val="standardContextual"/>
             </w:rPr>
           </w:pPr>
-          <w:hyperlink w:anchor="_Toc240654121" w:history="1">
+          <w:hyperlink w:anchor="_Toc240664760" w:history="1">
             <w:r>
               <w:rPr>
                 <w:rStyle w:val="a5"/>
@@ -6033,7 +6033,7 @@
               <w:rPr>
                 <w:noProof/>
               </w:rPr>
-              <w:instrText xml:space="preserve"> PAGEREF _Toc240654121 \h </w:instrText>
+              <w:instrText xml:space="preserve"> PAGEREF _Toc240664760 \h </w:instrText>
             </w:r>
             <w:r>
               <w:rPr>
@@ -6095,7 +6095,7 @@
     <w:sdt>
       <w:sdtPr>
         <w:alias w:val="สารบัญภาพ"/>
-        <w:id w:val="1421602554"/>
+        <w:id w:val="1409802900"/>
       </w:sdtPr>
       <w:sdtEndPr/>
       <w:sdtContent>
@@ -6123,7 +6123,7 @@
           <w:r>
             <w:fldChar w:fldCharType="separate"/>
           </w:r>
-          <w:hyperlink w:anchor="_Toc240654122" w:history="1">
+          <w:hyperlink w:anchor="_Toc240664761" w:history="1">
             <w:r>
               <w:rPr>
                 <w:rStyle w:val="a5"/>
@@ -6235,7 +6235,7 @@
               <w:rPr>
                 <w:noProof/>
               </w:rPr>
-              <w:instrText xml:space="preserve"> PAGEREF _Toc240654122 \h </w:instrText>
+              <w:instrText xml:space="preserve"> PAGEREF _Toc240664761 \h </w:instrText>
             </w:r>
             <w:r>
               <w:rPr>
@@ -6278,7 +6278,7 @@
               <w14:ligatures w14:val="standardContextual"/>
             </w:rPr>
           </w:pPr>
-          <w:hyperlink w:anchor="_Toc240654123" w:history="1">
+          <w:hyperlink w:anchor="_Toc240664762" w:history="1">
             <w:r>
               <w:rPr>
                 <w:rStyle w:val="a5"/>
@@ -6375,7 +6375,7 @@
               <w:rPr>
                 <w:noProof/>
               </w:rPr>
-              <w:instrText xml:space="preserve"> PAGEREF _Toc240654123 \h </w:instrText>
+              <w:instrText xml:space="preserve"> PAGEREF _Toc240664762 \h </w:instrText>
             </w:r>
             <w:r>
               <w:rPr>
@@ -6418,7 +6418,7 @@
               <w14:ligatures w14:val="standardContextual"/>
             </w:rPr>
           </w:pPr>
-          <w:hyperlink w:anchor="_Toc240654124" w:history="1">
+          <w:hyperlink w:anchor="_Toc240664763" w:history="1">
             <w:r>
               <w:rPr>
                 <w:rStyle w:val="a5"/>
@@ -6575,7 +6575,7 @@
               <w:rPr>
                 <w:noProof/>
               </w:rPr>
-              <w:instrText xml:space="preserve"> PAGEREF _Toc240654124 \h </w:instrText>
+              <w:instrText xml:space="preserve"> PAGEREF _Toc240664763 \h </w:instrText>
             </w:r>
             <w:r>
               <w:rPr>
@@ -6618,7 +6618,7 @@
               <w14:ligatures w14:val="standardContextual"/>
             </w:rPr>
           </w:pPr>
-          <w:hyperlink w:anchor="_Toc240654125" w:history="1">
+          <w:hyperlink w:anchor="_Toc240664764" w:history="1">
             <w:r>
               <w:rPr>
                 <w:rStyle w:val="a5"/>
@@ -6775,7 +6775,7 @@
               <w:rPr>
                 <w:noProof/>
               </w:rPr>
-              <w:instrText xml:space="preserve"> PAGEREF _Toc240654125 \h </w:instrText>
+              <w:instrText xml:space="preserve"> PAGEREF _Toc240664764 \h </w:instrText>
             </w:r>
             <w:r>
               <w:rPr>
@@ -6818,7 +6818,7 @@
               <w14:ligatures w14:val="standardContextual"/>
             </w:rPr>
           </w:pPr>
-          <w:hyperlink w:anchor="_Toc240654126" w:history="1">
+          <w:hyperlink w:anchor="_Toc240664765" w:history="1">
             <w:r>
               <w:rPr>
                 <w:rStyle w:val="a5"/>
@@ -7005,7 +7005,7 @@
               <w:rPr>
                 <w:noProof/>
               </w:rPr>
-              <w:instrText xml:space="preserve"> PAGEREF _Toc240654126 \h </w:instrText>
+              <w:instrText xml:space="preserve"> PAGEREF _Toc240664765 \h </w:instrText>
             </w:r>
             <w:r>
               <w:rPr>
@@ -7048,7 +7048,7 @@
               <w14:ligatures w14:val="standardContextual"/>
             </w:rPr>
           </w:pPr>
-          <w:hyperlink w:anchor="_Toc240654127" w:history="1">
+          <w:hyperlink w:anchor="_Toc240664766" w:history="1">
             <w:r>
               <w:rPr>
                 <w:rStyle w:val="a5"/>
@@ -7160,7 +7160,7 @@
               <w:rPr>
                 <w:noProof/>
               </w:rPr>
-              <w:instrText xml:space="preserve"> PAGEREF _Toc240654127 \h </w:instrText>
+              <w:instrText xml:space="preserve"> PAGEREF _Toc240664766 \h </w:instrText>
             </w:r>
             <w:r>
               <w:rPr>
@@ -7203,7 +7203,7 @@
               <w14:ligatures w14:val="standardContextual"/>
             </w:rPr>
           </w:pPr>
-          <w:hyperlink w:anchor="_Toc240654128" w:history="1">
+          <w:hyperlink w:anchor="_Toc240664767" w:history="1">
             <w:r>
               <w:rPr>
                 <w:rStyle w:val="a5"/>
@@ -7315,7 +7315,7 @@
               <w:rPr>
                 <w:noProof/>
               </w:rPr>
-              <w:instrText xml:space="preserve"> PAGEREF _Toc240654128 \h </w:instrText>
+              <w:instrText xml:space="preserve"> PAGEREF _Toc240664767 \h </w:instrText>
             </w:r>
             <w:r>
               <w:rPr>
@@ -7358,7 +7358,7 @@
               <w14:ligatures w14:val="standardContextual"/>
             </w:rPr>
           </w:pPr>
-          <w:hyperlink w:anchor="_Toc240654129" w:history="1">
+          <w:hyperlink w:anchor="_Toc240664768" w:history="1">
             <w:r>
               <w:rPr>
                 <w:rStyle w:val="a5"/>
@@ -7500,7 +7500,7 @@
               <w:rPr>
                 <w:noProof/>
               </w:rPr>
-              <w:instrText xml:space="preserve"> PAGEREF _Toc240654129 \h </w:instrText>
+              <w:instrText xml:space="preserve"> PAGEREF _Toc240664768 \h </w:instrText>
             </w:r>
             <w:r>
               <w:rPr>
@@ -7543,7 +7543,7 @@
               <w14:ligatures w14:val="standardContextual"/>
             </w:rPr>
           </w:pPr>
-          <w:hyperlink w:anchor="_Toc240654130" w:history="1">
+          <w:hyperlink w:anchor="_Toc240664769" w:history="1">
             <w:r>
               <w:rPr>
                 <w:rStyle w:val="a5"/>
@@ -7730,7 +7730,7 @@
               <w:rPr>
                 <w:noProof/>
               </w:rPr>
-              <w:instrText xml:space="preserve"> PAGEREF _Toc240654130 \h </w:instrText>
+              <w:instrText xml:space="preserve"> PAGEREF _Toc240664769 \h </w:instrText>
             </w:r>
             <w:r>
               <w:rPr>
@@ -7773,7 +7773,7 @@
               <w14:ligatures w14:val="standardContextual"/>
             </w:rPr>
           </w:pPr>
-          <w:hyperlink w:anchor="_Toc240654131" w:history="1">
+          <w:hyperlink w:anchor="_Toc240664770" w:history="1">
             <w:r>
               <w:rPr>
                 <w:rStyle w:val="a5"/>
@@ -7990,7 +7990,7 @@
               <w:rPr>
                 <w:noProof/>
               </w:rPr>
-              <w:instrText xml:space="preserve"> PAGEREF _Toc240654131 \h </w:instrText>
+              <w:instrText xml:space="preserve"> PAGEREF _Toc240664770 \h </w:instrText>
             </w:r>
             <w:r>
               <w:rPr>
@@ -8033,7 +8033,7 @@
               <w14:ligatures w14:val="standardContextual"/>
             </w:rPr>
           </w:pPr>
-          <w:hyperlink w:anchor="_Toc240654132" w:history="1">
+          <w:hyperlink w:anchor="_Toc240664771" w:history="1">
             <w:r>
               <w:rPr>
                 <w:rStyle w:val="a5"/>
@@ -8190,7 +8190,7 @@
               <w:rPr>
                 <w:noProof/>
               </w:rPr>
-              <w:instrText xml:space="preserve"> PAGEREF _Toc240654132 \h </w:instrText>
+              <w:instrText xml:space="preserve"> PAGEREF _Toc240664771 \h </w:instrText>
             </w:r>
             <w:r>
               <w:rPr>
@@ -8233,7 +8233,7 @@
               <w14:ligatures w14:val="standardContextual"/>
             </w:rPr>
           </w:pPr>
-          <w:hyperlink w:anchor="_Toc240654133" w:history="1">
+          <w:hyperlink w:anchor="_Toc240664772" w:history="1">
             <w:r>
               <w:rPr>
                 <w:rStyle w:val="a5"/>
@@ -8405,7 +8405,7 @@
               <w:rPr>
                 <w:noProof/>
               </w:rPr>
-              <w:instrText xml:space="preserve"> PAGEREF _Toc240654133 \h </w:instrText>
+              <w:instrText xml:space="preserve"> PAGEREF _Toc240664772 \h </w:instrText>
             </w:r>
             <w:r>
               <w:rPr>
@@ -8448,7 +8448,7 @@
               <w14:ligatures w14:val="standardContextual"/>
             </w:rPr>
           </w:pPr>
-          <w:hyperlink w:anchor="_Toc240654134" w:history="1">
+          <w:hyperlink w:anchor="_Toc240664773" w:history="1">
             <w:r>
               <w:rPr>
                 <w:rStyle w:val="a5"/>
@@ -8590,7 +8590,7 @@
               <w:rPr>
                 <w:noProof/>
               </w:rPr>
-              <w:instrText xml:space="preserve"> PAGEREF _Toc240654134 \h </w:instrText>
+              <w:instrText xml:space="preserve"> PAGEREF _Toc240664773 \h </w:instrText>
             </w:r>
             <w:r>
               <w:rPr>
@@ -8633,7 +8633,7 @@
               <w14:ligatures w14:val="standardContextual"/>
             </w:rPr>
           </w:pPr>
-          <w:hyperlink w:anchor="_Toc240654135" w:history="1">
+          <w:hyperlink w:anchor="_Toc240664774" w:history="1">
             <w:r>
               <w:rPr>
                 <w:rStyle w:val="a5"/>
@@ -8775,7 +8775,7 @@
               <w:rPr>
                 <w:noProof/>
               </w:rPr>
-              <w:instrText xml:space="preserve"> PAGEREF _Toc240654135 \h </w:instrText>
+              <w:instrText xml:space="preserve"> PAGEREF _Toc240664774 \h </w:instrText>
             </w:r>
             <w:r>
               <w:rPr>
@@ -8818,7 +8818,7 @@
               <w14:ligatures w14:val="standardContextual"/>
             </w:rPr>
           </w:pPr>
-          <w:hyperlink w:anchor="_Toc240654136" w:history="1">
+          <w:hyperlink w:anchor="_Toc240664775" w:history="1">
             <w:r>
               <w:rPr>
                 <w:rStyle w:val="a5"/>
@@ -8960,7 +8960,7 @@
               <w:rPr>
                 <w:noProof/>
               </w:rPr>
-              <w:instrText xml:space="preserve"> PAGEREF _Toc240654136 \h </w:instrText>
+              <w:instrText xml:space="preserve"> PAGEREF _Toc240664775 \h </w:instrText>
             </w:r>
             <w:r>
               <w:rPr>
@@ -9003,7 +9003,7 @@
               <w14:ligatures w14:val="standardContextual"/>
             </w:rPr>
           </w:pPr>
-          <w:hyperlink w:anchor="_Toc240654137" w:history="1">
+          <w:hyperlink w:anchor="_Toc240664776" w:history="1">
             <w:r>
               <w:rPr>
                 <w:rStyle w:val="a5"/>
@@ -9100,7 +9100,7 @@
               <w:rPr>
                 <w:noProof/>
               </w:rPr>
-              <w:instrText xml:space="preserve"> PAGEREF _Toc240654137 \h </w:instrText>
+              <w:instrText xml:space="preserve"> PAGEREF _Toc240664776 \h </w:instrText>
             </w:r>
             <w:r>
               <w:rPr>
@@ -9143,7 +9143,7 @@
               <w14:ligatures w14:val="standardContextual"/>
             </w:rPr>
           </w:pPr>
-          <w:hyperlink w:anchor="_Toc240654138" w:history="1">
+          <w:hyperlink w:anchor="_Toc240664777" w:history="1">
             <w:r>
               <w:rPr>
                 <w:rStyle w:val="a5"/>
@@ -9285,7 +9285,7 @@
               <w:rPr>
                 <w:noProof/>
               </w:rPr>
-              <w:instrText xml:space="preserve"> PAGEREF _Toc240654138 \h </w:instrText>
+              <w:instrText xml:space="preserve"> PAGEREF _Toc240664777 \h </w:instrText>
             </w:r>
             <w:r>
               <w:rPr>
@@ -9347,7 +9347,7 @@
     <w:sdt>
       <w:sdtPr>
         <w:alias w:val="สารบัญตาราง"/>
-        <w:id w:val="1216391511"/>
+        <w:id w:val="-1452002357"/>
       </w:sdtPr>
       <w:sdtEndPr/>
       <w:sdtContent>
@@ -9375,7 +9375,7 @@
           <w:r>
             <w:fldChar w:fldCharType="separate"/>
           </w:r>
-          <w:hyperlink w:anchor="_Toc240654139" w:history="1">
+          <w:hyperlink w:anchor="_Toc240664778" w:history="1">
             <w:r>
               <w:rPr>
                 <w:rStyle w:val="a5"/>
@@ -9517,7 +9517,7 @@
               <w:rPr>
                 <w:noProof/>
               </w:rPr>
-              <w:instrText xml:space="preserve"> PAGEREF _Toc240654139 \h </w:instrText>
+              <w:instrText xml:space="preserve"> PAGEREF _Toc240664778 \h </w:instrText>
             </w:r>
             <w:r>
               <w:rPr>
@@ -9560,7 +9560,7 @@
               <w14:ligatures w14:val="standardContextual"/>
             </w:rPr>
           </w:pPr>
-          <w:hyperlink w:anchor="_Toc240654140" w:history="1">
+          <w:hyperlink w:anchor="_Toc240664779" w:history="1">
             <w:r>
               <w:rPr>
                 <w:rStyle w:val="a5"/>
@@ -9642,7 +9642,7 @@
               <w:rPr>
                 <w:noProof/>
               </w:rPr>
-              <w:instrText xml:space="preserve"> PAGEREF _Toc240654140 \h </w:instrText>
+              <w:instrText xml:space="preserve"> PAGEREF _Toc240664779 \h </w:instrText>
             </w:r>
             <w:r>
               <w:rPr>
@@ -9685,7 +9685,7 @@
               <w14:ligatures w14:val="standardContextual"/>
             </w:rPr>
           </w:pPr>
-          <w:hyperlink w:anchor="_Toc240654141" w:history="1">
+          <w:hyperlink w:anchor="_Toc240664780" w:history="1">
             <w:r>
               <w:rPr>
                 <w:rStyle w:val="a5"/>
@@ -9812,7 +9812,7 @@
               <w:rPr>
                 <w:noProof/>
               </w:rPr>
-              <w:instrText xml:space="preserve"> PAGEREF _Toc240654141 \h </w:instrText>
+              <w:instrText xml:space="preserve"> PAGEREF _Toc240664780 \h </w:instrText>
             </w:r>
             <w:r>
               <w:rPr>
@@ -9855,7 +9855,7 @@
               <w14:ligatures w14:val="standardContextual"/>
             </w:rPr>
           </w:pPr>
-          <w:hyperlink w:anchor="_Toc240654142" w:history="1">
+          <w:hyperlink w:anchor="_Toc240664781" w:history="1">
             <w:r>
               <w:rPr>
                 <w:rStyle w:val="a5"/>
@@ -9937,7 +9937,7 @@
               <w:rPr>
                 <w:noProof/>
               </w:rPr>
-              <w:instrText xml:space="preserve"> PAGEREF _Toc240654142 \h </w:instrText>
+              <w:instrText xml:space="preserve"> PAGEREF _Toc240664781 \h </w:instrText>
             </w:r>
             <w:r>
               <w:rPr>
@@ -9980,7 +9980,7 @@
               <w14:ligatures w14:val="standardContextual"/>
             </w:rPr>
           </w:pPr>
-          <w:hyperlink w:anchor="_Toc240654143" w:history="1">
+          <w:hyperlink w:anchor="_Toc240664782" w:history="1">
             <w:r>
               <w:rPr>
                 <w:rStyle w:val="a5"/>
@@ -10092,7 +10092,7 @@
               <w:rPr>
                 <w:noProof/>
               </w:rPr>
-              <w:instrText xml:space="preserve"> PAGEREF _Toc240654143 \h </w:instrText>
+              <w:instrText xml:space="preserve"> PAGEREF _Toc240664782 \h </w:instrText>
             </w:r>
             <w:r>
               <w:rPr>
@@ -10135,7 +10135,7 @@
               <w14:ligatures w14:val="standardContextual"/>
             </w:rPr>
           </w:pPr>
-          <w:hyperlink w:anchor="_Toc240654144" w:history="1">
+          <w:hyperlink w:anchor="_Toc240664783" w:history="1">
             <w:r>
               <w:rPr>
                 <w:rStyle w:val="a5"/>
@@ -10292,7 +10292,7 @@
               <w:rPr>
                 <w:noProof/>
               </w:rPr>
-              <w:instrText xml:space="preserve"> PAGEREF _Toc240654144 \h </w:instrText>
+              <w:instrText xml:space="preserve"> PAGEREF _Toc240664783 \h </w:instrText>
             </w:r>
             <w:r>
               <w:rPr>
@@ -10335,7 +10335,7 @@
               <w14:ligatures w14:val="standardContextual"/>
             </w:rPr>
           </w:pPr>
-          <w:hyperlink w:anchor="_Toc240654145" w:history="1">
+          <w:hyperlink w:anchor="_Toc240664784" w:history="1">
             <w:r>
               <w:rPr>
                 <w:rStyle w:val="a5"/>
@@ -10462,7 +10462,7 @@
               <w:rPr>
                 <w:noProof/>
               </w:rPr>
-              <w:instrText xml:space="preserve"> PAGEREF _Toc240654145 \h </w:instrText>
+              <w:instrText xml:space="preserve"> PAGEREF _Toc240664784 \h </w:instrText>
             </w:r>
             <w:r>
               <w:rPr>
@@ -10505,7 +10505,7 @@
               <w14:ligatures w14:val="standardContextual"/>
             </w:rPr>
           </w:pPr>
-          <w:hyperlink w:anchor="_Toc240654146" w:history="1">
+          <w:hyperlink w:anchor="_Toc240664785" w:history="1">
             <w:r>
               <w:rPr>
                 <w:rStyle w:val="a5"/>
@@ -10617,7 +10617,7 @@
               <w:rPr>
                 <w:noProof/>
               </w:rPr>
-              <w:instrText xml:space="preserve"> PAGEREF _Toc240654146 \h </w:instrText>
+              <w:instrText xml:space="preserve"> PAGEREF _Toc240664785 \h </w:instrText>
             </w:r>
             <w:r>
               <w:rPr>
@@ -10660,7 +10660,7 @@
               <w14:ligatures w14:val="standardContextual"/>
             </w:rPr>
           </w:pPr>
-          <w:hyperlink w:anchor="_Toc240654147" w:history="1">
+          <w:hyperlink w:anchor="_Toc240664786" w:history="1">
             <w:r>
               <w:rPr>
                 <w:rStyle w:val="a5"/>
@@ -10817,7 +10817,7 @@
               <w:rPr>
                 <w:noProof/>
               </w:rPr>
-              <w:instrText xml:space="preserve"> PAGEREF _Toc240654147 \h </w:instrText>
+              <w:instrText xml:space="preserve"> PAGEREF _Toc240664786 \h </w:instrText>
             </w:r>
             <w:r>
               <w:rPr>
@@ -10860,7 +10860,7 @@
               <w14:ligatures w14:val="standardContextual"/>
             </w:rPr>
           </w:pPr>
-          <w:hyperlink w:anchor="_Toc240654148" w:history="1">
+          <w:hyperlink w:anchor="_Toc240664787" w:history="1">
             <w:r>
               <w:rPr>
                 <w:rStyle w:val="a5"/>
@@ -11017,7 +11017,7 @@
               <w:rPr>
                 <w:noProof/>
               </w:rPr>
-              <w:instrText xml:space="preserve"> PAGEREF _Toc240654148 \h </w:instrText>
+              <w:instrText xml:space="preserve"> PAGEREF _Toc240664787 \h </w:instrText>
             </w:r>
             <w:r>
               <w:rPr>
@@ -11060,7 +11060,7 @@
               <w14:ligatures w14:val="standardContextual"/>
             </w:rPr>
           </w:pPr>
-          <w:hyperlink w:anchor="_Toc240654149" w:history="1">
+          <w:hyperlink w:anchor="_Toc240664788" w:history="1">
             <w:r>
               <w:rPr>
                 <w:rStyle w:val="a5"/>
@@ -11217,7 +11217,7 @@
               <w:rPr>
                 <w:noProof/>
               </w:rPr>
-              <w:instrText xml:space="preserve"> PAGEREF _Toc240654149 \h </w:instrText>
+              <w:instrText xml:space="preserve"> PAGEREF _Toc240664788 \h </w:instrText>
             </w:r>
             <w:r>
               <w:rPr>
@@ -11260,7 +11260,7 @@
               <w14:ligatures w14:val="standardContextual"/>
             </w:rPr>
           </w:pPr>
-          <w:hyperlink w:anchor="_Toc240654150" w:history="1">
+          <w:hyperlink w:anchor="_Toc240664789" w:history="1">
             <w:r>
               <w:rPr>
                 <w:rStyle w:val="a5"/>
@@ -11342,7 +11342,7 @@
               <w:rPr>
                 <w:noProof/>
               </w:rPr>
-              <w:instrText xml:space="preserve"> PAGEREF _Toc240654150 \h </w:instrText>
+              <w:instrText xml:space="preserve"> PAGEREF _Toc240664789 \h </w:instrText>
             </w:r>
             <w:r>
               <w:rPr>
@@ -11385,7 +11385,7 @@
               <w14:ligatures w14:val="standardContextual"/>
             </w:rPr>
           </w:pPr>
-          <w:hyperlink w:anchor="_Toc240654151" w:history="1">
+          <w:hyperlink w:anchor="_Toc240664790" w:history="1">
             <w:r>
               <w:rPr>
                 <w:rStyle w:val="a5"/>
@@ -11467,7 +11467,7 @@
               <w:rPr>
                 <w:noProof/>
               </w:rPr>
-              <w:instrText xml:space="preserve"> PAGEREF _Toc240654151 \h </w:instrText>
+              <w:instrText xml:space="preserve"> PAGEREF _Toc240664790 \h </w:instrText>
             </w:r>
             <w:r>
               <w:rPr>
@@ -11510,7 +11510,7 @@
               <w14:ligatures w14:val="standardContextual"/>
             </w:rPr>
           </w:pPr>
-          <w:hyperlink w:anchor="_Toc240654152" w:history="1">
+          <w:hyperlink w:anchor="_Toc240664791" w:history="1">
             <w:r>
               <w:rPr>
                 <w:rStyle w:val="a5"/>
@@ -11577,7 +11577,7 @@
               <w:rPr>
                 <w:noProof/>
               </w:rPr>
-              <w:instrText xml:space="preserve"> PAGEREF _Toc240654152 \h </w:instrText>
+              <w:instrText xml:space="preserve"> PAGEREF _Toc240664791 \h </w:instrText>
             </w:r>
             <w:r>
               <w:rPr>
@@ -11620,7 +11620,7 @@
               <w14:ligatures w14:val="standardContextual"/>
             </w:rPr>
           </w:pPr>
-          <w:hyperlink w:anchor="_Toc240654153" w:history="1">
+          <w:hyperlink w:anchor="_Toc240664792" w:history="1">
             <w:r>
               <w:rPr>
                 <w:rStyle w:val="a5"/>
@@ -11747,7 +11747,7 @@
               <w:rPr>
                 <w:noProof/>
               </w:rPr>
-              <w:instrText xml:space="preserve"> PAGEREF _Toc240654153 \h </w:instrText>
+              <w:instrText xml:space="preserve"> PAGEREF _Toc240664792 \h </w:instrText>
             </w:r>
             <w:r>
               <w:rPr>
@@ -11790,7 +11790,7 @@
               <w14:ligatures w14:val="standardContextual"/>
             </w:rPr>
           </w:pPr>
-          <w:hyperlink w:anchor="_Toc240654154" w:history="1">
+          <w:hyperlink w:anchor="_Toc240664793" w:history="1">
             <w:r>
               <w:rPr>
                 <w:rStyle w:val="a5"/>
@@ -11902,7 +11902,7 @@
               <w:rPr>
                 <w:noProof/>
               </w:rPr>
-              <w:instrText xml:space="preserve"> PAGEREF _Toc240654154 \h </w:instrText>
+              <w:instrText xml:space="preserve"> PAGEREF _Toc240664793 \h </w:instrText>
             </w:r>
             <w:r>
               <w:rPr>
@@ -11945,7 +11945,7 @@
               <w14:ligatures w14:val="standardContextual"/>
             </w:rPr>
           </w:pPr>
-          <w:hyperlink w:anchor="_Toc240654155" w:history="1">
+          <w:hyperlink w:anchor="_Toc240664794" w:history="1">
             <w:r>
               <w:rPr>
                 <w:rStyle w:val="a5"/>
@@ -12027,7 +12027,7 @@
               <w:rPr>
                 <w:noProof/>
               </w:rPr>
-              <w:instrText xml:space="preserve"> PAGEREF _Toc240654155 \h </w:instrText>
+              <w:instrText xml:space="preserve"> PAGEREF _Toc240664794 \h </w:instrText>
             </w:r>
             <w:r>
               <w:rPr>
@@ -12070,7 +12070,7 @@
               <w14:ligatures w14:val="standardContextual"/>
             </w:rPr>
           </w:pPr>
-          <w:hyperlink w:anchor="_Toc240654156" w:history="1">
+          <w:hyperlink w:anchor="_Toc240664795" w:history="1">
             <w:r>
               <w:rPr>
                 <w:rStyle w:val="a5"/>
@@ -12182,7 +12182,7 @@
               <w:rPr>
                 <w:noProof/>
               </w:rPr>
-              <w:instrText xml:space="preserve"> PAGEREF _Toc240654156 \h </w:instrText>
+              <w:instrText xml:space="preserve"> PAGEREF _Toc240664795 \h </w:instrText>
             </w:r>
             <w:r>
               <w:rPr>
@@ -12225,7 +12225,7 @@
               <w14:ligatures w14:val="standardContextual"/>
             </w:rPr>
           </w:pPr>
-          <w:hyperlink w:anchor="_Toc240654157" w:history="1">
+          <w:hyperlink w:anchor="_Toc240664796" w:history="1">
             <w:r>
               <w:rPr>
                 <w:rStyle w:val="a5"/>
@@ -12397,7 +12397,7 @@
               <w:rPr>
                 <w:noProof/>
               </w:rPr>
-              <w:instrText xml:space="preserve"> PAGEREF _Toc240654157 \h </w:instrText>
+              <w:instrText xml:space="preserve"> PAGEREF _Toc240664796 \h </w:instrText>
             </w:r>
             <w:r>
               <w:rPr>
@@ -12440,7 +12440,7 @@
               <w14:ligatures w14:val="standardContextual"/>
             </w:rPr>
           </w:pPr>
-          <w:hyperlink w:anchor="_Toc240654158" w:history="1">
+          <w:hyperlink w:anchor="_Toc240664797" w:history="1">
             <w:r>
               <w:rPr>
                 <w:rStyle w:val="a5"/>
@@ -12552,7 +12552,7 @@
               <w:rPr>
                 <w:noProof/>
               </w:rPr>
-              <w:instrText xml:space="preserve"> PAGEREF _Toc240654158 \h </w:instrText>
+              <w:instrText xml:space="preserve"> PAGEREF _Toc240664797 \h </w:instrText>
             </w:r>
             <w:r>
               <w:rPr>
@@ -12595,7 +12595,7 @@
               <w14:ligatures w14:val="standardContextual"/>
             </w:rPr>
           </w:pPr>
-          <w:hyperlink w:anchor="_Toc240654159" w:history="1">
+          <w:hyperlink w:anchor="_Toc240664798" w:history="1">
             <w:r>
               <w:rPr>
                 <w:rStyle w:val="a5"/>
@@ -12737,7 +12737,7 @@
               <w:rPr>
                 <w:noProof/>
               </w:rPr>
-              <w:instrText xml:space="preserve"> PAGEREF _Toc240654159 \h </w:instrText>
+              <w:instrText xml:space="preserve"> PAGEREF _Toc240664798 \h </w:instrText>
             </w:r>
             <w:r>
               <w:rPr>
@@ -12780,7 +12780,7 @@
               <w14:ligatures w14:val="standardContextual"/>
             </w:rPr>
           </w:pPr>
-          <w:hyperlink w:anchor="_Toc240654160" w:history="1">
+          <w:hyperlink w:anchor="_Toc240664799" w:history="1">
             <w:r>
               <w:rPr>
                 <w:rStyle w:val="a5"/>
@@ -12907,7 +12907,7 @@
               <w:rPr>
                 <w:noProof/>
               </w:rPr>
-              <w:instrText xml:space="preserve"> PAGEREF _Toc240654160 \h </w:instrText>
+              <w:instrText xml:space="preserve"> PAGEREF _Toc240664799 \h </w:instrText>
             </w:r>
             <w:r>
               <w:rPr>
@@ -12950,7 +12950,7 @@
               <w14:ligatures w14:val="standardContextual"/>
             </w:rPr>
           </w:pPr>
-          <w:hyperlink w:anchor="_Toc240654161" w:history="1">
+          <w:hyperlink w:anchor="_Toc240664800" w:history="1">
             <w:r>
               <w:rPr>
                 <w:rStyle w:val="a5"/>
@@ -13062,7 +13062,7 @@
               <w:rPr>
                 <w:noProof/>
               </w:rPr>
-              <w:instrText xml:space="preserve"> PAGEREF _Toc240654161 \h </w:instrText>
+              <w:instrText xml:space="preserve"> PAGEREF _Toc240664800 \h </w:instrText>
             </w:r>
             <w:r>
               <w:rPr>
@@ -13105,7 +13105,7 @@
               <w14:ligatures w14:val="standardContextual"/>
             </w:rPr>
           </w:pPr>
-          <w:hyperlink w:anchor="_Toc240654162" w:history="1">
+          <w:hyperlink w:anchor="_Toc240664801" w:history="1">
             <w:r>
               <w:rPr>
                 <w:rStyle w:val="a5"/>
@@ -13187,7 +13187,7 @@
               <w:rPr>
                 <w:noProof/>
               </w:rPr>
-              <w:instrText xml:space="preserve"> PAGEREF _Toc240654162 \h </w:instrText>
+              <w:instrText xml:space="preserve"> PAGEREF _Toc240664801 \h </w:instrText>
             </w:r>
             <w:r>
               <w:rPr>
@@ -13230,7 +13230,7 @@
               <w14:ligatures w14:val="standardContextual"/>
             </w:rPr>
           </w:pPr>
-          <w:hyperlink w:anchor="_Toc240654163" w:history="1">
+          <w:hyperlink w:anchor="_Toc240664802" w:history="1">
             <w:r>
               <w:rPr>
                 <w:rStyle w:val="a5"/>
@@ -13327,7 +13327,7 @@
               <w:rPr>
                 <w:noProof/>
               </w:rPr>
-              <w:instrText xml:space="preserve"> PAGEREF _Toc240654163 \h </w:instrText>
+              <w:instrText xml:space="preserve"> PAGEREF _Toc240664802 \h </w:instrText>
             </w:r>
             <w:r>
               <w:rPr>
@@ -13370,7 +13370,7 @@
               <w14:ligatures w14:val="standardContextual"/>
             </w:rPr>
           </w:pPr>
-          <w:hyperlink w:anchor="_Toc240654164" w:history="1">
+          <w:hyperlink w:anchor="_Toc240664803" w:history="1">
             <w:r>
               <w:rPr>
                 <w:rStyle w:val="a5"/>
@@ -13437,7 +13437,7 @@
               <w:rPr>
                 <w:noProof/>
               </w:rPr>
-              <w:instrText xml:space="preserve"> PAGEREF _Toc240654164 \h </w:instrText>
+              <w:instrText xml:space="preserve"> PAGEREF _Toc240664803 \h </w:instrText>
             </w:r>
             <w:r>
               <w:rPr>
@@ -13491,7 +13491,7 @@
         <w:spacing w:after="360"/>
         <w:jc w:val="center"/>
       </w:pPr>
-      <w:bookmarkStart w:id="0" w:name="_Toc240654071"/>
+      <w:bookmarkStart w:id="0" w:name="_Toc240664710"/>
       <w:r>
         <w:lastRenderedPageBreak/>
         <w:t>บท​ที่ 1</w:t>
@@ -13510,7 +13510,7 @@
         <w:keepNext/>
         <w:spacing w:before="240" w:after="60"/>
       </w:pPr>
-      <w:bookmarkStart w:id="1" w:name="_Toc240654072"/>
+      <w:bookmarkStart w:id="1" w:name="_Toc240664711"/>
       <w:r>
         <w:t xml:space="preserve">1.1 </w:t>
       </w:r>
@@ -13552,7 +13552,7 @@
         <w:keepNext/>
         <w:spacing w:before="240" w:after="60"/>
       </w:pPr>
-      <w:bookmarkStart w:id="2" w:name="_Toc240654073"/>
+      <w:bookmarkStart w:id="2" w:name="_Toc240664712"/>
       <w:r>
         <w:t xml:space="preserve">1.2 </w:t>
       </w:r>
@@ -13576,7 +13576,7 @@
         <w:keepNext/>
         <w:spacing w:before="200" w:after="60"/>
       </w:pPr>
-      <w:bookmarkStart w:id="3" w:name="_Toc240654139"/>
+      <w:bookmarkStart w:id="3" w:name="_Toc240664778"/>
       <w:r>
         <w:rPr>
           <w:b/>
@@ -13605,7 +13605,7 @@
           <w:left w:w="10" w:type="dxa"/>
           <w:right w:w="10" w:type="dxa"/>
         </w:tblCellMar>
-        <w:tblLook w:val="0000" w:firstRow="0" w:lastRow="0" w:firstColumn="0" w:lastColumn="0" w:noHBand="0" w:noVBand="0"/>
+        <w:tblLook w:val="04A0" w:firstRow="1" w:lastRow="0" w:firstColumn="1" w:lastColumn="0" w:noHBand="0" w:noVBand="1"/>
       </w:tblPr>
       <w:tblGrid>
         <w:gridCol w:w="755"/>
@@ -14377,7 +14377,7 @@
         <w:keepNext/>
         <w:spacing w:before="240" w:after="60"/>
       </w:pPr>
-      <w:bookmarkStart w:id="4" w:name="_Toc240654074"/>
+      <w:bookmarkStart w:id="4" w:name="_Toc240664713"/>
       <w:r>
         <w:t xml:space="preserve">1.3 </w:t>
       </w:r>
@@ -14457,7 +14457,7 @@
         <w:keepNext/>
         <w:spacing w:before="240" w:after="60"/>
       </w:pPr>
-      <w:bookmarkStart w:id="5" w:name="_Toc240654075"/>
+      <w:bookmarkStart w:id="5" w:name="_Toc240664714"/>
       <w:r>
         <w:t xml:space="preserve">1.4 </w:t>
       </w:r>
@@ -14481,7 +14481,7 @@
         <w:keepNext/>
         <w:spacing w:before="200" w:after="60"/>
       </w:pPr>
-      <w:bookmarkStart w:id="6" w:name="_Toc240654140"/>
+      <w:bookmarkStart w:id="6" w:name="_Toc240664779"/>
       <w:r>
         <w:rPr>
           <w:b/>
@@ -14510,7 +14510,7 @@
           <w:left w:w="10" w:type="dxa"/>
           <w:right w:w="10" w:type="dxa"/>
         </w:tblCellMar>
-        <w:tblLook w:val="0000" w:firstRow="0" w:lastRow="0" w:firstColumn="0" w:lastColumn="0" w:noHBand="0" w:noVBand="0"/>
+        <w:tblLook w:val="04A0" w:firstRow="1" w:lastRow="0" w:firstColumn="1" w:lastColumn="0" w:noHBand="0" w:noVBand="1"/>
       </w:tblPr>
       <w:tblGrid>
         <w:gridCol w:w="2265"/>
@@ -15261,7 +15261,7 @@
         <w:keepNext/>
         <w:spacing w:before="240" w:after="60"/>
       </w:pPr>
-      <w:bookmarkStart w:id="7" w:name="_Toc240654076"/>
+      <w:bookmarkStart w:id="7" w:name="_Toc240664715"/>
       <w:r>
         <w:t xml:space="preserve">1.5 </w:t>
       </w:r>
@@ -15285,7 +15285,7 @@
         <w:keepNext/>
         <w:spacing w:before="200" w:after="60"/>
       </w:pPr>
-      <w:bookmarkStart w:id="8" w:name="_Toc240654141"/>
+      <w:bookmarkStart w:id="8" w:name="_Toc240664780"/>
       <w:r>
         <w:rPr>
           <w:b/>
@@ -15314,7 +15314,7 @@
           <w:left w:w="10" w:type="dxa"/>
           <w:right w:w="10" w:type="dxa"/>
         </w:tblCellMar>
-        <w:tblLook w:val="0000" w:firstRow="0" w:lastRow="0" w:firstColumn="0" w:lastColumn="0" w:noHBand="0" w:noVBand="0"/>
+        <w:tblLook w:val="04A0" w:firstRow="1" w:lastRow="0" w:firstColumn="1" w:lastColumn="0" w:noHBand="0" w:noVBand="1"/>
       </w:tblPr>
       <w:tblGrid>
         <w:gridCol w:w="1812"/>
@@ -15819,7 +15819,7 @@
         <w:keepNext/>
         <w:spacing w:before="240" w:after="60"/>
       </w:pPr>
-      <w:bookmarkStart w:id="9" w:name="_Toc240654077"/>
+      <w:bookmarkStart w:id="9" w:name="_Toc240664716"/>
       <w:r>
         <w:lastRenderedPageBreak/>
         <w:t xml:space="preserve">1.6 </w:t>
@@ -16002,7 +16002,7 @@
         <w:keepNext/>
         <w:spacing w:before="240" w:after="60"/>
       </w:pPr>
-      <w:bookmarkStart w:id="10" w:name="_Toc240654078"/>
+      <w:bookmarkStart w:id="10" w:name="_Toc240664717"/>
       <w:r>
         <w:t xml:space="preserve">1.7 </w:t>
       </w:r>
@@ -16070,7 +16070,7 @@
         <w:spacing w:after="360"/>
         <w:jc w:val="center"/>
       </w:pPr>
-      <w:bookmarkStart w:id="11" w:name="_Toc240654079"/>
+      <w:bookmarkStart w:id="11" w:name="_Toc240664718"/>
       <w:r>
         <w:lastRenderedPageBreak/>
         <w:t>บท​ที่ 2</w:t>
@@ -16098,7 +16098,7 @@
         <w:keepNext/>
         <w:spacing w:before="240" w:after="60"/>
       </w:pPr>
-      <w:bookmarkStart w:id="12" w:name="_Toc240654080"/>
+      <w:bookmarkStart w:id="12" w:name="_Toc240664719"/>
       <w:r>
         <w:t xml:space="preserve">2.1 </w:t>
       </w:r>
@@ -16122,7 +16122,7 @@
         <w:keepNext/>
         <w:spacing w:before="200" w:after="60"/>
       </w:pPr>
-      <w:bookmarkStart w:id="13" w:name="_Toc240654142"/>
+      <w:bookmarkStart w:id="13" w:name="_Toc240664781"/>
       <w:r>
         <w:rPr>
           <w:b/>
@@ -16151,7 +16151,7 @@
           <w:left w:w="10" w:type="dxa"/>
           <w:right w:w="10" w:type="dxa"/>
         </w:tblCellMar>
-        <w:tblLook w:val="0000" w:firstRow="0" w:lastRow="0" w:firstColumn="0" w:lastColumn="0" w:noHBand="0" w:noVBand="0"/>
+        <w:tblLook w:val="04A0" w:firstRow="1" w:lastRow="0" w:firstColumn="1" w:lastColumn="0" w:noHBand="0" w:noVBand="1"/>
       </w:tblPr>
       <w:tblGrid>
         <w:gridCol w:w="854"/>
@@ -19589,7 +19589,7 @@
         <w:keepNext/>
         <w:spacing w:before="240" w:after="60"/>
       </w:pPr>
-      <w:bookmarkStart w:id="14" w:name="_Toc240654081"/>
+      <w:bookmarkStart w:id="14" w:name="_Toc240664720"/>
       <w:r>
         <w:t xml:space="preserve">2.2 </w:t>
       </w:r>
@@ -19613,7 +19613,7 @@
         <w:keepNext/>
         <w:spacing w:before="200" w:after="60"/>
       </w:pPr>
-      <w:bookmarkStart w:id="15" w:name="_Toc240654143"/>
+      <w:bookmarkStart w:id="15" w:name="_Toc240664782"/>
       <w:r>
         <w:rPr>
           <w:b/>
@@ -19642,7 +19642,7 @@
           <w:left w:w="10" w:type="dxa"/>
           <w:right w:w="10" w:type="dxa"/>
         </w:tblCellMar>
-        <w:tblLook w:val="0000" w:firstRow="0" w:lastRow="0" w:firstColumn="0" w:lastColumn="0" w:noHBand="0" w:noVBand="0"/>
+        <w:tblLook w:val="04A0" w:firstRow="1" w:lastRow="0" w:firstColumn="1" w:lastColumn="0" w:noHBand="0" w:noVBand="1"/>
       </w:tblPr>
       <w:tblGrid>
         <w:gridCol w:w="1359"/>
@@ -22035,7 +22035,7 @@
         <w:keepNext/>
         <w:spacing w:before="240" w:after="60"/>
       </w:pPr>
-      <w:bookmarkStart w:id="16" w:name="_Toc240654082"/>
+      <w:bookmarkStart w:id="16" w:name="_Toc240664721"/>
       <w:r>
         <w:lastRenderedPageBreak/>
         <w:t xml:space="preserve">2.3 </w:t>
@@ -22060,7 +22060,7 @@
         <w:keepNext/>
         <w:spacing w:before="200" w:after="60"/>
       </w:pPr>
-      <w:bookmarkStart w:id="17" w:name="_Toc240654144"/>
+      <w:bookmarkStart w:id="17" w:name="_Toc240664783"/>
       <w:r>
         <w:rPr>
           <w:b/>
@@ -22089,7 +22089,7 @@
           <w:left w:w="10" w:type="dxa"/>
           <w:right w:w="10" w:type="dxa"/>
         </w:tblCellMar>
-        <w:tblLook w:val="0000" w:firstRow="0" w:lastRow="0" w:firstColumn="0" w:lastColumn="0" w:noHBand="0" w:noVBand="0"/>
+        <w:tblLook w:val="04A0" w:firstRow="1" w:lastRow="0" w:firstColumn="1" w:lastColumn="0" w:noHBand="0" w:noVBand="1"/>
       </w:tblPr>
       <w:tblGrid>
         <w:gridCol w:w="1978"/>
@@ -22924,7 +22924,7 @@
         <w:spacing w:after="360"/>
         <w:jc w:val="center"/>
       </w:pPr>
-      <w:bookmarkStart w:id="18" w:name="_Toc240654083"/>
+      <w:bookmarkStart w:id="18" w:name="_Toc240664722"/>
       <w:r>
         <w:lastRenderedPageBreak/>
         <w:t>บท​ที่ 3</w:t>
@@ -22943,7 +22943,7 @@
         <w:keepNext/>
         <w:spacing w:before="240" w:after="60"/>
       </w:pPr>
-      <w:bookmarkStart w:id="19" w:name="_Toc240654084"/>
+      <w:bookmarkStart w:id="19" w:name="_Toc240664723"/>
       <w:r>
         <w:t xml:space="preserve">3.1 </w:t>
       </w:r>
@@ -22982,7 +22982,7 @@
         <w:keepNext/>
         <w:spacing w:before="240" w:after="60"/>
       </w:pPr>
-      <w:bookmarkStart w:id="20" w:name="_Toc240654085"/>
+      <w:bookmarkStart w:id="20" w:name="_Toc240664724"/>
       <w:r>
         <w:t xml:space="preserve">3.2 </w:t>
       </w:r>
@@ -22997,7 +22997,7 @@
         <w:keepNext/>
         <w:spacing w:before="200" w:after="60"/>
       </w:pPr>
-      <w:bookmarkStart w:id="21" w:name="_Toc240654145"/>
+      <w:bookmarkStart w:id="21" w:name="_Toc240664784"/>
       <w:r>
         <w:rPr>
           <w:b/>
@@ -23026,7 +23026,7 @@
           <w:left w:w="10" w:type="dxa"/>
           <w:right w:w="10" w:type="dxa"/>
         </w:tblCellMar>
-        <w:tblLook w:val="0000" w:firstRow="0" w:lastRow="0" w:firstColumn="0" w:lastColumn="0" w:noHBand="0" w:noVBand="0"/>
+        <w:tblLook w:val="04A0" w:firstRow="1" w:lastRow="0" w:firstColumn="1" w:lastColumn="0" w:noHBand="0" w:noVBand="1"/>
       </w:tblPr>
       <w:tblGrid>
         <w:gridCol w:w="2492"/>
@@ -23309,7 +23309,7 @@
         <w:keepNext/>
         <w:spacing w:before="240" w:after="60"/>
       </w:pPr>
-      <w:bookmarkStart w:id="22" w:name="_Toc240654086"/>
+      <w:bookmarkStart w:id="22" w:name="_Toc240664725"/>
       <w:r>
         <w:t xml:space="preserve">3.3 Product Backlog </w:t>
       </w:r>
@@ -23333,7 +23333,7 @@
         <w:keepNext/>
         <w:spacing w:before="200" w:after="60"/>
       </w:pPr>
-      <w:bookmarkStart w:id="23" w:name="_Toc240654146"/>
+      <w:bookmarkStart w:id="23" w:name="_Toc240664785"/>
       <w:r>
         <w:rPr>
           <w:b/>
@@ -23363,7 +23363,7 @@
           <w:left w:w="10" w:type="dxa"/>
           <w:right w:w="10" w:type="dxa"/>
         </w:tblCellMar>
-        <w:tblLook w:val="0000" w:firstRow="0" w:lastRow="0" w:firstColumn="0" w:lastColumn="0" w:noHBand="0" w:noVBand="0"/>
+        <w:tblLook w:val="04A0" w:firstRow="1" w:lastRow="0" w:firstColumn="1" w:lastColumn="0" w:noHBand="0" w:noVBand="1"/>
       </w:tblPr>
       <w:tblGrid>
         <w:gridCol w:w="755"/>
@@ -25356,7 +25356,7 @@
         <w:keepNext/>
         <w:spacing w:before="240" w:after="60"/>
       </w:pPr>
-      <w:bookmarkStart w:id="24" w:name="_Toc240654087"/>
+      <w:bookmarkStart w:id="24" w:name="_Toc240664726"/>
       <w:r>
         <w:t xml:space="preserve">3.4 </w:t>
       </w:r>
@@ -25380,7 +25380,7 @@
         <w:keepNext/>
         <w:spacing w:before="200" w:after="60"/>
       </w:pPr>
-      <w:bookmarkStart w:id="25" w:name="_Toc240654147"/>
+      <w:bookmarkStart w:id="25" w:name="_Toc240664786"/>
       <w:r>
         <w:rPr>
           <w:b/>
@@ -25409,7 +25409,7 @@
           <w:left w:w="10" w:type="dxa"/>
           <w:right w:w="10" w:type="dxa"/>
         </w:tblCellMar>
-        <w:tblLook w:val="0000" w:firstRow="0" w:lastRow="0" w:firstColumn="0" w:lastColumn="0" w:noHBand="0" w:noVBand="0"/>
+        <w:tblLook w:val="04A0" w:firstRow="1" w:lastRow="0" w:firstColumn="1" w:lastColumn="0" w:noHBand="0" w:noVBand="1"/>
       </w:tblPr>
       <w:tblGrid>
         <w:gridCol w:w="712"/>
@@ -26272,7 +26272,7 @@
         <w:keepNext/>
         <w:spacing w:before="240" w:after="60"/>
       </w:pPr>
-      <w:bookmarkStart w:id="26" w:name="_Toc240654088"/>
+      <w:bookmarkStart w:id="26" w:name="_Toc240664727"/>
       <w:r>
         <w:lastRenderedPageBreak/>
         <w:t xml:space="preserve">3.5 </w:t>
@@ -26380,7 +26380,7 @@
         <w:keepNext/>
         <w:spacing w:before="240" w:after="60"/>
       </w:pPr>
-      <w:bookmarkStart w:id="27" w:name="_Toc240654089"/>
+      <w:bookmarkStart w:id="27" w:name="_Toc240664728"/>
       <w:r>
         <w:t xml:space="preserve">3.6 </w:t>
       </w:r>
@@ -26404,7 +26404,7 @@
         <w:keepNext/>
         <w:spacing w:before="200" w:after="60"/>
       </w:pPr>
-      <w:bookmarkStart w:id="28" w:name="_Toc240654148"/>
+      <w:bookmarkStart w:id="28" w:name="_Toc240664787"/>
       <w:r>
         <w:rPr>
           <w:b/>
@@ -26433,7 +26433,7 @@
           <w:left w:w="10" w:type="dxa"/>
           <w:right w:w="10" w:type="dxa"/>
         </w:tblCellMar>
-        <w:tblLook w:val="0000" w:firstRow="0" w:lastRow="0" w:firstColumn="0" w:lastColumn="0" w:noHBand="0" w:noVBand="0"/>
+        <w:tblLook w:val="04A0" w:firstRow="1" w:lastRow="0" w:firstColumn="1" w:lastColumn="0" w:noHBand="0" w:noVBand="1"/>
       </w:tblPr>
       <w:tblGrid>
         <w:gridCol w:w="3775"/>
@@ -27221,7 +27221,7 @@
         <w:keepNext/>
         <w:spacing w:before="240" w:after="60"/>
       </w:pPr>
-      <w:bookmarkStart w:id="29" w:name="_Toc240654090"/>
+      <w:bookmarkStart w:id="29" w:name="_Toc240664729"/>
       <w:r>
         <w:t xml:space="preserve">3.7 </w:t>
       </w:r>
@@ -27323,7 +27323,7 @@
         <w:keepNext/>
         <w:spacing w:before="240" w:after="60"/>
       </w:pPr>
-      <w:bookmarkStart w:id="30" w:name="_Toc240654091"/>
+      <w:bookmarkStart w:id="30" w:name="_Toc240664730"/>
       <w:r>
         <w:t xml:space="preserve">3.8 </w:t>
       </w:r>
@@ -27338,7 +27338,7 @@
         <w:keepNext/>
         <w:spacing w:before="200" w:after="60"/>
       </w:pPr>
-      <w:bookmarkStart w:id="31" w:name="_Toc240654149"/>
+      <w:bookmarkStart w:id="31" w:name="_Toc240664788"/>
       <w:r>
         <w:rPr>
           <w:b/>
@@ -27367,7 +27367,7 @@
           <w:left w:w="10" w:type="dxa"/>
           <w:right w:w="10" w:type="dxa"/>
         </w:tblCellMar>
-        <w:tblLook w:val="0000" w:firstRow="0" w:lastRow="0" w:firstColumn="0" w:lastColumn="0" w:noHBand="0" w:noVBand="0"/>
+        <w:tblLook w:val="04A0" w:firstRow="1" w:lastRow="0" w:firstColumn="1" w:lastColumn="0" w:noHBand="0" w:noVBand="1"/>
       </w:tblPr>
       <w:tblGrid>
         <w:gridCol w:w="1978"/>
@@ -27785,7 +27785,7 @@
         <w:spacing w:after="360"/>
         <w:jc w:val="center"/>
       </w:pPr>
-      <w:bookmarkStart w:id="32" w:name="_Toc240654092"/>
+      <w:bookmarkStart w:id="32" w:name="_Toc240664731"/>
       <w:r>
         <w:lastRenderedPageBreak/>
         <w:t>บท​ที่ 4</w:t>
@@ -27813,7 +27813,7 @@
         <w:keepNext/>
         <w:spacing w:before="240" w:after="60"/>
       </w:pPr>
-      <w:bookmarkStart w:id="33" w:name="_Toc240654093"/>
+      <w:bookmarkStart w:id="33" w:name="_Toc240664732"/>
       <w:r>
         <w:t xml:space="preserve">4.1 </w:t>
       </w:r>
@@ -27828,7 +27828,7 @@
         <w:keepNext/>
         <w:spacing w:before="200" w:after="60"/>
       </w:pPr>
-      <w:bookmarkStart w:id="34" w:name="_Toc240654150"/>
+      <w:bookmarkStart w:id="34" w:name="_Toc240664789"/>
       <w:r>
         <w:rPr>
           <w:b/>
@@ -27857,7 +27857,7 @@
           <w:left w:w="10" w:type="dxa"/>
           <w:right w:w="10" w:type="dxa"/>
         </w:tblCellMar>
-        <w:tblLook w:val="0000" w:firstRow="0" w:lastRow="0" w:firstColumn="0" w:lastColumn="0" w:noHBand="0" w:noVBand="0"/>
+        <w:tblLook w:val="04A0" w:firstRow="1" w:lastRow="0" w:firstColumn="1" w:lastColumn="0" w:noHBand="0" w:noVBand="1"/>
       </w:tblPr>
       <w:tblGrid>
         <w:gridCol w:w="1978"/>
@@ -28203,7 +28203,7 @@
         <w:keepNext/>
         <w:spacing w:before="240" w:after="60"/>
       </w:pPr>
-      <w:bookmarkStart w:id="35" w:name="_Toc240654094"/>
+      <w:bookmarkStart w:id="35" w:name="_Toc240664733"/>
       <w:r>
         <w:t xml:space="preserve">4.2 </w:t>
       </w:r>
@@ -28233,7 +28233,7 @@
         </w:rPr>
         <w:lastRenderedPageBreak/>
         <w:drawing>
-          <wp:inline distT="0" distB="0" distL="0" distR="0" wp14:anchorId="6BA156C8" wp14:editId="6BA156C9">
+          <wp:inline distT="0" distB="0" distL="0" distR="0" wp14:anchorId="054D04A8" wp14:editId="054D04A9">
             <wp:extent cx="5238750" cy="7267575"/>
             <wp:effectExtent l="0" t="0" r="0" b="0"/>
             <wp:docPr id="1" name="รูปภาพ 1"/>
@@ -28278,7 +28278,7 @@
         <w:spacing w:after="240"/>
         <w:jc w:val="center"/>
       </w:pPr>
-      <w:bookmarkStart w:id="36" w:name="_Toc240654122"/>
+      <w:bookmarkStart w:id="36" w:name="_Toc240664761"/>
       <w:r>
         <w:rPr>
           <w:b/>
@@ -28297,7 +28297,7 @@
         <w:keepNext/>
         <w:spacing w:before="240" w:after="60"/>
       </w:pPr>
-      <w:bookmarkStart w:id="37" w:name="_Toc240654095"/>
+      <w:bookmarkStart w:id="37" w:name="_Toc240664734"/>
       <w:r>
         <w:lastRenderedPageBreak/>
         <w:t xml:space="preserve">4.3 </w:t>
@@ -28313,7 +28313,7 @@
         <w:keepNext/>
         <w:spacing w:before="200" w:after="60"/>
       </w:pPr>
-      <w:bookmarkStart w:id="38" w:name="_Toc240654151"/>
+      <w:bookmarkStart w:id="38" w:name="_Toc240664790"/>
       <w:r>
         <w:rPr>
           <w:b/>
@@ -28342,7 +28342,7 @@
           <w:left w:w="10" w:type="dxa"/>
           <w:right w:w="10" w:type="dxa"/>
         </w:tblCellMar>
-        <w:tblLook w:val="0000" w:firstRow="0" w:lastRow="0" w:firstColumn="0" w:lastColumn="0" w:noHBand="0" w:noVBand="0"/>
+        <w:tblLook w:val="04A0" w:firstRow="1" w:lastRow="0" w:firstColumn="1" w:lastColumn="0" w:noHBand="0" w:noVBand="1"/>
       </w:tblPr>
       <w:tblGrid>
         <w:gridCol w:w="791"/>
@@ -31689,7 +31689,7 @@
         <w:keepNext/>
         <w:spacing w:before="240" w:after="60"/>
       </w:pPr>
-      <w:bookmarkStart w:id="39" w:name="_Toc240654096"/>
+      <w:bookmarkStart w:id="39" w:name="_Toc240664735"/>
       <w:r>
         <w:t xml:space="preserve">4.4 </w:t>
       </w:r>
@@ -31713,7 +31713,7 @@
         <w:keepNext/>
         <w:spacing w:before="200" w:after="60"/>
       </w:pPr>
-      <w:bookmarkStart w:id="40" w:name="_Toc240654152"/>
+      <w:bookmarkStart w:id="40" w:name="_Toc240664791"/>
       <w:r>
         <w:rPr>
           <w:b/>
@@ -31742,7 +31742,7 @@
           <w:left w:w="10" w:type="dxa"/>
           <w:right w:w="10" w:type="dxa"/>
         </w:tblCellMar>
-        <w:tblLook w:val="0000" w:firstRow="0" w:lastRow="0" w:firstColumn="0" w:lastColumn="0" w:noHBand="0" w:noVBand="0"/>
+        <w:tblLook w:val="04A0" w:firstRow="1" w:lastRow="0" w:firstColumn="1" w:lastColumn="0" w:noHBand="0" w:noVBand="1"/>
       </w:tblPr>
       <w:tblGrid>
         <w:gridCol w:w="2037"/>
@@ -32293,7 +32293,7 @@
         <w:keepNext/>
         <w:spacing w:before="200" w:after="60"/>
       </w:pPr>
-      <w:bookmarkStart w:id="41" w:name="_Toc240654153"/>
+      <w:bookmarkStart w:id="41" w:name="_Toc240664792"/>
       <w:r>
         <w:rPr>
           <w:b/>
@@ -32323,7 +32323,7 @@
           <w:left w:w="10" w:type="dxa"/>
           <w:right w:w="10" w:type="dxa"/>
         </w:tblCellMar>
-        <w:tblLook w:val="0000" w:firstRow="0" w:lastRow="0" w:firstColumn="0" w:lastColumn="0" w:noHBand="0" w:noVBand="0"/>
+        <w:tblLook w:val="04A0" w:firstRow="1" w:lastRow="0" w:firstColumn="1" w:lastColumn="0" w:noHBand="0" w:noVBand="1"/>
       </w:tblPr>
       <w:tblGrid>
         <w:gridCol w:w="2037"/>
@@ -32810,7 +32810,7 @@
         <w:keepNext/>
         <w:spacing w:before="200" w:after="60"/>
       </w:pPr>
-      <w:bookmarkStart w:id="42" w:name="_Toc240654154"/>
+      <w:bookmarkStart w:id="42" w:name="_Toc240664793"/>
       <w:r>
         <w:rPr>
           <w:b/>
@@ -32839,7 +32839,7 @@
           <w:left w:w="10" w:type="dxa"/>
           <w:right w:w="10" w:type="dxa"/>
         </w:tblCellMar>
-        <w:tblLook w:val="0000" w:firstRow="0" w:lastRow="0" w:firstColumn="0" w:lastColumn="0" w:noHBand="0" w:noVBand="0"/>
+        <w:tblLook w:val="04A0" w:firstRow="1" w:lastRow="0" w:firstColumn="1" w:lastColumn="0" w:noHBand="0" w:noVBand="1"/>
       </w:tblPr>
       <w:tblGrid>
         <w:gridCol w:w="2037"/>
@@ -33310,7 +33310,7 @@
         <w:keepNext/>
         <w:spacing w:before="200" w:after="60"/>
       </w:pPr>
-      <w:bookmarkStart w:id="43" w:name="_Toc240654155"/>
+      <w:bookmarkStart w:id="43" w:name="_Toc240664794"/>
       <w:r>
         <w:rPr>
           <w:b/>
@@ -33339,7 +33339,7 @@
           <w:left w:w="10" w:type="dxa"/>
           <w:right w:w="10" w:type="dxa"/>
         </w:tblCellMar>
-        <w:tblLook w:val="0000" w:firstRow="0" w:lastRow="0" w:firstColumn="0" w:lastColumn="0" w:noHBand="0" w:noVBand="0"/>
+        <w:tblLook w:val="04A0" w:firstRow="1" w:lastRow="0" w:firstColumn="1" w:lastColumn="0" w:noHBand="0" w:noVBand="1"/>
       </w:tblPr>
       <w:tblGrid>
         <w:gridCol w:w="2037"/>
@@ -33812,7 +33812,7 @@
         <w:spacing w:after="360"/>
         <w:jc w:val="center"/>
       </w:pPr>
-      <w:bookmarkStart w:id="44" w:name="_Toc240654097"/>
+      <w:bookmarkStart w:id="44" w:name="_Toc240664736"/>
       <w:r>
         <w:lastRenderedPageBreak/>
         <w:t>บท​ที่ 5</w:t>
@@ -33840,7 +33840,7 @@
         <w:keepNext/>
         <w:spacing w:before="240" w:after="60"/>
       </w:pPr>
-      <w:bookmarkStart w:id="45" w:name="_Toc240654098"/>
+      <w:bookmarkStart w:id="45" w:name="_Toc240664737"/>
       <w:r>
         <w:t xml:space="preserve">5.1 </w:t>
       </w:r>
@@ -33870,10 +33870,10 @@
         </w:rPr>
         <w:lastRenderedPageBreak/>
         <w:drawing>
-          <wp:inline distT="0" distB="0" distL="0" distR="0" wp14:anchorId="6BA156CA" wp14:editId="6BA156CB">
+          <wp:inline distT="0" distB="0" distL="0" distR="0" wp14:anchorId="054D04AA" wp14:editId="054D04AB">
             <wp:extent cx="3124200" cy="7905750"/>
             <wp:effectExtent l="0" t="0" r="0" b="0"/>
-            <wp:docPr id="232809059" name="รูปภาพ 232809059"/>
+            <wp:docPr id="1876250378" name="รูปภาพ 1876250378"/>
             <wp:cNvGraphicFramePr>
               <a:graphicFrameLocks xmlns:a="http://schemas.openxmlformats.org/drawingml/2006/main" noChangeAspect="1"/>
             </wp:cNvGraphicFramePr>
@@ -33915,7 +33915,7 @@
         <w:spacing w:after="240"/>
         <w:jc w:val="center"/>
       </w:pPr>
-      <w:bookmarkStart w:id="46" w:name="_Toc240654123"/>
+      <w:bookmarkStart w:id="46" w:name="_Toc240664762"/>
       <w:r>
         <w:rPr>
           <w:b/>
@@ -33934,7 +33934,7 @@
         <w:keepNext/>
         <w:spacing w:before="240" w:after="60"/>
       </w:pPr>
-      <w:bookmarkStart w:id="47" w:name="_Toc240654099"/>
+      <w:bookmarkStart w:id="47" w:name="_Toc240664738"/>
       <w:r>
         <w:lastRenderedPageBreak/>
         <w:t xml:space="preserve">5.2 </w:t>
@@ -33965,10 +33965,10 @@
         </w:rPr>
         <w:lastRenderedPageBreak/>
         <w:drawing>
-          <wp:inline distT="0" distB="0" distL="0" distR="0" wp14:anchorId="6BA156CC" wp14:editId="6BA156CD">
+          <wp:inline distT="0" distB="0" distL="0" distR="0" wp14:anchorId="054D04AC" wp14:editId="054D04AD">
             <wp:extent cx="4048125" cy="7905750"/>
             <wp:effectExtent l="0" t="0" r="0" b="0"/>
-            <wp:docPr id="379550469" name="รูปภาพ 379550469"/>
+            <wp:docPr id="725183754" name="รูปภาพ 725183754"/>
             <wp:cNvGraphicFramePr>
               <a:graphicFrameLocks xmlns:a="http://schemas.openxmlformats.org/drawingml/2006/main" noChangeAspect="1"/>
             </wp:cNvGraphicFramePr>
@@ -34010,7 +34010,7 @@
         <w:spacing w:after="240"/>
         <w:jc w:val="center"/>
       </w:pPr>
-      <w:bookmarkStart w:id="48" w:name="_Toc240654124"/>
+      <w:bookmarkStart w:id="48" w:name="_Toc240664763"/>
       <w:r>
         <w:rPr>
           <w:b/>
@@ -34029,7 +34029,7 @@
         <w:keepNext/>
         <w:spacing w:before="240" w:after="60"/>
       </w:pPr>
-      <w:bookmarkStart w:id="49" w:name="_Toc240654100"/>
+      <w:bookmarkStart w:id="49" w:name="_Toc240664739"/>
       <w:r>
         <w:lastRenderedPageBreak/>
         <w:t xml:space="preserve">5.3 </w:t>
@@ -34060,10 +34060,10 @@
         </w:rPr>
         <w:lastRenderedPageBreak/>
         <w:drawing>
-          <wp:inline distT="0" distB="0" distL="0" distR="0" wp14:anchorId="6BA156CE" wp14:editId="6BA156CF">
+          <wp:inline distT="0" distB="0" distL="0" distR="0" wp14:anchorId="054D04AE" wp14:editId="054D04AF">
             <wp:extent cx="3705225" cy="7905750"/>
             <wp:effectExtent l="0" t="0" r="0" b="0"/>
-            <wp:docPr id="1513570432" name="รูปภาพ 1513570432"/>
+            <wp:docPr id="865537389" name="รูปภาพ 865537389"/>
             <wp:cNvGraphicFramePr>
               <a:graphicFrameLocks xmlns:a="http://schemas.openxmlformats.org/drawingml/2006/main" noChangeAspect="1"/>
             </wp:cNvGraphicFramePr>
@@ -34105,7 +34105,7 @@
         <w:spacing w:after="240"/>
         <w:jc w:val="center"/>
       </w:pPr>
-      <w:bookmarkStart w:id="50" w:name="_Toc240654125"/>
+      <w:bookmarkStart w:id="50" w:name="_Toc240664764"/>
       <w:r>
         <w:rPr>
           <w:b/>
@@ -34124,7 +34124,7 @@
         <w:keepNext/>
         <w:spacing w:before="240" w:after="60"/>
       </w:pPr>
-      <w:bookmarkStart w:id="51" w:name="_Toc240654101"/>
+      <w:bookmarkStart w:id="51" w:name="_Toc240664740"/>
       <w:r>
         <w:lastRenderedPageBreak/>
         <w:t xml:space="preserve">5.4 </w:t>
@@ -34154,10 +34154,10 @@
           <w:noProof/>
         </w:rPr>
         <w:drawing>
-          <wp:inline distT="0" distB="0" distL="0" distR="0" wp14:anchorId="6BA156D0" wp14:editId="6BA156D1">
+          <wp:inline distT="0" distB="0" distL="0" distR="0" wp14:anchorId="054D04B0" wp14:editId="054D04B1">
             <wp:extent cx="5238750" cy="3038475"/>
             <wp:effectExtent l="0" t="0" r="0" b="0"/>
-            <wp:docPr id="272211200" name="รูปภาพ 272211200"/>
+            <wp:docPr id="1163215000" name="รูปภาพ 1163215000"/>
             <wp:cNvGraphicFramePr>
               <a:graphicFrameLocks xmlns:a="http://schemas.openxmlformats.org/drawingml/2006/main" noChangeAspect="1"/>
             </wp:cNvGraphicFramePr>
@@ -34199,7 +34199,7 @@
         <w:spacing w:after="240"/>
         <w:jc w:val="center"/>
       </w:pPr>
-      <w:bookmarkStart w:id="52" w:name="_Toc240654126"/>
+      <w:bookmarkStart w:id="52" w:name="_Toc240664765"/>
       <w:r>
         <w:rPr>
           <w:b/>
@@ -34218,7 +34218,7 @@
         <w:keepNext/>
         <w:spacing w:before="240" w:after="60"/>
       </w:pPr>
-      <w:bookmarkStart w:id="53" w:name="_Toc240654102"/>
+      <w:bookmarkStart w:id="53" w:name="_Toc240664741"/>
       <w:r>
         <w:t xml:space="preserve">5.5 </w:t>
       </w:r>
@@ -34248,10 +34248,10 @@
         </w:rPr>
         <w:lastRenderedPageBreak/>
         <w:drawing>
-          <wp:inline distT="0" distB="0" distL="0" distR="0" wp14:anchorId="6BA156D2" wp14:editId="6BA156D3">
+          <wp:inline distT="0" distB="0" distL="0" distR="0" wp14:anchorId="054D04B2" wp14:editId="054D04B3">
             <wp:extent cx="3457575" cy="6858000"/>
             <wp:effectExtent l="0" t="0" r="0" b="0"/>
-            <wp:docPr id="552997763" name="รูปภาพ 552997763"/>
+            <wp:docPr id="1734126152" name="รูปภาพ 1734126152"/>
             <wp:cNvGraphicFramePr>
               <a:graphicFrameLocks xmlns:a="http://schemas.openxmlformats.org/drawingml/2006/main" noChangeAspect="1"/>
             </wp:cNvGraphicFramePr>
@@ -34293,7 +34293,7 @@
         <w:spacing w:after="240"/>
         <w:jc w:val="center"/>
       </w:pPr>
-      <w:bookmarkStart w:id="54" w:name="_Toc240654127"/>
+      <w:bookmarkStart w:id="54" w:name="_Toc240664766"/>
       <w:r>
         <w:rPr>
           <w:b/>
@@ -34313,7 +34313,7 @@
         <w:spacing w:after="360"/>
         <w:jc w:val="center"/>
       </w:pPr>
-      <w:bookmarkStart w:id="55" w:name="_Toc240654103"/>
+      <w:bookmarkStart w:id="55" w:name="_Toc240664742"/>
       <w:r>
         <w:lastRenderedPageBreak/>
         <w:t>บท​ที่ 6</w:t>
@@ -34332,7 +34332,7 @@
         <w:keepNext/>
         <w:spacing w:before="240" w:after="60"/>
       </w:pPr>
-      <w:bookmarkStart w:id="56" w:name="_Toc240654104"/>
+      <w:bookmarkStart w:id="56" w:name="_Toc240664743"/>
       <w:r>
         <w:t xml:space="preserve">6.1 </w:t>
       </w:r>
@@ -34471,7 +34471,7 @@
         <w:keepNext/>
         <w:spacing w:before="240" w:after="60"/>
       </w:pPr>
-      <w:bookmarkStart w:id="57" w:name="_Toc240654105"/>
+      <w:bookmarkStart w:id="57" w:name="_Toc240664744"/>
       <w:r>
         <w:t xml:space="preserve">6.2 </w:t>
       </w:r>
@@ -34501,10 +34501,10 @@
         </w:rPr>
         <w:lastRenderedPageBreak/>
         <w:drawing>
-          <wp:inline distT="0" distB="0" distL="0" distR="0" wp14:anchorId="6BA156D4" wp14:editId="6BA156D5">
+          <wp:inline distT="0" distB="0" distL="0" distR="0" wp14:anchorId="054D04B4" wp14:editId="054D04B5">
             <wp:extent cx="5238750" cy="7505700"/>
             <wp:effectExtent l="0" t="0" r="0" b="0"/>
-            <wp:docPr id="662189013" name="รูปภาพ 662189013"/>
+            <wp:docPr id="616148482" name="รูปภาพ 616148482"/>
             <wp:cNvGraphicFramePr>
               <a:graphicFrameLocks xmlns:a="http://schemas.openxmlformats.org/drawingml/2006/main" noChangeAspect="1"/>
             </wp:cNvGraphicFramePr>
@@ -34546,7 +34546,7 @@
         <w:spacing w:after="240"/>
         <w:jc w:val="center"/>
       </w:pPr>
-      <w:bookmarkStart w:id="58" w:name="_Toc240654128"/>
+      <w:bookmarkStart w:id="58" w:name="_Toc240664767"/>
       <w:r>
         <w:rPr>
           <w:b/>
@@ -34565,7 +34565,7 @@
         <w:keepNext/>
         <w:spacing w:before="200" w:after="60"/>
       </w:pPr>
-      <w:bookmarkStart w:id="59" w:name="_Toc240654156"/>
+      <w:bookmarkStart w:id="59" w:name="_Toc240664795"/>
       <w:r>
         <w:rPr>
           <w:b/>
@@ -34595,7 +34595,7 @@
           <w:left w:w="10" w:type="dxa"/>
           <w:right w:w="10" w:type="dxa"/>
         </w:tblCellMar>
-        <w:tblLook w:val="0000" w:firstRow="0" w:lastRow="0" w:firstColumn="0" w:lastColumn="0" w:noHBand="0" w:noVBand="0"/>
+        <w:tblLook w:val="04A0" w:firstRow="1" w:lastRow="0" w:firstColumn="1" w:lastColumn="0" w:noHBand="0" w:noVBand="1"/>
       </w:tblPr>
       <w:tblGrid>
         <w:gridCol w:w="1510"/>
@@ -34989,7 +34989,7 @@
         <w:keepNext/>
         <w:spacing w:before="240" w:after="60"/>
       </w:pPr>
-      <w:bookmarkStart w:id="60" w:name="_Toc240654106"/>
+      <w:bookmarkStart w:id="60" w:name="_Toc240664745"/>
       <w:r>
         <w:t xml:space="preserve">6.3 </w:t>
       </w:r>
@@ -35019,10 +35019,10 @@
         </w:rPr>
         <w:lastRenderedPageBreak/>
         <w:drawing>
-          <wp:inline distT="0" distB="0" distL="0" distR="0" wp14:anchorId="6BA156D6" wp14:editId="6BA156D7">
+          <wp:inline distT="0" distB="0" distL="0" distR="0" wp14:anchorId="054D04B6" wp14:editId="054D04B7">
             <wp:extent cx="4962525" cy="6667500"/>
             <wp:effectExtent l="0" t="0" r="0" b="0"/>
-            <wp:docPr id="1383381346" name="รูปภาพ 1383381346"/>
+            <wp:docPr id="1207050093" name="รูปภาพ 1207050093"/>
             <wp:cNvGraphicFramePr>
               <a:graphicFrameLocks xmlns:a="http://schemas.openxmlformats.org/drawingml/2006/main" noChangeAspect="1"/>
             </wp:cNvGraphicFramePr>
@@ -35064,7 +35064,7 @@
         <w:spacing w:after="240"/>
         <w:jc w:val="center"/>
       </w:pPr>
-      <w:bookmarkStart w:id="61" w:name="_Toc240654129"/>
+      <w:bookmarkStart w:id="61" w:name="_Toc240664768"/>
       <w:r>
         <w:rPr>
           <w:b/>
@@ -35092,7 +35092,7 @@
         <w:keepNext/>
         <w:spacing w:before="200" w:after="60"/>
       </w:pPr>
-      <w:bookmarkStart w:id="62" w:name="_Toc240654157"/>
+      <w:bookmarkStart w:id="62" w:name="_Toc240664796"/>
       <w:r>
         <w:rPr>
           <w:b/>
@@ -35122,7 +35122,7 @@
           <w:left w:w="10" w:type="dxa"/>
           <w:right w:w="10" w:type="dxa"/>
         </w:tblCellMar>
-        <w:tblLook w:val="0000" w:firstRow="0" w:lastRow="0" w:firstColumn="0" w:lastColumn="0" w:noHBand="0" w:noVBand="0"/>
+        <w:tblLook w:val="04A0" w:firstRow="1" w:lastRow="0" w:firstColumn="1" w:lastColumn="0" w:noHBand="0" w:noVBand="1"/>
       </w:tblPr>
       <w:tblGrid>
         <w:gridCol w:w="1846"/>
@@ -35710,7 +35710,7 @@
         <w:spacing w:after="360"/>
         <w:jc w:val="center"/>
       </w:pPr>
-      <w:bookmarkStart w:id="63" w:name="_Toc240654107"/>
+      <w:bookmarkStart w:id="63" w:name="_Toc240664746"/>
       <w:r>
         <w:lastRenderedPageBreak/>
         <w:t>บท​ที่ 7</w:t>
@@ -35729,7 +35729,7 @@
         <w:keepNext/>
         <w:spacing w:before="240" w:after="60"/>
       </w:pPr>
-      <w:bookmarkStart w:id="64" w:name="_Toc240654108"/>
+      <w:bookmarkStart w:id="64" w:name="_Toc240664747"/>
       <w:r>
         <w:t xml:space="preserve">7.1 </w:t>
       </w:r>
@@ -35753,7 +35753,7 @@
         <w:keepNext/>
         <w:spacing w:before="200" w:after="60"/>
       </w:pPr>
-      <w:bookmarkStart w:id="65" w:name="_Toc240654158"/>
+      <w:bookmarkStart w:id="65" w:name="_Toc240664797"/>
       <w:r>
         <w:rPr>
           <w:b/>
@@ -35782,7 +35782,7 @@
           <w:left w:w="10" w:type="dxa"/>
           <w:right w:w="10" w:type="dxa"/>
         </w:tblCellMar>
-        <w:tblLook w:val="0000" w:firstRow="0" w:lastRow="0" w:firstColumn="0" w:lastColumn="0" w:noHBand="0" w:noVBand="0"/>
+        <w:tblLook w:val="04A0" w:firstRow="1" w:lastRow="0" w:firstColumn="1" w:lastColumn="0" w:noHBand="0" w:noVBand="1"/>
       </w:tblPr>
       <w:tblGrid>
         <w:gridCol w:w="1740"/>
@@ -36324,7 +36324,7 @@
         <w:keepNext/>
         <w:spacing w:before="240" w:after="60"/>
       </w:pPr>
-      <w:bookmarkStart w:id="66" w:name="_Toc240654109"/>
+      <w:bookmarkStart w:id="66" w:name="_Toc240664748"/>
       <w:r>
         <w:t xml:space="preserve">7.2 </w:t>
       </w:r>
@@ -36339,7 +36339,7 @@
         <w:jc w:val="thaiDistribute"/>
       </w:pPr>
       <w:r>
-        <w:t>เพื่อ​ให้​โครงร่าง​หน้าจอ​และ​ต้นแบบ​ตรงกับ​ระบบ​จริง​ทุก​ประการ คณะ​ผู้จัดทำ​พัฒนา​ปลั๊กอิน Figma (อยู่​ใน​โฟลเดอร์ figma-plugin) ที่​สร้าง​หน้าจอ​ทั้งหมด​ลง​ใน​ไฟล์ Figma โดย​อัตโนมัติ ปลั๊กอิน​สร้าง​หน้าจอ 2 ชุด ได้แก่ ชุด​โครงร่าง (Wireframe) ซึ่ง​ใช้​โทน​สี​เทา​เพื่อ​อธิบาย​โครงสร้าง​และ​ลำดับ​ข้อมูล และ​ชุด​ส่วน​ติดต่อ​ผู้ใช้ (UI) ซึ่ง​ใช้​สี ไอคอน และ​ข้อความ​จริง แต่ละ​ชุด​มี 72 หน้าจอ แบ่ง​เป็น 6 กลุ่ม ดัง​แสดง​ใน​ตาราง​ที่ 7.2</w:t>
+        <w:t>เพื่อ​ให้​โครงร่าง​หน้าจอ​และ​ต้นแบบ​ตรงกับ​ระบบ​จริง​ทุก​ประการ คณะ​ผู้จัดทำ​พัฒนา​ปลั๊กอิน Figma (อยู่​ใน​โฟลเดอร์ figma-plugin) ที่​สร้าง​หน้าจอ​ทั้งหมด​ลง​ใน​ไฟล์ Figma โดย​อัตโนมัติ ปลั๊กอิน​สร้าง​หน้าจอ 2 ชุด ได้แก่ ชุด​โครงร่าง (Wireframe) ซึ่ง​ใช้​โทน​สี​เทา​เพื่อ​อธิบาย​โครงสร้าง​และ​ลำดับ​ข้อมูล และ​ชุด​ส่วน​ติดต่อ​ผู้ใช้ (UI) ซึ่ง​ใช้​สี ไอคอน และ​ข้อความ​จริง แต่ละ​ชุด​มี 76 หน้าจอ แบ่ง​เป็น 6 กลุ่ม ดัง​แสดง​ใน​ตาราง​ที่ 7.2</w:t>
       </w:r>
     </w:p>
     <w:p>
@@ -36348,7 +36348,7 @@
         <w:keepNext/>
         <w:spacing w:before="200" w:after="60"/>
       </w:pPr>
-      <w:bookmarkStart w:id="67" w:name="_Toc240654159"/>
+      <w:bookmarkStart w:id="67" w:name="_Toc240664798"/>
       <w:r>
         <w:rPr>
           <w:b/>
@@ -36378,7 +36378,7 @@
           <w:left w:w="10" w:type="dxa"/>
           <w:right w:w="10" w:type="dxa"/>
         </w:tblCellMar>
-        <w:tblLook w:val="0000" w:firstRow="0" w:lastRow="0" w:firstColumn="0" w:lastColumn="0" w:noHBand="0" w:noVBand="0"/>
+        <w:tblLook w:val="04A0" w:firstRow="1" w:lastRow="0" w:firstColumn="1" w:lastColumn="0" w:noHBand="0" w:noVBand="1"/>
       </w:tblPr>
       <w:tblGrid>
         <w:gridCol w:w="3164"/>
@@ -36773,7 +36773,7 @@
                 <w:sz w:val="28"/>
                 <w:szCs w:val="28"/>
               </w:rPr>
-              <w:t>9</w:t>
+              <w:t>11</w:t>
             </w:r>
           </w:p>
         </w:tc>
@@ -36868,7 +36868,7 @@
                 <w:sz w:val="28"/>
                 <w:szCs w:val="28"/>
               </w:rPr>
-              <w:t>9</w:t>
+              <w:t>11</w:t>
             </w:r>
           </w:p>
         </w:tc>
@@ -37150,7 +37150,7 @@
                 <w:sz w:val="28"/>
                 <w:szCs w:val="28"/>
               </w:rPr>
-              <w:t>72</w:t>
+              <w:t>76</w:t>
             </w:r>
           </w:p>
         </w:tc>
@@ -37167,7 +37167,7 @@
         <w:keepNext/>
         <w:spacing w:before="240" w:after="60"/>
       </w:pPr>
-      <w:bookmarkStart w:id="68" w:name="_Toc240654110"/>
+      <w:bookmarkStart w:id="68" w:name="_Toc240664749"/>
       <w:r>
         <w:t xml:space="preserve">7.3 </w:t>
       </w:r>
@@ -37196,10 +37196,10 @@
           <w:noProof/>
         </w:rPr>
         <w:drawing>
-          <wp:inline distT="0" distB="0" distL="0" distR="0" wp14:anchorId="6BA156D8" wp14:editId="6BA156D9">
+          <wp:inline distT="0" distB="0" distL="0" distR="0" wp14:anchorId="054D04B8" wp14:editId="054D04B9">
             <wp:extent cx="5238750" cy="2724150"/>
             <wp:effectExtent l="0" t="0" r="0" b="0"/>
-            <wp:docPr id="73855779" name="รูปภาพ 73855779"/>
+            <wp:docPr id="572299254" name="รูปภาพ 572299254"/>
             <wp:cNvGraphicFramePr>
               <a:graphicFrameLocks xmlns:a="http://schemas.openxmlformats.org/drawingml/2006/main" noChangeAspect="1"/>
             </wp:cNvGraphicFramePr>
@@ -37241,7 +37241,7 @@
         <w:spacing w:after="240"/>
         <w:jc w:val="center"/>
       </w:pPr>
-      <w:bookmarkStart w:id="69" w:name="_Toc240654130"/>
+      <w:bookmarkStart w:id="69" w:name="_Toc240664769"/>
       <w:r>
         <w:rPr>
           <w:b/>
@@ -37266,10 +37266,10 @@
         </w:rPr>
         <w:lastRenderedPageBreak/>
         <w:drawing>
-          <wp:inline distT="0" distB="0" distL="0" distR="0" wp14:anchorId="6BA156DA" wp14:editId="6BA156DB">
+          <wp:inline distT="0" distB="0" distL="0" distR="0" wp14:anchorId="054D04BA" wp14:editId="054D04BB">
             <wp:extent cx="5238750" cy="3619500"/>
             <wp:effectExtent l="0" t="0" r="0" b="0"/>
-            <wp:docPr id="1040551507" name="รูปภาพ 1040551507"/>
+            <wp:docPr id="783529828" name="รูปภาพ 783529828"/>
             <wp:cNvGraphicFramePr>
               <a:graphicFrameLocks xmlns:a="http://schemas.openxmlformats.org/drawingml/2006/main" noChangeAspect="1"/>
             </wp:cNvGraphicFramePr>
@@ -37311,7 +37311,7 @@
         <w:spacing w:after="240"/>
         <w:jc w:val="center"/>
       </w:pPr>
-      <w:bookmarkStart w:id="70" w:name="_Toc240654131"/>
+      <w:bookmarkStart w:id="70" w:name="_Toc240664770"/>
       <w:r>
         <w:rPr>
           <w:b/>
@@ -37335,10 +37335,10 @@
           <w:noProof/>
         </w:rPr>
         <w:drawing>
-          <wp:inline distT="0" distB="0" distL="0" distR="0" wp14:anchorId="6BA156DC" wp14:editId="6BA156DD">
+          <wp:inline distT="0" distB="0" distL="0" distR="0" wp14:anchorId="054D04BC" wp14:editId="054D04BD">
             <wp:extent cx="5238750" cy="3352800"/>
             <wp:effectExtent l="0" t="0" r="0" b="0"/>
-            <wp:docPr id="358739104" name="รูปภาพ 358739104"/>
+            <wp:docPr id="960342296" name="รูปภาพ 960342296"/>
             <wp:cNvGraphicFramePr>
               <a:graphicFrameLocks xmlns:a="http://schemas.openxmlformats.org/drawingml/2006/main" noChangeAspect="1"/>
             </wp:cNvGraphicFramePr>
@@ -37380,7 +37380,7 @@
         <w:spacing w:after="240"/>
         <w:jc w:val="center"/>
       </w:pPr>
-      <w:bookmarkStart w:id="71" w:name="_Toc240654132"/>
+      <w:bookmarkStart w:id="71" w:name="_Toc240664771"/>
       <w:r>
         <w:rPr>
           <w:b/>
@@ -37399,7 +37399,7 @@
         <w:keepNext/>
         <w:spacing w:before="240" w:after="60"/>
       </w:pPr>
-      <w:bookmarkStart w:id="72" w:name="_Toc240654111"/>
+      <w:bookmarkStart w:id="72" w:name="_Toc240664750"/>
       <w:r>
         <w:lastRenderedPageBreak/>
         <w:t xml:space="preserve">7.4 </w:t>
@@ -37429,10 +37429,10 @@
           <w:noProof/>
         </w:rPr>
         <w:drawing>
-          <wp:inline distT="0" distB="0" distL="0" distR="0" wp14:anchorId="6BA156DE" wp14:editId="6BA156DF">
+          <wp:inline distT="0" distB="0" distL="0" distR="0" wp14:anchorId="054D04BE" wp14:editId="054D04BF">
             <wp:extent cx="5238750" cy="2724150"/>
             <wp:effectExtent l="0" t="0" r="0" b="0"/>
-            <wp:docPr id="1303600450" name="รูปภาพ 1303600450"/>
+            <wp:docPr id="2104547092" name="รูปภาพ 2104547092"/>
             <wp:cNvGraphicFramePr>
               <a:graphicFrameLocks xmlns:a="http://schemas.openxmlformats.org/drawingml/2006/main" noChangeAspect="1"/>
             </wp:cNvGraphicFramePr>
@@ -37474,7 +37474,7 @@
         <w:spacing w:after="240"/>
         <w:jc w:val="center"/>
       </w:pPr>
-      <w:bookmarkStart w:id="73" w:name="_Toc240654133"/>
+      <w:bookmarkStart w:id="73" w:name="_Toc240664772"/>
       <w:r>
         <w:rPr>
           <w:b/>
@@ -37498,10 +37498,10 @@
           <w:noProof/>
         </w:rPr>
         <w:drawing>
-          <wp:inline distT="0" distB="0" distL="0" distR="0" wp14:anchorId="6BA156E0" wp14:editId="6BA156E1">
+          <wp:inline distT="0" distB="0" distL="0" distR="0" wp14:anchorId="054D04C0" wp14:editId="054D04C1">
             <wp:extent cx="5238750" cy="2724150"/>
             <wp:effectExtent l="0" t="0" r="0" b="0"/>
-            <wp:docPr id="1237634167" name="รูปภาพ 1237634167"/>
+            <wp:docPr id="693275667" name="รูปภาพ 693275667"/>
             <wp:cNvGraphicFramePr>
               <a:graphicFrameLocks xmlns:a="http://schemas.openxmlformats.org/drawingml/2006/main" noChangeAspect="1"/>
             </wp:cNvGraphicFramePr>
@@ -37543,7 +37543,7 @@
         <w:spacing w:after="240"/>
         <w:jc w:val="center"/>
       </w:pPr>
-      <w:bookmarkStart w:id="74" w:name="_Toc240654134"/>
+      <w:bookmarkStart w:id="74" w:name="_Toc240664773"/>
       <w:r>
         <w:rPr>
           <w:b/>
@@ -37568,10 +37568,10 @@
         </w:rPr>
         <w:lastRenderedPageBreak/>
         <w:drawing>
-          <wp:inline distT="0" distB="0" distL="0" distR="0" wp14:anchorId="6BA156E2" wp14:editId="6BA156E3">
+          <wp:inline distT="0" distB="0" distL="0" distR="0" wp14:anchorId="054D04C2" wp14:editId="054D04C3">
             <wp:extent cx="5238750" cy="3352800"/>
             <wp:effectExtent l="0" t="0" r="0" b="0"/>
-            <wp:docPr id="2047421447" name="รูปภาพ 2047421447"/>
+            <wp:docPr id="1732934896" name="รูปภาพ 1732934896"/>
             <wp:cNvGraphicFramePr>
               <a:graphicFrameLocks xmlns:a="http://schemas.openxmlformats.org/drawingml/2006/main" noChangeAspect="1"/>
             </wp:cNvGraphicFramePr>
@@ -37613,7 +37613,7 @@
         <w:spacing w:after="240"/>
         <w:jc w:val="center"/>
       </w:pPr>
-      <w:bookmarkStart w:id="75" w:name="_Toc240654135"/>
+      <w:bookmarkStart w:id="75" w:name="_Toc240664774"/>
       <w:r>
         <w:rPr>
           <w:b/>
@@ -37637,10 +37637,10 @@
           <w:noProof/>
         </w:rPr>
         <w:drawing>
-          <wp:inline distT="0" distB="0" distL="0" distR="0" wp14:anchorId="6BA156E4" wp14:editId="6BA156E5">
+          <wp:inline distT="0" distB="0" distL="0" distR="0" wp14:anchorId="054D04C4" wp14:editId="054D04C5">
             <wp:extent cx="5238750" cy="2724150"/>
             <wp:effectExtent l="0" t="0" r="0" b="0"/>
-            <wp:docPr id="1333835511" name="รูปภาพ 1333835511"/>
+            <wp:docPr id="1783534580" name="รูปภาพ 1783534580"/>
             <wp:cNvGraphicFramePr>
               <a:graphicFrameLocks xmlns:a="http://schemas.openxmlformats.org/drawingml/2006/main" noChangeAspect="1"/>
             </wp:cNvGraphicFramePr>
@@ -37682,7 +37682,7 @@
         <w:spacing w:after="240"/>
         <w:jc w:val="center"/>
       </w:pPr>
-      <w:bookmarkStart w:id="76" w:name="_Toc240654136"/>
+      <w:bookmarkStart w:id="76" w:name="_Toc240664775"/>
       <w:r>
         <w:rPr>
           <w:b/>
@@ -37707,10 +37707,10 @@
         </w:rPr>
         <w:lastRenderedPageBreak/>
         <w:drawing>
-          <wp:inline distT="0" distB="0" distL="0" distR="0" wp14:anchorId="6BA156E6" wp14:editId="6BA156E7">
+          <wp:inline distT="0" distB="0" distL="0" distR="0" wp14:anchorId="054D04C6" wp14:editId="054D04C7">
             <wp:extent cx="5238750" cy="3352800"/>
             <wp:effectExtent l="0" t="0" r="0" b="0"/>
-            <wp:docPr id="1817936032" name="รูปภาพ 1817936032"/>
+            <wp:docPr id="1556363508" name="รูปภาพ 1556363508"/>
             <wp:cNvGraphicFramePr>
               <a:graphicFrameLocks xmlns:a="http://schemas.openxmlformats.org/drawingml/2006/main" noChangeAspect="1"/>
             </wp:cNvGraphicFramePr>
@@ -37752,7 +37752,7 @@
         <w:spacing w:after="240"/>
         <w:jc w:val="center"/>
       </w:pPr>
-      <w:bookmarkStart w:id="77" w:name="_Toc240654137"/>
+      <w:bookmarkStart w:id="77" w:name="_Toc240664776"/>
       <w:r>
         <w:rPr>
           <w:b/>
@@ -37776,10 +37776,10 @@
           <w:noProof/>
         </w:rPr>
         <w:drawing>
-          <wp:inline distT="0" distB="0" distL="0" distR="0" wp14:anchorId="6BA156E8" wp14:editId="6BA156E9">
+          <wp:inline distT="0" distB="0" distL="0" distR="0" wp14:anchorId="054D04C8" wp14:editId="054D04C9">
             <wp:extent cx="5238750" cy="3352800"/>
             <wp:effectExtent l="0" t="0" r="0" b="0"/>
-            <wp:docPr id="342905950" name="รูปภาพ 342905950"/>
+            <wp:docPr id="1750051699" name="รูปภาพ 1750051699"/>
             <wp:cNvGraphicFramePr>
               <a:graphicFrameLocks xmlns:a="http://schemas.openxmlformats.org/drawingml/2006/main" noChangeAspect="1"/>
             </wp:cNvGraphicFramePr>
@@ -37821,7 +37821,7 @@
         <w:spacing w:after="240"/>
         <w:jc w:val="center"/>
       </w:pPr>
-      <w:bookmarkStart w:id="78" w:name="_Toc240654138"/>
+      <w:bookmarkStart w:id="78" w:name="_Toc240664777"/>
       <w:r>
         <w:rPr>
           <w:b/>
@@ -37840,7 +37840,7 @@
         <w:keepNext/>
         <w:spacing w:before="240" w:after="60"/>
       </w:pPr>
-      <w:bookmarkStart w:id="79" w:name="_Toc240654112"/>
+      <w:bookmarkStart w:id="79" w:name="_Toc240664751"/>
       <w:r>
         <w:lastRenderedPageBreak/>
         <w:t xml:space="preserve">7.5 </w:t>
@@ -37879,7 +37879,7 @@
         <w:t xml:space="preserve"> </w:t>
       </w:r>
       <w:r>
-        <w:t>ปลั๊กอิน​เชื่อม​ปุ่ม แถว​รายการ แถบเมนู ปุ่ม​ย้อนกลับ และ​ปุ่ม​ปิด​หน้าต่าง​เข้า​กับ​หน้า​ปลายทาง รวม 367 เส้น​ต่อ​ชุด และ​สร้าง​จุด​เริ่มต้น (Flow) 6 จุด ตาม​กลุ่ม​ผู้ใช้​และ​ขนาด​หน้าจอ ผู้ตรวจสอบ​กด​ปุ่ม Present แล้ว​เลือก Flow เพื่อ​ทดลอง​ใช้งาน​ได้​ทันที หน้าจอ​ที่​ยาว​กว่า​จอ​เลื่อน​ขึ้น​ลง​ได้ และ​ตาราง​บน​มือถือ​เลื่อน​ซ้าย​ขวา​ได้</w:t>
+        <w:t>ปลั๊กอิน​เชื่อม​ปุ่ม แถว​รายการ แถบเมนู ปุ่ม​ย้อนกลับ และ​ปุ่ม​ปิด​หน้าต่าง​เข้า​กับ​หน้า​ปลายทาง รวม 401 เส้น​ต่อ​ชุด และ​สร้าง​จุด​เริ่มต้น (Flow) 6 จุด ตาม​กลุ่ม​ผู้ใช้​และ​ขนาด​หน้าจอ ผู้ตรวจสอบ​กด​ปุ่ม Present แล้ว​เลือก Flow เพื่อ​ทดลอง​ใช้งาน​ได้​ทันที หน้าจอ​ที่​ยาว​กว่า​จอ​เลื่อน​ขึ้น​ลง​ได้ และ​ตาราง​บน​มือถือ​เลื่อน​ซ้าย​ขวา​ได้</w:t>
       </w:r>
     </w:p>
     <w:p>
@@ -37921,7 +37921,7 @@
         <w:spacing w:after="360"/>
         <w:jc w:val="center"/>
       </w:pPr>
-      <w:bookmarkStart w:id="80" w:name="_Toc240654113"/>
+      <w:bookmarkStart w:id="80" w:name="_Toc240664752"/>
       <w:r>
         <w:lastRenderedPageBreak/>
         <w:t>บท​ที่ 8</w:t>
@@ -37940,7 +37940,7 @@
         <w:keepNext/>
         <w:spacing w:before="240" w:after="60"/>
       </w:pPr>
-      <w:bookmarkStart w:id="81" w:name="_Toc240654114"/>
+      <w:bookmarkStart w:id="81" w:name="_Toc240664753"/>
       <w:r>
         <w:t xml:space="preserve">8.1 </w:t>
       </w:r>
@@ -37955,7 +37955,7 @@
         <w:jc w:val="thaiDistribute"/>
       </w:pPr>
       <w:r>
-        <w:t>คณะ​ผู้จัดทำ​ได้​วิเคราะห์​และ​ออกแบบ​ระบบ​แจ้งซ่อม​อัจฉริยะ มหาวิทยาลัย​เชียงใหม่ ครบ​ตาม​วัตถุประสงค์​ที่​กำหนด ระบบ​รองรับ​ฟังก์ชัน​หลัก 3 ฟังก์ชัน ได้แก่ การ​แจ้งซ่อม การ​ติดตาม​สถานะ และ​การ​จัดการ​งาน​ของ​ช่าง รวมถึง​ฟังก์ชัน​เพิ่มเติม คือ แดชบอร์ด​วิเคราะห์​ข้อมูล​พร้อม​การ​ส่งออก​รายงาน ผล​การ​วิเคราะห์​ประกอบด้วย​ความต้องการ​เชิง​ฟังก์ชัน 27 รายการ ความต้องการ​ที่​ไม่ใช่​เชิง​ฟังก์ชัน 20 รายการ ยูสเคส 27 รายการ แผนภาพ​กิจกรรม 4 แผนภาพ แผนภาพ​สถานะ แผนผัง​เว็บไซต์ ผัง​การ​ใช้งาน และ​หน้าจอ 72 หน้าจอ</w:t>
+        <w:t>คณะ​ผู้จัดทำ​ได้​วิเคราะห์​และ​ออกแบบ​ระบบ​แจ้งซ่อม​อัจฉริยะ มหาวิทยาลัย​เชียงใหม่ ครบ​ตาม​วัตถุประสงค์​ที่​กำหนด ระบบ​รองรับ​ฟังก์ชัน​หลัก 3 ฟังก์ชัน ได้แก่ การ​แจ้งซ่อม การ​ติดตาม​สถานะ และ​การ​จัดการ​งาน​ของ​ช่าง รวมถึง​ฟังก์ชัน​เพิ่มเติม คือ แดชบอร์ด​วิเคราะห์​ข้อมูล​พร้อม​การ​ส่งออก​รายงาน ผล​การ​วิเคราะห์​ประกอบด้วย​ความต้องการ​เชิง​ฟังก์ชัน 27 รายการ ความต้องการ​ที่​ไม่ใช่​เชิง​ฟังก์ชัน 20 รายการ ยูสเคส 27 รายการ แผนภาพ​กิจกรรม 4 แผนภาพ แผนภาพ​สถานะ แผนผัง​เว็บไซต์ ผัง​การ​ใช้งาน และ​หน้าจอ 76 หน้าจอ</w:t>
       </w:r>
       <w:r>
         <w:t>​</w:t>
@@ -37970,7 +37970,7 @@
         <w:keepNext/>
         <w:spacing w:before="240" w:after="60"/>
       </w:pPr>
-      <w:bookmarkStart w:id="82" w:name="_Toc240654115"/>
+      <w:bookmarkStart w:id="82" w:name="_Toc240664754"/>
       <w:r>
         <w:t xml:space="preserve">8.2 </w:t>
       </w:r>
@@ -37994,7 +37994,7 @@
         <w:keepNext/>
         <w:spacing w:before="200" w:after="60"/>
       </w:pPr>
-      <w:bookmarkStart w:id="83" w:name="_Toc240654160"/>
+      <w:bookmarkStart w:id="83" w:name="_Toc240664799"/>
       <w:r>
         <w:rPr>
           <w:b/>
@@ -38023,7 +38023,7 @@
           <w:left w:w="10" w:type="dxa"/>
           <w:right w:w="10" w:type="dxa"/>
         </w:tblCellMar>
-        <w:tblLook w:val="0000" w:firstRow="0" w:lastRow="0" w:firstColumn="0" w:lastColumn="0" w:noHBand="0" w:noVBand="0"/>
+        <w:tblLook w:val="04A0" w:firstRow="1" w:lastRow="0" w:firstColumn="1" w:lastColumn="0" w:noHBand="0" w:noVBand="1"/>
       </w:tblPr>
       <w:tblGrid>
         <w:gridCol w:w="726"/>
@@ -39515,7 +39515,7 @@
         <w:keepNext/>
         <w:spacing w:before="240" w:after="60"/>
       </w:pPr>
-      <w:bookmarkStart w:id="84" w:name="_Toc240654116"/>
+      <w:bookmarkStart w:id="84" w:name="_Toc240664755"/>
       <w:r>
         <w:t xml:space="preserve">8.3 </w:t>
       </w:r>
@@ -39582,7 +39582,7 @@
         <w:keepNext/>
         <w:spacing w:before="240" w:after="60"/>
       </w:pPr>
-      <w:bookmarkStart w:id="85" w:name="_Toc240654117"/>
+      <w:bookmarkStart w:id="85" w:name="_Toc240664756"/>
       <w:r>
         <w:t xml:space="preserve">8.4 </w:t>
       </w:r>
@@ -39663,7 +39663,7 @@
         <w:spacing w:after="360"/>
         <w:jc w:val="center"/>
       </w:pPr>
-      <w:bookmarkStart w:id="86" w:name="_Toc240654118"/>
+      <w:bookmarkStart w:id="86" w:name="_Toc240664757"/>
       <w:r>
         <w:lastRenderedPageBreak/>
         <w:t>บรรณานุกรม</w:t>
@@ -39758,7 +39758,7 @@
         <w:spacing w:after="360"/>
         <w:jc w:val="center"/>
       </w:pPr>
-      <w:bookmarkStart w:id="87" w:name="_Toc240654119"/>
+      <w:bookmarkStart w:id="87" w:name="_Toc240664758"/>
       <w:r>
         <w:lastRenderedPageBreak/>
         <w:t>ภาคผนวก ก เทคโนโลยี​และ​สถาปัตยกรรม​ของ​ระบบ</w:t>
@@ -39780,7 +39780,7 @@
         <w:keepNext/>
         <w:spacing w:before="200" w:after="60"/>
       </w:pPr>
-      <w:bookmarkStart w:id="88" w:name="_Toc240654161"/>
+      <w:bookmarkStart w:id="88" w:name="_Toc240664800"/>
       <w:r>
         <w:rPr>
           <w:b/>
@@ -39809,7 +39809,7 @@
           <w:left w:w="10" w:type="dxa"/>
           <w:right w:w="10" w:type="dxa"/>
         </w:tblCellMar>
-        <w:tblLook w:val="0000" w:firstRow="0" w:lastRow="0" w:firstColumn="0" w:lastColumn="0" w:noHBand="0" w:noVBand="0"/>
+        <w:tblLook w:val="04A0" w:firstRow="1" w:lastRow="0" w:firstColumn="1" w:lastColumn="0" w:noHBand="0" w:noVBand="1"/>
       </w:tblPr>
       <w:tblGrid>
         <w:gridCol w:w="2373"/>
@@ -40450,7 +40450,7 @@
         <w:spacing w:after="360"/>
         <w:jc w:val="center"/>
       </w:pPr>
-      <w:bookmarkStart w:id="89" w:name="_Toc240654120"/>
+      <w:bookmarkStart w:id="89" w:name="_Toc240664759"/>
       <w:r>
         <w:lastRenderedPageBreak/>
         <w:t>ภาคผนวก ข โครงสร้าง​ฐานข้อมูล</w:t>
@@ -40472,7 +40472,7 @@
         <w:keepNext/>
         <w:spacing w:before="200" w:after="60"/>
       </w:pPr>
-      <w:bookmarkStart w:id="90" w:name="_Toc240654162"/>
+      <w:bookmarkStart w:id="90" w:name="_Toc240664801"/>
       <w:r>
         <w:rPr>
           <w:b/>
@@ -40501,7 +40501,7 @@
           <w:left w:w="10" w:type="dxa"/>
           <w:right w:w="10" w:type="dxa"/>
         </w:tblCellMar>
-        <w:tblLook w:val="0000" w:firstRow="0" w:lastRow="0" w:firstColumn="0" w:lastColumn="0" w:noHBand="0" w:noVBand="0"/>
+        <w:tblLook w:val="04A0" w:firstRow="1" w:lastRow="0" w:firstColumn="1" w:lastColumn="0" w:noHBand="0" w:noVBand="1"/>
       </w:tblPr>
       <w:tblGrid>
         <w:gridCol w:w="2531"/>
@@ -41415,7 +41415,7 @@
         <w:spacing w:after="360"/>
         <w:jc w:val="center"/>
       </w:pPr>
-      <w:bookmarkStart w:id="91" w:name="_Toc240654121"/>
+      <w:bookmarkStart w:id="91" w:name="_Toc240664760"/>
       <w:r>
         <w:lastRenderedPageBreak/>
         <w:t>ภาคผนวก ค บัญชี​สำหรับ​การ​สาธิต​และ​ไฟล์​ส่งมอบ</w:t>
@@ -41437,7 +41437,7 @@
         <w:keepNext/>
         <w:spacing w:before="200" w:after="60"/>
       </w:pPr>
-      <w:bookmarkStart w:id="92" w:name="_Toc240654163"/>
+      <w:bookmarkStart w:id="92" w:name="_Toc240664802"/>
       <w:r>
         <w:rPr>
           <w:b/>
@@ -41466,7 +41466,7 @@
           <w:left w:w="10" w:type="dxa"/>
           <w:right w:w="10" w:type="dxa"/>
         </w:tblCellMar>
-        <w:tblLook w:val="0000" w:firstRow="0" w:lastRow="0" w:firstColumn="0" w:lastColumn="0" w:noHBand="0" w:noVBand="0"/>
+        <w:tblLook w:val="04A0" w:firstRow="1" w:lastRow="0" w:firstColumn="1" w:lastColumn="0" w:noHBand="0" w:noVBand="1"/>
       </w:tblPr>
       <w:tblGrid>
         <w:gridCol w:w="1740"/>
@@ -42127,7 +42127,7 @@
         <w:keepNext/>
         <w:spacing w:before="200" w:after="60"/>
       </w:pPr>
-      <w:bookmarkStart w:id="93" w:name="_Toc240654164"/>
+      <w:bookmarkStart w:id="93" w:name="_Toc240664803"/>
       <w:r>
         <w:rPr>
           <w:b/>
@@ -42156,7 +42156,7 @@
           <w:left w:w="10" w:type="dxa"/>
           <w:right w:w="10" w:type="dxa"/>
         </w:tblCellMar>
-        <w:tblLook w:val="0000" w:firstRow="0" w:lastRow="0" w:firstColumn="0" w:lastColumn="0" w:noHBand="0" w:noVBand="0"/>
+        <w:tblLook w:val="04A0" w:firstRow="1" w:lastRow="0" w:firstColumn="1" w:lastColumn="0" w:noHBand="0" w:noVBand="1"/>
       </w:tblPr>
       <w:tblGrid>
         <w:gridCol w:w="3322"/>
@@ -42795,153 +42795,10 @@
 <file path=word/numbering.xml><?xml version="1.0" encoding="utf-8"?>
 <w:numbering xmlns:wpc="http://schemas.microsoft.com/office/word/2010/wordprocessingCanvas" xmlns:cx="http://schemas.microsoft.com/office/drawing/2014/chartex" xmlns:cx1="http://schemas.microsoft.com/office/drawing/2015/9/8/chartex" xmlns:cx2="http://schemas.microsoft.com/office/drawing/2015/10/21/chartex" xmlns:cx3="http://schemas.microsoft.com/office/drawing/2016/5/9/chartex" xmlns:cx4="http://schemas.microsoft.com/office/drawing/2016/5/10/chartex" xmlns:cx5="http://schemas.microsoft.com/office/drawing/2016/5/11/chartex" xmlns:cx6="http://schemas.microsoft.com/office/drawing/2016/5/12/chartex" xmlns:cx7="http://schemas.microsoft.com/office/drawing/2016/5/13/chartex" xmlns:cx8="http://schemas.microsoft.com/office/drawing/2016/5/14/chartex" xmlns:mc="http://schemas.openxmlformats.org/markup-compatibility/2006" xmlns:aink="http://schemas.microsoft.com/office/drawing/2016/ink" xmlns:am3d="http://schemas.microsoft.com/office/drawing/2017/model3d" xmlns:o="urn:schemas-microsoft-com:office:office" xmlns:oel="http://schemas.microsoft.com/office/2019/extlst" xmlns:r="http://schemas.openxmlformats.org/officeDocument/2006/relationships" xmlns:m="http://schemas.openxmlformats.org/officeDocument/2006/math" xmlns:v="urn:schemas-microsoft-com:vml" xmlns:wp14="http://schemas.microsoft.com/office/word/2010/wordprocessingDrawing" xmlns:wp="http://schemas.openxmlformats.org/drawingml/2006/wordprocessingDrawing" xmlns:w10="urn:schemas-microsoft-com:office:word" xmlns:w="http://schemas.openxmlformats.org/wordprocessingml/2006/main" xmlns:w14="http://schemas.microsoft.com/office/word/2010/wordml" xmlns:w15="http://schemas.microsoft.com/office/word/2012/wordml" xmlns:w16cex="http://schemas.microsoft.com/office/word/2018/wordml/cex" xmlns:w16cid="http://schemas.microsoft.com/office/word/2016/wordml/cid" xmlns:w16="http://schemas.microsoft.com/office/word/2018/wordml" xmlns:w16du="http://schemas.microsoft.com/office/word/2023/wordml/word16du" xmlns:w16sdtdh="http://schemas.microsoft.com/office/word/2020/wordml/sdtdatahash" xmlns:w16sdtfl="http://schemas.microsoft.com/office/word/2024/wordml/sdtformatlock" xmlns:w16se="http://schemas.microsoft.com/office/word/2015/wordml/symex" xmlns:wpg="http://schemas.microsoft.com/office/word/2010/wordprocessingGroup" xmlns:wpi="http://schemas.microsoft.com/office/word/2010/wordprocessingInk" xmlns:wne="http://schemas.microsoft.com/office/word/2006/wordml" xmlns:wps="http://schemas.microsoft.com/office/word/2010/wordprocessingShape" mc:Ignorable="w14 w15 w16se w16cid w16 w16cex w16sdtdh w16sdtfl w16du wp14">
   <w:abstractNum w:abstractNumId="0" w15:restartNumberingAfterBreak="0">
-    <w:nsid w:val="26C223F2"/>
+    <w:nsid w:val="02F76B7C"/>
     <w:multiLevelType w:val="hybridMultilevel"/>
-    <w:tmpl w:val="9D5EB914"/>
-    <w:lvl w:ilvl="0" w:tplc="E83C032A">
-      <w:start w:val="1"/>
-      <w:numFmt w:val="bullet"/>
-      <w:lvlText w:val="●"/>
-      <w:lvlJc w:val="left"/>
-      <w:pPr>
-        <w:ind w:left="720" w:hanging="360"/>
-      </w:pPr>
-    </w:lvl>
-    <w:lvl w:ilvl="1" w:tplc="B9AEEFE4">
-      <w:start w:val="1"/>
-      <w:numFmt w:val="bullet"/>
-      <w:lvlText w:val="○"/>
-      <w:lvlJc w:val="left"/>
-      <w:pPr>
-        <w:ind w:left="1440" w:hanging="360"/>
-      </w:pPr>
-    </w:lvl>
-    <w:lvl w:ilvl="2" w:tplc="B568CE18">
-      <w:start w:val="1"/>
-      <w:numFmt w:val="bullet"/>
-      <w:lvlText w:val="■"/>
-      <w:lvlJc w:val="left"/>
-      <w:pPr>
-        <w:ind w:left="2160" w:hanging="360"/>
-      </w:pPr>
-    </w:lvl>
-    <w:lvl w:ilvl="3" w:tplc="E61A30AC">
-      <w:start w:val="1"/>
-      <w:numFmt w:val="bullet"/>
-      <w:lvlText w:val="●"/>
-      <w:lvlJc w:val="left"/>
-      <w:pPr>
-        <w:ind w:left="2880" w:hanging="360"/>
-      </w:pPr>
-    </w:lvl>
-    <w:lvl w:ilvl="4" w:tplc="822AE686">
-      <w:start w:val="1"/>
-      <w:numFmt w:val="bullet"/>
-      <w:lvlText w:val="○"/>
-      <w:lvlJc w:val="left"/>
-      <w:pPr>
-        <w:ind w:left="3600" w:hanging="360"/>
-      </w:pPr>
-    </w:lvl>
-    <w:lvl w:ilvl="5" w:tplc="3448220A">
-      <w:start w:val="1"/>
-      <w:numFmt w:val="bullet"/>
-      <w:lvlText w:val="■"/>
-      <w:lvlJc w:val="left"/>
-      <w:pPr>
-        <w:ind w:left="4320" w:hanging="360"/>
-      </w:pPr>
-    </w:lvl>
-    <w:lvl w:ilvl="6" w:tplc="522E2D78">
-      <w:start w:val="1"/>
-      <w:numFmt w:val="bullet"/>
-      <w:lvlText w:val="●"/>
-      <w:lvlJc w:val="left"/>
-      <w:pPr>
-        <w:ind w:left="5040" w:hanging="360"/>
-      </w:pPr>
-    </w:lvl>
-    <w:lvl w:ilvl="7" w:tplc="D86C1F26">
-      <w:start w:val="1"/>
-      <w:numFmt w:val="bullet"/>
-      <w:lvlText w:val="●"/>
-      <w:lvlJc w:val="left"/>
-      <w:pPr>
-        <w:ind w:left="5760" w:hanging="360"/>
-      </w:pPr>
-    </w:lvl>
-    <w:lvl w:ilvl="8" w:tplc="5764334C">
-      <w:start w:val="1"/>
-      <w:numFmt w:val="bullet"/>
-      <w:lvlText w:val="●"/>
-      <w:lvlJc w:val="left"/>
-      <w:pPr>
-        <w:ind w:left="6480" w:hanging="360"/>
-      </w:pPr>
-    </w:lvl>
-  </w:abstractNum>
-  <w:abstractNum w:abstractNumId="1" w15:restartNumberingAfterBreak="0">
-    <w:nsid w:val="46B00F10"/>
-    <w:multiLevelType w:val="hybridMultilevel"/>
-    <w:tmpl w:val="3D429C40"/>
-    <w:lvl w:ilvl="0" w:tplc="B5948490">
-      <w:start w:val="1"/>
-      <w:numFmt w:val="bullet"/>
-      <w:lvlText w:val="•"/>
-      <w:lvlJc w:val="left"/>
-      <w:pPr>
-        <w:ind w:left="1080" w:hanging="360"/>
-      </w:pPr>
-      <w:rPr>
-        <w:rFonts w:ascii="TH SarabunPSK" w:eastAsia="TH SarabunPSK" w:hAnsi="TH SarabunPSK" w:cs="TH SarabunPSK"/>
-      </w:rPr>
-    </w:lvl>
-    <w:lvl w:ilvl="1" w:tplc="027A679C">
-      <w:numFmt w:val="decimal"/>
-      <w:lvlText w:val=""/>
-      <w:lvlJc w:val="left"/>
-    </w:lvl>
-    <w:lvl w:ilvl="2" w:tplc="2C5C2CDC">
-      <w:numFmt w:val="decimal"/>
-      <w:lvlText w:val=""/>
-      <w:lvlJc w:val="left"/>
-    </w:lvl>
-    <w:lvl w:ilvl="3" w:tplc="6548E590">
-      <w:numFmt w:val="decimal"/>
-      <w:lvlText w:val=""/>
-      <w:lvlJc w:val="left"/>
-    </w:lvl>
-    <w:lvl w:ilvl="4" w:tplc="5768CBEE">
-      <w:numFmt w:val="decimal"/>
-      <w:lvlText w:val=""/>
-      <w:lvlJc w:val="left"/>
-    </w:lvl>
-    <w:lvl w:ilvl="5" w:tplc="0D76A6F4">
-      <w:numFmt w:val="decimal"/>
-      <w:lvlText w:val=""/>
-      <w:lvlJc w:val="left"/>
-    </w:lvl>
-    <w:lvl w:ilvl="6" w:tplc="84B6B90C">
-      <w:numFmt w:val="decimal"/>
-      <w:lvlText w:val=""/>
-      <w:lvlJc w:val="left"/>
-    </w:lvl>
-    <w:lvl w:ilvl="7" w:tplc="A1AE12A6">
-      <w:numFmt w:val="decimal"/>
-      <w:lvlText w:val=""/>
-      <w:lvlJc w:val="left"/>
-    </w:lvl>
-    <w:lvl w:ilvl="8" w:tplc="BE30E00A">
-      <w:numFmt w:val="decimal"/>
-      <w:lvlText w:val=""/>
-      <w:lvlJc w:val="left"/>
-    </w:lvl>
-  </w:abstractNum>
-  <w:abstractNum w:abstractNumId="2" w15:restartNumberingAfterBreak="0">
-    <w:nsid w:val="57023D0D"/>
-    <w:multiLevelType w:val="hybridMultilevel"/>
-    <w:tmpl w:val="B8F08362"/>
-    <w:lvl w:ilvl="0" w:tplc="D6921A52">
+    <w:tmpl w:val="9496B868"/>
+    <w:lvl w:ilvl="0" w:tplc="F5ECFE8A">
       <w:start w:val="1"/>
       <w:numFmt w:val="decimal"/>
       <w:lvlText w:val="%1)"/>
@@ -42955,109 +42812,252 @@
         <w:szCs w:val="32"/>
       </w:rPr>
     </w:lvl>
-    <w:lvl w:ilvl="1" w:tplc="396C6280">
+    <w:lvl w:ilvl="1" w:tplc="982C7348">
       <w:numFmt w:val="decimal"/>
       <w:lvlText w:val=""/>
       <w:lvlJc w:val="left"/>
     </w:lvl>
-    <w:lvl w:ilvl="2" w:tplc="608405AE">
+    <w:lvl w:ilvl="2" w:tplc="E9D2CE08">
       <w:numFmt w:val="decimal"/>
       <w:lvlText w:val=""/>
       <w:lvlJc w:val="left"/>
     </w:lvl>
-    <w:lvl w:ilvl="3" w:tplc="1FD82D1E">
+    <w:lvl w:ilvl="3" w:tplc="BF8E1DD2">
       <w:numFmt w:val="decimal"/>
       <w:lvlText w:val=""/>
       <w:lvlJc w:val="left"/>
     </w:lvl>
-    <w:lvl w:ilvl="4" w:tplc="4274B886">
+    <w:lvl w:ilvl="4" w:tplc="8116A56A">
       <w:numFmt w:val="decimal"/>
       <w:lvlText w:val=""/>
       <w:lvlJc w:val="left"/>
     </w:lvl>
-    <w:lvl w:ilvl="5" w:tplc="5FB2CE82">
+    <w:lvl w:ilvl="5" w:tplc="40A0887E">
       <w:numFmt w:val="decimal"/>
       <w:lvlText w:val=""/>
       <w:lvlJc w:val="left"/>
     </w:lvl>
-    <w:lvl w:ilvl="6" w:tplc="111EFC62">
+    <w:lvl w:ilvl="6" w:tplc="E80A8062">
       <w:numFmt w:val="decimal"/>
       <w:lvlText w:val=""/>
       <w:lvlJc w:val="left"/>
     </w:lvl>
-    <w:lvl w:ilvl="7" w:tplc="E5EADCC8">
+    <w:lvl w:ilvl="7" w:tplc="D71A9F78">
       <w:numFmt w:val="decimal"/>
       <w:lvlText w:val=""/>
       <w:lvlJc w:val="left"/>
     </w:lvl>
-    <w:lvl w:ilvl="8" w:tplc="A456EDFA">
+    <w:lvl w:ilvl="8" w:tplc="6270CADA">
       <w:numFmt w:val="decimal"/>
       <w:lvlText w:val=""/>
       <w:lvlJc w:val="left"/>
     </w:lvl>
   </w:abstractNum>
-  <w:num w:numId="1" w16cid:durableId="577179619">
+  <w:abstractNum w:abstractNumId="1" w15:restartNumberingAfterBreak="0">
+    <w:nsid w:val="074C3061"/>
+    <w:multiLevelType w:val="hybridMultilevel"/>
+    <w:tmpl w:val="5770EF8E"/>
+    <w:lvl w:ilvl="0" w:tplc="E37A7888">
+      <w:start w:val="1"/>
+      <w:numFmt w:val="bullet"/>
+      <w:lvlText w:val="•"/>
+      <w:lvlJc w:val="left"/>
+      <w:pPr>
+        <w:ind w:left="1080" w:hanging="360"/>
+      </w:pPr>
+      <w:rPr>
+        <w:rFonts w:ascii="TH SarabunPSK" w:eastAsia="TH SarabunPSK" w:hAnsi="TH SarabunPSK" w:cs="TH SarabunPSK"/>
+      </w:rPr>
+    </w:lvl>
+    <w:lvl w:ilvl="1" w:tplc="9DCC42A6">
+      <w:numFmt w:val="decimal"/>
+      <w:lvlText w:val=""/>
+      <w:lvlJc w:val="left"/>
+    </w:lvl>
+    <w:lvl w:ilvl="2" w:tplc="44F61C22">
+      <w:numFmt w:val="decimal"/>
+      <w:lvlText w:val=""/>
+      <w:lvlJc w:val="left"/>
+    </w:lvl>
+    <w:lvl w:ilvl="3" w:tplc="88DCC068">
+      <w:numFmt w:val="decimal"/>
+      <w:lvlText w:val=""/>
+      <w:lvlJc w:val="left"/>
+    </w:lvl>
+    <w:lvl w:ilvl="4" w:tplc="D2C43520">
+      <w:numFmt w:val="decimal"/>
+      <w:lvlText w:val=""/>
+      <w:lvlJc w:val="left"/>
+    </w:lvl>
+    <w:lvl w:ilvl="5" w:tplc="674C599A">
+      <w:numFmt w:val="decimal"/>
+      <w:lvlText w:val=""/>
+      <w:lvlJc w:val="left"/>
+    </w:lvl>
+    <w:lvl w:ilvl="6" w:tplc="DDE08FC4">
+      <w:numFmt w:val="decimal"/>
+      <w:lvlText w:val=""/>
+      <w:lvlJc w:val="left"/>
+    </w:lvl>
+    <w:lvl w:ilvl="7" w:tplc="FED49BA0">
+      <w:numFmt w:val="decimal"/>
+      <w:lvlText w:val=""/>
+      <w:lvlJc w:val="left"/>
+    </w:lvl>
+    <w:lvl w:ilvl="8" w:tplc="F27034CE">
+      <w:numFmt w:val="decimal"/>
+      <w:lvlText w:val=""/>
+      <w:lvlJc w:val="left"/>
+    </w:lvl>
+  </w:abstractNum>
+  <w:abstractNum w:abstractNumId="2" w15:restartNumberingAfterBreak="0">
+    <w:nsid w:val="75EF1D68"/>
+    <w:multiLevelType w:val="hybridMultilevel"/>
+    <w:tmpl w:val="10423682"/>
+    <w:lvl w:ilvl="0" w:tplc="838613C2">
+      <w:start w:val="1"/>
+      <w:numFmt w:val="bullet"/>
+      <w:lvlText w:val="●"/>
+      <w:lvlJc w:val="left"/>
+      <w:pPr>
+        <w:ind w:left="720" w:hanging="360"/>
+      </w:pPr>
+    </w:lvl>
+    <w:lvl w:ilvl="1" w:tplc="71D805B0">
+      <w:start w:val="1"/>
+      <w:numFmt w:val="bullet"/>
+      <w:lvlText w:val="○"/>
+      <w:lvlJc w:val="left"/>
+      <w:pPr>
+        <w:ind w:left="1440" w:hanging="360"/>
+      </w:pPr>
+    </w:lvl>
+    <w:lvl w:ilvl="2" w:tplc="B1523B1E">
+      <w:start w:val="1"/>
+      <w:numFmt w:val="bullet"/>
+      <w:lvlText w:val="■"/>
+      <w:lvlJc w:val="left"/>
+      <w:pPr>
+        <w:ind w:left="2160" w:hanging="360"/>
+      </w:pPr>
+    </w:lvl>
+    <w:lvl w:ilvl="3" w:tplc="538C79BA">
+      <w:start w:val="1"/>
+      <w:numFmt w:val="bullet"/>
+      <w:lvlText w:val="●"/>
+      <w:lvlJc w:val="left"/>
+      <w:pPr>
+        <w:ind w:left="2880" w:hanging="360"/>
+      </w:pPr>
+    </w:lvl>
+    <w:lvl w:ilvl="4" w:tplc="5CD00838">
+      <w:start w:val="1"/>
+      <w:numFmt w:val="bullet"/>
+      <w:lvlText w:val="○"/>
+      <w:lvlJc w:val="left"/>
+      <w:pPr>
+        <w:ind w:left="3600" w:hanging="360"/>
+      </w:pPr>
+    </w:lvl>
+    <w:lvl w:ilvl="5" w:tplc="AD1699E6">
+      <w:start w:val="1"/>
+      <w:numFmt w:val="bullet"/>
+      <w:lvlText w:val="■"/>
+      <w:lvlJc w:val="left"/>
+      <w:pPr>
+        <w:ind w:left="4320" w:hanging="360"/>
+      </w:pPr>
+    </w:lvl>
+    <w:lvl w:ilvl="6" w:tplc="834A3ADE">
+      <w:start w:val="1"/>
+      <w:numFmt w:val="bullet"/>
+      <w:lvlText w:val="●"/>
+      <w:lvlJc w:val="left"/>
+      <w:pPr>
+        <w:ind w:left="5040" w:hanging="360"/>
+      </w:pPr>
+    </w:lvl>
+    <w:lvl w:ilvl="7" w:tplc="A9720A88">
+      <w:start w:val="1"/>
+      <w:numFmt w:val="bullet"/>
+      <w:lvlText w:val="●"/>
+      <w:lvlJc w:val="left"/>
+      <w:pPr>
+        <w:ind w:left="5760" w:hanging="360"/>
+      </w:pPr>
+    </w:lvl>
+    <w:lvl w:ilvl="8" w:tplc="69FED340">
+      <w:start w:val="1"/>
+      <w:numFmt w:val="bullet"/>
+      <w:lvlText w:val="●"/>
+      <w:lvlJc w:val="left"/>
+      <w:pPr>
+        <w:ind w:left="6480" w:hanging="360"/>
+      </w:pPr>
+    </w:lvl>
+  </w:abstractNum>
+  <w:num w:numId="1" w16cid:durableId="1890266477">
+    <w:abstractNumId w:val="2"/>
+    <w:lvlOverride w:ilvl="0">
+      <w:startOverride w:val="1"/>
+    </w:lvlOverride>
+  </w:num>
+  <w:num w:numId="2" w16cid:durableId="1571383112">
     <w:abstractNumId w:val="0"/>
     <w:lvlOverride w:ilvl="0">
       <w:startOverride w:val="1"/>
     </w:lvlOverride>
   </w:num>
-  <w:num w:numId="2" w16cid:durableId="1950500718">
-    <w:abstractNumId w:val="2"/>
+  <w:num w:numId="3" w16cid:durableId="1077750749">
+    <w:abstractNumId w:val="0"/>
     <w:lvlOverride w:ilvl="0">
       <w:startOverride w:val="1"/>
     </w:lvlOverride>
   </w:num>
-  <w:num w:numId="3" w16cid:durableId="1655524057">
-    <w:abstractNumId w:val="2"/>
+  <w:num w:numId="4" w16cid:durableId="1291402848">
+    <w:abstractNumId w:val="0"/>
     <w:lvlOverride w:ilvl="0">
       <w:startOverride w:val="1"/>
     </w:lvlOverride>
   </w:num>
-  <w:num w:numId="4" w16cid:durableId="1510942653">
-    <w:abstractNumId w:val="2"/>
+  <w:num w:numId="5" w16cid:durableId="555162259">
+    <w:abstractNumId w:val="0"/>
     <w:lvlOverride w:ilvl="0">
       <w:startOverride w:val="1"/>
     </w:lvlOverride>
   </w:num>
-  <w:num w:numId="5" w16cid:durableId="1131899978">
-    <w:abstractNumId w:val="2"/>
+  <w:num w:numId="6" w16cid:durableId="1351301842">
+    <w:abstractNumId w:val="0"/>
     <w:lvlOverride w:ilvl="0">
       <w:startOverride w:val="1"/>
     </w:lvlOverride>
   </w:num>
-  <w:num w:numId="6" w16cid:durableId="656227594">
-    <w:abstractNumId w:val="2"/>
+  <w:num w:numId="7" w16cid:durableId="1423408812">
+    <w:abstractNumId w:val="0"/>
     <w:lvlOverride w:ilvl="0">
       <w:startOverride w:val="1"/>
     </w:lvlOverride>
   </w:num>
-  <w:num w:numId="7" w16cid:durableId="1579048285">
-    <w:abstractNumId w:val="2"/>
+  <w:num w:numId="8" w16cid:durableId="1970936208">
+    <w:abstractNumId w:val="0"/>
     <w:lvlOverride w:ilvl="0">
       <w:startOverride w:val="1"/>
     </w:lvlOverride>
   </w:num>
-  <w:num w:numId="8" w16cid:durableId="1479957580">
-    <w:abstractNumId w:val="2"/>
+  <w:num w:numId="9" w16cid:durableId="2131898309">
+    <w:abstractNumId w:val="0"/>
     <w:lvlOverride w:ilvl="0">
       <w:startOverride w:val="1"/>
     </w:lvlOverride>
   </w:num>
-  <w:num w:numId="9" w16cid:durableId="154691379">
-    <w:abstractNumId w:val="2"/>
+  <w:num w:numId="10" w16cid:durableId="54164137">
+    <w:abstractNumId w:val="0"/>
     <w:lvlOverride w:ilvl="0">
       <w:startOverride w:val="1"/>
     </w:lvlOverride>
   </w:num>
-  <w:num w:numId="10" w16cid:durableId="2013683411">
-    <w:abstractNumId w:val="2"/>
-    <w:lvlOverride w:ilvl="0">
-      <w:startOverride w:val="1"/>
-    </w:lvlOverride>
-  </w:num>
-  <w:num w:numId="11" w16cid:durableId="465010573">
-    <w:abstractNumId w:val="2"/>
+  <w:num w:numId="11" w16cid:durableId="1287276796">
+    <w:abstractNumId w:val="0"/>
     <w:lvlOverride w:ilvl="0">
       <w:startOverride w:val="1"/>
     </w:lvlOverride>

--- a/report/out/รายงาน-ระบบแจ้งซ่อม-มช.docx
+++ b/report/out/รายงาน-ระบบแจ้งซ่อม-มช.docx
@@ -86,7 +86,15 @@
     </w:p>
     <w:p>
       <w:pPr>
-        <w:spacing w:after="1000"/>
+        <w:jc w:val="center"/>
+      </w:pPr>
+      <w:r>
+        <w:t>ชื่อ-นามสกุล ................................................ รหัส​นักศึกษา ........................</w:t>
+      </w:r>
+    </w:p>
+    <w:p>
+      <w:pPr>
+        <w:spacing w:after="800"/>
         <w:jc w:val="center"/>
       </w:pPr>
       <w:r>
@@ -247,7 +255,7 @@
     <w:sdt>
       <w:sdtPr>
         <w:alias w:val="สารบัญ"/>
-        <w:id w:val="-1781101634"/>
+        <w:id w:val="972639933"/>
       </w:sdtPr>
       <w:sdtEndPr>
         <w:rPr>
@@ -282,7 +290,7 @@
           <w:r>
             <w:fldChar w:fldCharType="separate"/>
           </w:r>
-          <w:hyperlink w:anchor="_Toc240664710" w:history="1">
+          <w:hyperlink w:anchor="_Toc240667129" w:history="1">
             <w:r>
               <w:rPr>
                 <w:rStyle w:val="a5"/>
@@ -321,7 +329,7 @@
               <w:rPr>
                 <w:noProof/>
               </w:rPr>
-              <w:instrText xml:space="preserve"> PAGEREF _Toc240664710 \h </w:instrText>
+              <w:instrText xml:space="preserve"> PAGEREF _Toc240667129 \h </w:instrText>
             </w:r>
             <w:r>
               <w:rPr>
@@ -364,7 +372,7 @@
               <w14:ligatures w14:val="standardContextual"/>
             </w:rPr>
           </w:pPr>
-          <w:hyperlink w:anchor="_Toc240664711" w:history="1">
+          <w:hyperlink w:anchor="_Toc240667130" w:history="1">
             <w:r>
               <w:rPr>
                 <w:rStyle w:val="a5"/>
@@ -448,7 +456,7 @@
               <w:rPr>
                 <w:noProof/>
               </w:rPr>
-              <w:instrText xml:space="preserve"> PAGEREF _Toc240664711 \h </w:instrText>
+              <w:instrText xml:space="preserve"> PAGEREF _Toc240667130 \h </w:instrText>
             </w:r>
             <w:r>
               <w:rPr>
@@ -491,7 +499,7 @@
               <w14:ligatures w14:val="standardContextual"/>
             </w:rPr>
           </w:pPr>
-          <w:hyperlink w:anchor="_Toc240664712" w:history="1">
+          <w:hyperlink w:anchor="_Toc240667131" w:history="1">
             <w:r>
               <w:rPr>
                 <w:rStyle w:val="a5"/>
@@ -590,7 +598,7 @@
               <w:rPr>
                 <w:noProof/>
               </w:rPr>
-              <w:instrText xml:space="preserve"> PAGEREF _Toc240664712 \h </w:instrText>
+              <w:instrText xml:space="preserve"> PAGEREF _Toc240667131 \h </w:instrText>
             </w:r>
             <w:r>
               <w:rPr>
@@ -633,7 +641,7 @@
               <w14:ligatures w14:val="standardContextual"/>
             </w:rPr>
           </w:pPr>
-          <w:hyperlink w:anchor="_Toc240664713" w:history="1">
+          <w:hyperlink w:anchor="_Toc240667132" w:history="1">
             <w:r>
               <w:rPr>
                 <w:rStyle w:val="a5"/>
@@ -657,7 +665,7 @@
               <w:rPr>
                 <w:noProof/>
               </w:rPr>
-              <w:instrText xml:space="preserve"> PAGEREF _Toc240664713 \h </w:instrText>
+              <w:instrText xml:space="preserve"> PAGEREF _Toc240667132 \h </w:instrText>
             </w:r>
             <w:r>
               <w:rPr>
@@ -700,7 +708,7 @@
               <w14:ligatures w14:val="standardContextual"/>
             </w:rPr>
           </w:pPr>
-          <w:hyperlink w:anchor="_Toc240664714" w:history="1">
+          <w:hyperlink w:anchor="_Toc240667133" w:history="1">
             <w:r>
               <w:rPr>
                 <w:rStyle w:val="a5"/>
@@ -724,7 +732,7 @@
               <w:rPr>
                 <w:noProof/>
               </w:rPr>
-              <w:instrText xml:space="preserve"> PAGEREF _Toc240664714 \h </w:instrText>
+              <w:instrText xml:space="preserve"> PAGEREF _Toc240667133 \h </w:instrText>
             </w:r>
             <w:r>
               <w:rPr>
@@ -767,7 +775,7 @@
               <w14:ligatures w14:val="standardContextual"/>
             </w:rPr>
           </w:pPr>
-          <w:hyperlink w:anchor="_Toc240664715" w:history="1">
+          <w:hyperlink w:anchor="_Toc240667134" w:history="1">
             <w:r>
               <w:rPr>
                 <w:rStyle w:val="a5"/>
@@ -821,7 +829,7 @@
               <w:rPr>
                 <w:noProof/>
               </w:rPr>
-              <w:instrText xml:space="preserve"> PAGEREF _Toc240664715 \h </w:instrText>
+              <w:instrText xml:space="preserve"> PAGEREF _Toc240667134 \h </w:instrText>
             </w:r>
             <w:r>
               <w:rPr>
@@ -864,7 +872,7 @@
               <w14:ligatures w14:val="standardContextual"/>
             </w:rPr>
           </w:pPr>
-          <w:hyperlink w:anchor="_Toc240664716" w:history="1">
+          <w:hyperlink w:anchor="_Toc240667135" w:history="1">
             <w:r>
               <w:rPr>
                 <w:rStyle w:val="a5"/>
@@ -918,7 +926,7 @@
               <w:rPr>
                 <w:noProof/>
               </w:rPr>
-              <w:instrText xml:space="preserve"> PAGEREF _Toc240664716 \h </w:instrText>
+              <w:instrText xml:space="preserve"> PAGEREF _Toc240667135 \h </w:instrText>
             </w:r>
             <w:r>
               <w:rPr>
@@ -961,7 +969,7 @@
               <w14:ligatures w14:val="standardContextual"/>
             </w:rPr>
           </w:pPr>
-          <w:hyperlink w:anchor="_Toc240664717" w:history="1">
+          <w:hyperlink w:anchor="_Toc240667136" w:history="1">
             <w:r>
               <w:rPr>
                 <w:rStyle w:val="a5"/>
@@ -1045,7 +1053,7 @@
               <w:rPr>
                 <w:noProof/>
               </w:rPr>
-              <w:instrText xml:space="preserve"> PAGEREF _Toc240664717 \h </w:instrText>
+              <w:instrText xml:space="preserve"> PAGEREF _Toc240667136 \h </w:instrText>
             </w:r>
             <w:r>
               <w:rPr>
@@ -1090,7 +1098,7 @@
               <w14:ligatures w14:val="standardContextual"/>
             </w:rPr>
           </w:pPr>
-          <w:hyperlink w:anchor="_Toc240664718" w:history="1">
+          <w:hyperlink w:anchor="_Toc240667137" w:history="1">
             <w:r>
               <w:rPr>
                 <w:rStyle w:val="a5"/>
@@ -1159,7 +1167,7 @@
               <w:rPr>
                 <w:noProof/>
               </w:rPr>
-              <w:instrText xml:space="preserve"> PAGEREF _Toc240664718 \h </w:instrText>
+              <w:instrText xml:space="preserve"> PAGEREF _Toc240667137 \h </w:instrText>
             </w:r>
             <w:r>
               <w:rPr>
@@ -1202,7 +1210,7 @@
               <w14:ligatures w14:val="standardContextual"/>
             </w:rPr>
           </w:pPr>
-          <w:hyperlink w:anchor="_Toc240664719" w:history="1">
+          <w:hyperlink w:anchor="_Toc240667138" w:history="1">
             <w:r>
               <w:rPr>
                 <w:rStyle w:val="a5"/>
@@ -1256,7 +1264,7 @@
               <w:rPr>
                 <w:noProof/>
               </w:rPr>
-              <w:instrText xml:space="preserve"> PAGEREF _Toc240664719 \h </w:instrText>
+              <w:instrText xml:space="preserve"> PAGEREF _Toc240667138 \h </w:instrText>
             </w:r>
             <w:r>
               <w:rPr>
@@ -1299,7 +1307,7 @@
               <w14:ligatures w14:val="standardContextual"/>
             </w:rPr>
           </w:pPr>
-          <w:hyperlink w:anchor="_Toc240664720" w:history="1">
+          <w:hyperlink w:anchor="_Toc240667139" w:history="1">
             <w:r>
               <w:rPr>
                 <w:rStyle w:val="a5"/>
@@ -1383,7 +1391,7 @@
               <w:rPr>
                 <w:noProof/>
               </w:rPr>
-              <w:instrText xml:space="preserve"> PAGEREF _Toc240664720 \h </w:instrText>
+              <w:instrText xml:space="preserve"> PAGEREF _Toc240667139 \h </w:instrText>
             </w:r>
             <w:r>
               <w:rPr>
@@ -1426,7 +1434,7 @@
               <w14:ligatures w14:val="standardContextual"/>
             </w:rPr>
           </w:pPr>
-          <w:hyperlink w:anchor="_Toc240664721" w:history="1">
+          <w:hyperlink w:anchor="_Toc240667140" w:history="1">
             <w:r>
               <w:rPr>
                 <w:rStyle w:val="a5"/>
@@ -1510,7 +1518,7 @@
               <w:rPr>
                 <w:noProof/>
               </w:rPr>
-              <w:instrText xml:space="preserve"> PAGEREF _Toc240664721 \h </w:instrText>
+              <w:instrText xml:space="preserve"> PAGEREF _Toc240667140 \h </w:instrText>
             </w:r>
             <w:r>
               <w:rPr>
@@ -1555,7 +1563,7 @@
               <w14:ligatures w14:val="standardContextual"/>
             </w:rPr>
           </w:pPr>
-          <w:hyperlink w:anchor="_Toc240664722" w:history="1">
+          <w:hyperlink w:anchor="_Toc240667141" w:history="1">
             <w:r>
               <w:rPr>
                 <w:rStyle w:val="a5"/>
@@ -1699,7 +1707,7 @@
               <w:rPr>
                 <w:noProof/>
               </w:rPr>
-              <w:instrText xml:space="preserve"> PAGEREF _Toc240664722 \h </w:instrText>
+              <w:instrText xml:space="preserve"> PAGEREF _Toc240667141 \h </w:instrText>
             </w:r>
             <w:r>
               <w:rPr>
@@ -1742,7 +1750,7 @@
               <w14:ligatures w14:val="standardContextual"/>
             </w:rPr>
           </w:pPr>
-          <w:hyperlink w:anchor="_Toc240664723" w:history="1">
+          <w:hyperlink w:anchor="_Toc240667142" w:history="1">
             <w:r>
               <w:rPr>
                 <w:rStyle w:val="a5"/>
@@ -1841,7 +1849,7 @@
               <w:rPr>
                 <w:noProof/>
               </w:rPr>
-              <w:instrText xml:space="preserve"> PAGEREF _Toc240664723 \h </w:instrText>
+              <w:instrText xml:space="preserve"> PAGEREF _Toc240667142 \h </w:instrText>
             </w:r>
             <w:r>
               <w:rPr>
@@ -1884,7 +1892,7 @@
               <w14:ligatures w14:val="standardContextual"/>
             </w:rPr>
           </w:pPr>
-          <w:hyperlink w:anchor="_Toc240664724" w:history="1">
+          <w:hyperlink w:anchor="_Toc240667143" w:history="1">
             <w:r>
               <w:rPr>
                 <w:rStyle w:val="a5"/>
@@ -1953,7 +1961,7 @@
               <w:rPr>
                 <w:noProof/>
               </w:rPr>
-              <w:instrText xml:space="preserve"> PAGEREF _Toc240664724 \h </w:instrText>
+              <w:instrText xml:space="preserve"> PAGEREF _Toc240667143 \h </w:instrText>
             </w:r>
             <w:r>
               <w:rPr>
@@ -1996,7 +2004,7 @@
               <w14:ligatures w14:val="standardContextual"/>
             </w:rPr>
           </w:pPr>
-          <w:hyperlink w:anchor="_Toc240664725" w:history="1">
+          <w:hyperlink w:anchor="_Toc240667144" w:history="1">
             <w:r>
               <w:rPr>
                 <w:rStyle w:val="a5"/>
@@ -2065,7 +2073,7 @@
               <w:rPr>
                 <w:noProof/>
               </w:rPr>
-              <w:instrText xml:space="preserve"> PAGEREF _Toc240664725 \h </w:instrText>
+              <w:instrText xml:space="preserve"> PAGEREF _Toc240667144 \h </w:instrText>
             </w:r>
             <w:r>
               <w:rPr>
@@ -2108,7 +2116,7 @@
               <w14:ligatures w14:val="standardContextual"/>
             </w:rPr>
           </w:pPr>
-          <w:hyperlink w:anchor="_Toc240664726" w:history="1">
+          <w:hyperlink w:anchor="_Toc240667145" w:history="1">
             <w:r>
               <w:rPr>
                 <w:rStyle w:val="a5"/>
@@ -2192,7 +2200,7 @@
               <w:rPr>
                 <w:noProof/>
               </w:rPr>
-              <w:instrText xml:space="preserve"> PAGEREF _Toc240664726 \h </w:instrText>
+              <w:instrText xml:space="preserve"> PAGEREF _Toc240667145 \h </w:instrText>
             </w:r>
             <w:r>
               <w:rPr>
@@ -2235,7 +2243,7 @@
               <w14:ligatures w14:val="standardContextual"/>
             </w:rPr>
           </w:pPr>
-          <w:hyperlink w:anchor="_Toc240664727" w:history="1">
+          <w:hyperlink w:anchor="_Toc240667146" w:history="1">
             <w:r>
               <w:rPr>
                 <w:rStyle w:val="a5"/>
@@ -2349,7 +2357,7 @@
               <w:rPr>
                 <w:noProof/>
               </w:rPr>
-              <w:instrText xml:space="preserve"> PAGEREF _Toc240664727 \h </w:instrText>
+              <w:instrText xml:space="preserve"> PAGEREF _Toc240667146 \h </w:instrText>
             </w:r>
             <w:r>
               <w:rPr>
@@ -2392,7 +2400,7 @@
               <w14:ligatures w14:val="standardContextual"/>
             </w:rPr>
           </w:pPr>
-          <w:hyperlink w:anchor="_Toc240664728" w:history="1">
+          <w:hyperlink w:anchor="_Toc240667147" w:history="1">
             <w:r>
               <w:rPr>
                 <w:rStyle w:val="a5"/>
@@ -2476,7 +2484,7 @@
               <w:rPr>
                 <w:noProof/>
               </w:rPr>
-              <w:instrText xml:space="preserve"> PAGEREF _Toc240664728 \h </w:instrText>
+              <w:instrText xml:space="preserve"> PAGEREF _Toc240667147 \h </w:instrText>
             </w:r>
             <w:r>
               <w:rPr>
@@ -2519,7 +2527,7 @@
               <w14:ligatures w14:val="standardContextual"/>
             </w:rPr>
           </w:pPr>
-          <w:hyperlink w:anchor="_Toc240664729" w:history="1">
+          <w:hyperlink w:anchor="_Toc240667148" w:history="1">
             <w:r>
               <w:rPr>
                 <w:rStyle w:val="a5"/>
@@ -2618,7 +2626,7 @@
               <w:rPr>
                 <w:noProof/>
               </w:rPr>
-              <w:instrText xml:space="preserve"> PAGEREF _Toc240664729 \h </w:instrText>
+              <w:instrText xml:space="preserve"> PAGEREF _Toc240667148 \h </w:instrText>
             </w:r>
             <w:r>
               <w:rPr>
@@ -2661,7 +2669,7 @@
               <w14:ligatures w14:val="standardContextual"/>
             </w:rPr>
           </w:pPr>
-          <w:hyperlink w:anchor="_Toc240664730" w:history="1">
+          <w:hyperlink w:anchor="_Toc240667149" w:history="1">
             <w:r>
               <w:rPr>
                 <w:rStyle w:val="a5"/>
@@ -2700,7 +2708,7 @@
               <w:rPr>
                 <w:noProof/>
               </w:rPr>
-              <w:instrText xml:space="preserve"> PAGEREF _Toc240664730 \h </w:instrText>
+              <w:instrText xml:space="preserve"> PAGEREF _Toc240667149 \h </w:instrText>
             </w:r>
             <w:r>
               <w:rPr>
@@ -2718,7 +2726,7 @@
                 <w:noProof/>
                 <w:cs/>
               </w:rPr>
-              <w:t>14</w:t>
+              <w:t>15</w:t>
             </w:r>
             <w:r>
               <w:rPr>
@@ -2745,7 +2753,7 @@
               <w14:ligatures w14:val="standardContextual"/>
             </w:rPr>
           </w:pPr>
-          <w:hyperlink w:anchor="_Toc240664731" w:history="1">
+          <w:hyperlink w:anchor="_Toc240667150" w:history="1">
             <w:r>
               <w:rPr>
                 <w:rStyle w:val="a5"/>
@@ -2799,7 +2807,7 @@
               <w:rPr>
                 <w:noProof/>
               </w:rPr>
-              <w:instrText xml:space="preserve"> PAGEREF _Toc240664731 \h </w:instrText>
+              <w:instrText xml:space="preserve"> PAGEREF _Toc240667150 \h </w:instrText>
             </w:r>
             <w:r>
               <w:rPr>
@@ -2842,7 +2850,7 @@
               <w14:ligatures w14:val="standardContextual"/>
             </w:rPr>
           </w:pPr>
-          <w:hyperlink w:anchor="_Toc240664732" w:history="1">
+          <w:hyperlink w:anchor="_Toc240667151" w:history="1">
             <w:r>
               <w:rPr>
                 <w:rStyle w:val="a5"/>
@@ -2866,7 +2874,7 @@
               <w:rPr>
                 <w:noProof/>
               </w:rPr>
-              <w:instrText xml:space="preserve"> PAGEREF _Toc240664732 \h </w:instrText>
+              <w:instrText xml:space="preserve"> PAGEREF _Toc240667151 \h </w:instrText>
             </w:r>
             <w:r>
               <w:rPr>
@@ -2909,7 +2917,7 @@
               <w14:ligatures w14:val="standardContextual"/>
             </w:rPr>
           </w:pPr>
-          <w:hyperlink w:anchor="_Toc240664733" w:history="1">
+          <w:hyperlink w:anchor="_Toc240667152" w:history="1">
             <w:r>
               <w:rPr>
                 <w:rStyle w:val="a5"/>
@@ -2978,7 +2986,7 @@
               <w:rPr>
                 <w:noProof/>
               </w:rPr>
-              <w:instrText xml:space="preserve"> PAGEREF _Toc240664733 \h </w:instrText>
+              <w:instrText xml:space="preserve"> PAGEREF _Toc240667152 \h </w:instrText>
             </w:r>
             <w:r>
               <w:rPr>
@@ -3021,7 +3029,7 @@
               <w14:ligatures w14:val="standardContextual"/>
             </w:rPr>
           </w:pPr>
-          <w:hyperlink w:anchor="_Toc240664734" w:history="1">
+          <w:hyperlink w:anchor="_Toc240667153" w:history="1">
             <w:r>
               <w:rPr>
                 <w:rStyle w:val="a5"/>
@@ -3060,7 +3068,7 @@
               <w:rPr>
                 <w:noProof/>
               </w:rPr>
-              <w:instrText xml:space="preserve"> PAGEREF _Toc240664734 \h </w:instrText>
+              <w:instrText xml:space="preserve"> PAGEREF _Toc240667153 \h </w:instrText>
             </w:r>
             <w:r>
               <w:rPr>
@@ -3103,7 +3111,7 @@
               <w14:ligatures w14:val="standardContextual"/>
             </w:rPr>
           </w:pPr>
-          <w:hyperlink w:anchor="_Toc240664735" w:history="1">
+          <w:hyperlink w:anchor="_Toc240667154" w:history="1">
             <w:r>
               <w:rPr>
                 <w:rStyle w:val="a5"/>
@@ -3157,7 +3165,7 @@
               <w:rPr>
                 <w:noProof/>
               </w:rPr>
-              <w:instrText xml:space="preserve"> PAGEREF _Toc240664735 \h </w:instrText>
+              <w:instrText xml:space="preserve"> PAGEREF _Toc240667154 \h </w:instrText>
             </w:r>
             <w:r>
               <w:rPr>
@@ -3202,7 +3210,7 @@
               <w14:ligatures w14:val="standardContextual"/>
             </w:rPr>
           </w:pPr>
-          <w:hyperlink w:anchor="_Toc240664736" w:history="1">
+          <w:hyperlink w:anchor="_Toc240667155" w:history="1">
             <w:r>
               <w:rPr>
                 <w:rStyle w:val="a5"/>
@@ -3256,7 +3264,7 @@
               <w:rPr>
                 <w:noProof/>
               </w:rPr>
-              <w:instrText xml:space="preserve"> PAGEREF _Toc240664736 \h </w:instrText>
+              <w:instrText xml:space="preserve"> PAGEREF _Toc240667155 \h </w:instrText>
             </w:r>
             <w:r>
               <w:rPr>
@@ -3299,7 +3307,7 @@
               <w14:ligatures w14:val="standardContextual"/>
             </w:rPr>
           </w:pPr>
-          <w:hyperlink w:anchor="_Toc240664737" w:history="1">
+          <w:hyperlink w:anchor="_Toc240667156" w:history="1">
             <w:r>
               <w:rPr>
                 <w:rStyle w:val="a5"/>
@@ -3338,7 +3346,7 @@
               <w:rPr>
                 <w:noProof/>
               </w:rPr>
-              <w:instrText xml:space="preserve"> PAGEREF _Toc240664737 \h </w:instrText>
+              <w:instrText xml:space="preserve"> PAGEREF _Toc240667156 \h </w:instrText>
             </w:r>
             <w:r>
               <w:rPr>
@@ -3381,7 +3389,7 @@
               <w14:ligatures w14:val="standardContextual"/>
             </w:rPr>
           </w:pPr>
-          <w:hyperlink w:anchor="_Toc240664738" w:history="1">
+          <w:hyperlink w:anchor="_Toc240667157" w:history="1">
             <w:r>
               <w:rPr>
                 <w:rStyle w:val="a5"/>
@@ -3402,7 +3410,7 @@
                 <w:rStyle w:val="a5"/>
                 <w:noProof/>
               </w:rPr>
-              <w:t>คัดกรอง</w:t>
+              <w:t>ติดตาม</w:t>
             </w:r>
             <w:r>
               <w:rPr>
@@ -3417,7 +3425,7 @@
                 <w:rStyle w:val="a5"/>
                 <w:noProof/>
               </w:rPr>
-              <w:t>คำร้อง</w:t>
+              <w:t>สถานะ</w:t>
             </w:r>
             <w:r>
               <w:rPr>
@@ -3447,7 +3455,7 @@
                 <w:rStyle w:val="a5"/>
                 <w:noProof/>
               </w:rPr>
-              <w:t>มอบหมาย</w:t>
+              <w:t>ยืนยัน</w:t>
             </w:r>
             <w:r>
               <w:rPr>
@@ -3462,7 +3470,37 @@
                 <w:rStyle w:val="a5"/>
                 <w:noProof/>
               </w:rPr>
-              <w:t>ช่าง</w:t>
+              <w:t>ผล</w:t>
+            </w:r>
+            <w:r>
+              <w:rPr>
+                <w:rStyle w:val="a5"/>
+                <w:rFonts w:ascii="Arial" w:hAnsi="Arial" w:cs="Arial"/>
+                <w:noProof/>
+              </w:rPr>
+              <w:t>​</w:t>
+            </w:r>
+            <w:r>
+              <w:rPr>
+                <w:rStyle w:val="a5"/>
+                <w:noProof/>
+              </w:rPr>
+              <w:t>การ</w:t>
+            </w:r>
+            <w:r>
+              <w:rPr>
+                <w:rStyle w:val="a5"/>
+                <w:rFonts w:ascii="Arial" w:hAnsi="Arial" w:cs="Arial"/>
+                <w:noProof/>
+              </w:rPr>
+              <w:t>​</w:t>
+            </w:r>
+            <w:r>
+              <w:rPr>
+                <w:rStyle w:val="a5"/>
+                <w:noProof/>
+              </w:rPr>
+              <w:t>ซ่อม</w:t>
             </w:r>
             <w:r>
               <w:rPr>
@@ -3480,7 +3518,7 @@
               <w:rPr>
                 <w:noProof/>
               </w:rPr>
-              <w:instrText xml:space="preserve"> PAGEREF _Toc240664738 \h </w:instrText>
+              <w:instrText xml:space="preserve"> PAGEREF _Toc240667157 \h </w:instrText>
             </w:r>
             <w:r>
               <w:rPr>
@@ -3523,7 +3561,7 @@
               <w14:ligatures w14:val="standardContextual"/>
             </w:rPr>
           </w:pPr>
-          <w:hyperlink w:anchor="_Toc240664739" w:history="1">
+          <w:hyperlink w:anchor="_Toc240667158" w:history="1">
             <w:r>
               <w:rPr>
                 <w:rStyle w:val="a5"/>
@@ -3622,7 +3660,7 @@
               <w:rPr>
                 <w:noProof/>
               </w:rPr>
-              <w:instrText xml:space="preserve"> PAGEREF _Toc240664739 \h </w:instrText>
+              <w:instrText xml:space="preserve"> PAGEREF _Toc240667158 \h </w:instrText>
             </w:r>
             <w:r>
               <w:rPr>
@@ -3640,7 +3678,7 @@
                 <w:noProof/>
                 <w:cs/>
               </w:rPr>
-              <w:t>26</w:t>
+              <w:t>24</w:t>
             </w:r>
             <w:r>
               <w:rPr>
@@ -3665,13 +3703,13 @@
               <w14:ligatures w14:val="standardContextual"/>
             </w:rPr>
           </w:pPr>
-          <w:hyperlink w:anchor="_Toc240664740" w:history="1">
-            <w:r>
-              <w:rPr>
-                <w:rStyle w:val="a5"/>
-                <w:noProof/>
-              </w:rPr>
-              <w:t>5.4 การ</w:t>
+          <w:hyperlink w:anchor="_Toc240667159" w:history="1">
+            <w:r>
+              <w:rPr>
+                <w:rStyle w:val="a5"/>
+                <w:noProof/>
+              </w:rPr>
+              <w:t>5.4 แดชบอร์ด</w:t>
             </w:r>
             <w:r>
               <w:rPr>
@@ -3686,7 +3724,7 @@
                 <w:rStyle w:val="a5"/>
                 <w:noProof/>
               </w:rPr>
-              <w:t>ติดตาม</w:t>
+              <w:t>วิเคราะห์</w:t>
             </w:r>
             <w:r>
               <w:rPr>
@@ -3701,7 +3739,7 @@
                 <w:rStyle w:val="a5"/>
                 <w:noProof/>
               </w:rPr>
-              <w:t>สถานะ</w:t>
+              <w:t>ข้อมูล</w:t>
             </w:r>
             <w:r>
               <w:rPr>
@@ -3731,7 +3769,7 @@
                 <w:rStyle w:val="a5"/>
                 <w:noProof/>
               </w:rPr>
-              <w:t>ยืนยัน</w:t>
+              <w:t>การ</w:t>
             </w:r>
             <w:r>
               <w:rPr>
@@ -3746,7 +3784,7 @@
                 <w:rStyle w:val="a5"/>
                 <w:noProof/>
               </w:rPr>
-              <w:t>ผล</w:t>
+              <w:t>ส่งออก</w:t>
             </w:r>
             <w:r>
               <w:rPr>
@@ -3761,22 +3799,7 @@
                 <w:rStyle w:val="a5"/>
                 <w:noProof/>
               </w:rPr>
-              <w:t>การ</w:t>
-            </w:r>
-            <w:r>
-              <w:rPr>
-                <w:rStyle w:val="a5"/>
-                <w:rFonts w:ascii="Arial" w:hAnsi="Arial" w:cs="Arial"/>
-                <w:noProof/>
-              </w:rPr>
-              <w:t>​</w:t>
-            </w:r>
-            <w:r>
-              <w:rPr>
-                <w:rStyle w:val="a5"/>
-                <w:noProof/>
-              </w:rPr>
-              <w:t>ซ่อม</w:t>
+              <w:t>รายงาน</w:t>
             </w:r>
             <w:r>
               <w:rPr>
@@ -3794,7 +3817,7 @@
               <w:rPr>
                 <w:noProof/>
               </w:rPr>
-              <w:instrText xml:space="preserve"> PAGEREF _Toc240664740 \h </w:instrText>
+              <w:instrText xml:space="preserve"> PAGEREF _Toc240667159 \h </w:instrText>
             </w:r>
             <w:r>
               <w:rPr>
@@ -3812,7 +3835,7 @@
                 <w:noProof/>
                 <w:cs/>
               </w:rPr>
-              <w:t>28</w:t>
+              <w:t>26</w:t>
             </w:r>
             <w:r>
               <w:rPr>
@@ -3837,13 +3860,13 @@
               <w14:ligatures w14:val="standardContextual"/>
             </w:rPr>
           </w:pPr>
-          <w:hyperlink w:anchor="_Toc240664741" w:history="1">
-            <w:r>
-              <w:rPr>
-                <w:rStyle w:val="a5"/>
-                <w:noProof/>
-              </w:rPr>
-              <w:t>5.5 แผนภาพ</w:t>
+          <w:hyperlink w:anchor="_Toc240667160" w:history="1">
+            <w:r>
+              <w:rPr>
+                <w:rStyle w:val="a5"/>
+                <w:noProof/>
+              </w:rPr>
+              <w:t>5.5 การ</w:t>
             </w:r>
             <w:r>
               <w:rPr>
@@ -3858,6 +3881,148 @@
                 <w:rStyle w:val="a5"/>
                 <w:noProof/>
               </w:rPr>
+              <w:t>คัดกรอง</w:t>
+            </w:r>
+            <w:r>
+              <w:rPr>
+                <w:rStyle w:val="a5"/>
+                <w:rFonts w:ascii="Arial" w:hAnsi="Arial" w:cs="Arial"/>
+                <w:noProof/>
+              </w:rPr>
+              <w:t>​</w:t>
+            </w:r>
+            <w:r>
+              <w:rPr>
+                <w:rStyle w:val="a5"/>
+                <w:noProof/>
+              </w:rPr>
+              <w:t>คำร้อง</w:t>
+            </w:r>
+            <w:r>
+              <w:rPr>
+                <w:rStyle w:val="a5"/>
+                <w:rFonts w:ascii="Arial" w:hAnsi="Arial" w:cs="Arial"/>
+                <w:noProof/>
+              </w:rPr>
+              <w:t>​</w:t>
+            </w:r>
+            <w:r>
+              <w:rPr>
+                <w:rStyle w:val="a5"/>
+                <w:noProof/>
+              </w:rPr>
+              <w:t>และ</w:t>
+            </w:r>
+            <w:r>
+              <w:rPr>
+                <w:rStyle w:val="a5"/>
+                <w:rFonts w:ascii="Arial" w:hAnsi="Arial" w:cs="Arial"/>
+                <w:noProof/>
+              </w:rPr>
+              <w:t>​</w:t>
+            </w:r>
+            <w:r>
+              <w:rPr>
+                <w:rStyle w:val="a5"/>
+                <w:noProof/>
+              </w:rPr>
+              <w:t>มอบหมาย</w:t>
+            </w:r>
+            <w:r>
+              <w:rPr>
+                <w:rStyle w:val="a5"/>
+                <w:rFonts w:ascii="Arial" w:hAnsi="Arial" w:cs="Arial"/>
+                <w:noProof/>
+              </w:rPr>
+              <w:t>​</w:t>
+            </w:r>
+            <w:r>
+              <w:rPr>
+                <w:rStyle w:val="a5"/>
+                <w:noProof/>
+              </w:rPr>
+              <w:t>ช่าง</w:t>
+            </w:r>
+            <w:r>
+              <w:rPr>
+                <w:noProof/>
+              </w:rPr>
+              <w:tab/>
+            </w:r>
+            <w:r>
+              <w:rPr>
+                <w:noProof/>
+              </w:rPr>
+              <w:fldChar w:fldCharType="begin"/>
+            </w:r>
+            <w:r>
+              <w:rPr>
+                <w:noProof/>
+              </w:rPr>
+              <w:instrText xml:space="preserve"> PAGEREF _Toc240667160 \h </w:instrText>
+            </w:r>
+            <w:r>
+              <w:rPr>
+                <w:noProof/>
+              </w:rPr>
+            </w:r>
+            <w:r>
+              <w:rPr>
+                <w:noProof/>
+              </w:rPr>
+              <w:fldChar w:fldCharType="separate"/>
+            </w:r>
+            <w:r>
+              <w:rPr>
+                <w:noProof/>
+                <w:cs/>
+              </w:rPr>
+              <w:t>28</w:t>
+            </w:r>
+            <w:r>
+              <w:rPr>
+                <w:noProof/>
+              </w:rPr>
+              <w:fldChar w:fldCharType="end"/>
+            </w:r>
+          </w:hyperlink>
+        </w:p>
+        <w:p>
+          <w:pPr>
+            <w:pStyle w:val="20"/>
+            <w:tabs>
+              <w:tab w:val="right" w:leader="dot" w:pos="8296"/>
+            </w:tabs>
+            <w:rPr>
+              <w:rFonts w:asciiTheme="minorHAnsi" w:eastAsiaTheme="minorEastAsia" w:hAnsiTheme="minorHAnsi" w:cstheme="minorBidi"/>
+              <w:noProof/>
+              <w:kern w:val="2"/>
+              <w:sz w:val="24"/>
+              <w:szCs w:val="30"/>
+              <w14:ligatures w14:val="standardContextual"/>
+            </w:rPr>
+          </w:pPr>
+          <w:hyperlink w:anchor="_Toc240667161" w:history="1">
+            <w:r>
+              <w:rPr>
+                <w:rStyle w:val="a5"/>
+                <w:noProof/>
+              </w:rPr>
+              <w:t>5.6 แผนภาพ</w:t>
+            </w:r>
+            <w:r>
+              <w:rPr>
+                <w:rStyle w:val="a5"/>
+                <w:rFonts w:ascii="Arial" w:hAnsi="Arial" w:cs="Arial"/>
+                <w:noProof/>
+              </w:rPr>
+              <w:t>​</w:t>
+            </w:r>
+            <w:r>
+              <w:rPr>
+                <w:rStyle w:val="a5"/>
+                <w:noProof/>
+              </w:rPr>
               <w:t>สถานะ</w:t>
             </w:r>
             <w:r>
@@ -3906,7 +4071,7 @@
               <w:rPr>
                 <w:noProof/>
               </w:rPr>
-              <w:instrText xml:space="preserve"> PAGEREF _Toc240664741 \h </w:instrText>
+              <w:instrText xml:space="preserve"> PAGEREF _Toc240667161 \h </w:instrText>
             </w:r>
             <w:r>
               <w:rPr>
@@ -3924,7 +4089,7 @@
                 <w:noProof/>
                 <w:cs/>
               </w:rPr>
-              <w:t>28</w:t>
+              <w:t>30</w:t>
             </w:r>
             <w:r>
               <w:rPr>
@@ -3951,7 +4116,7 @@
               <w14:ligatures w14:val="standardContextual"/>
             </w:rPr>
           </w:pPr>
-          <w:hyperlink w:anchor="_Toc240664742" w:history="1">
+          <w:hyperlink w:anchor="_Toc240667162" w:history="1">
             <w:r>
               <w:rPr>
                 <w:rStyle w:val="a5"/>
@@ -4050,7 +4215,7 @@
               <w:rPr>
                 <w:noProof/>
               </w:rPr>
-              <w:instrText xml:space="preserve"> PAGEREF _Toc240664742 \h </w:instrText>
+              <w:instrText xml:space="preserve"> PAGEREF _Toc240667162 \h </w:instrText>
             </w:r>
             <w:r>
               <w:rPr>
@@ -4068,7 +4233,7 @@
                 <w:noProof/>
                 <w:cs/>
               </w:rPr>
-              <w:t>30</w:t>
+              <w:t>31</w:t>
             </w:r>
             <w:r>
               <w:rPr>
@@ -4093,7 +4258,7 @@
               <w14:ligatures w14:val="standardContextual"/>
             </w:rPr>
           </w:pPr>
-          <w:hyperlink w:anchor="_Toc240664743" w:history="1">
+          <w:hyperlink w:anchor="_Toc240667163" w:history="1">
             <w:r>
               <w:rPr>
                 <w:rStyle w:val="a5"/>
@@ -4177,7 +4342,7 @@
               <w:rPr>
                 <w:noProof/>
               </w:rPr>
-              <w:instrText xml:space="preserve"> PAGEREF _Toc240664743 \h </w:instrText>
+              <w:instrText xml:space="preserve"> PAGEREF _Toc240667163 \h </w:instrText>
             </w:r>
             <w:r>
               <w:rPr>
@@ -4195,7 +4360,7 @@
                 <w:noProof/>
                 <w:cs/>
               </w:rPr>
-              <w:t>30</w:t>
+              <w:t>31</w:t>
             </w:r>
             <w:r>
               <w:rPr>
@@ -4220,7 +4385,7 @@
               <w14:ligatures w14:val="standardContextual"/>
             </w:rPr>
           </w:pPr>
-          <w:hyperlink w:anchor="_Toc240664744" w:history="1">
+          <w:hyperlink w:anchor="_Toc240667164" w:history="1">
             <w:r>
               <w:rPr>
                 <w:rStyle w:val="a5"/>
@@ -4259,7 +4424,7 @@
               <w:rPr>
                 <w:noProof/>
               </w:rPr>
-              <w:instrText xml:space="preserve"> PAGEREF _Toc240664744 \h </w:instrText>
+              <w:instrText xml:space="preserve"> PAGEREF _Toc240667164 \h </w:instrText>
             </w:r>
             <w:r>
               <w:rPr>
@@ -4277,7 +4442,7 @@
                 <w:noProof/>
                 <w:cs/>
               </w:rPr>
-              <w:t>30</w:t>
+              <w:t>31</w:t>
             </w:r>
             <w:r>
               <w:rPr>
@@ -4302,7 +4467,7 @@
               <w14:ligatures w14:val="standardContextual"/>
             </w:rPr>
           </w:pPr>
-          <w:hyperlink w:anchor="_Toc240664745" w:history="1">
+          <w:hyperlink w:anchor="_Toc240667165" w:history="1">
             <w:r>
               <w:rPr>
                 <w:rStyle w:val="a5"/>
@@ -4356,7 +4521,7 @@
               <w:rPr>
                 <w:noProof/>
               </w:rPr>
-              <w:instrText xml:space="preserve"> PAGEREF _Toc240664745 \h </w:instrText>
+              <w:instrText xml:space="preserve"> PAGEREF _Toc240667165 \h </w:instrText>
             </w:r>
             <w:r>
               <w:rPr>
@@ -4374,7 +4539,7 @@
                 <w:noProof/>
                 <w:cs/>
               </w:rPr>
-              <w:t>32</w:t>
+              <w:t>33</w:t>
             </w:r>
             <w:r>
               <w:rPr>
@@ -4401,7 +4566,7 @@
               <w14:ligatures w14:val="standardContextual"/>
             </w:rPr>
           </w:pPr>
-          <w:hyperlink w:anchor="_Toc240664746" w:history="1">
+          <w:hyperlink w:anchor="_Toc240667166" w:history="1">
             <w:r>
               <w:rPr>
                 <w:rStyle w:val="a5"/>
@@ -4515,7 +4680,7 @@
               <w:rPr>
                 <w:noProof/>
               </w:rPr>
-              <w:instrText xml:space="preserve"> PAGEREF _Toc240664746 \h </w:instrText>
+              <w:instrText xml:space="preserve"> PAGEREF _Toc240667166 \h </w:instrText>
             </w:r>
             <w:r>
               <w:rPr>
@@ -4533,7 +4698,7 @@
                 <w:noProof/>
                 <w:cs/>
               </w:rPr>
-              <w:t>35</w:t>
+              <w:t>36</w:t>
             </w:r>
             <w:r>
               <w:rPr>
@@ -4558,7 +4723,7 @@
               <w14:ligatures w14:val="standardContextual"/>
             </w:rPr>
           </w:pPr>
-          <w:hyperlink w:anchor="_Toc240664747" w:history="1">
+          <w:hyperlink w:anchor="_Toc240667167" w:history="1">
             <w:r>
               <w:rPr>
                 <w:rStyle w:val="a5"/>
@@ -4657,7 +4822,7 @@
               <w:rPr>
                 <w:noProof/>
               </w:rPr>
-              <w:instrText xml:space="preserve"> PAGEREF _Toc240664747 \h </w:instrText>
+              <w:instrText xml:space="preserve"> PAGEREF _Toc240667167 \h </w:instrText>
             </w:r>
             <w:r>
               <w:rPr>
@@ -4675,7 +4840,7 @@
                 <w:noProof/>
                 <w:cs/>
               </w:rPr>
-              <w:t>35</w:t>
+              <w:t>36</w:t>
             </w:r>
             <w:r>
               <w:rPr>
@@ -4700,7 +4865,7 @@
               <w14:ligatures w14:val="standardContextual"/>
             </w:rPr>
           </w:pPr>
-          <w:hyperlink w:anchor="_Toc240664748" w:history="1">
+          <w:hyperlink w:anchor="_Toc240667168" w:history="1">
             <w:r>
               <w:rPr>
                 <w:rStyle w:val="a5"/>
@@ -4784,7 +4949,7 @@
               <w:rPr>
                 <w:noProof/>
               </w:rPr>
-              <w:instrText xml:space="preserve"> PAGEREF _Toc240664748 \h </w:instrText>
+              <w:instrText xml:space="preserve"> PAGEREF _Toc240667168 \h </w:instrText>
             </w:r>
             <w:r>
               <w:rPr>
@@ -4802,7 +4967,7 @@
                 <w:noProof/>
                 <w:cs/>
               </w:rPr>
-              <w:t>35</w:t>
+              <w:t>36</w:t>
             </w:r>
             <w:r>
               <w:rPr>
@@ -4827,7 +4992,7 @@
               <w14:ligatures w14:val="standardContextual"/>
             </w:rPr>
           </w:pPr>
-          <w:hyperlink w:anchor="_Toc240664749" w:history="1">
+          <w:hyperlink w:anchor="_Toc240667169" w:history="1">
             <w:r>
               <w:rPr>
                 <w:rStyle w:val="a5"/>
@@ -4866,7 +5031,7 @@
               <w:rPr>
                 <w:noProof/>
               </w:rPr>
-              <w:instrText xml:space="preserve"> PAGEREF _Toc240664749 \h </w:instrText>
+              <w:instrText xml:space="preserve"> PAGEREF _Toc240667169 \h </w:instrText>
             </w:r>
             <w:r>
               <w:rPr>
@@ -4884,7 +5049,7 @@
                 <w:noProof/>
                 <w:cs/>
               </w:rPr>
-              <w:t>36</w:t>
+              <w:t>37</w:t>
             </w:r>
             <w:r>
               <w:rPr>
@@ -4909,7 +5074,7 @@
               <w14:ligatures w14:val="standardContextual"/>
             </w:rPr>
           </w:pPr>
-          <w:hyperlink w:anchor="_Toc240664750" w:history="1">
+          <w:hyperlink w:anchor="_Toc240667170" w:history="1">
             <w:r>
               <w:rPr>
                 <w:rStyle w:val="a5"/>
@@ -4963,7 +5128,7 @@
               <w:rPr>
                 <w:noProof/>
               </w:rPr>
-              <w:instrText xml:space="preserve"> PAGEREF _Toc240664750 \h </w:instrText>
+              <w:instrText xml:space="preserve"> PAGEREF _Toc240667170 \h </w:instrText>
             </w:r>
             <w:r>
               <w:rPr>
@@ -4981,7 +5146,7 @@
                 <w:noProof/>
                 <w:cs/>
               </w:rPr>
-              <w:t>38</w:t>
+              <w:t>39</w:t>
             </w:r>
             <w:r>
               <w:rPr>
@@ -5006,7 +5171,7 @@
               <w14:ligatures w14:val="standardContextual"/>
             </w:rPr>
           </w:pPr>
-          <w:hyperlink w:anchor="_Toc240664751" w:history="1">
+          <w:hyperlink w:anchor="_Toc240667171" w:history="1">
             <w:r>
               <w:rPr>
                 <w:rStyle w:val="a5"/>
@@ -5060,7 +5225,7 @@
               <w:rPr>
                 <w:noProof/>
               </w:rPr>
-              <w:instrText xml:space="preserve"> PAGEREF _Toc240664751 \h </w:instrText>
+              <w:instrText xml:space="preserve"> PAGEREF _Toc240667171 \h </w:instrText>
             </w:r>
             <w:r>
               <w:rPr>
@@ -5078,7 +5243,7 @@
                 <w:noProof/>
                 <w:cs/>
               </w:rPr>
-              <w:t>41</w:t>
+              <w:t>42</w:t>
             </w:r>
             <w:r>
               <w:rPr>
@@ -5105,7 +5270,7 @@
               <w14:ligatures w14:val="standardContextual"/>
             </w:rPr>
           </w:pPr>
-          <w:hyperlink w:anchor="_Toc240664752" w:history="1">
+          <w:hyperlink w:anchor="_Toc240667172" w:history="1">
             <w:r>
               <w:rPr>
                 <w:rStyle w:val="a5"/>
@@ -5174,7 +5339,7 @@
               <w:rPr>
                 <w:noProof/>
               </w:rPr>
-              <w:instrText xml:space="preserve"> PAGEREF _Toc240664752 \h </w:instrText>
+              <w:instrText xml:space="preserve"> PAGEREF _Toc240667172 \h </w:instrText>
             </w:r>
             <w:r>
               <w:rPr>
@@ -5192,7 +5357,7 @@
                 <w:noProof/>
                 <w:cs/>
               </w:rPr>
-              <w:t>42</w:t>
+              <w:t>43</w:t>
             </w:r>
             <w:r>
               <w:rPr>
@@ -5217,7 +5382,7 @@
               <w14:ligatures w14:val="standardContextual"/>
             </w:rPr>
           </w:pPr>
-          <w:hyperlink w:anchor="_Toc240664753" w:history="1">
+          <w:hyperlink w:anchor="_Toc240667173" w:history="1">
             <w:r>
               <w:rPr>
                 <w:rStyle w:val="a5"/>
@@ -5286,7 +5451,7 @@
               <w:rPr>
                 <w:noProof/>
               </w:rPr>
-              <w:instrText xml:space="preserve"> PAGEREF _Toc240664753 \h </w:instrText>
+              <w:instrText xml:space="preserve"> PAGEREF _Toc240667173 \h </w:instrText>
             </w:r>
             <w:r>
               <w:rPr>
@@ -5304,7 +5469,7 @@
                 <w:noProof/>
                 <w:cs/>
               </w:rPr>
-              <w:t>42</w:t>
+              <w:t>43</w:t>
             </w:r>
             <w:r>
               <w:rPr>
@@ -5329,7 +5494,7 @@
               <w14:ligatures w14:val="standardContextual"/>
             </w:rPr>
           </w:pPr>
-          <w:hyperlink w:anchor="_Toc240664754" w:history="1">
+          <w:hyperlink w:anchor="_Toc240667174" w:history="1">
             <w:r>
               <w:rPr>
                 <w:rStyle w:val="a5"/>
@@ -5428,7 +5593,7 @@
               <w:rPr>
                 <w:noProof/>
               </w:rPr>
-              <w:instrText xml:space="preserve"> PAGEREF _Toc240664754 \h </w:instrText>
+              <w:instrText xml:space="preserve"> PAGEREF _Toc240667174 \h </w:instrText>
             </w:r>
             <w:r>
               <w:rPr>
@@ -5446,7 +5611,7 @@
                 <w:noProof/>
                 <w:cs/>
               </w:rPr>
-              <w:t>42</w:t>
+              <w:t>43</w:t>
             </w:r>
             <w:r>
               <w:rPr>
@@ -5471,7 +5636,7 @@
               <w14:ligatures w14:val="standardContextual"/>
             </w:rPr>
           </w:pPr>
-          <w:hyperlink w:anchor="_Toc240664755" w:history="1">
+          <w:hyperlink w:anchor="_Toc240667175" w:history="1">
             <w:r>
               <w:rPr>
                 <w:rStyle w:val="a5"/>
@@ -5525,7 +5690,7 @@
               <w:rPr>
                 <w:noProof/>
               </w:rPr>
-              <w:instrText xml:space="preserve"> PAGEREF _Toc240664755 \h </w:instrText>
+              <w:instrText xml:space="preserve"> PAGEREF _Toc240667175 \h </w:instrText>
             </w:r>
             <w:r>
               <w:rPr>
@@ -5543,7 +5708,7 @@
                 <w:noProof/>
                 <w:cs/>
               </w:rPr>
-              <w:t>43</w:t>
+              <w:t>44</w:t>
             </w:r>
             <w:r>
               <w:rPr>
@@ -5568,7 +5733,7 @@
               <w14:ligatures w14:val="standardContextual"/>
             </w:rPr>
           </w:pPr>
-          <w:hyperlink w:anchor="_Toc240664756" w:history="1">
+          <w:hyperlink w:anchor="_Toc240667176" w:history="1">
             <w:r>
               <w:rPr>
                 <w:rStyle w:val="a5"/>
@@ -5592,7 +5757,7 @@
               <w:rPr>
                 <w:noProof/>
               </w:rPr>
-              <w:instrText xml:space="preserve"> PAGEREF _Toc240664756 \h </w:instrText>
+              <w:instrText xml:space="preserve"> PAGEREF _Toc240667176 \h </w:instrText>
             </w:r>
             <w:r>
               <w:rPr>
@@ -5610,7 +5775,7 @@
                 <w:noProof/>
                 <w:cs/>
               </w:rPr>
-              <w:t>43</w:t>
+              <w:t>44</w:t>
             </w:r>
             <w:r>
               <w:rPr>
@@ -5637,7 +5802,7 @@
               <w14:ligatures w14:val="standardContextual"/>
             </w:rPr>
           </w:pPr>
-          <w:hyperlink w:anchor="_Toc240664757" w:history="1">
+          <w:hyperlink w:anchor="_Toc240667177" w:history="1">
             <w:r>
               <w:rPr>
                 <w:rStyle w:val="a5"/>
@@ -5661,7 +5826,7 @@
               <w:rPr>
                 <w:noProof/>
               </w:rPr>
-              <w:instrText xml:space="preserve"> PAGEREF _Toc240664757 \h </w:instrText>
+              <w:instrText xml:space="preserve"> PAGEREF _Toc240667177 \h </w:instrText>
             </w:r>
             <w:r>
               <w:rPr>
@@ -5679,7 +5844,7 @@
                 <w:noProof/>
                 <w:cs/>
               </w:rPr>
-              <w:t>44</w:t>
+              <w:t>45</w:t>
             </w:r>
             <w:r>
               <w:rPr>
@@ -5706,7 +5871,7 @@
               <w14:ligatures w14:val="standardContextual"/>
             </w:rPr>
           </w:pPr>
-          <w:hyperlink w:anchor="_Toc240664758" w:history="1">
+          <w:hyperlink w:anchor="_Toc240667178" w:history="1">
             <w:r>
               <w:rPr>
                 <w:rStyle w:val="a5"/>
@@ -5790,7 +5955,7 @@
               <w:rPr>
                 <w:noProof/>
               </w:rPr>
-              <w:instrText xml:space="preserve"> PAGEREF _Toc240664758 \h </w:instrText>
+              <w:instrText xml:space="preserve"> PAGEREF _Toc240667178 \h </w:instrText>
             </w:r>
             <w:r>
               <w:rPr>
@@ -5808,7 +5973,7 @@
                 <w:noProof/>
                 <w:cs/>
               </w:rPr>
-              <w:t>45</w:t>
+              <w:t>46</w:t>
             </w:r>
             <w:r>
               <w:rPr>
@@ -5835,7 +6000,7 @@
               <w14:ligatures w14:val="standardContextual"/>
             </w:rPr>
           </w:pPr>
-          <w:hyperlink w:anchor="_Toc240664759" w:history="1">
+          <w:hyperlink w:anchor="_Toc240667179" w:history="1">
             <w:r>
               <w:rPr>
                 <w:rStyle w:val="a5"/>
@@ -5874,7 +6039,7 @@
               <w:rPr>
                 <w:noProof/>
               </w:rPr>
-              <w:instrText xml:space="preserve"> PAGEREF _Toc240664759 \h </w:instrText>
+              <w:instrText xml:space="preserve"> PAGEREF _Toc240667179 \h </w:instrText>
             </w:r>
             <w:r>
               <w:rPr>
@@ -5892,7 +6057,7 @@
                 <w:noProof/>
                 <w:cs/>
               </w:rPr>
-              <w:t>46</w:t>
+              <w:t>47</w:t>
             </w:r>
             <w:r>
               <w:rPr>
@@ -5919,7 +6084,7 @@
               <w14:ligatures w14:val="standardContextual"/>
             </w:rPr>
           </w:pPr>
-          <w:hyperlink w:anchor="_Toc240664760" w:history="1">
+          <w:hyperlink w:anchor="_Toc240667180" w:history="1">
             <w:r>
               <w:rPr>
                 <w:rStyle w:val="a5"/>
@@ -6033,7 +6198,7 @@
               <w:rPr>
                 <w:noProof/>
               </w:rPr>
-              <w:instrText xml:space="preserve"> PAGEREF _Toc240664760 \h </w:instrText>
+              <w:instrText xml:space="preserve"> PAGEREF _Toc240667180 \h </w:instrText>
             </w:r>
             <w:r>
               <w:rPr>
@@ -6051,7 +6216,7 @@
                 <w:noProof/>
                 <w:cs/>
               </w:rPr>
-              <w:t>47</w:t>
+              <w:t>48</w:t>
             </w:r>
             <w:r>
               <w:rPr>
@@ -6095,7 +6260,7 @@
     <w:sdt>
       <w:sdtPr>
         <w:alias w:val="สารบัญภาพ"/>
-        <w:id w:val="1409802900"/>
+        <w:id w:val="-178040088"/>
       </w:sdtPr>
       <w:sdtEndPr/>
       <w:sdtContent>
@@ -6123,7 +6288,7 @@
           <w:r>
             <w:fldChar w:fldCharType="separate"/>
           </w:r>
-          <w:hyperlink w:anchor="_Toc240664761" w:history="1">
+          <w:hyperlink w:anchor="_Toc240667181" w:history="1">
             <w:r>
               <w:rPr>
                 <w:rStyle w:val="a5"/>
@@ -6235,7 +6400,7 @@
               <w:rPr>
                 <w:noProof/>
               </w:rPr>
-              <w:instrText xml:space="preserve"> PAGEREF _Toc240664761 \h </w:instrText>
+              <w:instrText xml:space="preserve"> PAGEREF _Toc240667181 \h </w:instrText>
             </w:r>
             <w:r>
               <w:rPr>
@@ -6278,7 +6443,7 @@
               <w14:ligatures w14:val="standardContextual"/>
             </w:rPr>
           </w:pPr>
-          <w:hyperlink w:anchor="_Toc240664762" w:history="1">
+          <w:hyperlink w:anchor="_Toc240667182" w:history="1">
             <w:r>
               <w:rPr>
                 <w:rStyle w:val="a5"/>
@@ -6375,7 +6540,7 @@
               <w:rPr>
                 <w:noProof/>
               </w:rPr>
-              <w:instrText xml:space="preserve"> PAGEREF _Toc240664762 \h </w:instrText>
+              <w:instrText xml:space="preserve"> PAGEREF _Toc240667182 \h </w:instrText>
             </w:r>
             <w:r>
               <w:rPr>
@@ -6418,7 +6583,7 @@
               <w14:ligatures w14:val="standardContextual"/>
             </w:rPr>
           </w:pPr>
-          <w:hyperlink w:anchor="_Toc240664763" w:history="1">
+          <w:hyperlink w:anchor="_Toc240667183" w:history="1">
             <w:r>
               <w:rPr>
                 <w:rStyle w:val="a5"/>
@@ -6497,7 +6662,7 @@
                 <w:rStyle w:val="a5"/>
                 <w:noProof/>
               </w:rPr>
-              <w:t>คัดกรอง</w:t>
+              <w:t>ติดตาม</w:t>
             </w:r>
             <w:r>
               <w:rPr>
@@ -6512,7 +6677,7 @@
                 <w:rStyle w:val="a5"/>
                 <w:noProof/>
               </w:rPr>
-              <w:t>คำร้อง</w:t>
+              <w:t>สถานะ</w:t>
             </w:r>
             <w:r>
               <w:rPr>
@@ -6542,7 +6707,7 @@
                 <w:rStyle w:val="a5"/>
                 <w:noProof/>
               </w:rPr>
-              <w:t>มอบหมาย</w:t>
+              <w:t>ยืนยัน</w:t>
             </w:r>
             <w:r>
               <w:rPr>
@@ -6557,7 +6722,37 @@
                 <w:rStyle w:val="a5"/>
                 <w:noProof/>
               </w:rPr>
-              <w:t>ช่าง</w:t>
+              <w:t>ผล</w:t>
+            </w:r>
+            <w:r>
+              <w:rPr>
+                <w:rStyle w:val="a5"/>
+                <w:rFonts w:ascii="Arial" w:hAnsi="Arial" w:cs="Arial"/>
+                <w:noProof/>
+              </w:rPr>
+              <w:t>​</w:t>
+            </w:r>
+            <w:r>
+              <w:rPr>
+                <w:rStyle w:val="a5"/>
+                <w:noProof/>
+              </w:rPr>
+              <w:t>การ</w:t>
+            </w:r>
+            <w:r>
+              <w:rPr>
+                <w:rStyle w:val="a5"/>
+                <w:rFonts w:ascii="Arial" w:hAnsi="Arial" w:cs="Arial"/>
+                <w:noProof/>
+              </w:rPr>
+              <w:t>​</w:t>
+            </w:r>
+            <w:r>
+              <w:rPr>
+                <w:rStyle w:val="a5"/>
+                <w:noProof/>
+              </w:rPr>
+              <w:t>ซ่อม</w:t>
             </w:r>
             <w:r>
               <w:rPr>
@@ -6575,7 +6770,7 @@
               <w:rPr>
                 <w:noProof/>
               </w:rPr>
-              <w:instrText xml:space="preserve"> PAGEREF _Toc240664763 \h </w:instrText>
+              <w:instrText xml:space="preserve"> PAGEREF _Toc240667183 \h </w:instrText>
             </w:r>
             <w:r>
               <w:rPr>
@@ -6593,7 +6788,7 @@
                 <w:noProof/>
                 <w:cs/>
               </w:rPr>
-              <w:t>25</w:t>
+              <w:t>24</w:t>
             </w:r>
             <w:r>
               <w:rPr>
@@ -6618,7 +6813,7 @@
               <w14:ligatures w14:val="standardContextual"/>
             </w:rPr>
           </w:pPr>
-          <w:hyperlink w:anchor="_Toc240664764" w:history="1">
+          <w:hyperlink w:anchor="_Toc240667184" w:history="1">
             <w:r>
               <w:rPr>
                 <w:rStyle w:val="a5"/>
@@ -6775,7 +6970,7 @@
               <w:rPr>
                 <w:noProof/>
               </w:rPr>
-              <w:instrText xml:space="preserve"> PAGEREF _Toc240664764 \h </w:instrText>
+              <w:instrText xml:space="preserve"> PAGEREF _Toc240667184 \h </w:instrText>
             </w:r>
             <w:r>
               <w:rPr>
@@ -6793,7 +6988,7 @@
                 <w:noProof/>
                 <w:cs/>
               </w:rPr>
-              <w:t>27</w:t>
+              <w:t>25</w:t>
             </w:r>
             <w:r>
               <w:rPr>
@@ -6818,7 +7013,7 @@
               <w14:ligatures w14:val="standardContextual"/>
             </w:rPr>
           </w:pPr>
-          <w:hyperlink w:anchor="_Toc240664765" w:history="1">
+          <w:hyperlink w:anchor="_Toc240667185" w:history="1">
             <w:r>
               <w:rPr>
                 <w:rStyle w:val="a5"/>
@@ -6882,6 +7077,66 @@
                 <w:rStyle w:val="a5"/>
                 <w:noProof/>
               </w:rPr>
+              <w:t>แดชบอร์ด</w:t>
+            </w:r>
+            <w:r>
+              <w:rPr>
+                <w:rStyle w:val="a5"/>
+                <w:rFonts w:ascii="Arial" w:hAnsi="Arial" w:cs="Arial"/>
+                <w:noProof/>
+              </w:rPr>
+              <w:t>​</w:t>
+            </w:r>
+            <w:r>
+              <w:rPr>
+                <w:rStyle w:val="a5"/>
+                <w:noProof/>
+              </w:rPr>
+              <w:t>วิเคราะห์</w:t>
+            </w:r>
+            <w:r>
+              <w:rPr>
+                <w:rStyle w:val="a5"/>
+                <w:rFonts w:ascii="Arial" w:hAnsi="Arial" w:cs="Arial"/>
+                <w:noProof/>
+              </w:rPr>
+              <w:t>​</w:t>
+            </w:r>
+            <w:r>
+              <w:rPr>
+                <w:rStyle w:val="a5"/>
+                <w:noProof/>
+              </w:rPr>
+              <w:t>ข้อมูล</w:t>
+            </w:r>
+            <w:r>
+              <w:rPr>
+                <w:rStyle w:val="a5"/>
+                <w:rFonts w:ascii="Arial" w:hAnsi="Arial" w:cs="Arial"/>
+                <w:noProof/>
+              </w:rPr>
+              <w:t>​</w:t>
+            </w:r>
+            <w:r>
+              <w:rPr>
+                <w:rStyle w:val="a5"/>
+                <w:noProof/>
+              </w:rPr>
+              <w:t>และ</w:t>
+            </w:r>
+            <w:r>
+              <w:rPr>
+                <w:rStyle w:val="a5"/>
+                <w:rFonts w:ascii="Arial" w:hAnsi="Arial" w:cs="Arial"/>
+                <w:noProof/>
+              </w:rPr>
+              <w:t>​</w:t>
+            </w:r>
+            <w:r>
+              <w:rPr>
+                <w:rStyle w:val="a5"/>
+                <w:noProof/>
+              </w:rPr>
               <w:t>การ</w:t>
             </w:r>
             <w:r>
@@ -6897,7 +7152,7 @@
                 <w:rStyle w:val="a5"/>
                 <w:noProof/>
               </w:rPr>
-              <w:t>ติดตาม</w:t>
+              <w:t>ส่งออก</w:t>
             </w:r>
             <w:r>
               <w:rPr>
@@ -6912,82 +7167,7 @@
                 <w:rStyle w:val="a5"/>
                 <w:noProof/>
               </w:rPr>
-              <w:t>สถานะ</w:t>
-            </w:r>
-            <w:r>
-              <w:rPr>
-                <w:rStyle w:val="a5"/>
-                <w:rFonts w:ascii="Arial" w:hAnsi="Arial" w:cs="Arial"/>
-                <w:noProof/>
-              </w:rPr>
-              <w:t>​</w:t>
-            </w:r>
-            <w:r>
-              <w:rPr>
-                <w:rStyle w:val="a5"/>
-                <w:noProof/>
-              </w:rPr>
-              <w:t>และ</w:t>
-            </w:r>
-            <w:r>
-              <w:rPr>
-                <w:rStyle w:val="a5"/>
-                <w:rFonts w:ascii="Arial" w:hAnsi="Arial" w:cs="Arial"/>
-                <w:noProof/>
-              </w:rPr>
-              <w:t>​</w:t>
-            </w:r>
-            <w:r>
-              <w:rPr>
-                <w:rStyle w:val="a5"/>
-                <w:noProof/>
-              </w:rPr>
-              <w:t>ยืนยัน</w:t>
-            </w:r>
-            <w:r>
-              <w:rPr>
-                <w:rStyle w:val="a5"/>
-                <w:rFonts w:ascii="Arial" w:hAnsi="Arial" w:cs="Arial"/>
-                <w:noProof/>
-              </w:rPr>
-              <w:t>​</w:t>
-            </w:r>
-            <w:r>
-              <w:rPr>
-                <w:rStyle w:val="a5"/>
-                <w:noProof/>
-              </w:rPr>
-              <w:t>ผล</w:t>
-            </w:r>
-            <w:r>
-              <w:rPr>
-                <w:rStyle w:val="a5"/>
-                <w:rFonts w:ascii="Arial" w:hAnsi="Arial" w:cs="Arial"/>
-                <w:noProof/>
-              </w:rPr>
-              <w:t>​</w:t>
-            </w:r>
-            <w:r>
-              <w:rPr>
-                <w:rStyle w:val="a5"/>
-                <w:noProof/>
-              </w:rPr>
-              <w:t>การ</w:t>
-            </w:r>
-            <w:r>
-              <w:rPr>
-                <w:rStyle w:val="a5"/>
-                <w:rFonts w:ascii="Arial" w:hAnsi="Arial" w:cs="Arial"/>
-                <w:noProof/>
-              </w:rPr>
-              <w:t>​</w:t>
-            </w:r>
-            <w:r>
-              <w:rPr>
-                <w:rStyle w:val="a5"/>
-                <w:noProof/>
-              </w:rPr>
-              <w:t>ซ่อม</w:t>
+              <w:t>รายงาน</w:t>
             </w:r>
             <w:r>
               <w:rPr>
@@ -7005,7 +7185,7 @@
               <w:rPr>
                 <w:noProof/>
               </w:rPr>
-              <w:instrText xml:space="preserve"> PAGEREF _Toc240664765 \h </w:instrText>
+              <w:instrText xml:space="preserve"> PAGEREF _Toc240667185 \h </w:instrText>
             </w:r>
             <w:r>
               <w:rPr>
@@ -7023,7 +7203,7 @@
                 <w:noProof/>
                 <w:cs/>
               </w:rPr>
-              <w:t>28</w:t>
+              <w:t>27</w:t>
             </w:r>
             <w:r>
               <w:rPr>
@@ -7048,7 +7228,7 @@
               <w14:ligatures w14:val="standardContextual"/>
             </w:rPr>
           </w:pPr>
-          <w:hyperlink w:anchor="_Toc240664766" w:history="1">
+          <w:hyperlink w:anchor="_Toc240667186" w:history="1">
             <w:r>
               <w:rPr>
                 <w:rStyle w:val="a5"/>
@@ -7097,7 +7277,7 @@
                 <w:rStyle w:val="a5"/>
                 <w:noProof/>
               </w:rPr>
-              <w:t>สถานะ</w:t>
+              <w:t>กิจกรรม</w:t>
             </w:r>
             <w:r>
               <w:rPr>
@@ -7112,7 +7292,7 @@
                 <w:rStyle w:val="a5"/>
                 <w:noProof/>
               </w:rPr>
-              <w:t>ของ</w:t>
+              <w:t>การ</w:t>
             </w:r>
             <w:r>
               <w:rPr>
@@ -7127,6 +7307,21 @@
                 <w:rStyle w:val="a5"/>
                 <w:noProof/>
               </w:rPr>
+              <w:t>คัดกรอง</w:t>
+            </w:r>
+            <w:r>
+              <w:rPr>
+                <w:rStyle w:val="a5"/>
+                <w:rFonts w:ascii="Arial" w:hAnsi="Arial" w:cs="Arial"/>
+                <w:noProof/>
+              </w:rPr>
+              <w:t>​</w:t>
+            </w:r>
+            <w:r>
+              <w:rPr>
+                <w:rStyle w:val="a5"/>
+                <w:noProof/>
+              </w:rPr>
               <w:t>คำร้อง</w:t>
             </w:r>
             <w:r>
@@ -7142,7 +7337,37 @@
                 <w:rStyle w:val="a5"/>
                 <w:noProof/>
               </w:rPr>
-              <w:t>แจ้งซ่อม</w:t>
+              <w:t>และ</w:t>
+            </w:r>
+            <w:r>
+              <w:rPr>
+                <w:rStyle w:val="a5"/>
+                <w:rFonts w:ascii="Arial" w:hAnsi="Arial" w:cs="Arial"/>
+                <w:noProof/>
+              </w:rPr>
+              <w:t>​</w:t>
+            </w:r>
+            <w:r>
+              <w:rPr>
+                <w:rStyle w:val="a5"/>
+                <w:noProof/>
+              </w:rPr>
+              <w:t>มอบหมาย</w:t>
+            </w:r>
+            <w:r>
+              <w:rPr>
+                <w:rStyle w:val="a5"/>
+                <w:rFonts w:ascii="Arial" w:hAnsi="Arial" w:cs="Arial"/>
+                <w:noProof/>
+              </w:rPr>
+              <w:t>​</w:t>
+            </w:r>
+            <w:r>
+              <w:rPr>
+                <w:rStyle w:val="a5"/>
+                <w:noProof/>
+              </w:rPr>
+              <w:t>ช่าง</w:t>
             </w:r>
             <w:r>
               <w:rPr>
@@ -7160,7 +7385,7 @@
               <w:rPr>
                 <w:noProof/>
               </w:rPr>
-              <w:instrText xml:space="preserve"> PAGEREF _Toc240664766 \h </w:instrText>
+              <w:instrText xml:space="preserve"> PAGEREF _Toc240667186 \h </w:instrText>
             </w:r>
             <w:r>
               <w:rPr>
@@ -7203,7 +7428,7 @@
               <w14:ligatures w14:val="standardContextual"/>
             </w:rPr>
           </w:pPr>
-          <w:hyperlink w:anchor="_Toc240664767" w:history="1">
+          <w:hyperlink w:anchor="_Toc240667187" w:history="1">
             <w:r>
               <w:rPr>
                 <w:rStyle w:val="a5"/>
@@ -7230,14 +7455,14 @@
                 <w:bCs/>
                 <w:noProof/>
               </w:rPr>
-              <w:t xml:space="preserve">ที่ 6.1 </w:t>
-            </w:r>
-            <w:r>
-              <w:rPr>
-                <w:rStyle w:val="a5"/>
-                <w:noProof/>
-              </w:rPr>
-              <w:t>แผนผัง</w:t>
+              <w:t xml:space="preserve">ที่ 5.6 </w:t>
+            </w:r>
+            <w:r>
+              <w:rPr>
+                <w:rStyle w:val="a5"/>
+                <w:noProof/>
+              </w:rPr>
+              <w:t>แผนภาพ</w:t>
             </w:r>
             <w:r>
               <w:rPr>
@@ -7252,7 +7477,7 @@
                 <w:rStyle w:val="a5"/>
                 <w:noProof/>
               </w:rPr>
-              <w:t>เว็บไซต์</w:t>
+              <w:t>สถานะ</w:t>
             </w:r>
             <w:r>
               <w:rPr>
@@ -7282,7 +7507,7 @@
                 <w:rStyle w:val="a5"/>
                 <w:noProof/>
               </w:rPr>
-              <w:t>ระบบ</w:t>
+              <w:t>คำร้อง</w:t>
             </w:r>
             <w:r>
               <w:rPr>
@@ -7297,7 +7522,7 @@
                 <w:rStyle w:val="a5"/>
                 <w:noProof/>
               </w:rPr>
-              <w:t>แจ้งซ่อม มช.</w:t>
+              <w:t>แจ้งซ่อม</w:t>
             </w:r>
             <w:r>
               <w:rPr>
@@ -7315,7 +7540,7 @@
               <w:rPr>
                 <w:noProof/>
               </w:rPr>
-              <w:instrText xml:space="preserve"> PAGEREF _Toc240664767 \h </w:instrText>
+              <w:instrText xml:space="preserve"> PAGEREF _Toc240667187 \h </w:instrText>
             </w:r>
             <w:r>
               <w:rPr>
@@ -7333,7 +7558,7 @@
                 <w:noProof/>
                 <w:cs/>
               </w:rPr>
-              <w:t>31</w:t>
+              <w:t>30</w:t>
             </w:r>
             <w:r>
               <w:rPr>
@@ -7358,7 +7583,7 @@
               <w14:ligatures w14:val="standardContextual"/>
             </w:rPr>
           </w:pPr>
-          <w:hyperlink w:anchor="_Toc240664768" w:history="1">
+          <w:hyperlink w:anchor="_Toc240667188" w:history="1">
             <w:r>
               <w:rPr>
                 <w:rStyle w:val="a5"/>
@@ -7385,14 +7610,14 @@
                 <w:bCs/>
                 <w:noProof/>
               </w:rPr>
-              <w:t xml:space="preserve">ที่ 6.2 </w:t>
-            </w:r>
-            <w:r>
-              <w:rPr>
-                <w:rStyle w:val="a5"/>
-                <w:noProof/>
-              </w:rPr>
-              <w:t>ผัง</w:t>
+              <w:t xml:space="preserve">ที่ 6.1 </w:t>
+            </w:r>
+            <w:r>
+              <w:rPr>
+                <w:rStyle w:val="a5"/>
+                <w:noProof/>
+              </w:rPr>
+              <w:t>แผนผัง</w:t>
             </w:r>
             <w:r>
               <w:rPr>
@@ -7407,7 +7632,7 @@
                 <w:rStyle w:val="a5"/>
                 <w:noProof/>
               </w:rPr>
-              <w:t>การ</w:t>
+              <w:t>เว็บไซต์</w:t>
             </w:r>
             <w:r>
               <w:rPr>
@@ -7422,7 +7647,7 @@
                 <w:rStyle w:val="a5"/>
                 <w:noProof/>
               </w:rPr>
-              <w:t>ใช้งาน</w:t>
+              <w:t>ของ</w:t>
             </w:r>
             <w:r>
               <w:rPr>
@@ -7437,7 +7662,7 @@
                 <w:rStyle w:val="a5"/>
                 <w:noProof/>
               </w:rPr>
-              <w:t>หลัก</w:t>
+              <w:t>ระบบ</w:t>
             </w:r>
             <w:r>
               <w:rPr>
@@ -7452,37 +7677,7 @@
                 <w:rStyle w:val="a5"/>
                 <w:noProof/>
               </w:rPr>
-              <w:t>ของ</w:t>
-            </w:r>
-            <w:r>
-              <w:rPr>
-                <w:rStyle w:val="a5"/>
-                <w:rFonts w:ascii="Arial" w:hAnsi="Arial" w:cs="Arial"/>
-                <w:noProof/>
-              </w:rPr>
-              <w:t>​</w:t>
-            </w:r>
-            <w:r>
-              <w:rPr>
-                <w:rStyle w:val="a5"/>
-                <w:noProof/>
-              </w:rPr>
-              <w:t>ผู้แจ้ง ช่าง และ</w:t>
-            </w:r>
-            <w:r>
-              <w:rPr>
-                <w:rStyle w:val="a5"/>
-                <w:rFonts w:ascii="Arial" w:hAnsi="Arial" w:cs="Arial"/>
-                <w:noProof/>
-              </w:rPr>
-              <w:t>​</w:t>
-            </w:r>
-            <w:r>
-              <w:rPr>
-                <w:rStyle w:val="a5"/>
-                <w:noProof/>
-              </w:rPr>
-              <w:t>ผู้ดูแลระบบ</w:t>
+              <w:t>แจ้งซ่อม มช.</w:t>
             </w:r>
             <w:r>
               <w:rPr>
@@ -7500,7 +7695,7 @@
               <w:rPr>
                 <w:noProof/>
               </w:rPr>
-              <w:instrText xml:space="preserve"> PAGEREF _Toc240664768 \h </w:instrText>
+              <w:instrText xml:space="preserve"> PAGEREF _Toc240667188 \h </w:instrText>
             </w:r>
             <w:r>
               <w:rPr>
@@ -7518,7 +7713,7 @@
                 <w:noProof/>
                 <w:cs/>
               </w:rPr>
-              <w:t>33</w:t>
+              <w:t>32</w:t>
             </w:r>
             <w:r>
               <w:rPr>
@@ -7543,7 +7738,7 @@
               <w14:ligatures w14:val="standardContextual"/>
             </w:rPr>
           </w:pPr>
-          <w:hyperlink w:anchor="_Toc240664769" w:history="1">
+          <w:hyperlink w:anchor="_Toc240667189" w:history="1">
             <w:r>
               <w:rPr>
                 <w:rStyle w:val="a5"/>
@@ -7570,14 +7765,14 @@
                 <w:bCs/>
                 <w:noProof/>
               </w:rPr>
-              <w:t xml:space="preserve">ที่ 7.1 </w:t>
-            </w:r>
-            <w:r>
-              <w:rPr>
-                <w:rStyle w:val="a5"/>
-                <w:noProof/>
-              </w:rPr>
-              <w:t>โครงร่าง</w:t>
+              <w:t xml:space="preserve">ที่ 6.2 </w:t>
+            </w:r>
+            <w:r>
+              <w:rPr>
+                <w:rStyle w:val="a5"/>
+                <w:noProof/>
+              </w:rPr>
+              <w:t>ผัง</w:t>
             </w:r>
             <w:r>
               <w:rPr>
@@ -7592,7 +7787,7 @@
                 <w:rStyle w:val="a5"/>
                 <w:noProof/>
               </w:rPr>
-              <w:t>หน้าจอ</w:t>
+              <w:t>การ</w:t>
             </w:r>
             <w:r>
               <w:rPr>
@@ -7607,6 +7802,36 @@
                 <w:rStyle w:val="a5"/>
                 <w:noProof/>
               </w:rPr>
+              <w:t>ใช้งาน</w:t>
+            </w:r>
+            <w:r>
+              <w:rPr>
+                <w:rStyle w:val="a5"/>
+                <w:rFonts w:ascii="Arial" w:hAnsi="Arial" w:cs="Arial"/>
+                <w:noProof/>
+              </w:rPr>
+              <w:t>​</w:t>
+            </w:r>
+            <w:r>
+              <w:rPr>
+                <w:rStyle w:val="a5"/>
+                <w:noProof/>
+              </w:rPr>
+              <w:t>หลัก</w:t>
+            </w:r>
+            <w:r>
+              <w:rPr>
+                <w:rStyle w:val="a5"/>
+                <w:rFonts w:ascii="Arial" w:hAnsi="Arial" w:cs="Arial"/>
+                <w:noProof/>
+              </w:rPr>
+              <w:t>​</w:t>
+            </w:r>
+            <w:r>
+              <w:rPr>
+                <w:rStyle w:val="a5"/>
+                <w:noProof/>
+              </w:rPr>
               <w:t>ของ</w:t>
             </w:r>
             <w:r>
@@ -7622,7 +7847,7 @@
                 <w:rStyle w:val="a5"/>
                 <w:noProof/>
               </w:rPr>
-              <w:t>ผู้แจ้ง</w:t>
+              <w:t>ผู้แจ้ง ช่าง และ</w:t>
             </w:r>
             <w:r>
               <w:rPr>
@@ -7637,82 +7862,7 @@
                 <w:rStyle w:val="a5"/>
                 <w:noProof/>
               </w:rPr>
-              <w:t>บน</w:t>
-            </w:r>
-            <w:r>
-              <w:rPr>
-                <w:rStyle w:val="a5"/>
-                <w:rFonts w:ascii="Arial" w:hAnsi="Arial" w:cs="Arial"/>
-                <w:noProof/>
-              </w:rPr>
-              <w:t>​</w:t>
-            </w:r>
-            <w:r>
-              <w:rPr>
-                <w:rStyle w:val="a5"/>
-                <w:noProof/>
-              </w:rPr>
-              <w:t>มือถือ (หน้าแรก และ</w:t>
-            </w:r>
-            <w:r>
-              <w:rPr>
-                <w:rStyle w:val="a5"/>
-                <w:rFonts w:ascii="Arial" w:hAnsi="Arial" w:cs="Arial"/>
-                <w:noProof/>
-              </w:rPr>
-              <w:t>​</w:t>
-            </w:r>
-            <w:r>
-              <w:rPr>
-                <w:rStyle w:val="a5"/>
-                <w:noProof/>
-              </w:rPr>
-              <w:t>แบบฟอร์ม</w:t>
-            </w:r>
-            <w:r>
-              <w:rPr>
-                <w:rStyle w:val="a5"/>
-                <w:rFonts w:ascii="Arial" w:hAnsi="Arial" w:cs="Arial"/>
-                <w:noProof/>
-              </w:rPr>
-              <w:t>​</w:t>
-            </w:r>
-            <w:r>
-              <w:rPr>
-                <w:rStyle w:val="a5"/>
-                <w:noProof/>
-              </w:rPr>
-              <w:t>แจ้งซ่อม</w:t>
-            </w:r>
-            <w:r>
-              <w:rPr>
-                <w:rStyle w:val="a5"/>
-                <w:rFonts w:ascii="Arial" w:hAnsi="Arial" w:cs="Arial"/>
-                <w:noProof/>
-              </w:rPr>
-              <w:t>​</w:t>
-            </w:r>
-            <w:r>
-              <w:rPr>
-                <w:rStyle w:val="a5"/>
-                <w:noProof/>
-              </w:rPr>
-              <w:t>ขั้น</w:t>
-            </w:r>
-            <w:r>
-              <w:rPr>
-                <w:rStyle w:val="a5"/>
-                <w:rFonts w:ascii="Arial" w:hAnsi="Arial" w:cs="Arial"/>
-                <w:noProof/>
-              </w:rPr>
-              <w:t>​</w:t>
-            </w:r>
-            <w:r>
-              <w:rPr>
-                <w:rStyle w:val="a5"/>
-                <w:noProof/>
-              </w:rPr>
-              <w:t>ที่ 1–3)</w:t>
+              <w:t>ผู้ดูแลระบบ</w:t>
             </w:r>
             <w:r>
               <w:rPr>
@@ -7730,7 +7880,7 @@
               <w:rPr>
                 <w:noProof/>
               </w:rPr>
-              <w:instrText xml:space="preserve"> PAGEREF _Toc240664769 \h </w:instrText>
+              <w:instrText xml:space="preserve"> PAGEREF _Toc240667189 \h </w:instrText>
             </w:r>
             <w:r>
               <w:rPr>
@@ -7748,7 +7898,7 @@
                 <w:noProof/>
                 <w:cs/>
               </w:rPr>
-              <w:t>36</w:t>
+              <w:t>34</w:t>
             </w:r>
             <w:r>
               <w:rPr>
@@ -7773,7 +7923,7 @@
               <w14:ligatures w14:val="standardContextual"/>
             </w:rPr>
           </w:pPr>
-          <w:hyperlink w:anchor="_Toc240664770" w:history="1">
+          <w:hyperlink w:anchor="_Toc240667190" w:history="1">
             <w:r>
               <w:rPr>
                 <w:rStyle w:val="a5"/>
@@ -7800,7 +7950,7 @@
                 <w:bCs/>
                 <w:noProof/>
               </w:rPr>
-              <w:t xml:space="preserve">ที่ 7.2 </w:t>
+              <w:t xml:space="preserve">ที่ 7.1 </w:t>
             </w:r>
             <w:r>
               <w:rPr>
@@ -7852,7 +8002,7 @@
                 <w:rStyle w:val="a5"/>
                 <w:noProof/>
               </w:rPr>
-              <w:t>ช่าง</w:t>
+              <w:t>ผู้แจ้ง</w:t>
             </w:r>
             <w:r>
               <w:rPr>
@@ -7882,7 +8032,7 @@
                 <w:rStyle w:val="a5"/>
                 <w:noProof/>
               </w:rPr>
-              <w:t>มือถือ (งาน</w:t>
+              <w:t>มือถือ (หน้าแรก และ</w:t>
             </w:r>
             <w:r>
               <w:rPr>
@@ -7897,7 +8047,7 @@
                 <w:rStyle w:val="a5"/>
                 <w:noProof/>
               </w:rPr>
-              <w:t>ของ</w:t>
+              <w:t>แบบฟอร์ม</w:t>
             </w:r>
             <w:r>
               <w:rPr>
@@ -7912,7 +8062,7 @@
                 <w:rStyle w:val="a5"/>
                 <w:noProof/>
               </w:rPr>
-              <w:t>ฉัน รายละเอียด</w:t>
+              <w:t>แจ้งซ่อม</w:t>
             </w:r>
             <w:r>
               <w:rPr>
@@ -7927,7 +8077,7 @@
                 <w:rStyle w:val="a5"/>
                 <w:noProof/>
               </w:rPr>
-              <w:t>งาน และ</w:t>
+              <w:t>ขั้น</w:t>
             </w:r>
             <w:r>
               <w:rPr>
@@ -7942,37 +8092,7 @@
                 <w:rStyle w:val="a5"/>
                 <w:noProof/>
               </w:rPr>
-              <w:t>บันทึก</w:t>
-            </w:r>
-            <w:r>
-              <w:rPr>
-                <w:rStyle w:val="a5"/>
-                <w:rFonts w:ascii="Arial" w:hAnsi="Arial" w:cs="Arial"/>
-                <w:noProof/>
-              </w:rPr>
-              <w:t>​</w:t>
-            </w:r>
-            <w:r>
-              <w:rPr>
-                <w:rStyle w:val="a5"/>
-                <w:noProof/>
-              </w:rPr>
-              <w:t>งาน</w:t>
-            </w:r>
-            <w:r>
-              <w:rPr>
-                <w:rStyle w:val="a5"/>
-                <w:rFonts w:ascii="Arial" w:hAnsi="Arial" w:cs="Arial"/>
-                <w:noProof/>
-              </w:rPr>
-              <w:t>​</w:t>
-            </w:r>
-            <w:r>
-              <w:rPr>
-                <w:rStyle w:val="a5"/>
-                <w:noProof/>
-              </w:rPr>
-              <w:t>ซ่อมเสร็จ)</w:t>
+              <w:t>ที่ 1–3)</w:t>
             </w:r>
             <w:r>
               <w:rPr>
@@ -7990,7 +8110,7 @@
               <w:rPr>
                 <w:noProof/>
               </w:rPr>
-              <w:instrText xml:space="preserve"> PAGEREF _Toc240664770 \h </w:instrText>
+              <w:instrText xml:space="preserve"> PAGEREF _Toc240667190 \h </w:instrText>
             </w:r>
             <w:r>
               <w:rPr>
@@ -8033,7 +8153,7 @@
               <w14:ligatures w14:val="standardContextual"/>
             </w:rPr>
           </w:pPr>
-          <w:hyperlink w:anchor="_Toc240664771" w:history="1">
+          <w:hyperlink w:anchor="_Toc240667191" w:history="1">
             <w:r>
               <w:rPr>
                 <w:rStyle w:val="a5"/>
@@ -8060,7 +8180,7 @@
                 <w:bCs/>
                 <w:noProof/>
               </w:rPr>
-              <w:t xml:space="preserve">ที่ 7.3 </w:t>
+              <w:t xml:space="preserve">ที่ 7.2 </w:t>
             </w:r>
             <w:r>
               <w:rPr>
@@ -8097,7 +8217,7 @@
                 <w:rStyle w:val="a5"/>
                 <w:noProof/>
               </w:rPr>
-              <w:t>คำร้อง</w:t>
+              <w:t>ของ</w:t>
             </w:r>
             <w:r>
               <w:rPr>
@@ -8112,7 +8232,7 @@
                 <w:rStyle w:val="a5"/>
                 <w:noProof/>
               </w:rPr>
-              <w:t>ทั้งหมด</w:t>
+              <w:t>ช่าง</w:t>
             </w:r>
             <w:r>
               <w:rPr>
@@ -8127,6 +8247,36 @@
                 <w:rStyle w:val="a5"/>
                 <w:noProof/>
               </w:rPr>
+              <w:t>บน</w:t>
+            </w:r>
+            <w:r>
+              <w:rPr>
+                <w:rStyle w:val="a5"/>
+                <w:rFonts w:ascii="Arial" w:hAnsi="Arial" w:cs="Arial"/>
+                <w:noProof/>
+              </w:rPr>
+              <w:t>​</w:t>
+            </w:r>
+            <w:r>
+              <w:rPr>
+                <w:rStyle w:val="a5"/>
+                <w:noProof/>
+              </w:rPr>
+              <w:t>มือถือ (งาน</w:t>
+            </w:r>
+            <w:r>
+              <w:rPr>
+                <w:rStyle w:val="a5"/>
+                <w:rFonts w:ascii="Arial" w:hAnsi="Arial" w:cs="Arial"/>
+                <w:noProof/>
+              </w:rPr>
+              <w:t>​</w:t>
+            </w:r>
+            <w:r>
+              <w:rPr>
+                <w:rStyle w:val="a5"/>
+                <w:noProof/>
+              </w:rPr>
               <w:t>ของ</w:t>
             </w:r>
             <w:r>
@@ -8142,7 +8292,7 @@
                 <w:rStyle w:val="a5"/>
                 <w:noProof/>
               </w:rPr>
-              <w:t>ผู้ดูแลระบบ</w:t>
+              <w:t>ฉัน รายละเอียด</w:t>
             </w:r>
             <w:r>
               <w:rPr>
@@ -8157,7 +8307,7 @@
                 <w:rStyle w:val="a5"/>
                 <w:noProof/>
               </w:rPr>
-              <w:t>บน</w:t>
+              <w:t>งาน และ</w:t>
             </w:r>
             <w:r>
               <w:rPr>
@@ -8172,7 +8322,37 @@
                 <w:rStyle w:val="a5"/>
                 <w:noProof/>
               </w:rPr>
-              <w:t>คอมพิวเตอร์</w:t>
+              <w:t>บันทึก</w:t>
+            </w:r>
+            <w:r>
+              <w:rPr>
+                <w:rStyle w:val="a5"/>
+                <w:rFonts w:ascii="Arial" w:hAnsi="Arial" w:cs="Arial"/>
+                <w:noProof/>
+              </w:rPr>
+              <w:t>​</w:t>
+            </w:r>
+            <w:r>
+              <w:rPr>
+                <w:rStyle w:val="a5"/>
+                <w:noProof/>
+              </w:rPr>
+              <w:t>งาน</w:t>
+            </w:r>
+            <w:r>
+              <w:rPr>
+                <w:rStyle w:val="a5"/>
+                <w:rFonts w:ascii="Arial" w:hAnsi="Arial" w:cs="Arial"/>
+                <w:noProof/>
+              </w:rPr>
+              <w:t>​</w:t>
+            </w:r>
+            <w:r>
+              <w:rPr>
+                <w:rStyle w:val="a5"/>
+                <w:noProof/>
+              </w:rPr>
+              <w:t>ซ่อมเสร็จ)</w:t>
             </w:r>
             <w:r>
               <w:rPr>
@@ -8190,7 +8370,7 @@
               <w:rPr>
                 <w:noProof/>
               </w:rPr>
-              <w:instrText xml:space="preserve"> PAGEREF _Toc240664771 \h </w:instrText>
+              <w:instrText xml:space="preserve"> PAGEREF _Toc240667191 \h </w:instrText>
             </w:r>
             <w:r>
               <w:rPr>
@@ -8208,7 +8388,7 @@
                 <w:noProof/>
                 <w:cs/>
               </w:rPr>
-              <w:t>37</w:t>
+              <w:t>38</w:t>
             </w:r>
             <w:r>
               <w:rPr>
@@ -8233,7 +8413,7 @@
               <w14:ligatures w14:val="standardContextual"/>
             </w:rPr>
           </w:pPr>
-          <w:hyperlink w:anchor="_Toc240664772" w:history="1">
+          <w:hyperlink w:anchor="_Toc240667192" w:history="1">
             <w:r>
               <w:rPr>
                 <w:rStyle w:val="a5"/>
@@ -8260,7 +8440,22 @@
                 <w:bCs/>
                 <w:noProof/>
               </w:rPr>
-              <w:t xml:space="preserve">ที่ 7.4 </w:t>
+              <w:t xml:space="preserve">ที่ 7.3 </w:t>
+            </w:r>
+            <w:r>
+              <w:rPr>
+                <w:rStyle w:val="a5"/>
+                <w:noProof/>
+              </w:rPr>
+              <w:t>โครงร่าง</w:t>
+            </w:r>
+            <w:r>
+              <w:rPr>
+                <w:rStyle w:val="a5"/>
+                <w:rFonts w:ascii="Arial" w:hAnsi="Arial" w:cs="Arial"/>
+                <w:noProof/>
+              </w:rPr>
+              <w:t>​</w:t>
             </w:r>
             <w:r>
               <w:rPr>
@@ -8282,7 +8477,7 @@
                 <w:rStyle w:val="a5"/>
                 <w:noProof/>
               </w:rPr>
-              <w:t>ผู้แจ้ง: หน้าแรก เลือก</w:t>
+              <w:t>คำร้อง</w:t>
             </w:r>
             <w:r>
               <w:rPr>
@@ -8297,7 +8492,7 @@
                 <w:rStyle w:val="a5"/>
                 <w:noProof/>
               </w:rPr>
-              <w:t>ประเภท</w:t>
+              <w:t>ทั้งหมด</w:t>
             </w:r>
             <w:r>
               <w:rPr>
@@ -8312,7 +8507,7 @@
                 <w:rStyle w:val="a5"/>
                 <w:noProof/>
               </w:rPr>
-              <w:t>ปัญหา พบ</w:t>
+              <w:t>ของ</w:t>
             </w:r>
             <w:r>
               <w:rPr>
@@ -8327,7 +8522,7 @@
                 <w:rStyle w:val="a5"/>
                 <w:noProof/>
               </w:rPr>
-              <w:t>คำร้อง</w:t>
+              <w:t>ผู้ดูแลระบบ</w:t>
             </w:r>
             <w:r>
               <w:rPr>
@@ -8342,7 +8537,7 @@
                 <w:rStyle w:val="a5"/>
                 <w:noProof/>
               </w:rPr>
-              <w:t>ซ้ำ และ</w:t>
+              <w:t>บน</w:t>
             </w:r>
             <w:r>
               <w:rPr>
@@ -8357,37 +8552,7 @@
                 <w:rStyle w:val="a5"/>
                 <w:noProof/>
               </w:rPr>
-              <w:t>ส่ง</w:t>
-            </w:r>
-            <w:r>
-              <w:rPr>
-                <w:rStyle w:val="a5"/>
-                <w:rFonts w:ascii="Arial" w:hAnsi="Arial" w:cs="Arial"/>
-                <w:noProof/>
-              </w:rPr>
-              <w:t>​</w:t>
-            </w:r>
-            <w:r>
-              <w:rPr>
-                <w:rStyle w:val="a5"/>
-                <w:noProof/>
-              </w:rPr>
-              <w:t>คำร้อง</w:t>
-            </w:r>
-            <w:r>
-              <w:rPr>
-                <w:rStyle w:val="a5"/>
-                <w:rFonts w:ascii="Arial" w:hAnsi="Arial" w:cs="Arial"/>
-                <w:noProof/>
-              </w:rPr>
-              <w:t>​</w:t>
-            </w:r>
-            <w:r>
-              <w:rPr>
-                <w:rStyle w:val="a5"/>
-                <w:noProof/>
-              </w:rPr>
-              <w:t>สำเร็จ</w:t>
+              <w:t>คอมพิวเตอร์</w:t>
             </w:r>
             <w:r>
               <w:rPr>
@@ -8405,7 +8570,7 @@
               <w:rPr>
                 <w:noProof/>
               </w:rPr>
-              <w:instrText xml:space="preserve"> PAGEREF _Toc240664772 \h </w:instrText>
+              <w:instrText xml:space="preserve"> PAGEREF _Toc240667192 \h </w:instrText>
             </w:r>
             <w:r>
               <w:rPr>
@@ -8448,7 +8613,7 @@
               <w14:ligatures w14:val="standardContextual"/>
             </w:rPr>
           </w:pPr>
-          <w:hyperlink w:anchor="_Toc240664773" w:history="1">
+          <w:hyperlink w:anchor="_Toc240667193" w:history="1">
             <w:r>
               <w:rPr>
                 <w:rStyle w:val="a5"/>
@@ -8475,7 +8640,7 @@
                 <w:bCs/>
                 <w:noProof/>
               </w:rPr>
-              <w:t xml:space="preserve">ที่ 7.5 </w:t>
+              <w:t xml:space="preserve">ที่ 7.4 </w:t>
             </w:r>
             <w:r>
               <w:rPr>
@@ -8497,7 +8662,7 @@
                 <w:rStyle w:val="a5"/>
                 <w:noProof/>
               </w:rPr>
-              <w:t>ผู้แจ้ง: ติดตาม</w:t>
+              <w:t>ผู้แจ้ง: หน้าแรก เลือก</w:t>
             </w:r>
             <w:r>
               <w:rPr>
@@ -8512,7 +8677,7 @@
                 <w:rStyle w:val="a5"/>
                 <w:noProof/>
               </w:rPr>
-              <w:t>สถานะ ซ่อมเสร็จ</w:t>
+              <w:t>ประเภท</w:t>
             </w:r>
             <w:r>
               <w:rPr>
@@ -8527,7 +8692,7 @@
                 <w:rStyle w:val="a5"/>
                 <w:noProof/>
               </w:rPr>
-              <w:t>รอ</w:t>
+              <w:t>ปัญหา พบ</w:t>
             </w:r>
             <w:r>
               <w:rPr>
@@ -8542,7 +8707,7 @@
                 <w:rStyle w:val="a5"/>
                 <w:noProof/>
               </w:rPr>
-              <w:t>ยืนยัน ให้</w:t>
+              <w:t>คำร้อง</w:t>
             </w:r>
             <w:r>
               <w:rPr>
@@ -8557,7 +8722,7 @@
                 <w:rStyle w:val="a5"/>
                 <w:noProof/>
               </w:rPr>
-              <w:t>คะแนน และ</w:t>
+              <w:t>ซ้ำ และ</w:t>
             </w:r>
             <w:r>
               <w:rPr>
@@ -8572,7 +8737,37 @@
                 <w:rStyle w:val="a5"/>
                 <w:noProof/>
               </w:rPr>
-              <w:t>ประวัติ</w:t>
+              <w:t>ส่ง</w:t>
+            </w:r>
+            <w:r>
+              <w:rPr>
+                <w:rStyle w:val="a5"/>
+                <w:rFonts w:ascii="Arial" w:hAnsi="Arial" w:cs="Arial"/>
+                <w:noProof/>
+              </w:rPr>
+              <w:t>​</w:t>
+            </w:r>
+            <w:r>
+              <w:rPr>
+                <w:rStyle w:val="a5"/>
+                <w:noProof/>
+              </w:rPr>
+              <w:t>คำร้อง</w:t>
+            </w:r>
+            <w:r>
+              <w:rPr>
+                <w:rStyle w:val="a5"/>
+                <w:rFonts w:ascii="Arial" w:hAnsi="Arial" w:cs="Arial"/>
+                <w:noProof/>
+              </w:rPr>
+              <w:t>​</w:t>
+            </w:r>
+            <w:r>
+              <w:rPr>
+                <w:rStyle w:val="a5"/>
+                <w:noProof/>
+              </w:rPr>
+              <w:t>สำเร็จ</w:t>
             </w:r>
             <w:r>
               <w:rPr>
@@ -8590,7 +8785,7 @@
               <w:rPr>
                 <w:noProof/>
               </w:rPr>
-              <w:instrText xml:space="preserve"> PAGEREF _Toc240664773 \h </w:instrText>
+              <w:instrText xml:space="preserve"> PAGEREF _Toc240667193 \h </w:instrText>
             </w:r>
             <w:r>
               <w:rPr>
@@ -8608,7 +8803,7 @@
                 <w:noProof/>
                 <w:cs/>
               </w:rPr>
-              <w:t>38</w:t>
+              <w:t>39</w:t>
             </w:r>
             <w:r>
               <w:rPr>
@@ -8633,7 +8828,7 @@
               <w14:ligatures w14:val="standardContextual"/>
             </w:rPr>
           </w:pPr>
-          <w:hyperlink w:anchor="_Toc240664774" w:history="1">
+          <w:hyperlink w:anchor="_Toc240667194" w:history="1">
             <w:r>
               <w:rPr>
                 <w:rStyle w:val="a5"/>
@@ -8660,7 +8855,7 @@
                 <w:bCs/>
                 <w:noProof/>
               </w:rPr>
-              <w:t xml:space="preserve">ที่ 7.6 </w:t>
+              <w:t xml:space="preserve">ที่ 7.5 </w:t>
             </w:r>
             <w:r>
               <w:rPr>
@@ -8682,7 +8877,7 @@
                 <w:rStyle w:val="a5"/>
                 <w:noProof/>
               </w:rPr>
-              <w:t>ติดตาม</w:t>
+              <w:t>ผู้แจ้ง: ติดตาม</w:t>
             </w:r>
             <w:r>
               <w:rPr>
@@ -8697,7 +8892,7 @@
                 <w:rStyle w:val="a5"/>
                 <w:noProof/>
               </w:rPr>
-              <w:t>สถานะ</w:t>
+              <w:t>สถานะ ซ่อมเสร็จ</w:t>
             </w:r>
             <w:r>
               <w:rPr>
@@ -8712,7 +8907,7 @@
                 <w:rStyle w:val="a5"/>
                 <w:noProof/>
               </w:rPr>
-              <w:t>ของ</w:t>
+              <w:t>รอ</w:t>
             </w:r>
             <w:r>
               <w:rPr>
@@ -8727,7 +8922,7 @@
                 <w:rStyle w:val="a5"/>
                 <w:noProof/>
               </w:rPr>
-              <w:t>ผู้แจ้ง</w:t>
+              <w:t>ยืนยัน ให้</w:t>
             </w:r>
             <w:r>
               <w:rPr>
@@ -8742,7 +8937,7 @@
                 <w:rStyle w:val="a5"/>
                 <w:noProof/>
               </w:rPr>
-              <w:t>บน</w:t>
+              <w:t>คะแนน และ</w:t>
             </w:r>
             <w:r>
               <w:rPr>
@@ -8757,7 +8952,7 @@
                 <w:rStyle w:val="a5"/>
                 <w:noProof/>
               </w:rPr>
-              <w:t>คอมพิวเตอร์</w:t>
+              <w:t>ประวัติ</w:t>
             </w:r>
             <w:r>
               <w:rPr>
@@ -8775,7 +8970,7 @@
               <w:rPr>
                 <w:noProof/>
               </w:rPr>
-              <w:instrText xml:space="preserve"> PAGEREF _Toc240664774 \h </w:instrText>
+              <w:instrText xml:space="preserve"> PAGEREF _Toc240667194 \h </w:instrText>
             </w:r>
             <w:r>
               <w:rPr>
@@ -8818,7 +9013,7 @@
               <w14:ligatures w14:val="standardContextual"/>
             </w:rPr>
           </w:pPr>
-          <w:hyperlink w:anchor="_Toc240664775" w:history="1">
+          <w:hyperlink w:anchor="_Toc240667195" w:history="1">
             <w:r>
               <w:rPr>
                 <w:rStyle w:val="a5"/>
@@ -8845,7 +9040,7 @@
                 <w:bCs/>
                 <w:noProof/>
               </w:rPr>
-              <w:t xml:space="preserve">ที่ 7.7 </w:t>
+              <w:t xml:space="preserve">ที่ 7.6 </w:t>
             </w:r>
             <w:r>
               <w:rPr>
@@ -8867,7 +9062,7 @@
                 <w:rStyle w:val="a5"/>
                 <w:noProof/>
               </w:rPr>
-              <w:t>ช่าง: งาน</w:t>
+              <w:t>ติดตาม</w:t>
             </w:r>
             <w:r>
               <w:rPr>
@@ -8882,6 +9077,21 @@
                 <w:rStyle w:val="a5"/>
                 <w:noProof/>
               </w:rPr>
+              <w:t>สถานะ</w:t>
+            </w:r>
+            <w:r>
+              <w:rPr>
+                <w:rStyle w:val="a5"/>
+                <w:rFonts w:ascii="Arial" w:hAnsi="Arial" w:cs="Arial"/>
+                <w:noProof/>
+              </w:rPr>
+              <w:t>​</w:t>
+            </w:r>
+            <w:r>
+              <w:rPr>
+                <w:rStyle w:val="a5"/>
+                <w:noProof/>
+              </w:rPr>
               <w:t>ของ</w:t>
             </w:r>
             <w:r>
@@ -8897,7 +9107,7 @@
                 <w:rStyle w:val="a5"/>
                 <w:noProof/>
               </w:rPr>
-              <w:t>ฉัน กำลังซ่อม รออะไหล่ และ</w:t>
+              <w:t>ผู้แจ้ง</w:t>
             </w:r>
             <w:r>
               <w:rPr>
@@ -8912,7 +9122,7 @@
                 <w:rStyle w:val="a5"/>
                 <w:noProof/>
               </w:rPr>
-              <w:t>บันทึก</w:t>
+              <w:t>บน</w:t>
             </w:r>
             <w:r>
               <w:rPr>
@@ -8927,22 +9137,7 @@
                 <w:rStyle w:val="a5"/>
                 <w:noProof/>
               </w:rPr>
-              <w:t>งาน</w:t>
-            </w:r>
-            <w:r>
-              <w:rPr>
-                <w:rStyle w:val="a5"/>
-                <w:rFonts w:ascii="Arial" w:hAnsi="Arial" w:cs="Arial"/>
-                <w:noProof/>
-              </w:rPr>
-              <w:t>​</w:t>
-            </w:r>
-            <w:r>
-              <w:rPr>
-                <w:rStyle w:val="a5"/>
-                <w:noProof/>
-              </w:rPr>
-              <w:t>ซ่อมเสร็จ</w:t>
+              <w:t>คอมพิวเตอร์</w:t>
             </w:r>
             <w:r>
               <w:rPr>
@@ -8960,7 +9155,7 @@
               <w:rPr>
                 <w:noProof/>
               </w:rPr>
-              <w:instrText xml:space="preserve"> PAGEREF _Toc240664775 \h </w:instrText>
+              <w:instrText xml:space="preserve"> PAGEREF _Toc240667195 \h </w:instrText>
             </w:r>
             <w:r>
               <w:rPr>
@@ -8978,7 +9173,7 @@
                 <w:noProof/>
                 <w:cs/>
               </w:rPr>
-              <w:t>39</w:t>
+              <w:t>40</w:t>
             </w:r>
             <w:r>
               <w:rPr>
@@ -9003,7 +9198,7 @@
               <w14:ligatures w14:val="standardContextual"/>
             </w:rPr>
           </w:pPr>
-          <w:hyperlink w:anchor="_Toc240664776" w:history="1">
+          <w:hyperlink w:anchor="_Toc240667196" w:history="1">
             <w:r>
               <w:rPr>
                 <w:rStyle w:val="a5"/>
@@ -9030,7 +9225,7 @@
                 <w:bCs/>
                 <w:noProof/>
               </w:rPr>
-              <w:t xml:space="preserve">ที่ 7.8 </w:t>
+              <w:t xml:space="preserve">ที่ 7.7 </w:t>
             </w:r>
             <w:r>
               <w:rPr>
@@ -9052,7 +9247,7 @@
                 <w:rStyle w:val="a5"/>
                 <w:noProof/>
               </w:rPr>
-              <w:t>แดชบอร์ด</w:t>
+              <w:t>ช่าง: งาน</w:t>
             </w:r>
             <w:r>
               <w:rPr>
@@ -9082,7 +9277,52 @@
                 <w:rStyle w:val="a5"/>
                 <w:noProof/>
               </w:rPr>
-              <w:t>ผู้ดูแลระบบ</w:t>
+              <w:t>ฉัน กำลังซ่อม รออะไหล่ และ</w:t>
+            </w:r>
+            <w:r>
+              <w:rPr>
+                <w:rStyle w:val="a5"/>
+                <w:rFonts w:ascii="Arial" w:hAnsi="Arial" w:cs="Arial"/>
+                <w:noProof/>
+              </w:rPr>
+              <w:t>​</w:t>
+            </w:r>
+            <w:r>
+              <w:rPr>
+                <w:rStyle w:val="a5"/>
+                <w:noProof/>
+              </w:rPr>
+              <w:t>บันทึก</w:t>
+            </w:r>
+            <w:r>
+              <w:rPr>
+                <w:rStyle w:val="a5"/>
+                <w:rFonts w:ascii="Arial" w:hAnsi="Arial" w:cs="Arial"/>
+                <w:noProof/>
+              </w:rPr>
+              <w:t>​</w:t>
+            </w:r>
+            <w:r>
+              <w:rPr>
+                <w:rStyle w:val="a5"/>
+                <w:noProof/>
+              </w:rPr>
+              <w:t>งาน</w:t>
+            </w:r>
+            <w:r>
+              <w:rPr>
+                <w:rStyle w:val="a5"/>
+                <w:rFonts w:ascii="Arial" w:hAnsi="Arial" w:cs="Arial"/>
+                <w:noProof/>
+              </w:rPr>
+              <w:t>​</w:t>
+            </w:r>
+            <w:r>
+              <w:rPr>
+                <w:rStyle w:val="a5"/>
+                <w:noProof/>
+              </w:rPr>
+              <w:t>ซ่อมเสร็จ</w:t>
             </w:r>
             <w:r>
               <w:rPr>
@@ -9100,7 +9340,7 @@
               <w:rPr>
                 <w:noProof/>
               </w:rPr>
-              <w:instrText xml:space="preserve"> PAGEREF _Toc240664776 \h </w:instrText>
+              <w:instrText xml:space="preserve"> PAGEREF _Toc240667196 \h </w:instrText>
             </w:r>
             <w:r>
               <w:rPr>
@@ -9143,7 +9383,7 @@
               <w14:ligatures w14:val="standardContextual"/>
             </w:rPr>
           </w:pPr>
-          <w:hyperlink w:anchor="_Toc240664777" w:history="1">
+          <w:hyperlink w:anchor="_Toc240667197" w:history="1">
             <w:r>
               <w:rPr>
                 <w:rStyle w:val="a5"/>
@@ -9170,6 +9410,146 @@
                 <w:bCs/>
                 <w:noProof/>
               </w:rPr>
+              <w:t xml:space="preserve">ที่ 7.8 </w:t>
+            </w:r>
+            <w:r>
+              <w:rPr>
+                <w:rStyle w:val="a5"/>
+                <w:noProof/>
+              </w:rPr>
+              <w:t>หน้าจอ</w:t>
+            </w:r>
+            <w:r>
+              <w:rPr>
+                <w:rStyle w:val="a5"/>
+                <w:rFonts w:ascii="Arial" w:hAnsi="Arial" w:cs="Arial"/>
+                <w:noProof/>
+              </w:rPr>
+              <w:t>​</w:t>
+            </w:r>
+            <w:r>
+              <w:rPr>
+                <w:rStyle w:val="a5"/>
+                <w:noProof/>
+              </w:rPr>
+              <w:t>แดชบอร์ด</w:t>
+            </w:r>
+            <w:r>
+              <w:rPr>
+                <w:rStyle w:val="a5"/>
+                <w:rFonts w:ascii="Arial" w:hAnsi="Arial" w:cs="Arial"/>
+                <w:noProof/>
+              </w:rPr>
+              <w:t>​</w:t>
+            </w:r>
+            <w:r>
+              <w:rPr>
+                <w:rStyle w:val="a5"/>
+                <w:noProof/>
+              </w:rPr>
+              <w:t>ของ</w:t>
+            </w:r>
+            <w:r>
+              <w:rPr>
+                <w:rStyle w:val="a5"/>
+                <w:rFonts w:ascii="Arial" w:hAnsi="Arial" w:cs="Arial"/>
+                <w:noProof/>
+              </w:rPr>
+              <w:t>​</w:t>
+            </w:r>
+            <w:r>
+              <w:rPr>
+                <w:rStyle w:val="a5"/>
+                <w:noProof/>
+              </w:rPr>
+              <w:t>ผู้ดูแลระบบ</w:t>
+            </w:r>
+            <w:r>
+              <w:rPr>
+                <w:noProof/>
+              </w:rPr>
+              <w:tab/>
+            </w:r>
+            <w:r>
+              <w:rPr>
+                <w:noProof/>
+              </w:rPr>
+              <w:fldChar w:fldCharType="begin"/>
+            </w:r>
+            <w:r>
+              <w:rPr>
+                <w:noProof/>
+              </w:rPr>
+              <w:instrText xml:space="preserve"> PAGEREF _Toc240667197 \h </w:instrText>
+            </w:r>
+            <w:r>
+              <w:rPr>
+                <w:noProof/>
+              </w:rPr>
+            </w:r>
+            <w:r>
+              <w:rPr>
+                <w:noProof/>
+              </w:rPr>
+              <w:fldChar w:fldCharType="separate"/>
+            </w:r>
+            <w:r>
+              <w:rPr>
+                <w:noProof/>
+                <w:cs/>
+              </w:rPr>
+              <w:t>41</w:t>
+            </w:r>
+            <w:r>
+              <w:rPr>
+                <w:noProof/>
+              </w:rPr>
+              <w:fldChar w:fldCharType="end"/>
+            </w:r>
+          </w:hyperlink>
+        </w:p>
+        <w:p>
+          <w:pPr>
+            <w:pStyle w:val="30"/>
+            <w:tabs>
+              <w:tab w:val="right" w:leader="dot" w:pos="8296"/>
+            </w:tabs>
+            <w:rPr>
+              <w:rFonts w:asciiTheme="minorHAnsi" w:eastAsiaTheme="minorEastAsia" w:hAnsiTheme="minorHAnsi" w:cstheme="minorBidi"/>
+              <w:noProof/>
+              <w:kern w:val="2"/>
+              <w:sz w:val="24"/>
+              <w:szCs w:val="30"/>
+              <w14:ligatures w14:val="standardContextual"/>
+            </w:rPr>
+          </w:pPr>
+          <w:hyperlink w:anchor="_Toc240667198" w:history="1">
+            <w:r>
+              <w:rPr>
+                <w:rStyle w:val="a5"/>
+                <w:b/>
+                <w:bCs/>
+                <w:noProof/>
+              </w:rPr>
+              <w:t>ภาพ</w:t>
+            </w:r>
+            <w:r>
+              <w:rPr>
+                <w:rStyle w:val="a5"/>
+                <w:rFonts w:ascii="Arial" w:hAnsi="Arial" w:cs="Arial"/>
+                <w:b/>
+                <w:bCs/>
+                <w:noProof/>
+              </w:rPr>
+              <w:t>​</w:t>
+            </w:r>
+            <w:r>
+              <w:rPr>
+                <w:rStyle w:val="a5"/>
+                <w:b/>
+                <w:bCs/>
+                <w:noProof/>
+              </w:rPr>
               <w:t xml:space="preserve">ที่ 7.9 </w:t>
             </w:r>
             <w:r>
@@ -9285,7 +9665,7 @@
               <w:rPr>
                 <w:noProof/>
               </w:rPr>
-              <w:instrText xml:space="preserve"> PAGEREF _Toc240664777 \h </w:instrText>
+              <w:instrText xml:space="preserve"> PAGEREF _Toc240667198 \h </w:instrText>
             </w:r>
             <w:r>
               <w:rPr>
@@ -9303,7 +9683,7 @@
                 <w:noProof/>
                 <w:cs/>
               </w:rPr>
-              <w:t>40</w:t>
+              <w:t>41</w:t>
             </w:r>
             <w:r>
               <w:rPr>
@@ -9347,7 +9727,7 @@
     <w:sdt>
       <w:sdtPr>
         <w:alias w:val="สารบัญตาราง"/>
-        <w:id w:val="-1452002357"/>
+        <w:id w:val="-602105147"/>
       </w:sdtPr>
       <w:sdtEndPr/>
       <w:sdtContent>
@@ -9375,7 +9755,7 @@
           <w:r>
             <w:fldChar w:fldCharType="separate"/>
           </w:r>
-          <w:hyperlink w:anchor="_Toc240664778" w:history="1">
+          <w:hyperlink w:anchor="_Toc240667199" w:history="1">
             <w:r>
               <w:rPr>
                 <w:rStyle w:val="a5"/>
@@ -9517,7 +9897,7 @@
               <w:rPr>
                 <w:noProof/>
               </w:rPr>
-              <w:instrText xml:space="preserve"> PAGEREF _Toc240664778 \h </w:instrText>
+              <w:instrText xml:space="preserve"> PAGEREF _Toc240667199 \h </w:instrText>
             </w:r>
             <w:r>
               <w:rPr>
@@ -9560,7 +9940,7 @@
               <w14:ligatures w14:val="standardContextual"/>
             </w:rPr>
           </w:pPr>
-          <w:hyperlink w:anchor="_Toc240664779" w:history="1">
+          <w:hyperlink w:anchor="_Toc240667200" w:history="1">
             <w:r>
               <w:rPr>
                 <w:rStyle w:val="a5"/>
@@ -9642,7 +10022,7 @@
               <w:rPr>
                 <w:noProof/>
               </w:rPr>
-              <w:instrText xml:space="preserve"> PAGEREF _Toc240664779 \h </w:instrText>
+              <w:instrText xml:space="preserve"> PAGEREF _Toc240667200 \h </w:instrText>
             </w:r>
             <w:r>
               <w:rPr>
@@ -9685,7 +10065,7 @@
               <w14:ligatures w14:val="standardContextual"/>
             </w:rPr>
           </w:pPr>
-          <w:hyperlink w:anchor="_Toc240664780" w:history="1">
+          <w:hyperlink w:anchor="_Toc240667201" w:history="1">
             <w:r>
               <w:rPr>
                 <w:rStyle w:val="a5"/>
@@ -9812,7 +10192,7 @@
               <w:rPr>
                 <w:noProof/>
               </w:rPr>
-              <w:instrText xml:space="preserve"> PAGEREF _Toc240664780 \h </w:instrText>
+              <w:instrText xml:space="preserve"> PAGEREF _Toc240667201 \h </w:instrText>
             </w:r>
             <w:r>
               <w:rPr>
@@ -9855,7 +10235,7 @@
               <w14:ligatures w14:val="standardContextual"/>
             </w:rPr>
           </w:pPr>
-          <w:hyperlink w:anchor="_Toc240664781" w:history="1">
+          <w:hyperlink w:anchor="_Toc240667202" w:history="1">
             <w:r>
               <w:rPr>
                 <w:rStyle w:val="a5"/>
@@ -9937,7 +10317,7 @@
               <w:rPr>
                 <w:noProof/>
               </w:rPr>
-              <w:instrText xml:space="preserve"> PAGEREF _Toc240664781 \h </w:instrText>
+              <w:instrText xml:space="preserve"> PAGEREF _Toc240667202 \h </w:instrText>
             </w:r>
             <w:r>
               <w:rPr>
@@ -9980,7 +10360,7 @@
               <w14:ligatures w14:val="standardContextual"/>
             </w:rPr>
           </w:pPr>
-          <w:hyperlink w:anchor="_Toc240664782" w:history="1">
+          <w:hyperlink w:anchor="_Toc240667203" w:history="1">
             <w:r>
               <w:rPr>
                 <w:rStyle w:val="a5"/>
@@ -10092,7 +10472,7 @@
               <w:rPr>
                 <w:noProof/>
               </w:rPr>
-              <w:instrText xml:space="preserve"> PAGEREF _Toc240664782 \h </w:instrText>
+              <w:instrText xml:space="preserve"> PAGEREF _Toc240667203 \h </w:instrText>
             </w:r>
             <w:r>
               <w:rPr>
@@ -10135,7 +10515,7 @@
               <w14:ligatures w14:val="standardContextual"/>
             </w:rPr>
           </w:pPr>
-          <w:hyperlink w:anchor="_Toc240664783" w:history="1">
+          <w:hyperlink w:anchor="_Toc240667204" w:history="1">
             <w:r>
               <w:rPr>
                 <w:rStyle w:val="a5"/>
@@ -10292,7 +10672,7 @@
               <w:rPr>
                 <w:noProof/>
               </w:rPr>
-              <w:instrText xml:space="preserve"> PAGEREF _Toc240664783 \h </w:instrText>
+              <w:instrText xml:space="preserve"> PAGEREF _Toc240667204 \h </w:instrText>
             </w:r>
             <w:r>
               <w:rPr>
@@ -10335,7 +10715,7 @@
               <w14:ligatures w14:val="standardContextual"/>
             </w:rPr>
           </w:pPr>
-          <w:hyperlink w:anchor="_Toc240664784" w:history="1">
+          <w:hyperlink w:anchor="_Toc240667205" w:history="1">
             <w:r>
               <w:rPr>
                 <w:rStyle w:val="a5"/>
@@ -10462,7 +10842,7 @@
               <w:rPr>
                 <w:noProof/>
               </w:rPr>
-              <w:instrText xml:space="preserve"> PAGEREF _Toc240664784 \h </w:instrText>
+              <w:instrText xml:space="preserve"> PAGEREF _Toc240667205 \h </w:instrText>
             </w:r>
             <w:r>
               <w:rPr>
@@ -10505,7 +10885,7 @@
               <w14:ligatures w14:val="standardContextual"/>
             </w:rPr>
           </w:pPr>
-          <w:hyperlink w:anchor="_Toc240664785" w:history="1">
+          <w:hyperlink w:anchor="_Toc240667206" w:history="1">
             <w:r>
               <w:rPr>
                 <w:rStyle w:val="a5"/>
@@ -10617,7 +10997,7 @@
               <w:rPr>
                 <w:noProof/>
               </w:rPr>
-              <w:instrText xml:space="preserve"> PAGEREF _Toc240664785 \h </w:instrText>
+              <w:instrText xml:space="preserve"> PAGEREF _Toc240667206 \h </w:instrText>
             </w:r>
             <w:r>
               <w:rPr>
@@ -10660,7 +11040,7 @@
               <w14:ligatures w14:val="standardContextual"/>
             </w:rPr>
           </w:pPr>
-          <w:hyperlink w:anchor="_Toc240664786" w:history="1">
+          <w:hyperlink w:anchor="_Toc240667207" w:history="1">
             <w:r>
               <w:rPr>
                 <w:rStyle w:val="a5"/>
@@ -10694,7 +11074,7 @@
                 <w:rStyle w:val="a5"/>
                 <w:noProof/>
               </w:rPr>
-              <w:t>เป้าหมาย</w:t>
+              <w:t>เป้าหมาย กิจกรรม</w:t>
             </w:r>
             <w:r>
               <w:rPr>
@@ -10709,7 +11089,7 @@
                 <w:rStyle w:val="a5"/>
                 <w:noProof/>
               </w:rPr>
-              <w:t>และ</w:t>
+              <w:t>หลัก และ</w:t>
             </w:r>
             <w:r>
               <w:rPr>
@@ -10817,7 +11197,7 @@
               <w:rPr>
                 <w:noProof/>
               </w:rPr>
-              <w:instrText xml:space="preserve"> PAGEREF _Toc240664786 \h </w:instrText>
+              <w:instrText xml:space="preserve"> PAGEREF _Toc240667207 \h </w:instrText>
             </w:r>
             <w:r>
               <w:rPr>
@@ -10860,7 +11240,7 @@
               <w14:ligatures w14:val="standardContextual"/>
             </w:rPr>
           </w:pPr>
-          <w:hyperlink w:anchor="_Toc240664787" w:history="1">
+          <w:hyperlink w:anchor="_Toc240667208" w:history="1">
             <w:r>
               <w:rPr>
                 <w:rStyle w:val="a5"/>
@@ -11017,7 +11397,7 @@
               <w:rPr>
                 <w:noProof/>
               </w:rPr>
-              <w:instrText xml:space="preserve"> PAGEREF _Toc240664787 \h </w:instrText>
+              <w:instrText xml:space="preserve"> PAGEREF _Toc240667208 \h </w:instrText>
             </w:r>
             <w:r>
               <w:rPr>
@@ -11060,7 +11440,7 @@
               <w14:ligatures w14:val="standardContextual"/>
             </w:rPr>
           </w:pPr>
-          <w:hyperlink w:anchor="_Toc240664788" w:history="1">
+          <w:hyperlink w:anchor="_Toc240667209" w:history="1">
             <w:r>
               <w:rPr>
                 <w:rStyle w:val="a5"/>
@@ -11217,7 +11597,7 @@
               <w:rPr>
                 <w:noProof/>
               </w:rPr>
-              <w:instrText xml:space="preserve"> PAGEREF _Toc240664788 \h </w:instrText>
+              <w:instrText xml:space="preserve"> PAGEREF _Toc240667209 \h </w:instrText>
             </w:r>
             <w:r>
               <w:rPr>
@@ -11235,7 +11615,7 @@
                 <w:noProof/>
                 <w:cs/>
               </w:rPr>
-              <w:t>14</w:t>
+              <w:t>15</w:t>
             </w:r>
             <w:r>
               <w:rPr>
@@ -11260,7 +11640,7 @@
               <w14:ligatures w14:val="standardContextual"/>
             </w:rPr>
           </w:pPr>
-          <w:hyperlink w:anchor="_Toc240664789" w:history="1">
+          <w:hyperlink w:anchor="_Toc240667210" w:history="1">
             <w:r>
               <w:rPr>
                 <w:rStyle w:val="a5"/>
@@ -11342,7 +11722,7 @@
               <w:rPr>
                 <w:noProof/>
               </w:rPr>
-              <w:instrText xml:space="preserve"> PAGEREF _Toc240664789 \h </w:instrText>
+              <w:instrText xml:space="preserve"> PAGEREF _Toc240667210 \h </w:instrText>
             </w:r>
             <w:r>
               <w:rPr>
@@ -11385,7 +11765,7 @@
               <w14:ligatures w14:val="standardContextual"/>
             </w:rPr>
           </w:pPr>
-          <w:hyperlink w:anchor="_Toc240664790" w:history="1">
+          <w:hyperlink w:anchor="_Toc240667211" w:history="1">
             <w:r>
               <w:rPr>
                 <w:rStyle w:val="a5"/>
@@ -11467,7 +11847,7 @@
               <w:rPr>
                 <w:noProof/>
               </w:rPr>
-              <w:instrText xml:space="preserve"> PAGEREF _Toc240664790 \h </w:instrText>
+              <w:instrText xml:space="preserve"> PAGEREF _Toc240667211 \h </w:instrText>
             </w:r>
             <w:r>
               <w:rPr>
@@ -11510,7 +11890,7 @@
               <w14:ligatures w14:val="standardContextual"/>
             </w:rPr>
           </w:pPr>
-          <w:hyperlink w:anchor="_Toc240664791" w:history="1">
+          <w:hyperlink w:anchor="_Toc240667212" w:history="1">
             <w:r>
               <w:rPr>
                 <w:rStyle w:val="a5"/>
@@ -11577,7 +11957,7 @@
               <w:rPr>
                 <w:noProof/>
               </w:rPr>
-              <w:instrText xml:space="preserve"> PAGEREF _Toc240664791 \h </w:instrText>
+              <w:instrText xml:space="preserve"> PAGEREF _Toc240667212 \h </w:instrText>
             </w:r>
             <w:r>
               <w:rPr>
@@ -11620,7 +12000,7 @@
               <w14:ligatures w14:val="standardContextual"/>
             </w:rPr>
           </w:pPr>
-          <w:hyperlink w:anchor="_Toc240664792" w:history="1">
+          <w:hyperlink w:anchor="_Toc240667213" w:history="1">
             <w:r>
               <w:rPr>
                 <w:rStyle w:val="a5"/>
@@ -11747,7 +12127,7 @@
               <w:rPr>
                 <w:noProof/>
               </w:rPr>
-              <w:instrText xml:space="preserve"> PAGEREF _Toc240664792 \h </w:instrText>
+              <w:instrText xml:space="preserve"> PAGEREF _Toc240667213 \h </w:instrText>
             </w:r>
             <w:r>
               <w:rPr>
@@ -11790,7 +12170,7 @@
               <w14:ligatures w14:val="standardContextual"/>
             </w:rPr>
           </w:pPr>
-          <w:hyperlink w:anchor="_Toc240664793" w:history="1">
+          <w:hyperlink w:anchor="_Toc240667214" w:history="1">
             <w:r>
               <w:rPr>
                 <w:rStyle w:val="a5"/>
@@ -11902,7 +12282,7 @@
               <w:rPr>
                 <w:noProof/>
               </w:rPr>
-              <w:instrText xml:space="preserve"> PAGEREF _Toc240664793 \h </w:instrText>
+              <w:instrText xml:space="preserve"> PAGEREF _Toc240667214 \h </w:instrText>
             </w:r>
             <w:r>
               <w:rPr>
@@ -11945,7 +12325,7 @@
               <w14:ligatures w14:val="standardContextual"/>
             </w:rPr>
           </w:pPr>
-          <w:hyperlink w:anchor="_Toc240664794" w:history="1">
+          <w:hyperlink w:anchor="_Toc240667215" w:history="1">
             <w:r>
               <w:rPr>
                 <w:rStyle w:val="a5"/>
@@ -12027,7 +12407,7 @@
               <w:rPr>
                 <w:noProof/>
               </w:rPr>
-              <w:instrText xml:space="preserve"> PAGEREF _Toc240664794 \h </w:instrText>
+              <w:instrText xml:space="preserve"> PAGEREF _Toc240667215 \h </w:instrText>
             </w:r>
             <w:r>
               <w:rPr>
@@ -12070,7 +12450,7 @@
               <w14:ligatures w14:val="standardContextual"/>
             </w:rPr>
           </w:pPr>
-          <w:hyperlink w:anchor="_Toc240664795" w:history="1">
+          <w:hyperlink w:anchor="_Toc240667216" w:history="1">
             <w:r>
               <w:rPr>
                 <w:rStyle w:val="a5"/>
@@ -12097,14 +12477,14 @@
                 <w:bCs/>
                 <w:noProof/>
               </w:rPr>
-              <w:t xml:space="preserve">ที่ 6.1 </w:t>
-            </w:r>
-            <w:r>
-              <w:rPr>
-                <w:rStyle w:val="a5"/>
-                <w:noProof/>
-              </w:rPr>
-              <w:t>เมนู</w:t>
+              <w:t xml:space="preserve">ที่ 5.1 </w:t>
+            </w:r>
+            <w:r>
+              <w:rPr>
+                <w:rStyle w:val="a5"/>
+                <w:noProof/>
+              </w:rPr>
+              <w:t>แผนภาพ</w:t>
             </w:r>
             <w:r>
               <w:rPr>
@@ -12119,7 +12499,7 @@
                 <w:rStyle w:val="a5"/>
                 <w:noProof/>
               </w:rPr>
-              <w:t>หลัก</w:t>
+              <w:t>กิจกรรม</w:t>
             </w:r>
             <w:r>
               <w:rPr>
@@ -12134,6 +12514,36 @@
                 <w:rStyle w:val="a5"/>
                 <w:noProof/>
               </w:rPr>
+              <w:t>กับ</w:t>
+            </w:r>
+            <w:r>
+              <w:rPr>
+                <w:rStyle w:val="a5"/>
+                <w:rFonts w:ascii="Arial" w:hAnsi="Arial" w:cs="Arial"/>
+                <w:noProof/>
+              </w:rPr>
+              <w:t>​</w:t>
+            </w:r>
+            <w:r>
+              <w:rPr>
+                <w:rStyle w:val="a5"/>
+                <w:noProof/>
+              </w:rPr>
+              <w:t>ฟังก์ชัน</w:t>
+            </w:r>
+            <w:r>
+              <w:rPr>
+                <w:rStyle w:val="a5"/>
+                <w:rFonts w:ascii="Arial" w:hAnsi="Arial" w:cs="Arial"/>
+                <w:noProof/>
+              </w:rPr>
+              <w:t>​</w:t>
+            </w:r>
+            <w:r>
+              <w:rPr>
+                <w:rStyle w:val="a5"/>
+                <w:noProof/>
+              </w:rPr>
               <w:t>ของ</w:t>
             </w:r>
             <w:r>
@@ -12149,22 +12559,7 @@
                 <w:rStyle w:val="a5"/>
                 <w:noProof/>
               </w:rPr>
-              <w:t>แต่ละ</w:t>
-            </w:r>
-            <w:r>
-              <w:rPr>
-                <w:rStyle w:val="a5"/>
-                <w:rFonts w:ascii="Arial" w:hAnsi="Arial" w:cs="Arial"/>
-                <w:noProof/>
-              </w:rPr>
-              <w:t>​</w:t>
-            </w:r>
-            <w:r>
-              <w:rPr>
-                <w:rStyle w:val="a5"/>
-                <w:noProof/>
-              </w:rPr>
-              <w:t>บทบาท</w:t>
+              <w:t>ระบบ</w:t>
             </w:r>
             <w:r>
               <w:rPr>
@@ -12182,7 +12577,7 @@
               <w:rPr>
                 <w:noProof/>
               </w:rPr>
-              <w:instrText xml:space="preserve"> PAGEREF _Toc240664795 \h </w:instrText>
+              <w:instrText xml:space="preserve"> PAGEREF _Toc240667216 \h </w:instrText>
             </w:r>
             <w:r>
               <w:rPr>
@@ -12200,7 +12595,7 @@
                 <w:noProof/>
                 <w:cs/>
               </w:rPr>
-              <w:t>32</w:t>
+              <w:t>22</w:t>
             </w:r>
             <w:r>
               <w:rPr>
@@ -12225,7 +12620,7 @@
               <w14:ligatures w14:val="standardContextual"/>
             </w:rPr>
           </w:pPr>
-          <w:hyperlink w:anchor="_Toc240664796" w:history="1">
+          <w:hyperlink w:anchor="_Toc240667217" w:history="1">
             <w:r>
               <w:rPr>
                 <w:rStyle w:val="a5"/>
@@ -12252,14 +12647,14 @@
                 <w:bCs/>
                 <w:noProof/>
               </w:rPr>
-              <w:t xml:space="preserve">ที่ 6.2 </w:t>
-            </w:r>
-            <w:r>
-              <w:rPr>
-                <w:rStyle w:val="a5"/>
-                <w:noProof/>
-              </w:rPr>
-              <w:t>เส้นทาง</w:t>
+              <w:t xml:space="preserve">ที่ 6.1 </w:t>
+            </w:r>
+            <w:r>
+              <w:rPr>
+                <w:rStyle w:val="a5"/>
+                <w:noProof/>
+              </w:rPr>
+              <w:t>เมนู</w:t>
             </w:r>
             <w:r>
               <w:rPr>
@@ -12274,6 +12669,21 @@
                 <w:rStyle w:val="a5"/>
                 <w:noProof/>
               </w:rPr>
+              <w:t>หลัก</w:t>
+            </w:r>
+            <w:r>
+              <w:rPr>
+                <w:rStyle w:val="a5"/>
+                <w:rFonts w:ascii="Arial" w:hAnsi="Arial" w:cs="Arial"/>
+                <w:noProof/>
+              </w:rPr>
+              <w:t>​</w:t>
+            </w:r>
+            <w:r>
+              <w:rPr>
+                <w:rStyle w:val="a5"/>
+                <w:noProof/>
+              </w:rPr>
               <w:t>ของ</w:t>
             </w:r>
             <w:r>
@@ -12289,7 +12699,7 @@
                 <w:rStyle w:val="a5"/>
                 <w:noProof/>
               </w:rPr>
-              <w:t>งาน</w:t>
+              <w:t>แต่ละ</w:t>
             </w:r>
             <w:r>
               <w:rPr>
@@ -12304,82 +12714,7 @@
                 <w:rStyle w:val="a5"/>
                 <w:noProof/>
               </w:rPr>
-              <w:t>หลัก</w:t>
-            </w:r>
-            <w:r>
-              <w:rPr>
-                <w:rStyle w:val="a5"/>
-                <w:rFonts w:ascii="Arial" w:hAnsi="Arial" w:cs="Arial"/>
-                <w:noProof/>
-              </w:rPr>
-              <w:t>​</w:t>
-            </w:r>
-            <w:r>
-              <w:rPr>
-                <w:rStyle w:val="a5"/>
-                <w:noProof/>
-              </w:rPr>
-              <w:t>และ</w:t>
-            </w:r>
-            <w:r>
-              <w:rPr>
-                <w:rStyle w:val="a5"/>
-                <w:rFonts w:ascii="Arial" w:hAnsi="Arial" w:cs="Arial"/>
-                <w:noProof/>
-              </w:rPr>
-              <w:t>​</w:t>
-            </w:r>
-            <w:r>
-              <w:rPr>
-                <w:rStyle w:val="a5"/>
-                <w:noProof/>
-              </w:rPr>
-              <w:t>จำนวน</w:t>
-            </w:r>
-            <w:r>
-              <w:rPr>
-                <w:rStyle w:val="a5"/>
-                <w:rFonts w:ascii="Arial" w:hAnsi="Arial" w:cs="Arial"/>
-                <w:noProof/>
-              </w:rPr>
-              <w:t>​</w:t>
-            </w:r>
-            <w:r>
-              <w:rPr>
-                <w:rStyle w:val="a5"/>
-                <w:noProof/>
-              </w:rPr>
-              <w:t>หน้าจอ</w:t>
-            </w:r>
-            <w:r>
-              <w:rPr>
-                <w:rStyle w:val="a5"/>
-                <w:rFonts w:ascii="Arial" w:hAnsi="Arial" w:cs="Arial"/>
-                <w:noProof/>
-              </w:rPr>
-              <w:t>​</w:t>
-            </w:r>
-            <w:r>
-              <w:rPr>
-                <w:rStyle w:val="a5"/>
-                <w:noProof/>
-              </w:rPr>
-              <w:t>ที่</w:t>
-            </w:r>
-            <w:r>
-              <w:rPr>
-                <w:rStyle w:val="a5"/>
-                <w:rFonts w:ascii="Arial" w:hAnsi="Arial" w:cs="Arial"/>
-                <w:noProof/>
-              </w:rPr>
-              <w:t>​</w:t>
-            </w:r>
-            <w:r>
-              <w:rPr>
-                <w:rStyle w:val="a5"/>
-                <w:noProof/>
-              </w:rPr>
-              <w:t>ผ่าน</w:t>
+              <w:t>บทบาท</w:t>
             </w:r>
             <w:r>
               <w:rPr>
@@ -12397,7 +12732,7 @@
               <w:rPr>
                 <w:noProof/>
               </w:rPr>
-              <w:instrText xml:space="preserve"> PAGEREF _Toc240664796 \h </w:instrText>
+              <w:instrText xml:space="preserve"> PAGEREF _Toc240667217 \h </w:instrText>
             </w:r>
             <w:r>
               <w:rPr>
@@ -12415,7 +12750,7 @@
                 <w:noProof/>
                 <w:cs/>
               </w:rPr>
-              <w:t>34</w:t>
+              <w:t>33</w:t>
             </w:r>
             <w:r>
               <w:rPr>
@@ -12440,7 +12775,7 @@
               <w14:ligatures w14:val="standardContextual"/>
             </w:rPr>
           </w:pPr>
-          <w:hyperlink w:anchor="_Toc240664797" w:history="1">
+          <w:hyperlink w:anchor="_Toc240667218" w:history="1">
             <w:r>
               <w:rPr>
                 <w:rStyle w:val="a5"/>
@@ -12467,14 +12802,14 @@
                 <w:bCs/>
                 <w:noProof/>
               </w:rPr>
-              <w:t xml:space="preserve">ที่ 7.1 </w:t>
-            </w:r>
-            <w:r>
-              <w:rPr>
-                <w:rStyle w:val="a5"/>
-                <w:noProof/>
-              </w:rPr>
-              <w:t>องค์ประกอบ</w:t>
+              <w:t xml:space="preserve">ที่ 6.2 </w:t>
+            </w:r>
+            <w:r>
+              <w:rPr>
+                <w:rStyle w:val="a5"/>
+                <w:noProof/>
+              </w:rPr>
+              <w:t>เส้นทาง</w:t>
             </w:r>
             <w:r>
               <w:rPr>
@@ -12504,7 +12839,7 @@
                 <w:rStyle w:val="a5"/>
                 <w:noProof/>
               </w:rPr>
-              <w:t>ระบบ</w:t>
+              <w:t>งาน</w:t>
             </w:r>
             <w:r>
               <w:rPr>
@@ -12519,7 +12854,7 @@
                 <w:rStyle w:val="a5"/>
                 <w:noProof/>
               </w:rPr>
-              <w:t>การ</w:t>
+              <w:t>หลัก</w:t>
             </w:r>
             <w:r>
               <w:rPr>
@@ -12534,7 +12869,67 @@
                 <w:rStyle w:val="a5"/>
                 <w:noProof/>
               </w:rPr>
-              <w:t>ออกแบบ</w:t>
+              <w:t>และ</w:t>
+            </w:r>
+            <w:r>
+              <w:rPr>
+                <w:rStyle w:val="a5"/>
+                <w:rFonts w:ascii="Arial" w:hAnsi="Arial" w:cs="Arial"/>
+                <w:noProof/>
+              </w:rPr>
+              <w:t>​</w:t>
+            </w:r>
+            <w:r>
+              <w:rPr>
+                <w:rStyle w:val="a5"/>
+                <w:noProof/>
+              </w:rPr>
+              <w:t>จำนวน</w:t>
+            </w:r>
+            <w:r>
+              <w:rPr>
+                <w:rStyle w:val="a5"/>
+                <w:rFonts w:ascii="Arial" w:hAnsi="Arial" w:cs="Arial"/>
+                <w:noProof/>
+              </w:rPr>
+              <w:t>​</w:t>
+            </w:r>
+            <w:r>
+              <w:rPr>
+                <w:rStyle w:val="a5"/>
+                <w:noProof/>
+              </w:rPr>
+              <w:t>หน้าจอ</w:t>
+            </w:r>
+            <w:r>
+              <w:rPr>
+                <w:rStyle w:val="a5"/>
+                <w:rFonts w:ascii="Arial" w:hAnsi="Arial" w:cs="Arial"/>
+                <w:noProof/>
+              </w:rPr>
+              <w:t>​</w:t>
+            </w:r>
+            <w:r>
+              <w:rPr>
+                <w:rStyle w:val="a5"/>
+                <w:noProof/>
+              </w:rPr>
+              <w:t>ที่</w:t>
+            </w:r>
+            <w:r>
+              <w:rPr>
+                <w:rStyle w:val="a5"/>
+                <w:rFonts w:ascii="Arial" w:hAnsi="Arial" w:cs="Arial"/>
+                <w:noProof/>
+              </w:rPr>
+              <w:t>​</w:t>
+            </w:r>
+            <w:r>
+              <w:rPr>
+                <w:rStyle w:val="a5"/>
+                <w:noProof/>
+              </w:rPr>
+              <w:t>ผ่าน</w:t>
             </w:r>
             <w:r>
               <w:rPr>
@@ -12552,7 +12947,7 @@
               <w:rPr>
                 <w:noProof/>
               </w:rPr>
-              <w:instrText xml:space="preserve"> PAGEREF _Toc240664797 \h </w:instrText>
+              <w:instrText xml:space="preserve"> PAGEREF _Toc240667218 \h </w:instrText>
             </w:r>
             <w:r>
               <w:rPr>
@@ -12595,7 +12990,7 @@
               <w14:ligatures w14:val="standardContextual"/>
             </w:rPr>
           </w:pPr>
-          <w:hyperlink w:anchor="_Toc240664798" w:history="1">
+          <w:hyperlink w:anchor="_Toc240667219" w:history="1">
             <w:r>
               <w:rPr>
                 <w:rStyle w:val="a5"/>
@@ -12622,14 +13017,14 @@
                 <w:bCs/>
                 <w:noProof/>
               </w:rPr>
-              <w:t xml:space="preserve">ที่ 7.2 </w:t>
-            </w:r>
-            <w:r>
-              <w:rPr>
-                <w:rStyle w:val="a5"/>
-                <w:noProof/>
-              </w:rPr>
-              <w:t>จำนวน</w:t>
+              <w:t xml:space="preserve">ที่ 7.1 </w:t>
+            </w:r>
+            <w:r>
+              <w:rPr>
+                <w:rStyle w:val="a5"/>
+                <w:noProof/>
+              </w:rPr>
+              <w:t>องค์ประกอบ</w:t>
             </w:r>
             <w:r>
               <w:rPr>
@@ -12644,7 +13039,7 @@
                 <w:rStyle w:val="a5"/>
                 <w:noProof/>
               </w:rPr>
-              <w:t>หน้าจอ</w:t>
+              <w:t>ของ</w:t>
             </w:r>
             <w:r>
               <w:rPr>
@@ -12659,7 +13054,7 @@
                 <w:rStyle w:val="a5"/>
                 <w:noProof/>
               </w:rPr>
-              <w:t>ที่</w:t>
+              <w:t>ระบบ</w:t>
             </w:r>
             <w:r>
               <w:rPr>
@@ -12674,7 +13069,7 @@
                 <w:rStyle w:val="a5"/>
                 <w:noProof/>
               </w:rPr>
-              <w:t>ปลั๊กอิน Figma สร้าง</w:t>
+              <w:t>การ</w:t>
             </w:r>
             <w:r>
               <w:rPr>
@@ -12689,37 +13084,7 @@
                 <w:rStyle w:val="a5"/>
                 <w:noProof/>
               </w:rPr>
-              <w:t>ใน</w:t>
-            </w:r>
-            <w:r>
-              <w:rPr>
-                <w:rStyle w:val="a5"/>
-                <w:rFonts w:ascii="Arial" w:hAnsi="Arial" w:cs="Arial"/>
-                <w:noProof/>
-              </w:rPr>
-              <w:t>​</w:t>
-            </w:r>
-            <w:r>
-              <w:rPr>
-                <w:rStyle w:val="a5"/>
-                <w:noProof/>
-              </w:rPr>
-              <w:t>แต่ละ</w:t>
-            </w:r>
-            <w:r>
-              <w:rPr>
-                <w:rStyle w:val="a5"/>
-                <w:rFonts w:ascii="Arial" w:hAnsi="Arial" w:cs="Arial"/>
-                <w:noProof/>
-              </w:rPr>
-              <w:t>​</w:t>
-            </w:r>
-            <w:r>
-              <w:rPr>
-                <w:rStyle w:val="a5"/>
-                <w:noProof/>
-              </w:rPr>
-              <w:t>ชุด</w:t>
+              <w:t>ออกแบบ</w:t>
             </w:r>
             <w:r>
               <w:rPr>
@@ -12737,7 +13102,7 @@
               <w:rPr>
                 <w:noProof/>
               </w:rPr>
-              <w:instrText xml:space="preserve"> PAGEREF _Toc240664798 \h </w:instrText>
+              <w:instrText xml:space="preserve"> PAGEREF _Toc240667219 \h </w:instrText>
             </w:r>
             <w:r>
               <w:rPr>
@@ -12780,7 +13145,7 @@
               <w14:ligatures w14:val="standardContextual"/>
             </w:rPr>
           </w:pPr>
-          <w:hyperlink w:anchor="_Toc240664799" w:history="1">
+          <w:hyperlink w:anchor="_Toc240667220" w:history="1">
             <w:r>
               <w:rPr>
                 <w:rStyle w:val="a5"/>
@@ -12807,14 +13172,14 @@
                 <w:bCs/>
                 <w:noProof/>
               </w:rPr>
-              <w:t xml:space="preserve">ที่ 8.1 </w:t>
-            </w:r>
-            <w:r>
-              <w:rPr>
-                <w:rStyle w:val="a5"/>
-                <w:noProof/>
-              </w:rPr>
-              <w:t>ผล</w:t>
+              <w:t xml:space="preserve">ที่ 7.2 </w:t>
+            </w:r>
+            <w:r>
+              <w:rPr>
+                <w:rStyle w:val="a5"/>
+                <w:noProof/>
+              </w:rPr>
+              <w:t>จำนวน</w:t>
             </w:r>
             <w:r>
               <w:rPr>
@@ -12829,7 +13194,7 @@
                 <w:rStyle w:val="a5"/>
                 <w:noProof/>
               </w:rPr>
-              <w:t>การ</w:t>
+              <w:t>หน้าจอ</w:t>
             </w:r>
             <w:r>
               <w:rPr>
@@ -12844,7 +13209,7 @@
                 <w:rStyle w:val="a5"/>
                 <w:noProof/>
               </w:rPr>
-              <w:t>ทดสอบ</w:t>
+              <w:t>ที่</w:t>
             </w:r>
             <w:r>
               <w:rPr>
@@ -12859,7 +13224,7 @@
                 <w:rStyle w:val="a5"/>
                 <w:noProof/>
               </w:rPr>
-              <w:t>ตาม</w:t>
+              <w:t>ปลั๊กอิน Figma สร้าง</w:t>
             </w:r>
             <w:r>
               <w:rPr>
@@ -12874,7 +13239,7 @@
                 <w:rStyle w:val="a5"/>
                 <w:noProof/>
               </w:rPr>
-              <w:t>สถานการณ์</w:t>
+              <w:t>ใน</w:t>
             </w:r>
             <w:r>
               <w:rPr>
@@ -12889,7 +13254,22 @@
                 <w:rStyle w:val="a5"/>
                 <w:noProof/>
               </w:rPr>
-              <w:t>สาธิต</w:t>
+              <w:t>แต่ละ</w:t>
+            </w:r>
+            <w:r>
+              <w:rPr>
+                <w:rStyle w:val="a5"/>
+                <w:rFonts w:ascii="Arial" w:hAnsi="Arial" w:cs="Arial"/>
+                <w:noProof/>
+              </w:rPr>
+              <w:t>​</w:t>
+            </w:r>
+            <w:r>
+              <w:rPr>
+                <w:rStyle w:val="a5"/>
+                <w:noProof/>
+              </w:rPr>
+              <w:t>ชุด</w:t>
             </w:r>
             <w:r>
               <w:rPr>
@@ -12907,7 +13287,7 @@
               <w:rPr>
                 <w:noProof/>
               </w:rPr>
-              <w:instrText xml:space="preserve"> PAGEREF _Toc240664799 \h </w:instrText>
+              <w:instrText xml:space="preserve"> PAGEREF _Toc240667220 \h </w:instrText>
             </w:r>
             <w:r>
               <w:rPr>
@@ -12925,7 +13305,7 @@
                 <w:noProof/>
                 <w:cs/>
               </w:rPr>
-              <w:t>42</w:t>
+              <w:t>37</w:t>
             </w:r>
             <w:r>
               <w:rPr>
@@ -12950,7 +13330,7 @@
               <w14:ligatures w14:val="standardContextual"/>
             </w:rPr>
           </w:pPr>
-          <w:hyperlink w:anchor="_Toc240664800" w:history="1">
+          <w:hyperlink w:anchor="_Toc240667221" w:history="1">
             <w:r>
               <w:rPr>
                 <w:rStyle w:val="a5"/>
@@ -12977,14 +13357,14 @@
                 <w:bCs/>
                 <w:noProof/>
               </w:rPr>
-              <w:t xml:space="preserve">ที่ ก.1 </w:t>
-            </w:r>
-            <w:r>
-              <w:rPr>
-                <w:rStyle w:val="a5"/>
-                <w:noProof/>
-              </w:rPr>
-              <w:t>เทคโนโลยี</w:t>
+              <w:t xml:space="preserve">ที่ 8.1 </w:t>
+            </w:r>
+            <w:r>
+              <w:rPr>
+                <w:rStyle w:val="a5"/>
+                <w:noProof/>
+              </w:rPr>
+              <w:t>ผล</w:t>
             </w:r>
             <w:r>
               <w:rPr>
@@ -12999,7 +13379,7 @@
                 <w:rStyle w:val="a5"/>
                 <w:noProof/>
               </w:rPr>
-              <w:t>ที่</w:t>
+              <w:t>การ</w:t>
             </w:r>
             <w:r>
               <w:rPr>
@@ -13014,7 +13394,7 @@
                 <w:rStyle w:val="a5"/>
                 <w:noProof/>
               </w:rPr>
-              <w:t>ใช้</w:t>
+              <w:t>ทดสอบ</w:t>
             </w:r>
             <w:r>
               <w:rPr>
@@ -13029,7 +13409,7 @@
                 <w:rStyle w:val="a5"/>
                 <w:noProof/>
               </w:rPr>
-              <w:t>พัฒนา</w:t>
+              <w:t>ตาม</w:t>
             </w:r>
             <w:r>
               <w:rPr>
@@ -13044,7 +13424,22 @@
                 <w:rStyle w:val="a5"/>
                 <w:noProof/>
               </w:rPr>
-              <w:t>ระบบ</w:t>
+              <w:t>สถานการณ์</w:t>
+            </w:r>
+            <w:r>
+              <w:rPr>
+                <w:rStyle w:val="a5"/>
+                <w:rFonts w:ascii="Arial" w:hAnsi="Arial" w:cs="Arial"/>
+                <w:noProof/>
+              </w:rPr>
+              <w:t>​</w:t>
+            </w:r>
+            <w:r>
+              <w:rPr>
+                <w:rStyle w:val="a5"/>
+                <w:noProof/>
+              </w:rPr>
+              <w:t>สาธิต</w:t>
             </w:r>
             <w:r>
               <w:rPr>
@@ -13062,7 +13457,7 @@
               <w:rPr>
                 <w:noProof/>
               </w:rPr>
-              <w:instrText xml:space="preserve"> PAGEREF _Toc240664800 \h </w:instrText>
+              <w:instrText xml:space="preserve"> PAGEREF _Toc240667221 \h </w:instrText>
             </w:r>
             <w:r>
               <w:rPr>
@@ -13080,7 +13475,7 @@
                 <w:noProof/>
                 <w:cs/>
               </w:rPr>
-              <w:t>45</w:t>
+              <w:t>43</w:t>
             </w:r>
             <w:r>
               <w:rPr>
@@ -13105,7 +13500,7 @@
               <w14:ligatures w14:val="standardContextual"/>
             </w:rPr>
           </w:pPr>
-          <w:hyperlink w:anchor="_Toc240664801" w:history="1">
+          <w:hyperlink w:anchor="_Toc240667222" w:history="1">
             <w:r>
               <w:rPr>
                 <w:rStyle w:val="a5"/>
@@ -13132,14 +13527,14 @@
                 <w:bCs/>
                 <w:noProof/>
               </w:rPr>
-              <w:t xml:space="preserve">ที่ ข.1 </w:t>
-            </w:r>
-            <w:r>
-              <w:rPr>
-                <w:rStyle w:val="a5"/>
-                <w:noProof/>
-              </w:rPr>
-              <w:t>ตาราง</w:t>
+              <w:t xml:space="preserve">ที่ ก.1 </w:t>
+            </w:r>
+            <w:r>
+              <w:rPr>
+                <w:rStyle w:val="a5"/>
+                <w:noProof/>
+              </w:rPr>
+              <w:t>เทคโนโลยี</w:t>
             </w:r>
             <w:r>
               <w:rPr>
@@ -13154,7 +13549,7 @@
                 <w:rStyle w:val="a5"/>
                 <w:noProof/>
               </w:rPr>
-              <w:t>ใน</w:t>
+              <w:t>ที่</w:t>
             </w:r>
             <w:r>
               <w:rPr>
@@ -13169,7 +13564,37 @@
                 <w:rStyle w:val="a5"/>
                 <w:noProof/>
               </w:rPr>
-              <w:t>ฐานข้อมูล</w:t>
+              <w:t>ใช้</w:t>
+            </w:r>
+            <w:r>
+              <w:rPr>
+                <w:rStyle w:val="a5"/>
+                <w:rFonts w:ascii="Arial" w:hAnsi="Arial" w:cs="Arial"/>
+                <w:noProof/>
+              </w:rPr>
+              <w:t>​</w:t>
+            </w:r>
+            <w:r>
+              <w:rPr>
+                <w:rStyle w:val="a5"/>
+                <w:noProof/>
+              </w:rPr>
+              <w:t>พัฒนา</w:t>
+            </w:r>
+            <w:r>
+              <w:rPr>
+                <w:rStyle w:val="a5"/>
+                <w:rFonts w:ascii="Arial" w:hAnsi="Arial" w:cs="Arial"/>
+                <w:noProof/>
+              </w:rPr>
+              <w:t>​</w:t>
+            </w:r>
+            <w:r>
+              <w:rPr>
+                <w:rStyle w:val="a5"/>
+                <w:noProof/>
+              </w:rPr>
+              <w:t>ระบบ</w:t>
             </w:r>
             <w:r>
               <w:rPr>
@@ -13187,7 +13612,7 @@
               <w:rPr>
                 <w:noProof/>
               </w:rPr>
-              <w:instrText xml:space="preserve"> PAGEREF _Toc240664801 \h </w:instrText>
+              <w:instrText xml:space="preserve"> PAGEREF _Toc240667222 \h </w:instrText>
             </w:r>
             <w:r>
               <w:rPr>
@@ -13230,7 +13655,7 @@
               <w14:ligatures w14:val="standardContextual"/>
             </w:rPr>
           </w:pPr>
-          <w:hyperlink w:anchor="_Toc240664802" w:history="1">
+          <w:hyperlink w:anchor="_Toc240667223" w:history="1">
             <w:r>
               <w:rPr>
                 <w:rStyle w:val="a5"/>
@@ -13257,14 +13682,14 @@
                 <w:bCs/>
                 <w:noProof/>
               </w:rPr>
-              <w:t xml:space="preserve">ที่ ค.1 </w:t>
-            </w:r>
-            <w:r>
-              <w:rPr>
-                <w:rStyle w:val="a5"/>
-                <w:noProof/>
-              </w:rPr>
-              <w:t>บัญชี</w:t>
+              <w:t xml:space="preserve">ที่ ข.1 </w:t>
+            </w:r>
+            <w:r>
+              <w:rPr>
+                <w:rStyle w:val="a5"/>
+                <w:noProof/>
+              </w:rPr>
+              <w:t>ตาราง</w:t>
             </w:r>
             <w:r>
               <w:rPr>
@@ -13279,7 +13704,7 @@
                 <w:rStyle w:val="a5"/>
                 <w:noProof/>
               </w:rPr>
-              <w:t>สำหรับ</w:t>
+              <w:t>ใน</w:t>
             </w:r>
             <w:r>
               <w:rPr>
@@ -13294,22 +13719,7 @@
                 <w:rStyle w:val="a5"/>
                 <w:noProof/>
               </w:rPr>
-              <w:t>การ</w:t>
-            </w:r>
-            <w:r>
-              <w:rPr>
-                <w:rStyle w:val="a5"/>
-                <w:rFonts w:ascii="Arial" w:hAnsi="Arial" w:cs="Arial"/>
-                <w:noProof/>
-              </w:rPr>
-              <w:t>​</w:t>
-            </w:r>
-            <w:r>
-              <w:rPr>
-                <w:rStyle w:val="a5"/>
-                <w:noProof/>
-              </w:rPr>
-              <w:t>สาธิต</w:t>
+              <w:t>ฐานข้อมูล</w:t>
             </w:r>
             <w:r>
               <w:rPr>
@@ -13327,7 +13737,7 @@
               <w:rPr>
                 <w:noProof/>
               </w:rPr>
-              <w:instrText xml:space="preserve"> PAGEREF _Toc240664802 \h </w:instrText>
+              <w:instrText xml:space="preserve"> PAGEREF _Toc240667223 \h </w:instrText>
             </w:r>
             <w:r>
               <w:rPr>
@@ -13370,7 +13780,7 @@
               <w14:ligatures w14:val="standardContextual"/>
             </w:rPr>
           </w:pPr>
-          <w:hyperlink w:anchor="_Toc240664803" w:history="1">
+          <w:hyperlink w:anchor="_Toc240667224" w:history="1">
             <w:r>
               <w:rPr>
                 <w:rStyle w:val="a5"/>
@@ -13397,6 +13807,146 @@
                 <w:bCs/>
                 <w:noProof/>
               </w:rPr>
+              <w:t xml:space="preserve">ที่ ค.1 </w:t>
+            </w:r>
+            <w:r>
+              <w:rPr>
+                <w:rStyle w:val="a5"/>
+                <w:noProof/>
+              </w:rPr>
+              <w:t>บัญชี</w:t>
+            </w:r>
+            <w:r>
+              <w:rPr>
+                <w:rStyle w:val="a5"/>
+                <w:rFonts w:ascii="Arial" w:hAnsi="Arial" w:cs="Arial"/>
+                <w:noProof/>
+              </w:rPr>
+              <w:t>​</w:t>
+            </w:r>
+            <w:r>
+              <w:rPr>
+                <w:rStyle w:val="a5"/>
+                <w:noProof/>
+              </w:rPr>
+              <w:t>สำหรับ</w:t>
+            </w:r>
+            <w:r>
+              <w:rPr>
+                <w:rStyle w:val="a5"/>
+                <w:rFonts w:ascii="Arial" w:hAnsi="Arial" w:cs="Arial"/>
+                <w:noProof/>
+              </w:rPr>
+              <w:t>​</w:t>
+            </w:r>
+            <w:r>
+              <w:rPr>
+                <w:rStyle w:val="a5"/>
+                <w:noProof/>
+              </w:rPr>
+              <w:t>การ</w:t>
+            </w:r>
+            <w:r>
+              <w:rPr>
+                <w:rStyle w:val="a5"/>
+                <w:rFonts w:ascii="Arial" w:hAnsi="Arial" w:cs="Arial"/>
+                <w:noProof/>
+              </w:rPr>
+              <w:t>​</w:t>
+            </w:r>
+            <w:r>
+              <w:rPr>
+                <w:rStyle w:val="a5"/>
+                <w:noProof/>
+              </w:rPr>
+              <w:t>สาธิต</w:t>
+            </w:r>
+            <w:r>
+              <w:rPr>
+                <w:noProof/>
+              </w:rPr>
+              <w:tab/>
+            </w:r>
+            <w:r>
+              <w:rPr>
+                <w:noProof/>
+              </w:rPr>
+              <w:fldChar w:fldCharType="begin"/>
+            </w:r>
+            <w:r>
+              <w:rPr>
+                <w:noProof/>
+              </w:rPr>
+              <w:instrText xml:space="preserve"> PAGEREF _Toc240667224 \h </w:instrText>
+            </w:r>
+            <w:r>
+              <w:rPr>
+                <w:noProof/>
+              </w:rPr>
+            </w:r>
+            <w:r>
+              <w:rPr>
+                <w:noProof/>
+              </w:rPr>
+              <w:fldChar w:fldCharType="separate"/>
+            </w:r>
+            <w:r>
+              <w:rPr>
+                <w:noProof/>
+                <w:cs/>
+              </w:rPr>
+              <w:t>48</w:t>
+            </w:r>
+            <w:r>
+              <w:rPr>
+                <w:noProof/>
+              </w:rPr>
+              <w:fldChar w:fldCharType="end"/>
+            </w:r>
+          </w:hyperlink>
+        </w:p>
+        <w:p>
+          <w:pPr>
+            <w:pStyle w:val="30"/>
+            <w:tabs>
+              <w:tab w:val="right" w:leader="dot" w:pos="8296"/>
+            </w:tabs>
+            <w:rPr>
+              <w:rFonts w:asciiTheme="minorHAnsi" w:eastAsiaTheme="minorEastAsia" w:hAnsiTheme="minorHAnsi" w:cstheme="minorBidi"/>
+              <w:noProof/>
+              <w:kern w:val="2"/>
+              <w:sz w:val="24"/>
+              <w:szCs w:val="30"/>
+              <w14:ligatures w14:val="standardContextual"/>
+            </w:rPr>
+          </w:pPr>
+          <w:hyperlink w:anchor="_Toc240667225" w:history="1">
+            <w:r>
+              <w:rPr>
+                <w:rStyle w:val="a5"/>
+                <w:b/>
+                <w:bCs/>
+                <w:noProof/>
+              </w:rPr>
+              <w:t>ตาราง</w:t>
+            </w:r>
+            <w:r>
+              <w:rPr>
+                <w:rStyle w:val="a5"/>
+                <w:rFonts w:ascii="Arial" w:hAnsi="Arial" w:cs="Arial"/>
+                <w:b/>
+                <w:bCs/>
+                <w:noProof/>
+              </w:rPr>
+              <w:t>​</w:t>
+            </w:r>
+            <w:r>
+              <w:rPr>
+                <w:rStyle w:val="a5"/>
+                <w:b/>
+                <w:bCs/>
+                <w:noProof/>
+              </w:rPr>
               <w:t xml:space="preserve">ที่ ค.2 </w:t>
             </w:r>
             <w:r>
@@ -13437,7 +13987,7 @@
               <w:rPr>
                 <w:noProof/>
               </w:rPr>
-              <w:instrText xml:space="preserve"> PAGEREF _Toc240664803 \h </w:instrText>
+              <w:instrText xml:space="preserve"> PAGEREF _Toc240667225 \h </w:instrText>
             </w:r>
             <w:r>
               <w:rPr>
@@ -13455,7 +14005,7 @@
                 <w:noProof/>
                 <w:cs/>
               </w:rPr>
-              <w:t>47</w:t>
+              <w:t>48</w:t>
             </w:r>
             <w:r>
               <w:rPr>
@@ -13491,7 +14041,7 @@
         <w:spacing w:after="360"/>
         <w:jc w:val="center"/>
       </w:pPr>
-      <w:bookmarkStart w:id="0" w:name="_Toc240664710"/>
+      <w:bookmarkStart w:id="0" w:name="_Toc240667129"/>
       <w:r>
         <w:lastRenderedPageBreak/>
         <w:t>บท​ที่ 1</w:t>
@@ -13510,7 +14060,7 @@
         <w:keepNext/>
         <w:spacing w:before="240" w:after="60"/>
       </w:pPr>
-      <w:bookmarkStart w:id="1" w:name="_Toc240664711"/>
+      <w:bookmarkStart w:id="1" w:name="_Toc240667130"/>
       <w:r>
         <w:t xml:space="preserve">1.1 </w:t>
       </w:r>
@@ -13552,7 +14102,7 @@
         <w:keepNext/>
         <w:spacing w:before="240" w:after="60"/>
       </w:pPr>
-      <w:bookmarkStart w:id="2" w:name="_Toc240664712"/>
+      <w:bookmarkStart w:id="2" w:name="_Toc240667131"/>
       <w:r>
         <w:t xml:space="preserve">1.2 </w:t>
       </w:r>
@@ -13576,7 +14126,7 @@
         <w:keepNext/>
         <w:spacing w:before="200" w:after="60"/>
       </w:pPr>
-      <w:bookmarkStart w:id="3" w:name="_Toc240664778"/>
+      <w:bookmarkStart w:id="3" w:name="_Toc240667199"/>
       <w:r>
         <w:rPr>
           <w:b/>
@@ -14377,7 +14927,7 @@
         <w:keepNext/>
         <w:spacing w:before="240" w:after="60"/>
       </w:pPr>
-      <w:bookmarkStart w:id="4" w:name="_Toc240664713"/>
+      <w:bookmarkStart w:id="4" w:name="_Toc240667132"/>
       <w:r>
         <w:t xml:space="preserve">1.3 </w:t>
       </w:r>
@@ -14457,7 +15007,7 @@
         <w:keepNext/>
         <w:spacing w:before="240" w:after="60"/>
       </w:pPr>
-      <w:bookmarkStart w:id="5" w:name="_Toc240664714"/>
+      <w:bookmarkStart w:id="5" w:name="_Toc240667133"/>
       <w:r>
         <w:t xml:space="preserve">1.4 </w:t>
       </w:r>
@@ -14481,7 +15031,7 @@
         <w:keepNext/>
         <w:spacing w:before="200" w:after="60"/>
       </w:pPr>
-      <w:bookmarkStart w:id="6" w:name="_Toc240664779"/>
+      <w:bookmarkStart w:id="6" w:name="_Toc240667200"/>
       <w:r>
         <w:rPr>
           <w:b/>
@@ -15261,7 +15811,7 @@
         <w:keepNext/>
         <w:spacing w:before="240" w:after="60"/>
       </w:pPr>
-      <w:bookmarkStart w:id="7" w:name="_Toc240664715"/>
+      <w:bookmarkStart w:id="7" w:name="_Toc240667134"/>
       <w:r>
         <w:t xml:space="preserve">1.5 </w:t>
       </w:r>
@@ -15285,7 +15835,7 @@
         <w:keepNext/>
         <w:spacing w:before="200" w:after="60"/>
       </w:pPr>
-      <w:bookmarkStart w:id="8" w:name="_Toc240664780"/>
+      <w:bookmarkStart w:id="8" w:name="_Toc240667201"/>
       <w:r>
         <w:rPr>
           <w:b/>
@@ -15819,7 +16369,7 @@
         <w:keepNext/>
         <w:spacing w:before="240" w:after="60"/>
       </w:pPr>
-      <w:bookmarkStart w:id="9" w:name="_Toc240664716"/>
+      <w:bookmarkStart w:id="9" w:name="_Toc240667135"/>
       <w:r>
         <w:lastRenderedPageBreak/>
         <w:t xml:space="preserve">1.6 </w:t>
@@ -16002,7 +16552,7 @@
         <w:keepNext/>
         <w:spacing w:before="240" w:after="60"/>
       </w:pPr>
-      <w:bookmarkStart w:id="10" w:name="_Toc240664717"/>
+      <w:bookmarkStart w:id="10" w:name="_Toc240667136"/>
       <w:r>
         <w:t xml:space="preserve">1.7 </w:t>
       </w:r>
@@ -16070,7 +16620,7 @@
         <w:spacing w:after="360"/>
         <w:jc w:val="center"/>
       </w:pPr>
-      <w:bookmarkStart w:id="11" w:name="_Toc240664718"/>
+      <w:bookmarkStart w:id="11" w:name="_Toc240667137"/>
       <w:r>
         <w:lastRenderedPageBreak/>
         <w:t>บท​ที่ 2</w:t>
@@ -16098,7 +16648,7 @@
         <w:keepNext/>
         <w:spacing w:before="240" w:after="60"/>
       </w:pPr>
-      <w:bookmarkStart w:id="12" w:name="_Toc240664719"/>
+      <w:bookmarkStart w:id="12" w:name="_Toc240667138"/>
       <w:r>
         <w:t xml:space="preserve">2.1 </w:t>
       </w:r>
@@ -16122,7 +16672,7 @@
         <w:keepNext/>
         <w:spacing w:before="200" w:after="60"/>
       </w:pPr>
-      <w:bookmarkStart w:id="13" w:name="_Toc240664781"/>
+      <w:bookmarkStart w:id="13" w:name="_Toc240667202"/>
       <w:r>
         <w:rPr>
           <w:b/>
@@ -19589,7 +20139,7 @@
         <w:keepNext/>
         <w:spacing w:before="240" w:after="60"/>
       </w:pPr>
-      <w:bookmarkStart w:id="14" w:name="_Toc240664720"/>
+      <w:bookmarkStart w:id="14" w:name="_Toc240667139"/>
       <w:r>
         <w:t xml:space="preserve">2.2 </w:t>
       </w:r>
@@ -19613,7 +20163,7 @@
         <w:keepNext/>
         <w:spacing w:before="200" w:after="60"/>
       </w:pPr>
-      <w:bookmarkStart w:id="15" w:name="_Toc240664782"/>
+      <w:bookmarkStart w:id="15" w:name="_Toc240667203"/>
       <w:r>
         <w:rPr>
           <w:b/>
@@ -20207,7 +20757,7 @@
                 <w:sz w:val="28"/>
                 <w:szCs w:val="28"/>
               </w:rPr>
-              <w:t>เก็บ​รหัสผ่าน​เป็น​ค่าแฮช bcrypt และ​สื่อสาร​ผ่าน HTTPS เท่านั้น</w:t>
+              <w:t>เก็บ​รหัสผ่าน​เป็น​ค่าแฮช bcrypt สื่อสาร​ผ่าน HTTPS เท่านั้น และ​ระงับ​การ​เข้าสู่ระบบ​ชั่วคราว 15 นาที​เมื่อ​กรอก​รหัสผ่าน​ผิด 5 ครั้ง</w:t>
             </w:r>
           </w:p>
         </w:tc>
@@ -20233,7 +20783,7 @@
                 <w:sz w:val="28"/>
                 <w:szCs w:val="28"/>
               </w:rPr>
-              <w:t>ตรวจสอบ​ฐานข้อมูล​และ​ใบรับ​รอง​ของ​เว็บไซต์</w:t>
+              <w:t>ตรวจสอบ​ฐานข้อมูล ใบรับ​รอง​ของ​เว็บไซต์ และ​ทดลอง​กรอก​รหัส​ผิด</w:t>
             </w:r>
           </w:p>
         </w:tc>
@@ -20600,7 +21150,6 @@
                 <w:sz w:val="28"/>
                 <w:szCs w:val="28"/>
               </w:rPr>
-              <w:lastRenderedPageBreak/>
               <w:t>การ​ใช้งาน</w:t>
             </w:r>
           </w:p>
@@ -22035,9 +22584,8 @@
         <w:keepNext/>
         <w:spacing w:before="240" w:after="60"/>
       </w:pPr>
-      <w:bookmarkStart w:id="16" w:name="_Toc240664721"/>
+      <w:bookmarkStart w:id="16" w:name="_Toc240667140"/>
       <w:r>
-        <w:lastRenderedPageBreak/>
         <w:t xml:space="preserve">2.3 </w:t>
       </w:r>
       <w:r>
@@ -22060,7 +22608,7 @@
         <w:keepNext/>
         <w:spacing w:before="200" w:after="60"/>
       </w:pPr>
-      <w:bookmarkStart w:id="17" w:name="_Toc240664783"/>
+      <w:bookmarkStart w:id="17" w:name="_Toc240667204"/>
       <w:r>
         <w:rPr>
           <w:b/>
@@ -22924,7 +23472,7 @@
         <w:spacing w:after="360"/>
         <w:jc w:val="center"/>
       </w:pPr>
-      <w:bookmarkStart w:id="18" w:name="_Toc240664722"/>
+      <w:bookmarkStart w:id="18" w:name="_Toc240667141"/>
       <w:r>
         <w:lastRenderedPageBreak/>
         <w:t>บท​ที่ 3</w:t>
@@ -22943,7 +23491,7 @@
         <w:keepNext/>
         <w:spacing w:before="240" w:after="60"/>
       </w:pPr>
-      <w:bookmarkStart w:id="19" w:name="_Toc240664723"/>
+      <w:bookmarkStart w:id="19" w:name="_Toc240667142"/>
       <w:r>
         <w:t xml:space="preserve">3.1 </w:t>
       </w:r>
@@ -22982,7 +23530,7 @@
         <w:keepNext/>
         <w:spacing w:before="240" w:after="60"/>
       </w:pPr>
-      <w:bookmarkStart w:id="20" w:name="_Toc240664724"/>
+      <w:bookmarkStart w:id="20" w:name="_Toc240667143"/>
       <w:r>
         <w:t xml:space="preserve">3.2 </w:t>
       </w:r>
@@ -22997,7 +23545,7 @@
         <w:keepNext/>
         <w:spacing w:before="200" w:after="60"/>
       </w:pPr>
-      <w:bookmarkStart w:id="21" w:name="_Toc240664784"/>
+      <w:bookmarkStart w:id="21" w:name="_Toc240667205"/>
       <w:r>
         <w:rPr>
           <w:b/>
@@ -23309,7 +23857,7 @@
         <w:keepNext/>
         <w:spacing w:before="240" w:after="60"/>
       </w:pPr>
-      <w:bookmarkStart w:id="22" w:name="_Toc240664725"/>
+      <w:bookmarkStart w:id="22" w:name="_Toc240667144"/>
       <w:r>
         <w:t xml:space="preserve">3.3 Product Backlog </w:t>
       </w:r>
@@ -23333,7 +23881,7 @@
         <w:keepNext/>
         <w:spacing w:before="200" w:after="60"/>
       </w:pPr>
-      <w:bookmarkStart w:id="23" w:name="_Toc240664785"/>
+      <w:bookmarkStart w:id="23" w:name="_Toc240667206"/>
       <w:r>
         <w:rPr>
           <w:b/>
@@ -25356,7 +25904,7 @@
         <w:keepNext/>
         <w:spacing w:before="240" w:after="60"/>
       </w:pPr>
-      <w:bookmarkStart w:id="24" w:name="_Toc240664726"/>
+      <w:bookmarkStart w:id="24" w:name="_Toc240667145"/>
       <w:r>
         <w:t xml:space="preserve">3.4 </w:t>
       </w:r>
@@ -25371,7 +25919,7 @@
         <w:jc w:val="thaiDistribute"/>
       </w:pPr>
       <w:r>
-        <w:t>คณะ​ผู้จัดทำ​แบ่ง​การ​พัฒนา​ออก​เป็น 8 รอบ (Sprint) โดย​รอบ​ที่ 1–7 เป็นการ​พัฒนา​ฟังก์ชัน​ตาม​ลำดับ​ความสำคัญ​ใน Product Backlog และ​รอบ​ที่ 8 เป็นการ​ปรับปรุง​จาก​ข้อเสนอแนะ​หลัง​นำ​ระบบ​ขึ้น​ใช้งาน​จริง ทุกรอบ​ต้อง​มี​ผลลัพธ์​ที่​สาธิต​ได้​และ​ผ่าน​การ​ตรวจสอบ​ก่อน​เริ่ม​รอบ​ถัดไป ดัง​แสดง​ใน​ตาราง​ที่ 3.3</w:t>
+        <w:t>คณะ​ผู้จัดทำ​แบ่ง​การ​พัฒนา​ออก​เป็น 8 รอบ (Sprint) โดย​รอบ​ที่ 1–7 เป็นการ​พัฒนา​ฟังก์ชัน​ตาม​ลำดับ​ความสำคัญ​ใน Product Backlog และ​รอบ​ที่ 8 เป็นการ​ปรับปรุง​จาก​ข้อเสนอแนะ​หลัง​นำ​ระบบ​ขึ้น​ใช้งาน​จริง แต่ละ​รอบ​ระบุ​เป้าหมาย กิจกรรม​หลัก และ​ผลลัพธ์​ที่​คาด​หวัง ทุกรอบ​ต้อง​มี​ผลลัพธ์​ที่​สาธิต​ได้​และ​ผ่าน​การ​ตรวจสอบ​ก่อน​เริ่ม​รอบ​ถัดไป ดัง​แสดง​ใน​ตาราง​ที่ 3.3</w:t>
       </w:r>
     </w:p>
     <w:p>
@@ -25380,7 +25928,7 @@
         <w:keepNext/>
         <w:spacing w:before="200" w:after="60"/>
       </w:pPr>
-      <w:bookmarkStart w:id="25" w:name="_Toc240664786"/>
+      <w:bookmarkStart w:id="25" w:name="_Toc240667207"/>
       <w:r>
         <w:rPr>
           <w:b/>
@@ -25389,7 +25937,7 @@
         <w:t xml:space="preserve">ตาราง​ที่ 3.3 </w:t>
       </w:r>
       <w:r>
-        <w:t>เป้าหมาย​และ​ผลลัพธ์​ของ​แต่ละ​รอบ​การ​พัฒนา</w:t>
+        <w:t>เป้าหมาย กิจกรรม​หลัก และ​ผลลัพธ์​ของ​แต่ละ​รอบ​การ​พัฒนา</w:t>
       </w:r>
       <w:bookmarkEnd w:id="25"/>
     </w:p>
@@ -25412,9 +25960,10 @@
         <w:tblLook w:val="04A0" w:firstRow="1" w:lastRow="0" w:firstColumn="1" w:lastColumn="0" w:noHBand="0" w:noVBand="1"/>
       </w:tblPr>
       <w:tblGrid>
-        <w:gridCol w:w="712"/>
-        <w:gridCol w:w="2057"/>
-        <w:gridCol w:w="5537"/>
+        <w:gridCol w:w="811"/>
+        <w:gridCol w:w="1700"/>
+        <w:gridCol w:w="3245"/>
+        <w:gridCol w:w="2550"/>
       </w:tblGrid>
       <w:tr>
         <w:tblPrEx>
@@ -25429,7 +25978,7 @@
         </w:trPr>
         <w:tc>
           <w:tcPr>
-            <w:tcW w:w="712" w:type="dxa"/>
+            <w:tcW w:w="811" w:type="dxa"/>
             <w:tcBorders>
               <w:top w:val="single" w:sz="4" w:space="0" w:color="808080"/>
               <w:left w:val="single" w:sz="4" w:space="0" w:color="808080"/>
@@ -25461,7 +26010,7 @@
         </w:tc>
         <w:tc>
           <w:tcPr>
-            <w:tcW w:w="2057" w:type="dxa"/>
+            <w:tcW w:w="1700" w:type="dxa"/>
             <w:tcBorders>
               <w:top w:val="single" w:sz="4" w:space="0" w:color="808080"/>
               <w:left w:val="single" w:sz="4" w:space="0" w:color="808080"/>
@@ -25493,7 +26042,7 @@
         </w:tc>
         <w:tc>
           <w:tcPr>
-            <w:tcW w:w="5537" w:type="dxa"/>
+            <w:tcW w:w="3245" w:type="dxa"/>
             <w:tcBorders>
               <w:top w:val="single" w:sz="4" w:space="0" w:color="808080"/>
               <w:left w:val="single" w:sz="4" w:space="0" w:color="808080"/>
@@ -25519,7 +26068,39 @@
                 <w:sz w:val="28"/>
                 <w:szCs w:val="28"/>
               </w:rPr>
-              <w:t>ผลลัพธ์​ที่​ส่งมอบ</w:t>
+              <w:t>กิจกรรม​หลัก</w:t>
+            </w:r>
+          </w:p>
+        </w:tc>
+        <w:tc>
+          <w:tcPr>
+            <w:tcW w:w="2550" w:type="dxa"/>
+            <w:tcBorders>
+              <w:top w:val="single" w:sz="4" w:space="0" w:color="808080"/>
+              <w:left w:val="single" w:sz="4" w:space="0" w:color="808080"/>
+              <w:bottom w:val="single" w:sz="4" w:space="0" w:color="808080"/>
+              <w:right w:val="single" w:sz="4" w:space="0" w:color="808080"/>
+            </w:tcBorders>
+            <w:shd w:val="clear" w:color="auto" w:fill="E7E0EE"/>
+            <w:tcMar>
+              <w:top w:w="40" w:type="dxa"/>
+              <w:left w:w="100" w:type="dxa"/>
+              <w:bottom w:w="40" w:type="dxa"/>
+              <w:right w:w="100" w:type="dxa"/>
+            </w:tcMar>
+          </w:tcPr>
+          <w:p>
+            <w:pPr>
+              <w:jc w:val="center"/>
+            </w:pPr>
+            <w:r>
+              <w:rPr>
+                <w:b/>
+                <w:bCs/>
+                <w:sz w:val="28"/>
+                <w:szCs w:val="28"/>
+              </w:rPr>
+              <w:t>ผลลัพธ์​ที่​คาด​หวัง</w:t>
             </w:r>
           </w:p>
         </w:tc>
@@ -25536,7 +26117,7 @@
         </w:trPr>
         <w:tc>
           <w:tcPr>
-            <w:tcW w:w="712" w:type="dxa"/>
+            <w:tcW w:w="811" w:type="dxa"/>
             <w:tcBorders>
               <w:top w:val="single" w:sz="4" w:space="0" w:color="808080"/>
               <w:left w:val="single" w:sz="4" w:space="0" w:color="808080"/>
@@ -25565,7 +26146,7 @@
         </w:tc>
         <w:tc>
           <w:tcPr>
-            <w:tcW w:w="2057" w:type="dxa"/>
+            <w:tcW w:w="1700" w:type="dxa"/>
             <w:tcBorders>
               <w:top w:val="single" w:sz="4" w:space="0" w:color="808080"/>
               <w:left w:val="single" w:sz="4" w:space="0" w:color="808080"/>
@@ -25591,27 +26172,53 @@
         </w:tc>
         <w:tc>
           <w:tcPr>
-            <w:tcW w:w="5537" w:type="dxa"/>
-            <w:tcBorders>
-              <w:top w:val="single" w:sz="4" w:space="0" w:color="808080"/>
-              <w:left w:val="single" w:sz="4" w:space="0" w:color="808080"/>
-              <w:bottom w:val="single" w:sz="4" w:space="0" w:color="808080"/>
-              <w:right w:val="single" w:sz="4" w:space="0" w:color="808080"/>
-            </w:tcBorders>
-            <w:tcMar>
-              <w:top w:w="40" w:type="dxa"/>
-              <w:left w:w="100" w:type="dxa"/>
-              <w:bottom w:w="40" w:type="dxa"/>
-              <w:right w:w="100" w:type="dxa"/>
-            </w:tcMar>
-          </w:tcPr>
-          <w:p>
-            <w:r>
-              <w:rPr>
-                <w:sz w:val="28"/>
-                <w:szCs w:val="28"/>
-              </w:rPr>
-              <w:t>ระบบ​สี ตัวอักษร และ​องค์ประกอบ​พื้นฐาน โครงสร้าง​ฐานข้อมูล ข้อมูล​ตัวอย่าง การ​เข้าสู่ระบบ การ​แยก​เส้นทาง​ตาม​บทบาท และ​การ​หมด​เวลา​เซสชัน</w:t>
+            <w:tcW w:w="3245" w:type="dxa"/>
+            <w:tcBorders>
+              <w:top w:val="single" w:sz="4" w:space="0" w:color="808080"/>
+              <w:left w:val="single" w:sz="4" w:space="0" w:color="808080"/>
+              <w:bottom w:val="single" w:sz="4" w:space="0" w:color="808080"/>
+              <w:right w:val="single" w:sz="4" w:space="0" w:color="808080"/>
+            </w:tcBorders>
+            <w:tcMar>
+              <w:top w:w="40" w:type="dxa"/>
+              <w:left w:w="100" w:type="dxa"/>
+              <w:bottom w:w="40" w:type="dxa"/>
+              <w:right w:w="100" w:type="dxa"/>
+            </w:tcMar>
+          </w:tcPr>
+          <w:p>
+            <w:r>
+              <w:rPr>
+                <w:sz w:val="28"/>
+                <w:szCs w:val="28"/>
+              </w:rPr>
+              <w:t>ออกแบบ​ระบบ​สี​และ​องค์ประกอบ​พื้นฐาน ออกแบบ​ฐานข้อมูล เขียน​ข้อมูล​ตัวอย่าง พัฒนาการ​เข้าสู่ระบบ​และ​การ​ตรวจ​สิทธิ์</w:t>
+            </w:r>
+          </w:p>
+        </w:tc>
+        <w:tc>
+          <w:tcPr>
+            <w:tcW w:w="2550" w:type="dxa"/>
+            <w:tcBorders>
+              <w:top w:val="single" w:sz="4" w:space="0" w:color="808080"/>
+              <w:left w:val="single" w:sz="4" w:space="0" w:color="808080"/>
+              <w:bottom w:val="single" w:sz="4" w:space="0" w:color="808080"/>
+              <w:right w:val="single" w:sz="4" w:space="0" w:color="808080"/>
+            </w:tcBorders>
+            <w:tcMar>
+              <w:top w:w="40" w:type="dxa"/>
+              <w:left w:w="100" w:type="dxa"/>
+              <w:bottom w:w="40" w:type="dxa"/>
+              <w:right w:w="100" w:type="dxa"/>
+            </w:tcMar>
+          </w:tcPr>
+          <w:p>
+            <w:r>
+              <w:rPr>
+                <w:sz w:val="28"/>
+                <w:szCs w:val="28"/>
+              </w:rPr>
+              <w:t>ผู้ใช้​ทั้ง 3 บทบาท​เข้าสู่ระบบ​และ​ถูก​พา​ไป​หน้าหลัก​ของ​ตน​ได้ เซสชัน​หมด​เวลา​ใน 30 นาที</w:t>
             </w:r>
           </w:p>
         </w:tc>
@@ -25628,7 +26235,7 @@
         </w:trPr>
         <w:tc>
           <w:tcPr>
-            <w:tcW w:w="712" w:type="dxa"/>
+            <w:tcW w:w="811" w:type="dxa"/>
             <w:tcBorders>
               <w:top w:val="single" w:sz="4" w:space="0" w:color="808080"/>
               <w:left w:val="single" w:sz="4" w:space="0" w:color="808080"/>
@@ -25657,53 +26264,79 @@
         </w:tc>
         <w:tc>
           <w:tcPr>
-            <w:tcW w:w="2057" w:type="dxa"/>
-            <w:tcBorders>
-              <w:top w:val="single" w:sz="4" w:space="0" w:color="808080"/>
-              <w:left w:val="single" w:sz="4" w:space="0" w:color="808080"/>
-              <w:bottom w:val="single" w:sz="4" w:space="0" w:color="808080"/>
-              <w:right w:val="single" w:sz="4" w:space="0" w:color="808080"/>
-            </w:tcBorders>
-            <w:tcMar>
-              <w:top w:w="40" w:type="dxa"/>
-              <w:left w:w="100" w:type="dxa"/>
-              <w:bottom w:w="40" w:type="dxa"/>
-              <w:right w:w="100" w:type="dxa"/>
-            </w:tcMar>
-          </w:tcPr>
-          <w:p>
-            <w:r>
-              <w:rPr>
-                <w:sz w:val="28"/>
-                <w:szCs w:val="28"/>
-              </w:rPr>
-              <w:t>ฟังก์ชัน​หลัก​ของ​ผู้แจ้ง</w:t>
-            </w:r>
-          </w:p>
-        </w:tc>
-        <w:tc>
-          <w:tcPr>
-            <w:tcW w:w="5537" w:type="dxa"/>
-            <w:tcBorders>
-              <w:top w:val="single" w:sz="4" w:space="0" w:color="808080"/>
-              <w:left w:val="single" w:sz="4" w:space="0" w:color="808080"/>
-              <w:bottom w:val="single" w:sz="4" w:space="0" w:color="808080"/>
-              <w:right w:val="single" w:sz="4" w:space="0" w:color="808080"/>
-            </w:tcBorders>
-            <w:tcMar>
-              <w:top w:w="40" w:type="dxa"/>
-              <w:left w:w="100" w:type="dxa"/>
-              <w:bottom w:w="40" w:type="dxa"/>
-              <w:right w:w="100" w:type="dxa"/>
-            </w:tcMar>
-          </w:tcPr>
-          <w:p>
-            <w:r>
-              <w:rPr>
-                <w:sz w:val="28"/>
-                <w:szCs w:val="28"/>
-              </w:rPr>
-              <w:t>การ​ตั้งค่า​โปรไฟล์​และ PDPA หน้าแรก แบบฟอร์ม​แจ้งซ่อม​พร้อม​การ​ย่อขนาด​รูป​และ​การ​ตรวจ​คำร้อง​ซ้ำ และ​หน้า​ส่ง​สำเร็จ</w:t>
+            <w:tcW w:w="1700" w:type="dxa"/>
+            <w:tcBorders>
+              <w:top w:val="single" w:sz="4" w:space="0" w:color="808080"/>
+              <w:left w:val="single" w:sz="4" w:space="0" w:color="808080"/>
+              <w:bottom w:val="single" w:sz="4" w:space="0" w:color="808080"/>
+              <w:right w:val="single" w:sz="4" w:space="0" w:color="808080"/>
+            </w:tcBorders>
+            <w:tcMar>
+              <w:top w:w="40" w:type="dxa"/>
+              <w:left w:w="100" w:type="dxa"/>
+              <w:bottom w:w="40" w:type="dxa"/>
+              <w:right w:w="100" w:type="dxa"/>
+            </w:tcMar>
+          </w:tcPr>
+          <w:p>
+            <w:r>
+              <w:rPr>
+                <w:sz w:val="28"/>
+                <w:szCs w:val="28"/>
+              </w:rPr>
+              <w:t>ฟังก์ชัน​หลัก​ที่ 1 การ​แจ้งซ่อม</w:t>
+            </w:r>
+          </w:p>
+        </w:tc>
+        <w:tc>
+          <w:tcPr>
+            <w:tcW w:w="3245" w:type="dxa"/>
+            <w:tcBorders>
+              <w:top w:val="single" w:sz="4" w:space="0" w:color="808080"/>
+              <w:left w:val="single" w:sz="4" w:space="0" w:color="808080"/>
+              <w:bottom w:val="single" w:sz="4" w:space="0" w:color="808080"/>
+              <w:right w:val="single" w:sz="4" w:space="0" w:color="808080"/>
+            </w:tcBorders>
+            <w:tcMar>
+              <w:top w:w="40" w:type="dxa"/>
+              <w:left w:w="100" w:type="dxa"/>
+              <w:bottom w:w="40" w:type="dxa"/>
+              <w:right w:w="100" w:type="dxa"/>
+            </w:tcMar>
+          </w:tcPr>
+          <w:p>
+            <w:r>
+              <w:rPr>
+                <w:sz w:val="28"/>
+                <w:szCs w:val="28"/>
+              </w:rPr>
+              <w:t>พัฒนา​หน้า​โปรไฟล์​และ PDPA หน้าแรก แบบฟอร์ม 4 ขั้น การ​ย่อ​รูป และ​การ​ตรวจ​คำร้อง​ซ้ำ ทดสอบ​กับ​ผู้ใช้</w:t>
+            </w:r>
+          </w:p>
+        </w:tc>
+        <w:tc>
+          <w:tcPr>
+            <w:tcW w:w="2550" w:type="dxa"/>
+            <w:tcBorders>
+              <w:top w:val="single" w:sz="4" w:space="0" w:color="808080"/>
+              <w:left w:val="single" w:sz="4" w:space="0" w:color="808080"/>
+              <w:bottom w:val="single" w:sz="4" w:space="0" w:color="808080"/>
+              <w:right w:val="single" w:sz="4" w:space="0" w:color="808080"/>
+            </w:tcBorders>
+            <w:tcMar>
+              <w:top w:w="40" w:type="dxa"/>
+              <w:left w:w="100" w:type="dxa"/>
+              <w:bottom w:w="40" w:type="dxa"/>
+              <w:right w:w="100" w:type="dxa"/>
+            </w:tcMar>
+          </w:tcPr>
+          <w:p>
+            <w:r>
+              <w:rPr>
+                <w:sz w:val="28"/>
+                <w:szCs w:val="28"/>
+              </w:rPr>
+              <w:t>ผู้แจ้ง​ส่ง​คำร้อง​พร้อม​รูป​และ​ได้รับ​เลข​คำร้อง</w:t>
             </w:r>
           </w:p>
         </w:tc>
@@ -25720,7 +26353,7 @@
         </w:trPr>
         <w:tc>
           <w:tcPr>
-            <w:tcW w:w="712" w:type="dxa"/>
+            <w:tcW w:w="811" w:type="dxa"/>
             <w:tcBorders>
               <w:top w:val="single" w:sz="4" w:space="0" w:color="808080"/>
               <w:left w:val="single" w:sz="4" w:space="0" w:color="808080"/>
@@ -25749,53 +26382,79 @@
         </w:tc>
         <w:tc>
           <w:tcPr>
-            <w:tcW w:w="2057" w:type="dxa"/>
-            <w:tcBorders>
-              <w:top w:val="single" w:sz="4" w:space="0" w:color="808080"/>
-              <w:left w:val="single" w:sz="4" w:space="0" w:color="808080"/>
-              <w:bottom w:val="single" w:sz="4" w:space="0" w:color="808080"/>
-              <w:right w:val="single" w:sz="4" w:space="0" w:color="808080"/>
-            </w:tcBorders>
-            <w:tcMar>
-              <w:top w:w="40" w:type="dxa"/>
-              <w:left w:w="100" w:type="dxa"/>
-              <w:bottom w:w="40" w:type="dxa"/>
-              <w:right w:w="100" w:type="dxa"/>
-            </w:tcMar>
-          </w:tcPr>
-          <w:p>
-            <w:r>
-              <w:rPr>
-                <w:sz w:val="28"/>
-                <w:szCs w:val="28"/>
-              </w:rPr>
-              <w:t>การ​ติดตาม​สถานะ</w:t>
-            </w:r>
-          </w:p>
-        </w:tc>
-        <w:tc>
-          <w:tcPr>
-            <w:tcW w:w="5537" w:type="dxa"/>
-            <w:tcBorders>
-              <w:top w:val="single" w:sz="4" w:space="0" w:color="808080"/>
-              <w:left w:val="single" w:sz="4" w:space="0" w:color="808080"/>
-              <w:bottom w:val="single" w:sz="4" w:space="0" w:color="808080"/>
-              <w:right w:val="single" w:sz="4" w:space="0" w:color="808080"/>
-            </w:tcBorders>
-            <w:tcMar>
-              <w:top w:w="40" w:type="dxa"/>
-              <w:left w:w="100" w:type="dxa"/>
-              <w:bottom w:w="40" w:type="dxa"/>
-              <w:right w:w="100" w:type="dxa"/>
-            </w:tcMar>
-          </w:tcPr>
-          <w:p>
-            <w:r>
-              <w:rPr>
-                <w:sz w:val="28"/>
-                <w:szCs w:val="28"/>
-              </w:rPr>
-              <w:t>ไทม์ไลน์​ที่​ปรับปรุง​แบบ​ทันที การ​ยกเลิก​คำร้อง หน้า​ประวัติ​พร้อม​ตัว​กรอง และ​ระบบ​แจ้งเตือน</w:t>
+            <w:tcW w:w="1700" w:type="dxa"/>
+            <w:tcBorders>
+              <w:top w:val="single" w:sz="4" w:space="0" w:color="808080"/>
+              <w:left w:val="single" w:sz="4" w:space="0" w:color="808080"/>
+              <w:bottom w:val="single" w:sz="4" w:space="0" w:color="808080"/>
+              <w:right w:val="single" w:sz="4" w:space="0" w:color="808080"/>
+            </w:tcBorders>
+            <w:tcMar>
+              <w:top w:w="40" w:type="dxa"/>
+              <w:left w:w="100" w:type="dxa"/>
+              <w:bottom w:w="40" w:type="dxa"/>
+              <w:right w:w="100" w:type="dxa"/>
+            </w:tcMar>
+          </w:tcPr>
+          <w:p>
+            <w:r>
+              <w:rPr>
+                <w:sz w:val="28"/>
+                <w:szCs w:val="28"/>
+              </w:rPr>
+              <w:t>ฟังก์ชัน​หลัก​ที่ 2 การ​ติดตาม​สถานะ</w:t>
+            </w:r>
+          </w:p>
+        </w:tc>
+        <w:tc>
+          <w:tcPr>
+            <w:tcW w:w="3245" w:type="dxa"/>
+            <w:tcBorders>
+              <w:top w:val="single" w:sz="4" w:space="0" w:color="808080"/>
+              <w:left w:val="single" w:sz="4" w:space="0" w:color="808080"/>
+              <w:bottom w:val="single" w:sz="4" w:space="0" w:color="808080"/>
+              <w:right w:val="single" w:sz="4" w:space="0" w:color="808080"/>
+            </w:tcBorders>
+            <w:tcMar>
+              <w:top w:w="40" w:type="dxa"/>
+              <w:left w:w="100" w:type="dxa"/>
+              <w:bottom w:w="40" w:type="dxa"/>
+              <w:right w:w="100" w:type="dxa"/>
+            </w:tcMar>
+          </w:tcPr>
+          <w:p>
+            <w:r>
+              <w:rPr>
+                <w:sz w:val="28"/>
+                <w:szCs w:val="28"/>
+              </w:rPr>
+              <w:t>พัฒนา​ไทม์ไลน์ การ​ปรับปรุง​แบบ​ทันที การ​ยกเลิก หน้า​ประวัติ และ​การ​แจ้งเตือน</w:t>
+            </w:r>
+          </w:p>
+        </w:tc>
+        <w:tc>
+          <w:tcPr>
+            <w:tcW w:w="2550" w:type="dxa"/>
+            <w:tcBorders>
+              <w:top w:val="single" w:sz="4" w:space="0" w:color="808080"/>
+              <w:left w:val="single" w:sz="4" w:space="0" w:color="808080"/>
+              <w:bottom w:val="single" w:sz="4" w:space="0" w:color="808080"/>
+              <w:right w:val="single" w:sz="4" w:space="0" w:color="808080"/>
+            </w:tcBorders>
+            <w:tcMar>
+              <w:top w:w="40" w:type="dxa"/>
+              <w:left w:w="100" w:type="dxa"/>
+              <w:bottom w:w="40" w:type="dxa"/>
+              <w:right w:w="100" w:type="dxa"/>
+            </w:tcMar>
+          </w:tcPr>
+          <w:p>
+            <w:r>
+              <w:rPr>
+                <w:sz w:val="28"/>
+                <w:szCs w:val="28"/>
+              </w:rPr>
+              <w:t>ผู้แจ้ง​เห็น​สถานะ​เปลี่ยน​ภายใน 5 วินาที​โดย​ไม่ต้อง​โหลด​หน้า​ใหม่</w:t>
             </w:r>
           </w:p>
         </w:tc>
@@ -25812,7 +26471,7 @@
         </w:trPr>
         <w:tc>
           <w:tcPr>
-            <w:tcW w:w="712" w:type="dxa"/>
+            <w:tcW w:w="811" w:type="dxa"/>
             <w:tcBorders>
               <w:top w:val="single" w:sz="4" w:space="0" w:color="808080"/>
               <w:left w:val="single" w:sz="4" w:space="0" w:color="808080"/>
@@ -25841,53 +26500,79 @@
         </w:tc>
         <w:tc>
           <w:tcPr>
-            <w:tcW w:w="2057" w:type="dxa"/>
-            <w:tcBorders>
-              <w:top w:val="single" w:sz="4" w:space="0" w:color="808080"/>
-              <w:left w:val="single" w:sz="4" w:space="0" w:color="808080"/>
-              <w:bottom w:val="single" w:sz="4" w:space="0" w:color="808080"/>
-              <w:right w:val="single" w:sz="4" w:space="0" w:color="808080"/>
-            </w:tcBorders>
-            <w:tcMar>
-              <w:top w:w="40" w:type="dxa"/>
-              <w:left w:w="100" w:type="dxa"/>
-              <w:bottom w:w="40" w:type="dxa"/>
-              <w:right w:w="100" w:type="dxa"/>
-            </w:tcMar>
-          </w:tcPr>
-          <w:p>
-            <w:r>
-              <w:rPr>
-                <w:sz w:val="28"/>
-                <w:szCs w:val="28"/>
-              </w:rPr>
-              <w:t>ฟังก์ชัน​ของ​ช่าง</w:t>
-            </w:r>
-          </w:p>
-        </w:tc>
-        <w:tc>
-          <w:tcPr>
-            <w:tcW w:w="5537" w:type="dxa"/>
-            <w:tcBorders>
-              <w:top w:val="single" w:sz="4" w:space="0" w:color="808080"/>
-              <w:left w:val="single" w:sz="4" w:space="0" w:color="808080"/>
-              <w:bottom w:val="single" w:sz="4" w:space="0" w:color="808080"/>
-              <w:right w:val="single" w:sz="4" w:space="0" w:color="808080"/>
-            </w:tcBorders>
-            <w:tcMar>
-              <w:top w:w="40" w:type="dxa"/>
-              <w:left w:w="100" w:type="dxa"/>
-              <w:bottom w:w="40" w:type="dxa"/>
-              <w:right w:w="100" w:type="dxa"/>
-            </w:tcMar>
-          </w:tcPr>
-          <w:p>
-            <w:r>
-              <w:rPr>
-                <w:sz w:val="28"/>
-                <w:szCs w:val="28"/>
-              </w:rPr>
-              <w:t>รายการ​งาน รายละเอียด​งาน ปุ่ม​เปลี่ยน​สถานะ และ​แบบฟอร์ม​บันทึก​ผล​พร้อม​รูป​หลังซ่อม</w:t>
+            <w:tcW w:w="1700" w:type="dxa"/>
+            <w:tcBorders>
+              <w:top w:val="single" w:sz="4" w:space="0" w:color="808080"/>
+              <w:left w:val="single" w:sz="4" w:space="0" w:color="808080"/>
+              <w:bottom w:val="single" w:sz="4" w:space="0" w:color="808080"/>
+              <w:right w:val="single" w:sz="4" w:space="0" w:color="808080"/>
+            </w:tcBorders>
+            <w:tcMar>
+              <w:top w:w="40" w:type="dxa"/>
+              <w:left w:w="100" w:type="dxa"/>
+              <w:bottom w:w="40" w:type="dxa"/>
+              <w:right w:w="100" w:type="dxa"/>
+            </w:tcMar>
+          </w:tcPr>
+          <w:p>
+            <w:r>
+              <w:rPr>
+                <w:sz w:val="28"/>
+                <w:szCs w:val="28"/>
+              </w:rPr>
+              <w:t>ฟังก์ชัน​หลัก​ที่ 3 งาน​ของ​ช่าง</w:t>
+            </w:r>
+          </w:p>
+        </w:tc>
+        <w:tc>
+          <w:tcPr>
+            <w:tcW w:w="3245" w:type="dxa"/>
+            <w:tcBorders>
+              <w:top w:val="single" w:sz="4" w:space="0" w:color="808080"/>
+              <w:left w:val="single" w:sz="4" w:space="0" w:color="808080"/>
+              <w:bottom w:val="single" w:sz="4" w:space="0" w:color="808080"/>
+              <w:right w:val="single" w:sz="4" w:space="0" w:color="808080"/>
+            </w:tcBorders>
+            <w:tcMar>
+              <w:top w:w="40" w:type="dxa"/>
+              <w:left w:w="100" w:type="dxa"/>
+              <w:bottom w:w="40" w:type="dxa"/>
+              <w:right w:w="100" w:type="dxa"/>
+            </w:tcMar>
+          </w:tcPr>
+          <w:p>
+            <w:r>
+              <w:rPr>
+                <w:sz w:val="28"/>
+                <w:szCs w:val="28"/>
+              </w:rPr>
+              <w:t>พัฒนา​รายการ​งาน รายละเอียด​งาน ปุ่ม​เปลี่ยน​สถานะ และ​แบบฟอร์ม​บันทึก​ผล​พร้อม​รูป​หลังซ่อม</w:t>
+            </w:r>
+          </w:p>
+        </w:tc>
+        <w:tc>
+          <w:tcPr>
+            <w:tcW w:w="2550" w:type="dxa"/>
+            <w:tcBorders>
+              <w:top w:val="single" w:sz="4" w:space="0" w:color="808080"/>
+              <w:left w:val="single" w:sz="4" w:space="0" w:color="808080"/>
+              <w:bottom w:val="single" w:sz="4" w:space="0" w:color="808080"/>
+              <w:right w:val="single" w:sz="4" w:space="0" w:color="808080"/>
+            </w:tcBorders>
+            <w:tcMar>
+              <w:top w:w="40" w:type="dxa"/>
+              <w:left w:w="100" w:type="dxa"/>
+              <w:bottom w:w="40" w:type="dxa"/>
+              <w:right w:w="100" w:type="dxa"/>
+            </w:tcMar>
+          </w:tcPr>
+          <w:p>
+            <w:r>
+              <w:rPr>
+                <w:sz w:val="28"/>
+                <w:szCs w:val="28"/>
+              </w:rPr>
+              <w:t>ช่าง​รับ​งาน แจ้ง​รออะไหล่ และ​ปิดงาน​ฝั่ง​ช่าง​ได้​จาก​มือถือ</w:t>
             </w:r>
           </w:p>
         </w:tc>
@@ -25904,7 +26589,7 @@
         </w:trPr>
         <w:tc>
           <w:tcPr>
-            <w:tcW w:w="712" w:type="dxa"/>
+            <w:tcW w:w="811" w:type="dxa"/>
             <w:tcBorders>
               <w:top w:val="single" w:sz="4" w:space="0" w:color="808080"/>
               <w:left w:val="single" w:sz="4" w:space="0" w:color="808080"/>
@@ -25933,7 +26618,7 @@
         </w:tc>
         <w:tc>
           <w:tcPr>
-            <w:tcW w:w="2057" w:type="dxa"/>
+            <w:tcW w:w="1700" w:type="dxa"/>
             <w:tcBorders>
               <w:top w:val="single" w:sz="4" w:space="0" w:color="808080"/>
               <w:left w:val="single" w:sz="4" w:space="0" w:color="808080"/>
@@ -25959,27 +26644,53 @@
         </w:tc>
         <w:tc>
           <w:tcPr>
-            <w:tcW w:w="5537" w:type="dxa"/>
-            <w:tcBorders>
-              <w:top w:val="single" w:sz="4" w:space="0" w:color="808080"/>
-              <w:left w:val="single" w:sz="4" w:space="0" w:color="808080"/>
-              <w:bottom w:val="single" w:sz="4" w:space="0" w:color="808080"/>
-              <w:right w:val="single" w:sz="4" w:space="0" w:color="808080"/>
-            </w:tcBorders>
-            <w:tcMar>
-              <w:top w:w="40" w:type="dxa"/>
-              <w:left w:w="100" w:type="dxa"/>
-              <w:bottom w:w="40" w:type="dxa"/>
-              <w:right w:w="100" w:type="dxa"/>
-            </w:tcMar>
-          </w:tcPr>
-          <w:p>
-            <w:r>
-              <w:rPr>
-                <w:sz w:val="28"/>
-                <w:szCs w:val="28"/>
-              </w:rPr>
-              <w:t>ตาราง​คำร้อง แผง​รายละเอียด การ​รับเรื่อง ขอ​ข้อมูล มอบหมาย รวม และ​ปฏิเสธ รวมถึง​วงจร​การ​ยืนยัน การ​เปิดงาน​ใหม่ และ​การ​ปิดงาน​อัตโนมัติ</w:t>
+            <w:tcW w:w="3245" w:type="dxa"/>
+            <w:tcBorders>
+              <w:top w:val="single" w:sz="4" w:space="0" w:color="808080"/>
+              <w:left w:val="single" w:sz="4" w:space="0" w:color="808080"/>
+              <w:bottom w:val="single" w:sz="4" w:space="0" w:color="808080"/>
+              <w:right w:val="single" w:sz="4" w:space="0" w:color="808080"/>
+            </w:tcBorders>
+            <w:tcMar>
+              <w:top w:w="40" w:type="dxa"/>
+              <w:left w:w="100" w:type="dxa"/>
+              <w:bottom w:w="40" w:type="dxa"/>
+              <w:right w:w="100" w:type="dxa"/>
+            </w:tcMar>
+          </w:tcPr>
+          <w:p>
+            <w:r>
+              <w:rPr>
+                <w:sz w:val="28"/>
+                <w:szCs w:val="28"/>
+              </w:rPr>
+              <w:t>พัฒนา​ตาราง​และ​แผง​จัดการ​คำร้อง การ​มอบหมาย​ตาม​ความถนัด การ​รวม​และ​ปฏิเสธ​คำร้อง การ​ยืนยัน​ผล และ​การ​ปิดงาน​อัตโนมัติ</w:t>
+            </w:r>
+          </w:p>
+        </w:tc>
+        <w:tc>
+          <w:tcPr>
+            <w:tcW w:w="2550" w:type="dxa"/>
+            <w:tcBorders>
+              <w:top w:val="single" w:sz="4" w:space="0" w:color="808080"/>
+              <w:left w:val="single" w:sz="4" w:space="0" w:color="808080"/>
+              <w:bottom w:val="single" w:sz="4" w:space="0" w:color="808080"/>
+              <w:right w:val="single" w:sz="4" w:space="0" w:color="808080"/>
+            </w:tcBorders>
+            <w:tcMar>
+              <w:top w:w="40" w:type="dxa"/>
+              <w:left w:w="100" w:type="dxa"/>
+              <w:bottom w:w="40" w:type="dxa"/>
+              <w:right w:w="100" w:type="dxa"/>
+            </w:tcMar>
+          </w:tcPr>
+          <w:p>
+            <w:r>
+              <w:rPr>
+                <w:sz w:val="28"/>
+                <w:szCs w:val="28"/>
+              </w:rPr>
+              <w:t>คำร้อง​เดิน​ได้​ครบ​วงจร​ตั้งแต่​ส่ง​จน​ปิดงาน</w:t>
             </w:r>
           </w:p>
         </w:tc>
@@ -25996,7 +26707,7 @@
         </w:trPr>
         <w:tc>
           <w:tcPr>
-            <w:tcW w:w="712" w:type="dxa"/>
+            <w:tcW w:w="811" w:type="dxa"/>
             <w:tcBorders>
               <w:top w:val="single" w:sz="4" w:space="0" w:color="808080"/>
               <w:left w:val="single" w:sz="4" w:space="0" w:color="808080"/>
@@ -26025,53 +26736,79 @@
         </w:tc>
         <w:tc>
           <w:tcPr>
-            <w:tcW w:w="2057" w:type="dxa"/>
-            <w:tcBorders>
-              <w:top w:val="single" w:sz="4" w:space="0" w:color="808080"/>
-              <w:left w:val="single" w:sz="4" w:space="0" w:color="808080"/>
-              <w:bottom w:val="single" w:sz="4" w:space="0" w:color="808080"/>
-              <w:right w:val="single" w:sz="4" w:space="0" w:color="808080"/>
-            </w:tcBorders>
-            <w:tcMar>
-              <w:top w:w="40" w:type="dxa"/>
-              <w:left w:w="100" w:type="dxa"/>
-              <w:bottom w:w="40" w:type="dxa"/>
-              <w:right w:w="100" w:type="dxa"/>
-            </w:tcMar>
-          </w:tcPr>
-          <w:p>
-            <w:r>
-              <w:rPr>
-                <w:sz w:val="28"/>
-                <w:szCs w:val="28"/>
-              </w:rPr>
-              <w:t>แดชบอร์ด​และ​ข้อมูลพื้นฐาน</w:t>
-            </w:r>
-          </w:p>
-        </w:tc>
-        <w:tc>
-          <w:tcPr>
-            <w:tcW w:w="5537" w:type="dxa"/>
-            <w:tcBorders>
-              <w:top w:val="single" w:sz="4" w:space="0" w:color="808080"/>
-              <w:left w:val="single" w:sz="4" w:space="0" w:color="808080"/>
-              <w:bottom w:val="single" w:sz="4" w:space="0" w:color="808080"/>
-              <w:right w:val="single" w:sz="4" w:space="0" w:color="808080"/>
-            </w:tcBorders>
-            <w:tcMar>
-              <w:top w:w="40" w:type="dxa"/>
-              <w:left w:w="100" w:type="dxa"/>
-              <w:bottom w:w="40" w:type="dxa"/>
-              <w:right w:w="100" w:type="dxa"/>
-            </w:tcMar>
-          </w:tcPr>
-          <w:p>
-            <w:r>
-              <w:rPr>
-                <w:sz w:val="28"/>
-                <w:szCs w:val="28"/>
-              </w:rPr>
-              <w:t>ตัวชี้วัด แผนภูมิ การ​เลือก​ช่วงเวลา การ​ส่งออก Excel และ PDF และ​หน้า​จัดการ​ข้อมูลพื้นฐาน</w:t>
+            <w:tcW w:w="1700" w:type="dxa"/>
+            <w:tcBorders>
+              <w:top w:val="single" w:sz="4" w:space="0" w:color="808080"/>
+              <w:left w:val="single" w:sz="4" w:space="0" w:color="808080"/>
+              <w:bottom w:val="single" w:sz="4" w:space="0" w:color="808080"/>
+              <w:right w:val="single" w:sz="4" w:space="0" w:color="808080"/>
+            </w:tcBorders>
+            <w:tcMar>
+              <w:top w:w="40" w:type="dxa"/>
+              <w:left w:w="100" w:type="dxa"/>
+              <w:bottom w:w="40" w:type="dxa"/>
+              <w:right w:w="100" w:type="dxa"/>
+            </w:tcMar>
+          </w:tcPr>
+          <w:p>
+            <w:r>
+              <w:rPr>
+                <w:sz w:val="28"/>
+                <w:szCs w:val="28"/>
+              </w:rPr>
+              <w:t>ฟังก์ชัน​เพิ่มเติม แดชบอร์ด</w:t>
+            </w:r>
+          </w:p>
+        </w:tc>
+        <w:tc>
+          <w:tcPr>
+            <w:tcW w:w="3245" w:type="dxa"/>
+            <w:tcBorders>
+              <w:top w:val="single" w:sz="4" w:space="0" w:color="808080"/>
+              <w:left w:val="single" w:sz="4" w:space="0" w:color="808080"/>
+              <w:bottom w:val="single" w:sz="4" w:space="0" w:color="808080"/>
+              <w:right w:val="single" w:sz="4" w:space="0" w:color="808080"/>
+            </w:tcBorders>
+            <w:tcMar>
+              <w:top w:w="40" w:type="dxa"/>
+              <w:left w:w="100" w:type="dxa"/>
+              <w:bottom w:w="40" w:type="dxa"/>
+              <w:right w:w="100" w:type="dxa"/>
+            </w:tcMar>
+          </w:tcPr>
+          <w:p>
+            <w:r>
+              <w:rPr>
+                <w:sz w:val="28"/>
+                <w:szCs w:val="28"/>
+              </w:rPr>
+              <w:t>พัฒนา​ตัวชี้วัด แผนภูมิ การ​เลือก​ช่วงเวลา การ​ส่งออก Excel และ PDF และ​หน้า​ข้อมูลพื้นฐาน</w:t>
+            </w:r>
+          </w:p>
+        </w:tc>
+        <w:tc>
+          <w:tcPr>
+            <w:tcW w:w="2550" w:type="dxa"/>
+            <w:tcBorders>
+              <w:top w:val="single" w:sz="4" w:space="0" w:color="808080"/>
+              <w:left w:val="single" w:sz="4" w:space="0" w:color="808080"/>
+              <w:bottom w:val="single" w:sz="4" w:space="0" w:color="808080"/>
+              <w:right w:val="single" w:sz="4" w:space="0" w:color="808080"/>
+            </w:tcBorders>
+            <w:tcMar>
+              <w:top w:w="40" w:type="dxa"/>
+              <w:left w:w="100" w:type="dxa"/>
+              <w:bottom w:w="40" w:type="dxa"/>
+              <w:right w:w="100" w:type="dxa"/>
+            </w:tcMar>
+          </w:tcPr>
+          <w:p>
+            <w:r>
+              <w:rPr>
+                <w:sz w:val="28"/>
+                <w:szCs w:val="28"/>
+              </w:rPr>
+              <w:t>ผู้ดูแลระบบ​ดู​สถิติ​และ​ดาวน์โหลด​รายงาน​ภาษาไทย​ได้</w:t>
             </w:r>
           </w:p>
         </w:tc>
@@ -26088,7 +26825,7 @@
         </w:trPr>
         <w:tc>
           <w:tcPr>
-            <w:tcW w:w="712" w:type="dxa"/>
+            <w:tcW w:w="811" w:type="dxa"/>
             <w:tcBorders>
               <w:top w:val="single" w:sz="4" w:space="0" w:color="808080"/>
               <w:left w:val="single" w:sz="4" w:space="0" w:color="808080"/>
@@ -26117,7 +26854,7 @@
         </w:tc>
         <w:tc>
           <w:tcPr>
-            <w:tcW w:w="2057" w:type="dxa"/>
+            <w:tcW w:w="1700" w:type="dxa"/>
             <w:tcBorders>
               <w:top w:val="single" w:sz="4" w:space="0" w:color="808080"/>
               <w:left w:val="single" w:sz="4" w:space="0" w:color="808080"/>
@@ -26143,27 +26880,53 @@
         </w:tc>
         <w:tc>
           <w:tcPr>
-            <w:tcW w:w="5537" w:type="dxa"/>
-            <w:tcBorders>
-              <w:top w:val="single" w:sz="4" w:space="0" w:color="808080"/>
-              <w:left w:val="single" w:sz="4" w:space="0" w:color="808080"/>
-              <w:bottom w:val="single" w:sz="4" w:space="0" w:color="808080"/>
-              <w:right w:val="single" w:sz="4" w:space="0" w:color="808080"/>
-            </w:tcBorders>
-            <w:tcMar>
-              <w:top w:w="40" w:type="dxa"/>
-              <w:left w:w="100" w:type="dxa"/>
-              <w:bottom w:w="40" w:type="dxa"/>
-              <w:right w:w="100" w:type="dxa"/>
-            </w:tcMar>
-          </w:tcPr>
-          <w:p>
-            <w:r>
-              <w:rPr>
-                <w:sz w:val="28"/>
-                <w:szCs w:val="28"/>
-              </w:rPr>
-              <w:t>ภาพเคลื่อนไหว สถานะ​ว่าง​และ​สถานะ​ผิดพลาด การ​ตรวจสอบ​ที่​ความกว้าง 360 พิกเซล ความเปรียบต่าง​ของ​สี และ​การนำ​ระบบ​ขึ้น​ใช้งาน</w:t>
+            <w:tcW w:w="3245" w:type="dxa"/>
+            <w:tcBorders>
+              <w:top w:val="single" w:sz="4" w:space="0" w:color="808080"/>
+              <w:left w:val="single" w:sz="4" w:space="0" w:color="808080"/>
+              <w:bottom w:val="single" w:sz="4" w:space="0" w:color="808080"/>
+              <w:right w:val="single" w:sz="4" w:space="0" w:color="808080"/>
+            </w:tcBorders>
+            <w:tcMar>
+              <w:top w:w="40" w:type="dxa"/>
+              <w:left w:w="100" w:type="dxa"/>
+              <w:bottom w:w="40" w:type="dxa"/>
+              <w:right w:w="100" w:type="dxa"/>
+            </w:tcMar>
+          </w:tcPr>
+          <w:p>
+            <w:r>
+              <w:rPr>
+                <w:sz w:val="28"/>
+                <w:szCs w:val="28"/>
+              </w:rPr>
+              <w:t>เพิ่ม​ภาพเคลื่อนไหว ตรวจ​หน้าจอ​กว้าง 360 พิกเซล ตรวจ​ความเปรียบต่าง​ของ​สี และ​นำ​ระบบ​ขึ้น Vercel</w:t>
+            </w:r>
+          </w:p>
+        </w:tc>
+        <w:tc>
+          <w:tcPr>
+            <w:tcW w:w="2550" w:type="dxa"/>
+            <w:tcBorders>
+              <w:top w:val="single" w:sz="4" w:space="0" w:color="808080"/>
+              <w:left w:val="single" w:sz="4" w:space="0" w:color="808080"/>
+              <w:bottom w:val="single" w:sz="4" w:space="0" w:color="808080"/>
+              <w:right w:val="single" w:sz="4" w:space="0" w:color="808080"/>
+            </w:tcBorders>
+            <w:tcMar>
+              <w:top w:w="40" w:type="dxa"/>
+              <w:left w:w="100" w:type="dxa"/>
+              <w:bottom w:w="40" w:type="dxa"/>
+              <w:right w:w="100" w:type="dxa"/>
+            </w:tcMar>
+          </w:tcPr>
+          <w:p>
+            <w:r>
+              <w:rPr>
+                <w:sz w:val="28"/>
+                <w:szCs w:val="28"/>
+              </w:rPr>
+              <w:t>เว็บไซต์​จริง​ที่​ใช้​สาธิต​ได้​ครบ​ทุก​ฟังก์ชัน</w:t>
             </w:r>
           </w:p>
         </w:tc>
@@ -26180,7 +26943,7 @@
         </w:trPr>
         <w:tc>
           <w:tcPr>
-            <w:tcW w:w="712" w:type="dxa"/>
+            <w:tcW w:w="811" w:type="dxa"/>
             <w:tcBorders>
               <w:top w:val="single" w:sz="4" w:space="0" w:color="808080"/>
               <w:left w:val="single" w:sz="4" w:space="0" w:color="808080"/>
@@ -26203,13 +26966,14 @@
                 <w:sz w:val="28"/>
                 <w:szCs w:val="28"/>
               </w:rPr>
+              <w:lastRenderedPageBreak/>
               <w:t>8</w:t>
             </w:r>
           </w:p>
         </w:tc>
         <w:tc>
           <w:tcPr>
-            <w:tcW w:w="2057" w:type="dxa"/>
+            <w:tcW w:w="1700" w:type="dxa"/>
             <w:tcBorders>
               <w:top w:val="single" w:sz="4" w:space="0" w:color="808080"/>
               <w:left w:val="single" w:sz="4" w:space="0" w:color="808080"/>
@@ -26235,27 +26999,53 @@
         </w:tc>
         <w:tc>
           <w:tcPr>
-            <w:tcW w:w="5537" w:type="dxa"/>
-            <w:tcBorders>
-              <w:top w:val="single" w:sz="4" w:space="0" w:color="808080"/>
-              <w:left w:val="single" w:sz="4" w:space="0" w:color="808080"/>
-              <w:bottom w:val="single" w:sz="4" w:space="0" w:color="808080"/>
-              <w:right w:val="single" w:sz="4" w:space="0" w:color="808080"/>
-            </w:tcBorders>
-            <w:tcMar>
-              <w:top w:w="40" w:type="dxa"/>
-              <w:left w:w="100" w:type="dxa"/>
-              <w:bottom w:w="40" w:type="dxa"/>
-              <w:right w:w="100" w:type="dxa"/>
-            </w:tcMar>
-          </w:tcPr>
-          <w:p>
-            <w:r>
-              <w:rPr>
-                <w:sz w:val="28"/>
-                <w:szCs w:val="28"/>
-              </w:rPr>
-              <w:t>แยก schema และ​บทบาท​ฐานข้อมูล ปรับ​ความปลอดภัย​หน้า​เข้าสู่ระบบ เพิ่ม​ความเร็ว ใช้​ข้อมูล​อาคาร​จริง สร้าง​ต้นแบบ​ใน Figma และ​แก้ไข​ข้อ​บกพร่อง</w:t>
+            <w:tcW w:w="3245" w:type="dxa"/>
+            <w:tcBorders>
+              <w:top w:val="single" w:sz="4" w:space="0" w:color="808080"/>
+              <w:left w:val="single" w:sz="4" w:space="0" w:color="808080"/>
+              <w:bottom w:val="single" w:sz="4" w:space="0" w:color="808080"/>
+              <w:right w:val="single" w:sz="4" w:space="0" w:color="808080"/>
+            </w:tcBorders>
+            <w:tcMar>
+              <w:top w:w="40" w:type="dxa"/>
+              <w:left w:w="100" w:type="dxa"/>
+              <w:bottom w:w="40" w:type="dxa"/>
+              <w:right w:w="100" w:type="dxa"/>
+            </w:tcMar>
+          </w:tcPr>
+          <w:p>
+            <w:r>
+              <w:rPr>
+                <w:sz w:val="28"/>
+                <w:szCs w:val="28"/>
+              </w:rPr>
+              <w:t>แก้ไข​ตาม​ผล​การ​ทบทวน​รอบ เพิ่ม​ความปลอดภัย​และ​ความเร็ว นำ​เข้า​ข้อมูล​อาคาร​จริง และ​สร้าง​ต้นแบบ​ใน Figma</w:t>
+            </w:r>
+          </w:p>
+        </w:tc>
+        <w:tc>
+          <w:tcPr>
+            <w:tcW w:w="2550" w:type="dxa"/>
+            <w:tcBorders>
+              <w:top w:val="single" w:sz="4" w:space="0" w:color="808080"/>
+              <w:left w:val="single" w:sz="4" w:space="0" w:color="808080"/>
+              <w:bottom w:val="single" w:sz="4" w:space="0" w:color="808080"/>
+              <w:right w:val="single" w:sz="4" w:space="0" w:color="808080"/>
+            </w:tcBorders>
+            <w:tcMar>
+              <w:top w:w="40" w:type="dxa"/>
+              <w:left w:w="100" w:type="dxa"/>
+              <w:bottom w:w="40" w:type="dxa"/>
+              <w:right w:w="100" w:type="dxa"/>
+            </w:tcMar>
+          </w:tcPr>
+          <w:p>
+            <w:r>
+              <w:rPr>
+                <w:sz w:val="28"/>
+                <w:szCs w:val="28"/>
+              </w:rPr>
+              <w:t>ระบบ​พร้อม​นำเสนอ พร้อม​โครงร่าง​หน้าจอ​และ​ต้นแบบ​เชิง​โต้ตอบ</w:t>
             </w:r>
           </w:p>
         </w:tc>
@@ -26272,9 +27062,8 @@
         <w:keepNext/>
         <w:spacing w:before="240" w:after="60"/>
       </w:pPr>
-      <w:bookmarkStart w:id="26" w:name="_Toc240664727"/>
+      <w:bookmarkStart w:id="26" w:name="_Toc240667146"/>
       <w:r>
-        <w:lastRenderedPageBreak/>
         <w:t xml:space="preserve">3.5 </w:t>
       </w:r>
       <w:r>
@@ -26380,7 +27169,7 @@
         <w:keepNext/>
         <w:spacing w:before="240" w:after="60"/>
       </w:pPr>
-      <w:bookmarkStart w:id="27" w:name="_Toc240664728"/>
+      <w:bookmarkStart w:id="27" w:name="_Toc240667147"/>
       <w:r>
         <w:t xml:space="preserve">3.6 </w:t>
       </w:r>
@@ -26404,7 +27193,7 @@
         <w:keepNext/>
         <w:spacing w:before="200" w:after="60"/>
       </w:pPr>
-      <w:bookmarkStart w:id="28" w:name="_Toc240664787"/>
+      <w:bookmarkStart w:id="28" w:name="_Toc240667208"/>
       <w:r>
         <w:rPr>
           <w:b/>
@@ -26799,6 +27588,7 @@
                 <w:sz w:val="28"/>
                 <w:szCs w:val="28"/>
               </w:rPr>
+              <w:lastRenderedPageBreak/>
               <w:t>เข้าสู่ระบบ​ไม่​ได้​บน​เว็บไซต์​จริง (ข้อผิดพลาด HTTP 500)</w:t>
             </w:r>
           </w:p>
@@ -26925,7 +27715,6 @@
                 <w:sz w:val="28"/>
                 <w:szCs w:val="28"/>
               </w:rPr>
-              <w:lastRenderedPageBreak/>
               <w:t>หน้า​เว็บ​โหลด​ช้า โดย​เฉพาะ​หน้า​ผู้ดูแลระบบ</w:t>
             </w:r>
           </w:p>
@@ -27221,7 +28010,7 @@
         <w:keepNext/>
         <w:spacing w:before="240" w:after="60"/>
       </w:pPr>
-      <w:bookmarkStart w:id="29" w:name="_Toc240664729"/>
+      <w:bookmarkStart w:id="29" w:name="_Toc240667148"/>
       <w:r>
         <w:t xml:space="preserve">3.7 </w:t>
       </w:r>
@@ -27323,8 +28112,9 @@
         <w:keepNext/>
         <w:spacing w:before="240" w:after="60"/>
       </w:pPr>
-      <w:bookmarkStart w:id="30" w:name="_Toc240664730"/>
+      <w:bookmarkStart w:id="30" w:name="_Toc240667149"/>
       <w:r>
+        <w:lastRenderedPageBreak/>
         <w:t xml:space="preserve">3.8 </w:t>
       </w:r>
       <w:r>
@@ -27338,7 +28128,7 @@
         <w:keepNext/>
         <w:spacing w:before="200" w:after="60"/>
       </w:pPr>
-      <w:bookmarkStart w:id="31" w:name="_Toc240664788"/>
+      <w:bookmarkStart w:id="31" w:name="_Toc240667209"/>
       <w:r>
         <w:rPr>
           <w:b/>
@@ -27670,7 +28460,6 @@
                 <w:sz w:val="28"/>
                 <w:szCs w:val="28"/>
               </w:rPr>
-              <w:lastRenderedPageBreak/>
               <w:t>Figma</w:t>
             </w:r>
           </w:p>
@@ -27785,7 +28574,7 @@
         <w:spacing w:after="360"/>
         <w:jc w:val="center"/>
       </w:pPr>
-      <w:bookmarkStart w:id="32" w:name="_Toc240664731"/>
+      <w:bookmarkStart w:id="32" w:name="_Toc240667150"/>
       <w:r>
         <w:lastRenderedPageBreak/>
         <w:t>บท​ที่ 4</w:t>
@@ -27813,7 +28602,7 @@
         <w:keepNext/>
         <w:spacing w:before="240" w:after="60"/>
       </w:pPr>
-      <w:bookmarkStart w:id="33" w:name="_Toc240664732"/>
+      <w:bookmarkStart w:id="33" w:name="_Toc240667151"/>
       <w:r>
         <w:t xml:space="preserve">4.1 </w:t>
       </w:r>
@@ -27828,7 +28617,7 @@
         <w:keepNext/>
         <w:spacing w:before="200" w:after="60"/>
       </w:pPr>
-      <w:bookmarkStart w:id="34" w:name="_Toc240664789"/>
+      <w:bookmarkStart w:id="34" w:name="_Toc240667210"/>
       <w:r>
         <w:rPr>
           <w:b/>
@@ -28203,7 +28992,7 @@
         <w:keepNext/>
         <w:spacing w:before="240" w:after="60"/>
       </w:pPr>
-      <w:bookmarkStart w:id="35" w:name="_Toc240664733"/>
+      <w:bookmarkStart w:id="35" w:name="_Toc240667152"/>
       <w:r>
         <w:t xml:space="preserve">4.2 </w:t>
       </w:r>
@@ -28233,7 +29022,7 @@
         </w:rPr>
         <w:lastRenderedPageBreak/>
         <w:drawing>
-          <wp:inline distT="0" distB="0" distL="0" distR="0" wp14:anchorId="054D04A8" wp14:editId="054D04A9">
+          <wp:inline distT="0" distB="0" distL="0" distR="0" wp14:anchorId="364F1FCB" wp14:editId="364F1FCC">
             <wp:extent cx="5238750" cy="7267575"/>
             <wp:effectExtent l="0" t="0" r="0" b="0"/>
             <wp:docPr id="1" name="รูปภาพ 1"/>
@@ -28278,7 +29067,7 @@
         <w:spacing w:after="240"/>
         <w:jc w:val="center"/>
       </w:pPr>
-      <w:bookmarkStart w:id="36" w:name="_Toc240664761"/>
+      <w:bookmarkStart w:id="36" w:name="_Toc240667181"/>
       <w:r>
         <w:rPr>
           <w:b/>
@@ -28297,7 +29086,7 @@
         <w:keepNext/>
         <w:spacing w:before="240" w:after="60"/>
       </w:pPr>
-      <w:bookmarkStart w:id="37" w:name="_Toc240664734"/>
+      <w:bookmarkStart w:id="37" w:name="_Toc240667153"/>
       <w:r>
         <w:lastRenderedPageBreak/>
         <w:t xml:space="preserve">4.3 </w:t>
@@ -28313,7 +29102,7 @@
         <w:keepNext/>
         <w:spacing w:before="200" w:after="60"/>
       </w:pPr>
-      <w:bookmarkStart w:id="38" w:name="_Toc240664790"/>
+      <w:bookmarkStart w:id="38" w:name="_Toc240667211"/>
       <w:r>
         <w:rPr>
           <w:b/>
@@ -31689,7 +32478,7 @@
         <w:keepNext/>
         <w:spacing w:before="240" w:after="60"/>
       </w:pPr>
-      <w:bookmarkStart w:id="39" w:name="_Toc240664735"/>
+      <w:bookmarkStart w:id="39" w:name="_Toc240667154"/>
       <w:r>
         <w:t xml:space="preserve">4.4 </w:t>
       </w:r>
@@ -31713,7 +32502,7 @@
         <w:keepNext/>
         <w:spacing w:before="200" w:after="60"/>
       </w:pPr>
-      <w:bookmarkStart w:id="40" w:name="_Toc240664791"/>
+      <w:bookmarkStart w:id="40" w:name="_Toc240667212"/>
       <w:r>
         <w:rPr>
           <w:b/>
@@ -32293,7 +33082,7 @@
         <w:keepNext/>
         <w:spacing w:before="200" w:after="60"/>
       </w:pPr>
-      <w:bookmarkStart w:id="41" w:name="_Toc240664792"/>
+      <w:bookmarkStart w:id="41" w:name="_Toc240667213"/>
       <w:r>
         <w:rPr>
           <w:b/>
@@ -32810,7 +33599,7 @@
         <w:keepNext/>
         <w:spacing w:before="200" w:after="60"/>
       </w:pPr>
-      <w:bookmarkStart w:id="42" w:name="_Toc240664793"/>
+      <w:bookmarkStart w:id="42" w:name="_Toc240667214"/>
       <w:r>
         <w:rPr>
           <w:b/>
@@ -33310,7 +34099,7 @@
         <w:keepNext/>
         <w:spacing w:before="200" w:after="60"/>
       </w:pPr>
-      <w:bookmarkStart w:id="43" w:name="_Toc240664794"/>
+      <w:bookmarkStart w:id="43" w:name="_Toc240667215"/>
       <w:r>
         <w:rPr>
           <w:b/>
@@ -33812,7 +34601,7 @@
         <w:spacing w:after="360"/>
         <w:jc w:val="center"/>
       </w:pPr>
-      <w:bookmarkStart w:id="44" w:name="_Toc240664736"/>
+      <w:bookmarkStart w:id="44" w:name="_Toc240667155"/>
       <w:r>
         <w:lastRenderedPageBreak/>
         <w:t>บท​ที่ 5</w:t>
@@ -33831,8 +34620,527 @@
         <w:jc w:val="thaiDistribute"/>
       </w:pPr>
       <w:r>
-        <w:t>แผนภาพ​กิจกรรม (Activity Diagram) แสดง​ลำดับ​การ​ทำงาน​ของ​กระบวนการ​ทาง​ธุรกิจ รวมถึง​จุด​ตัดสินใจ​และ​การ​ทำงาน​ที่​วน​ซ้ำ คณะ​ผู้จัดทำ​ใช้​แผนภาพ​แบบ​แบ่ง​ช่อง​ความ​รับผิดชอบ (Swimlane) เพื่อ​แสดง​ให้​เห็น​ว่า​กิจกรรม​แต่ละ​ขั้น​เป็น​หน้าที่​ของ​ผู้ใช้​หรือ​ของ​ระบบ บท​นี้​นำเสนอ​แผนภาพ​กิจกรรม 4 แผนภาพ ครอบคลุม​ฟังก์ชัน​หลัก​ทั้ง 3 ฟังก์ชัน​และ​งาน​ของ​ผู้ดูแลระบบ รวมถึง​แผนภาพ​สถานะ​ของ​คำร้อง​ซึ่ง​สรุป​วงจร​ชีวิต​ของ​คำร้อง​ทั้งหมด</w:t>
+        <w:t>แผนภาพ​กิจกรรม (Activity Diagram) แสดง​ลำดับ​การ​ทำงาน​ของ​กระบวนการ​ทาง​ธุรกิจ รวมถึง​จุด​ตัดสินใจ​และ​การ​ทำงาน​ที่​วน​ซ้ำ คณะ​ผู้จัดทำ​ใช้​แผนภาพ​แบบ​แบ่ง​ช่อง​ความ​รับผิดชอบ (Swimlane) เพื่อ​แสดง​ให้​เห็น​ว่า​กิจกรรม​แต่ละ​ขั้น​เป็น​หน้าที่​ของ​ผู้ใช้​หรือ​ของ​ระบบ บท​นี้​นำเสนอ​แผนภาพ​กิจกรรม​ของ​ฟังก์ชัน​หลัก​ทั้ง 3 ฟังก์ชัน​และ​ฟังก์ชัน​เพิ่มเติม รวมถึง​แผนภาพ​กิจกรรม​การ​คัดกรอง​คำร้อง​ของ​ผู้ดูแลระบบ​ซึ่ง​เชื่อม​ฟังก์ชัน​หลัก​เข้า​ด้วย​กัน และ​แผนภาพ​สถานะ​ของ​คำร้อง ดัง​สรุป​ใน​ตาราง​ที่ 5.1</w:t>
       </w:r>
+    </w:p>
+    <w:p>
+      <w:pPr>
+        <w:pStyle w:val="TableCaption"/>
+        <w:keepNext/>
+        <w:spacing w:before="200" w:after="60"/>
+      </w:pPr>
+      <w:bookmarkStart w:id="45" w:name="_Toc240667216"/>
+      <w:r>
+        <w:rPr>
+          <w:b/>
+          <w:bCs/>
+        </w:rPr>
+        <w:t xml:space="preserve">ตาราง​ที่ 5.1 </w:t>
+      </w:r>
+      <w:r>
+        <w:t>แผนภาพ​กิจกรรม​กับ​ฟังก์ชัน​ของ​ระบบ</w:t>
+      </w:r>
+      <w:bookmarkEnd w:id="45"/>
+    </w:p>
+    <w:tbl>
+      <w:tblPr>
+        <w:tblW w:w="8306" w:type="dxa"/>
+        <w:tblBorders>
+          <w:top w:val="single" w:sz="4" w:space="0" w:color="auto"/>
+          <w:left w:val="single" w:sz="4" w:space="0" w:color="auto"/>
+          <w:bottom w:val="single" w:sz="4" w:space="0" w:color="auto"/>
+          <w:right w:val="single" w:sz="4" w:space="0" w:color="auto"/>
+          <w:insideH w:val="single" w:sz="4" w:space="0" w:color="auto"/>
+          <w:insideV w:val="single" w:sz="4" w:space="0" w:color="auto"/>
+        </w:tblBorders>
+        <w:tblLayout w:type="fixed"/>
+        <w:tblCellMar>
+          <w:left w:w="10" w:type="dxa"/>
+          <w:right w:w="10" w:type="dxa"/>
+        </w:tblCellMar>
+        <w:tblLook w:val="04A0" w:firstRow="1" w:lastRow="0" w:firstColumn="1" w:lastColumn="0" w:noHBand="0" w:noVBand="1"/>
+      </w:tblPr>
+      <w:tblGrid>
+        <w:gridCol w:w="5933"/>
+        <w:gridCol w:w="2373"/>
+      </w:tblGrid>
+      <w:tr>
+        <w:tblPrEx>
+          <w:tblCellMar>
+            <w:top w:w="0" w:type="dxa"/>
+            <w:bottom w:w="0" w:type="dxa"/>
+          </w:tblCellMar>
+        </w:tblPrEx>
+        <w:trPr>
+          <w:cantSplit/>
+          <w:tblHeader/>
+        </w:trPr>
+        <w:tc>
+          <w:tcPr>
+            <w:tcW w:w="5933" w:type="dxa"/>
+            <w:tcBorders>
+              <w:top w:val="single" w:sz="4" w:space="0" w:color="808080"/>
+              <w:left w:val="single" w:sz="4" w:space="0" w:color="808080"/>
+              <w:bottom w:val="single" w:sz="4" w:space="0" w:color="808080"/>
+              <w:right w:val="single" w:sz="4" w:space="0" w:color="808080"/>
+            </w:tcBorders>
+            <w:shd w:val="clear" w:color="auto" w:fill="E7E0EE"/>
+            <w:tcMar>
+              <w:top w:w="40" w:type="dxa"/>
+              <w:left w:w="100" w:type="dxa"/>
+              <w:bottom w:w="40" w:type="dxa"/>
+              <w:right w:w="100" w:type="dxa"/>
+            </w:tcMar>
+          </w:tcPr>
+          <w:p>
+            <w:pPr>
+              <w:jc w:val="center"/>
+            </w:pPr>
+            <w:r>
+              <w:rPr>
+                <w:b/>
+                <w:bCs/>
+                <w:sz w:val="28"/>
+                <w:szCs w:val="28"/>
+              </w:rPr>
+              <w:t>ฟังก์ชัน</w:t>
+            </w:r>
+          </w:p>
+        </w:tc>
+        <w:tc>
+          <w:tcPr>
+            <w:tcW w:w="2373" w:type="dxa"/>
+            <w:tcBorders>
+              <w:top w:val="single" w:sz="4" w:space="0" w:color="808080"/>
+              <w:left w:val="single" w:sz="4" w:space="0" w:color="808080"/>
+              <w:bottom w:val="single" w:sz="4" w:space="0" w:color="808080"/>
+              <w:right w:val="single" w:sz="4" w:space="0" w:color="808080"/>
+            </w:tcBorders>
+            <w:shd w:val="clear" w:color="auto" w:fill="E7E0EE"/>
+            <w:tcMar>
+              <w:top w:w="40" w:type="dxa"/>
+              <w:left w:w="100" w:type="dxa"/>
+              <w:bottom w:w="40" w:type="dxa"/>
+              <w:right w:w="100" w:type="dxa"/>
+            </w:tcMar>
+          </w:tcPr>
+          <w:p>
+            <w:pPr>
+              <w:jc w:val="center"/>
+            </w:pPr>
+            <w:r>
+              <w:rPr>
+                <w:b/>
+                <w:bCs/>
+                <w:sz w:val="28"/>
+                <w:szCs w:val="28"/>
+              </w:rPr>
+              <w:t>แผนภาพ</w:t>
+            </w:r>
+          </w:p>
+        </w:tc>
+      </w:tr>
+      <w:tr>
+        <w:tblPrEx>
+          <w:tblCellMar>
+            <w:top w:w="0" w:type="dxa"/>
+            <w:bottom w:w="0" w:type="dxa"/>
+          </w:tblCellMar>
+        </w:tblPrEx>
+        <w:trPr>
+          <w:cantSplit/>
+        </w:trPr>
+        <w:tc>
+          <w:tcPr>
+            <w:tcW w:w="5933" w:type="dxa"/>
+            <w:tcBorders>
+              <w:top w:val="single" w:sz="4" w:space="0" w:color="808080"/>
+              <w:left w:val="single" w:sz="4" w:space="0" w:color="808080"/>
+              <w:bottom w:val="single" w:sz="4" w:space="0" w:color="808080"/>
+              <w:right w:val="single" w:sz="4" w:space="0" w:color="808080"/>
+            </w:tcBorders>
+            <w:tcMar>
+              <w:top w:w="40" w:type="dxa"/>
+              <w:left w:w="100" w:type="dxa"/>
+              <w:bottom w:w="40" w:type="dxa"/>
+              <w:right w:w="100" w:type="dxa"/>
+            </w:tcMar>
+          </w:tcPr>
+          <w:p>
+            <w:r>
+              <w:rPr>
+                <w:sz w:val="28"/>
+                <w:szCs w:val="28"/>
+              </w:rPr>
+              <w:t>ฟังก์ชัน​หลัก​ที่ 1 การ​แจ้งซ่อม</w:t>
+            </w:r>
+          </w:p>
+        </w:tc>
+        <w:tc>
+          <w:tcPr>
+            <w:tcW w:w="2373" w:type="dxa"/>
+            <w:tcBorders>
+              <w:top w:val="single" w:sz="4" w:space="0" w:color="808080"/>
+              <w:left w:val="single" w:sz="4" w:space="0" w:color="808080"/>
+              <w:bottom w:val="single" w:sz="4" w:space="0" w:color="808080"/>
+              <w:right w:val="single" w:sz="4" w:space="0" w:color="808080"/>
+            </w:tcBorders>
+            <w:tcMar>
+              <w:top w:w="40" w:type="dxa"/>
+              <w:left w:w="100" w:type="dxa"/>
+              <w:bottom w:w="40" w:type="dxa"/>
+              <w:right w:w="100" w:type="dxa"/>
+            </w:tcMar>
+          </w:tcPr>
+          <w:p>
+            <w:pPr>
+              <w:jc w:val="center"/>
+            </w:pPr>
+            <w:r>
+              <w:rPr>
+                <w:sz w:val="28"/>
+                <w:szCs w:val="28"/>
+              </w:rPr>
+              <w:t>ภาพ​ที่ 5.1</w:t>
+            </w:r>
+          </w:p>
+        </w:tc>
+      </w:tr>
+      <w:tr>
+        <w:tblPrEx>
+          <w:tblCellMar>
+            <w:top w:w="0" w:type="dxa"/>
+            <w:bottom w:w="0" w:type="dxa"/>
+          </w:tblCellMar>
+        </w:tblPrEx>
+        <w:trPr>
+          <w:cantSplit/>
+        </w:trPr>
+        <w:tc>
+          <w:tcPr>
+            <w:tcW w:w="5933" w:type="dxa"/>
+            <w:tcBorders>
+              <w:top w:val="single" w:sz="4" w:space="0" w:color="808080"/>
+              <w:left w:val="single" w:sz="4" w:space="0" w:color="808080"/>
+              <w:bottom w:val="single" w:sz="4" w:space="0" w:color="808080"/>
+              <w:right w:val="single" w:sz="4" w:space="0" w:color="808080"/>
+            </w:tcBorders>
+            <w:tcMar>
+              <w:top w:w="40" w:type="dxa"/>
+              <w:left w:w="100" w:type="dxa"/>
+              <w:bottom w:w="40" w:type="dxa"/>
+              <w:right w:w="100" w:type="dxa"/>
+            </w:tcMar>
+          </w:tcPr>
+          <w:p>
+            <w:r>
+              <w:rPr>
+                <w:sz w:val="28"/>
+                <w:szCs w:val="28"/>
+              </w:rPr>
+              <w:t>ฟังก์ชัน​หลัก​ที่ 2 การ​ติดตาม​สถานะ</w:t>
+            </w:r>
+          </w:p>
+        </w:tc>
+        <w:tc>
+          <w:tcPr>
+            <w:tcW w:w="2373" w:type="dxa"/>
+            <w:tcBorders>
+              <w:top w:val="single" w:sz="4" w:space="0" w:color="808080"/>
+              <w:left w:val="single" w:sz="4" w:space="0" w:color="808080"/>
+              <w:bottom w:val="single" w:sz="4" w:space="0" w:color="808080"/>
+              <w:right w:val="single" w:sz="4" w:space="0" w:color="808080"/>
+            </w:tcBorders>
+            <w:tcMar>
+              <w:top w:w="40" w:type="dxa"/>
+              <w:left w:w="100" w:type="dxa"/>
+              <w:bottom w:w="40" w:type="dxa"/>
+              <w:right w:w="100" w:type="dxa"/>
+            </w:tcMar>
+          </w:tcPr>
+          <w:p>
+            <w:pPr>
+              <w:jc w:val="center"/>
+            </w:pPr>
+            <w:r>
+              <w:rPr>
+                <w:sz w:val="28"/>
+                <w:szCs w:val="28"/>
+              </w:rPr>
+              <w:t>ภาพ​ที่ 5.2</w:t>
+            </w:r>
+          </w:p>
+        </w:tc>
+      </w:tr>
+      <w:tr>
+        <w:tblPrEx>
+          <w:tblCellMar>
+            <w:top w:w="0" w:type="dxa"/>
+            <w:bottom w:w="0" w:type="dxa"/>
+          </w:tblCellMar>
+        </w:tblPrEx>
+        <w:trPr>
+          <w:cantSplit/>
+        </w:trPr>
+        <w:tc>
+          <w:tcPr>
+            <w:tcW w:w="5933" w:type="dxa"/>
+            <w:tcBorders>
+              <w:top w:val="single" w:sz="4" w:space="0" w:color="808080"/>
+              <w:left w:val="single" w:sz="4" w:space="0" w:color="808080"/>
+              <w:bottom w:val="single" w:sz="4" w:space="0" w:color="808080"/>
+              <w:right w:val="single" w:sz="4" w:space="0" w:color="808080"/>
+            </w:tcBorders>
+            <w:tcMar>
+              <w:top w:w="40" w:type="dxa"/>
+              <w:left w:w="100" w:type="dxa"/>
+              <w:bottom w:w="40" w:type="dxa"/>
+              <w:right w:w="100" w:type="dxa"/>
+            </w:tcMar>
+          </w:tcPr>
+          <w:p>
+            <w:r>
+              <w:rPr>
+                <w:sz w:val="28"/>
+                <w:szCs w:val="28"/>
+              </w:rPr>
+              <w:t>ฟังก์ชัน​หลัก​ที่ 3 ช่าง​ดู​งาน​และ​ปรับปรุง​สถานะ</w:t>
+            </w:r>
+          </w:p>
+        </w:tc>
+        <w:tc>
+          <w:tcPr>
+            <w:tcW w:w="2373" w:type="dxa"/>
+            <w:tcBorders>
+              <w:top w:val="single" w:sz="4" w:space="0" w:color="808080"/>
+              <w:left w:val="single" w:sz="4" w:space="0" w:color="808080"/>
+              <w:bottom w:val="single" w:sz="4" w:space="0" w:color="808080"/>
+              <w:right w:val="single" w:sz="4" w:space="0" w:color="808080"/>
+            </w:tcBorders>
+            <w:tcMar>
+              <w:top w:w="40" w:type="dxa"/>
+              <w:left w:w="100" w:type="dxa"/>
+              <w:bottom w:w="40" w:type="dxa"/>
+              <w:right w:w="100" w:type="dxa"/>
+            </w:tcMar>
+          </w:tcPr>
+          <w:p>
+            <w:pPr>
+              <w:jc w:val="center"/>
+            </w:pPr>
+            <w:r>
+              <w:rPr>
+                <w:sz w:val="28"/>
+                <w:szCs w:val="28"/>
+              </w:rPr>
+              <w:t>ภาพ​ที่ 5.3</w:t>
+            </w:r>
+          </w:p>
+        </w:tc>
+      </w:tr>
+      <w:tr>
+        <w:tblPrEx>
+          <w:tblCellMar>
+            <w:top w:w="0" w:type="dxa"/>
+            <w:bottom w:w="0" w:type="dxa"/>
+          </w:tblCellMar>
+        </w:tblPrEx>
+        <w:trPr>
+          <w:cantSplit/>
+        </w:trPr>
+        <w:tc>
+          <w:tcPr>
+            <w:tcW w:w="5933" w:type="dxa"/>
+            <w:tcBorders>
+              <w:top w:val="single" w:sz="4" w:space="0" w:color="808080"/>
+              <w:left w:val="single" w:sz="4" w:space="0" w:color="808080"/>
+              <w:bottom w:val="single" w:sz="4" w:space="0" w:color="808080"/>
+              <w:right w:val="single" w:sz="4" w:space="0" w:color="808080"/>
+            </w:tcBorders>
+            <w:tcMar>
+              <w:top w:w="40" w:type="dxa"/>
+              <w:left w:w="100" w:type="dxa"/>
+              <w:bottom w:w="40" w:type="dxa"/>
+              <w:right w:w="100" w:type="dxa"/>
+            </w:tcMar>
+          </w:tcPr>
+          <w:p>
+            <w:r>
+              <w:rPr>
+                <w:sz w:val="28"/>
+                <w:szCs w:val="28"/>
+              </w:rPr>
+              <w:t>ฟังก์ชัน​เพิ่มเติม แดชบอร์ด​วิเคราะห์​ข้อมูล​และ​การ​ส่งออก​รายงาน</w:t>
+            </w:r>
+          </w:p>
+        </w:tc>
+        <w:tc>
+          <w:tcPr>
+            <w:tcW w:w="2373" w:type="dxa"/>
+            <w:tcBorders>
+              <w:top w:val="single" w:sz="4" w:space="0" w:color="808080"/>
+              <w:left w:val="single" w:sz="4" w:space="0" w:color="808080"/>
+              <w:bottom w:val="single" w:sz="4" w:space="0" w:color="808080"/>
+              <w:right w:val="single" w:sz="4" w:space="0" w:color="808080"/>
+            </w:tcBorders>
+            <w:tcMar>
+              <w:top w:w="40" w:type="dxa"/>
+              <w:left w:w="100" w:type="dxa"/>
+              <w:bottom w:w="40" w:type="dxa"/>
+              <w:right w:w="100" w:type="dxa"/>
+            </w:tcMar>
+          </w:tcPr>
+          <w:p>
+            <w:pPr>
+              <w:jc w:val="center"/>
+            </w:pPr>
+            <w:r>
+              <w:rPr>
+                <w:sz w:val="28"/>
+                <w:szCs w:val="28"/>
+              </w:rPr>
+              <w:t>ภาพ​ที่ 5.4</w:t>
+            </w:r>
+          </w:p>
+        </w:tc>
+      </w:tr>
+      <w:tr>
+        <w:tblPrEx>
+          <w:tblCellMar>
+            <w:top w:w="0" w:type="dxa"/>
+            <w:bottom w:w="0" w:type="dxa"/>
+          </w:tblCellMar>
+        </w:tblPrEx>
+        <w:trPr>
+          <w:cantSplit/>
+        </w:trPr>
+        <w:tc>
+          <w:tcPr>
+            <w:tcW w:w="5933" w:type="dxa"/>
+            <w:tcBorders>
+              <w:top w:val="single" w:sz="4" w:space="0" w:color="808080"/>
+              <w:left w:val="single" w:sz="4" w:space="0" w:color="808080"/>
+              <w:bottom w:val="single" w:sz="4" w:space="0" w:color="808080"/>
+              <w:right w:val="single" w:sz="4" w:space="0" w:color="808080"/>
+            </w:tcBorders>
+            <w:tcMar>
+              <w:top w:w="40" w:type="dxa"/>
+              <w:left w:w="100" w:type="dxa"/>
+              <w:bottom w:w="40" w:type="dxa"/>
+              <w:right w:w="100" w:type="dxa"/>
+            </w:tcMar>
+          </w:tcPr>
+          <w:p>
+            <w:r>
+              <w:rPr>
+                <w:sz w:val="28"/>
+                <w:szCs w:val="28"/>
+              </w:rPr>
+              <w:t>การ​คัดกรอง​คำร้อง​และ​มอบหมาย​ช่าง (เชื่อม​ฟังก์ชัน​หลัก​ที่ 1 กับ 3)</w:t>
+            </w:r>
+          </w:p>
+        </w:tc>
+        <w:tc>
+          <w:tcPr>
+            <w:tcW w:w="2373" w:type="dxa"/>
+            <w:tcBorders>
+              <w:top w:val="single" w:sz="4" w:space="0" w:color="808080"/>
+              <w:left w:val="single" w:sz="4" w:space="0" w:color="808080"/>
+              <w:bottom w:val="single" w:sz="4" w:space="0" w:color="808080"/>
+              <w:right w:val="single" w:sz="4" w:space="0" w:color="808080"/>
+            </w:tcBorders>
+            <w:tcMar>
+              <w:top w:w="40" w:type="dxa"/>
+              <w:left w:w="100" w:type="dxa"/>
+              <w:bottom w:w="40" w:type="dxa"/>
+              <w:right w:w="100" w:type="dxa"/>
+            </w:tcMar>
+          </w:tcPr>
+          <w:p>
+            <w:pPr>
+              <w:jc w:val="center"/>
+            </w:pPr>
+            <w:r>
+              <w:rPr>
+                <w:sz w:val="28"/>
+                <w:szCs w:val="28"/>
+              </w:rPr>
+              <w:t>ภาพ​ที่ 5.5</w:t>
+            </w:r>
+          </w:p>
+        </w:tc>
+      </w:tr>
+      <w:tr>
+        <w:tblPrEx>
+          <w:tblCellMar>
+            <w:top w:w="0" w:type="dxa"/>
+            <w:bottom w:w="0" w:type="dxa"/>
+          </w:tblCellMar>
+        </w:tblPrEx>
+        <w:trPr>
+          <w:cantSplit/>
+        </w:trPr>
+        <w:tc>
+          <w:tcPr>
+            <w:tcW w:w="5933" w:type="dxa"/>
+            <w:tcBorders>
+              <w:top w:val="single" w:sz="4" w:space="0" w:color="808080"/>
+              <w:left w:val="single" w:sz="4" w:space="0" w:color="808080"/>
+              <w:bottom w:val="single" w:sz="4" w:space="0" w:color="808080"/>
+              <w:right w:val="single" w:sz="4" w:space="0" w:color="808080"/>
+            </w:tcBorders>
+            <w:tcMar>
+              <w:top w:w="40" w:type="dxa"/>
+              <w:left w:w="100" w:type="dxa"/>
+              <w:bottom w:w="40" w:type="dxa"/>
+              <w:right w:w="100" w:type="dxa"/>
+            </w:tcMar>
+          </w:tcPr>
+          <w:p>
+            <w:r>
+              <w:rPr>
+                <w:sz w:val="28"/>
+                <w:szCs w:val="28"/>
+              </w:rPr>
+              <w:t>วงจร​ชีวิต​ของ​คำร้อง (แผนภาพ​สถานะ)</w:t>
+            </w:r>
+          </w:p>
+        </w:tc>
+        <w:tc>
+          <w:tcPr>
+            <w:tcW w:w="2373" w:type="dxa"/>
+            <w:tcBorders>
+              <w:top w:val="single" w:sz="4" w:space="0" w:color="808080"/>
+              <w:left w:val="single" w:sz="4" w:space="0" w:color="808080"/>
+              <w:bottom w:val="single" w:sz="4" w:space="0" w:color="808080"/>
+              <w:right w:val="single" w:sz="4" w:space="0" w:color="808080"/>
+            </w:tcBorders>
+            <w:tcMar>
+              <w:top w:w="40" w:type="dxa"/>
+              <w:left w:w="100" w:type="dxa"/>
+              <w:bottom w:w="40" w:type="dxa"/>
+              <w:right w:w="100" w:type="dxa"/>
+            </w:tcMar>
+          </w:tcPr>
+          <w:p>
+            <w:pPr>
+              <w:jc w:val="center"/>
+            </w:pPr>
+            <w:r>
+              <w:rPr>
+                <w:sz w:val="28"/>
+                <w:szCs w:val="28"/>
+              </w:rPr>
+              <w:t>ภาพ​ที่ 5.6</w:t>
+            </w:r>
+          </w:p>
+        </w:tc>
+      </w:tr>
+    </w:tbl>
+    <w:p>
+      <w:pPr>
+        <w:spacing w:after="120"/>
+      </w:pPr>
     </w:p>
     <w:p>
       <w:pPr>
@@ -33840,14 +35148,14 @@
         <w:keepNext/>
         <w:spacing w:before="240" w:after="60"/>
       </w:pPr>
-      <w:bookmarkStart w:id="45" w:name="_Toc240664737"/>
+      <w:bookmarkStart w:id="46" w:name="_Toc240667156"/>
       <w:r>
         <w:t xml:space="preserve">5.1 </w:t>
       </w:r>
       <w:r>
         <w:t>การ​แจ้งซ่อม</w:t>
       </w:r>
-      <w:bookmarkEnd w:id="45"/>
+      <w:bookmarkEnd w:id="46"/>
     </w:p>
     <w:p>
       <w:pPr>
@@ -33870,10 +35178,10 @@
         </w:rPr>
         <w:lastRenderedPageBreak/>
         <w:drawing>
-          <wp:inline distT="0" distB="0" distL="0" distR="0" wp14:anchorId="054D04AA" wp14:editId="054D04AB">
+          <wp:inline distT="0" distB="0" distL="0" distR="0" wp14:anchorId="364F1FCD" wp14:editId="364F1FCE">
             <wp:extent cx="3124200" cy="7905750"/>
             <wp:effectExtent l="0" t="0" r="0" b="0"/>
-            <wp:docPr id="1876250378" name="รูปภาพ 1876250378"/>
+            <wp:docPr id="1986017674" name="รูปภาพ 1986017674"/>
             <wp:cNvGraphicFramePr>
               <a:graphicFrameLocks xmlns:a="http://schemas.openxmlformats.org/drawingml/2006/main" noChangeAspect="1"/>
             </wp:cNvGraphicFramePr>
@@ -33915,7 +35223,7 @@
         <w:spacing w:after="240"/>
         <w:jc w:val="center"/>
       </w:pPr>
-      <w:bookmarkStart w:id="46" w:name="_Toc240664762"/>
+      <w:bookmarkStart w:id="47" w:name="_Toc240667182"/>
       <w:r>
         <w:rPr>
           <w:b/>
@@ -33926,7 +35234,7 @@
       <w:r>
         <w:t>แผนภาพ​กิจกรรม​การ​แจ้งซ่อม</w:t>
       </w:r>
-      <w:bookmarkEnd w:id="46"/>
+      <w:bookmarkEnd w:id="47"/>
     </w:p>
     <w:p>
       <w:pPr>
@@ -33934,15 +35242,15 @@
         <w:keepNext/>
         <w:spacing w:before="240" w:after="60"/>
       </w:pPr>
-      <w:bookmarkStart w:id="47" w:name="_Toc240664738"/>
+      <w:bookmarkStart w:id="48" w:name="_Toc240667157"/>
       <w:r>
         <w:lastRenderedPageBreak/>
         <w:t xml:space="preserve">5.2 </w:t>
       </w:r>
       <w:r>
-        <w:t>การ​คัดกรอง​คำร้อง​และ​มอบหมาย​ช่าง</w:t>
+        <w:t>การ​ติดตาม​สถานะ​และ​ยืนยัน​ผล​การ​ซ่อม</w:t>
       </w:r>
-      <w:bookmarkEnd w:id="47"/>
+      <w:bookmarkEnd w:id="48"/>
     </w:p>
     <w:p>
       <w:pPr>
@@ -33950,7 +35258,7 @@
         <w:jc w:val="thaiDistribute"/>
       </w:pPr>
       <w:r>
-        <w:t>ภาพ​ที่ 5.2 แสดง​การ​ตัดสินใจ​ของ​ผู้ดูแลระบบ​ตาม​ลำดับ ได้แก่ คำร้อง​อยู่​ใน​ขอบเขต​งาน​ซ่อม​หรือ​ไม่ ซ้ำ​กับ​คำร้อง​ที่​เปิด​อยู่​หรือ​ไม่ และ​ข้อมูล​เพียงพอ​หรือ​ไม่ เมื่อ​ผ่าน​ทุก​เงื่อนไข ผู้ดูแลระบบ​จึง​รับเรื่อง​และ​มอบหมาย​ช่าง โดย​ระบบ​ช่วย​เรียง​รายชื่อ​ช่าง​ตาม​ความถนัด​และ​ภาระงาน</w:t>
+        <w:t>ภาพ​ที่ 5.2 แสดง​กิจกรรม​ของ​ฟังก์ชัน​หลัก​ที่ 2 ผู้แจ้ง​ติดตาม​ความคืบหน้า​ผ่าน​การ​แจ้งเตือน​และ​ไทม์ไลน์ เมื่อ​ช่าง​บันทึก​ผล​แล้ว ผู้แจ้ง​ตรวจสอบ​ผล​ภายใน 3 วัน หาก​ใช้งาน​ได้​ปกติ​จะ​ยืนยัน​และ​ให้​คะแนน หาก​ยัง​ไม่​หาย​จะแจ้ง​อาการ​เพื่อ​ให้​ผู้ดูแลระบบ​มอบหมาย​ช่าง​ใหม่ และ​หาก​ผู้แจ้ง​ไม่​ดำเนินการ​ภายใน​กำหนด ระบบ​จะ​ปิดงาน​อัตโนมัติ</w:t>
       </w:r>
     </w:p>
     <w:p>
@@ -33963,12 +35271,11 @@
         <w:rPr>
           <w:noProof/>
         </w:rPr>
-        <w:lastRenderedPageBreak/>
         <w:drawing>
-          <wp:inline distT="0" distB="0" distL="0" distR="0" wp14:anchorId="054D04AC" wp14:editId="054D04AD">
-            <wp:extent cx="4048125" cy="7905750"/>
+          <wp:inline distT="0" distB="0" distL="0" distR="0" wp14:anchorId="364F1FCF" wp14:editId="364F1FD0">
+            <wp:extent cx="5238750" cy="3038475"/>
             <wp:effectExtent l="0" t="0" r="0" b="0"/>
-            <wp:docPr id="725183754" name="รูปภาพ 725183754"/>
+            <wp:docPr id="484210290" name="รูปภาพ 484210290"/>
             <wp:cNvGraphicFramePr>
               <a:graphicFrameLocks xmlns:a="http://schemas.openxmlformats.org/drawingml/2006/main" noChangeAspect="1"/>
             </wp:cNvGraphicFramePr>
@@ -33991,7 +35298,7 @@
                   <pic:spPr bwMode="auto">
                     <a:xfrm>
                       <a:off x="0" y="0"/>
-                      <a:ext cx="4048125" cy="7905750"/>
+                      <a:ext cx="5238750" cy="3038475"/>
                     </a:xfrm>
                     <a:prstGeom prst="rect">
                       <a:avLst/>
@@ -34010,7 +35317,7 @@
         <w:spacing w:after="240"/>
         <w:jc w:val="center"/>
       </w:pPr>
-      <w:bookmarkStart w:id="48" w:name="_Toc240664763"/>
+      <w:bookmarkStart w:id="49" w:name="_Toc240667183"/>
       <w:r>
         <w:rPr>
           <w:b/>
@@ -34019,9 +35326,9 @@
         <w:t xml:space="preserve">ภาพ​ที่ 5.2 </w:t>
       </w:r>
       <w:r>
-        <w:t>แผนภาพ​กิจกรรม​การ​คัดกรอง​คำร้อง​และ​มอบหมาย​ช่าง</w:t>
+        <w:t>แผนภาพ​กิจกรรม​การ​ติดตาม​สถานะ​และ​ยืนยัน​ผล​การ​ซ่อม</w:t>
       </w:r>
-      <w:bookmarkEnd w:id="48"/>
+      <w:bookmarkEnd w:id="49"/>
     </w:p>
     <w:p>
       <w:pPr>
@@ -34029,15 +35336,14 @@
         <w:keepNext/>
         <w:spacing w:before="240" w:after="60"/>
       </w:pPr>
-      <w:bookmarkStart w:id="49" w:name="_Toc240664739"/>
+      <w:bookmarkStart w:id="50" w:name="_Toc240667158"/>
       <w:r>
-        <w:lastRenderedPageBreak/>
         <w:t xml:space="preserve">5.3 </w:t>
       </w:r>
       <w:r>
         <w:t>การ​ดำเนิน​งาน​ซ่อม​ของ​ช่าง</w:t>
       </w:r>
-      <w:bookmarkEnd w:id="49"/>
+      <w:bookmarkEnd w:id="50"/>
     </w:p>
     <w:p>
       <w:pPr>
@@ -34060,10 +35366,10 @@
         </w:rPr>
         <w:lastRenderedPageBreak/>
         <w:drawing>
-          <wp:inline distT="0" distB="0" distL="0" distR="0" wp14:anchorId="054D04AE" wp14:editId="054D04AF">
+          <wp:inline distT="0" distB="0" distL="0" distR="0" wp14:anchorId="364F1FD1" wp14:editId="364F1FD2">
             <wp:extent cx="3705225" cy="7905750"/>
             <wp:effectExtent l="0" t="0" r="0" b="0"/>
-            <wp:docPr id="865537389" name="รูปภาพ 865537389"/>
+            <wp:docPr id="1792380494" name="รูปภาพ 1792380494"/>
             <wp:cNvGraphicFramePr>
               <a:graphicFrameLocks xmlns:a="http://schemas.openxmlformats.org/drawingml/2006/main" noChangeAspect="1"/>
             </wp:cNvGraphicFramePr>
@@ -34105,7 +35411,7 @@
         <w:spacing w:after="240"/>
         <w:jc w:val="center"/>
       </w:pPr>
-      <w:bookmarkStart w:id="50" w:name="_Toc240664764"/>
+      <w:bookmarkStart w:id="51" w:name="_Toc240667184"/>
       <w:r>
         <w:rPr>
           <w:b/>
@@ -34116,7 +35422,7 @@
       <w:r>
         <w:t>แผนภาพ​กิจกรรม​การ​ดำเนิน​งาน​ซ่อม​ของ​ช่าง</w:t>
       </w:r>
-      <w:bookmarkEnd w:id="50"/>
+      <w:bookmarkEnd w:id="51"/>
     </w:p>
     <w:p>
       <w:pPr>
@@ -34124,15 +35430,15 @@
         <w:keepNext/>
         <w:spacing w:before="240" w:after="60"/>
       </w:pPr>
-      <w:bookmarkStart w:id="51" w:name="_Toc240664740"/>
+      <w:bookmarkStart w:id="52" w:name="_Toc240667159"/>
       <w:r>
         <w:lastRenderedPageBreak/>
         <w:t xml:space="preserve">5.4 </w:t>
       </w:r>
       <w:r>
-        <w:t>การ​ติดตาม​สถานะ​และ​ยืนยัน​ผล​การ​ซ่อม</w:t>
+        <w:t>แดชบอร์ด​วิเคราะห์​ข้อมูล​และ​การ​ส่งออก​รายงาน</w:t>
       </w:r>
-      <w:bookmarkEnd w:id="51"/>
+      <w:bookmarkEnd w:id="52"/>
     </w:p>
     <w:p>
       <w:pPr>
@@ -34140,7 +35446,7 @@
         <w:jc w:val="thaiDistribute"/>
       </w:pPr>
       <w:r>
-        <w:t>ภาพ​ที่ 5.4 แสดง​กิจกรรม​ของ​ฟังก์ชัน​หลัก​ที่ 2 ใน​ช่วง​ท้าย​ของ​วงจร ผู้แจ้ง​ตรวจสอบ​ผล​ภายใน 3 วัน หาก​ใช้งาน​ได้​ปกติ​จะ​ยืนยัน​และ​ให้​คะแนน หาก​ยัง​ไม่​หาย​จะแจ้ง​อาการ​เพื่อ​ให้​ผู้ดูแลระบบ​มอบหมาย​ช่าง​ใหม่ และ​หาก​ผู้แจ้ง​ไม่​ดำเนินการ​ภายใน​กำหนด ระบบ​จะ​ปิดงาน​อัตโนมัติ</w:t>
+        <w:t>ภาพ​ที่ 5.4 แสดง​กิจกรรม​ของ​ฟังก์ชัน​เพิ่มเติม เมื่อ​ผู้ดูแลระบบ​เปิด​แดชบอร์ด ระบบ​จะ​ปิดงาน​ที่​ครบ​กำหนด​ก่อน เพื่อ​ให้​ตัวเลข​เป็น​ปัจจุบัน แล้ว​คำนวณ​ตัวชี้วัด​และ​แผนภูมิ​ของ​ช่วง 30 วัน​ล่าสุด ผู้ดูแลระบบ​เปลี่ยน​ช่วงเวลา​ได้ เปิด​คำร้อง​ด่วน​ที่​ค้าง​นาน​เพื่อ​จัดการ​ต่อ​ได้​ทันที และ​ส่งออก​รายงาน​เป็น​ไฟล์ Excel หรือ PDF ตาม​ช่วงเวลา​ที่​เลือก โดย​ระบบ​ตรวจสอบ​สิทธิ์​ก่อน​สร้าง​ไฟล์​ทุก​ครั้ง</w:t>
       </w:r>
     </w:p>
     <w:p>
@@ -34153,11 +35459,12 @@
         <w:rPr>
           <w:noProof/>
         </w:rPr>
+        <w:lastRenderedPageBreak/>
         <w:drawing>
-          <wp:inline distT="0" distB="0" distL="0" distR="0" wp14:anchorId="054D04B0" wp14:editId="054D04B1">
-            <wp:extent cx="5238750" cy="3038475"/>
+          <wp:inline distT="0" distB="0" distL="0" distR="0" wp14:anchorId="364F1FD3" wp14:editId="364F1FD4">
+            <wp:extent cx="3086100" cy="7905750"/>
             <wp:effectExtent l="0" t="0" r="0" b="0"/>
-            <wp:docPr id="1163215000" name="รูปภาพ 1163215000"/>
+            <wp:docPr id="681105778" name="รูปภาพ 681105778"/>
             <wp:cNvGraphicFramePr>
               <a:graphicFrameLocks xmlns:a="http://schemas.openxmlformats.org/drawingml/2006/main" noChangeAspect="1"/>
             </wp:cNvGraphicFramePr>
@@ -34180,7 +35487,7 @@
                   <pic:spPr bwMode="auto">
                     <a:xfrm>
                       <a:off x="0" y="0"/>
-                      <a:ext cx="5238750" cy="3038475"/>
+                      <a:ext cx="3086100" cy="7905750"/>
                     </a:xfrm>
                     <a:prstGeom prst="rect">
                       <a:avLst/>
@@ -34199,7 +35506,7 @@
         <w:spacing w:after="240"/>
         <w:jc w:val="center"/>
       </w:pPr>
-      <w:bookmarkStart w:id="52" w:name="_Toc240664765"/>
+      <w:bookmarkStart w:id="53" w:name="_Toc240667185"/>
       <w:r>
         <w:rPr>
           <w:b/>
@@ -34208,9 +35515,9 @@
         <w:t xml:space="preserve">ภาพ​ที่ 5.4 </w:t>
       </w:r>
       <w:r>
-        <w:t>แผนภาพ​กิจกรรม​การ​ติดตาม​สถานะ​และ​ยืนยัน​ผล​การ​ซ่อม</w:t>
+        <w:t>แผนภาพ​กิจกรรม​แดชบอร์ด​วิเคราะห์​ข้อมูล​และ​การ​ส่งออก​รายงาน</w:t>
       </w:r>
-      <w:bookmarkEnd w:id="52"/>
+      <w:bookmarkEnd w:id="53"/>
     </w:p>
     <w:p>
       <w:pPr>
@@ -34218,14 +35525,15 @@
         <w:keepNext/>
         <w:spacing w:before="240" w:after="60"/>
       </w:pPr>
-      <w:bookmarkStart w:id="53" w:name="_Toc240664741"/>
+      <w:bookmarkStart w:id="54" w:name="_Toc240667160"/>
       <w:r>
+        <w:lastRenderedPageBreak/>
         <w:t xml:space="preserve">5.5 </w:t>
       </w:r>
       <w:r>
-        <w:t>แผนภาพ​สถานะ​ของ​คำร้อง</w:t>
+        <w:t>การ​คัดกรอง​คำร้อง​และ​มอบหมาย​ช่าง</w:t>
       </w:r>
-      <w:bookmarkEnd w:id="53"/>
+      <w:bookmarkEnd w:id="54"/>
     </w:p>
     <w:p>
       <w:pPr>
@@ -34233,7 +35541,7 @@
         <w:jc w:val="thaiDistribute"/>
       </w:pPr>
       <w:r>
-        <w:t>ภาพ​ที่ 5.5 สรุป​สถานะ​ทั้ง 10 สถานะ​ของ​คำร้อง​และ​เหตุการณ์​ที่​ทำให้​เปลี่ยน​สถานะ ระบบ​ควบคุม​การ​เปลี่ยน​สถานะ​ทั้งหมด​ผ่าน​ฟังก์ชัน​เดียว​ที่​ฝั่ง​เซิร์ฟเวอร์ และ​ปฏิเสธ​การ​เปลี่ยน​สถานะ​ที่​ไม่​อยู่​ใน​แผนภาพ​นี้ เช่น ผู้แจ้ง​ไม่​สามารถ​ยกเลิก​คำร้อง​ที่​มอบหมาย​ช่าง​แล้ว</w:t>
+        <w:t>ภาพ​ที่ 5.5 แสดง​การ​ตัดสินใจ​ของ​ผู้ดูแลระบบ​ตาม​ลำดับ ได้แก่ คำร้อง​อยู่​ใน​ขอบเขต​งาน​ซ่อม​หรือ​ไม่ ซ้ำ​กับ​คำร้อง​ที่​เปิด​อยู่​หรือ​ไม่ และ​ข้อมูล​เพียงพอ​หรือ​ไม่ เมื่อ​ผ่าน​ทุก​เงื่อนไข ผู้ดูแลระบบ​จึง​รับเรื่อง​และ​มอบหมาย​ช่าง โดย​ระบบ​ช่วย​เรียง​รายชื่อ​ช่าง​ตาม​ความถนัด​และ​ภาระงาน กิจกรรม​นี้​เป็น​ตัว​เชื่อม​ระหว่าง​คำร้อง​ของ​ผู้แจ้ง​กับ​งาน​ของ​ช่าง</w:t>
       </w:r>
     </w:p>
     <w:p>
@@ -34248,10 +35556,10 @@
         </w:rPr>
         <w:lastRenderedPageBreak/>
         <w:drawing>
-          <wp:inline distT="0" distB="0" distL="0" distR="0" wp14:anchorId="054D04B2" wp14:editId="054D04B3">
-            <wp:extent cx="3457575" cy="6858000"/>
+          <wp:inline distT="0" distB="0" distL="0" distR="0" wp14:anchorId="364F1FD5" wp14:editId="364F1FD6">
+            <wp:extent cx="4048125" cy="7905750"/>
             <wp:effectExtent l="0" t="0" r="0" b="0"/>
-            <wp:docPr id="1734126152" name="รูปภาพ 1734126152"/>
+            <wp:docPr id="688761963" name="รูปภาพ 688761963"/>
             <wp:cNvGraphicFramePr>
               <a:graphicFrameLocks xmlns:a="http://schemas.openxmlformats.org/drawingml/2006/main" noChangeAspect="1"/>
             </wp:cNvGraphicFramePr>
@@ -34266,6 +35574,100 @@
                   </pic:nvPicPr>
                   <pic:blipFill>
                     <a:blip r:embed="rId13"/>
+                    <a:srcRect/>
+                    <a:stretch>
+                      <a:fillRect/>
+                    </a:stretch>
+                  </pic:blipFill>
+                  <pic:spPr bwMode="auto">
+                    <a:xfrm>
+                      <a:off x="0" y="0"/>
+                      <a:ext cx="4048125" cy="7905750"/>
+                    </a:xfrm>
+                    <a:prstGeom prst="rect">
+                      <a:avLst/>
+                    </a:prstGeom>
+                  </pic:spPr>
+                </pic:pic>
+              </a:graphicData>
+            </a:graphic>
+          </wp:inline>
+        </w:drawing>
+      </w:r>
+    </w:p>
+    <w:p>
+      <w:pPr>
+        <w:pStyle w:val="FigureCaption"/>
+        <w:spacing w:after="240"/>
+        <w:jc w:val="center"/>
+      </w:pPr>
+      <w:bookmarkStart w:id="55" w:name="_Toc240667186"/>
+      <w:r>
+        <w:rPr>
+          <w:b/>
+          <w:bCs/>
+        </w:rPr>
+        <w:t xml:space="preserve">ภาพ​ที่ 5.5 </w:t>
+      </w:r>
+      <w:r>
+        <w:t>แผนภาพ​กิจกรรม​การ​คัดกรอง​คำร้อง​และ​มอบหมาย​ช่าง</w:t>
+      </w:r>
+      <w:bookmarkEnd w:id="55"/>
+    </w:p>
+    <w:p>
+      <w:pPr>
+        <w:pStyle w:val="2"/>
+        <w:keepNext/>
+        <w:spacing w:before="240" w:after="60"/>
+      </w:pPr>
+      <w:bookmarkStart w:id="56" w:name="_Toc240667161"/>
+      <w:r>
+        <w:lastRenderedPageBreak/>
+        <w:t xml:space="preserve">5.6 </w:t>
+      </w:r>
+      <w:r>
+        <w:t>แผนภาพ​สถานะ​ของ​คำร้อง</w:t>
+      </w:r>
+      <w:bookmarkEnd w:id="56"/>
+    </w:p>
+    <w:p>
+      <w:pPr>
+        <w:ind w:firstLine="720"/>
+        <w:jc w:val="thaiDistribute"/>
+      </w:pPr>
+      <w:r>
+        <w:t>ภาพ​ที่ 5.6 สรุป​สถานะ​ทั้ง 10 สถานะ​ของ​คำร้อง​และ​เหตุการณ์​ที่​ทำให้​เปลี่ยน​สถานะ ระบบ​ควบคุม​การ​เปลี่ยน​สถานะ​ทั้งหมด​ผ่าน​ฟังก์ชัน​เดียว​ที่​ฝั่ง​เซิร์ฟเวอร์ และ​ปฏิเสธ​การ​เปลี่ยน​สถานะ​ที่​ไม่​อยู่​ใน​แผนภาพ​นี้ เช่น ผู้แจ้ง​ไม่​สามารถ​ยกเลิก​คำร้อง​ที่​มอบหมาย​ช่าง​แล้ว</w:t>
+      </w:r>
+    </w:p>
+    <w:p>
+      <w:pPr>
+        <w:keepNext/>
+        <w:spacing w:before="120"/>
+        <w:jc w:val="center"/>
+      </w:pPr>
+      <w:r>
+        <w:rPr>
+          <w:noProof/>
+        </w:rPr>
+        <w:drawing>
+          <wp:inline distT="0" distB="0" distL="0" distR="0" wp14:anchorId="364F1FD7" wp14:editId="364F1FD8">
+            <wp:extent cx="3457575" cy="6858000"/>
+            <wp:effectExtent l="0" t="0" r="0" b="0"/>
+            <wp:docPr id="2059350912" name="รูปภาพ 2059350912"/>
+            <wp:cNvGraphicFramePr>
+              <a:graphicFrameLocks xmlns:a="http://schemas.openxmlformats.org/drawingml/2006/main" noChangeAspect="1"/>
+            </wp:cNvGraphicFramePr>
+            <a:graphic xmlns:a="http://schemas.openxmlformats.org/drawingml/2006/main">
+              <a:graphicData uri="http://schemas.openxmlformats.org/drawingml/2006/picture">
+                <pic:pic xmlns:pic="http://schemas.openxmlformats.org/drawingml/2006/picture">
+                  <pic:nvPicPr>
+                    <pic:cNvPr id="0" name=""/>
+                    <pic:cNvPicPr>
+                      <a:picLocks noChangeAspect="1" noChangeArrowheads="1"/>
+                    </pic:cNvPicPr>
+                  </pic:nvPicPr>
+                  <pic:blipFill>
+                    <a:blip r:embed="rId14"/>
                     <a:srcRect/>
                     <a:stretch>
                       <a:fillRect/>
@@ -34293,18 +35695,18 @@
         <w:spacing w:after="240"/>
         <w:jc w:val="center"/>
       </w:pPr>
-      <w:bookmarkStart w:id="54" w:name="_Toc240664766"/>
+      <w:bookmarkStart w:id="57" w:name="_Toc240667187"/>
       <w:r>
         <w:rPr>
           <w:b/>
           <w:bCs/>
         </w:rPr>
-        <w:t xml:space="preserve">ภาพ​ที่ 5.5 </w:t>
+        <w:t xml:space="preserve">ภาพ​ที่ 5.6 </w:t>
       </w:r>
       <w:r>
         <w:t>แผนภาพ​สถานะ​ของ​คำร้อง​แจ้งซ่อม</w:t>
       </w:r>
-      <w:bookmarkEnd w:id="54"/>
+      <w:bookmarkEnd w:id="57"/>
     </w:p>
     <w:p>
       <w:pPr>
@@ -34313,7 +35715,7 @@
         <w:spacing w:after="360"/>
         <w:jc w:val="center"/>
       </w:pPr>
-      <w:bookmarkStart w:id="55" w:name="_Toc240664742"/>
+      <w:bookmarkStart w:id="58" w:name="_Toc240667162"/>
       <w:r>
         <w:lastRenderedPageBreak/>
         <w:t>บท​ที่ 6</w:t>
@@ -34324,7 +35726,7 @@
       <w:r>
         <w:t>สถาปัตยกรรมสารสนเทศ​และ​ผัง​การ​ใช้งาน</w:t>
       </w:r>
-      <w:bookmarkEnd w:id="55"/>
+      <w:bookmarkEnd w:id="58"/>
     </w:p>
     <w:p>
       <w:pPr>
@@ -34332,14 +35734,14 @@
         <w:keepNext/>
         <w:spacing w:before="240" w:after="60"/>
       </w:pPr>
-      <w:bookmarkStart w:id="56" w:name="_Toc240664743"/>
+      <w:bookmarkStart w:id="59" w:name="_Toc240667163"/>
       <w:r>
         <w:t xml:space="preserve">6.1 </w:t>
       </w:r>
       <w:r>
         <w:t>หลัก​การ​จัด​โครงสร้าง​สารสนเทศ</w:t>
       </w:r>
-      <w:bookmarkEnd w:id="56"/>
+      <w:bookmarkEnd w:id="59"/>
     </w:p>
     <w:p>
       <w:pPr>
@@ -34471,14 +35873,14 @@
         <w:keepNext/>
         <w:spacing w:before="240" w:after="60"/>
       </w:pPr>
-      <w:bookmarkStart w:id="57" w:name="_Toc240664744"/>
+      <w:bookmarkStart w:id="60" w:name="_Toc240667164"/>
       <w:r>
         <w:t xml:space="preserve">6.2 </w:t>
       </w:r>
       <w:r>
         <w:t>แผนผัง​เว็บไซต์</w:t>
       </w:r>
-      <w:bookmarkEnd w:id="57"/>
+      <w:bookmarkEnd w:id="60"/>
     </w:p>
     <w:p>
       <w:pPr>
@@ -34501,10 +35903,10 @@
         </w:rPr>
         <w:lastRenderedPageBreak/>
         <w:drawing>
-          <wp:inline distT="0" distB="0" distL="0" distR="0" wp14:anchorId="054D04B4" wp14:editId="054D04B5">
+          <wp:inline distT="0" distB="0" distL="0" distR="0" wp14:anchorId="364F1FD9" wp14:editId="364F1FDA">
             <wp:extent cx="5238750" cy="7505700"/>
             <wp:effectExtent l="0" t="0" r="0" b="0"/>
-            <wp:docPr id="616148482" name="รูปภาพ 616148482"/>
+            <wp:docPr id="1403199758" name="รูปภาพ 1403199758"/>
             <wp:cNvGraphicFramePr>
               <a:graphicFrameLocks xmlns:a="http://schemas.openxmlformats.org/drawingml/2006/main" noChangeAspect="1"/>
             </wp:cNvGraphicFramePr>
@@ -34518,7 +35920,7 @@
                     </pic:cNvPicPr>
                   </pic:nvPicPr>
                   <pic:blipFill>
-                    <a:blip r:embed="rId14"/>
+                    <a:blip r:embed="rId15"/>
                     <a:srcRect/>
                     <a:stretch>
                       <a:fillRect/>
@@ -34546,7 +35948,7 @@
         <w:spacing w:after="240"/>
         <w:jc w:val="center"/>
       </w:pPr>
-      <w:bookmarkStart w:id="58" w:name="_Toc240664767"/>
+      <w:bookmarkStart w:id="61" w:name="_Toc240667188"/>
       <w:r>
         <w:rPr>
           <w:b/>
@@ -34557,7 +35959,7 @@
       <w:r>
         <w:t>แผนผัง​เว็บไซต์​ของ​ระบบ​แจ้งซ่อม มช.</w:t>
       </w:r>
-      <w:bookmarkEnd w:id="58"/>
+      <w:bookmarkEnd w:id="61"/>
     </w:p>
     <w:p>
       <w:pPr>
@@ -34565,7 +35967,7 @@
         <w:keepNext/>
         <w:spacing w:before="200" w:after="60"/>
       </w:pPr>
-      <w:bookmarkStart w:id="59" w:name="_Toc240664795"/>
+      <w:bookmarkStart w:id="62" w:name="_Toc240667217"/>
       <w:r>
         <w:rPr>
           <w:b/>
@@ -34577,7 +35979,7 @@
       <w:r>
         <w:t>เมนู​หลัก​ของ​แต่ละ​บทบาท</w:t>
       </w:r>
-      <w:bookmarkEnd w:id="59"/>
+      <w:bookmarkEnd w:id="62"/>
     </w:p>
     <w:tbl>
       <w:tblPr>
@@ -34989,14 +36391,14 @@
         <w:keepNext/>
         <w:spacing w:before="240" w:after="60"/>
       </w:pPr>
-      <w:bookmarkStart w:id="60" w:name="_Toc240664745"/>
+      <w:bookmarkStart w:id="63" w:name="_Toc240667165"/>
       <w:r>
         <w:t xml:space="preserve">6.3 </w:t>
       </w:r>
       <w:r>
         <w:t>ผัง​การ​ใช้งาน</w:t>
       </w:r>
-      <w:bookmarkEnd w:id="60"/>
+      <w:bookmarkEnd w:id="63"/>
     </w:p>
     <w:p>
       <w:pPr>
@@ -35019,10 +36421,10 @@
         </w:rPr>
         <w:lastRenderedPageBreak/>
         <w:drawing>
-          <wp:inline distT="0" distB="0" distL="0" distR="0" wp14:anchorId="054D04B6" wp14:editId="054D04B7">
+          <wp:inline distT="0" distB="0" distL="0" distR="0" wp14:anchorId="364F1FDB" wp14:editId="364F1FDC">
             <wp:extent cx="4962525" cy="6667500"/>
             <wp:effectExtent l="0" t="0" r="0" b="0"/>
-            <wp:docPr id="1207050093" name="รูปภาพ 1207050093"/>
+            <wp:docPr id="116449054" name="รูปภาพ 116449054"/>
             <wp:cNvGraphicFramePr>
               <a:graphicFrameLocks xmlns:a="http://schemas.openxmlformats.org/drawingml/2006/main" noChangeAspect="1"/>
             </wp:cNvGraphicFramePr>
@@ -35036,7 +36438,7 @@
                     </pic:cNvPicPr>
                   </pic:nvPicPr>
                   <pic:blipFill>
-                    <a:blip r:embed="rId15"/>
+                    <a:blip r:embed="rId16"/>
                     <a:srcRect/>
                     <a:stretch>
                       <a:fillRect/>
@@ -35064,7 +36466,7 @@
         <w:spacing w:after="240"/>
         <w:jc w:val="center"/>
       </w:pPr>
-      <w:bookmarkStart w:id="61" w:name="_Toc240664768"/>
+      <w:bookmarkStart w:id="64" w:name="_Toc240667189"/>
       <w:r>
         <w:rPr>
           <w:b/>
@@ -35075,7 +36477,7 @@
       <w:r>
         <w:t>ผัง​การ​ใช้งาน​หลัก​ของ​ผู้แจ้ง ช่าง และ​ผู้ดูแลระบบ</w:t>
       </w:r>
-      <w:bookmarkEnd w:id="61"/>
+      <w:bookmarkEnd w:id="64"/>
     </w:p>
     <w:p>
       <w:pPr>
@@ -35092,7 +36494,7 @@
         <w:keepNext/>
         <w:spacing w:before="200" w:after="60"/>
       </w:pPr>
-      <w:bookmarkStart w:id="62" w:name="_Toc240664796"/>
+      <w:bookmarkStart w:id="65" w:name="_Toc240667218"/>
       <w:r>
         <w:rPr>
           <w:b/>
@@ -35104,7 +36506,7 @@
       <w:r>
         <w:t>เส้นทาง​ของ​งาน​หลัก​และ​จำนวน​หน้าจอ​ที่​ผ่าน</w:t>
       </w:r>
-      <w:bookmarkEnd w:id="62"/>
+      <w:bookmarkEnd w:id="65"/>
     </w:p>
     <w:tbl>
       <w:tblPr>
@@ -35710,7 +37112,7 @@
         <w:spacing w:after="360"/>
         <w:jc w:val="center"/>
       </w:pPr>
-      <w:bookmarkStart w:id="63" w:name="_Toc240664746"/>
+      <w:bookmarkStart w:id="66" w:name="_Toc240667166"/>
       <w:r>
         <w:lastRenderedPageBreak/>
         <w:t>บท​ที่ 7</w:t>
@@ -35721,7 +37123,7 @@
       <w:r>
         <w:t>โครงร่าง​หน้าจอ​และ​ต้นแบบ​เชิง​โต้ตอบ</w:t>
       </w:r>
-      <w:bookmarkEnd w:id="63"/>
+      <w:bookmarkEnd w:id="66"/>
     </w:p>
     <w:p>
       <w:pPr>
@@ -35729,14 +37131,14 @@
         <w:keepNext/>
         <w:spacing w:before="240" w:after="60"/>
       </w:pPr>
-      <w:bookmarkStart w:id="64" w:name="_Toc240664747"/>
+      <w:bookmarkStart w:id="67" w:name="_Toc240667167"/>
       <w:r>
         <w:t xml:space="preserve">7.1 </w:t>
       </w:r>
       <w:r>
         <w:t>แนวทาง​การ​ออกแบบ​ส่วน​ติดต่อ​ผู้ใช้</w:t>
       </w:r>
-      <w:bookmarkEnd w:id="64"/>
+      <w:bookmarkEnd w:id="67"/>
     </w:p>
     <w:p>
       <w:pPr>
@@ -35753,7 +37155,7 @@
         <w:keepNext/>
         <w:spacing w:before="200" w:after="60"/>
       </w:pPr>
-      <w:bookmarkStart w:id="65" w:name="_Toc240664797"/>
+      <w:bookmarkStart w:id="68" w:name="_Toc240667219"/>
       <w:r>
         <w:rPr>
           <w:b/>
@@ -35764,7 +37166,7 @@
       <w:r>
         <w:t>องค์ประกอบ​ของ​ระบบ​การ​ออกแบบ</w:t>
       </w:r>
-      <w:bookmarkEnd w:id="65"/>
+      <w:bookmarkEnd w:id="68"/>
     </w:p>
     <w:tbl>
       <w:tblPr>
@@ -36324,14 +37726,14 @@
         <w:keepNext/>
         <w:spacing w:before="240" w:after="60"/>
       </w:pPr>
-      <w:bookmarkStart w:id="66" w:name="_Toc240664748"/>
+      <w:bookmarkStart w:id="69" w:name="_Toc240667168"/>
       <w:r>
         <w:t xml:space="preserve">7.2 </w:t>
       </w:r>
       <w:r>
         <w:t>การ​สร้าง​หน้าจอ​ด้วย​ปลั๊กอิน Figma</w:t>
       </w:r>
-      <w:bookmarkEnd w:id="66"/>
+      <w:bookmarkEnd w:id="69"/>
     </w:p>
     <w:p>
       <w:pPr>
@@ -36348,7 +37750,7 @@
         <w:keepNext/>
         <w:spacing w:before="200" w:after="60"/>
       </w:pPr>
-      <w:bookmarkStart w:id="67" w:name="_Toc240664798"/>
+      <w:bookmarkStart w:id="70" w:name="_Toc240667220"/>
       <w:r>
         <w:rPr>
           <w:b/>
@@ -36360,7 +37762,7 @@
       <w:r>
         <w:t>จำนวน​หน้าจอ​ที่​ปลั๊กอิน Figma สร้าง​ใน​แต่ละ​ชุด</w:t>
       </w:r>
-      <w:bookmarkEnd w:id="67"/>
+      <w:bookmarkEnd w:id="70"/>
     </w:p>
     <w:tbl>
       <w:tblPr>
@@ -37167,14 +38569,14 @@
         <w:keepNext/>
         <w:spacing w:before="240" w:after="60"/>
       </w:pPr>
-      <w:bookmarkStart w:id="68" w:name="_Toc240664749"/>
+      <w:bookmarkStart w:id="71" w:name="_Toc240667169"/>
       <w:r>
         <w:t xml:space="preserve">7.3 </w:t>
       </w:r>
       <w:r>
         <w:t>โครงร่าง​หน้าจอ</w:t>
       </w:r>
-      <w:bookmarkEnd w:id="68"/>
+      <w:bookmarkEnd w:id="71"/>
     </w:p>
     <w:p>
       <w:pPr>
@@ -37196,10 +38598,10 @@
           <w:noProof/>
         </w:rPr>
         <w:drawing>
-          <wp:inline distT="0" distB="0" distL="0" distR="0" wp14:anchorId="054D04B8" wp14:editId="054D04B9">
+          <wp:inline distT="0" distB="0" distL="0" distR="0" wp14:anchorId="364F1FDD" wp14:editId="364F1FDE">
             <wp:extent cx="5238750" cy="2724150"/>
             <wp:effectExtent l="0" t="0" r="0" b="0"/>
-            <wp:docPr id="572299254" name="รูปภาพ 572299254"/>
+            <wp:docPr id="1248107726" name="รูปภาพ 1248107726"/>
             <wp:cNvGraphicFramePr>
               <a:graphicFrameLocks xmlns:a="http://schemas.openxmlformats.org/drawingml/2006/main" noChangeAspect="1"/>
             </wp:cNvGraphicFramePr>
@@ -37213,7 +38615,7 @@
                     </pic:cNvPicPr>
                   </pic:nvPicPr>
                   <pic:blipFill>
-                    <a:blip r:embed="rId16"/>
+                    <a:blip r:embed="rId17"/>
                     <a:srcRect/>
                     <a:stretch>
                       <a:fillRect/>
@@ -37241,7 +38643,7 @@
         <w:spacing w:after="240"/>
         <w:jc w:val="center"/>
       </w:pPr>
-      <w:bookmarkStart w:id="69" w:name="_Toc240664769"/>
+      <w:bookmarkStart w:id="72" w:name="_Toc240667190"/>
       <w:r>
         <w:rPr>
           <w:b/>
@@ -37252,7 +38654,7 @@
       <w:r>
         <w:t>โครงร่าง​หน้าจอ​ของ​ผู้แจ้ง​บน​มือถือ (หน้าแรก และ​แบบฟอร์ม​แจ้งซ่อม​ขั้น​ที่ 1–3)</w:t>
       </w:r>
-      <w:bookmarkEnd w:id="69"/>
+      <w:bookmarkEnd w:id="72"/>
     </w:p>
     <w:p>
       <w:pPr>
@@ -37266,10 +38668,10 @@
         </w:rPr>
         <w:lastRenderedPageBreak/>
         <w:drawing>
-          <wp:inline distT="0" distB="0" distL="0" distR="0" wp14:anchorId="054D04BA" wp14:editId="054D04BB">
+          <wp:inline distT="0" distB="0" distL="0" distR="0" wp14:anchorId="364F1FDF" wp14:editId="364F1FE0">
             <wp:extent cx="5238750" cy="3619500"/>
             <wp:effectExtent l="0" t="0" r="0" b="0"/>
-            <wp:docPr id="783529828" name="รูปภาพ 783529828"/>
+            <wp:docPr id="541155559" name="รูปภาพ 541155559"/>
             <wp:cNvGraphicFramePr>
               <a:graphicFrameLocks xmlns:a="http://schemas.openxmlformats.org/drawingml/2006/main" noChangeAspect="1"/>
             </wp:cNvGraphicFramePr>
@@ -37283,7 +38685,7 @@
                     </pic:cNvPicPr>
                   </pic:nvPicPr>
                   <pic:blipFill>
-                    <a:blip r:embed="rId17"/>
+                    <a:blip r:embed="rId18"/>
                     <a:srcRect/>
                     <a:stretch>
                       <a:fillRect/>
@@ -37311,7 +38713,7 @@
         <w:spacing w:after="240"/>
         <w:jc w:val="center"/>
       </w:pPr>
-      <w:bookmarkStart w:id="70" w:name="_Toc240664770"/>
+      <w:bookmarkStart w:id="73" w:name="_Toc240667191"/>
       <w:r>
         <w:rPr>
           <w:b/>
@@ -37322,7 +38724,7 @@
       <w:r>
         <w:t>โครงร่าง​หน้าจอ​ของ​ช่าง​บน​มือถือ (งาน​ของ​ฉัน รายละเอียด​งาน และ​บันทึก​งาน​ซ่อมเสร็จ)</w:t>
       </w:r>
-      <w:bookmarkEnd w:id="70"/>
+      <w:bookmarkEnd w:id="73"/>
     </w:p>
     <w:p>
       <w:pPr>
@@ -37335,10 +38737,10 @@
           <w:noProof/>
         </w:rPr>
         <w:drawing>
-          <wp:inline distT="0" distB="0" distL="0" distR="0" wp14:anchorId="054D04BC" wp14:editId="054D04BD">
+          <wp:inline distT="0" distB="0" distL="0" distR="0" wp14:anchorId="364F1FE1" wp14:editId="364F1FE2">
             <wp:extent cx="5238750" cy="3352800"/>
             <wp:effectExtent l="0" t="0" r="0" b="0"/>
-            <wp:docPr id="960342296" name="รูปภาพ 960342296"/>
+            <wp:docPr id="2021156411" name="รูปภาพ 2021156411"/>
             <wp:cNvGraphicFramePr>
               <a:graphicFrameLocks xmlns:a="http://schemas.openxmlformats.org/drawingml/2006/main" noChangeAspect="1"/>
             </wp:cNvGraphicFramePr>
@@ -37352,7 +38754,7 @@
                     </pic:cNvPicPr>
                   </pic:nvPicPr>
                   <pic:blipFill>
-                    <a:blip r:embed="rId18"/>
+                    <a:blip r:embed="rId19"/>
                     <a:srcRect/>
                     <a:stretch>
                       <a:fillRect/>
@@ -37380,7 +38782,7 @@
         <w:spacing w:after="240"/>
         <w:jc w:val="center"/>
       </w:pPr>
-      <w:bookmarkStart w:id="71" w:name="_Toc240664771"/>
+      <w:bookmarkStart w:id="74" w:name="_Toc240667192"/>
       <w:r>
         <w:rPr>
           <w:b/>
@@ -37391,7 +38793,7 @@
       <w:r>
         <w:t>โครงร่าง​หน้าจอ​คำร้อง​ทั้งหมด​ของ​ผู้ดูแลระบบ​บน​คอมพิวเตอร์</w:t>
       </w:r>
-      <w:bookmarkEnd w:id="71"/>
+      <w:bookmarkEnd w:id="74"/>
     </w:p>
     <w:p>
       <w:pPr>
@@ -37399,7 +38801,7 @@
         <w:keepNext/>
         <w:spacing w:before="240" w:after="60"/>
       </w:pPr>
-      <w:bookmarkStart w:id="72" w:name="_Toc240664750"/>
+      <w:bookmarkStart w:id="75" w:name="_Toc240667170"/>
       <w:r>
         <w:lastRenderedPageBreak/>
         <w:t xml:space="preserve">7.4 </w:t>
@@ -37407,7 +38809,7 @@
       <w:r>
         <w:t>ส่วน​ติดต่อ​ผู้ใช้</w:t>
       </w:r>
-      <w:bookmarkEnd w:id="72"/>
+      <w:bookmarkEnd w:id="75"/>
     </w:p>
     <w:p>
       <w:pPr>
@@ -37429,79 +38831,10 @@
           <w:noProof/>
         </w:rPr>
         <w:drawing>
-          <wp:inline distT="0" distB="0" distL="0" distR="0" wp14:anchorId="054D04BE" wp14:editId="054D04BF">
+          <wp:inline distT="0" distB="0" distL="0" distR="0" wp14:anchorId="364F1FE3" wp14:editId="364F1FE4">
             <wp:extent cx="5238750" cy="2724150"/>
             <wp:effectExtent l="0" t="0" r="0" b="0"/>
-            <wp:docPr id="2104547092" name="รูปภาพ 2104547092"/>
-            <wp:cNvGraphicFramePr>
-              <a:graphicFrameLocks xmlns:a="http://schemas.openxmlformats.org/drawingml/2006/main" noChangeAspect="1"/>
-            </wp:cNvGraphicFramePr>
-            <a:graphic xmlns:a="http://schemas.openxmlformats.org/drawingml/2006/main">
-              <a:graphicData uri="http://schemas.openxmlformats.org/drawingml/2006/picture">
-                <pic:pic xmlns:pic="http://schemas.openxmlformats.org/drawingml/2006/picture">
-                  <pic:nvPicPr>
-                    <pic:cNvPr id="0" name=""/>
-                    <pic:cNvPicPr>
-                      <a:picLocks noChangeAspect="1" noChangeArrowheads="1"/>
-                    </pic:cNvPicPr>
-                  </pic:nvPicPr>
-                  <pic:blipFill>
-                    <a:blip r:embed="rId19"/>
-                    <a:srcRect/>
-                    <a:stretch>
-                      <a:fillRect/>
-                    </a:stretch>
-                  </pic:blipFill>
-                  <pic:spPr bwMode="auto">
-                    <a:xfrm>
-                      <a:off x="0" y="0"/>
-                      <a:ext cx="5238750" cy="2724150"/>
-                    </a:xfrm>
-                    <a:prstGeom prst="rect">
-                      <a:avLst/>
-                    </a:prstGeom>
-                  </pic:spPr>
-                </pic:pic>
-              </a:graphicData>
-            </a:graphic>
-          </wp:inline>
-        </w:drawing>
-      </w:r>
-    </w:p>
-    <w:p>
-      <w:pPr>
-        <w:pStyle w:val="FigureCaption"/>
-        <w:spacing w:after="240"/>
-        <w:jc w:val="center"/>
-      </w:pPr>
-      <w:bookmarkStart w:id="73" w:name="_Toc240664772"/>
-      <w:r>
-        <w:rPr>
-          <w:b/>
-          <w:bCs/>
-        </w:rPr>
-        <w:t xml:space="preserve">ภาพ​ที่ 7.4 </w:t>
-      </w:r>
-      <w:r>
-        <w:t>หน้าจอ​ผู้แจ้ง: หน้าแรก เลือก​ประเภท​ปัญหา พบ​คำร้อง​ซ้ำ และ​ส่ง​คำร้อง​สำเร็จ</w:t>
-      </w:r>
-      <w:bookmarkEnd w:id="73"/>
-    </w:p>
-    <w:p>
-      <w:pPr>
-        <w:keepNext/>
-        <w:spacing w:before="120"/>
-        <w:jc w:val="center"/>
-      </w:pPr>
-      <w:r>
-        <w:rPr>
-          <w:noProof/>
-        </w:rPr>
-        <w:drawing>
-          <wp:inline distT="0" distB="0" distL="0" distR="0" wp14:anchorId="054D04C0" wp14:editId="054D04C1">
-            <wp:extent cx="5238750" cy="2724150"/>
-            <wp:effectExtent l="0" t="0" r="0" b="0"/>
-            <wp:docPr id="693275667" name="รูปภาพ 693275667"/>
+            <wp:docPr id="1158162536" name="รูปภาพ 1158162536"/>
             <wp:cNvGraphicFramePr>
               <a:graphicFrameLocks xmlns:a="http://schemas.openxmlformats.org/drawingml/2006/main" noChangeAspect="1"/>
             </wp:cNvGraphicFramePr>
@@ -37543,18 +38876,18 @@
         <w:spacing w:after="240"/>
         <w:jc w:val="center"/>
       </w:pPr>
-      <w:bookmarkStart w:id="74" w:name="_Toc240664773"/>
+      <w:bookmarkStart w:id="76" w:name="_Toc240667193"/>
       <w:r>
         <w:rPr>
           <w:b/>
           <w:bCs/>
         </w:rPr>
-        <w:t xml:space="preserve">ภาพ​ที่ 7.5 </w:t>
+        <w:t xml:space="preserve">ภาพ​ที่ 7.4 </w:t>
       </w:r>
       <w:r>
-        <w:t>หน้าจอ​ผู้แจ้ง: ติดตาม​สถานะ ซ่อมเสร็จ​รอ​ยืนยัน ให้​คะแนน และ​ประวัติ</w:t>
+        <w:t>หน้าจอ​ผู้แจ้ง: หน้าแรก เลือก​ประเภท​ปัญหา พบ​คำร้อง​ซ้ำ และ​ส่ง​คำร้อง​สำเร็จ</w:t>
       </w:r>
-      <w:bookmarkEnd w:id="74"/>
+      <w:bookmarkEnd w:id="76"/>
     </w:p>
     <w:p>
       <w:pPr>
@@ -37566,12 +38899,11 @@
         <w:rPr>
           <w:noProof/>
         </w:rPr>
-        <w:lastRenderedPageBreak/>
         <w:drawing>
-          <wp:inline distT="0" distB="0" distL="0" distR="0" wp14:anchorId="054D04C2" wp14:editId="054D04C3">
-            <wp:extent cx="5238750" cy="3352800"/>
+          <wp:inline distT="0" distB="0" distL="0" distR="0" wp14:anchorId="364F1FE5" wp14:editId="364F1FE6">
+            <wp:extent cx="5238750" cy="2724150"/>
             <wp:effectExtent l="0" t="0" r="0" b="0"/>
-            <wp:docPr id="1732934896" name="รูปภาพ 1732934896"/>
+            <wp:docPr id="1124197430" name="รูปภาพ 1124197430"/>
             <wp:cNvGraphicFramePr>
               <a:graphicFrameLocks xmlns:a="http://schemas.openxmlformats.org/drawingml/2006/main" noChangeAspect="1"/>
             </wp:cNvGraphicFramePr>
@@ -37586,6 +38918,76 @@
                   </pic:nvPicPr>
                   <pic:blipFill>
                     <a:blip r:embed="rId21"/>
+                    <a:srcRect/>
+                    <a:stretch>
+                      <a:fillRect/>
+                    </a:stretch>
+                  </pic:blipFill>
+                  <pic:spPr bwMode="auto">
+                    <a:xfrm>
+                      <a:off x="0" y="0"/>
+                      <a:ext cx="5238750" cy="2724150"/>
+                    </a:xfrm>
+                    <a:prstGeom prst="rect">
+                      <a:avLst/>
+                    </a:prstGeom>
+                  </pic:spPr>
+                </pic:pic>
+              </a:graphicData>
+            </a:graphic>
+          </wp:inline>
+        </w:drawing>
+      </w:r>
+    </w:p>
+    <w:p>
+      <w:pPr>
+        <w:pStyle w:val="FigureCaption"/>
+        <w:spacing w:after="240"/>
+        <w:jc w:val="center"/>
+      </w:pPr>
+      <w:bookmarkStart w:id="77" w:name="_Toc240667194"/>
+      <w:r>
+        <w:rPr>
+          <w:b/>
+          <w:bCs/>
+        </w:rPr>
+        <w:t xml:space="preserve">ภาพ​ที่ 7.5 </w:t>
+      </w:r>
+      <w:r>
+        <w:t>หน้าจอ​ผู้แจ้ง: ติดตาม​สถานะ ซ่อมเสร็จ​รอ​ยืนยัน ให้​คะแนน และ​ประวัติ</w:t>
+      </w:r>
+      <w:bookmarkEnd w:id="77"/>
+    </w:p>
+    <w:p>
+      <w:pPr>
+        <w:keepNext/>
+        <w:spacing w:before="120"/>
+        <w:jc w:val="center"/>
+      </w:pPr>
+      <w:r>
+        <w:rPr>
+          <w:noProof/>
+        </w:rPr>
+        <w:lastRenderedPageBreak/>
+        <w:drawing>
+          <wp:inline distT="0" distB="0" distL="0" distR="0" wp14:anchorId="364F1FE7" wp14:editId="364F1FE8">
+            <wp:extent cx="5238750" cy="3352800"/>
+            <wp:effectExtent l="0" t="0" r="0" b="0"/>
+            <wp:docPr id="562654567" name="รูปภาพ 562654567"/>
+            <wp:cNvGraphicFramePr>
+              <a:graphicFrameLocks xmlns:a="http://schemas.openxmlformats.org/drawingml/2006/main" noChangeAspect="1"/>
+            </wp:cNvGraphicFramePr>
+            <a:graphic xmlns:a="http://schemas.openxmlformats.org/drawingml/2006/main">
+              <a:graphicData uri="http://schemas.openxmlformats.org/drawingml/2006/picture">
+                <pic:pic xmlns:pic="http://schemas.openxmlformats.org/drawingml/2006/picture">
+                  <pic:nvPicPr>
+                    <pic:cNvPr id="0" name=""/>
+                    <pic:cNvPicPr>
+                      <a:picLocks noChangeAspect="1" noChangeArrowheads="1"/>
+                    </pic:cNvPicPr>
+                  </pic:nvPicPr>
+                  <pic:blipFill>
+                    <a:blip r:embed="rId22"/>
                     <a:srcRect/>
                     <a:stretch>
                       <a:fillRect/>
@@ -37613,7 +39015,7 @@
         <w:spacing w:after="240"/>
         <w:jc w:val="center"/>
       </w:pPr>
-      <w:bookmarkStart w:id="75" w:name="_Toc240664774"/>
+      <w:bookmarkStart w:id="78" w:name="_Toc240667195"/>
       <w:r>
         <w:rPr>
           <w:b/>
@@ -37624,7 +39026,7 @@
       <w:r>
         <w:t>หน้าจอ​ติดตาม​สถานะ​ของ​ผู้แจ้ง​บน​คอมพิวเตอร์</w:t>
       </w:r>
-      <w:bookmarkEnd w:id="75"/>
+      <w:bookmarkEnd w:id="78"/>
     </w:p>
     <w:p>
       <w:pPr>
@@ -37637,10 +39039,10 @@
           <w:noProof/>
         </w:rPr>
         <w:drawing>
-          <wp:inline distT="0" distB="0" distL="0" distR="0" wp14:anchorId="054D04C4" wp14:editId="054D04C5">
+          <wp:inline distT="0" distB="0" distL="0" distR="0" wp14:anchorId="364F1FE9" wp14:editId="364F1FEA">
             <wp:extent cx="5238750" cy="2724150"/>
             <wp:effectExtent l="0" t="0" r="0" b="0"/>
-            <wp:docPr id="1783534580" name="รูปภาพ 1783534580"/>
+            <wp:docPr id="401624780" name="รูปภาพ 401624780"/>
             <wp:cNvGraphicFramePr>
               <a:graphicFrameLocks xmlns:a="http://schemas.openxmlformats.org/drawingml/2006/main" noChangeAspect="1"/>
             </wp:cNvGraphicFramePr>
@@ -37654,7 +39056,7 @@
                     </pic:cNvPicPr>
                   </pic:nvPicPr>
                   <pic:blipFill>
-                    <a:blip r:embed="rId22"/>
+                    <a:blip r:embed="rId23"/>
                     <a:srcRect/>
                     <a:stretch>
                       <a:fillRect/>
@@ -37682,7 +39084,7 @@
         <w:spacing w:after="240"/>
         <w:jc w:val="center"/>
       </w:pPr>
-      <w:bookmarkStart w:id="76" w:name="_Toc240664775"/>
+      <w:bookmarkStart w:id="79" w:name="_Toc240667196"/>
       <w:r>
         <w:rPr>
           <w:b/>
@@ -37693,7 +39095,7 @@
       <w:r>
         <w:t>หน้าจอ​ช่าง: งาน​ของ​ฉัน กำลังซ่อม รออะไหล่ และ​บันทึก​งาน​ซ่อมเสร็จ</w:t>
       </w:r>
-      <w:bookmarkEnd w:id="76"/>
+      <w:bookmarkEnd w:id="79"/>
     </w:p>
     <w:p>
       <w:pPr>
@@ -37707,79 +39109,10 @@
         </w:rPr>
         <w:lastRenderedPageBreak/>
         <w:drawing>
-          <wp:inline distT="0" distB="0" distL="0" distR="0" wp14:anchorId="054D04C6" wp14:editId="054D04C7">
+          <wp:inline distT="0" distB="0" distL="0" distR="0" wp14:anchorId="364F1FEB" wp14:editId="364F1FEC">
             <wp:extent cx="5238750" cy="3352800"/>
             <wp:effectExtent l="0" t="0" r="0" b="0"/>
-            <wp:docPr id="1556363508" name="รูปภาพ 1556363508"/>
-            <wp:cNvGraphicFramePr>
-              <a:graphicFrameLocks xmlns:a="http://schemas.openxmlformats.org/drawingml/2006/main" noChangeAspect="1"/>
-            </wp:cNvGraphicFramePr>
-            <a:graphic xmlns:a="http://schemas.openxmlformats.org/drawingml/2006/main">
-              <a:graphicData uri="http://schemas.openxmlformats.org/drawingml/2006/picture">
-                <pic:pic xmlns:pic="http://schemas.openxmlformats.org/drawingml/2006/picture">
-                  <pic:nvPicPr>
-                    <pic:cNvPr id="0" name=""/>
-                    <pic:cNvPicPr>
-                      <a:picLocks noChangeAspect="1" noChangeArrowheads="1"/>
-                    </pic:cNvPicPr>
-                  </pic:nvPicPr>
-                  <pic:blipFill>
-                    <a:blip r:embed="rId23"/>
-                    <a:srcRect/>
-                    <a:stretch>
-                      <a:fillRect/>
-                    </a:stretch>
-                  </pic:blipFill>
-                  <pic:spPr bwMode="auto">
-                    <a:xfrm>
-                      <a:off x="0" y="0"/>
-                      <a:ext cx="5238750" cy="3352800"/>
-                    </a:xfrm>
-                    <a:prstGeom prst="rect">
-                      <a:avLst/>
-                    </a:prstGeom>
-                  </pic:spPr>
-                </pic:pic>
-              </a:graphicData>
-            </a:graphic>
-          </wp:inline>
-        </w:drawing>
-      </w:r>
-    </w:p>
-    <w:p>
-      <w:pPr>
-        <w:pStyle w:val="FigureCaption"/>
-        <w:spacing w:after="240"/>
-        <w:jc w:val="center"/>
-      </w:pPr>
-      <w:bookmarkStart w:id="77" w:name="_Toc240664776"/>
-      <w:r>
-        <w:rPr>
-          <w:b/>
-          <w:bCs/>
-        </w:rPr>
-        <w:t xml:space="preserve">ภาพ​ที่ 7.8 </w:t>
-      </w:r>
-      <w:r>
-        <w:t>หน้าจอ​แดชบอร์ด​ของ​ผู้ดูแลระบบ</w:t>
-      </w:r>
-      <w:bookmarkEnd w:id="77"/>
-    </w:p>
-    <w:p>
-      <w:pPr>
-        <w:keepNext/>
-        <w:spacing w:before="120"/>
-        <w:jc w:val="center"/>
-      </w:pPr>
-      <w:r>
-        <w:rPr>
-          <w:noProof/>
-        </w:rPr>
-        <w:drawing>
-          <wp:inline distT="0" distB="0" distL="0" distR="0" wp14:anchorId="054D04C8" wp14:editId="054D04C9">
-            <wp:extent cx="5238750" cy="3352800"/>
-            <wp:effectExtent l="0" t="0" r="0" b="0"/>
-            <wp:docPr id="1750051699" name="รูปภาพ 1750051699"/>
+            <wp:docPr id="1769886865" name="รูปภาพ 1769886865"/>
             <wp:cNvGraphicFramePr>
               <a:graphicFrameLocks xmlns:a="http://schemas.openxmlformats.org/drawingml/2006/main" noChangeAspect="1"/>
             </wp:cNvGraphicFramePr>
@@ -37821,7 +39154,76 @@
         <w:spacing w:after="240"/>
         <w:jc w:val="center"/>
       </w:pPr>
-      <w:bookmarkStart w:id="78" w:name="_Toc240664777"/>
+      <w:bookmarkStart w:id="80" w:name="_Toc240667197"/>
+      <w:r>
+        <w:rPr>
+          <w:b/>
+          <w:bCs/>
+        </w:rPr>
+        <w:t xml:space="preserve">ภาพ​ที่ 7.8 </w:t>
+      </w:r>
+      <w:r>
+        <w:t>หน้าจอ​แดชบอร์ด​ของ​ผู้ดูแลระบบ</w:t>
+      </w:r>
+      <w:bookmarkEnd w:id="80"/>
+    </w:p>
+    <w:p>
+      <w:pPr>
+        <w:keepNext/>
+        <w:spacing w:before="120"/>
+        <w:jc w:val="center"/>
+      </w:pPr>
+      <w:r>
+        <w:rPr>
+          <w:noProof/>
+        </w:rPr>
+        <w:drawing>
+          <wp:inline distT="0" distB="0" distL="0" distR="0" wp14:anchorId="364F1FED" wp14:editId="364F1FEE">
+            <wp:extent cx="5238750" cy="3352800"/>
+            <wp:effectExtent l="0" t="0" r="0" b="0"/>
+            <wp:docPr id="1001174448" name="รูปภาพ 1001174448"/>
+            <wp:cNvGraphicFramePr>
+              <a:graphicFrameLocks xmlns:a="http://schemas.openxmlformats.org/drawingml/2006/main" noChangeAspect="1"/>
+            </wp:cNvGraphicFramePr>
+            <a:graphic xmlns:a="http://schemas.openxmlformats.org/drawingml/2006/main">
+              <a:graphicData uri="http://schemas.openxmlformats.org/drawingml/2006/picture">
+                <pic:pic xmlns:pic="http://schemas.openxmlformats.org/drawingml/2006/picture">
+                  <pic:nvPicPr>
+                    <pic:cNvPr id="0" name=""/>
+                    <pic:cNvPicPr>
+                      <a:picLocks noChangeAspect="1" noChangeArrowheads="1"/>
+                    </pic:cNvPicPr>
+                  </pic:nvPicPr>
+                  <pic:blipFill>
+                    <a:blip r:embed="rId25"/>
+                    <a:srcRect/>
+                    <a:stretch>
+                      <a:fillRect/>
+                    </a:stretch>
+                  </pic:blipFill>
+                  <pic:spPr bwMode="auto">
+                    <a:xfrm>
+                      <a:off x="0" y="0"/>
+                      <a:ext cx="5238750" cy="3352800"/>
+                    </a:xfrm>
+                    <a:prstGeom prst="rect">
+                      <a:avLst/>
+                    </a:prstGeom>
+                  </pic:spPr>
+                </pic:pic>
+              </a:graphicData>
+            </a:graphic>
+          </wp:inline>
+        </w:drawing>
+      </w:r>
+    </w:p>
+    <w:p>
+      <w:pPr>
+        <w:pStyle w:val="FigureCaption"/>
+        <w:spacing w:after="240"/>
+        <w:jc w:val="center"/>
+      </w:pPr>
+      <w:bookmarkStart w:id="81" w:name="_Toc240667198"/>
       <w:r>
         <w:rPr>
           <w:b/>
@@ -37832,7 +39234,7 @@
       <w:r>
         <w:t>หน้าจอ​มอบหมาย​ช่าง​ใน​แผง​จัดการ​คำร้อง</w:t>
       </w:r>
-      <w:bookmarkEnd w:id="78"/>
+      <w:bookmarkEnd w:id="81"/>
     </w:p>
     <w:p>
       <w:pPr>
@@ -37840,7 +39242,7 @@
         <w:keepNext/>
         <w:spacing w:before="240" w:after="60"/>
       </w:pPr>
-      <w:bookmarkStart w:id="79" w:name="_Toc240664751"/>
+      <w:bookmarkStart w:id="82" w:name="_Toc240667171"/>
       <w:r>
         <w:lastRenderedPageBreak/>
         <w:t xml:space="preserve">7.5 </w:t>
@@ -37848,7 +39250,7 @@
       <w:r>
         <w:t>ต้นแบบ​เชิง​โต้ตอบ</w:t>
       </w:r>
-      <w:bookmarkEnd w:id="79"/>
+      <w:bookmarkEnd w:id="82"/>
     </w:p>
     <w:p>
       <w:pPr>
@@ -37921,7 +39323,7 @@
         <w:spacing w:after="360"/>
         <w:jc w:val="center"/>
       </w:pPr>
-      <w:bookmarkStart w:id="80" w:name="_Toc240664752"/>
+      <w:bookmarkStart w:id="83" w:name="_Toc240667172"/>
       <w:r>
         <w:lastRenderedPageBreak/>
         <w:t>บท​ที่ 8</w:t>
@@ -37932,7 +39334,7 @@
       <w:r>
         <w:t>สรุปผล​และ​ข้อเสนอแนะ</w:t>
       </w:r>
-      <w:bookmarkEnd w:id="80"/>
+      <w:bookmarkEnd w:id="83"/>
     </w:p>
     <w:p>
       <w:pPr>
@@ -37940,14 +39342,14 @@
         <w:keepNext/>
         <w:spacing w:before="240" w:after="60"/>
       </w:pPr>
-      <w:bookmarkStart w:id="81" w:name="_Toc240664753"/>
+      <w:bookmarkStart w:id="84" w:name="_Toc240667173"/>
       <w:r>
         <w:t xml:space="preserve">8.1 </w:t>
       </w:r>
       <w:r>
         <w:t>สรุปผล​การ​ดำเนิน​งาน</w:t>
       </w:r>
-      <w:bookmarkEnd w:id="81"/>
+      <w:bookmarkEnd w:id="84"/>
     </w:p>
     <w:p>
       <w:pPr>
@@ -37955,7 +39357,7 @@
         <w:jc w:val="thaiDistribute"/>
       </w:pPr>
       <w:r>
-        <w:t>คณะ​ผู้จัดทำ​ได้​วิเคราะห์​และ​ออกแบบ​ระบบ​แจ้งซ่อม​อัจฉริยะ มหาวิทยาลัย​เชียงใหม่ ครบ​ตาม​วัตถุประสงค์​ที่​กำหนด ระบบ​รองรับ​ฟังก์ชัน​หลัก 3 ฟังก์ชัน ได้แก่ การ​แจ้งซ่อม การ​ติดตาม​สถานะ และ​การ​จัดการ​งาน​ของ​ช่าง รวมถึง​ฟังก์ชัน​เพิ่มเติม คือ แดชบอร์ด​วิเคราะห์​ข้อมูล​พร้อม​การ​ส่งออก​รายงาน ผล​การ​วิเคราะห์​ประกอบด้วย​ความต้องการ​เชิง​ฟังก์ชัน 27 รายการ ความต้องการ​ที่​ไม่ใช่​เชิง​ฟังก์ชัน 20 รายการ ยูสเคส 27 รายการ แผนภาพ​กิจกรรม 4 แผนภาพ แผนภาพ​สถานะ แผนผัง​เว็บไซต์ ผัง​การ​ใช้งาน และ​หน้าจอ 76 หน้าจอ</w:t>
+        <w:t>คณะ​ผู้จัดทำ​ได้​วิเคราะห์​และ​ออกแบบ​ระบบ​แจ้งซ่อม​อัจฉริยะ มหาวิทยาลัย​เชียงใหม่ ครบ​ตาม​วัตถุประสงค์​ที่​กำหนด ระบบ​รองรับ​ฟังก์ชัน​หลัก 3 ฟังก์ชัน ได้แก่ การ​แจ้งซ่อม การ​ติดตาม​สถานะ และ​การ​จัดการ​งาน​ของ​ช่าง รวมถึง​ฟังก์ชัน​เพิ่มเติม คือ แดชบอร์ด​วิเคราะห์​ข้อมูล​พร้อม​การ​ส่งออก​รายงาน ผล​การ​วิเคราะห์​ประกอบด้วย​ความต้องการ​เชิง​ฟังก์ชัน 27 รายการ ความต้องการ​ที่​ไม่ใช่​เชิง​ฟังก์ชัน 20 รายการ ยูสเคส 27 รายการ แผนภาพ​กิจกรรม 5 แผนภาพ แผนภาพ​สถานะ แผนผัง​เว็บไซต์ ผัง​การ​ใช้งาน และ​หน้าจอ 76 หน้าจอ</w:t>
       </w:r>
       <w:r>
         <w:t>​</w:t>
@@ -37970,14 +39372,14 @@
         <w:keepNext/>
         <w:spacing w:before="240" w:after="60"/>
       </w:pPr>
-      <w:bookmarkStart w:id="82" w:name="_Toc240664754"/>
+      <w:bookmarkStart w:id="85" w:name="_Toc240667174"/>
       <w:r>
         <w:t xml:space="preserve">8.2 </w:t>
       </w:r>
       <w:r>
         <w:t>ผล​การ​ทดสอบ​ตาม​สถานการณ์​สาธิต</w:t>
       </w:r>
-      <w:bookmarkEnd w:id="82"/>
+      <w:bookmarkEnd w:id="85"/>
     </w:p>
     <w:p>
       <w:pPr>
@@ -37994,7 +39396,7 @@
         <w:keepNext/>
         <w:spacing w:before="200" w:after="60"/>
       </w:pPr>
-      <w:bookmarkStart w:id="83" w:name="_Toc240664799"/>
+      <w:bookmarkStart w:id="86" w:name="_Toc240667221"/>
       <w:r>
         <w:rPr>
           <w:b/>
@@ -38005,7 +39407,7 @@
       <w:r>
         <w:t>ผล​การ​ทดสอบ​ตาม​สถานการณ์​สาธิต</w:t>
       </w:r>
-      <w:bookmarkEnd w:id="83"/>
+      <w:bookmarkEnd w:id="86"/>
     </w:p>
     <w:tbl>
       <w:tblPr>
@@ -39515,14 +40917,14 @@
         <w:keepNext/>
         <w:spacing w:before="240" w:after="60"/>
       </w:pPr>
-      <w:bookmarkStart w:id="84" w:name="_Toc240664755"/>
+      <w:bookmarkStart w:id="87" w:name="_Toc240667175"/>
       <w:r>
         <w:t xml:space="preserve">8.3 </w:t>
       </w:r>
       <w:r>
         <w:t>ปัญหา​และ​ข้อจำกัด</w:t>
       </w:r>
-      <w:bookmarkEnd w:id="84"/>
+      <w:bookmarkEnd w:id="87"/>
     </w:p>
     <w:p>
       <w:pPr>
@@ -39582,14 +40984,14 @@
         <w:keepNext/>
         <w:spacing w:before="240" w:after="60"/>
       </w:pPr>
-      <w:bookmarkStart w:id="85" w:name="_Toc240664756"/>
+      <w:bookmarkStart w:id="88" w:name="_Toc240667176"/>
       <w:r>
         <w:t xml:space="preserve">8.4 </w:t>
       </w:r>
       <w:r>
         <w:t>ข้อเสนอแนะ</w:t>
       </w:r>
-      <w:bookmarkEnd w:id="85"/>
+      <w:bookmarkEnd w:id="88"/>
     </w:p>
     <w:p>
       <w:pPr>
@@ -39663,12 +41065,12 @@
         <w:spacing w:after="360"/>
         <w:jc w:val="center"/>
       </w:pPr>
-      <w:bookmarkStart w:id="86" w:name="_Toc240664757"/>
+      <w:bookmarkStart w:id="89" w:name="_Toc240667177"/>
       <w:r>
         <w:lastRenderedPageBreak/>
         <w:t>บรรณานุกรม</w:t>
       </w:r>
-      <w:bookmarkEnd w:id="86"/>
+      <w:bookmarkEnd w:id="89"/>
     </w:p>
     <w:p>
       <w:pPr>
@@ -39758,12 +41160,12 @@
         <w:spacing w:after="360"/>
         <w:jc w:val="center"/>
       </w:pPr>
-      <w:bookmarkStart w:id="87" w:name="_Toc240664758"/>
+      <w:bookmarkStart w:id="90" w:name="_Toc240667178"/>
       <w:r>
         <w:lastRenderedPageBreak/>
         <w:t>ภาคผนวก ก เทคโนโลยี​และ​สถาปัตยกรรม​ของ​ระบบ</w:t>
       </w:r>
-      <w:bookmarkEnd w:id="87"/>
+      <w:bookmarkEnd w:id="90"/>
     </w:p>
     <w:p>
       <w:pPr>
@@ -39780,7 +41182,7 @@
         <w:keepNext/>
         <w:spacing w:before="200" w:after="60"/>
       </w:pPr>
-      <w:bookmarkStart w:id="88" w:name="_Toc240664800"/>
+      <w:bookmarkStart w:id="91" w:name="_Toc240667222"/>
       <w:r>
         <w:rPr>
           <w:b/>
@@ -39791,7 +41193,7 @@
       <w:r>
         <w:t>เทคโนโลยี​ที่​ใช้​พัฒนา​ระบบ</w:t>
       </w:r>
-      <w:bookmarkEnd w:id="88"/>
+      <w:bookmarkEnd w:id="91"/>
     </w:p>
     <w:tbl>
       <w:tblPr>
@@ -40450,12 +41852,12 @@
         <w:spacing w:after="360"/>
         <w:jc w:val="center"/>
       </w:pPr>
-      <w:bookmarkStart w:id="89" w:name="_Toc240664759"/>
+      <w:bookmarkStart w:id="92" w:name="_Toc240667179"/>
       <w:r>
         <w:lastRenderedPageBreak/>
         <w:t>ภาคผนวก ข โครงสร้าง​ฐานข้อมูล</w:t>
       </w:r>
-      <w:bookmarkEnd w:id="89"/>
+      <w:bookmarkEnd w:id="92"/>
     </w:p>
     <w:p>
       <w:pPr>
@@ -40472,7 +41874,7 @@
         <w:keepNext/>
         <w:spacing w:before="200" w:after="60"/>
       </w:pPr>
-      <w:bookmarkStart w:id="90" w:name="_Toc240664801"/>
+      <w:bookmarkStart w:id="93" w:name="_Toc240667223"/>
       <w:r>
         <w:rPr>
           <w:b/>
@@ -40483,7 +41885,7 @@
       <w:r>
         <w:t>ตาราง​ใน​ฐานข้อมูล</w:t>
       </w:r>
-      <w:bookmarkEnd w:id="90"/>
+      <w:bookmarkEnd w:id="93"/>
     </w:p>
     <w:tbl>
       <w:tblPr>
@@ -41415,12 +42817,12 @@
         <w:spacing w:after="360"/>
         <w:jc w:val="center"/>
       </w:pPr>
-      <w:bookmarkStart w:id="91" w:name="_Toc240664760"/>
+      <w:bookmarkStart w:id="94" w:name="_Toc240667180"/>
       <w:r>
         <w:lastRenderedPageBreak/>
         <w:t>ภาคผนวก ค บัญชี​สำหรับ​การ​สาธิต​และ​ไฟล์​ส่งมอบ</w:t>
       </w:r>
-      <w:bookmarkEnd w:id="91"/>
+      <w:bookmarkEnd w:id="94"/>
     </w:p>
     <w:p>
       <w:pPr>
@@ -41437,7 +42839,7 @@
         <w:keepNext/>
         <w:spacing w:before="200" w:after="60"/>
       </w:pPr>
-      <w:bookmarkStart w:id="92" w:name="_Toc240664802"/>
+      <w:bookmarkStart w:id="95" w:name="_Toc240667224"/>
       <w:r>
         <w:rPr>
           <w:b/>
@@ -41448,7 +42850,7 @@
       <w:r>
         <w:t>บัญชี​สำหรับ​การ​สาธิต</w:t>
       </w:r>
-      <w:bookmarkEnd w:id="92"/>
+      <w:bookmarkEnd w:id="95"/>
     </w:p>
     <w:tbl>
       <w:tblPr>
@@ -42127,7 +43529,7 @@
         <w:keepNext/>
         <w:spacing w:before="200" w:after="60"/>
       </w:pPr>
-      <w:bookmarkStart w:id="93" w:name="_Toc240664803"/>
+      <w:bookmarkStart w:id="96" w:name="_Toc240667225"/>
       <w:r>
         <w:rPr>
           <w:b/>
@@ -42138,7 +43540,7 @@
       <w:r>
         <w:t>ไฟล์​ส่งมอบ</w:t>
       </w:r>
-      <w:bookmarkEnd w:id="93"/>
+      <w:bookmarkEnd w:id="96"/>
     </w:p>
     <w:tbl>
       <w:tblPr>
@@ -42686,7 +44088,7 @@
       </w:pPr>
     </w:p>
     <w:sectPr>
-      <w:headerReference w:type="default" r:id="rId25"/>
+      <w:headerReference w:type="default" r:id="rId26"/>
       <w:pgSz w:w="11906" w:h="16838"/>
       <w:pgMar w:top="2160" w:right="1440" w:bottom="1440" w:left="2160" w:header="720" w:footer="720" w:gutter="0"/>
       <w:pgNumType w:start="1"/>
@@ -42795,10 +44197,153 @@
 <file path=word/numbering.xml><?xml version="1.0" encoding="utf-8"?>
 <w:numbering xmlns:wpc="http://schemas.microsoft.com/office/word/2010/wordprocessingCanvas" xmlns:cx="http://schemas.microsoft.com/office/drawing/2014/chartex" xmlns:cx1="http://schemas.microsoft.com/office/drawing/2015/9/8/chartex" xmlns:cx2="http://schemas.microsoft.com/office/drawing/2015/10/21/chartex" xmlns:cx3="http://schemas.microsoft.com/office/drawing/2016/5/9/chartex" xmlns:cx4="http://schemas.microsoft.com/office/drawing/2016/5/10/chartex" xmlns:cx5="http://schemas.microsoft.com/office/drawing/2016/5/11/chartex" xmlns:cx6="http://schemas.microsoft.com/office/drawing/2016/5/12/chartex" xmlns:cx7="http://schemas.microsoft.com/office/drawing/2016/5/13/chartex" xmlns:cx8="http://schemas.microsoft.com/office/drawing/2016/5/14/chartex" xmlns:mc="http://schemas.openxmlformats.org/markup-compatibility/2006" xmlns:aink="http://schemas.microsoft.com/office/drawing/2016/ink" xmlns:am3d="http://schemas.microsoft.com/office/drawing/2017/model3d" xmlns:o="urn:schemas-microsoft-com:office:office" xmlns:oel="http://schemas.microsoft.com/office/2019/extlst" xmlns:r="http://schemas.openxmlformats.org/officeDocument/2006/relationships" xmlns:m="http://schemas.openxmlformats.org/officeDocument/2006/math" xmlns:v="urn:schemas-microsoft-com:vml" xmlns:wp14="http://schemas.microsoft.com/office/word/2010/wordprocessingDrawing" xmlns:wp="http://schemas.openxmlformats.org/drawingml/2006/wordprocessingDrawing" xmlns:w10="urn:schemas-microsoft-com:office:word" xmlns:w="http://schemas.openxmlformats.org/wordprocessingml/2006/main" xmlns:w14="http://schemas.microsoft.com/office/word/2010/wordml" xmlns:w15="http://schemas.microsoft.com/office/word/2012/wordml" xmlns:w16cex="http://schemas.microsoft.com/office/word/2018/wordml/cex" xmlns:w16cid="http://schemas.microsoft.com/office/word/2016/wordml/cid" xmlns:w16="http://schemas.microsoft.com/office/word/2018/wordml" xmlns:w16du="http://schemas.microsoft.com/office/word/2023/wordml/word16du" xmlns:w16sdtdh="http://schemas.microsoft.com/office/word/2020/wordml/sdtdatahash" xmlns:w16sdtfl="http://schemas.microsoft.com/office/word/2024/wordml/sdtformatlock" xmlns:w16se="http://schemas.microsoft.com/office/word/2015/wordml/symex" xmlns:wpg="http://schemas.microsoft.com/office/word/2010/wordprocessingGroup" xmlns:wpi="http://schemas.microsoft.com/office/word/2010/wordprocessingInk" xmlns:wne="http://schemas.microsoft.com/office/word/2006/wordml" xmlns:wps="http://schemas.microsoft.com/office/word/2010/wordprocessingShape" mc:Ignorable="w14 w15 w16se w16cid w16 w16cex w16sdtdh w16sdtfl w16du wp14">
   <w:abstractNum w:abstractNumId="0" w15:restartNumberingAfterBreak="0">
-    <w:nsid w:val="02F76B7C"/>
+    <w:nsid w:val="13B545B1"/>
     <w:multiLevelType w:val="hybridMultilevel"/>
-    <w:tmpl w:val="9496B868"/>
-    <w:lvl w:ilvl="0" w:tplc="F5ECFE8A">
+    <w:tmpl w:val="8AC064EA"/>
+    <w:lvl w:ilvl="0" w:tplc="DB141C3C">
+      <w:start w:val="1"/>
+      <w:numFmt w:val="bullet"/>
+      <w:lvlText w:val="●"/>
+      <w:lvlJc w:val="left"/>
+      <w:pPr>
+        <w:ind w:left="720" w:hanging="360"/>
+      </w:pPr>
+    </w:lvl>
+    <w:lvl w:ilvl="1" w:tplc="A7BEAEB0">
+      <w:start w:val="1"/>
+      <w:numFmt w:val="bullet"/>
+      <w:lvlText w:val="○"/>
+      <w:lvlJc w:val="left"/>
+      <w:pPr>
+        <w:ind w:left="1440" w:hanging="360"/>
+      </w:pPr>
+    </w:lvl>
+    <w:lvl w:ilvl="2" w:tplc="15804B90">
+      <w:start w:val="1"/>
+      <w:numFmt w:val="bullet"/>
+      <w:lvlText w:val="■"/>
+      <w:lvlJc w:val="left"/>
+      <w:pPr>
+        <w:ind w:left="2160" w:hanging="360"/>
+      </w:pPr>
+    </w:lvl>
+    <w:lvl w:ilvl="3" w:tplc="4356B522">
+      <w:start w:val="1"/>
+      <w:numFmt w:val="bullet"/>
+      <w:lvlText w:val="●"/>
+      <w:lvlJc w:val="left"/>
+      <w:pPr>
+        <w:ind w:left="2880" w:hanging="360"/>
+      </w:pPr>
+    </w:lvl>
+    <w:lvl w:ilvl="4" w:tplc="854AF9E8">
+      <w:start w:val="1"/>
+      <w:numFmt w:val="bullet"/>
+      <w:lvlText w:val="○"/>
+      <w:lvlJc w:val="left"/>
+      <w:pPr>
+        <w:ind w:left="3600" w:hanging="360"/>
+      </w:pPr>
+    </w:lvl>
+    <w:lvl w:ilvl="5" w:tplc="C45A34B4">
+      <w:start w:val="1"/>
+      <w:numFmt w:val="bullet"/>
+      <w:lvlText w:val="■"/>
+      <w:lvlJc w:val="left"/>
+      <w:pPr>
+        <w:ind w:left="4320" w:hanging="360"/>
+      </w:pPr>
+    </w:lvl>
+    <w:lvl w:ilvl="6" w:tplc="34E8F078">
+      <w:start w:val="1"/>
+      <w:numFmt w:val="bullet"/>
+      <w:lvlText w:val="●"/>
+      <w:lvlJc w:val="left"/>
+      <w:pPr>
+        <w:ind w:left="5040" w:hanging="360"/>
+      </w:pPr>
+    </w:lvl>
+    <w:lvl w:ilvl="7" w:tplc="E7DC98CA">
+      <w:start w:val="1"/>
+      <w:numFmt w:val="bullet"/>
+      <w:lvlText w:val="●"/>
+      <w:lvlJc w:val="left"/>
+      <w:pPr>
+        <w:ind w:left="5760" w:hanging="360"/>
+      </w:pPr>
+    </w:lvl>
+    <w:lvl w:ilvl="8" w:tplc="2DEE5AA4">
+      <w:start w:val="1"/>
+      <w:numFmt w:val="bullet"/>
+      <w:lvlText w:val="●"/>
+      <w:lvlJc w:val="left"/>
+      <w:pPr>
+        <w:ind w:left="6480" w:hanging="360"/>
+      </w:pPr>
+    </w:lvl>
+  </w:abstractNum>
+  <w:abstractNum w:abstractNumId="1" w15:restartNumberingAfterBreak="0">
+    <w:nsid w:val="2DCE6CB0"/>
+    <w:multiLevelType w:val="hybridMultilevel"/>
+    <w:tmpl w:val="ECAE4D4E"/>
+    <w:lvl w:ilvl="0" w:tplc="434ABC88">
+      <w:start w:val="1"/>
+      <w:numFmt w:val="bullet"/>
+      <w:lvlText w:val="•"/>
+      <w:lvlJc w:val="left"/>
+      <w:pPr>
+        <w:ind w:left="1080" w:hanging="360"/>
+      </w:pPr>
+      <w:rPr>
+        <w:rFonts w:ascii="TH SarabunPSK" w:eastAsia="TH SarabunPSK" w:hAnsi="TH SarabunPSK" w:cs="TH SarabunPSK"/>
+      </w:rPr>
+    </w:lvl>
+    <w:lvl w:ilvl="1" w:tplc="5F5CC59A">
+      <w:numFmt w:val="decimal"/>
+      <w:lvlText w:val=""/>
+      <w:lvlJc w:val="left"/>
+    </w:lvl>
+    <w:lvl w:ilvl="2" w:tplc="33468F7A">
+      <w:numFmt w:val="decimal"/>
+      <w:lvlText w:val=""/>
+      <w:lvlJc w:val="left"/>
+    </w:lvl>
+    <w:lvl w:ilvl="3" w:tplc="C0F40948">
+      <w:numFmt w:val="decimal"/>
+      <w:lvlText w:val=""/>
+      <w:lvlJc w:val="left"/>
+    </w:lvl>
+    <w:lvl w:ilvl="4" w:tplc="822A0528">
+      <w:numFmt w:val="decimal"/>
+      <w:lvlText w:val=""/>
+      <w:lvlJc w:val="left"/>
+    </w:lvl>
+    <w:lvl w:ilvl="5" w:tplc="33246C00">
+      <w:numFmt w:val="decimal"/>
+      <w:lvlText w:val=""/>
+      <w:lvlJc w:val="left"/>
+    </w:lvl>
+    <w:lvl w:ilvl="6" w:tplc="D4403FD2">
+      <w:numFmt w:val="decimal"/>
+      <w:lvlText w:val=""/>
+      <w:lvlJc w:val="left"/>
+    </w:lvl>
+    <w:lvl w:ilvl="7" w:tplc="E3C0BAAE">
+      <w:numFmt w:val="decimal"/>
+      <w:lvlText w:val=""/>
+      <w:lvlJc w:val="left"/>
+    </w:lvl>
+    <w:lvl w:ilvl="8" w:tplc="229C271C">
+      <w:numFmt w:val="decimal"/>
+      <w:lvlText w:val=""/>
+      <w:lvlJc w:val="left"/>
+    </w:lvl>
+  </w:abstractNum>
+  <w:abstractNum w:abstractNumId="2" w15:restartNumberingAfterBreak="0">
+    <w:nsid w:val="414A6AF4"/>
+    <w:multiLevelType w:val="hybridMultilevel"/>
+    <w:tmpl w:val="A5F0877C"/>
+    <w:lvl w:ilvl="0" w:tplc="0BC01802">
       <w:start w:val="1"/>
       <w:numFmt w:val="decimal"/>
       <w:lvlText w:val="%1)"/>
@@ -42812,252 +44357,109 @@
         <w:szCs w:val="32"/>
       </w:rPr>
     </w:lvl>
-    <w:lvl w:ilvl="1" w:tplc="982C7348">
+    <w:lvl w:ilvl="1" w:tplc="89B2DB7A">
       <w:numFmt w:val="decimal"/>
       <w:lvlText w:val=""/>
       <w:lvlJc w:val="left"/>
     </w:lvl>
-    <w:lvl w:ilvl="2" w:tplc="E9D2CE08">
+    <w:lvl w:ilvl="2" w:tplc="78F6EB30">
       <w:numFmt w:val="decimal"/>
       <w:lvlText w:val=""/>
       <w:lvlJc w:val="left"/>
     </w:lvl>
-    <w:lvl w:ilvl="3" w:tplc="BF8E1DD2">
+    <w:lvl w:ilvl="3" w:tplc="380A27F4">
       <w:numFmt w:val="decimal"/>
       <w:lvlText w:val=""/>
       <w:lvlJc w:val="left"/>
     </w:lvl>
-    <w:lvl w:ilvl="4" w:tplc="8116A56A">
+    <w:lvl w:ilvl="4" w:tplc="35EAB920">
       <w:numFmt w:val="decimal"/>
       <w:lvlText w:val=""/>
       <w:lvlJc w:val="left"/>
     </w:lvl>
-    <w:lvl w:ilvl="5" w:tplc="40A0887E">
+    <w:lvl w:ilvl="5" w:tplc="8B1E5FB6">
       <w:numFmt w:val="decimal"/>
       <w:lvlText w:val=""/>
       <w:lvlJc w:val="left"/>
     </w:lvl>
-    <w:lvl w:ilvl="6" w:tplc="E80A8062">
+    <w:lvl w:ilvl="6" w:tplc="3CD40332">
       <w:numFmt w:val="decimal"/>
       <w:lvlText w:val=""/>
       <w:lvlJc w:val="left"/>
     </w:lvl>
-    <w:lvl w:ilvl="7" w:tplc="D71A9F78">
+    <w:lvl w:ilvl="7" w:tplc="D9A082B6">
       <w:numFmt w:val="decimal"/>
       <w:lvlText w:val=""/>
       <w:lvlJc w:val="left"/>
     </w:lvl>
-    <w:lvl w:ilvl="8" w:tplc="6270CADA">
+    <w:lvl w:ilvl="8" w:tplc="18D87324">
       <w:numFmt w:val="decimal"/>
       <w:lvlText w:val=""/>
       <w:lvlJc w:val="left"/>
     </w:lvl>
   </w:abstractNum>
-  <w:abstractNum w:abstractNumId="1" w15:restartNumberingAfterBreak="0">
-    <w:nsid w:val="074C3061"/>
-    <w:multiLevelType w:val="hybridMultilevel"/>
-    <w:tmpl w:val="5770EF8E"/>
-    <w:lvl w:ilvl="0" w:tplc="E37A7888">
-      <w:start w:val="1"/>
-      <w:numFmt w:val="bullet"/>
-      <w:lvlText w:val="•"/>
-      <w:lvlJc w:val="left"/>
-      <w:pPr>
-        <w:ind w:left="1080" w:hanging="360"/>
-      </w:pPr>
-      <w:rPr>
-        <w:rFonts w:ascii="TH SarabunPSK" w:eastAsia="TH SarabunPSK" w:hAnsi="TH SarabunPSK" w:cs="TH SarabunPSK"/>
-      </w:rPr>
-    </w:lvl>
-    <w:lvl w:ilvl="1" w:tplc="9DCC42A6">
-      <w:numFmt w:val="decimal"/>
-      <w:lvlText w:val=""/>
-      <w:lvlJc w:val="left"/>
-    </w:lvl>
-    <w:lvl w:ilvl="2" w:tplc="44F61C22">
-      <w:numFmt w:val="decimal"/>
-      <w:lvlText w:val=""/>
-      <w:lvlJc w:val="left"/>
-    </w:lvl>
-    <w:lvl w:ilvl="3" w:tplc="88DCC068">
-      <w:numFmt w:val="decimal"/>
-      <w:lvlText w:val=""/>
-      <w:lvlJc w:val="left"/>
-    </w:lvl>
-    <w:lvl w:ilvl="4" w:tplc="D2C43520">
-      <w:numFmt w:val="decimal"/>
-      <w:lvlText w:val=""/>
-      <w:lvlJc w:val="left"/>
-    </w:lvl>
-    <w:lvl w:ilvl="5" w:tplc="674C599A">
-      <w:numFmt w:val="decimal"/>
-      <w:lvlText w:val=""/>
-      <w:lvlJc w:val="left"/>
-    </w:lvl>
-    <w:lvl w:ilvl="6" w:tplc="DDE08FC4">
-      <w:numFmt w:val="decimal"/>
-      <w:lvlText w:val=""/>
-      <w:lvlJc w:val="left"/>
-    </w:lvl>
-    <w:lvl w:ilvl="7" w:tplc="FED49BA0">
-      <w:numFmt w:val="decimal"/>
-      <w:lvlText w:val=""/>
-      <w:lvlJc w:val="left"/>
-    </w:lvl>
-    <w:lvl w:ilvl="8" w:tplc="F27034CE">
-      <w:numFmt w:val="decimal"/>
-      <w:lvlText w:val=""/>
-      <w:lvlJc w:val="left"/>
-    </w:lvl>
-  </w:abstractNum>
-  <w:abstractNum w:abstractNumId="2" w15:restartNumberingAfterBreak="0">
-    <w:nsid w:val="75EF1D68"/>
-    <w:multiLevelType w:val="hybridMultilevel"/>
-    <w:tmpl w:val="10423682"/>
-    <w:lvl w:ilvl="0" w:tplc="838613C2">
-      <w:start w:val="1"/>
-      <w:numFmt w:val="bullet"/>
-      <w:lvlText w:val="●"/>
-      <w:lvlJc w:val="left"/>
-      <w:pPr>
-        <w:ind w:left="720" w:hanging="360"/>
-      </w:pPr>
-    </w:lvl>
-    <w:lvl w:ilvl="1" w:tplc="71D805B0">
-      <w:start w:val="1"/>
-      <w:numFmt w:val="bullet"/>
-      <w:lvlText w:val="○"/>
-      <w:lvlJc w:val="left"/>
-      <w:pPr>
-        <w:ind w:left="1440" w:hanging="360"/>
-      </w:pPr>
-    </w:lvl>
-    <w:lvl w:ilvl="2" w:tplc="B1523B1E">
-      <w:start w:val="1"/>
-      <w:numFmt w:val="bullet"/>
-      <w:lvlText w:val="■"/>
-      <w:lvlJc w:val="left"/>
-      <w:pPr>
-        <w:ind w:left="2160" w:hanging="360"/>
-      </w:pPr>
-    </w:lvl>
-    <w:lvl w:ilvl="3" w:tplc="538C79BA">
-      <w:start w:val="1"/>
-      <w:numFmt w:val="bullet"/>
-      <w:lvlText w:val="●"/>
-      <w:lvlJc w:val="left"/>
-      <w:pPr>
-        <w:ind w:left="2880" w:hanging="360"/>
-      </w:pPr>
-    </w:lvl>
-    <w:lvl w:ilvl="4" w:tplc="5CD00838">
-      <w:start w:val="1"/>
-      <w:numFmt w:val="bullet"/>
-      <w:lvlText w:val="○"/>
-      <w:lvlJc w:val="left"/>
-      <w:pPr>
-        <w:ind w:left="3600" w:hanging="360"/>
-      </w:pPr>
-    </w:lvl>
-    <w:lvl w:ilvl="5" w:tplc="AD1699E6">
-      <w:start w:val="1"/>
-      <w:numFmt w:val="bullet"/>
-      <w:lvlText w:val="■"/>
-      <w:lvlJc w:val="left"/>
-      <w:pPr>
-        <w:ind w:left="4320" w:hanging="360"/>
-      </w:pPr>
-    </w:lvl>
-    <w:lvl w:ilvl="6" w:tplc="834A3ADE">
-      <w:start w:val="1"/>
-      <w:numFmt w:val="bullet"/>
-      <w:lvlText w:val="●"/>
-      <w:lvlJc w:val="left"/>
-      <w:pPr>
-        <w:ind w:left="5040" w:hanging="360"/>
-      </w:pPr>
-    </w:lvl>
-    <w:lvl w:ilvl="7" w:tplc="A9720A88">
-      <w:start w:val="1"/>
-      <w:numFmt w:val="bullet"/>
-      <w:lvlText w:val="●"/>
-      <w:lvlJc w:val="left"/>
-      <w:pPr>
-        <w:ind w:left="5760" w:hanging="360"/>
-      </w:pPr>
-    </w:lvl>
-    <w:lvl w:ilvl="8" w:tplc="69FED340">
-      <w:start w:val="1"/>
-      <w:numFmt w:val="bullet"/>
-      <w:lvlText w:val="●"/>
-      <w:lvlJc w:val="left"/>
-      <w:pPr>
-        <w:ind w:left="6480" w:hanging="360"/>
-      </w:pPr>
-    </w:lvl>
-  </w:abstractNum>
-  <w:num w:numId="1" w16cid:durableId="1890266477">
+  <w:num w:numId="1" w16cid:durableId="697318961">
+    <w:abstractNumId w:val="0"/>
+    <w:lvlOverride w:ilvl="0">
+      <w:startOverride w:val="1"/>
+    </w:lvlOverride>
+  </w:num>
+  <w:num w:numId="2" w16cid:durableId="1562254913">
     <w:abstractNumId w:val="2"/>
     <w:lvlOverride w:ilvl="0">
       <w:startOverride w:val="1"/>
     </w:lvlOverride>
   </w:num>
-  <w:num w:numId="2" w16cid:durableId="1571383112">
-    <w:abstractNumId w:val="0"/>
+  <w:num w:numId="3" w16cid:durableId="256645820">
+    <w:abstractNumId w:val="2"/>
     <w:lvlOverride w:ilvl="0">
       <w:startOverride w:val="1"/>
     </w:lvlOverride>
   </w:num>
-  <w:num w:numId="3" w16cid:durableId="1077750749">
-    <w:abstractNumId w:val="0"/>
+  <w:num w:numId="4" w16cid:durableId="2108311478">
+    <w:abstractNumId w:val="2"/>
     <w:lvlOverride w:ilvl="0">
       <w:startOverride w:val="1"/>
     </w:lvlOverride>
   </w:num>
-  <w:num w:numId="4" w16cid:durableId="1291402848">
-    <w:abstractNumId w:val="0"/>
+  <w:num w:numId="5" w16cid:durableId="2020159545">
+    <w:abstractNumId w:val="2"/>
     <w:lvlOverride w:ilvl="0">
       <w:startOverride w:val="1"/>
     </w:lvlOverride>
   </w:num>
-  <w:num w:numId="5" w16cid:durableId="555162259">
-    <w:abstractNumId w:val="0"/>
+  <w:num w:numId="6" w16cid:durableId="2007247789">
+    <w:abstractNumId w:val="2"/>
     <w:lvlOverride w:ilvl="0">
       <w:startOverride w:val="1"/>
     </w:lvlOverride>
   </w:num>
-  <w:num w:numId="6" w16cid:durableId="1351301842">
-    <w:abstractNumId w:val="0"/>
+  <w:num w:numId="7" w16cid:durableId="1010178162">
+    <w:abstractNumId w:val="2"/>
     <w:lvlOverride w:ilvl="0">
       <w:startOverride w:val="1"/>
     </w:lvlOverride>
   </w:num>
-  <w:num w:numId="7" w16cid:durableId="1423408812">
-    <w:abstractNumId w:val="0"/>
+  <w:num w:numId="8" w16cid:durableId="1431512869">
+    <w:abstractNumId w:val="2"/>
     <w:lvlOverride w:ilvl="0">
       <w:startOverride w:val="1"/>
     </w:lvlOverride>
   </w:num>
-  <w:num w:numId="8" w16cid:durableId="1970936208">
-    <w:abstractNumId w:val="0"/>
+  <w:num w:numId="9" w16cid:durableId="1880436843">
+    <w:abstractNumId w:val="2"/>
     <w:lvlOverride w:ilvl="0">
       <w:startOverride w:val="1"/>
     </w:lvlOverride>
   </w:num>
-  <w:num w:numId="9" w16cid:durableId="2131898309">
-    <w:abstractNumId w:val="0"/>
+  <w:num w:numId="10" w16cid:durableId="1451432888">
+    <w:abstractNumId w:val="2"/>
     <w:lvlOverride w:ilvl="0">
       <w:startOverride w:val="1"/>
     </w:lvlOverride>
   </w:num>
-  <w:num w:numId="10" w16cid:durableId="54164137">
-    <w:abstractNumId w:val="0"/>
-    <w:lvlOverride w:ilvl="0">
-      <w:startOverride w:val="1"/>
-    </w:lvlOverride>
-  </w:num>
-  <w:num w:numId="11" w16cid:durableId="1287276796">
-    <w:abstractNumId w:val="0"/>
+  <w:num w:numId="11" w16cid:durableId="261886259">
+    <w:abstractNumId w:val="2"/>
     <w:lvlOverride w:ilvl="0">
       <w:startOverride w:val="1"/>
     </w:lvlOverride>

--- a/report/out/รายงาน-ระบบแจ้งซ่อม-มช.docx
+++ b/report/out/รายงาน-ระบบแจ้งซ่อม-มช.docx
@@ -255,7 +255,7 @@
     <w:sdt>
       <w:sdtPr>
         <w:alias w:val="สารบัญ"/>
-        <w:id w:val="972639933"/>
+        <w:id w:val="691039399"/>
       </w:sdtPr>
       <w:sdtEndPr>
         <w:rPr>
@@ -290,7 +290,7 @@
           <w:r>
             <w:fldChar w:fldCharType="separate"/>
           </w:r>
-          <w:hyperlink w:anchor="_Toc240667129" w:history="1">
+          <w:hyperlink w:anchor="_Toc240669713" w:history="1">
             <w:r>
               <w:rPr>
                 <w:rStyle w:val="a5"/>
@@ -329,7 +329,7 @@
               <w:rPr>
                 <w:noProof/>
               </w:rPr>
-              <w:instrText xml:space="preserve"> PAGEREF _Toc240667129 \h </w:instrText>
+              <w:instrText xml:space="preserve"> PAGEREF _Toc240669713 \h </w:instrText>
             </w:r>
             <w:r>
               <w:rPr>
@@ -372,7 +372,7 @@
               <w14:ligatures w14:val="standardContextual"/>
             </w:rPr>
           </w:pPr>
-          <w:hyperlink w:anchor="_Toc240667130" w:history="1">
+          <w:hyperlink w:anchor="_Toc240669714" w:history="1">
             <w:r>
               <w:rPr>
                 <w:rStyle w:val="a5"/>
@@ -456,7 +456,7 @@
               <w:rPr>
                 <w:noProof/>
               </w:rPr>
-              <w:instrText xml:space="preserve"> PAGEREF _Toc240667130 \h </w:instrText>
+              <w:instrText xml:space="preserve"> PAGEREF _Toc240669714 \h </w:instrText>
             </w:r>
             <w:r>
               <w:rPr>
@@ -499,7 +499,7 @@
               <w14:ligatures w14:val="standardContextual"/>
             </w:rPr>
           </w:pPr>
-          <w:hyperlink w:anchor="_Toc240667131" w:history="1">
+          <w:hyperlink w:anchor="_Toc240669715" w:history="1">
             <w:r>
               <w:rPr>
                 <w:rStyle w:val="a5"/>
@@ -598,7 +598,7 @@
               <w:rPr>
                 <w:noProof/>
               </w:rPr>
-              <w:instrText xml:space="preserve"> PAGEREF _Toc240667131 \h </w:instrText>
+              <w:instrText xml:space="preserve"> PAGEREF _Toc240669715 \h </w:instrText>
             </w:r>
             <w:r>
               <w:rPr>
@@ -641,7 +641,7 @@
               <w14:ligatures w14:val="standardContextual"/>
             </w:rPr>
           </w:pPr>
-          <w:hyperlink w:anchor="_Toc240667132" w:history="1">
+          <w:hyperlink w:anchor="_Toc240669716" w:history="1">
             <w:r>
               <w:rPr>
                 <w:rStyle w:val="a5"/>
@@ -665,7 +665,7 @@
               <w:rPr>
                 <w:noProof/>
               </w:rPr>
-              <w:instrText xml:space="preserve"> PAGEREF _Toc240667132 \h </w:instrText>
+              <w:instrText xml:space="preserve"> PAGEREF _Toc240669716 \h </w:instrText>
             </w:r>
             <w:r>
               <w:rPr>
@@ -708,7 +708,7 @@
               <w14:ligatures w14:val="standardContextual"/>
             </w:rPr>
           </w:pPr>
-          <w:hyperlink w:anchor="_Toc240667133" w:history="1">
+          <w:hyperlink w:anchor="_Toc240669717" w:history="1">
             <w:r>
               <w:rPr>
                 <w:rStyle w:val="a5"/>
@@ -732,7 +732,7 @@
               <w:rPr>
                 <w:noProof/>
               </w:rPr>
-              <w:instrText xml:space="preserve"> PAGEREF _Toc240667133 \h </w:instrText>
+              <w:instrText xml:space="preserve"> PAGEREF _Toc240669717 \h </w:instrText>
             </w:r>
             <w:r>
               <w:rPr>
@@ -775,7 +775,7 @@
               <w14:ligatures w14:val="standardContextual"/>
             </w:rPr>
           </w:pPr>
-          <w:hyperlink w:anchor="_Toc240667134" w:history="1">
+          <w:hyperlink w:anchor="_Toc240669718" w:history="1">
             <w:r>
               <w:rPr>
                 <w:rStyle w:val="a5"/>
@@ -829,7 +829,7 @@
               <w:rPr>
                 <w:noProof/>
               </w:rPr>
-              <w:instrText xml:space="preserve"> PAGEREF _Toc240667134 \h </w:instrText>
+              <w:instrText xml:space="preserve"> PAGEREF _Toc240669718 \h </w:instrText>
             </w:r>
             <w:r>
               <w:rPr>
@@ -872,7 +872,7 @@
               <w14:ligatures w14:val="standardContextual"/>
             </w:rPr>
           </w:pPr>
-          <w:hyperlink w:anchor="_Toc240667135" w:history="1">
+          <w:hyperlink w:anchor="_Toc240669719" w:history="1">
             <w:r>
               <w:rPr>
                 <w:rStyle w:val="a5"/>
@@ -926,7 +926,7 @@
               <w:rPr>
                 <w:noProof/>
               </w:rPr>
-              <w:instrText xml:space="preserve"> PAGEREF _Toc240667135 \h </w:instrText>
+              <w:instrText xml:space="preserve"> PAGEREF _Toc240669719 \h </w:instrText>
             </w:r>
             <w:r>
               <w:rPr>
@@ -969,7 +969,7 @@
               <w14:ligatures w14:val="standardContextual"/>
             </w:rPr>
           </w:pPr>
-          <w:hyperlink w:anchor="_Toc240667136" w:history="1">
+          <w:hyperlink w:anchor="_Toc240669720" w:history="1">
             <w:r>
               <w:rPr>
                 <w:rStyle w:val="a5"/>
@@ -1053,7 +1053,7 @@
               <w:rPr>
                 <w:noProof/>
               </w:rPr>
-              <w:instrText xml:space="preserve"> PAGEREF _Toc240667136 \h </w:instrText>
+              <w:instrText xml:space="preserve"> PAGEREF _Toc240669720 \h </w:instrText>
             </w:r>
             <w:r>
               <w:rPr>
@@ -1098,7 +1098,7 @@
               <w14:ligatures w14:val="standardContextual"/>
             </w:rPr>
           </w:pPr>
-          <w:hyperlink w:anchor="_Toc240667137" w:history="1">
+          <w:hyperlink w:anchor="_Toc240669721" w:history="1">
             <w:r>
               <w:rPr>
                 <w:rStyle w:val="a5"/>
@@ -1167,7 +1167,7 @@
               <w:rPr>
                 <w:noProof/>
               </w:rPr>
-              <w:instrText xml:space="preserve"> PAGEREF _Toc240667137 \h </w:instrText>
+              <w:instrText xml:space="preserve"> PAGEREF _Toc240669721 \h </w:instrText>
             </w:r>
             <w:r>
               <w:rPr>
@@ -1210,7 +1210,7 @@
               <w14:ligatures w14:val="standardContextual"/>
             </w:rPr>
           </w:pPr>
-          <w:hyperlink w:anchor="_Toc240667138" w:history="1">
+          <w:hyperlink w:anchor="_Toc240669722" w:history="1">
             <w:r>
               <w:rPr>
                 <w:rStyle w:val="a5"/>
@@ -1264,7 +1264,7 @@
               <w:rPr>
                 <w:noProof/>
               </w:rPr>
-              <w:instrText xml:space="preserve"> PAGEREF _Toc240667138 \h </w:instrText>
+              <w:instrText xml:space="preserve"> PAGEREF _Toc240669722 \h </w:instrText>
             </w:r>
             <w:r>
               <w:rPr>
@@ -1307,7 +1307,7 @@
               <w14:ligatures w14:val="standardContextual"/>
             </w:rPr>
           </w:pPr>
-          <w:hyperlink w:anchor="_Toc240667139" w:history="1">
+          <w:hyperlink w:anchor="_Toc240669723" w:history="1">
             <w:r>
               <w:rPr>
                 <w:rStyle w:val="a5"/>
@@ -1391,7 +1391,7 @@
               <w:rPr>
                 <w:noProof/>
               </w:rPr>
-              <w:instrText xml:space="preserve"> PAGEREF _Toc240667139 \h </w:instrText>
+              <w:instrText xml:space="preserve"> PAGEREF _Toc240669723 \h </w:instrText>
             </w:r>
             <w:r>
               <w:rPr>
@@ -1434,7 +1434,7 @@
               <w14:ligatures w14:val="standardContextual"/>
             </w:rPr>
           </w:pPr>
-          <w:hyperlink w:anchor="_Toc240667140" w:history="1">
+          <w:hyperlink w:anchor="_Toc240669724" w:history="1">
             <w:r>
               <w:rPr>
                 <w:rStyle w:val="a5"/>
@@ -1518,7 +1518,7 @@
               <w:rPr>
                 <w:noProof/>
               </w:rPr>
-              <w:instrText xml:space="preserve"> PAGEREF _Toc240667140 \h </w:instrText>
+              <w:instrText xml:space="preserve"> PAGEREF _Toc240669724 \h </w:instrText>
             </w:r>
             <w:r>
               <w:rPr>
@@ -1563,7 +1563,7 @@
               <w14:ligatures w14:val="standardContextual"/>
             </w:rPr>
           </w:pPr>
-          <w:hyperlink w:anchor="_Toc240667141" w:history="1">
+          <w:hyperlink w:anchor="_Toc240669725" w:history="1">
             <w:r>
               <w:rPr>
                 <w:rStyle w:val="a5"/>
@@ -1707,7 +1707,7 @@
               <w:rPr>
                 <w:noProof/>
               </w:rPr>
-              <w:instrText xml:space="preserve"> PAGEREF _Toc240667141 \h </w:instrText>
+              <w:instrText xml:space="preserve"> PAGEREF _Toc240669725 \h </w:instrText>
             </w:r>
             <w:r>
               <w:rPr>
@@ -1750,7 +1750,7 @@
               <w14:ligatures w14:val="standardContextual"/>
             </w:rPr>
           </w:pPr>
-          <w:hyperlink w:anchor="_Toc240667142" w:history="1">
+          <w:hyperlink w:anchor="_Toc240669726" w:history="1">
             <w:r>
               <w:rPr>
                 <w:rStyle w:val="a5"/>
@@ -1849,7 +1849,7 @@
               <w:rPr>
                 <w:noProof/>
               </w:rPr>
-              <w:instrText xml:space="preserve"> PAGEREF _Toc240667142 \h </w:instrText>
+              <w:instrText xml:space="preserve"> PAGEREF _Toc240669726 \h </w:instrText>
             </w:r>
             <w:r>
               <w:rPr>
@@ -1892,7 +1892,7 @@
               <w14:ligatures w14:val="standardContextual"/>
             </w:rPr>
           </w:pPr>
-          <w:hyperlink w:anchor="_Toc240667143" w:history="1">
+          <w:hyperlink w:anchor="_Toc240669727" w:history="1">
             <w:r>
               <w:rPr>
                 <w:rStyle w:val="a5"/>
@@ -1961,7 +1961,7 @@
               <w:rPr>
                 <w:noProof/>
               </w:rPr>
-              <w:instrText xml:space="preserve"> PAGEREF _Toc240667143 \h </w:instrText>
+              <w:instrText xml:space="preserve"> PAGEREF _Toc240669727 \h </w:instrText>
             </w:r>
             <w:r>
               <w:rPr>
@@ -2004,7 +2004,7 @@
               <w14:ligatures w14:val="standardContextual"/>
             </w:rPr>
           </w:pPr>
-          <w:hyperlink w:anchor="_Toc240667144" w:history="1">
+          <w:hyperlink w:anchor="_Toc240669728" w:history="1">
             <w:r>
               <w:rPr>
                 <w:rStyle w:val="a5"/>
@@ -2073,7 +2073,7 @@
               <w:rPr>
                 <w:noProof/>
               </w:rPr>
-              <w:instrText xml:space="preserve"> PAGEREF _Toc240667144 \h </w:instrText>
+              <w:instrText xml:space="preserve"> PAGEREF _Toc240669728 \h </w:instrText>
             </w:r>
             <w:r>
               <w:rPr>
@@ -2116,7 +2116,7 @@
               <w14:ligatures w14:val="standardContextual"/>
             </w:rPr>
           </w:pPr>
-          <w:hyperlink w:anchor="_Toc240667145" w:history="1">
+          <w:hyperlink w:anchor="_Toc240669729" w:history="1">
             <w:r>
               <w:rPr>
                 <w:rStyle w:val="a5"/>
@@ -2200,7 +2200,7 @@
               <w:rPr>
                 <w:noProof/>
               </w:rPr>
-              <w:instrText xml:space="preserve"> PAGEREF _Toc240667145 \h </w:instrText>
+              <w:instrText xml:space="preserve"> PAGEREF _Toc240669729 \h </w:instrText>
             </w:r>
             <w:r>
               <w:rPr>
@@ -2243,7 +2243,7 @@
               <w14:ligatures w14:val="standardContextual"/>
             </w:rPr>
           </w:pPr>
-          <w:hyperlink w:anchor="_Toc240667146" w:history="1">
+          <w:hyperlink w:anchor="_Toc240669730" w:history="1">
             <w:r>
               <w:rPr>
                 <w:rStyle w:val="a5"/>
@@ -2357,7 +2357,7 @@
               <w:rPr>
                 <w:noProof/>
               </w:rPr>
-              <w:instrText xml:space="preserve"> PAGEREF _Toc240667146 \h </w:instrText>
+              <w:instrText xml:space="preserve"> PAGEREF _Toc240669730 \h </w:instrText>
             </w:r>
             <w:r>
               <w:rPr>
@@ -2400,7 +2400,7 @@
               <w14:ligatures w14:val="standardContextual"/>
             </w:rPr>
           </w:pPr>
-          <w:hyperlink w:anchor="_Toc240667147" w:history="1">
+          <w:hyperlink w:anchor="_Toc240669731" w:history="1">
             <w:r>
               <w:rPr>
                 <w:rStyle w:val="a5"/>
@@ -2484,7 +2484,7 @@
               <w:rPr>
                 <w:noProof/>
               </w:rPr>
-              <w:instrText xml:space="preserve"> PAGEREF _Toc240667147 \h </w:instrText>
+              <w:instrText xml:space="preserve"> PAGEREF _Toc240669731 \h </w:instrText>
             </w:r>
             <w:r>
               <w:rPr>
@@ -2527,7 +2527,7 @@
               <w14:ligatures w14:val="standardContextual"/>
             </w:rPr>
           </w:pPr>
-          <w:hyperlink w:anchor="_Toc240667148" w:history="1">
+          <w:hyperlink w:anchor="_Toc240669732" w:history="1">
             <w:r>
               <w:rPr>
                 <w:rStyle w:val="a5"/>
@@ -2626,7 +2626,7 @@
               <w:rPr>
                 <w:noProof/>
               </w:rPr>
-              <w:instrText xml:space="preserve"> PAGEREF _Toc240667148 \h </w:instrText>
+              <w:instrText xml:space="preserve"> PAGEREF _Toc240669732 \h </w:instrText>
             </w:r>
             <w:r>
               <w:rPr>
@@ -2669,7 +2669,7 @@
               <w14:ligatures w14:val="standardContextual"/>
             </w:rPr>
           </w:pPr>
-          <w:hyperlink w:anchor="_Toc240667149" w:history="1">
+          <w:hyperlink w:anchor="_Toc240669733" w:history="1">
             <w:r>
               <w:rPr>
                 <w:rStyle w:val="a5"/>
@@ -2708,7 +2708,7 @@
               <w:rPr>
                 <w:noProof/>
               </w:rPr>
-              <w:instrText xml:space="preserve"> PAGEREF _Toc240667149 \h </w:instrText>
+              <w:instrText xml:space="preserve"> PAGEREF _Toc240669733 \h </w:instrText>
             </w:r>
             <w:r>
               <w:rPr>
@@ -2753,7 +2753,7 @@
               <w14:ligatures w14:val="standardContextual"/>
             </w:rPr>
           </w:pPr>
-          <w:hyperlink w:anchor="_Toc240667150" w:history="1">
+          <w:hyperlink w:anchor="_Toc240669734" w:history="1">
             <w:r>
               <w:rPr>
                 <w:rStyle w:val="a5"/>
@@ -2807,7 +2807,7 @@
               <w:rPr>
                 <w:noProof/>
               </w:rPr>
-              <w:instrText xml:space="preserve"> PAGEREF _Toc240667150 \h </w:instrText>
+              <w:instrText xml:space="preserve"> PAGEREF _Toc240669734 \h </w:instrText>
             </w:r>
             <w:r>
               <w:rPr>
@@ -2850,7 +2850,7 @@
               <w14:ligatures w14:val="standardContextual"/>
             </w:rPr>
           </w:pPr>
-          <w:hyperlink w:anchor="_Toc240667151" w:history="1">
+          <w:hyperlink w:anchor="_Toc240669735" w:history="1">
             <w:r>
               <w:rPr>
                 <w:rStyle w:val="a5"/>
@@ -2874,7 +2874,7 @@
               <w:rPr>
                 <w:noProof/>
               </w:rPr>
-              <w:instrText xml:space="preserve"> PAGEREF _Toc240667151 \h </w:instrText>
+              <w:instrText xml:space="preserve"> PAGEREF _Toc240669735 \h </w:instrText>
             </w:r>
             <w:r>
               <w:rPr>
@@ -2917,7 +2917,7 @@
               <w14:ligatures w14:val="standardContextual"/>
             </w:rPr>
           </w:pPr>
-          <w:hyperlink w:anchor="_Toc240667152" w:history="1">
+          <w:hyperlink w:anchor="_Toc240669736" w:history="1">
             <w:r>
               <w:rPr>
                 <w:rStyle w:val="a5"/>
@@ -2986,7 +2986,7 @@
               <w:rPr>
                 <w:noProof/>
               </w:rPr>
-              <w:instrText xml:space="preserve"> PAGEREF _Toc240667152 \h </w:instrText>
+              <w:instrText xml:space="preserve"> PAGEREF _Toc240669736 \h </w:instrText>
             </w:r>
             <w:r>
               <w:rPr>
@@ -3029,7 +3029,7 @@
               <w14:ligatures w14:val="standardContextual"/>
             </w:rPr>
           </w:pPr>
-          <w:hyperlink w:anchor="_Toc240667153" w:history="1">
+          <w:hyperlink w:anchor="_Toc240669737" w:history="1">
             <w:r>
               <w:rPr>
                 <w:rStyle w:val="a5"/>
@@ -3068,7 +3068,7 @@
               <w:rPr>
                 <w:noProof/>
               </w:rPr>
-              <w:instrText xml:space="preserve"> PAGEREF _Toc240667153 \h </w:instrText>
+              <w:instrText xml:space="preserve"> PAGEREF _Toc240669737 \h </w:instrText>
             </w:r>
             <w:r>
               <w:rPr>
@@ -3111,7 +3111,7 @@
               <w14:ligatures w14:val="standardContextual"/>
             </w:rPr>
           </w:pPr>
-          <w:hyperlink w:anchor="_Toc240667154" w:history="1">
+          <w:hyperlink w:anchor="_Toc240669738" w:history="1">
             <w:r>
               <w:rPr>
                 <w:rStyle w:val="a5"/>
@@ -3165,7 +3165,7 @@
               <w:rPr>
                 <w:noProof/>
               </w:rPr>
-              <w:instrText xml:space="preserve"> PAGEREF _Toc240667154 \h </w:instrText>
+              <w:instrText xml:space="preserve"> PAGEREF _Toc240669738 \h </w:instrText>
             </w:r>
             <w:r>
               <w:rPr>
@@ -3210,7 +3210,7 @@
               <w14:ligatures w14:val="standardContextual"/>
             </w:rPr>
           </w:pPr>
-          <w:hyperlink w:anchor="_Toc240667155" w:history="1">
+          <w:hyperlink w:anchor="_Toc240669739" w:history="1">
             <w:r>
               <w:rPr>
                 <w:rStyle w:val="a5"/>
@@ -3264,7 +3264,7 @@
               <w:rPr>
                 <w:noProof/>
               </w:rPr>
-              <w:instrText xml:space="preserve"> PAGEREF _Toc240667155 \h </w:instrText>
+              <w:instrText xml:space="preserve"> PAGEREF _Toc240669739 \h </w:instrText>
             </w:r>
             <w:r>
               <w:rPr>
@@ -3307,7 +3307,7 @@
               <w14:ligatures w14:val="standardContextual"/>
             </w:rPr>
           </w:pPr>
-          <w:hyperlink w:anchor="_Toc240667156" w:history="1">
+          <w:hyperlink w:anchor="_Toc240669740" w:history="1">
             <w:r>
               <w:rPr>
                 <w:rStyle w:val="a5"/>
@@ -3346,7 +3346,7 @@
               <w:rPr>
                 <w:noProof/>
               </w:rPr>
-              <w:instrText xml:space="preserve"> PAGEREF _Toc240667156 \h </w:instrText>
+              <w:instrText xml:space="preserve"> PAGEREF _Toc240669740 \h </w:instrText>
             </w:r>
             <w:r>
               <w:rPr>
@@ -3389,7 +3389,7 @@
               <w14:ligatures w14:val="standardContextual"/>
             </w:rPr>
           </w:pPr>
-          <w:hyperlink w:anchor="_Toc240667157" w:history="1">
+          <w:hyperlink w:anchor="_Toc240669741" w:history="1">
             <w:r>
               <w:rPr>
                 <w:rStyle w:val="a5"/>
@@ -3518,7 +3518,7 @@
               <w:rPr>
                 <w:noProof/>
               </w:rPr>
-              <w:instrText xml:space="preserve"> PAGEREF _Toc240667157 \h </w:instrText>
+              <w:instrText xml:space="preserve"> PAGEREF _Toc240669741 \h </w:instrText>
             </w:r>
             <w:r>
               <w:rPr>
@@ -3561,7 +3561,7 @@
               <w14:ligatures w14:val="standardContextual"/>
             </w:rPr>
           </w:pPr>
-          <w:hyperlink w:anchor="_Toc240667158" w:history="1">
+          <w:hyperlink w:anchor="_Toc240669742" w:history="1">
             <w:r>
               <w:rPr>
                 <w:rStyle w:val="a5"/>
@@ -3660,7 +3660,7 @@
               <w:rPr>
                 <w:noProof/>
               </w:rPr>
-              <w:instrText xml:space="preserve"> PAGEREF _Toc240667158 \h </w:instrText>
+              <w:instrText xml:space="preserve"> PAGEREF _Toc240669742 \h </w:instrText>
             </w:r>
             <w:r>
               <w:rPr>
@@ -3703,7 +3703,7 @@
               <w14:ligatures w14:val="standardContextual"/>
             </w:rPr>
           </w:pPr>
-          <w:hyperlink w:anchor="_Toc240667159" w:history="1">
+          <w:hyperlink w:anchor="_Toc240669743" w:history="1">
             <w:r>
               <w:rPr>
                 <w:rStyle w:val="a5"/>
@@ -3817,7 +3817,7 @@
               <w:rPr>
                 <w:noProof/>
               </w:rPr>
-              <w:instrText xml:space="preserve"> PAGEREF _Toc240667159 \h </w:instrText>
+              <w:instrText xml:space="preserve"> PAGEREF _Toc240669743 \h </w:instrText>
             </w:r>
             <w:r>
               <w:rPr>
@@ -3860,7 +3860,7 @@
               <w14:ligatures w14:val="standardContextual"/>
             </w:rPr>
           </w:pPr>
-          <w:hyperlink w:anchor="_Toc240667160" w:history="1">
+          <w:hyperlink w:anchor="_Toc240669744" w:history="1">
             <w:r>
               <w:rPr>
                 <w:rStyle w:val="a5"/>
@@ -3959,7 +3959,7 @@
               <w:rPr>
                 <w:noProof/>
               </w:rPr>
-              <w:instrText xml:space="preserve"> PAGEREF _Toc240667160 \h </w:instrText>
+              <w:instrText xml:space="preserve"> PAGEREF _Toc240669744 \h </w:instrText>
             </w:r>
             <w:r>
               <w:rPr>
@@ -4002,7 +4002,7 @@
               <w14:ligatures w14:val="standardContextual"/>
             </w:rPr>
           </w:pPr>
-          <w:hyperlink w:anchor="_Toc240667161" w:history="1">
+          <w:hyperlink w:anchor="_Toc240669745" w:history="1">
             <w:r>
               <w:rPr>
                 <w:rStyle w:val="a5"/>
@@ -4071,7 +4071,7 @@
               <w:rPr>
                 <w:noProof/>
               </w:rPr>
-              <w:instrText xml:space="preserve"> PAGEREF _Toc240667161 \h </w:instrText>
+              <w:instrText xml:space="preserve"> PAGEREF _Toc240669745 \h </w:instrText>
             </w:r>
             <w:r>
               <w:rPr>
@@ -4116,7 +4116,7 @@
               <w14:ligatures w14:val="standardContextual"/>
             </w:rPr>
           </w:pPr>
-          <w:hyperlink w:anchor="_Toc240667162" w:history="1">
+          <w:hyperlink w:anchor="_Toc240669746" w:history="1">
             <w:r>
               <w:rPr>
                 <w:rStyle w:val="a5"/>
@@ -4215,7 +4215,7 @@
               <w:rPr>
                 <w:noProof/>
               </w:rPr>
-              <w:instrText xml:space="preserve"> PAGEREF _Toc240667162 \h </w:instrText>
+              <w:instrText xml:space="preserve"> PAGEREF _Toc240669746 \h </w:instrText>
             </w:r>
             <w:r>
               <w:rPr>
@@ -4258,7 +4258,7 @@
               <w14:ligatures w14:val="standardContextual"/>
             </w:rPr>
           </w:pPr>
-          <w:hyperlink w:anchor="_Toc240667163" w:history="1">
+          <w:hyperlink w:anchor="_Toc240669747" w:history="1">
             <w:r>
               <w:rPr>
                 <w:rStyle w:val="a5"/>
@@ -4342,7 +4342,7 @@
               <w:rPr>
                 <w:noProof/>
               </w:rPr>
-              <w:instrText xml:space="preserve"> PAGEREF _Toc240667163 \h </w:instrText>
+              <w:instrText xml:space="preserve"> PAGEREF _Toc240669747 \h </w:instrText>
             </w:r>
             <w:r>
               <w:rPr>
@@ -4385,7 +4385,7 @@
               <w14:ligatures w14:val="standardContextual"/>
             </w:rPr>
           </w:pPr>
-          <w:hyperlink w:anchor="_Toc240667164" w:history="1">
+          <w:hyperlink w:anchor="_Toc240669748" w:history="1">
             <w:r>
               <w:rPr>
                 <w:rStyle w:val="a5"/>
@@ -4424,7 +4424,7 @@
               <w:rPr>
                 <w:noProof/>
               </w:rPr>
-              <w:instrText xml:space="preserve"> PAGEREF _Toc240667164 \h </w:instrText>
+              <w:instrText xml:space="preserve"> PAGEREF _Toc240669748 \h </w:instrText>
             </w:r>
             <w:r>
               <w:rPr>
@@ -4467,7 +4467,7 @@
               <w14:ligatures w14:val="standardContextual"/>
             </w:rPr>
           </w:pPr>
-          <w:hyperlink w:anchor="_Toc240667165" w:history="1">
+          <w:hyperlink w:anchor="_Toc240669749" w:history="1">
             <w:r>
               <w:rPr>
                 <w:rStyle w:val="a5"/>
@@ -4521,7 +4521,7 @@
               <w:rPr>
                 <w:noProof/>
               </w:rPr>
-              <w:instrText xml:space="preserve"> PAGEREF _Toc240667165 \h </w:instrText>
+              <w:instrText xml:space="preserve"> PAGEREF _Toc240669749 \h </w:instrText>
             </w:r>
             <w:r>
               <w:rPr>
@@ -4566,7 +4566,7 @@
               <w14:ligatures w14:val="standardContextual"/>
             </w:rPr>
           </w:pPr>
-          <w:hyperlink w:anchor="_Toc240667166" w:history="1">
+          <w:hyperlink w:anchor="_Toc240669750" w:history="1">
             <w:r>
               <w:rPr>
                 <w:rStyle w:val="a5"/>
@@ -4680,7 +4680,7 @@
               <w:rPr>
                 <w:noProof/>
               </w:rPr>
-              <w:instrText xml:space="preserve"> PAGEREF _Toc240667166 \h </w:instrText>
+              <w:instrText xml:space="preserve"> PAGEREF _Toc240669750 \h </w:instrText>
             </w:r>
             <w:r>
               <w:rPr>
@@ -4723,7 +4723,7 @@
               <w14:ligatures w14:val="standardContextual"/>
             </w:rPr>
           </w:pPr>
-          <w:hyperlink w:anchor="_Toc240667167" w:history="1">
+          <w:hyperlink w:anchor="_Toc240669751" w:history="1">
             <w:r>
               <w:rPr>
                 <w:rStyle w:val="a5"/>
@@ -4822,7 +4822,7 @@
               <w:rPr>
                 <w:noProof/>
               </w:rPr>
-              <w:instrText xml:space="preserve"> PAGEREF _Toc240667167 \h </w:instrText>
+              <w:instrText xml:space="preserve"> PAGEREF _Toc240669751 \h </w:instrText>
             </w:r>
             <w:r>
               <w:rPr>
@@ -4865,7 +4865,7 @@
               <w14:ligatures w14:val="standardContextual"/>
             </w:rPr>
           </w:pPr>
-          <w:hyperlink w:anchor="_Toc240667168" w:history="1">
+          <w:hyperlink w:anchor="_Toc240669752" w:history="1">
             <w:r>
               <w:rPr>
                 <w:rStyle w:val="a5"/>
@@ -4949,7 +4949,7 @@
               <w:rPr>
                 <w:noProof/>
               </w:rPr>
-              <w:instrText xml:space="preserve"> PAGEREF _Toc240667168 \h </w:instrText>
+              <w:instrText xml:space="preserve"> PAGEREF _Toc240669752 \h </w:instrText>
             </w:r>
             <w:r>
               <w:rPr>
@@ -4992,7 +4992,7 @@
               <w14:ligatures w14:val="standardContextual"/>
             </w:rPr>
           </w:pPr>
-          <w:hyperlink w:anchor="_Toc240667169" w:history="1">
+          <w:hyperlink w:anchor="_Toc240669753" w:history="1">
             <w:r>
               <w:rPr>
                 <w:rStyle w:val="a5"/>
@@ -5031,7 +5031,7 @@
               <w:rPr>
                 <w:noProof/>
               </w:rPr>
-              <w:instrText xml:space="preserve"> PAGEREF _Toc240667169 \h </w:instrText>
+              <w:instrText xml:space="preserve"> PAGEREF _Toc240669753 \h </w:instrText>
             </w:r>
             <w:r>
               <w:rPr>
@@ -5074,7 +5074,7 @@
               <w14:ligatures w14:val="standardContextual"/>
             </w:rPr>
           </w:pPr>
-          <w:hyperlink w:anchor="_Toc240667170" w:history="1">
+          <w:hyperlink w:anchor="_Toc240669754" w:history="1">
             <w:r>
               <w:rPr>
                 <w:rStyle w:val="a5"/>
@@ -5128,7 +5128,7 @@
               <w:rPr>
                 <w:noProof/>
               </w:rPr>
-              <w:instrText xml:space="preserve"> PAGEREF _Toc240667170 \h </w:instrText>
+              <w:instrText xml:space="preserve"> PAGEREF _Toc240669754 \h </w:instrText>
             </w:r>
             <w:r>
               <w:rPr>
@@ -5171,7 +5171,7 @@
               <w14:ligatures w14:val="standardContextual"/>
             </w:rPr>
           </w:pPr>
-          <w:hyperlink w:anchor="_Toc240667171" w:history="1">
+          <w:hyperlink w:anchor="_Toc240669755" w:history="1">
             <w:r>
               <w:rPr>
                 <w:rStyle w:val="a5"/>
@@ -5225,7 +5225,7 @@
               <w:rPr>
                 <w:noProof/>
               </w:rPr>
-              <w:instrText xml:space="preserve"> PAGEREF _Toc240667171 \h </w:instrText>
+              <w:instrText xml:space="preserve"> PAGEREF _Toc240669755 \h </w:instrText>
             </w:r>
             <w:r>
               <w:rPr>
@@ -5270,7 +5270,7 @@
               <w14:ligatures w14:val="standardContextual"/>
             </w:rPr>
           </w:pPr>
-          <w:hyperlink w:anchor="_Toc240667172" w:history="1">
+          <w:hyperlink w:anchor="_Toc240669756" w:history="1">
             <w:r>
               <w:rPr>
                 <w:rStyle w:val="a5"/>
@@ -5339,7 +5339,7 @@
               <w:rPr>
                 <w:noProof/>
               </w:rPr>
-              <w:instrText xml:space="preserve"> PAGEREF _Toc240667172 \h </w:instrText>
+              <w:instrText xml:space="preserve"> PAGEREF _Toc240669756 \h </w:instrText>
             </w:r>
             <w:r>
               <w:rPr>
@@ -5382,7 +5382,7 @@
               <w14:ligatures w14:val="standardContextual"/>
             </w:rPr>
           </w:pPr>
-          <w:hyperlink w:anchor="_Toc240667173" w:history="1">
+          <w:hyperlink w:anchor="_Toc240669757" w:history="1">
             <w:r>
               <w:rPr>
                 <w:rStyle w:val="a5"/>
@@ -5451,7 +5451,7 @@
               <w:rPr>
                 <w:noProof/>
               </w:rPr>
-              <w:instrText xml:space="preserve"> PAGEREF _Toc240667173 \h </w:instrText>
+              <w:instrText xml:space="preserve"> PAGEREF _Toc240669757 \h </w:instrText>
             </w:r>
             <w:r>
               <w:rPr>
@@ -5494,7 +5494,7 @@
               <w14:ligatures w14:val="standardContextual"/>
             </w:rPr>
           </w:pPr>
-          <w:hyperlink w:anchor="_Toc240667174" w:history="1">
+          <w:hyperlink w:anchor="_Toc240669758" w:history="1">
             <w:r>
               <w:rPr>
                 <w:rStyle w:val="a5"/>
@@ -5593,7 +5593,7 @@
               <w:rPr>
                 <w:noProof/>
               </w:rPr>
-              <w:instrText xml:space="preserve"> PAGEREF _Toc240667174 \h </w:instrText>
+              <w:instrText xml:space="preserve"> PAGEREF _Toc240669758 \h </w:instrText>
             </w:r>
             <w:r>
               <w:rPr>
@@ -5636,7 +5636,7 @@
               <w14:ligatures w14:val="standardContextual"/>
             </w:rPr>
           </w:pPr>
-          <w:hyperlink w:anchor="_Toc240667175" w:history="1">
+          <w:hyperlink w:anchor="_Toc240669759" w:history="1">
             <w:r>
               <w:rPr>
                 <w:rStyle w:val="a5"/>
@@ -5690,7 +5690,7 @@
               <w:rPr>
                 <w:noProof/>
               </w:rPr>
-              <w:instrText xml:space="preserve"> PAGEREF _Toc240667175 \h </w:instrText>
+              <w:instrText xml:space="preserve"> PAGEREF _Toc240669759 \h </w:instrText>
             </w:r>
             <w:r>
               <w:rPr>
@@ -5733,7 +5733,7 @@
               <w14:ligatures w14:val="standardContextual"/>
             </w:rPr>
           </w:pPr>
-          <w:hyperlink w:anchor="_Toc240667176" w:history="1">
+          <w:hyperlink w:anchor="_Toc240669760" w:history="1">
             <w:r>
               <w:rPr>
                 <w:rStyle w:val="a5"/>
@@ -5757,7 +5757,7 @@
               <w:rPr>
                 <w:noProof/>
               </w:rPr>
-              <w:instrText xml:space="preserve"> PAGEREF _Toc240667176 \h </w:instrText>
+              <w:instrText xml:space="preserve"> PAGEREF _Toc240669760 \h </w:instrText>
             </w:r>
             <w:r>
               <w:rPr>
@@ -5802,7 +5802,7 @@
               <w14:ligatures w14:val="standardContextual"/>
             </w:rPr>
           </w:pPr>
-          <w:hyperlink w:anchor="_Toc240667177" w:history="1">
+          <w:hyperlink w:anchor="_Toc240669761" w:history="1">
             <w:r>
               <w:rPr>
                 <w:rStyle w:val="a5"/>
@@ -5826,7 +5826,7 @@
               <w:rPr>
                 <w:noProof/>
               </w:rPr>
-              <w:instrText xml:space="preserve"> PAGEREF _Toc240667177 \h </w:instrText>
+              <w:instrText xml:space="preserve"> PAGEREF _Toc240669761 \h </w:instrText>
             </w:r>
             <w:r>
               <w:rPr>
@@ -5871,7 +5871,7 @@
               <w14:ligatures w14:val="standardContextual"/>
             </w:rPr>
           </w:pPr>
-          <w:hyperlink w:anchor="_Toc240667178" w:history="1">
+          <w:hyperlink w:anchor="_Toc240669762" w:history="1">
             <w:r>
               <w:rPr>
                 <w:rStyle w:val="a5"/>
@@ -5955,7 +5955,7 @@
               <w:rPr>
                 <w:noProof/>
               </w:rPr>
-              <w:instrText xml:space="preserve"> PAGEREF _Toc240667178 \h </w:instrText>
+              <w:instrText xml:space="preserve"> PAGEREF _Toc240669762 \h </w:instrText>
             </w:r>
             <w:r>
               <w:rPr>
@@ -6000,7 +6000,7 @@
               <w14:ligatures w14:val="standardContextual"/>
             </w:rPr>
           </w:pPr>
-          <w:hyperlink w:anchor="_Toc240667179" w:history="1">
+          <w:hyperlink w:anchor="_Toc240669763" w:history="1">
             <w:r>
               <w:rPr>
                 <w:rStyle w:val="a5"/>
@@ -6039,7 +6039,7 @@
               <w:rPr>
                 <w:noProof/>
               </w:rPr>
-              <w:instrText xml:space="preserve"> PAGEREF _Toc240667179 \h </w:instrText>
+              <w:instrText xml:space="preserve"> PAGEREF _Toc240669763 \h </w:instrText>
             </w:r>
             <w:r>
               <w:rPr>
@@ -6084,7 +6084,7 @@
               <w14:ligatures w14:val="standardContextual"/>
             </w:rPr>
           </w:pPr>
-          <w:hyperlink w:anchor="_Toc240667180" w:history="1">
+          <w:hyperlink w:anchor="_Toc240669764" w:history="1">
             <w:r>
               <w:rPr>
                 <w:rStyle w:val="a5"/>
@@ -6198,7 +6198,7 @@
               <w:rPr>
                 <w:noProof/>
               </w:rPr>
-              <w:instrText xml:space="preserve"> PAGEREF _Toc240667180 \h </w:instrText>
+              <w:instrText xml:space="preserve"> PAGEREF _Toc240669764 \h </w:instrText>
             </w:r>
             <w:r>
               <w:rPr>
@@ -6260,7 +6260,7 @@
     <w:sdt>
       <w:sdtPr>
         <w:alias w:val="สารบัญภาพ"/>
-        <w:id w:val="-178040088"/>
+        <w:id w:val="-1643804741"/>
       </w:sdtPr>
       <w:sdtEndPr/>
       <w:sdtContent>
@@ -6288,7 +6288,7 @@
           <w:r>
             <w:fldChar w:fldCharType="separate"/>
           </w:r>
-          <w:hyperlink w:anchor="_Toc240667181" w:history="1">
+          <w:hyperlink w:anchor="_Toc240669765" w:history="1">
             <w:r>
               <w:rPr>
                 <w:rStyle w:val="a5"/>
@@ -6400,7 +6400,7 @@
               <w:rPr>
                 <w:noProof/>
               </w:rPr>
-              <w:instrText xml:space="preserve"> PAGEREF _Toc240667181 \h </w:instrText>
+              <w:instrText xml:space="preserve"> PAGEREF _Toc240669765 \h </w:instrText>
             </w:r>
             <w:r>
               <w:rPr>
@@ -6443,7 +6443,7 @@
               <w14:ligatures w14:val="standardContextual"/>
             </w:rPr>
           </w:pPr>
-          <w:hyperlink w:anchor="_Toc240667182" w:history="1">
+          <w:hyperlink w:anchor="_Toc240669766" w:history="1">
             <w:r>
               <w:rPr>
                 <w:rStyle w:val="a5"/>
@@ -6540,7 +6540,7 @@
               <w:rPr>
                 <w:noProof/>
               </w:rPr>
-              <w:instrText xml:space="preserve"> PAGEREF _Toc240667182 \h </w:instrText>
+              <w:instrText xml:space="preserve"> PAGEREF _Toc240669766 \h </w:instrText>
             </w:r>
             <w:r>
               <w:rPr>
@@ -6583,7 +6583,7 @@
               <w14:ligatures w14:val="standardContextual"/>
             </w:rPr>
           </w:pPr>
-          <w:hyperlink w:anchor="_Toc240667183" w:history="1">
+          <w:hyperlink w:anchor="_Toc240669767" w:history="1">
             <w:r>
               <w:rPr>
                 <w:rStyle w:val="a5"/>
@@ -6770,7 +6770,7 @@
               <w:rPr>
                 <w:noProof/>
               </w:rPr>
-              <w:instrText xml:space="preserve"> PAGEREF _Toc240667183 \h </w:instrText>
+              <w:instrText xml:space="preserve"> PAGEREF _Toc240669767 \h </w:instrText>
             </w:r>
             <w:r>
               <w:rPr>
@@ -6813,7 +6813,7 @@
               <w14:ligatures w14:val="standardContextual"/>
             </w:rPr>
           </w:pPr>
-          <w:hyperlink w:anchor="_Toc240667184" w:history="1">
+          <w:hyperlink w:anchor="_Toc240669768" w:history="1">
             <w:r>
               <w:rPr>
                 <w:rStyle w:val="a5"/>
@@ -6970,7 +6970,7 @@
               <w:rPr>
                 <w:noProof/>
               </w:rPr>
-              <w:instrText xml:space="preserve"> PAGEREF _Toc240667184 \h </w:instrText>
+              <w:instrText xml:space="preserve"> PAGEREF _Toc240669768 \h </w:instrText>
             </w:r>
             <w:r>
               <w:rPr>
@@ -7013,7 +7013,7 @@
               <w14:ligatures w14:val="standardContextual"/>
             </w:rPr>
           </w:pPr>
-          <w:hyperlink w:anchor="_Toc240667185" w:history="1">
+          <w:hyperlink w:anchor="_Toc240669769" w:history="1">
             <w:r>
               <w:rPr>
                 <w:rStyle w:val="a5"/>
@@ -7185,7 +7185,7 @@
               <w:rPr>
                 <w:noProof/>
               </w:rPr>
-              <w:instrText xml:space="preserve"> PAGEREF _Toc240667185 \h </w:instrText>
+              <w:instrText xml:space="preserve"> PAGEREF _Toc240669769 \h </w:instrText>
             </w:r>
             <w:r>
               <w:rPr>
@@ -7228,7 +7228,7 @@
               <w14:ligatures w14:val="standardContextual"/>
             </w:rPr>
           </w:pPr>
-          <w:hyperlink w:anchor="_Toc240667186" w:history="1">
+          <w:hyperlink w:anchor="_Toc240669770" w:history="1">
             <w:r>
               <w:rPr>
                 <w:rStyle w:val="a5"/>
@@ -7385,7 +7385,7 @@
               <w:rPr>
                 <w:noProof/>
               </w:rPr>
-              <w:instrText xml:space="preserve"> PAGEREF _Toc240667186 \h </w:instrText>
+              <w:instrText xml:space="preserve"> PAGEREF _Toc240669770 \h </w:instrText>
             </w:r>
             <w:r>
               <w:rPr>
@@ -7428,7 +7428,7 @@
               <w14:ligatures w14:val="standardContextual"/>
             </w:rPr>
           </w:pPr>
-          <w:hyperlink w:anchor="_Toc240667187" w:history="1">
+          <w:hyperlink w:anchor="_Toc240669771" w:history="1">
             <w:r>
               <w:rPr>
                 <w:rStyle w:val="a5"/>
@@ -7540,7 +7540,7 @@
               <w:rPr>
                 <w:noProof/>
               </w:rPr>
-              <w:instrText xml:space="preserve"> PAGEREF _Toc240667187 \h </w:instrText>
+              <w:instrText xml:space="preserve"> PAGEREF _Toc240669771 \h </w:instrText>
             </w:r>
             <w:r>
               <w:rPr>
@@ -7583,7 +7583,7 @@
               <w14:ligatures w14:val="standardContextual"/>
             </w:rPr>
           </w:pPr>
-          <w:hyperlink w:anchor="_Toc240667188" w:history="1">
+          <w:hyperlink w:anchor="_Toc240669772" w:history="1">
             <w:r>
               <w:rPr>
                 <w:rStyle w:val="a5"/>
@@ -7695,7 +7695,7 @@
               <w:rPr>
                 <w:noProof/>
               </w:rPr>
-              <w:instrText xml:space="preserve"> PAGEREF _Toc240667188 \h </w:instrText>
+              <w:instrText xml:space="preserve"> PAGEREF _Toc240669772 \h </w:instrText>
             </w:r>
             <w:r>
               <w:rPr>
@@ -7738,7 +7738,7 @@
               <w14:ligatures w14:val="standardContextual"/>
             </w:rPr>
           </w:pPr>
-          <w:hyperlink w:anchor="_Toc240667189" w:history="1">
+          <w:hyperlink w:anchor="_Toc240669773" w:history="1">
             <w:r>
               <w:rPr>
                 <w:rStyle w:val="a5"/>
@@ -7880,7 +7880,7 @@
               <w:rPr>
                 <w:noProof/>
               </w:rPr>
-              <w:instrText xml:space="preserve"> PAGEREF _Toc240667189 \h </w:instrText>
+              <w:instrText xml:space="preserve"> PAGEREF _Toc240669773 \h </w:instrText>
             </w:r>
             <w:r>
               <w:rPr>
@@ -7923,7 +7923,7 @@
               <w14:ligatures w14:val="standardContextual"/>
             </w:rPr>
           </w:pPr>
-          <w:hyperlink w:anchor="_Toc240667190" w:history="1">
+          <w:hyperlink w:anchor="_Toc240669774" w:history="1">
             <w:r>
               <w:rPr>
                 <w:rStyle w:val="a5"/>
@@ -8110,7 +8110,7 @@
               <w:rPr>
                 <w:noProof/>
               </w:rPr>
-              <w:instrText xml:space="preserve"> PAGEREF _Toc240667190 \h </w:instrText>
+              <w:instrText xml:space="preserve"> PAGEREF _Toc240669774 \h </w:instrText>
             </w:r>
             <w:r>
               <w:rPr>
@@ -8153,7 +8153,7 @@
               <w14:ligatures w14:val="standardContextual"/>
             </w:rPr>
           </w:pPr>
-          <w:hyperlink w:anchor="_Toc240667191" w:history="1">
+          <w:hyperlink w:anchor="_Toc240669775" w:history="1">
             <w:r>
               <w:rPr>
                 <w:rStyle w:val="a5"/>
@@ -8370,7 +8370,7 @@
               <w:rPr>
                 <w:noProof/>
               </w:rPr>
-              <w:instrText xml:space="preserve"> PAGEREF _Toc240667191 \h </w:instrText>
+              <w:instrText xml:space="preserve"> PAGEREF _Toc240669775 \h </w:instrText>
             </w:r>
             <w:r>
               <w:rPr>
@@ -8413,7 +8413,7 @@
               <w14:ligatures w14:val="standardContextual"/>
             </w:rPr>
           </w:pPr>
-          <w:hyperlink w:anchor="_Toc240667192" w:history="1">
+          <w:hyperlink w:anchor="_Toc240669776" w:history="1">
             <w:r>
               <w:rPr>
                 <w:rStyle w:val="a5"/>
@@ -8570,7 +8570,7 @@
               <w:rPr>
                 <w:noProof/>
               </w:rPr>
-              <w:instrText xml:space="preserve"> PAGEREF _Toc240667192 \h </w:instrText>
+              <w:instrText xml:space="preserve"> PAGEREF _Toc240669776 \h </w:instrText>
             </w:r>
             <w:r>
               <w:rPr>
@@ -8613,7 +8613,7 @@
               <w14:ligatures w14:val="standardContextual"/>
             </w:rPr>
           </w:pPr>
-          <w:hyperlink w:anchor="_Toc240667193" w:history="1">
+          <w:hyperlink w:anchor="_Toc240669777" w:history="1">
             <w:r>
               <w:rPr>
                 <w:rStyle w:val="a5"/>
@@ -8785,7 +8785,7 @@
               <w:rPr>
                 <w:noProof/>
               </w:rPr>
-              <w:instrText xml:space="preserve"> PAGEREF _Toc240667193 \h </w:instrText>
+              <w:instrText xml:space="preserve"> PAGEREF _Toc240669777 \h </w:instrText>
             </w:r>
             <w:r>
               <w:rPr>
@@ -8828,7 +8828,7 @@
               <w14:ligatures w14:val="standardContextual"/>
             </w:rPr>
           </w:pPr>
-          <w:hyperlink w:anchor="_Toc240667194" w:history="1">
+          <w:hyperlink w:anchor="_Toc240669778" w:history="1">
             <w:r>
               <w:rPr>
                 <w:rStyle w:val="a5"/>
@@ -8970,7 +8970,7 @@
               <w:rPr>
                 <w:noProof/>
               </w:rPr>
-              <w:instrText xml:space="preserve"> PAGEREF _Toc240667194 \h </w:instrText>
+              <w:instrText xml:space="preserve"> PAGEREF _Toc240669778 \h </w:instrText>
             </w:r>
             <w:r>
               <w:rPr>
@@ -9013,7 +9013,7 @@
               <w14:ligatures w14:val="standardContextual"/>
             </w:rPr>
           </w:pPr>
-          <w:hyperlink w:anchor="_Toc240667195" w:history="1">
+          <w:hyperlink w:anchor="_Toc240669779" w:history="1">
             <w:r>
               <w:rPr>
                 <w:rStyle w:val="a5"/>
@@ -9155,7 +9155,7 @@
               <w:rPr>
                 <w:noProof/>
               </w:rPr>
-              <w:instrText xml:space="preserve"> PAGEREF _Toc240667195 \h </w:instrText>
+              <w:instrText xml:space="preserve"> PAGEREF _Toc240669779 \h </w:instrText>
             </w:r>
             <w:r>
               <w:rPr>
@@ -9198,7 +9198,7 @@
               <w14:ligatures w14:val="standardContextual"/>
             </w:rPr>
           </w:pPr>
-          <w:hyperlink w:anchor="_Toc240667196" w:history="1">
+          <w:hyperlink w:anchor="_Toc240669780" w:history="1">
             <w:r>
               <w:rPr>
                 <w:rStyle w:val="a5"/>
@@ -9340,7 +9340,7 @@
               <w:rPr>
                 <w:noProof/>
               </w:rPr>
-              <w:instrText xml:space="preserve"> PAGEREF _Toc240667196 \h </w:instrText>
+              <w:instrText xml:space="preserve"> PAGEREF _Toc240669780 \h </w:instrText>
             </w:r>
             <w:r>
               <w:rPr>
@@ -9383,7 +9383,7 @@
               <w14:ligatures w14:val="standardContextual"/>
             </w:rPr>
           </w:pPr>
-          <w:hyperlink w:anchor="_Toc240667197" w:history="1">
+          <w:hyperlink w:anchor="_Toc240669781" w:history="1">
             <w:r>
               <w:rPr>
                 <w:rStyle w:val="a5"/>
@@ -9480,7 +9480,7 @@
               <w:rPr>
                 <w:noProof/>
               </w:rPr>
-              <w:instrText xml:space="preserve"> PAGEREF _Toc240667197 \h </w:instrText>
+              <w:instrText xml:space="preserve"> PAGEREF _Toc240669781 \h </w:instrText>
             </w:r>
             <w:r>
               <w:rPr>
@@ -9523,7 +9523,7 @@
               <w14:ligatures w14:val="standardContextual"/>
             </w:rPr>
           </w:pPr>
-          <w:hyperlink w:anchor="_Toc240667198" w:history="1">
+          <w:hyperlink w:anchor="_Toc240669782" w:history="1">
             <w:r>
               <w:rPr>
                 <w:rStyle w:val="a5"/>
@@ -9665,7 +9665,7 @@
               <w:rPr>
                 <w:noProof/>
               </w:rPr>
-              <w:instrText xml:space="preserve"> PAGEREF _Toc240667198 \h </w:instrText>
+              <w:instrText xml:space="preserve"> PAGEREF _Toc240669782 \h </w:instrText>
             </w:r>
             <w:r>
               <w:rPr>
@@ -9727,7 +9727,7 @@
     <w:sdt>
       <w:sdtPr>
         <w:alias w:val="สารบัญตาราง"/>
-        <w:id w:val="-602105147"/>
+        <w:id w:val="2101280179"/>
       </w:sdtPr>
       <w:sdtEndPr/>
       <w:sdtContent>
@@ -9755,7 +9755,7 @@
           <w:r>
             <w:fldChar w:fldCharType="separate"/>
           </w:r>
-          <w:hyperlink w:anchor="_Toc240667199" w:history="1">
+          <w:hyperlink w:anchor="_Toc240669783" w:history="1">
             <w:r>
               <w:rPr>
                 <w:rStyle w:val="a5"/>
@@ -9897,7 +9897,7 @@
               <w:rPr>
                 <w:noProof/>
               </w:rPr>
-              <w:instrText xml:space="preserve"> PAGEREF _Toc240667199 \h </w:instrText>
+              <w:instrText xml:space="preserve"> PAGEREF _Toc240669783 \h </w:instrText>
             </w:r>
             <w:r>
               <w:rPr>
@@ -9940,7 +9940,7 @@
               <w14:ligatures w14:val="standardContextual"/>
             </w:rPr>
           </w:pPr>
-          <w:hyperlink w:anchor="_Toc240667200" w:history="1">
+          <w:hyperlink w:anchor="_Toc240669784" w:history="1">
             <w:r>
               <w:rPr>
                 <w:rStyle w:val="a5"/>
@@ -10022,7 +10022,7 @@
               <w:rPr>
                 <w:noProof/>
               </w:rPr>
-              <w:instrText xml:space="preserve"> PAGEREF _Toc240667200 \h </w:instrText>
+              <w:instrText xml:space="preserve"> PAGEREF _Toc240669784 \h </w:instrText>
             </w:r>
             <w:r>
               <w:rPr>
@@ -10065,7 +10065,7 @@
               <w14:ligatures w14:val="standardContextual"/>
             </w:rPr>
           </w:pPr>
-          <w:hyperlink w:anchor="_Toc240667201" w:history="1">
+          <w:hyperlink w:anchor="_Toc240669785" w:history="1">
             <w:r>
               <w:rPr>
                 <w:rStyle w:val="a5"/>
@@ -10192,7 +10192,7 @@
               <w:rPr>
                 <w:noProof/>
               </w:rPr>
-              <w:instrText xml:space="preserve"> PAGEREF _Toc240667201 \h </w:instrText>
+              <w:instrText xml:space="preserve"> PAGEREF _Toc240669785 \h </w:instrText>
             </w:r>
             <w:r>
               <w:rPr>
@@ -10235,7 +10235,7 @@
               <w14:ligatures w14:val="standardContextual"/>
             </w:rPr>
           </w:pPr>
-          <w:hyperlink w:anchor="_Toc240667202" w:history="1">
+          <w:hyperlink w:anchor="_Toc240669786" w:history="1">
             <w:r>
               <w:rPr>
                 <w:rStyle w:val="a5"/>
@@ -10317,7 +10317,7 @@
               <w:rPr>
                 <w:noProof/>
               </w:rPr>
-              <w:instrText xml:space="preserve"> PAGEREF _Toc240667202 \h </w:instrText>
+              <w:instrText xml:space="preserve"> PAGEREF _Toc240669786 \h </w:instrText>
             </w:r>
             <w:r>
               <w:rPr>
@@ -10360,7 +10360,7 @@
               <w14:ligatures w14:val="standardContextual"/>
             </w:rPr>
           </w:pPr>
-          <w:hyperlink w:anchor="_Toc240667203" w:history="1">
+          <w:hyperlink w:anchor="_Toc240669787" w:history="1">
             <w:r>
               <w:rPr>
                 <w:rStyle w:val="a5"/>
@@ -10472,7 +10472,7 @@
               <w:rPr>
                 <w:noProof/>
               </w:rPr>
-              <w:instrText xml:space="preserve"> PAGEREF _Toc240667203 \h </w:instrText>
+              <w:instrText xml:space="preserve"> PAGEREF _Toc240669787 \h </w:instrText>
             </w:r>
             <w:r>
               <w:rPr>
@@ -10515,7 +10515,7 @@
               <w14:ligatures w14:val="standardContextual"/>
             </w:rPr>
           </w:pPr>
-          <w:hyperlink w:anchor="_Toc240667204" w:history="1">
+          <w:hyperlink w:anchor="_Toc240669788" w:history="1">
             <w:r>
               <w:rPr>
                 <w:rStyle w:val="a5"/>
@@ -10672,7 +10672,7 @@
               <w:rPr>
                 <w:noProof/>
               </w:rPr>
-              <w:instrText xml:space="preserve"> PAGEREF _Toc240667204 \h </w:instrText>
+              <w:instrText xml:space="preserve"> PAGEREF _Toc240669788 \h </w:instrText>
             </w:r>
             <w:r>
               <w:rPr>
@@ -10715,7 +10715,7 @@
               <w14:ligatures w14:val="standardContextual"/>
             </w:rPr>
           </w:pPr>
-          <w:hyperlink w:anchor="_Toc240667205" w:history="1">
+          <w:hyperlink w:anchor="_Toc240669789" w:history="1">
             <w:r>
               <w:rPr>
                 <w:rStyle w:val="a5"/>
@@ -10842,7 +10842,7 @@
               <w:rPr>
                 <w:noProof/>
               </w:rPr>
-              <w:instrText xml:space="preserve"> PAGEREF _Toc240667205 \h </w:instrText>
+              <w:instrText xml:space="preserve"> PAGEREF _Toc240669789 \h </w:instrText>
             </w:r>
             <w:r>
               <w:rPr>
@@ -10885,7 +10885,7 @@
               <w14:ligatures w14:val="standardContextual"/>
             </w:rPr>
           </w:pPr>
-          <w:hyperlink w:anchor="_Toc240667206" w:history="1">
+          <w:hyperlink w:anchor="_Toc240669790" w:history="1">
             <w:r>
               <w:rPr>
                 <w:rStyle w:val="a5"/>
@@ -10997,7 +10997,7 @@
               <w:rPr>
                 <w:noProof/>
               </w:rPr>
-              <w:instrText xml:space="preserve"> PAGEREF _Toc240667206 \h </w:instrText>
+              <w:instrText xml:space="preserve"> PAGEREF _Toc240669790 \h </w:instrText>
             </w:r>
             <w:r>
               <w:rPr>
@@ -11040,7 +11040,7 @@
               <w14:ligatures w14:val="standardContextual"/>
             </w:rPr>
           </w:pPr>
-          <w:hyperlink w:anchor="_Toc240667207" w:history="1">
+          <w:hyperlink w:anchor="_Toc240669791" w:history="1">
             <w:r>
               <w:rPr>
                 <w:rStyle w:val="a5"/>
@@ -11197,7 +11197,7 @@
               <w:rPr>
                 <w:noProof/>
               </w:rPr>
-              <w:instrText xml:space="preserve"> PAGEREF _Toc240667207 \h </w:instrText>
+              <w:instrText xml:space="preserve"> PAGEREF _Toc240669791 \h </w:instrText>
             </w:r>
             <w:r>
               <w:rPr>
@@ -11240,7 +11240,7 @@
               <w14:ligatures w14:val="standardContextual"/>
             </w:rPr>
           </w:pPr>
-          <w:hyperlink w:anchor="_Toc240667208" w:history="1">
+          <w:hyperlink w:anchor="_Toc240669792" w:history="1">
             <w:r>
               <w:rPr>
                 <w:rStyle w:val="a5"/>
@@ -11397,7 +11397,7 @@
               <w:rPr>
                 <w:noProof/>
               </w:rPr>
-              <w:instrText xml:space="preserve"> PAGEREF _Toc240667208 \h </w:instrText>
+              <w:instrText xml:space="preserve"> PAGEREF _Toc240669792 \h </w:instrText>
             </w:r>
             <w:r>
               <w:rPr>
@@ -11440,7 +11440,7 @@
               <w14:ligatures w14:val="standardContextual"/>
             </w:rPr>
           </w:pPr>
-          <w:hyperlink w:anchor="_Toc240667209" w:history="1">
+          <w:hyperlink w:anchor="_Toc240669793" w:history="1">
             <w:r>
               <w:rPr>
                 <w:rStyle w:val="a5"/>
@@ -11597,7 +11597,7 @@
               <w:rPr>
                 <w:noProof/>
               </w:rPr>
-              <w:instrText xml:space="preserve"> PAGEREF _Toc240667209 \h </w:instrText>
+              <w:instrText xml:space="preserve"> PAGEREF _Toc240669793 \h </w:instrText>
             </w:r>
             <w:r>
               <w:rPr>
@@ -11640,7 +11640,7 @@
               <w14:ligatures w14:val="standardContextual"/>
             </w:rPr>
           </w:pPr>
-          <w:hyperlink w:anchor="_Toc240667210" w:history="1">
+          <w:hyperlink w:anchor="_Toc240669794" w:history="1">
             <w:r>
               <w:rPr>
                 <w:rStyle w:val="a5"/>
@@ -11722,7 +11722,7 @@
               <w:rPr>
                 <w:noProof/>
               </w:rPr>
-              <w:instrText xml:space="preserve"> PAGEREF _Toc240667210 \h </w:instrText>
+              <w:instrText xml:space="preserve"> PAGEREF _Toc240669794 \h </w:instrText>
             </w:r>
             <w:r>
               <w:rPr>
@@ -11765,7 +11765,7 @@
               <w14:ligatures w14:val="standardContextual"/>
             </w:rPr>
           </w:pPr>
-          <w:hyperlink w:anchor="_Toc240667211" w:history="1">
+          <w:hyperlink w:anchor="_Toc240669795" w:history="1">
             <w:r>
               <w:rPr>
                 <w:rStyle w:val="a5"/>
@@ -11847,7 +11847,7 @@
               <w:rPr>
                 <w:noProof/>
               </w:rPr>
-              <w:instrText xml:space="preserve"> PAGEREF _Toc240667211 \h </w:instrText>
+              <w:instrText xml:space="preserve"> PAGEREF _Toc240669795 \h </w:instrText>
             </w:r>
             <w:r>
               <w:rPr>
@@ -11890,7 +11890,7 @@
               <w14:ligatures w14:val="standardContextual"/>
             </w:rPr>
           </w:pPr>
-          <w:hyperlink w:anchor="_Toc240667212" w:history="1">
+          <w:hyperlink w:anchor="_Toc240669796" w:history="1">
             <w:r>
               <w:rPr>
                 <w:rStyle w:val="a5"/>
@@ -11957,7 +11957,7 @@
               <w:rPr>
                 <w:noProof/>
               </w:rPr>
-              <w:instrText xml:space="preserve"> PAGEREF _Toc240667212 \h </w:instrText>
+              <w:instrText xml:space="preserve"> PAGEREF _Toc240669796 \h </w:instrText>
             </w:r>
             <w:r>
               <w:rPr>
@@ -12000,7 +12000,7 @@
               <w14:ligatures w14:val="standardContextual"/>
             </w:rPr>
           </w:pPr>
-          <w:hyperlink w:anchor="_Toc240667213" w:history="1">
+          <w:hyperlink w:anchor="_Toc240669797" w:history="1">
             <w:r>
               <w:rPr>
                 <w:rStyle w:val="a5"/>
@@ -12127,7 +12127,7 @@
               <w:rPr>
                 <w:noProof/>
               </w:rPr>
-              <w:instrText xml:space="preserve"> PAGEREF _Toc240667213 \h </w:instrText>
+              <w:instrText xml:space="preserve"> PAGEREF _Toc240669797 \h </w:instrText>
             </w:r>
             <w:r>
               <w:rPr>
@@ -12170,7 +12170,7 @@
               <w14:ligatures w14:val="standardContextual"/>
             </w:rPr>
           </w:pPr>
-          <w:hyperlink w:anchor="_Toc240667214" w:history="1">
+          <w:hyperlink w:anchor="_Toc240669798" w:history="1">
             <w:r>
               <w:rPr>
                 <w:rStyle w:val="a5"/>
@@ -12282,7 +12282,7 @@
               <w:rPr>
                 <w:noProof/>
               </w:rPr>
-              <w:instrText xml:space="preserve"> PAGEREF _Toc240667214 \h </w:instrText>
+              <w:instrText xml:space="preserve"> PAGEREF _Toc240669798 \h </w:instrText>
             </w:r>
             <w:r>
               <w:rPr>
@@ -12325,7 +12325,7 @@
               <w14:ligatures w14:val="standardContextual"/>
             </w:rPr>
           </w:pPr>
-          <w:hyperlink w:anchor="_Toc240667215" w:history="1">
+          <w:hyperlink w:anchor="_Toc240669799" w:history="1">
             <w:r>
               <w:rPr>
                 <w:rStyle w:val="a5"/>
@@ -12407,7 +12407,7 @@
               <w:rPr>
                 <w:noProof/>
               </w:rPr>
-              <w:instrText xml:space="preserve"> PAGEREF _Toc240667215 \h </w:instrText>
+              <w:instrText xml:space="preserve"> PAGEREF _Toc240669799 \h </w:instrText>
             </w:r>
             <w:r>
               <w:rPr>
@@ -12450,7 +12450,7 @@
               <w14:ligatures w14:val="standardContextual"/>
             </w:rPr>
           </w:pPr>
-          <w:hyperlink w:anchor="_Toc240667216" w:history="1">
+          <w:hyperlink w:anchor="_Toc240669800" w:history="1">
             <w:r>
               <w:rPr>
                 <w:rStyle w:val="a5"/>
@@ -12577,7 +12577,7 @@
               <w:rPr>
                 <w:noProof/>
               </w:rPr>
-              <w:instrText xml:space="preserve"> PAGEREF _Toc240667216 \h </w:instrText>
+              <w:instrText xml:space="preserve"> PAGEREF _Toc240669800 \h </w:instrText>
             </w:r>
             <w:r>
               <w:rPr>
@@ -12620,7 +12620,7 @@
               <w14:ligatures w14:val="standardContextual"/>
             </w:rPr>
           </w:pPr>
-          <w:hyperlink w:anchor="_Toc240667217" w:history="1">
+          <w:hyperlink w:anchor="_Toc240669801" w:history="1">
             <w:r>
               <w:rPr>
                 <w:rStyle w:val="a5"/>
@@ -12732,7 +12732,7 @@
               <w:rPr>
                 <w:noProof/>
               </w:rPr>
-              <w:instrText xml:space="preserve"> PAGEREF _Toc240667217 \h </w:instrText>
+              <w:instrText xml:space="preserve"> PAGEREF _Toc240669801 \h </w:instrText>
             </w:r>
             <w:r>
               <w:rPr>
@@ -12775,7 +12775,7 @@
               <w14:ligatures w14:val="standardContextual"/>
             </w:rPr>
           </w:pPr>
-          <w:hyperlink w:anchor="_Toc240667218" w:history="1">
+          <w:hyperlink w:anchor="_Toc240669802" w:history="1">
             <w:r>
               <w:rPr>
                 <w:rStyle w:val="a5"/>
@@ -12947,7 +12947,7 @@
               <w:rPr>
                 <w:noProof/>
               </w:rPr>
-              <w:instrText xml:space="preserve"> PAGEREF _Toc240667218 \h </w:instrText>
+              <w:instrText xml:space="preserve"> PAGEREF _Toc240669802 \h </w:instrText>
             </w:r>
             <w:r>
               <w:rPr>
@@ -12990,7 +12990,7 @@
               <w14:ligatures w14:val="standardContextual"/>
             </w:rPr>
           </w:pPr>
-          <w:hyperlink w:anchor="_Toc240667219" w:history="1">
+          <w:hyperlink w:anchor="_Toc240669803" w:history="1">
             <w:r>
               <w:rPr>
                 <w:rStyle w:val="a5"/>
@@ -13102,7 +13102,7 @@
               <w:rPr>
                 <w:noProof/>
               </w:rPr>
-              <w:instrText xml:space="preserve"> PAGEREF _Toc240667219 \h </w:instrText>
+              <w:instrText xml:space="preserve"> PAGEREF _Toc240669803 \h </w:instrText>
             </w:r>
             <w:r>
               <w:rPr>
@@ -13145,7 +13145,7 @@
               <w14:ligatures w14:val="standardContextual"/>
             </w:rPr>
           </w:pPr>
-          <w:hyperlink w:anchor="_Toc240667220" w:history="1">
+          <w:hyperlink w:anchor="_Toc240669804" w:history="1">
             <w:r>
               <w:rPr>
                 <w:rStyle w:val="a5"/>
@@ -13287,7 +13287,7 @@
               <w:rPr>
                 <w:noProof/>
               </w:rPr>
-              <w:instrText xml:space="preserve"> PAGEREF _Toc240667220 \h </w:instrText>
+              <w:instrText xml:space="preserve"> PAGEREF _Toc240669804 \h </w:instrText>
             </w:r>
             <w:r>
               <w:rPr>
@@ -13330,7 +13330,7 @@
               <w14:ligatures w14:val="standardContextual"/>
             </w:rPr>
           </w:pPr>
-          <w:hyperlink w:anchor="_Toc240667221" w:history="1">
+          <w:hyperlink w:anchor="_Toc240669805" w:history="1">
             <w:r>
               <w:rPr>
                 <w:rStyle w:val="a5"/>
@@ -13457,7 +13457,7 @@
               <w:rPr>
                 <w:noProof/>
               </w:rPr>
-              <w:instrText xml:space="preserve"> PAGEREF _Toc240667221 \h </w:instrText>
+              <w:instrText xml:space="preserve"> PAGEREF _Toc240669805 \h </w:instrText>
             </w:r>
             <w:r>
               <w:rPr>
@@ -13500,7 +13500,7 @@
               <w14:ligatures w14:val="standardContextual"/>
             </w:rPr>
           </w:pPr>
-          <w:hyperlink w:anchor="_Toc240667222" w:history="1">
+          <w:hyperlink w:anchor="_Toc240669806" w:history="1">
             <w:r>
               <w:rPr>
                 <w:rStyle w:val="a5"/>
@@ -13612,7 +13612,7 @@
               <w:rPr>
                 <w:noProof/>
               </w:rPr>
-              <w:instrText xml:space="preserve"> PAGEREF _Toc240667222 \h </w:instrText>
+              <w:instrText xml:space="preserve"> PAGEREF _Toc240669806 \h </w:instrText>
             </w:r>
             <w:r>
               <w:rPr>
@@ -13655,7 +13655,7 @@
               <w14:ligatures w14:val="standardContextual"/>
             </w:rPr>
           </w:pPr>
-          <w:hyperlink w:anchor="_Toc240667223" w:history="1">
+          <w:hyperlink w:anchor="_Toc240669807" w:history="1">
             <w:r>
               <w:rPr>
                 <w:rStyle w:val="a5"/>
@@ -13737,7 +13737,7 @@
               <w:rPr>
                 <w:noProof/>
               </w:rPr>
-              <w:instrText xml:space="preserve"> PAGEREF _Toc240667223 \h </w:instrText>
+              <w:instrText xml:space="preserve"> PAGEREF _Toc240669807 \h </w:instrText>
             </w:r>
             <w:r>
               <w:rPr>
@@ -13780,7 +13780,7 @@
               <w14:ligatures w14:val="standardContextual"/>
             </w:rPr>
           </w:pPr>
-          <w:hyperlink w:anchor="_Toc240667224" w:history="1">
+          <w:hyperlink w:anchor="_Toc240669808" w:history="1">
             <w:r>
               <w:rPr>
                 <w:rStyle w:val="a5"/>
@@ -13877,7 +13877,7 @@
               <w:rPr>
                 <w:noProof/>
               </w:rPr>
-              <w:instrText xml:space="preserve"> PAGEREF _Toc240667224 \h </w:instrText>
+              <w:instrText xml:space="preserve"> PAGEREF _Toc240669808 \h </w:instrText>
             </w:r>
             <w:r>
               <w:rPr>
@@ -13920,7 +13920,7 @@
               <w14:ligatures w14:val="standardContextual"/>
             </w:rPr>
           </w:pPr>
-          <w:hyperlink w:anchor="_Toc240667225" w:history="1">
+          <w:hyperlink w:anchor="_Toc240669809" w:history="1">
             <w:r>
               <w:rPr>
                 <w:rStyle w:val="a5"/>
@@ -13987,7 +13987,7 @@
               <w:rPr>
                 <w:noProof/>
               </w:rPr>
-              <w:instrText xml:space="preserve"> PAGEREF _Toc240667225 \h </w:instrText>
+              <w:instrText xml:space="preserve"> PAGEREF _Toc240669809 \h </w:instrText>
             </w:r>
             <w:r>
               <w:rPr>
@@ -14041,7 +14041,7 @@
         <w:spacing w:after="360"/>
         <w:jc w:val="center"/>
       </w:pPr>
-      <w:bookmarkStart w:id="0" w:name="_Toc240667129"/>
+      <w:bookmarkStart w:id="0" w:name="_Toc240669713"/>
       <w:r>
         <w:lastRenderedPageBreak/>
         <w:t>บท​ที่ 1</w:t>
@@ -14060,7 +14060,7 @@
         <w:keepNext/>
         <w:spacing w:before="240" w:after="60"/>
       </w:pPr>
-      <w:bookmarkStart w:id="1" w:name="_Toc240667130"/>
+      <w:bookmarkStart w:id="1" w:name="_Toc240669714"/>
       <w:r>
         <w:t xml:space="preserve">1.1 </w:t>
       </w:r>
@@ -14102,7 +14102,7 @@
         <w:keepNext/>
         <w:spacing w:before="240" w:after="60"/>
       </w:pPr>
-      <w:bookmarkStart w:id="2" w:name="_Toc240667131"/>
+      <w:bookmarkStart w:id="2" w:name="_Toc240669715"/>
       <w:r>
         <w:t xml:space="preserve">1.2 </w:t>
       </w:r>
@@ -14126,7 +14126,7 @@
         <w:keepNext/>
         <w:spacing w:before="200" w:after="60"/>
       </w:pPr>
-      <w:bookmarkStart w:id="3" w:name="_Toc240667199"/>
+      <w:bookmarkStart w:id="3" w:name="_Toc240669783"/>
       <w:r>
         <w:rPr>
           <w:b/>
@@ -14927,7 +14927,7 @@
         <w:keepNext/>
         <w:spacing w:before="240" w:after="60"/>
       </w:pPr>
-      <w:bookmarkStart w:id="4" w:name="_Toc240667132"/>
+      <w:bookmarkStart w:id="4" w:name="_Toc240669716"/>
       <w:r>
         <w:t xml:space="preserve">1.3 </w:t>
       </w:r>
@@ -15007,7 +15007,7 @@
         <w:keepNext/>
         <w:spacing w:before="240" w:after="60"/>
       </w:pPr>
-      <w:bookmarkStart w:id="5" w:name="_Toc240667133"/>
+      <w:bookmarkStart w:id="5" w:name="_Toc240669717"/>
       <w:r>
         <w:t xml:space="preserve">1.4 </w:t>
       </w:r>
@@ -15031,7 +15031,7 @@
         <w:keepNext/>
         <w:spacing w:before="200" w:after="60"/>
       </w:pPr>
-      <w:bookmarkStart w:id="6" w:name="_Toc240667200"/>
+      <w:bookmarkStart w:id="6" w:name="_Toc240669784"/>
       <w:r>
         <w:rPr>
           <w:b/>
@@ -15811,7 +15811,7 @@
         <w:keepNext/>
         <w:spacing w:before="240" w:after="60"/>
       </w:pPr>
-      <w:bookmarkStart w:id="7" w:name="_Toc240667134"/>
+      <w:bookmarkStart w:id="7" w:name="_Toc240669718"/>
       <w:r>
         <w:t xml:space="preserve">1.5 </w:t>
       </w:r>
@@ -15835,7 +15835,7 @@
         <w:keepNext/>
         <w:spacing w:before="200" w:after="60"/>
       </w:pPr>
-      <w:bookmarkStart w:id="8" w:name="_Toc240667201"/>
+      <w:bookmarkStart w:id="8" w:name="_Toc240669785"/>
       <w:r>
         <w:rPr>
           <w:b/>
@@ -16369,7 +16369,7 @@
         <w:keepNext/>
         <w:spacing w:before="240" w:after="60"/>
       </w:pPr>
-      <w:bookmarkStart w:id="9" w:name="_Toc240667135"/>
+      <w:bookmarkStart w:id="9" w:name="_Toc240669719"/>
       <w:r>
         <w:lastRenderedPageBreak/>
         <w:t xml:space="preserve">1.6 </w:t>
@@ -16552,7 +16552,7 @@
         <w:keepNext/>
         <w:spacing w:before="240" w:after="60"/>
       </w:pPr>
-      <w:bookmarkStart w:id="10" w:name="_Toc240667136"/>
+      <w:bookmarkStart w:id="10" w:name="_Toc240669720"/>
       <w:r>
         <w:t xml:space="preserve">1.7 </w:t>
       </w:r>
@@ -16620,7 +16620,7 @@
         <w:spacing w:after="360"/>
         <w:jc w:val="center"/>
       </w:pPr>
-      <w:bookmarkStart w:id="11" w:name="_Toc240667137"/>
+      <w:bookmarkStart w:id="11" w:name="_Toc240669721"/>
       <w:r>
         <w:lastRenderedPageBreak/>
         <w:t>บท​ที่ 2</w:t>
@@ -16648,7 +16648,7 @@
         <w:keepNext/>
         <w:spacing w:before="240" w:after="60"/>
       </w:pPr>
-      <w:bookmarkStart w:id="12" w:name="_Toc240667138"/>
+      <w:bookmarkStart w:id="12" w:name="_Toc240669722"/>
       <w:r>
         <w:t xml:space="preserve">2.1 </w:t>
       </w:r>
@@ -16672,7 +16672,7 @@
         <w:keepNext/>
         <w:spacing w:before="200" w:after="60"/>
       </w:pPr>
-      <w:bookmarkStart w:id="13" w:name="_Toc240667202"/>
+      <w:bookmarkStart w:id="13" w:name="_Toc240669786"/>
       <w:r>
         <w:rPr>
           <w:b/>
@@ -17299,7 +17299,7 @@
                 <w:sz w:val="28"/>
                 <w:szCs w:val="28"/>
               </w:rPr>
-              <w:t>เลือก​สถานที่​แบบ​ลำดับ​ชั้น วิทยาเขต อาคาร ชั้น และ​ห้อง พร้อม​ระบุ​จุด​สังเกต​เพิ่มเติม</w:t>
+              <w:t>เลือก​สถานที่​แบบ​ลำดับ​ชั้น วิทยาเขต อาคาร ชั้น และ​ห้อง ค้นหา​อาคาร​ด้วย​ชื่อ​หรือ​รหัส​ได้ และ​ระบุ​จุด​สังเกต​เพิ่มเติม</w:t>
             </w:r>
           </w:p>
         </w:tc>
@@ -20139,7 +20139,7 @@
         <w:keepNext/>
         <w:spacing w:before="240" w:after="60"/>
       </w:pPr>
-      <w:bookmarkStart w:id="14" w:name="_Toc240667139"/>
+      <w:bookmarkStart w:id="14" w:name="_Toc240669723"/>
       <w:r>
         <w:t xml:space="preserve">2.2 </w:t>
       </w:r>
@@ -20163,7 +20163,7 @@
         <w:keepNext/>
         <w:spacing w:before="200" w:after="60"/>
       </w:pPr>
-      <w:bookmarkStart w:id="15" w:name="_Toc240667203"/>
+      <w:bookmarkStart w:id="15" w:name="_Toc240669787"/>
       <w:r>
         <w:rPr>
           <w:b/>
@@ -22584,7 +22584,7 @@
         <w:keepNext/>
         <w:spacing w:before="240" w:after="60"/>
       </w:pPr>
-      <w:bookmarkStart w:id="16" w:name="_Toc240667140"/>
+      <w:bookmarkStart w:id="16" w:name="_Toc240669724"/>
       <w:r>
         <w:t xml:space="preserve">2.3 </w:t>
       </w:r>
@@ -22608,7 +22608,7 @@
         <w:keepNext/>
         <w:spacing w:before="200" w:after="60"/>
       </w:pPr>
-      <w:bookmarkStart w:id="17" w:name="_Toc240667204"/>
+      <w:bookmarkStart w:id="17" w:name="_Toc240669788"/>
       <w:r>
         <w:rPr>
           <w:b/>
@@ -23472,7 +23472,7 @@
         <w:spacing w:after="360"/>
         <w:jc w:val="center"/>
       </w:pPr>
-      <w:bookmarkStart w:id="18" w:name="_Toc240667141"/>
+      <w:bookmarkStart w:id="18" w:name="_Toc240669725"/>
       <w:r>
         <w:lastRenderedPageBreak/>
         <w:t>บท​ที่ 3</w:t>
@@ -23491,7 +23491,7 @@
         <w:keepNext/>
         <w:spacing w:before="240" w:after="60"/>
       </w:pPr>
-      <w:bookmarkStart w:id="19" w:name="_Toc240667142"/>
+      <w:bookmarkStart w:id="19" w:name="_Toc240669726"/>
       <w:r>
         <w:t xml:space="preserve">3.1 </w:t>
       </w:r>
@@ -23530,7 +23530,7 @@
         <w:keepNext/>
         <w:spacing w:before="240" w:after="60"/>
       </w:pPr>
-      <w:bookmarkStart w:id="20" w:name="_Toc240667143"/>
+      <w:bookmarkStart w:id="20" w:name="_Toc240669727"/>
       <w:r>
         <w:t xml:space="preserve">3.2 </w:t>
       </w:r>
@@ -23545,7 +23545,7 @@
         <w:keepNext/>
         <w:spacing w:before="200" w:after="60"/>
       </w:pPr>
-      <w:bookmarkStart w:id="21" w:name="_Toc240667205"/>
+      <w:bookmarkStart w:id="21" w:name="_Toc240669789"/>
       <w:r>
         <w:rPr>
           <w:b/>
@@ -23857,7 +23857,7 @@
         <w:keepNext/>
         <w:spacing w:before="240" w:after="60"/>
       </w:pPr>
-      <w:bookmarkStart w:id="22" w:name="_Toc240667144"/>
+      <w:bookmarkStart w:id="22" w:name="_Toc240669728"/>
       <w:r>
         <w:t xml:space="preserve">3.3 Product Backlog </w:t>
       </w:r>
@@ -23881,7 +23881,7 @@
         <w:keepNext/>
         <w:spacing w:before="200" w:after="60"/>
       </w:pPr>
-      <w:bookmarkStart w:id="23" w:name="_Toc240667206"/>
+      <w:bookmarkStart w:id="23" w:name="_Toc240669790"/>
       <w:r>
         <w:rPr>
           <w:b/>
@@ -25904,7 +25904,7 @@
         <w:keepNext/>
         <w:spacing w:before="240" w:after="60"/>
       </w:pPr>
-      <w:bookmarkStart w:id="24" w:name="_Toc240667145"/>
+      <w:bookmarkStart w:id="24" w:name="_Toc240669729"/>
       <w:r>
         <w:t xml:space="preserve">3.4 </w:t>
       </w:r>
@@ -25928,7 +25928,7 @@
         <w:keepNext/>
         <w:spacing w:before="200" w:after="60"/>
       </w:pPr>
-      <w:bookmarkStart w:id="25" w:name="_Toc240667207"/>
+      <w:bookmarkStart w:id="25" w:name="_Toc240669791"/>
       <w:r>
         <w:rPr>
           <w:b/>
@@ -27019,7 +27019,7 @@
                 <w:sz w:val="28"/>
                 <w:szCs w:val="28"/>
               </w:rPr>
-              <w:t>แก้ไข​ตาม​ผล​การ​ทบทวน​รอบ เพิ่ม​ความปลอดภัย​และ​ความเร็ว นำ​เข้า​ข้อมูล​อาคาร​จริง และ​สร้าง​ต้นแบบ​ใน Figma</w:t>
+              <w:t>แก้ไข​ตาม​ผล​การ​ทบทวน​รอบ ตรวจ​ความปลอดภัย​และ​ส่วน​ติดต่อ​ผู้ใช้​ทุก​หน้า เพิ่ม​ความเร็ว นำ​เข้า​ข้อมูล​อาคาร​จริง และ​สร้าง​ต้นแบบ​ใน Figma</w:t>
             </w:r>
           </w:p>
         </w:tc>
@@ -27062,7 +27062,7 @@
         <w:keepNext/>
         <w:spacing w:before="240" w:after="60"/>
       </w:pPr>
-      <w:bookmarkStart w:id="26" w:name="_Toc240667146"/>
+      <w:bookmarkStart w:id="26" w:name="_Toc240669730"/>
       <w:r>
         <w:t xml:space="preserve">3.5 </w:t>
       </w:r>
@@ -27169,7 +27169,7 @@
         <w:keepNext/>
         <w:spacing w:before="240" w:after="60"/>
       </w:pPr>
-      <w:bookmarkStart w:id="27" w:name="_Toc240667147"/>
+      <w:bookmarkStart w:id="27" w:name="_Toc240669731"/>
       <w:r>
         <w:t xml:space="preserve">3.6 </w:t>
       </w:r>
@@ -27193,7 +27193,7 @@
         <w:keepNext/>
         <w:spacing w:before="200" w:after="60"/>
       </w:pPr>
-      <w:bookmarkStart w:id="28" w:name="_Toc240667208"/>
+      <w:bookmarkStart w:id="28" w:name="_Toc240669792"/>
       <w:r>
         <w:rPr>
           <w:b/>
@@ -27525,6 +27525,7 @@
                 <w:sz w:val="28"/>
                 <w:szCs w:val="28"/>
               </w:rPr>
+              <w:lastRenderedPageBreak/>
               <w:t>หน้า​เข้าสู่ระบบ​เปิด​เผย​รหัสผ่าน​ของ​บัญชี​ทดสอบ</w:t>
             </w:r>
           </w:p>
@@ -27588,7 +27589,6 @@
                 <w:sz w:val="28"/>
                 <w:szCs w:val="28"/>
               </w:rPr>
-              <w:lastRenderedPageBreak/>
               <w:t>เข้าสู่ระบบ​ไม่​ได้​บน​เว็บไซต์​จริง (ข้อผิดพลาด HTTP 500)</w:t>
             </w:r>
           </w:p>
@@ -27994,6 +27994,132 @@
                 <w:szCs w:val="28"/>
               </w:rPr>
               <w:t>แก้​ตำแหน่ง​ของ​ปุ่ม และ​รวม​ไฟล์​ฟอนต์​ที่​ไลบรารี PDF ต้อง​ใช้​เข้าไป​ใน​การนำ​ขึ้น​ใช้งาน</w:t>
+            </w:r>
+          </w:p>
+        </w:tc>
+      </w:tr>
+      <w:tr>
+        <w:tblPrEx>
+          <w:tblCellMar>
+            <w:top w:w="0" w:type="dxa"/>
+            <w:bottom w:w="0" w:type="dxa"/>
+          </w:tblCellMar>
+        </w:tblPrEx>
+        <w:trPr>
+          <w:cantSplit/>
+        </w:trPr>
+        <w:tc>
+          <w:tcPr>
+            <w:tcW w:w="3775" w:type="dxa"/>
+            <w:tcBorders>
+              <w:top w:val="single" w:sz="4" w:space="0" w:color="808080"/>
+              <w:left w:val="single" w:sz="4" w:space="0" w:color="808080"/>
+              <w:bottom w:val="single" w:sz="4" w:space="0" w:color="808080"/>
+              <w:right w:val="single" w:sz="4" w:space="0" w:color="808080"/>
+            </w:tcBorders>
+            <w:tcMar>
+              <w:top w:w="40" w:type="dxa"/>
+              <w:left w:w="100" w:type="dxa"/>
+              <w:bottom w:w="40" w:type="dxa"/>
+              <w:right w:w="100" w:type="dxa"/>
+            </w:tcMar>
+          </w:tcPr>
+          <w:p>
+            <w:r>
+              <w:rPr>
+                <w:sz w:val="28"/>
+                <w:szCs w:val="28"/>
+              </w:rPr>
+              <w:t>ตรวจ​ความปลอดภัย​ก่อน​ส่ง​งาน พบ​ว่า​กรอก​รหัสผ่าน​ผิด​ได้​ไม่​จำกัด และ​ผู้ติดตาม​คำร้อง​ได้รับ​ชื่อ​ผู้แจ้ง​เดิม</w:t>
+            </w:r>
+          </w:p>
+        </w:tc>
+        <w:tc>
+          <w:tcPr>
+            <w:tcW w:w="4531" w:type="dxa"/>
+            <w:tcBorders>
+              <w:top w:val="single" w:sz="4" w:space="0" w:color="808080"/>
+              <w:left w:val="single" w:sz="4" w:space="0" w:color="808080"/>
+              <w:bottom w:val="single" w:sz="4" w:space="0" w:color="808080"/>
+              <w:right w:val="single" w:sz="4" w:space="0" w:color="808080"/>
+            </w:tcBorders>
+            <w:tcMar>
+              <w:top w:w="40" w:type="dxa"/>
+              <w:left w:w="100" w:type="dxa"/>
+              <w:bottom w:w="40" w:type="dxa"/>
+              <w:right w:w="100" w:type="dxa"/>
+            </w:tcMar>
+          </w:tcPr>
+          <w:p>
+            <w:r>
+              <w:rPr>
+                <w:sz w:val="28"/>
+                <w:szCs w:val="28"/>
+              </w:rPr>
+              <w:t>ระงับ​การ​เข้าสู่ระบบ​ชั่วคราว​เมื่อ​กรอก​รหัส​ผิด 5 ครั้ง ซ่อน​ชื่อ​และ​คณะ​ของ​ผู้แจ้ง​จาก​ผู้ติดตาม ตรวจ​เนื้อ​ไฟล์​รูป​ก่อน​รับ และ​เพิ่ม​ส่วน​หัว HTTP ป้องกัน​การ​ฝัง​หน้า​เว็บ</w:t>
+            </w:r>
+          </w:p>
+        </w:tc>
+      </w:tr>
+      <w:tr>
+        <w:tblPrEx>
+          <w:tblCellMar>
+            <w:top w:w="0" w:type="dxa"/>
+            <w:bottom w:w="0" w:type="dxa"/>
+          </w:tblCellMar>
+        </w:tblPrEx>
+        <w:trPr>
+          <w:cantSplit/>
+        </w:trPr>
+        <w:tc>
+          <w:tcPr>
+            <w:tcW w:w="3775" w:type="dxa"/>
+            <w:tcBorders>
+              <w:top w:val="single" w:sz="4" w:space="0" w:color="808080"/>
+              <w:left w:val="single" w:sz="4" w:space="0" w:color="808080"/>
+              <w:bottom w:val="single" w:sz="4" w:space="0" w:color="808080"/>
+              <w:right w:val="single" w:sz="4" w:space="0" w:color="808080"/>
+            </w:tcBorders>
+            <w:tcMar>
+              <w:top w:w="40" w:type="dxa"/>
+              <w:left w:w="100" w:type="dxa"/>
+              <w:bottom w:w="40" w:type="dxa"/>
+              <w:right w:w="100" w:type="dxa"/>
+            </w:tcMar>
+          </w:tcPr>
+          <w:p>
+            <w:r>
+              <w:rPr>
+                <w:sz w:val="28"/>
+                <w:szCs w:val="28"/>
+              </w:rPr>
+              <w:t>ตรวจ​ส่วน​ติดต่อ​ผู้ใช้​ทุก​หน้าที่​ความกว้าง 360 และ 1440 พิกเซล พบ​เมนู​ผู้ดูแลระบบ​บน​มือถือ​ล้น​จอ แดชบอร์ด​เลื่อน​ด้าน​ข้าง​ได้ และ​ปุ่ม​บาง​ปุ่ม​ตัด​คำ​กลาง​คำ</w:t>
+            </w:r>
+          </w:p>
+        </w:tc>
+        <w:tc>
+          <w:tcPr>
+            <w:tcW w:w="4531" w:type="dxa"/>
+            <w:tcBorders>
+              <w:top w:val="single" w:sz="4" w:space="0" w:color="808080"/>
+              <w:left w:val="single" w:sz="4" w:space="0" w:color="808080"/>
+              <w:bottom w:val="single" w:sz="4" w:space="0" w:color="808080"/>
+              <w:right w:val="single" w:sz="4" w:space="0" w:color="808080"/>
+            </w:tcBorders>
+            <w:tcMar>
+              <w:top w:w="40" w:type="dxa"/>
+              <w:left w:w="100" w:type="dxa"/>
+              <w:bottom w:w="40" w:type="dxa"/>
+              <w:right w:w="100" w:type="dxa"/>
+            </w:tcMar>
+          </w:tcPr>
+          <w:p>
+            <w:r>
+              <w:rPr>
+                <w:sz w:val="28"/>
+                <w:szCs w:val="28"/>
+              </w:rPr>
+              <w:t>จัด​เมนู​มือถือ​เป็น​ไอคอน​พร้อม​ชื่อ​สั้น แก้​ความกว้าง​คอลัมน์​ของ​แดชบอร์ด ป้องกัน​การ​ตัด​คำ​ใน​ปุ่ม และ​เพิ่ม​ช่อง​ค้นหา​อาคาร</w:t>
             </w:r>
           </w:p>
         </w:tc>
@@ -28010,7 +28136,7 @@
         <w:keepNext/>
         <w:spacing w:before="240" w:after="60"/>
       </w:pPr>
-      <w:bookmarkStart w:id="29" w:name="_Toc240667148"/>
+      <w:bookmarkStart w:id="29" w:name="_Toc240669732"/>
       <w:r>
         <w:t xml:space="preserve">3.7 </w:t>
       </w:r>
@@ -28051,6 +28177,7 @@
         <w:jc w:val="thaiDistribute"/>
       </w:pPr>
       <w:r>
+        <w:lastRenderedPageBreak/>
         <w:t>ผ่าน​การ​ตรวจสอบ​ชนิด​ข้อมูล (TypeScript) และ​สร้าง​ระบบ (Build) สำเร็จ​โดย​ไม่มี​ข้อผิดพลาด</w:t>
       </w:r>
     </w:p>
@@ -28112,9 +28239,8 @@
         <w:keepNext/>
         <w:spacing w:before="240" w:after="60"/>
       </w:pPr>
-      <w:bookmarkStart w:id="30" w:name="_Toc240667149"/>
+      <w:bookmarkStart w:id="30" w:name="_Toc240669733"/>
       <w:r>
-        <w:lastRenderedPageBreak/>
         <w:t xml:space="preserve">3.8 </w:t>
       </w:r>
       <w:r>
@@ -28128,7 +28254,7 @@
         <w:keepNext/>
         <w:spacing w:before="200" w:after="60"/>
       </w:pPr>
-      <w:bookmarkStart w:id="31" w:name="_Toc240667209"/>
+      <w:bookmarkStart w:id="31" w:name="_Toc240669793"/>
       <w:r>
         <w:rPr>
           <w:b/>
@@ -28574,7 +28700,7 @@
         <w:spacing w:after="360"/>
         <w:jc w:val="center"/>
       </w:pPr>
-      <w:bookmarkStart w:id="32" w:name="_Toc240667150"/>
+      <w:bookmarkStart w:id="32" w:name="_Toc240669734"/>
       <w:r>
         <w:lastRenderedPageBreak/>
         <w:t>บท​ที่ 4</w:t>
@@ -28602,7 +28728,7 @@
         <w:keepNext/>
         <w:spacing w:before="240" w:after="60"/>
       </w:pPr>
-      <w:bookmarkStart w:id="33" w:name="_Toc240667151"/>
+      <w:bookmarkStart w:id="33" w:name="_Toc240669735"/>
       <w:r>
         <w:t xml:space="preserve">4.1 </w:t>
       </w:r>
@@ -28617,7 +28743,7 @@
         <w:keepNext/>
         <w:spacing w:before="200" w:after="60"/>
       </w:pPr>
-      <w:bookmarkStart w:id="34" w:name="_Toc240667210"/>
+      <w:bookmarkStart w:id="34" w:name="_Toc240669794"/>
       <w:r>
         <w:rPr>
           <w:b/>
@@ -28992,7 +29118,7 @@
         <w:keepNext/>
         <w:spacing w:before="240" w:after="60"/>
       </w:pPr>
-      <w:bookmarkStart w:id="35" w:name="_Toc240667152"/>
+      <w:bookmarkStart w:id="35" w:name="_Toc240669736"/>
       <w:r>
         <w:t xml:space="preserve">4.2 </w:t>
       </w:r>
@@ -29022,7 +29148,7 @@
         </w:rPr>
         <w:lastRenderedPageBreak/>
         <w:drawing>
-          <wp:inline distT="0" distB="0" distL="0" distR="0" wp14:anchorId="364F1FCB" wp14:editId="364F1FCC">
+          <wp:inline distT="0" distB="0" distL="0" distR="0" wp14:anchorId="70C9AC99" wp14:editId="70C9AC9A">
             <wp:extent cx="5238750" cy="7267575"/>
             <wp:effectExtent l="0" t="0" r="0" b="0"/>
             <wp:docPr id="1" name="รูปภาพ 1"/>
@@ -29067,7 +29193,7 @@
         <w:spacing w:after="240"/>
         <w:jc w:val="center"/>
       </w:pPr>
-      <w:bookmarkStart w:id="36" w:name="_Toc240667181"/>
+      <w:bookmarkStart w:id="36" w:name="_Toc240669765"/>
       <w:r>
         <w:rPr>
           <w:b/>
@@ -29086,7 +29212,7 @@
         <w:keepNext/>
         <w:spacing w:before="240" w:after="60"/>
       </w:pPr>
-      <w:bookmarkStart w:id="37" w:name="_Toc240667153"/>
+      <w:bookmarkStart w:id="37" w:name="_Toc240669737"/>
       <w:r>
         <w:lastRenderedPageBreak/>
         <w:t xml:space="preserve">4.3 </w:t>
@@ -29102,7 +29228,7 @@
         <w:keepNext/>
         <w:spacing w:before="200" w:after="60"/>
       </w:pPr>
-      <w:bookmarkStart w:id="38" w:name="_Toc240667211"/>
+      <w:bookmarkStart w:id="38" w:name="_Toc240669795"/>
       <w:r>
         <w:rPr>
           <w:b/>
@@ -32478,7 +32604,7 @@
         <w:keepNext/>
         <w:spacing w:before="240" w:after="60"/>
       </w:pPr>
-      <w:bookmarkStart w:id="39" w:name="_Toc240667154"/>
+      <w:bookmarkStart w:id="39" w:name="_Toc240669738"/>
       <w:r>
         <w:t xml:space="preserve">4.4 </w:t>
       </w:r>
@@ -32502,7 +32628,7 @@
         <w:keepNext/>
         <w:spacing w:before="200" w:after="60"/>
       </w:pPr>
-      <w:bookmarkStart w:id="40" w:name="_Toc240667212"/>
+      <w:bookmarkStart w:id="40" w:name="_Toc240669796"/>
       <w:r>
         <w:rPr>
           <w:b/>
@@ -33082,7 +33208,7 @@
         <w:keepNext/>
         <w:spacing w:before="200" w:after="60"/>
       </w:pPr>
-      <w:bookmarkStart w:id="41" w:name="_Toc240667213"/>
+      <w:bookmarkStart w:id="41" w:name="_Toc240669797"/>
       <w:r>
         <w:rPr>
           <w:b/>
@@ -33599,7 +33725,7 @@
         <w:keepNext/>
         <w:spacing w:before="200" w:after="60"/>
       </w:pPr>
-      <w:bookmarkStart w:id="42" w:name="_Toc240667214"/>
+      <w:bookmarkStart w:id="42" w:name="_Toc240669798"/>
       <w:r>
         <w:rPr>
           <w:b/>
@@ -34099,7 +34225,7 @@
         <w:keepNext/>
         <w:spacing w:before="200" w:after="60"/>
       </w:pPr>
-      <w:bookmarkStart w:id="43" w:name="_Toc240667215"/>
+      <w:bookmarkStart w:id="43" w:name="_Toc240669799"/>
       <w:r>
         <w:rPr>
           <w:b/>
@@ -34601,7 +34727,7 @@
         <w:spacing w:after="360"/>
         <w:jc w:val="center"/>
       </w:pPr>
-      <w:bookmarkStart w:id="44" w:name="_Toc240667155"/>
+      <w:bookmarkStart w:id="44" w:name="_Toc240669739"/>
       <w:r>
         <w:lastRenderedPageBreak/>
         <w:t>บท​ที่ 5</w:t>
@@ -34629,7 +34755,7 @@
         <w:keepNext/>
         <w:spacing w:before="200" w:after="60"/>
       </w:pPr>
-      <w:bookmarkStart w:id="45" w:name="_Toc240667216"/>
+      <w:bookmarkStart w:id="45" w:name="_Toc240669800"/>
       <w:r>
         <w:rPr>
           <w:b/>
@@ -35148,7 +35274,7 @@
         <w:keepNext/>
         <w:spacing w:before="240" w:after="60"/>
       </w:pPr>
-      <w:bookmarkStart w:id="46" w:name="_Toc240667156"/>
+      <w:bookmarkStart w:id="46" w:name="_Toc240669740"/>
       <w:r>
         <w:t xml:space="preserve">5.1 </w:t>
       </w:r>
@@ -35178,10 +35304,10 @@
         </w:rPr>
         <w:lastRenderedPageBreak/>
         <w:drawing>
-          <wp:inline distT="0" distB="0" distL="0" distR="0" wp14:anchorId="364F1FCD" wp14:editId="364F1FCE">
+          <wp:inline distT="0" distB="0" distL="0" distR="0" wp14:anchorId="70C9AC9B" wp14:editId="70C9AC9C">
             <wp:extent cx="3124200" cy="7905750"/>
             <wp:effectExtent l="0" t="0" r="0" b="0"/>
-            <wp:docPr id="1986017674" name="รูปภาพ 1986017674"/>
+            <wp:docPr id="16364442" name="รูปภาพ 16364442"/>
             <wp:cNvGraphicFramePr>
               <a:graphicFrameLocks xmlns:a="http://schemas.openxmlformats.org/drawingml/2006/main" noChangeAspect="1"/>
             </wp:cNvGraphicFramePr>
@@ -35223,7 +35349,7 @@
         <w:spacing w:after="240"/>
         <w:jc w:val="center"/>
       </w:pPr>
-      <w:bookmarkStart w:id="47" w:name="_Toc240667182"/>
+      <w:bookmarkStart w:id="47" w:name="_Toc240669766"/>
       <w:r>
         <w:rPr>
           <w:b/>
@@ -35242,7 +35368,7 @@
         <w:keepNext/>
         <w:spacing w:before="240" w:after="60"/>
       </w:pPr>
-      <w:bookmarkStart w:id="48" w:name="_Toc240667157"/>
+      <w:bookmarkStart w:id="48" w:name="_Toc240669741"/>
       <w:r>
         <w:lastRenderedPageBreak/>
         <w:t xml:space="preserve">5.2 </w:t>
@@ -35272,10 +35398,10 @@
           <w:noProof/>
         </w:rPr>
         <w:drawing>
-          <wp:inline distT="0" distB="0" distL="0" distR="0" wp14:anchorId="364F1FCF" wp14:editId="364F1FD0">
+          <wp:inline distT="0" distB="0" distL="0" distR="0" wp14:anchorId="70C9AC9D" wp14:editId="70C9AC9E">
             <wp:extent cx="5238750" cy="3038475"/>
             <wp:effectExtent l="0" t="0" r="0" b="0"/>
-            <wp:docPr id="484210290" name="รูปภาพ 484210290"/>
+            <wp:docPr id="388340602" name="รูปภาพ 388340602"/>
             <wp:cNvGraphicFramePr>
               <a:graphicFrameLocks xmlns:a="http://schemas.openxmlformats.org/drawingml/2006/main" noChangeAspect="1"/>
             </wp:cNvGraphicFramePr>
@@ -35317,7 +35443,7 @@
         <w:spacing w:after="240"/>
         <w:jc w:val="center"/>
       </w:pPr>
-      <w:bookmarkStart w:id="49" w:name="_Toc240667183"/>
+      <w:bookmarkStart w:id="49" w:name="_Toc240669767"/>
       <w:r>
         <w:rPr>
           <w:b/>
@@ -35336,7 +35462,7 @@
         <w:keepNext/>
         <w:spacing w:before="240" w:after="60"/>
       </w:pPr>
-      <w:bookmarkStart w:id="50" w:name="_Toc240667158"/>
+      <w:bookmarkStart w:id="50" w:name="_Toc240669742"/>
       <w:r>
         <w:t xml:space="preserve">5.3 </w:t>
       </w:r>
@@ -35366,10 +35492,10 @@
         </w:rPr>
         <w:lastRenderedPageBreak/>
         <w:drawing>
-          <wp:inline distT="0" distB="0" distL="0" distR="0" wp14:anchorId="364F1FD1" wp14:editId="364F1FD2">
+          <wp:inline distT="0" distB="0" distL="0" distR="0" wp14:anchorId="70C9AC9F" wp14:editId="70C9ACA0">
             <wp:extent cx="3705225" cy="7905750"/>
             <wp:effectExtent l="0" t="0" r="0" b="0"/>
-            <wp:docPr id="1792380494" name="รูปภาพ 1792380494"/>
+            <wp:docPr id="44189508" name="รูปภาพ 44189508"/>
             <wp:cNvGraphicFramePr>
               <a:graphicFrameLocks xmlns:a="http://schemas.openxmlformats.org/drawingml/2006/main" noChangeAspect="1"/>
             </wp:cNvGraphicFramePr>
@@ -35411,7 +35537,7 @@
         <w:spacing w:after="240"/>
         <w:jc w:val="center"/>
       </w:pPr>
-      <w:bookmarkStart w:id="51" w:name="_Toc240667184"/>
+      <w:bookmarkStart w:id="51" w:name="_Toc240669768"/>
       <w:r>
         <w:rPr>
           <w:b/>
@@ -35430,7 +35556,7 @@
         <w:keepNext/>
         <w:spacing w:before="240" w:after="60"/>
       </w:pPr>
-      <w:bookmarkStart w:id="52" w:name="_Toc240667159"/>
+      <w:bookmarkStart w:id="52" w:name="_Toc240669743"/>
       <w:r>
         <w:lastRenderedPageBreak/>
         <w:t xml:space="preserve">5.4 </w:t>
@@ -35461,10 +35587,10 @@
         </w:rPr>
         <w:lastRenderedPageBreak/>
         <w:drawing>
-          <wp:inline distT="0" distB="0" distL="0" distR="0" wp14:anchorId="364F1FD3" wp14:editId="364F1FD4">
+          <wp:inline distT="0" distB="0" distL="0" distR="0" wp14:anchorId="70C9ACA1" wp14:editId="70C9ACA2">
             <wp:extent cx="3086100" cy="7905750"/>
             <wp:effectExtent l="0" t="0" r="0" b="0"/>
-            <wp:docPr id="681105778" name="รูปภาพ 681105778"/>
+            <wp:docPr id="1804571194" name="รูปภาพ 1804571194"/>
             <wp:cNvGraphicFramePr>
               <a:graphicFrameLocks xmlns:a="http://schemas.openxmlformats.org/drawingml/2006/main" noChangeAspect="1"/>
             </wp:cNvGraphicFramePr>
@@ -35506,7 +35632,7 @@
         <w:spacing w:after="240"/>
         <w:jc w:val="center"/>
       </w:pPr>
-      <w:bookmarkStart w:id="53" w:name="_Toc240667185"/>
+      <w:bookmarkStart w:id="53" w:name="_Toc240669769"/>
       <w:r>
         <w:rPr>
           <w:b/>
@@ -35525,7 +35651,7 @@
         <w:keepNext/>
         <w:spacing w:before="240" w:after="60"/>
       </w:pPr>
-      <w:bookmarkStart w:id="54" w:name="_Toc240667160"/>
+      <w:bookmarkStart w:id="54" w:name="_Toc240669744"/>
       <w:r>
         <w:lastRenderedPageBreak/>
         <w:t xml:space="preserve">5.5 </w:t>
@@ -35556,10 +35682,10 @@
         </w:rPr>
         <w:lastRenderedPageBreak/>
         <w:drawing>
-          <wp:inline distT="0" distB="0" distL="0" distR="0" wp14:anchorId="364F1FD5" wp14:editId="364F1FD6">
+          <wp:inline distT="0" distB="0" distL="0" distR="0" wp14:anchorId="70C9ACA3" wp14:editId="70C9ACA4">
             <wp:extent cx="4048125" cy="7905750"/>
             <wp:effectExtent l="0" t="0" r="0" b="0"/>
-            <wp:docPr id="688761963" name="รูปภาพ 688761963"/>
+            <wp:docPr id="602366286" name="รูปภาพ 602366286"/>
             <wp:cNvGraphicFramePr>
               <a:graphicFrameLocks xmlns:a="http://schemas.openxmlformats.org/drawingml/2006/main" noChangeAspect="1"/>
             </wp:cNvGraphicFramePr>
@@ -35601,7 +35727,7 @@
         <w:spacing w:after="240"/>
         <w:jc w:val="center"/>
       </w:pPr>
-      <w:bookmarkStart w:id="55" w:name="_Toc240667186"/>
+      <w:bookmarkStart w:id="55" w:name="_Toc240669770"/>
       <w:r>
         <w:rPr>
           <w:b/>
@@ -35620,7 +35746,7 @@
         <w:keepNext/>
         <w:spacing w:before="240" w:after="60"/>
       </w:pPr>
-      <w:bookmarkStart w:id="56" w:name="_Toc240667161"/>
+      <w:bookmarkStart w:id="56" w:name="_Toc240669745"/>
       <w:r>
         <w:lastRenderedPageBreak/>
         <w:t xml:space="preserve">5.6 </w:t>
@@ -35650,10 +35776,10 @@
           <w:noProof/>
         </w:rPr>
         <w:drawing>
-          <wp:inline distT="0" distB="0" distL="0" distR="0" wp14:anchorId="364F1FD7" wp14:editId="364F1FD8">
+          <wp:inline distT="0" distB="0" distL="0" distR="0" wp14:anchorId="70C9ACA5" wp14:editId="70C9ACA6">
             <wp:extent cx="3457575" cy="6858000"/>
             <wp:effectExtent l="0" t="0" r="0" b="0"/>
-            <wp:docPr id="2059350912" name="รูปภาพ 2059350912"/>
+            <wp:docPr id="1939356280" name="รูปภาพ 1939356280"/>
             <wp:cNvGraphicFramePr>
               <a:graphicFrameLocks xmlns:a="http://schemas.openxmlformats.org/drawingml/2006/main" noChangeAspect="1"/>
             </wp:cNvGraphicFramePr>
@@ -35695,7 +35821,7 @@
         <w:spacing w:after="240"/>
         <w:jc w:val="center"/>
       </w:pPr>
-      <w:bookmarkStart w:id="57" w:name="_Toc240667187"/>
+      <w:bookmarkStart w:id="57" w:name="_Toc240669771"/>
       <w:r>
         <w:rPr>
           <w:b/>
@@ -35715,7 +35841,7 @@
         <w:spacing w:after="360"/>
         <w:jc w:val="center"/>
       </w:pPr>
-      <w:bookmarkStart w:id="58" w:name="_Toc240667162"/>
+      <w:bookmarkStart w:id="58" w:name="_Toc240669746"/>
       <w:r>
         <w:lastRenderedPageBreak/>
         <w:t>บท​ที่ 6</w:t>
@@ -35734,7 +35860,7 @@
         <w:keepNext/>
         <w:spacing w:before="240" w:after="60"/>
       </w:pPr>
-      <w:bookmarkStart w:id="59" w:name="_Toc240667163"/>
+      <w:bookmarkStart w:id="59" w:name="_Toc240669747"/>
       <w:r>
         <w:t xml:space="preserve">6.1 </w:t>
       </w:r>
@@ -35873,7 +35999,7 @@
         <w:keepNext/>
         <w:spacing w:before="240" w:after="60"/>
       </w:pPr>
-      <w:bookmarkStart w:id="60" w:name="_Toc240667164"/>
+      <w:bookmarkStart w:id="60" w:name="_Toc240669748"/>
       <w:r>
         <w:t xml:space="preserve">6.2 </w:t>
       </w:r>
@@ -35903,10 +36029,10 @@
         </w:rPr>
         <w:lastRenderedPageBreak/>
         <w:drawing>
-          <wp:inline distT="0" distB="0" distL="0" distR="0" wp14:anchorId="364F1FD9" wp14:editId="364F1FDA">
+          <wp:inline distT="0" distB="0" distL="0" distR="0" wp14:anchorId="70C9ACA7" wp14:editId="70C9ACA8">
             <wp:extent cx="5238750" cy="7505700"/>
             <wp:effectExtent l="0" t="0" r="0" b="0"/>
-            <wp:docPr id="1403199758" name="รูปภาพ 1403199758"/>
+            <wp:docPr id="2100739462" name="รูปภาพ 2100739462"/>
             <wp:cNvGraphicFramePr>
               <a:graphicFrameLocks xmlns:a="http://schemas.openxmlformats.org/drawingml/2006/main" noChangeAspect="1"/>
             </wp:cNvGraphicFramePr>
@@ -35948,7 +36074,7 @@
         <w:spacing w:after="240"/>
         <w:jc w:val="center"/>
       </w:pPr>
-      <w:bookmarkStart w:id="61" w:name="_Toc240667188"/>
+      <w:bookmarkStart w:id="61" w:name="_Toc240669772"/>
       <w:r>
         <w:rPr>
           <w:b/>
@@ -35967,7 +36093,7 @@
         <w:keepNext/>
         <w:spacing w:before="200" w:after="60"/>
       </w:pPr>
-      <w:bookmarkStart w:id="62" w:name="_Toc240667217"/>
+      <w:bookmarkStart w:id="62" w:name="_Toc240669801"/>
       <w:r>
         <w:rPr>
           <w:b/>
@@ -36391,7 +36517,7 @@
         <w:keepNext/>
         <w:spacing w:before="240" w:after="60"/>
       </w:pPr>
-      <w:bookmarkStart w:id="63" w:name="_Toc240667165"/>
+      <w:bookmarkStart w:id="63" w:name="_Toc240669749"/>
       <w:r>
         <w:t xml:space="preserve">6.3 </w:t>
       </w:r>
@@ -36421,10 +36547,10 @@
         </w:rPr>
         <w:lastRenderedPageBreak/>
         <w:drawing>
-          <wp:inline distT="0" distB="0" distL="0" distR="0" wp14:anchorId="364F1FDB" wp14:editId="364F1FDC">
+          <wp:inline distT="0" distB="0" distL="0" distR="0" wp14:anchorId="70C9ACA9" wp14:editId="70C9ACAA">
             <wp:extent cx="4962525" cy="6667500"/>
             <wp:effectExtent l="0" t="0" r="0" b="0"/>
-            <wp:docPr id="116449054" name="รูปภาพ 116449054"/>
+            <wp:docPr id="61293758" name="รูปภาพ 61293758"/>
             <wp:cNvGraphicFramePr>
               <a:graphicFrameLocks xmlns:a="http://schemas.openxmlformats.org/drawingml/2006/main" noChangeAspect="1"/>
             </wp:cNvGraphicFramePr>
@@ -36466,7 +36592,7 @@
         <w:spacing w:after="240"/>
         <w:jc w:val="center"/>
       </w:pPr>
-      <w:bookmarkStart w:id="64" w:name="_Toc240667189"/>
+      <w:bookmarkStart w:id="64" w:name="_Toc240669773"/>
       <w:r>
         <w:rPr>
           <w:b/>
@@ -36494,7 +36620,7 @@
         <w:keepNext/>
         <w:spacing w:before="200" w:after="60"/>
       </w:pPr>
-      <w:bookmarkStart w:id="65" w:name="_Toc240667218"/>
+      <w:bookmarkStart w:id="65" w:name="_Toc240669802"/>
       <w:r>
         <w:rPr>
           <w:b/>
@@ -37112,7 +37238,7 @@
         <w:spacing w:after="360"/>
         <w:jc w:val="center"/>
       </w:pPr>
-      <w:bookmarkStart w:id="66" w:name="_Toc240667166"/>
+      <w:bookmarkStart w:id="66" w:name="_Toc240669750"/>
       <w:r>
         <w:lastRenderedPageBreak/>
         <w:t>บท​ที่ 7</w:t>
@@ -37131,7 +37257,7 @@
         <w:keepNext/>
         <w:spacing w:before="240" w:after="60"/>
       </w:pPr>
-      <w:bookmarkStart w:id="67" w:name="_Toc240667167"/>
+      <w:bookmarkStart w:id="67" w:name="_Toc240669751"/>
       <w:r>
         <w:t xml:space="preserve">7.1 </w:t>
       </w:r>
@@ -37155,7 +37281,7 @@
         <w:keepNext/>
         <w:spacing w:before="200" w:after="60"/>
       </w:pPr>
-      <w:bookmarkStart w:id="68" w:name="_Toc240667219"/>
+      <w:bookmarkStart w:id="68" w:name="_Toc240669803"/>
       <w:r>
         <w:rPr>
           <w:b/>
@@ -37726,7 +37852,7 @@
         <w:keepNext/>
         <w:spacing w:before="240" w:after="60"/>
       </w:pPr>
-      <w:bookmarkStart w:id="69" w:name="_Toc240667168"/>
+      <w:bookmarkStart w:id="69" w:name="_Toc240669752"/>
       <w:r>
         <w:t xml:space="preserve">7.2 </w:t>
       </w:r>
@@ -37750,7 +37876,7 @@
         <w:keepNext/>
         <w:spacing w:before="200" w:after="60"/>
       </w:pPr>
-      <w:bookmarkStart w:id="70" w:name="_Toc240667220"/>
+      <w:bookmarkStart w:id="70" w:name="_Toc240669804"/>
       <w:r>
         <w:rPr>
           <w:b/>
@@ -38569,7 +38695,7 @@
         <w:keepNext/>
         <w:spacing w:before="240" w:after="60"/>
       </w:pPr>
-      <w:bookmarkStart w:id="71" w:name="_Toc240667169"/>
+      <w:bookmarkStart w:id="71" w:name="_Toc240669753"/>
       <w:r>
         <w:t xml:space="preserve">7.3 </w:t>
       </w:r>
@@ -38598,10 +38724,10 @@
           <w:noProof/>
         </w:rPr>
         <w:drawing>
-          <wp:inline distT="0" distB="0" distL="0" distR="0" wp14:anchorId="364F1FDD" wp14:editId="364F1FDE">
+          <wp:inline distT="0" distB="0" distL="0" distR="0" wp14:anchorId="70C9ACAB" wp14:editId="70C9ACAC">
             <wp:extent cx="5238750" cy="2724150"/>
             <wp:effectExtent l="0" t="0" r="0" b="0"/>
-            <wp:docPr id="1248107726" name="รูปภาพ 1248107726"/>
+            <wp:docPr id="1514651702" name="รูปภาพ 1514651702"/>
             <wp:cNvGraphicFramePr>
               <a:graphicFrameLocks xmlns:a="http://schemas.openxmlformats.org/drawingml/2006/main" noChangeAspect="1"/>
             </wp:cNvGraphicFramePr>
@@ -38643,7 +38769,7 @@
         <w:spacing w:after="240"/>
         <w:jc w:val="center"/>
       </w:pPr>
-      <w:bookmarkStart w:id="72" w:name="_Toc240667190"/>
+      <w:bookmarkStart w:id="72" w:name="_Toc240669774"/>
       <w:r>
         <w:rPr>
           <w:b/>
@@ -38668,10 +38794,10 @@
         </w:rPr>
         <w:lastRenderedPageBreak/>
         <w:drawing>
-          <wp:inline distT="0" distB="0" distL="0" distR="0" wp14:anchorId="364F1FDF" wp14:editId="364F1FE0">
+          <wp:inline distT="0" distB="0" distL="0" distR="0" wp14:anchorId="70C9ACAD" wp14:editId="70C9ACAE">
             <wp:extent cx="5238750" cy="3619500"/>
             <wp:effectExtent l="0" t="0" r="0" b="0"/>
-            <wp:docPr id="541155559" name="รูปภาพ 541155559"/>
+            <wp:docPr id="1902336871" name="รูปภาพ 1902336871"/>
             <wp:cNvGraphicFramePr>
               <a:graphicFrameLocks xmlns:a="http://schemas.openxmlformats.org/drawingml/2006/main" noChangeAspect="1"/>
             </wp:cNvGraphicFramePr>
@@ -38713,7 +38839,7 @@
         <w:spacing w:after="240"/>
         <w:jc w:val="center"/>
       </w:pPr>
-      <w:bookmarkStart w:id="73" w:name="_Toc240667191"/>
+      <w:bookmarkStart w:id="73" w:name="_Toc240669775"/>
       <w:r>
         <w:rPr>
           <w:b/>
@@ -38737,10 +38863,10 @@
           <w:noProof/>
         </w:rPr>
         <w:drawing>
-          <wp:inline distT="0" distB="0" distL="0" distR="0" wp14:anchorId="364F1FE1" wp14:editId="364F1FE2">
+          <wp:inline distT="0" distB="0" distL="0" distR="0" wp14:anchorId="70C9ACAF" wp14:editId="70C9ACB0">
             <wp:extent cx="5238750" cy="3352800"/>
             <wp:effectExtent l="0" t="0" r="0" b="0"/>
-            <wp:docPr id="2021156411" name="รูปภาพ 2021156411"/>
+            <wp:docPr id="1022266464" name="รูปภาพ 1022266464"/>
             <wp:cNvGraphicFramePr>
               <a:graphicFrameLocks xmlns:a="http://schemas.openxmlformats.org/drawingml/2006/main" noChangeAspect="1"/>
             </wp:cNvGraphicFramePr>
@@ -38782,7 +38908,7 @@
         <w:spacing w:after="240"/>
         <w:jc w:val="center"/>
       </w:pPr>
-      <w:bookmarkStart w:id="74" w:name="_Toc240667192"/>
+      <w:bookmarkStart w:id="74" w:name="_Toc240669776"/>
       <w:r>
         <w:rPr>
           <w:b/>
@@ -38801,7 +38927,7 @@
         <w:keepNext/>
         <w:spacing w:before="240" w:after="60"/>
       </w:pPr>
-      <w:bookmarkStart w:id="75" w:name="_Toc240667170"/>
+      <w:bookmarkStart w:id="75" w:name="_Toc240669754"/>
       <w:r>
         <w:lastRenderedPageBreak/>
         <w:t xml:space="preserve">7.4 </w:t>
@@ -38831,10 +38957,10 @@
           <w:noProof/>
         </w:rPr>
         <w:drawing>
-          <wp:inline distT="0" distB="0" distL="0" distR="0" wp14:anchorId="364F1FE3" wp14:editId="364F1FE4">
+          <wp:inline distT="0" distB="0" distL="0" distR="0" wp14:anchorId="70C9ACB1" wp14:editId="70C9ACB2">
             <wp:extent cx="5238750" cy="2724150"/>
             <wp:effectExtent l="0" t="0" r="0" b="0"/>
-            <wp:docPr id="1158162536" name="รูปภาพ 1158162536"/>
+            <wp:docPr id="1453980898" name="รูปภาพ 1453980898"/>
             <wp:cNvGraphicFramePr>
               <a:graphicFrameLocks xmlns:a="http://schemas.openxmlformats.org/drawingml/2006/main" noChangeAspect="1"/>
             </wp:cNvGraphicFramePr>
@@ -38876,7 +39002,7 @@
         <w:spacing w:after="240"/>
         <w:jc w:val="center"/>
       </w:pPr>
-      <w:bookmarkStart w:id="76" w:name="_Toc240667193"/>
+      <w:bookmarkStart w:id="76" w:name="_Toc240669777"/>
       <w:r>
         <w:rPr>
           <w:b/>
@@ -38900,10 +39026,10 @@
           <w:noProof/>
         </w:rPr>
         <w:drawing>
-          <wp:inline distT="0" distB="0" distL="0" distR="0" wp14:anchorId="364F1FE5" wp14:editId="364F1FE6">
+          <wp:inline distT="0" distB="0" distL="0" distR="0" wp14:anchorId="70C9ACB3" wp14:editId="70C9ACB4">
             <wp:extent cx="5238750" cy="2724150"/>
             <wp:effectExtent l="0" t="0" r="0" b="0"/>
-            <wp:docPr id="1124197430" name="รูปภาพ 1124197430"/>
+            <wp:docPr id="1602130992" name="รูปภาพ 1602130992"/>
             <wp:cNvGraphicFramePr>
               <a:graphicFrameLocks xmlns:a="http://schemas.openxmlformats.org/drawingml/2006/main" noChangeAspect="1"/>
             </wp:cNvGraphicFramePr>
@@ -38945,7 +39071,7 @@
         <w:spacing w:after="240"/>
         <w:jc w:val="center"/>
       </w:pPr>
-      <w:bookmarkStart w:id="77" w:name="_Toc240667194"/>
+      <w:bookmarkStart w:id="77" w:name="_Toc240669778"/>
       <w:r>
         <w:rPr>
           <w:b/>
@@ -38970,10 +39096,10 @@
         </w:rPr>
         <w:lastRenderedPageBreak/>
         <w:drawing>
-          <wp:inline distT="0" distB="0" distL="0" distR="0" wp14:anchorId="364F1FE7" wp14:editId="364F1FE8">
+          <wp:inline distT="0" distB="0" distL="0" distR="0" wp14:anchorId="70C9ACB5" wp14:editId="70C9ACB6">
             <wp:extent cx="5238750" cy="3352800"/>
             <wp:effectExtent l="0" t="0" r="0" b="0"/>
-            <wp:docPr id="562654567" name="รูปภาพ 562654567"/>
+            <wp:docPr id="1385413603" name="รูปภาพ 1385413603"/>
             <wp:cNvGraphicFramePr>
               <a:graphicFrameLocks xmlns:a="http://schemas.openxmlformats.org/drawingml/2006/main" noChangeAspect="1"/>
             </wp:cNvGraphicFramePr>
@@ -39015,7 +39141,7 @@
         <w:spacing w:after="240"/>
         <w:jc w:val="center"/>
       </w:pPr>
-      <w:bookmarkStart w:id="78" w:name="_Toc240667195"/>
+      <w:bookmarkStart w:id="78" w:name="_Toc240669779"/>
       <w:r>
         <w:rPr>
           <w:b/>
@@ -39039,10 +39165,10 @@
           <w:noProof/>
         </w:rPr>
         <w:drawing>
-          <wp:inline distT="0" distB="0" distL="0" distR="0" wp14:anchorId="364F1FE9" wp14:editId="364F1FEA">
+          <wp:inline distT="0" distB="0" distL="0" distR="0" wp14:anchorId="70C9ACB7" wp14:editId="70C9ACB8">
             <wp:extent cx="5238750" cy="2724150"/>
             <wp:effectExtent l="0" t="0" r="0" b="0"/>
-            <wp:docPr id="401624780" name="รูปภาพ 401624780"/>
+            <wp:docPr id="296839422" name="รูปภาพ 296839422"/>
             <wp:cNvGraphicFramePr>
               <a:graphicFrameLocks xmlns:a="http://schemas.openxmlformats.org/drawingml/2006/main" noChangeAspect="1"/>
             </wp:cNvGraphicFramePr>
@@ -39084,7 +39210,7 @@
         <w:spacing w:after="240"/>
         <w:jc w:val="center"/>
       </w:pPr>
-      <w:bookmarkStart w:id="79" w:name="_Toc240667196"/>
+      <w:bookmarkStart w:id="79" w:name="_Toc240669780"/>
       <w:r>
         <w:rPr>
           <w:b/>
@@ -39109,10 +39235,10 @@
         </w:rPr>
         <w:lastRenderedPageBreak/>
         <w:drawing>
-          <wp:inline distT="0" distB="0" distL="0" distR="0" wp14:anchorId="364F1FEB" wp14:editId="364F1FEC">
+          <wp:inline distT="0" distB="0" distL="0" distR="0" wp14:anchorId="70C9ACB9" wp14:editId="70C9ACBA">
             <wp:extent cx="5238750" cy="3352800"/>
             <wp:effectExtent l="0" t="0" r="0" b="0"/>
-            <wp:docPr id="1769886865" name="รูปภาพ 1769886865"/>
+            <wp:docPr id="1814976609" name="รูปภาพ 1814976609"/>
             <wp:cNvGraphicFramePr>
               <a:graphicFrameLocks xmlns:a="http://schemas.openxmlformats.org/drawingml/2006/main" noChangeAspect="1"/>
             </wp:cNvGraphicFramePr>
@@ -39154,7 +39280,7 @@
         <w:spacing w:after="240"/>
         <w:jc w:val="center"/>
       </w:pPr>
-      <w:bookmarkStart w:id="80" w:name="_Toc240667197"/>
+      <w:bookmarkStart w:id="80" w:name="_Toc240669781"/>
       <w:r>
         <w:rPr>
           <w:b/>
@@ -39178,10 +39304,10 @@
           <w:noProof/>
         </w:rPr>
         <w:drawing>
-          <wp:inline distT="0" distB="0" distL="0" distR="0" wp14:anchorId="364F1FED" wp14:editId="364F1FEE">
+          <wp:inline distT="0" distB="0" distL="0" distR="0" wp14:anchorId="70C9ACBB" wp14:editId="70C9ACBC">
             <wp:extent cx="5238750" cy="3352800"/>
             <wp:effectExtent l="0" t="0" r="0" b="0"/>
-            <wp:docPr id="1001174448" name="รูปภาพ 1001174448"/>
+            <wp:docPr id="1166201090" name="รูปภาพ 1166201090"/>
             <wp:cNvGraphicFramePr>
               <a:graphicFrameLocks xmlns:a="http://schemas.openxmlformats.org/drawingml/2006/main" noChangeAspect="1"/>
             </wp:cNvGraphicFramePr>
@@ -39223,7 +39349,7 @@
         <w:spacing w:after="240"/>
         <w:jc w:val="center"/>
       </w:pPr>
-      <w:bookmarkStart w:id="81" w:name="_Toc240667198"/>
+      <w:bookmarkStart w:id="81" w:name="_Toc240669782"/>
       <w:r>
         <w:rPr>
           <w:b/>
@@ -39242,7 +39368,7 @@
         <w:keepNext/>
         <w:spacing w:before="240" w:after="60"/>
       </w:pPr>
-      <w:bookmarkStart w:id="82" w:name="_Toc240667171"/>
+      <w:bookmarkStart w:id="82" w:name="_Toc240669755"/>
       <w:r>
         <w:lastRenderedPageBreak/>
         <w:t xml:space="preserve">7.5 </w:t>
@@ -39323,7 +39449,7 @@
         <w:spacing w:after="360"/>
         <w:jc w:val="center"/>
       </w:pPr>
-      <w:bookmarkStart w:id="83" w:name="_Toc240667172"/>
+      <w:bookmarkStart w:id="83" w:name="_Toc240669756"/>
       <w:r>
         <w:lastRenderedPageBreak/>
         <w:t>บท​ที่ 8</w:t>
@@ -39342,7 +39468,7 @@
         <w:keepNext/>
         <w:spacing w:before="240" w:after="60"/>
       </w:pPr>
-      <w:bookmarkStart w:id="84" w:name="_Toc240667173"/>
+      <w:bookmarkStart w:id="84" w:name="_Toc240669757"/>
       <w:r>
         <w:t xml:space="preserve">8.1 </w:t>
       </w:r>
@@ -39372,7 +39498,7 @@
         <w:keepNext/>
         <w:spacing w:before="240" w:after="60"/>
       </w:pPr>
-      <w:bookmarkStart w:id="85" w:name="_Toc240667174"/>
+      <w:bookmarkStart w:id="85" w:name="_Toc240669758"/>
       <w:r>
         <w:t xml:space="preserve">8.2 </w:t>
       </w:r>
@@ -39396,7 +39522,7 @@
         <w:keepNext/>
         <w:spacing w:before="200" w:after="60"/>
       </w:pPr>
-      <w:bookmarkStart w:id="86" w:name="_Toc240667221"/>
+      <w:bookmarkStart w:id="86" w:name="_Toc240669805"/>
       <w:r>
         <w:rPr>
           <w:b/>
@@ -40917,7 +41043,7 @@
         <w:keepNext/>
         <w:spacing w:before="240" w:after="60"/>
       </w:pPr>
-      <w:bookmarkStart w:id="87" w:name="_Toc240667175"/>
+      <w:bookmarkStart w:id="87" w:name="_Toc240669759"/>
       <w:r>
         <w:t xml:space="preserve">8.3 </w:t>
       </w:r>
@@ -40984,7 +41110,7 @@
         <w:keepNext/>
         <w:spacing w:before="240" w:after="60"/>
       </w:pPr>
-      <w:bookmarkStart w:id="88" w:name="_Toc240667176"/>
+      <w:bookmarkStart w:id="88" w:name="_Toc240669760"/>
       <w:r>
         <w:t xml:space="preserve">8.4 </w:t>
       </w:r>
@@ -41065,7 +41191,7 @@
         <w:spacing w:after="360"/>
         <w:jc w:val="center"/>
       </w:pPr>
-      <w:bookmarkStart w:id="89" w:name="_Toc240667177"/>
+      <w:bookmarkStart w:id="89" w:name="_Toc240669761"/>
       <w:r>
         <w:lastRenderedPageBreak/>
         <w:t>บรรณานุกรม</w:t>
@@ -41160,7 +41286,7 @@
         <w:spacing w:after="360"/>
         <w:jc w:val="center"/>
       </w:pPr>
-      <w:bookmarkStart w:id="90" w:name="_Toc240667178"/>
+      <w:bookmarkStart w:id="90" w:name="_Toc240669762"/>
       <w:r>
         <w:lastRenderedPageBreak/>
         <w:t>ภาคผนวก ก เทคโนโลยี​และ​สถาปัตยกรรม​ของ​ระบบ</w:t>
@@ -41182,7 +41308,7 @@
         <w:keepNext/>
         <w:spacing w:before="200" w:after="60"/>
       </w:pPr>
-      <w:bookmarkStart w:id="91" w:name="_Toc240667222"/>
+      <w:bookmarkStart w:id="91" w:name="_Toc240669806"/>
       <w:r>
         <w:rPr>
           <w:b/>
@@ -41852,7 +41978,7 @@
         <w:spacing w:after="360"/>
         <w:jc w:val="center"/>
       </w:pPr>
-      <w:bookmarkStart w:id="92" w:name="_Toc240667179"/>
+      <w:bookmarkStart w:id="92" w:name="_Toc240669763"/>
       <w:r>
         <w:lastRenderedPageBreak/>
         <w:t>ภาคผนวก ข โครงสร้าง​ฐานข้อมูล</w:t>
@@ -41874,7 +42000,7 @@
         <w:keepNext/>
         <w:spacing w:before="200" w:after="60"/>
       </w:pPr>
-      <w:bookmarkStart w:id="93" w:name="_Toc240667223"/>
+      <w:bookmarkStart w:id="93" w:name="_Toc240669807"/>
       <w:r>
         <w:rPr>
           <w:b/>
@@ -42817,7 +42943,7 @@
         <w:spacing w:after="360"/>
         <w:jc w:val="center"/>
       </w:pPr>
-      <w:bookmarkStart w:id="94" w:name="_Toc240667180"/>
+      <w:bookmarkStart w:id="94" w:name="_Toc240669764"/>
       <w:r>
         <w:lastRenderedPageBreak/>
         <w:t>ภาคผนวก ค บัญชี​สำหรับ​การ​สาธิต​และ​ไฟล์​ส่งมอบ</w:t>
@@ -42839,7 +42965,7 @@
         <w:keepNext/>
         <w:spacing w:before="200" w:after="60"/>
       </w:pPr>
-      <w:bookmarkStart w:id="95" w:name="_Toc240667224"/>
+      <w:bookmarkStart w:id="95" w:name="_Toc240669808"/>
       <w:r>
         <w:rPr>
           <w:b/>
@@ -43529,7 +43655,7 @@
         <w:keepNext/>
         <w:spacing w:before="200" w:after="60"/>
       </w:pPr>
-      <w:bookmarkStart w:id="96" w:name="_Toc240667225"/>
+      <w:bookmarkStart w:id="96" w:name="_Toc240669809"/>
       <w:r>
         <w:rPr>
           <w:b/>
@@ -44197,10 +44323,10 @@
 <file path=word/numbering.xml><?xml version="1.0" encoding="utf-8"?>
 <w:numbering xmlns:wpc="http://schemas.microsoft.com/office/word/2010/wordprocessingCanvas" xmlns:cx="http://schemas.microsoft.com/office/drawing/2014/chartex" xmlns:cx1="http://schemas.microsoft.com/office/drawing/2015/9/8/chartex" xmlns:cx2="http://schemas.microsoft.com/office/drawing/2015/10/21/chartex" xmlns:cx3="http://schemas.microsoft.com/office/drawing/2016/5/9/chartex" xmlns:cx4="http://schemas.microsoft.com/office/drawing/2016/5/10/chartex" xmlns:cx5="http://schemas.microsoft.com/office/drawing/2016/5/11/chartex" xmlns:cx6="http://schemas.microsoft.com/office/drawing/2016/5/12/chartex" xmlns:cx7="http://schemas.microsoft.com/office/drawing/2016/5/13/chartex" xmlns:cx8="http://schemas.microsoft.com/office/drawing/2016/5/14/chartex" xmlns:mc="http://schemas.openxmlformats.org/markup-compatibility/2006" xmlns:aink="http://schemas.microsoft.com/office/drawing/2016/ink" xmlns:am3d="http://schemas.microsoft.com/office/drawing/2017/model3d" xmlns:o="urn:schemas-microsoft-com:office:office" xmlns:oel="http://schemas.microsoft.com/office/2019/extlst" xmlns:r="http://schemas.openxmlformats.org/officeDocument/2006/relationships" xmlns:m="http://schemas.openxmlformats.org/officeDocument/2006/math" xmlns:v="urn:schemas-microsoft-com:vml" xmlns:wp14="http://schemas.microsoft.com/office/word/2010/wordprocessingDrawing" xmlns:wp="http://schemas.openxmlformats.org/drawingml/2006/wordprocessingDrawing" xmlns:w10="urn:schemas-microsoft-com:office:word" xmlns:w="http://schemas.openxmlformats.org/wordprocessingml/2006/main" xmlns:w14="http://schemas.microsoft.com/office/word/2010/wordml" xmlns:w15="http://schemas.microsoft.com/office/word/2012/wordml" xmlns:w16cex="http://schemas.microsoft.com/office/word/2018/wordml/cex" xmlns:w16cid="http://schemas.microsoft.com/office/word/2016/wordml/cid" xmlns:w16="http://schemas.microsoft.com/office/word/2018/wordml" xmlns:w16du="http://schemas.microsoft.com/office/word/2023/wordml/word16du" xmlns:w16sdtdh="http://schemas.microsoft.com/office/word/2020/wordml/sdtdatahash" xmlns:w16sdtfl="http://schemas.microsoft.com/office/word/2024/wordml/sdtformatlock" xmlns:w16se="http://schemas.microsoft.com/office/word/2015/wordml/symex" xmlns:wpg="http://schemas.microsoft.com/office/word/2010/wordprocessingGroup" xmlns:wpi="http://schemas.microsoft.com/office/word/2010/wordprocessingInk" xmlns:wne="http://schemas.microsoft.com/office/word/2006/wordml" xmlns:wps="http://schemas.microsoft.com/office/word/2010/wordprocessingShape" mc:Ignorable="w14 w15 w16se w16cid w16 w16cex w16sdtdh w16sdtfl w16du wp14">
   <w:abstractNum w:abstractNumId="0" w15:restartNumberingAfterBreak="0">
-    <w:nsid w:val="13B545B1"/>
+    <w:nsid w:val="03201E37"/>
     <w:multiLevelType w:val="hybridMultilevel"/>
-    <w:tmpl w:val="8AC064EA"/>
-    <w:lvl w:ilvl="0" w:tplc="DB141C3C">
+    <w:tmpl w:val="54F821EA"/>
+    <w:lvl w:ilvl="0" w:tplc="59BAAED4">
       <w:start w:val="1"/>
       <w:numFmt w:val="bullet"/>
       <w:lvlText w:val="●"/>
@@ -44209,7 +44335,7 @@
         <w:ind w:left="720" w:hanging="360"/>
       </w:pPr>
     </w:lvl>
-    <w:lvl w:ilvl="1" w:tplc="A7BEAEB0">
+    <w:lvl w:ilvl="1" w:tplc="A43AE010">
       <w:start w:val="1"/>
       <w:numFmt w:val="bullet"/>
       <w:lvlText w:val="○"/>
@@ -44218,7 +44344,7 @@
         <w:ind w:left="1440" w:hanging="360"/>
       </w:pPr>
     </w:lvl>
-    <w:lvl w:ilvl="2" w:tplc="15804B90">
+    <w:lvl w:ilvl="2" w:tplc="71264910">
       <w:start w:val="1"/>
       <w:numFmt w:val="bullet"/>
       <w:lvlText w:val="■"/>
@@ -44227,7 +44353,7 @@
         <w:ind w:left="2160" w:hanging="360"/>
       </w:pPr>
     </w:lvl>
-    <w:lvl w:ilvl="3" w:tplc="4356B522">
+    <w:lvl w:ilvl="3" w:tplc="7BC262CC">
       <w:start w:val="1"/>
       <w:numFmt w:val="bullet"/>
       <w:lvlText w:val="●"/>
@@ -44236,7 +44362,7 @@
         <w:ind w:left="2880" w:hanging="360"/>
       </w:pPr>
     </w:lvl>
-    <w:lvl w:ilvl="4" w:tplc="854AF9E8">
+    <w:lvl w:ilvl="4" w:tplc="BE729C8E">
       <w:start w:val="1"/>
       <w:numFmt w:val="bullet"/>
       <w:lvlText w:val="○"/>
@@ -44245,7 +44371,7 @@
         <w:ind w:left="3600" w:hanging="360"/>
       </w:pPr>
     </w:lvl>
-    <w:lvl w:ilvl="5" w:tplc="C45A34B4">
+    <w:lvl w:ilvl="5" w:tplc="98DA4D3E">
       <w:start w:val="1"/>
       <w:numFmt w:val="bullet"/>
       <w:lvlText w:val="■"/>
@@ -44254,7 +44380,7 @@
         <w:ind w:left="4320" w:hanging="360"/>
       </w:pPr>
     </w:lvl>
-    <w:lvl w:ilvl="6" w:tplc="34E8F078">
+    <w:lvl w:ilvl="6" w:tplc="AA1A2104">
       <w:start w:val="1"/>
       <w:numFmt w:val="bullet"/>
       <w:lvlText w:val="●"/>
@@ -44263,7 +44389,7 @@
         <w:ind w:left="5040" w:hanging="360"/>
       </w:pPr>
     </w:lvl>
-    <w:lvl w:ilvl="7" w:tplc="E7DC98CA">
+    <w:lvl w:ilvl="7" w:tplc="ECB45A46">
       <w:start w:val="1"/>
       <w:numFmt w:val="bullet"/>
       <w:lvlText w:val="●"/>
@@ -44272,7 +44398,7 @@
         <w:ind w:left="5760" w:hanging="360"/>
       </w:pPr>
     </w:lvl>
-    <w:lvl w:ilvl="8" w:tplc="2DEE5AA4">
+    <w:lvl w:ilvl="8" w:tplc="8DCEA1D4">
       <w:start w:val="1"/>
       <w:numFmt w:val="bullet"/>
       <w:lvlText w:val="●"/>
@@ -44283,67 +44409,10 @@
     </w:lvl>
   </w:abstractNum>
   <w:abstractNum w:abstractNumId="1" w15:restartNumberingAfterBreak="0">
-    <w:nsid w:val="2DCE6CB0"/>
+    <w:nsid w:val="5B5E7AB5"/>
     <w:multiLevelType w:val="hybridMultilevel"/>
-    <w:tmpl w:val="ECAE4D4E"/>
-    <w:lvl w:ilvl="0" w:tplc="434ABC88">
-      <w:start w:val="1"/>
-      <w:numFmt w:val="bullet"/>
-      <w:lvlText w:val="•"/>
-      <w:lvlJc w:val="left"/>
-      <w:pPr>
-        <w:ind w:left="1080" w:hanging="360"/>
-      </w:pPr>
-      <w:rPr>
-        <w:rFonts w:ascii="TH SarabunPSK" w:eastAsia="TH SarabunPSK" w:hAnsi="TH SarabunPSK" w:cs="TH SarabunPSK"/>
-      </w:rPr>
-    </w:lvl>
-    <w:lvl w:ilvl="1" w:tplc="5F5CC59A">
-      <w:numFmt w:val="decimal"/>
-      <w:lvlText w:val=""/>
-      <w:lvlJc w:val="left"/>
-    </w:lvl>
-    <w:lvl w:ilvl="2" w:tplc="33468F7A">
-      <w:numFmt w:val="decimal"/>
-      <w:lvlText w:val=""/>
-      <w:lvlJc w:val="left"/>
-    </w:lvl>
-    <w:lvl w:ilvl="3" w:tplc="C0F40948">
-      <w:numFmt w:val="decimal"/>
-      <w:lvlText w:val=""/>
-      <w:lvlJc w:val="left"/>
-    </w:lvl>
-    <w:lvl w:ilvl="4" w:tplc="822A0528">
-      <w:numFmt w:val="decimal"/>
-      <w:lvlText w:val=""/>
-      <w:lvlJc w:val="left"/>
-    </w:lvl>
-    <w:lvl w:ilvl="5" w:tplc="33246C00">
-      <w:numFmt w:val="decimal"/>
-      <w:lvlText w:val=""/>
-      <w:lvlJc w:val="left"/>
-    </w:lvl>
-    <w:lvl w:ilvl="6" w:tplc="D4403FD2">
-      <w:numFmt w:val="decimal"/>
-      <w:lvlText w:val=""/>
-      <w:lvlJc w:val="left"/>
-    </w:lvl>
-    <w:lvl w:ilvl="7" w:tplc="E3C0BAAE">
-      <w:numFmt w:val="decimal"/>
-      <w:lvlText w:val=""/>
-      <w:lvlJc w:val="left"/>
-    </w:lvl>
-    <w:lvl w:ilvl="8" w:tplc="229C271C">
-      <w:numFmt w:val="decimal"/>
-      <w:lvlText w:val=""/>
-      <w:lvlJc w:val="left"/>
-    </w:lvl>
-  </w:abstractNum>
-  <w:abstractNum w:abstractNumId="2" w15:restartNumberingAfterBreak="0">
-    <w:nsid w:val="414A6AF4"/>
-    <w:multiLevelType w:val="hybridMultilevel"/>
-    <w:tmpl w:val="A5F0877C"/>
-    <w:lvl w:ilvl="0" w:tplc="0BC01802">
+    <w:tmpl w:val="7C06707A"/>
+    <w:lvl w:ilvl="0" w:tplc="680E8218">
       <w:start w:val="1"/>
       <w:numFmt w:val="decimal"/>
       <w:lvlText w:val="%1)"/>
@@ -44357,109 +44426,166 @@
         <w:szCs w:val="32"/>
       </w:rPr>
     </w:lvl>
-    <w:lvl w:ilvl="1" w:tplc="89B2DB7A">
+    <w:lvl w:ilvl="1" w:tplc="623AC0F8">
       <w:numFmt w:val="decimal"/>
       <w:lvlText w:val=""/>
       <w:lvlJc w:val="left"/>
     </w:lvl>
-    <w:lvl w:ilvl="2" w:tplc="78F6EB30">
+    <w:lvl w:ilvl="2" w:tplc="8106690A">
       <w:numFmt w:val="decimal"/>
       <w:lvlText w:val=""/>
       <w:lvlJc w:val="left"/>
     </w:lvl>
-    <w:lvl w:ilvl="3" w:tplc="380A27F4">
+    <w:lvl w:ilvl="3" w:tplc="39B2B3A8">
       <w:numFmt w:val="decimal"/>
       <w:lvlText w:val=""/>
       <w:lvlJc w:val="left"/>
     </w:lvl>
-    <w:lvl w:ilvl="4" w:tplc="35EAB920">
+    <w:lvl w:ilvl="4" w:tplc="D48EEE46">
       <w:numFmt w:val="decimal"/>
       <w:lvlText w:val=""/>
       <w:lvlJc w:val="left"/>
     </w:lvl>
-    <w:lvl w:ilvl="5" w:tplc="8B1E5FB6">
+    <w:lvl w:ilvl="5" w:tplc="8C401EF8">
       <w:numFmt w:val="decimal"/>
       <w:lvlText w:val=""/>
       <w:lvlJc w:val="left"/>
     </w:lvl>
-    <w:lvl w:ilvl="6" w:tplc="3CD40332">
+    <w:lvl w:ilvl="6" w:tplc="7938E440">
       <w:numFmt w:val="decimal"/>
       <w:lvlText w:val=""/>
       <w:lvlJc w:val="left"/>
     </w:lvl>
-    <w:lvl w:ilvl="7" w:tplc="D9A082B6">
+    <w:lvl w:ilvl="7" w:tplc="0946396C">
       <w:numFmt w:val="decimal"/>
       <w:lvlText w:val=""/>
       <w:lvlJc w:val="left"/>
     </w:lvl>
-    <w:lvl w:ilvl="8" w:tplc="18D87324">
+    <w:lvl w:ilvl="8" w:tplc="5AA618E0">
       <w:numFmt w:val="decimal"/>
       <w:lvlText w:val=""/>
       <w:lvlJc w:val="left"/>
     </w:lvl>
   </w:abstractNum>
-  <w:num w:numId="1" w16cid:durableId="697318961">
+  <w:abstractNum w:abstractNumId="2" w15:restartNumberingAfterBreak="0">
+    <w:nsid w:val="6E7E2D4A"/>
+    <w:multiLevelType w:val="hybridMultilevel"/>
+    <w:tmpl w:val="634602C0"/>
+    <w:lvl w:ilvl="0" w:tplc="C678A02E">
+      <w:start w:val="1"/>
+      <w:numFmt w:val="bullet"/>
+      <w:lvlText w:val="•"/>
+      <w:lvlJc w:val="left"/>
+      <w:pPr>
+        <w:ind w:left="1080" w:hanging="360"/>
+      </w:pPr>
+      <w:rPr>
+        <w:rFonts w:ascii="TH SarabunPSK" w:eastAsia="TH SarabunPSK" w:hAnsi="TH SarabunPSK" w:cs="TH SarabunPSK"/>
+      </w:rPr>
+    </w:lvl>
+    <w:lvl w:ilvl="1" w:tplc="89DC55A2">
+      <w:numFmt w:val="decimal"/>
+      <w:lvlText w:val=""/>
+      <w:lvlJc w:val="left"/>
+    </w:lvl>
+    <w:lvl w:ilvl="2" w:tplc="A2EA5E60">
+      <w:numFmt w:val="decimal"/>
+      <w:lvlText w:val=""/>
+      <w:lvlJc w:val="left"/>
+    </w:lvl>
+    <w:lvl w:ilvl="3" w:tplc="F86E1BC6">
+      <w:numFmt w:val="decimal"/>
+      <w:lvlText w:val=""/>
+      <w:lvlJc w:val="left"/>
+    </w:lvl>
+    <w:lvl w:ilvl="4" w:tplc="D206D46E">
+      <w:numFmt w:val="decimal"/>
+      <w:lvlText w:val=""/>
+      <w:lvlJc w:val="left"/>
+    </w:lvl>
+    <w:lvl w:ilvl="5" w:tplc="29A64E3C">
+      <w:numFmt w:val="decimal"/>
+      <w:lvlText w:val=""/>
+      <w:lvlJc w:val="left"/>
+    </w:lvl>
+    <w:lvl w:ilvl="6" w:tplc="BBAC412E">
+      <w:numFmt w:val="decimal"/>
+      <w:lvlText w:val=""/>
+      <w:lvlJc w:val="left"/>
+    </w:lvl>
+    <w:lvl w:ilvl="7" w:tplc="0DD2B7D0">
+      <w:numFmt w:val="decimal"/>
+      <w:lvlText w:val=""/>
+      <w:lvlJc w:val="left"/>
+    </w:lvl>
+    <w:lvl w:ilvl="8" w:tplc="1BAAC5CE">
+      <w:numFmt w:val="decimal"/>
+      <w:lvlText w:val=""/>
+      <w:lvlJc w:val="left"/>
+    </w:lvl>
+  </w:abstractNum>
+  <w:num w:numId="1" w16cid:durableId="435946264">
     <w:abstractNumId w:val="0"/>
     <w:lvlOverride w:ilvl="0">
       <w:startOverride w:val="1"/>
     </w:lvlOverride>
   </w:num>
-  <w:num w:numId="2" w16cid:durableId="1562254913">
-    <w:abstractNumId w:val="2"/>
+  <w:num w:numId="2" w16cid:durableId="433208059">
+    <w:abstractNumId w:val="1"/>
     <w:lvlOverride w:ilvl="0">
       <w:startOverride w:val="1"/>
     </w:lvlOverride>
   </w:num>
-  <w:num w:numId="3" w16cid:durableId="256645820">
-    <w:abstractNumId w:val="2"/>
+  <w:num w:numId="3" w16cid:durableId="1104613658">
+    <w:abstractNumId w:val="1"/>
     <w:lvlOverride w:ilvl="0">
       <w:startOverride w:val="1"/>
     </w:lvlOverride>
   </w:num>
-  <w:num w:numId="4" w16cid:durableId="2108311478">
-    <w:abstractNumId w:val="2"/>
+  <w:num w:numId="4" w16cid:durableId="2140951677">
+    <w:abstractNumId w:val="1"/>
     <w:lvlOverride w:ilvl="0">
       <w:startOverride w:val="1"/>
     </w:lvlOverride>
   </w:num>
-  <w:num w:numId="5" w16cid:durableId="2020159545">
-    <w:abstractNumId w:val="2"/>
+  <w:num w:numId="5" w16cid:durableId="580067062">
+    <w:abstractNumId w:val="1"/>
     <w:lvlOverride w:ilvl="0">
       <w:startOverride w:val="1"/>
     </w:lvlOverride>
   </w:num>
-  <w:num w:numId="6" w16cid:durableId="2007247789">
-    <w:abstractNumId w:val="2"/>
+  <w:num w:numId="6" w16cid:durableId="1982614244">
+    <w:abstractNumId w:val="1"/>
     <w:lvlOverride w:ilvl="0">
       <w:startOverride w:val="1"/>
     </w:lvlOverride>
   </w:num>
-  <w:num w:numId="7" w16cid:durableId="1010178162">
-    <w:abstractNumId w:val="2"/>
+  <w:num w:numId="7" w16cid:durableId="43985734">
+    <w:abstractNumId w:val="1"/>
     <w:lvlOverride w:ilvl="0">
       <w:startOverride w:val="1"/>
     </w:lvlOverride>
   </w:num>
-  <w:num w:numId="8" w16cid:durableId="1431512869">
-    <w:abstractNumId w:val="2"/>
+  <w:num w:numId="8" w16cid:durableId="100302731">
+    <w:abstractNumId w:val="1"/>
     <w:lvlOverride w:ilvl="0">
       <w:startOverride w:val="1"/>
     </w:lvlOverride>
   </w:num>
-  <w:num w:numId="9" w16cid:durableId="1880436843">
-    <w:abstractNumId w:val="2"/>
+  <w:num w:numId="9" w16cid:durableId="1424916392">
+    <w:abstractNumId w:val="1"/>
     <w:lvlOverride w:ilvl="0">
       <w:startOverride w:val="1"/>
     </w:lvlOverride>
   </w:num>
-  <w:num w:numId="10" w16cid:durableId="1451432888">
-    <w:abstractNumId w:val="2"/>
+  <w:num w:numId="10" w16cid:durableId="1288661361">
+    <w:abstractNumId w:val="1"/>
     <w:lvlOverride w:ilvl="0">
       <w:startOverride w:val="1"/>
     </w:lvlOverride>
   </w:num>
-  <w:num w:numId="11" w16cid:durableId="261886259">
-    <w:abstractNumId w:val="2"/>
+  <w:num w:numId="11" w16cid:durableId="1183323525">
+    <w:abstractNumId w:val="1"/>
     <w:lvlOverride w:ilvl="0">
       <w:startOverride w:val="1"/>
     </w:lvlOverride>

--- a/report/out/รายงาน-ระบบแจ้งซ่อม-มช.docx
+++ b/report/out/รายงาน-ระบบแจ้งซ่อม-มช.docx
@@ -255,7 +255,7 @@
     <w:sdt>
       <w:sdtPr>
         <w:alias w:val="สารบัญ"/>
-        <w:id w:val="691039399"/>
+        <w:id w:val="1138772448"/>
       </w:sdtPr>
       <w:sdtEndPr>
         <w:rPr>
@@ -290,7 +290,7 @@
           <w:r>
             <w:fldChar w:fldCharType="separate"/>
           </w:r>
-          <w:hyperlink w:anchor="_Toc240669713" w:history="1">
+          <w:hyperlink w:anchor="_Toc240671080" w:history="1">
             <w:r>
               <w:rPr>
                 <w:rStyle w:val="a5"/>
@@ -329,7 +329,7 @@
               <w:rPr>
                 <w:noProof/>
               </w:rPr>
-              <w:instrText xml:space="preserve"> PAGEREF _Toc240669713 \h </w:instrText>
+              <w:instrText xml:space="preserve"> PAGEREF _Toc240671080 \h </w:instrText>
             </w:r>
             <w:r>
               <w:rPr>
@@ -372,7 +372,7 @@
               <w14:ligatures w14:val="standardContextual"/>
             </w:rPr>
           </w:pPr>
-          <w:hyperlink w:anchor="_Toc240669714" w:history="1">
+          <w:hyperlink w:anchor="_Toc240671081" w:history="1">
             <w:r>
               <w:rPr>
                 <w:rStyle w:val="a5"/>
@@ -456,7 +456,7 @@
               <w:rPr>
                 <w:noProof/>
               </w:rPr>
-              <w:instrText xml:space="preserve"> PAGEREF _Toc240669714 \h </w:instrText>
+              <w:instrText xml:space="preserve"> PAGEREF _Toc240671081 \h </w:instrText>
             </w:r>
             <w:r>
               <w:rPr>
@@ -499,7 +499,7 @@
               <w14:ligatures w14:val="standardContextual"/>
             </w:rPr>
           </w:pPr>
-          <w:hyperlink w:anchor="_Toc240669715" w:history="1">
+          <w:hyperlink w:anchor="_Toc240671082" w:history="1">
             <w:r>
               <w:rPr>
                 <w:rStyle w:val="a5"/>
@@ -598,7 +598,7 @@
               <w:rPr>
                 <w:noProof/>
               </w:rPr>
-              <w:instrText xml:space="preserve"> PAGEREF _Toc240669715 \h </w:instrText>
+              <w:instrText xml:space="preserve"> PAGEREF _Toc240671082 \h </w:instrText>
             </w:r>
             <w:r>
               <w:rPr>
@@ -641,7 +641,7 @@
               <w14:ligatures w14:val="standardContextual"/>
             </w:rPr>
           </w:pPr>
-          <w:hyperlink w:anchor="_Toc240669716" w:history="1">
+          <w:hyperlink w:anchor="_Toc240671083" w:history="1">
             <w:r>
               <w:rPr>
                 <w:rStyle w:val="a5"/>
@@ -665,7 +665,7 @@
               <w:rPr>
                 <w:noProof/>
               </w:rPr>
-              <w:instrText xml:space="preserve"> PAGEREF _Toc240669716 \h </w:instrText>
+              <w:instrText xml:space="preserve"> PAGEREF _Toc240671083 \h </w:instrText>
             </w:r>
             <w:r>
               <w:rPr>
@@ -708,7 +708,7 @@
               <w14:ligatures w14:val="standardContextual"/>
             </w:rPr>
           </w:pPr>
-          <w:hyperlink w:anchor="_Toc240669717" w:history="1">
+          <w:hyperlink w:anchor="_Toc240671084" w:history="1">
             <w:r>
               <w:rPr>
                 <w:rStyle w:val="a5"/>
@@ -732,7 +732,7 @@
               <w:rPr>
                 <w:noProof/>
               </w:rPr>
-              <w:instrText xml:space="preserve"> PAGEREF _Toc240669717 \h </w:instrText>
+              <w:instrText xml:space="preserve"> PAGEREF _Toc240671084 \h </w:instrText>
             </w:r>
             <w:r>
               <w:rPr>
@@ -775,7 +775,7 @@
               <w14:ligatures w14:val="standardContextual"/>
             </w:rPr>
           </w:pPr>
-          <w:hyperlink w:anchor="_Toc240669718" w:history="1">
+          <w:hyperlink w:anchor="_Toc240671085" w:history="1">
             <w:r>
               <w:rPr>
                 <w:rStyle w:val="a5"/>
@@ -829,7 +829,7 @@
               <w:rPr>
                 <w:noProof/>
               </w:rPr>
-              <w:instrText xml:space="preserve"> PAGEREF _Toc240669718 \h </w:instrText>
+              <w:instrText xml:space="preserve"> PAGEREF _Toc240671085 \h </w:instrText>
             </w:r>
             <w:r>
               <w:rPr>
@@ -872,7 +872,7 @@
               <w14:ligatures w14:val="standardContextual"/>
             </w:rPr>
           </w:pPr>
-          <w:hyperlink w:anchor="_Toc240669719" w:history="1">
+          <w:hyperlink w:anchor="_Toc240671086" w:history="1">
             <w:r>
               <w:rPr>
                 <w:rStyle w:val="a5"/>
@@ -926,7 +926,7 @@
               <w:rPr>
                 <w:noProof/>
               </w:rPr>
-              <w:instrText xml:space="preserve"> PAGEREF _Toc240669719 \h </w:instrText>
+              <w:instrText xml:space="preserve"> PAGEREF _Toc240671086 \h </w:instrText>
             </w:r>
             <w:r>
               <w:rPr>
@@ -969,7 +969,7 @@
               <w14:ligatures w14:val="standardContextual"/>
             </w:rPr>
           </w:pPr>
-          <w:hyperlink w:anchor="_Toc240669720" w:history="1">
+          <w:hyperlink w:anchor="_Toc240671087" w:history="1">
             <w:r>
               <w:rPr>
                 <w:rStyle w:val="a5"/>
@@ -1053,7 +1053,7 @@
               <w:rPr>
                 <w:noProof/>
               </w:rPr>
-              <w:instrText xml:space="preserve"> PAGEREF _Toc240669720 \h </w:instrText>
+              <w:instrText xml:space="preserve"> PAGEREF _Toc240671087 \h </w:instrText>
             </w:r>
             <w:r>
               <w:rPr>
@@ -1098,7 +1098,7 @@
               <w14:ligatures w14:val="standardContextual"/>
             </w:rPr>
           </w:pPr>
-          <w:hyperlink w:anchor="_Toc240669721" w:history="1">
+          <w:hyperlink w:anchor="_Toc240671088" w:history="1">
             <w:r>
               <w:rPr>
                 <w:rStyle w:val="a5"/>
@@ -1167,7 +1167,7 @@
               <w:rPr>
                 <w:noProof/>
               </w:rPr>
-              <w:instrText xml:space="preserve"> PAGEREF _Toc240669721 \h </w:instrText>
+              <w:instrText xml:space="preserve"> PAGEREF _Toc240671088 \h </w:instrText>
             </w:r>
             <w:r>
               <w:rPr>
@@ -1210,7 +1210,7 @@
               <w14:ligatures w14:val="standardContextual"/>
             </w:rPr>
           </w:pPr>
-          <w:hyperlink w:anchor="_Toc240669722" w:history="1">
+          <w:hyperlink w:anchor="_Toc240671089" w:history="1">
             <w:r>
               <w:rPr>
                 <w:rStyle w:val="a5"/>
@@ -1264,7 +1264,7 @@
               <w:rPr>
                 <w:noProof/>
               </w:rPr>
-              <w:instrText xml:space="preserve"> PAGEREF _Toc240669722 \h </w:instrText>
+              <w:instrText xml:space="preserve"> PAGEREF _Toc240671089 \h </w:instrText>
             </w:r>
             <w:r>
               <w:rPr>
@@ -1307,7 +1307,7 @@
               <w14:ligatures w14:val="standardContextual"/>
             </w:rPr>
           </w:pPr>
-          <w:hyperlink w:anchor="_Toc240669723" w:history="1">
+          <w:hyperlink w:anchor="_Toc240671090" w:history="1">
             <w:r>
               <w:rPr>
                 <w:rStyle w:val="a5"/>
@@ -1391,7 +1391,7 @@
               <w:rPr>
                 <w:noProof/>
               </w:rPr>
-              <w:instrText xml:space="preserve"> PAGEREF _Toc240669723 \h </w:instrText>
+              <w:instrText xml:space="preserve"> PAGEREF _Toc240671090 \h </w:instrText>
             </w:r>
             <w:r>
               <w:rPr>
@@ -1434,7 +1434,7 @@
               <w14:ligatures w14:val="standardContextual"/>
             </w:rPr>
           </w:pPr>
-          <w:hyperlink w:anchor="_Toc240669724" w:history="1">
+          <w:hyperlink w:anchor="_Toc240671091" w:history="1">
             <w:r>
               <w:rPr>
                 <w:rStyle w:val="a5"/>
@@ -1518,7 +1518,7 @@
               <w:rPr>
                 <w:noProof/>
               </w:rPr>
-              <w:instrText xml:space="preserve"> PAGEREF _Toc240669724 \h </w:instrText>
+              <w:instrText xml:space="preserve"> PAGEREF _Toc240671091 \h </w:instrText>
             </w:r>
             <w:r>
               <w:rPr>
@@ -1563,7 +1563,7 @@
               <w14:ligatures w14:val="standardContextual"/>
             </w:rPr>
           </w:pPr>
-          <w:hyperlink w:anchor="_Toc240669725" w:history="1">
+          <w:hyperlink w:anchor="_Toc240671092" w:history="1">
             <w:r>
               <w:rPr>
                 <w:rStyle w:val="a5"/>
@@ -1707,7 +1707,7 @@
               <w:rPr>
                 <w:noProof/>
               </w:rPr>
-              <w:instrText xml:space="preserve"> PAGEREF _Toc240669725 \h </w:instrText>
+              <w:instrText xml:space="preserve"> PAGEREF _Toc240671092 \h </w:instrText>
             </w:r>
             <w:r>
               <w:rPr>
@@ -1750,7 +1750,7 @@
               <w14:ligatures w14:val="standardContextual"/>
             </w:rPr>
           </w:pPr>
-          <w:hyperlink w:anchor="_Toc240669726" w:history="1">
+          <w:hyperlink w:anchor="_Toc240671093" w:history="1">
             <w:r>
               <w:rPr>
                 <w:rStyle w:val="a5"/>
@@ -1849,7 +1849,7 @@
               <w:rPr>
                 <w:noProof/>
               </w:rPr>
-              <w:instrText xml:space="preserve"> PAGEREF _Toc240669726 \h </w:instrText>
+              <w:instrText xml:space="preserve"> PAGEREF _Toc240671093 \h </w:instrText>
             </w:r>
             <w:r>
               <w:rPr>
@@ -1892,7 +1892,7 @@
               <w14:ligatures w14:val="standardContextual"/>
             </w:rPr>
           </w:pPr>
-          <w:hyperlink w:anchor="_Toc240669727" w:history="1">
+          <w:hyperlink w:anchor="_Toc240671094" w:history="1">
             <w:r>
               <w:rPr>
                 <w:rStyle w:val="a5"/>
@@ -1961,7 +1961,7 @@
               <w:rPr>
                 <w:noProof/>
               </w:rPr>
-              <w:instrText xml:space="preserve"> PAGEREF _Toc240669727 \h </w:instrText>
+              <w:instrText xml:space="preserve"> PAGEREF _Toc240671094 \h </w:instrText>
             </w:r>
             <w:r>
               <w:rPr>
@@ -2004,7 +2004,7 @@
               <w14:ligatures w14:val="standardContextual"/>
             </w:rPr>
           </w:pPr>
-          <w:hyperlink w:anchor="_Toc240669728" w:history="1">
+          <w:hyperlink w:anchor="_Toc240671095" w:history="1">
             <w:r>
               <w:rPr>
                 <w:rStyle w:val="a5"/>
@@ -2073,7 +2073,7 @@
               <w:rPr>
                 <w:noProof/>
               </w:rPr>
-              <w:instrText xml:space="preserve"> PAGEREF _Toc240669728 \h </w:instrText>
+              <w:instrText xml:space="preserve"> PAGEREF _Toc240671095 \h </w:instrText>
             </w:r>
             <w:r>
               <w:rPr>
@@ -2116,7 +2116,7 @@
               <w14:ligatures w14:val="standardContextual"/>
             </w:rPr>
           </w:pPr>
-          <w:hyperlink w:anchor="_Toc240669729" w:history="1">
+          <w:hyperlink w:anchor="_Toc240671096" w:history="1">
             <w:r>
               <w:rPr>
                 <w:rStyle w:val="a5"/>
@@ -2200,7 +2200,7 @@
               <w:rPr>
                 <w:noProof/>
               </w:rPr>
-              <w:instrText xml:space="preserve"> PAGEREF _Toc240669729 \h </w:instrText>
+              <w:instrText xml:space="preserve"> PAGEREF _Toc240671096 \h </w:instrText>
             </w:r>
             <w:r>
               <w:rPr>
@@ -2243,7 +2243,7 @@
               <w14:ligatures w14:val="standardContextual"/>
             </w:rPr>
           </w:pPr>
-          <w:hyperlink w:anchor="_Toc240669730" w:history="1">
+          <w:hyperlink w:anchor="_Toc240671097" w:history="1">
             <w:r>
               <w:rPr>
                 <w:rStyle w:val="a5"/>
@@ -2357,7 +2357,7 @@
               <w:rPr>
                 <w:noProof/>
               </w:rPr>
-              <w:instrText xml:space="preserve"> PAGEREF _Toc240669730 \h </w:instrText>
+              <w:instrText xml:space="preserve"> PAGEREF _Toc240671097 \h </w:instrText>
             </w:r>
             <w:r>
               <w:rPr>
@@ -2400,7 +2400,7 @@
               <w14:ligatures w14:val="standardContextual"/>
             </w:rPr>
           </w:pPr>
-          <w:hyperlink w:anchor="_Toc240669731" w:history="1">
+          <w:hyperlink w:anchor="_Toc240671098" w:history="1">
             <w:r>
               <w:rPr>
                 <w:rStyle w:val="a5"/>
@@ -2484,7 +2484,7 @@
               <w:rPr>
                 <w:noProof/>
               </w:rPr>
-              <w:instrText xml:space="preserve"> PAGEREF _Toc240669731 \h </w:instrText>
+              <w:instrText xml:space="preserve"> PAGEREF _Toc240671098 \h </w:instrText>
             </w:r>
             <w:r>
               <w:rPr>
@@ -2527,7 +2527,7 @@
               <w14:ligatures w14:val="standardContextual"/>
             </w:rPr>
           </w:pPr>
-          <w:hyperlink w:anchor="_Toc240669732" w:history="1">
+          <w:hyperlink w:anchor="_Toc240671099" w:history="1">
             <w:r>
               <w:rPr>
                 <w:rStyle w:val="a5"/>
@@ -2626,7 +2626,7 @@
               <w:rPr>
                 <w:noProof/>
               </w:rPr>
-              <w:instrText xml:space="preserve"> PAGEREF _Toc240669732 \h </w:instrText>
+              <w:instrText xml:space="preserve"> PAGEREF _Toc240671099 \h </w:instrText>
             </w:r>
             <w:r>
               <w:rPr>
@@ -2669,7 +2669,7 @@
               <w14:ligatures w14:val="standardContextual"/>
             </w:rPr>
           </w:pPr>
-          <w:hyperlink w:anchor="_Toc240669733" w:history="1">
+          <w:hyperlink w:anchor="_Toc240671100" w:history="1">
             <w:r>
               <w:rPr>
                 <w:rStyle w:val="a5"/>
@@ -2708,7 +2708,7 @@
               <w:rPr>
                 <w:noProof/>
               </w:rPr>
-              <w:instrText xml:space="preserve"> PAGEREF _Toc240669733 \h </w:instrText>
+              <w:instrText xml:space="preserve"> PAGEREF _Toc240671100 \h </w:instrText>
             </w:r>
             <w:r>
               <w:rPr>
@@ -2753,7 +2753,7 @@
               <w14:ligatures w14:val="standardContextual"/>
             </w:rPr>
           </w:pPr>
-          <w:hyperlink w:anchor="_Toc240669734" w:history="1">
+          <w:hyperlink w:anchor="_Toc240671101" w:history="1">
             <w:r>
               <w:rPr>
                 <w:rStyle w:val="a5"/>
@@ -2807,7 +2807,7 @@
               <w:rPr>
                 <w:noProof/>
               </w:rPr>
-              <w:instrText xml:space="preserve"> PAGEREF _Toc240669734 \h </w:instrText>
+              <w:instrText xml:space="preserve"> PAGEREF _Toc240671101 \h </w:instrText>
             </w:r>
             <w:r>
               <w:rPr>
@@ -2850,7 +2850,7 @@
               <w14:ligatures w14:val="standardContextual"/>
             </w:rPr>
           </w:pPr>
-          <w:hyperlink w:anchor="_Toc240669735" w:history="1">
+          <w:hyperlink w:anchor="_Toc240671102" w:history="1">
             <w:r>
               <w:rPr>
                 <w:rStyle w:val="a5"/>
@@ -2874,7 +2874,7 @@
               <w:rPr>
                 <w:noProof/>
               </w:rPr>
-              <w:instrText xml:space="preserve"> PAGEREF _Toc240669735 \h </w:instrText>
+              <w:instrText xml:space="preserve"> PAGEREF _Toc240671102 \h </w:instrText>
             </w:r>
             <w:r>
               <w:rPr>
@@ -2917,7 +2917,7 @@
               <w14:ligatures w14:val="standardContextual"/>
             </w:rPr>
           </w:pPr>
-          <w:hyperlink w:anchor="_Toc240669736" w:history="1">
+          <w:hyperlink w:anchor="_Toc240671103" w:history="1">
             <w:r>
               <w:rPr>
                 <w:rStyle w:val="a5"/>
@@ -2986,7 +2986,7 @@
               <w:rPr>
                 <w:noProof/>
               </w:rPr>
-              <w:instrText xml:space="preserve"> PAGEREF _Toc240669736 \h </w:instrText>
+              <w:instrText xml:space="preserve"> PAGEREF _Toc240671103 \h </w:instrText>
             </w:r>
             <w:r>
               <w:rPr>
@@ -3029,7 +3029,7 @@
               <w14:ligatures w14:val="standardContextual"/>
             </w:rPr>
           </w:pPr>
-          <w:hyperlink w:anchor="_Toc240669737" w:history="1">
+          <w:hyperlink w:anchor="_Toc240671104" w:history="1">
             <w:r>
               <w:rPr>
                 <w:rStyle w:val="a5"/>
@@ -3068,7 +3068,7 @@
               <w:rPr>
                 <w:noProof/>
               </w:rPr>
-              <w:instrText xml:space="preserve"> PAGEREF _Toc240669737 \h </w:instrText>
+              <w:instrText xml:space="preserve"> PAGEREF _Toc240671104 \h </w:instrText>
             </w:r>
             <w:r>
               <w:rPr>
@@ -3111,7 +3111,7 @@
               <w14:ligatures w14:val="standardContextual"/>
             </w:rPr>
           </w:pPr>
-          <w:hyperlink w:anchor="_Toc240669738" w:history="1">
+          <w:hyperlink w:anchor="_Toc240671105" w:history="1">
             <w:r>
               <w:rPr>
                 <w:rStyle w:val="a5"/>
@@ -3165,7 +3165,7 @@
               <w:rPr>
                 <w:noProof/>
               </w:rPr>
-              <w:instrText xml:space="preserve"> PAGEREF _Toc240669738 \h </w:instrText>
+              <w:instrText xml:space="preserve"> PAGEREF _Toc240671105 \h </w:instrText>
             </w:r>
             <w:r>
               <w:rPr>
@@ -3210,7 +3210,7 @@
               <w14:ligatures w14:val="standardContextual"/>
             </w:rPr>
           </w:pPr>
-          <w:hyperlink w:anchor="_Toc240669739" w:history="1">
+          <w:hyperlink w:anchor="_Toc240671106" w:history="1">
             <w:r>
               <w:rPr>
                 <w:rStyle w:val="a5"/>
@@ -3264,7 +3264,7 @@
               <w:rPr>
                 <w:noProof/>
               </w:rPr>
-              <w:instrText xml:space="preserve"> PAGEREF _Toc240669739 \h </w:instrText>
+              <w:instrText xml:space="preserve"> PAGEREF _Toc240671106 \h </w:instrText>
             </w:r>
             <w:r>
               <w:rPr>
@@ -3307,7 +3307,7 @@
               <w14:ligatures w14:val="standardContextual"/>
             </w:rPr>
           </w:pPr>
-          <w:hyperlink w:anchor="_Toc240669740" w:history="1">
+          <w:hyperlink w:anchor="_Toc240671107" w:history="1">
             <w:r>
               <w:rPr>
                 <w:rStyle w:val="a5"/>
@@ -3346,7 +3346,7 @@
               <w:rPr>
                 <w:noProof/>
               </w:rPr>
-              <w:instrText xml:space="preserve"> PAGEREF _Toc240669740 \h </w:instrText>
+              <w:instrText xml:space="preserve"> PAGEREF _Toc240671107 \h </w:instrText>
             </w:r>
             <w:r>
               <w:rPr>
@@ -3389,7 +3389,7 @@
               <w14:ligatures w14:val="standardContextual"/>
             </w:rPr>
           </w:pPr>
-          <w:hyperlink w:anchor="_Toc240669741" w:history="1">
+          <w:hyperlink w:anchor="_Toc240671108" w:history="1">
             <w:r>
               <w:rPr>
                 <w:rStyle w:val="a5"/>
@@ -3518,7 +3518,7 @@
               <w:rPr>
                 <w:noProof/>
               </w:rPr>
-              <w:instrText xml:space="preserve"> PAGEREF _Toc240669741 \h </w:instrText>
+              <w:instrText xml:space="preserve"> PAGEREF _Toc240671108 \h </w:instrText>
             </w:r>
             <w:r>
               <w:rPr>
@@ -3561,7 +3561,7 @@
               <w14:ligatures w14:val="standardContextual"/>
             </w:rPr>
           </w:pPr>
-          <w:hyperlink w:anchor="_Toc240669742" w:history="1">
+          <w:hyperlink w:anchor="_Toc240671109" w:history="1">
             <w:r>
               <w:rPr>
                 <w:rStyle w:val="a5"/>
@@ -3660,7 +3660,7 @@
               <w:rPr>
                 <w:noProof/>
               </w:rPr>
-              <w:instrText xml:space="preserve"> PAGEREF _Toc240669742 \h </w:instrText>
+              <w:instrText xml:space="preserve"> PAGEREF _Toc240671109 \h </w:instrText>
             </w:r>
             <w:r>
               <w:rPr>
@@ -3703,7 +3703,7 @@
               <w14:ligatures w14:val="standardContextual"/>
             </w:rPr>
           </w:pPr>
-          <w:hyperlink w:anchor="_Toc240669743" w:history="1">
+          <w:hyperlink w:anchor="_Toc240671110" w:history="1">
             <w:r>
               <w:rPr>
                 <w:rStyle w:val="a5"/>
@@ -3817,7 +3817,7 @@
               <w:rPr>
                 <w:noProof/>
               </w:rPr>
-              <w:instrText xml:space="preserve"> PAGEREF _Toc240669743 \h </w:instrText>
+              <w:instrText xml:space="preserve"> PAGEREF _Toc240671110 \h </w:instrText>
             </w:r>
             <w:r>
               <w:rPr>
@@ -3860,7 +3860,7 @@
               <w14:ligatures w14:val="standardContextual"/>
             </w:rPr>
           </w:pPr>
-          <w:hyperlink w:anchor="_Toc240669744" w:history="1">
+          <w:hyperlink w:anchor="_Toc240671111" w:history="1">
             <w:r>
               <w:rPr>
                 <w:rStyle w:val="a5"/>
@@ -3959,7 +3959,7 @@
               <w:rPr>
                 <w:noProof/>
               </w:rPr>
-              <w:instrText xml:space="preserve"> PAGEREF _Toc240669744 \h </w:instrText>
+              <w:instrText xml:space="preserve"> PAGEREF _Toc240671111 \h </w:instrText>
             </w:r>
             <w:r>
               <w:rPr>
@@ -4002,7 +4002,7 @@
               <w14:ligatures w14:val="standardContextual"/>
             </w:rPr>
           </w:pPr>
-          <w:hyperlink w:anchor="_Toc240669745" w:history="1">
+          <w:hyperlink w:anchor="_Toc240671112" w:history="1">
             <w:r>
               <w:rPr>
                 <w:rStyle w:val="a5"/>
@@ -4071,7 +4071,7 @@
               <w:rPr>
                 <w:noProof/>
               </w:rPr>
-              <w:instrText xml:space="preserve"> PAGEREF _Toc240669745 \h </w:instrText>
+              <w:instrText xml:space="preserve"> PAGEREF _Toc240671112 \h </w:instrText>
             </w:r>
             <w:r>
               <w:rPr>
@@ -4116,7 +4116,7 @@
               <w14:ligatures w14:val="standardContextual"/>
             </w:rPr>
           </w:pPr>
-          <w:hyperlink w:anchor="_Toc240669746" w:history="1">
+          <w:hyperlink w:anchor="_Toc240671113" w:history="1">
             <w:r>
               <w:rPr>
                 <w:rStyle w:val="a5"/>
@@ -4215,7 +4215,7 @@
               <w:rPr>
                 <w:noProof/>
               </w:rPr>
-              <w:instrText xml:space="preserve"> PAGEREF _Toc240669746 \h </w:instrText>
+              <w:instrText xml:space="preserve"> PAGEREF _Toc240671113 \h </w:instrText>
             </w:r>
             <w:r>
               <w:rPr>
@@ -4258,7 +4258,7 @@
               <w14:ligatures w14:val="standardContextual"/>
             </w:rPr>
           </w:pPr>
-          <w:hyperlink w:anchor="_Toc240669747" w:history="1">
+          <w:hyperlink w:anchor="_Toc240671114" w:history="1">
             <w:r>
               <w:rPr>
                 <w:rStyle w:val="a5"/>
@@ -4342,7 +4342,7 @@
               <w:rPr>
                 <w:noProof/>
               </w:rPr>
-              <w:instrText xml:space="preserve"> PAGEREF _Toc240669747 \h </w:instrText>
+              <w:instrText xml:space="preserve"> PAGEREF _Toc240671114 \h </w:instrText>
             </w:r>
             <w:r>
               <w:rPr>
@@ -4385,7 +4385,7 @@
               <w14:ligatures w14:val="standardContextual"/>
             </w:rPr>
           </w:pPr>
-          <w:hyperlink w:anchor="_Toc240669748" w:history="1">
+          <w:hyperlink w:anchor="_Toc240671115" w:history="1">
             <w:r>
               <w:rPr>
                 <w:rStyle w:val="a5"/>
@@ -4424,7 +4424,7 @@
               <w:rPr>
                 <w:noProof/>
               </w:rPr>
-              <w:instrText xml:space="preserve"> PAGEREF _Toc240669748 \h </w:instrText>
+              <w:instrText xml:space="preserve"> PAGEREF _Toc240671115 \h </w:instrText>
             </w:r>
             <w:r>
               <w:rPr>
@@ -4467,7 +4467,7 @@
               <w14:ligatures w14:val="standardContextual"/>
             </w:rPr>
           </w:pPr>
-          <w:hyperlink w:anchor="_Toc240669749" w:history="1">
+          <w:hyperlink w:anchor="_Toc240671116" w:history="1">
             <w:r>
               <w:rPr>
                 <w:rStyle w:val="a5"/>
@@ -4521,7 +4521,7 @@
               <w:rPr>
                 <w:noProof/>
               </w:rPr>
-              <w:instrText xml:space="preserve"> PAGEREF _Toc240669749 \h </w:instrText>
+              <w:instrText xml:space="preserve"> PAGEREF _Toc240671116 \h </w:instrText>
             </w:r>
             <w:r>
               <w:rPr>
@@ -4566,7 +4566,7 @@
               <w14:ligatures w14:val="standardContextual"/>
             </w:rPr>
           </w:pPr>
-          <w:hyperlink w:anchor="_Toc240669750" w:history="1">
+          <w:hyperlink w:anchor="_Toc240671117" w:history="1">
             <w:r>
               <w:rPr>
                 <w:rStyle w:val="a5"/>
@@ -4680,7 +4680,7 @@
               <w:rPr>
                 <w:noProof/>
               </w:rPr>
-              <w:instrText xml:space="preserve"> PAGEREF _Toc240669750 \h </w:instrText>
+              <w:instrText xml:space="preserve"> PAGEREF _Toc240671117 \h </w:instrText>
             </w:r>
             <w:r>
               <w:rPr>
@@ -4723,7 +4723,7 @@
               <w14:ligatures w14:val="standardContextual"/>
             </w:rPr>
           </w:pPr>
-          <w:hyperlink w:anchor="_Toc240669751" w:history="1">
+          <w:hyperlink w:anchor="_Toc240671118" w:history="1">
             <w:r>
               <w:rPr>
                 <w:rStyle w:val="a5"/>
@@ -4822,7 +4822,7 @@
               <w:rPr>
                 <w:noProof/>
               </w:rPr>
-              <w:instrText xml:space="preserve"> PAGEREF _Toc240669751 \h </w:instrText>
+              <w:instrText xml:space="preserve"> PAGEREF _Toc240671118 \h </w:instrText>
             </w:r>
             <w:r>
               <w:rPr>
@@ -4865,7 +4865,7 @@
               <w14:ligatures w14:val="standardContextual"/>
             </w:rPr>
           </w:pPr>
-          <w:hyperlink w:anchor="_Toc240669752" w:history="1">
+          <w:hyperlink w:anchor="_Toc240671119" w:history="1">
             <w:r>
               <w:rPr>
                 <w:rStyle w:val="a5"/>
@@ -4949,7 +4949,7 @@
               <w:rPr>
                 <w:noProof/>
               </w:rPr>
-              <w:instrText xml:space="preserve"> PAGEREF _Toc240669752 \h </w:instrText>
+              <w:instrText xml:space="preserve"> PAGEREF _Toc240671119 \h </w:instrText>
             </w:r>
             <w:r>
               <w:rPr>
@@ -4992,7 +4992,7 @@
               <w14:ligatures w14:val="standardContextual"/>
             </w:rPr>
           </w:pPr>
-          <w:hyperlink w:anchor="_Toc240669753" w:history="1">
+          <w:hyperlink w:anchor="_Toc240671120" w:history="1">
             <w:r>
               <w:rPr>
                 <w:rStyle w:val="a5"/>
@@ -5031,7 +5031,7 @@
               <w:rPr>
                 <w:noProof/>
               </w:rPr>
-              <w:instrText xml:space="preserve"> PAGEREF _Toc240669753 \h </w:instrText>
+              <w:instrText xml:space="preserve"> PAGEREF _Toc240671120 \h </w:instrText>
             </w:r>
             <w:r>
               <w:rPr>
@@ -5074,7 +5074,7 @@
               <w14:ligatures w14:val="standardContextual"/>
             </w:rPr>
           </w:pPr>
-          <w:hyperlink w:anchor="_Toc240669754" w:history="1">
+          <w:hyperlink w:anchor="_Toc240671121" w:history="1">
             <w:r>
               <w:rPr>
                 <w:rStyle w:val="a5"/>
@@ -5128,7 +5128,7 @@
               <w:rPr>
                 <w:noProof/>
               </w:rPr>
-              <w:instrText xml:space="preserve"> PAGEREF _Toc240669754 \h </w:instrText>
+              <w:instrText xml:space="preserve"> PAGEREF _Toc240671121 \h </w:instrText>
             </w:r>
             <w:r>
               <w:rPr>
@@ -5171,7 +5171,7 @@
               <w14:ligatures w14:val="standardContextual"/>
             </w:rPr>
           </w:pPr>
-          <w:hyperlink w:anchor="_Toc240669755" w:history="1">
+          <w:hyperlink w:anchor="_Toc240671122" w:history="1">
             <w:r>
               <w:rPr>
                 <w:rStyle w:val="a5"/>
@@ -5225,7 +5225,7 @@
               <w:rPr>
                 <w:noProof/>
               </w:rPr>
-              <w:instrText xml:space="preserve"> PAGEREF _Toc240669755 \h </w:instrText>
+              <w:instrText xml:space="preserve"> PAGEREF _Toc240671122 \h </w:instrText>
             </w:r>
             <w:r>
               <w:rPr>
@@ -5270,7 +5270,7 @@
               <w14:ligatures w14:val="standardContextual"/>
             </w:rPr>
           </w:pPr>
-          <w:hyperlink w:anchor="_Toc240669756" w:history="1">
+          <w:hyperlink w:anchor="_Toc240671123" w:history="1">
             <w:r>
               <w:rPr>
                 <w:rStyle w:val="a5"/>
@@ -5339,7 +5339,7 @@
               <w:rPr>
                 <w:noProof/>
               </w:rPr>
-              <w:instrText xml:space="preserve"> PAGEREF _Toc240669756 \h </w:instrText>
+              <w:instrText xml:space="preserve"> PAGEREF _Toc240671123 \h </w:instrText>
             </w:r>
             <w:r>
               <w:rPr>
@@ -5382,7 +5382,7 @@
               <w14:ligatures w14:val="standardContextual"/>
             </w:rPr>
           </w:pPr>
-          <w:hyperlink w:anchor="_Toc240669757" w:history="1">
+          <w:hyperlink w:anchor="_Toc240671124" w:history="1">
             <w:r>
               <w:rPr>
                 <w:rStyle w:val="a5"/>
@@ -5451,7 +5451,7 @@
               <w:rPr>
                 <w:noProof/>
               </w:rPr>
-              <w:instrText xml:space="preserve"> PAGEREF _Toc240669757 \h </w:instrText>
+              <w:instrText xml:space="preserve"> PAGEREF _Toc240671124 \h </w:instrText>
             </w:r>
             <w:r>
               <w:rPr>
@@ -5494,7 +5494,7 @@
               <w14:ligatures w14:val="standardContextual"/>
             </w:rPr>
           </w:pPr>
-          <w:hyperlink w:anchor="_Toc240669758" w:history="1">
+          <w:hyperlink w:anchor="_Toc240671125" w:history="1">
             <w:r>
               <w:rPr>
                 <w:rStyle w:val="a5"/>
@@ -5593,7 +5593,7 @@
               <w:rPr>
                 <w:noProof/>
               </w:rPr>
-              <w:instrText xml:space="preserve"> PAGEREF _Toc240669758 \h </w:instrText>
+              <w:instrText xml:space="preserve"> PAGEREF _Toc240671125 \h </w:instrText>
             </w:r>
             <w:r>
               <w:rPr>
@@ -5636,7 +5636,7 @@
               <w14:ligatures w14:val="standardContextual"/>
             </w:rPr>
           </w:pPr>
-          <w:hyperlink w:anchor="_Toc240669759" w:history="1">
+          <w:hyperlink w:anchor="_Toc240671126" w:history="1">
             <w:r>
               <w:rPr>
                 <w:rStyle w:val="a5"/>
@@ -5690,7 +5690,7 @@
               <w:rPr>
                 <w:noProof/>
               </w:rPr>
-              <w:instrText xml:space="preserve"> PAGEREF _Toc240669759 \h </w:instrText>
+              <w:instrText xml:space="preserve"> PAGEREF _Toc240671126 \h </w:instrText>
             </w:r>
             <w:r>
               <w:rPr>
@@ -5733,7 +5733,7 @@
               <w14:ligatures w14:val="standardContextual"/>
             </w:rPr>
           </w:pPr>
-          <w:hyperlink w:anchor="_Toc240669760" w:history="1">
+          <w:hyperlink w:anchor="_Toc240671127" w:history="1">
             <w:r>
               <w:rPr>
                 <w:rStyle w:val="a5"/>
@@ -5757,7 +5757,7 @@
               <w:rPr>
                 <w:noProof/>
               </w:rPr>
-              <w:instrText xml:space="preserve"> PAGEREF _Toc240669760 \h </w:instrText>
+              <w:instrText xml:space="preserve"> PAGEREF _Toc240671127 \h </w:instrText>
             </w:r>
             <w:r>
               <w:rPr>
@@ -5802,7 +5802,7 @@
               <w14:ligatures w14:val="standardContextual"/>
             </w:rPr>
           </w:pPr>
-          <w:hyperlink w:anchor="_Toc240669761" w:history="1">
+          <w:hyperlink w:anchor="_Toc240671128" w:history="1">
             <w:r>
               <w:rPr>
                 <w:rStyle w:val="a5"/>
@@ -5826,7 +5826,7 @@
               <w:rPr>
                 <w:noProof/>
               </w:rPr>
-              <w:instrText xml:space="preserve"> PAGEREF _Toc240669761 \h </w:instrText>
+              <w:instrText xml:space="preserve"> PAGEREF _Toc240671128 \h </w:instrText>
             </w:r>
             <w:r>
               <w:rPr>
@@ -5871,7 +5871,7 @@
               <w14:ligatures w14:val="standardContextual"/>
             </w:rPr>
           </w:pPr>
-          <w:hyperlink w:anchor="_Toc240669762" w:history="1">
+          <w:hyperlink w:anchor="_Toc240671129" w:history="1">
             <w:r>
               <w:rPr>
                 <w:rStyle w:val="a5"/>
@@ -5955,7 +5955,7 @@
               <w:rPr>
                 <w:noProof/>
               </w:rPr>
-              <w:instrText xml:space="preserve"> PAGEREF _Toc240669762 \h </w:instrText>
+              <w:instrText xml:space="preserve"> PAGEREF _Toc240671129 \h </w:instrText>
             </w:r>
             <w:r>
               <w:rPr>
@@ -6000,7 +6000,7 @@
               <w14:ligatures w14:val="standardContextual"/>
             </w:rPr>
           </w:pPr>
-          <w:hyperlink w:anchor="_Toc240669763" w:history="1">
+          <w:hyperlink w:anchor="_Toc240671130" w:history="1">
             <w:r>
               <w:rPr>
                 <w:rStyle w:val="a5"/>
@@ -6039,7 +6039,7 @@
               <w:rPr>
                 <w:noProof/>
               </w:rPr>
-              <w:instrText xml:space="preserve"> PAGEREF _Toc240669763 \h </w:instrText>
+              <w:instrText xml:space="preserve"> PAGEREF _Toc240671130 \h </w:instrText>
             </w:r>
             <w:r>
               <w:rPr>
@@ -6084,7 +6084,7 @@
               <w14:ligatures w14:val="standardContextual"/>
             </w:rPr>
           </w:pPr>
-          <w:hyperlink w:anchor="_Toc240669764" w:history="1">
+          <w:hyperlink w:anchor="_Toc240671131" w:history="1">
             <w:r>
               <w:rPr>
                 <w:rStyle w:val="a5"/>
@@ -6198,7 +6198,7 @@
               <w:rPr>
                 <w:noProof/>
               </w:rPr>
-              <w:instrText xml:space="preserve"> PAGEREF _Toc240669764 \h </w:instrText>
+              <w:instrText xml:space="preserve"> PAGEREF _Toc240671131 \h </w:instrText>
             </w:r>
             <w:r>
               <w:rPr>
@@ -6260,7 +6260,7 @@
     <w:sdt>
       <w:sdtPr>
         <w:alias w:val="สารบัญภาพ"/>
-        <w:id w:val="-1643804741"/>
+        <w:id w:val="1865786559"/>
       </w:sdtPr>
       <w:sdtEndPr/>
       <w:sdtContent>
@@ -6288,7 +6288,7 @@
           <w:r>
             <w:fldChar w:fldCharType="separate"/>
           </w:r>
-          <w:hyperlink w:anchor="_Toc240669765" w:history="1">
+          <w:hyperlink w:anchor="_Toc240671132" w:history="1">
             <w:r>
               <w:rPr>
                 <w:rStyle w:val="a5"/>
@@ -6400,7 +6400,7 @@
               <w:rPr>
                 <w:noProof/>
               </w:rPr>
-              <w:instrText xml:space="preserve"> PAGEREF _Toc240669765 \h </w:instrText>
+              <w:instrText xml:space="preserve"> PAGEREF _Toc240671132 \h </w:instrText>
             </w:r>
             <w:r>
               <w:rPr>
@@ -6443,7 +6443,7 @@
               <w14:ligatures w14:val="standardContextual"/>
             </w:rPr>
           </w:pPr>
-          <w:hyperlink w:anchor="_Toc240669766" w:history="1">
+          <w:hyperlink w:anchor="_Toc240671133" w:history="1">
             <w:r>
               <w:rPr>
                 <w:rStyle w:val="a5"/>
@@ -6540,7 +6540,7 @@
               <w:rPr>
                 <w:noProof/>
               </w:rPr>
-              <w:instrText xml:space="preserve"> PAGEREF _Toc240669766 \h </w:instrText>
+              <w:instrText xml:space="preserve"> PAGEREF _Toc240671133 \h </w:instrText>
             </w:r>
             <w:r>
               <w:rPr>
@@ -6583,7 +6583,7 @@
               <w14:ligatures w14:val="standardContextual"/>
             </w:rPr>
           </w:pPr>
-          <w:hyperlink w:anchor="_Toc240669767" w:history="1">
+          <w:hyperlink w:anchor="_Toc240671134" w:history="1">
             <w:r>
               <w:rPr>
                 <w:rStyle w:val="a5"/>
@@ -6770,7 +6770,7 @@
               <w:rPr>
                 <w:noProof/>
               </w:rPr>
-              <w:instrText xml:space="preserve"> PAGEREF _Toc240669767 \h </w:instrText>
+              <w:instrText xml:space="preserve"> PAGEREF _Toc240671134 \h </w:instrText>
             </w:r>
             <w:r>
               <w:rPr>
@@ -6813,7 +6813,7 @@
               <w14:ligatures w14:val="standardContextual"/>
             </w:rPr>
           </w:pPr>
-          <w:hyperlink w:anchor="_Toc240669768" w:history="1">
+          <w:hyperlink w:anchor="_Toc240671135" w:history="1">
             <w:r>
               <w:rPr>
                 <w:rStyle w:val="a5"/>
@@ -6970,7 +6970,7 @@
               <w:rPr>
                 <w:noProof/>
               </w:rPr>
-              <w:instrText xml:space="preserve"> PAGEREF _Toc240669768 \h </w:instrText>
+              <w:instrText xml:space="preserve"> PAGEREF _Toc240671135 \h </w:instrText>
             </w:r>
             <w:r>
               <w:rPr>
@@ -7013,7 +7013,7 @@
               <w14:ligatures w14:val="standardContextual"/>
             </w:rPr>
           </w:pPr>
-          <w:hyperlink w:anchor="_Toc240669769" w:history="1">
+          <w:hyperlink w:anchor="_Toc240671136" w:history="1">
             <w:r>
               <w:rPr>
                 <w:rStyle w:val="a5"/>
@@ -7185,7 +7185,7 @@
               <w:rPr>
                 <w:noProof/>
               </w:rPr>
-              <w:instrText xml:space="preserve"> PAGEREF _Toc240669769 \h </w:instrText>
+              <w:instrText xml:space="preserve"> PAGEREF _Toc240671136 \h </w:instrText>
             </w:r>
             <w:r>
               <w:rPr>
@@ -7228,7 +7228,7 @@
               <w14:ligatures w14:val="standardContextual"/>
             </w:rPr>
           </w:pPr>
-          <w:hyperlink w:anchor="_Toc240669770" w:history="1">
+          <w:hyperlink w:anchor="_Toc240671137" w:history="1">
             <w:r>
               <w:rPr>
                 <w:rStyle w:val="a5"/>
@@ -7385,7 +7385,7 @@
               <w:rPr>
                 <w:noProof/>
               </w:rPr>
-              <w:instrText xml:space="preserve"> PAGEREF _Toc240669770 \h </w:instrText>
+              <w:instrText xml:space="preserve"> PAGEREF _Toc240671137 \h </w:instrText>
             </w:r>
             <w:r>
               <w:rPr>
@@ -7428,7 +7428,7 @@
               <w14:ligatures w14:val="standardContextual"/>
             </w:rPr>
           </w:pPr>
-          <w:hyperlink w:anchor="_Toc240669771" w:history="1">
+          <w:hyperlink w:anchor="_Toc240671138" w:history="1">
             <w:r>
               <w:rPr>
                 <w:rStyle w:val="a5"/>
@@ -7540,7 +7540,7 @@
               <w:rPr>
                 <w:noProof/>
               </w:rPr>
-              <w:instrText xml:space="preserve"> PAGEREF _Toc240669771 \h </w:instrText>
+              <w:instrText xml:space="preserve"> PAGEREF _Toc240671138 \h </w:instrText>
             </w:r>
             <w:r>
               <w:rPr>
@@ -7583,7 +7583,7 @@
               <w14:ligatures w14:val="standardContextual"/>
             </w:rPr>
           </w:pPr>
-          <w:hyperlink w:anchor="_Toc240669772" w:history="1">
+          <w:hyperlink w:anchor="_Toc240671139" w:history="1">
             <w:r>
               <w:rPr>
                 <w:rStyle w:val="a5"/>
@@ -7695,7 +7695,7 @@
               <w:rPr>
                 <w:noProof/>
               </w:rPr>
-              <w:instrText xml:space="preserve"> PAGEREF _Toc240669772 \h </w:instrText>
+              <w:instrText xml:space="preserve"> PAGEREF _Toc240671139 \h </w:instrText>
             </w:r>
             <w:r>
               <w:rPr>
@@ -7738,7 +7738,7 @@
               <w14:ligatures w14:val="standardContextual"/>
             </w:rPr>
           </w:pPr>
-          <w:hyperlink w:anchor="_Toc240669773" w:history="1">
+          <w:hyperlink w:anchor="_Toc240671140" w:history="1">
             <w:r>
               <w:rPr>
                 <w:rStyle w:val="a5"/>
@@ -7880,7 +7880,7 @@
               <w:rPr>
                 <w:noProof/>
               </w:rPr>
-              <w:instrText xml:space="preserve"> PAGEREF _Toc240669773 \h </w:instrText>
+              <w:instrText xml:space="preserve"> PAGEREF _Toc240671140 \h </w:instrText>
             </w:r>
             <w:r>
               <w:rPr>
@@ -7923,7 +7923,7 @@
               <w14:ligatures w14:val="standardContextual"/>
             </w:rPr>
           </w:pPr>
-          <w:hyperlink w:anchor="_Toc240669774" w:history="1">
+          <w:hyperlink w:anchor="_Toc240671141" w:history="1">
             <w:r>
               <w:rPr>
                 <w:rStyle w:val="a5"/>
@@ -8110,7 +8110,7 @@
               <w:rPr>
                 <w:noProof/>
               </w:rPr>
-              <w:instrText xml:space="preserve"> PAGEREF _Toc240669774 \h </w:instrText>
+              <w:instrText xml:space="preserve"> PAGEREF _Toc240671141 \h </w:instrText>
             </w:r>
             <w:r>
               <w:rPr>
@@ -8153,7 +8153,7 @@
               <w14:ligatures w14:val="standardContextual"/>
             </w:rPr>
           </w:pPr>
-          <w:hyperlink w:anchor="_Toc240669775" w:history="1">
+          <w:hyperlink w:anchor="_Toc240671142" w:history="1">
             <w:r>
               <w:rPr>
                 <w:rStyle w:val="a5"/>
@@ -8370,7 +8370,7 @@
               <w:rPr>
                 <w:noProof/>
               </w:rPr>
-              <w:instrText xml:space="preserve"> PAGEREF _Toc240669775 \h </w:instrText>
+              <w:instrText xml:space="preserve"> PAGEREF _Toc240671142 \h </w:instrText>
             </w:r>
             <w:r>
               <w:rPr>
@@ -8413,7 +8413,7 @@
               <w14:ligatures w14:val="standardContextual"/>
             </w:rPr>
           </w:pPr>
-          <w:hyperlink w:anchor="_Toc240669776" w:history="1">
+          <w:hyperlink w:anchor="_Toc240671143" w:history="1">
             <w:r>
               <w:rPr>
                 <w:rStyle w:val="a5"/>
@@ -8570,7 +8570,7 @@
               <w:rPr>
                 <w:noProof/>
               </w:rPr>
-              <w:instrText xml:space="preserve"> PAGEREF _Toc240669776 \h </w:instrText>
+              <w:instrText xml:space="preserve"> PAGEREF _Toc240671143 \h </w:instrText>
             </w:r>
             <w:r>
               <w:rPr>
@@ -8613,7 +8613,7 @@
               <w14:ligatures w14:val="standardContextual"/>
             </w:rPr>
           </w:pPr>
-          <w:hyperlink w:anchor="_Toc240669777" w:history="1">
+          <w:hyperlink w:anchor="_Toc240671144" w:history="1">
             <w:r>
               <w:rPr>
                 <w:rStyle w:val="a5"/>
@@ -8785,7 +8785,7 @@
               <w:rPr>
                 <w:noProof/>
               </w:rPr>
-              <w:instrText xml:space="preserve"> PAGEREF _Toc240669777 \h </w:instrText>
+              <w:instrText xml:space="preserve"> PAGEREF _Toc240671144 \h </w:instrText>
             </w:r>
             <w:r>
               <w:rPr>
@@ -8828,7 +8828,7 @@
               <w14:ligatures w14:val="standardContextual"/>
             </w:rPr>
           </w:pPr>
-          <w:hyperlink w:anchor="_Toc240669778" w:history="1">
+          <w:hyperlink w:anchor="_Toc240671145" w:history="1">
             <w:r>
               <w:rPr>
                 <w:rStyle w:val="a5"/>
@@ -8970,7 +8970,7 @@
               <w:rPr>
                 <w:noProof/>
               </w:rPr>
-              <w:instrText xml:space="preserve"> PAGEREF _Toc240669778 \h </w:instrText>
+              <w:instrText xml:space="preserve"> PAGEREF _Toc240671145 \h </w:instrText>
             </w:r>
             <w:r>
               <w:rPr>
@@ -9013,7 +9013,7 @@
               <w14:ligatures w14:val="standardContextual"/>
             </w:rPr>
           </w:pPr>
-          <w:hyperlink w:anchor="_Toc240669779" w:history="1">
+          <w:hyperlink w:anchor="_Toc240671146" w:history="1">
             <w:r>
               <w:rPr>
                 <w:rStyle w:val="a5"/>
@@ -9155,7 +9155,7 @@
               <w:rPr>
                 <w:noProof/>
               </w:rPr>
-              <w:instrText xml:space="preserve"> PAGEREF _Toc240669779 \h </w:instrText>
+              <w:instrText xml:space="preserve"> PAGEREF _Toc240671146 \h </w:instrText>
             </w:r>
             <w:r>
               <w:rPr>
@@ -9198,7 +9198,7 @@
               <w14:ligatures w14:val="standardContextual"/>
             </w:rPr>
           </w:pPr>
-          <w:hyperlink w:anchor="_Toc240669780" w:history="1">
+          <w:hyperlink w:anchor="_Toc240671147" w:history="1">
             <w:r>
               <w:rPr>
                 <w:rStyle w:val="a5"/>
@@ -9340,7 +9340,7 @@
               <w:rPr>
                 <w:noProof/>
               </w:rPr>
-              <w:instrText xml:space="preserve"> PAGEREF _Toc240669780 \h </w:instrText>
+              <w:instrText xml:space="preserve"> PAGEREF _Toc240671147 \h </w:instrText>
             </w:r>
             <w:r>
               <w:rPr>
@@ -9383,7 +9383,7 @@
               <w14:ligatures w14:val="standardContextual"/>
             </w:rPr>
           </w:pPr>
-          <w:hyperlink w:anchor="_Toc240669781" w:history="1">
+          <w:hyperlink w:anchor="_Toc240671148" w:history="1">
             <w:r>
               <w:rPr>
                 <w:rStyle w:val="a5"/>
@@ -9480,7 +9480,7 @@
               <w:rPr>
                 <w:noProof/>
               </w:rPr>
-              <w:instrText xml:space="preserve"> PAGEREF _Toc240669781 \h </w:instrText>
+              <w:instrText xml:space="preserve"> PAGEREF _Toc240671148 \h </w:instrText>
             </w:r>
             <w:r>
               <w:rPr>
@@ -9523,7 +9523,7 @@
               <w14:ligatures w14:val="standardContextual"/>
             </w:rPr>
           </w:pPr>
-          <w:hyperlink w:anchor="_Toc240669782" w:history="1">
+          <w:hyperlink w:anchor="_Toc240671149" w:history="1">
             <w:r>
               <w:rPr>
                 <w:rStyle w:val="a5"/>
@@ -9665,7 +9665,7 @@
               <w:rPr>
                 <w:noProof/>
               </w:rPr>
-              <w:instrText xml:space="preserve"> PAGEREF _Toc240669782 \h </w:instrText>
+              <w:instrText xml:space="preserve"> PAGEREF _Toc240671149 \h </w:instrText>
             </w:r>
             <w:r>
               <w:rPr>
@@ -9727,7 +9727,7 @@
     <w:sdt>
       <w:sdtPr>
         <w:alias w:val="สารบัญตาราง"/>
-        <w:id w:val="2101280179"/>
+        <w:id w:val="-1885398535"/>
       </w:sdtPr>
       <w:sdtEndPr/>
       <w:sdtContent>
@@ -9755,7 +9755,7 @@
           <w:r>
             <w:fldChar w:fldCharType="separate"/>
           </w:r>
-          <w:hyperlink w:anchor="_Toc240669783" w:history="1">
+          <w:hyperlink w:anchor="_Toc240671150" w:history="1">
             <w:r>
               <w:rPr>
                 <w:rStyle w:val="a5"/>
@@ -9897,7 +9897,7 @@
               <w:rPr>
                 <w:noProof/>
               </w:rPr>
-              <w:instrText xml:space="preserve"> PAGEREF _Toc240669783 \h </w:instrText>
+              <w:instrText xml:space="preserve"> PAGEREF _Toc240671150 \h </w:instrText>
             </w:r>
             <w:r>
               <w:rPr>
@@ -9940,7 +9940,7 @@
               <w14:ligatures w14:val="standardContextual"/>
             </w:rPr>
           </w:pPr>
-          <w:hyperlink w:anchor="_Toc240669784" w:history="1">
+          <w:hyperlink w:anchor="_Toc240671151" w:history="1">
             <w:r>
               <w:rPr>
                 <w:rStyle w:val="a5"/>
@@ -10022,7 +10022,7 @@
               <w:rPr>
                 <w:noProof/>
               </w:rPr>
-              <w:instrText xml:space="preserve"> PAGEREF _Toc240669784 \h </w:instrText>
+              <w:instrText xml:space="preserve"> PAGEREF _Toc240671151 \h </w:instrText>
             </w:r>
             <w:r>
               <w:rPr>
@@ -10065,7 +10065,7 @@
               <w14:ligatures w14:val="standardContextual"/>
             </w:rPr>
           </w:pPr>
-          <w:hyperlink w:anchor="_Toc240669785" w:history="1">
+          <w:hyperlink w:anchor="_Toc240671152" w:history="1">
             <w:r>
               <w:rPr>
                 <w:rStyle w:val="a5"/>
@@ -10192,7 +10192,7 @@
               <w:rPr>
                 <w:noProof/>
               </w:rPr>
-              <w:instrText xml:space="preserve"> PAGEREF _Toc240669785 \h </w:instrText>
+              <w:instrText xml:space="preserve"> PAGEREF _Toc240671152 \h </w:instrText>
             </w:r>
             <w:r>
               <w:rPr>
@@ -10235,7 +10235,7 @@
               <w14:ligatures w14:val="standardContextual"/>
             </w:rPr>
           </w:pPr>
-          <w:hyperlink w:anchor="_Toc240669786" w:history="1">
+          <w:hyperlink w:anchor="_Toc240671153" w:history="1">
             <w:r>
               <w:rPr>
                 <w:rStyle w:val="a5"/>
@@ -10317,7 +10317,7 @@
               <w:rPr>
                 <w:noProof/>
               </w:rPr>
-              <w:instrText xml:space="preserve"> PAGEREF _Toc240669786 \h </w:instrText>
+              <w:instrText xml:space="preserve"> PAGEREF _Toc240671153 \h </w:instrText>
             </w:r>
             <w:r>
               <w:rPr>
@@ -10360,7 +10360,7 @@
               <w14:ligatures w14:val="standardContextual"/>
             </w:rPr>
           </w:pPr>
-          <w:hyperlink w:anchor="_Toc240669787" w:history="1">
+          <w:hyperlink w:anchor="_Toc240671154" w:history="1">
             <w:r>
               <w:rPr>
                 <w:rStyle w:val="a5"/>
@@ -10472,7 +10472,7 @@
               <w:rPr>
                 <w:noProof/>
               </w:rPr>
-              <w:instrText xml:space="preserve"> PAGEREF _Toc240669787 \h </w:instrText>
+              <w:instrText xml:space="preserve"> PAGEREF _Toc240671154 \h </w:instrText>
             </w:r>
             <w:r>
               <w:rPr>
@@ -10515,7 +10515,7 @@
               <w14:ligatures w14:val="standardContextual"/>
             </w:rPr>
           </w:pPr>
-          <w:hyperlink w:anchor="_Toc240669788" w:history="1">
+          <w:hyperlink w:anchor="_Toc240671155" w:history="1">
             <w:r>
               <w:rPr>
                 <w:rStyle w:val="a5"/>
@@ -10672,7 +10672,7 @@
               <w:rPr>
                 <w:noProof/>
               </w:rPr>
-              <w:instrText xml:space="preserve"> PAGEREF _Toc240669788 \h </w:instrText>
+              <w:instrText xml:space="preserve"> PAGEREF _Toc240671155 \h </w:instrText>
             </w:r>
             <w:r>
               <w:rPr>
@@ -10715,7 +10715,7 @@
               <w14:ligatures w14:val="standardContextual"/>
             </w:rPr>
           </w:pPr>
-          <w:hyperlink w:anchor="_Toc240669789" w:history="1">
+          <w:hyperlink w:anchor="_Toc240671156" w:history="1">
             <w:r>
               <w:rPr>
                 <w:rStyle w:val="a5"/>
@@ -10842,7 +10842,7 @@
               <w:rPr>
                 <w:noProof/>
               </w:rPr>
-              <w:instrText xml:space="preserve"> PAGEREF _Toc240669789 \h </w:instrText>
+              <w:instrText xml:space="preserve"> PAGEREF _Toc240671156 \h </w:instrText>
             </w:r>
             <w:r>
               <w:rPr>
@@ -10885,7 +10885,7 @@
               <w14:ligatures w14:val="standardContextual"/>
             </w:rPr>
           </w:pPr>
-          <w:hyperlink w:anchor="_Toc240669790" w:history="1">
+          <w:hyperlink w:anchor="_Toc240671157" w:history="1">
             <w:r>
               <w:rPr>
                 <w:rStyle w:val="a5"/>
@@ -10997,7 +10997,7 @@
               <w:rPr>
                 <w:noProof/>
               </w:rPr>
-              <w:instrText xml:space="preserve"> PAGEREF _Toc240669790 \h </w:instrText>
+              <w:instrText xml:space="preserve"> PAGEREF _Toc240671157 \h </w:instrText>
             </w:r>
             <w:r>
               <w:rPr>
@@ -11040,7 +11040,7 @@
               <w14:ligatures w14:val="standardContextual"/>
             </w:rPr>
           </w:pPr>
-          <w:hyperlink w:anchor="_Toc240669791" w:history="1">
+          <w:hyperlink w:anchor="_Toc240671158" w:history="1">
             <w:r>
               <w:rPr>
                 <w:rStyle w:val="a5"/>
@@ -11197,7 +11197,7 @@
               <w:rPr>
                 <w:noProof/>
               </w:rPr>
-              <w:instrText xml:space="preserve"> PAGEREF _Toc240669791 \h </w:instrText>
+              <w:instrText xml:space="preserve"> PAGEREF _Toc240671158 \h </w:instrText>
             </w:r>
             <w:r>
               <w:rPr>
@@ -11240,7 +11240,7 @@
               <w14:ligatures w14:val="standardContextual"/>
             </w:rPr>
           </w:pPr>
-          <w:hyperlink w:anchor="_Toc240669792" w:history="1">
+          <w:hyperlink w:anchor="_Toc240671159" w:history="1">
             <w:r>
               <w:rPr>
                 <w:rStyle w:val="a5"/>
@@ -11397,7 +11397,7 @@
               <w:rPr>
                 <w:noProof/>
               </w:rPr>
-              <w:instrText xml:space="preserve"> PAGEREF _Toc240669792 \h </w:instrText>
+              <w:instrText xml:space="preserve"> PAGEREF _Toc240671159 \h </w:instrText>
             </w:r>
             <w:r>
               <w:rPr>
@@ -11440,7 +11440,7 @@
               <w14:ligatures w14:val="standardContextual"/>
             </w:rPr>
           </w:pPr>
-          <w:hyperlink w:anchor="_Toc240669793" w:history="1">
+          <w:hyperlink w:anchor="_Toc240671160" w:history="1">
             <w:r>
               <w:rPr>
                 <w:rStyle w:val="a5"/>
@@ -11597,7 +11597,7 @@
               <w:rPr>
                 <w:noProof/>
               </w:rPr>
-              <w:instrText xml:space="preserve"> PAGEREF _Toc240669793 \h </w:instrText>
+              <w:instrText xml:space="preserve"> PAGEREF _Toc240671160 \h </w:instrText>
             </w:r>
             <w:r>
               <w:rPr>
@@ -11640,7 +11640,7 @@
               <w14:ligatures w14:val="standardContextual"/>
             </w:rPr>
           </w:pPr>
-          <w:hyperlink w:anchor="_Toc240669794" w:history="1">
+          <w:hyperlink w:anchor="_Toc240671161" w:history="1">
             <w:r>
               <w:rPr>
                 <w:rStyle w:val="a5"/>
@@ -11722,7 +11722,7 @@
               <w:rPr>
                 <w:noProof/>
               </w:rPr>
-              <w:instrText xml:space="preserve"> PAGEREF _Toc240669794 \h </w:instrText>
+              <w:instrText xml:space="preserve"> PAGEREF _Toc240671161 \h </w:instrText>
             </w:r>
             <w:r>
               <w:rPr>
@@ -11765,7 +11765,7 @@
               <w14:ligatures w14:val="standardContextual"/>
             </w:rPr>
           </w:pPr>
-          <w:hyperlink w:anchor="_Toc240669795" w:history="1">
+          <w:hyperlink w:anchor="_Toc240671162" w:history="1">
             <w:r>
               <w:rPr>
                 <w:rStyle w:val="a5"/>
@@ -11847,7 +11847,7 @@
               <w:rPr>
                 <w:noProof/>
               </w:rPr>
-              <w:instrText xml:space="preserve"> PAGEREF _Toc240669795 \h </w:instrText>
+              <w:instrText xml:space="preserve"> PAGEREF _Toc240671162 \h </w:instrText>
             </w:r>
             <w:r>
               <w:rPr>
@@ -11890,7 +11890,7 @@
               <w14:ligatures w14:val="standardContextual"/>
             </w:rPr>
           </w:pPr>
-          <w:hyperlink w:anchor="_Toc240669796" w:history="1">
+          <w:hyperlink w:anchor="_Toc240671163" w:history="1">
             <w:r>
               <w:rPr>
                 <w:rStyle w:val="a5"/>
@@ -11957,7 +11957,7 @@
               <w:rPr>
                 <w:noProof/>
               </w:rPr>
-              <w:instrText xml:space="preserve"> PAGEREF _Toc240669796 \h </w:instrText>
+              <w:instrText xml:space="preserve"> PAGEREF _Toc240671163 \h </w:instrText>
             </w:r>
             <w:r>
               <w:rPr>
@@ -12000,7 +12000,7 @@
               <w14:ligatures w14:val="standardContextual"/>
             </w:rPr>
           </w:pPr>
-          <w:hyperlink w:anchor="_Toc240669797" w:history="1">
+          <w:hyperlink w:anchor="_Toc240671164" w:history="1">
             <w:r>
               <w:rPr>
                 <w:rStyle w:val="a5"/>
@@ -12127,7 +12127,7 @@
               <w:rPr>
                 <w:noProof/>
               </w:rPr>
-              <w:instrText xml:space="preserve"> PAGEREF _Toc240669797 \h </w:instrText>
+              <w:instrText xml:space="preserve"> PAGEREF _Toc240671164 \h </w:instrText>
             </w:r>
             <w:r>
               <w:rPr>
@@ -12170,7 +12170,7 @@
               <w14:ligatures w14:val="standardContextual"/>
             </w:rPr>
           </w:pPr>
-          <w:hyperlink w:anchor="_Toc240669798" w:history="1">
+          <w:hyperlink w:anchor="_Toc240671165" w:history="1">
             <w:r>
               <w:rPr>
                 <w:rStyle w:val="a5"/>
@@ -12282,7 +12282,7 @@
               <w:rPr>
                 <w:noProof/>
               </w:rPr>
-              <w:instrText xml:space="preserve"> PAGEREF _Toc240669798 \h </w:instrText>
+              <w:instrText xml:space="preserve"> PAGEREF _Toc240671165 \h </w:instrText>
             </w:r>
             <w:r>
               <w:rPr>
@@ -12325,7 +12325,7 @@
               <w14:ligatures w14:val="standardContextual"/>
             </w:rPr>
           </w:pPr>
-          <w:hyperlink w:anchor="_Toc240669799" w:history="1">
+          <w:hyperlink w:anchor="_Toc240671166" w:history="1">
             <w:r>
               <w:rPr>
                 <w:rStyle w:val="a5"/>
@@ -12407,7 +12407,7 @@
               <w:rPr>
                 <w:noProof/>
               </w:rPr>
-              <w:instrText xml:space="preserve"> PAGEREF _Toc240669799 \h </w:instrText>
+              <w:instrText xml:space="preserve"> PAGEREF _Toc240671166 \h </w:instrText>
             </w:r>
             <w:r>
               <w:rPr>
@@ -12450,7 +12450,7 @@
               <w14:ligatures w14:val="standardContextual"/>
             </w:rPr>
           </w:pPr>
-          <w:hyperlink w:anchor="_Toc240669800" w:history="1">
+          <w:hyperlink w:anchor="_Toc240671167" w:history="1">
             <w:r>
               <w:rPr>
                 <w:rStyle w:val="a5"/>
@@ -12577,7 +12577,7 @@
               <w:rPr>
                 <w:noProof/>
               </w:rPr>
-              <w:instrText xml:space="preserve"> PAGEREF _Toc240669800 \h </w:instrText>
+              <w:instrText xml:space="preserve"> PAGEREF _Toc240671167 \h </w:instrText>
             </w:r>
             <w:r>
               <w:rPr>
@@ -12620,7 +12620,7 @@
               <w14:ligatures w14:val="standardContextual"/>
             </w:rPr>
           </w:pPr>
-          <w:hyperlink w:anchor="_Toc240669801" w:history="1">
+          <w:hyperlink w:anchor="_Toc240671168" w:history="1">
             <w:r>
               <w:rPr>
                 <w:rStyle w:val="a5"/>
@@ -12732,7 +12732,7 @@
               <w:rPr>
                 <w:noProof/>
               </w:rPr>
-              <w:instrText xml:space="preserve"> PAGEREF _Toc240669801 \h </w:instrText>
+              <w:instrText xml:space="preserve"> PAGEREF _Toc240671168 \h </w:instrText>
             </w:r>
             <w:r>
               <w:rPr>
@@ -12775,7 +12775,7 @@
               <w14:ligatures w14:val="standardContextual"/>
             </w:rPr>
           </w:pPr>
-          <w:hyperlink w:anchor="_Toc240669802" w:history="1">
+          <w:hyperlink w:anchor="_Toc240671169" w:history="1">
             <w:r>
               <w:rPr>
                 <w:rStyle w:val="a5"/>
@@ -12947,7 +12947,7 @@
               <w:rPr>
                 <w:noProof/>
               </w:rPr>
-              <w:instrText xml:space="preserve"> PAGEREF _Toc240669802 \h </w:instrText>
+              <w:instrText xml:space="preserve"> PAGEREF _Toc240671169 \h </w:instrText>
             </w:r>
             <w:r>
               <w:rPr>
@@ -12990,7 +12990,7 @@
               <w14:ligatures w14:val="standardContextual"/>
             </w:rPr>
           </w:pPr>
-          <w:hyperlink w:anchor="_Toc240669803" w:history="1">
+          <w:hyperlink w:anchor="_Toc240671170" w:history="1">
             <w:r>
               <w:rPr>
                 <w:rStyle w:val="a5"/>
@@ -13102,7 +13102,7 @@
               <w:rPr>
                 <w:noProof/>
               </w:rPr>
-              <w:instrText xml:space="preserve"> PAGEREF _Toc240669803 \h </w:instrText>
+              <w:instrText xml:space="preserve"> PAGEREF _Toc240671170 \h </w:instrText>
             </w:r>
             <w:r>
               <w:rPr>
@@ -13145,7 +13145,7 @@
               <w14:ligatures w14:val="standardContextual"/>
             </w:rPr>
           </w:pPr>
-          <w:hyperlink w:anchor="_Toc240669804" w:history="1">
+          <w:hyperlink w:anchor="_Toc240671171" w:history="1">
             <w:r>
               <w:rPr>
                 <w:rStyle w:val="a5"/>
@@ -13287,7 +13287,7 @@
               <w:rPr>
                 <w:noProof/>
               </w:rPr>
-              <w:instrText xml:space="preserve"> PAGEREF _Toc240669804 \h </w:instrText>
+              <w:instrText xml:space="preserve"> PAGEREF _Toc240671171 \h </w:instrText>
             </w:r>
             <w:r>
               <w:rPr>
@@ -13330,7 +13330,7 @@
               <w14:ligatures w14:val="standardContextual"/>
             </w:rPr>
           </w:pPr>
-          <w:hyperlink w:anchor="_Toc240669805" w:history="1">
+          <w:hyperlink w:anchor="_Toc240671172" w:history="1">
             <w:r>
               <w:rPr>
                 <w:rStyle w:val="a5"/>
@@ -13457,7 +13457,7 @@
               <w:rPr>
                 <w:noProof/>
               </w:rPr>
-              <w:instrText xml:space="preserve"> PAGEREF _Toc240669805 \h </w:instrText>
+              <w:instrText xml:space="preserve"> PAGEREF _Toc240671172 \h </w:instrText>
             </w:r>
             <w:r>
               <w:rPr>
@@ -13500,7 +13500,7 @@
               <w14:ligatures w14:val="standardContextual"/>
             </w:rPr>
           </w:pPr>
-          <w:hyperlink w:anchor="_Toc240669806" w:history="1">
+          <w:hyperlink w:anchor="_Toc240671173" w:history="1">
             <w:r>
               <w:rPr>
                 <w:rStyle w:val="a5"/>
@@ -13612,7 +13612,7 @@
               <w:rPr>
                 <w:noProof/>
               </w:rPr>
-              <w:instrText xml:space="preserve"> PAGEREF _Toc240669806 \h </w:instrText>
+              <w:instrText xml:space="preserve"> PAGEREF _Toc240671173 \h </w:instrText>
             </w:r>
             <w:r>
               <w:rPr>
@@ -13655,7 +13655,7 @@
               <w14:ligatures w14:val="standardContextual"/>
             </w:rPr>
           </w:pPr>
-          <w:hyperlink w:anchor="_Toc240669807" w:history="1">
+          <w:hyperlink w:anchor="_Toc240671174" w:history="1">
             <w:r>
               <w:rPr>
                 <w:rStyle w:val="a5"/>
@@ -13737,7 +13737,7 @@
               <w:rPr>
                 <w:noProof/>
               </w:rPr>
-              <w:instrText xml:space="preserve"> PAGEREF _Toc240669807 \h </w:instrText>
+              <w:instrText xml:space="preserve"> PAGEREF _Toc240671174 \h </w:instrText>
             </w:r>
             <w:r>
               <w:rPr>
@@ -13780,7 +13780,7 @@
               <w14:ligatures w14:val="standardContextual"/>
             </w:rPr>
           </w:pPr>
-          <w:hyperlink w:anchor="_Toc240669808" w:history="1">
+          <w:hyperlink w:anchor="_Toc240671175" w:history="1">
             <w:r>
               <w:rPr>
                 <w:rStyle w:val="a5"/>
@@ -13877,7 +13877,7 @@
               <w:rPr>
                 <w:noProof/>
               </w:rPr>
-              <w:instrText xml:space="preserve"> PAGEREF _Toc240669808 \h </w:instrText>
+              <w:instrText xml:space="preserve"> PAGEREF _Toc240671175 \h </w:instrText>
             </w:r>
             <w:r>
               <w:rPr>
@@ -13920,7 +13920,7 @@
               <w14:ligatures w14:val="standardContextual"/>
             </w:rPr>
           </w:pPr>
-          <w:hyperlink w:anchor="_Toc240669809" w:history="1">
+          <w:hyperlink w:anchor="_Toc240671176" w:history="1">
             <w:r>
               <w:rPr>
                 <w:rStyle w:val="a5"/>
@@ -13987,7 +13987,7 @@
               <w:rPr>
                 <w:noProof/>
               </w:rPr>
-              <w:instrText xml:space="preserve"> PAGEREF _Toc240669809 \h </w:instrText>
+              <w:instrText xml:space="preserve"> PAGEREF _Toc240671176 \h </w:instrText>
             </w:r>
             <w:r>
               <w:rPr>
@@ -14041,7 +14041,7 @@
         <w:spacing w:after="360"/>
         <w:jc w:val="center"/>
       </w:pPr>
-      <w:bookmarkStart w:id="0" w:name="_Toc240669713"/>
+      <w:bookmarkStart w:id="0" w:name="_Toc240671080"/>
       <w:r>
         <w:lastRenderedPageBreak/>
         <w:t>บท​ที่ 1</w:t>
@@ -14060,7 +14060,7 @@
         <w:keepNext/>
         <w:spacing w:before="240" w:after="60"/>
       </w:pPr>
-      <w:bookmarkStart w:id="1" w:name="_Toc240669714"/>
+      <w:bookmarkStart w:id="1" w:name="_Toc240671081"/>
       <w:r>
         <w:t xml:space="preserve">1.1 </w:t>
       </w:r>
@@ -14102,7 +14102,7 @@
         <w:keepNext/>
         <w:spacing w:before="240" w:after="60"/>
       </w:pPr>
-      <w:bookmarkStart w:id="2" w:name="_Toc240669715"/>
+      <w:bookmarkStart w:id="2" w:name="_Toc240671082"/>
       <w:r>
         <w:t xml:space="preserve">1.2 </w:t>
       </w:r>
@@ -14126,7 +14126,7 @@
         <w:keepNext/>
         <w:spacing w:before="200" w:after="60"/>
       </w:pPr>
-      <w:bookmarkStart w:id="3" w:name="_Toc240669783"/>
+      <w:bookmarkStart w:id="3" w:name="_Toc240671150"/>
       <w:r>
         <w:rPr>
           <w:b/>
@@ -14927,7 +14927,7 @@
         <w:keepNext/>
         <w:spacing w:before="240" w:after="60"/>
       </w:pPr>
-      <w:bookmarkStart w:id="4" w:name="_Toc240669716"/>
+      <w:bookmarkStart w:id="4" w:name="_Toc240671083"/>
       <w:r>
         <w:t xml:space="preserve">1.3 </w:t>
       </w:r>
@@ -15007,7 +15007,7 @@
         <w:keepNext/>
         <w:spacing w:before="240" w:after="60"/>
       </w:pPr>
-      <w:bookmarkStart w:id="5" w:name="_Toc240669717"/>
+      <w:bookmarkStart w:id="5" w:name="_Toc240671084"/>
       <w:r>
         <w:t xml:space="preserve">1.4 </w:t>
       </w:r>
@@ -15031,7 +15031,7 @@
         <w:keepNext/>
         <w:spacing w:before="200" w:after="60"/>
       </w:pPr>
-      <w:bookmarkStart w:id="6" w:name="_Toc240669784"/>
+      <w:bookmarkStart w:id="6" w:name="_Toc240671151"/>
       <w:r>
         <w:rPr>
           <w:b/>
@@ -15811,7 +15811,7 @@
         <w:keepNext/>
         <w:spacing w:before="240" w:after="60"/>
       </w:pPr>
-      <w:bookmarkStart w:id="7" w:name="_Toc240669718"/>
+      <w:bookmarkStart w:id="7" w:name="_Toc240671085"/>
       <w:r>
         <w:t xml:space="preserve">1.5 </w:t>
       </w:r>
@@ -15835,7 +15835,7 @@
         <w:keepNext/>
         <w:spacing w:before="200" w:after="60"/>
       </w:pPr>
-      <w:bookmarkStart w:id="8" w:name="_Toc240669785"/>
+      <w:bookmarkStart w:id="8" w:name="_Toc240671152"/>
       <w:r>
         <w:rPr>
           <w:b/>
@@ -16369,7 +16369,7 @@
         <w:keepNext/>
         <w:spacing w:before="240" w:after="60"/>
       </w:pPr>
-      <w:bookmarkStart w:id="9" w:name="_Toc240669719"/>
+      <w:bookmarkStart w:id="9" w:name="_Toc240671086"/>
       <w:r>
         <w:lastRenderedPageBreak/>
         <w:t xml:space="preserve">1.6 </w:t>
@@ -16455,7 +16455,7 @@
         <w:jc w:val="thaiDistribute"/>
       </w:pPr>
       <w:r>
-        <w:t>ข้อมูล​สถานที่​จริง​ของ​มหาวิทยาลัย จำนวน 3 วิทยาเขต 87 อาคาร และ 457 ห้อง</w:t>
+        <w:t>ข้อมูล​สถานที่​จริง​ของ​มหาวิทยาลัย จำนวน 3 วิทยาเขต 119 อาคาร และ 641 ห้อง</w:t>
       </w:r>
     </w:p>
     <w:p>
@@ -16552,7 +16552,7 @@
         <w:keepNext/>
         <w:spacing w:before="240" w:after="60"/>
       </w:pPr>
-      <w:bookmarkStart w:id="10" w:name="_Toc240669720"/>
+      <w:bookmarkStart w:id="10" w:name="_Toc240671087"/>
       <w:r>
         <w:t xml:space="preserve">1.7 </w:t>
       </w:r>
@@ -16620,7 +16620,7 @@
         <w:spacing w:after="360"/>
         <w:jc w:val="center"/>
       </w:pPr>
-      <w:bookmarkStart w:id="11" w:name="_Toc240669721"/>
+      <w:bookmarkStart w:id="11" w:name="_Toc240671088"/>
       <w:r>
         <w:lastRenderedPageBreak/>
         <w:t>บท​ที่ 2</w:t>
@@ -16648,7 +16648,7 @@
         <w:keepNext/>
         <w:spacing w:before="240" w:after="60"/>
       </w:pPr>
-      <w:bookmarkStart w:id="12" w:name="_Toc240669722"/>
+      <w:bookmarkStart w:id="12" w:name="_Toc240671089"/>
       <w:r>
         <w:t xml:space="preserve">2.1 </w:t>
       </w:r>
@@ -16672,7 +16672,7 @@
         <w:keepNext/>
         <w:spacing w:before="200" w:after="60"/>
       </w:pPr>
-      <w:bookmarkStart w:id="13" w:name="_Toc240669786"/>
+      <w:bookmarkStart w:id="13" w:name="_Toc240671153"/>
       <w:r>
         <w:rPr>
           <w:b/>
@@ -20139,7 +20139,7 @@
         <w:keepNext/>
         <w:spacing w:before="240" w:after="60"/>
       </w:pPr>
-      <w:bookmarkStart w:id="14" w:name="_Toc240669723"/>
+      <w:bookmarkStart w:id="14" w:name="_Toc240671090"/>
       <w:r>
         <w:t xml:space="preserve">2.2 </w:t>
       </w:r>
@@ -20163,7 +20163,7 @@
         <w:keepNext/>
         <w:spacing w:before="200" w:after="60"/>
       </w:pPr>
-      <w:bookmarkStart w:id="15" w:name="_Toc240669787"/>
+      <w:bookmarkStart w:id="15" w:name="_Toc240671154"/>
       <w:r>
         <w:rPr>
           <w:b/>
@@ -22584,7 +22584,7 @@
         <w:keepNext/>
         <w:spacing w:before="240" w:after="60"/>
       </w:pPr>
-      <w:bookmarkStart w:id="16" w:name="_Toc240669724"/>
+      <w:bookmarkStart w:id="16" w:name="_Toc240671091"/>
       <w:r>
         <w:t xml:space="preserve">2.3 </w:t>
       </w:r>
@@ -22608,7 +22608,7 @@
         <w:keepNext/>
         <w:spacing w:before="200" w:after="60"/>
       </w:pPr>
-      <w:bookmarkStart w:id="17" w:name="_Toc240669788"/>
+      <w:bookmarkStart w:id="17" w:name="_Toc240671155"/>
       <w:r>
         <w:rPr>
           <w:b/>
@@ -23472,7 +23472,7 @@
         <w:spacing w:after="360"/>
         <w:jc w:val="center"/>
       </w:pPr>
-      <w:bookmarkStart w:id="18" w:name="_Toc240669725"/>
+      <w:bookmarkStart w:id="18" w:name="_Toc240671092"/>
       <w:r>
         <w:lastRenderedPageBreak/>
         <w:t>บท​ที่ 3</w:t>
@@ -23491,7 +23491,7 @@
         <w:keepNext/>
         <w:spacing w:before="240" w:after="60"/>
       </w:pPr>
-      <w:bookmarkStart w:id="19" w:name="_Toc240669726"/>
+      <w:bookmarkStart w:id="19" w:name="_Toc240671093"/>
       <w:r>
         <w:t xml:space="preserve">3.1 </w:t>
       </w:r>
@@ -23530,7 +23530,7 @@
         <w:keepNext/>
         <w:spacing w:before="240" w:after="60"/>
       </w:pPr>
-      <w:bookmarkStart w:id="20" w:name="_Toc240669727"/>
+      <w:bookmarkStart w:id="20" w:name="_Toc240671094"/>
       <w:r>
         <w:t xml:space="preserve">3.2 </w:t>
       </w:r>
@@ -23545,7 +23545,7 @@
         <w:keepNext/>
         <w:spacing w:before="200" w:after="60"/>
       </w:pPr>
-      <w:bookmarkStart w:id="21" w:name="_Toc240669789"/>
+      <w:bookmarkStart w:id="21" w:name="_Toc240671156"/>
       <w:r>
         <w:rPr>
           <w:b/>
@@ -23857,7 +23857,7 @@
         <w:keepNext/>
         <w:spacing w:before="240" w:after="60"/>
       </w:pPr>
-      <w:bookmarkStart w:id="22" w:name="_Toc240669728"/>
+      <w:bookmarkStart w:id="22" w:name="_Toc240671095"/>
       <w:r>
         <w:t xml:space="preserve">3.3 Product Backlog </w:t>
       </w:r>
@@ -23881,7 +23881,7 @@
         <w:keepNext/>
         <w:spacing w:before="200" w:after="60"/>
       </w:pPr>
-      <w:bookmarkStart w:id="23" w:name="_Toc240669790"/>
+      <w:bookmarkStart w:id="23" w:name="_Toc240671157"/>
       <w:r>
         <w:rPr>
           <w:b/>
@@ -25904,7 +25904,7 @@
         <w:keepNext/>
         <w:spacing w:before="240" w:after="60"/>
       </w:pPr>
-      <w:bookmarkStart w:id="24" w:name="_Toc240669729"/>
+      <w:bookmarkStart w:id="24" w:name="_Toc240671096"/>
       <w:r>
         <w:t xml:space="preserve">3.4 </w:t>
       </w:r>
@@ -25928,7 +25928,7 @@
         <w:keepNext/>
         <w:spacing w:before="200" w:after="60"/>
       </w:pPr>
-      <w:bookmarkStart w:id="25" w:name="_Toc240669791"/>
+      <w:bookmarkStart w:id="25" w:name="_Toc240671158"/>
       <w:r>
         <w:rPr>
           <w:b/>
@@ -27062,7 +27062,7 @@
         <w:keepNext/>
         <w:spacing w:before="240" w:after="60"/>
       </w:pPr>
-      <w:bookmarkStart w:id="26" w:name="_Toc240669730"/>
+      <w:bookmarkStart w:id="26" w:name="_Toc240671097"/>
       <w:r>
         <w:t xml:space="preserve">3.5 </w:t>
       </w:r>
@@ -27169,7 +27169,7 @@
         <w:keepNext/>
         <w:spacing w:before="240" w:after="60"/>
       </w:pPr>
-      <w:bookmarkStart w:id="27" w:name="_Toc240669731"/>
+      <w:bookmarkStart w:id="27" w:name="_Toc240671098"/>
       <w:r>
         <w:t xml:space="preserve">3.6 </w:t>
       </w:r>
@@ -27193,7 +27193,7 @@
         <w:keepNext/>
         <w:spacing w:before="200" w:after="60"/>
       </w:pPr>
-      <w:bookmarkStart w:id="28" w:name="_Toc240669792"/>
+      <w:bookmarkStart w:id="28" w:name="_Toc240671159"/>
       <w:r>
         <w:rPr>
           <w:b/>
@@ -27867,7 +27867,7 @@
                 <w:sz w:val="28"/>
                 <w:szCs w:val="28"/>
               </w:rPr>
-              <w:t>ใช้​ข้อมูล​จริง 87 อาคาร 457 ห้อง และ​แก้ไข​ให้ ILC-A, ILC-B และ ILC-C อยู่​ภายใน​อาคาร TLIC</w:t>
+              <w:t>ใช้​ข้อมูล​จริง 119 อาคาร 641 ห้อง รวม​แผนที่​คณะ​สังคมศาสตร์ คณะ​วิศวกรรมศาสตร์ และ​คณะ​พยาบาล​ศาสตร์ และ​แก้ไข​ให้ ILC-A, ILC-B และ ILC-C อยู่​ภายใน​อาคาร TLIC</w:t>
             </w:r>
           </w:p>
         </w:tc>
@@ -28136,7 +28136,7 @@
         <w:keepNext/>
         <w:spacing w:before="240" w:after="60"/>
       </w:pPr>
-      <w:bookmarkStart w:id="29" w:name="_Toc240669732"/>
+      <w:bookmarkStart w:id="29" w:name="_Toc240671099"/>
       <w:r>
         <w:t xml:space="preserve">3.7 </w:t>
       </w:r>
@@ -28164,6 +28164,7 @@
         <w:jc w:val="thaiDistribute"/>
       </w:pPr>
       <w:r>
+        <w:lastRenderedPageBreak/>
         <w:t>ผ่าน​เกณฑ์​การ​ยอมรับ​ของ​เรื่องราว​ของ​ผู้ใช้​ทุก​ข้อ</w:t>
       </w:r>
     </w:p>
@@ -28177,7 +28178,6 @@
         <w:jc w:val="thaiDistribute"/>
       </w:pPr>
       <w:r>
-        <w:lastRenderedPageBreak/>
         <w:t>ผ่าน​การ​ตรวจสอบ​ชนิด​ข้อมูล (TypeScript) และ​สร้าง​ระบบ (Build) สำเร็จ​โดย​ไม่มี​ข้อผิดพลาด</w:t>
       </w:r>
     </w:p>
@@ -28239,7 +28239,7 @@
         <w:keepNext/>
         <w:spacing w:before="240" w:after="60"/>
       </w:pPr>
-      <w:bookmarkStart w:id="30" w:name="_Toc240669733"/>
+      <w:bookmarkStart w:id="30" w:name="_Toc240671100"/>
       <w:r>
         <w:t xml:space="preserve">3.8 </w:t>
       </w:r>
@@ -28254,7 +28254,7 @@
         <w:keepNext/>
         <w:spacing w:before="200" w:after="60"/>
       </w:pPr>
-      <w:bookmarkStart w:id="31" w:name="_Toc240669793"/>
+      <w:bookmarkStart w:id="31" w:name="_Toc240671160"/>
       <w:r>
         <w:rPr>
           <w:b/>
@@ -28700,7 +28700,7 @@
         <w:spacing w:after="360"/>
         <w:jc w:val="center"/>
       </w:pPr>
-      <w:bookmarkStart w:id="32" w:name="_Toc240669734"/>
+      <w:bookmarkStart w:id="32" w:name="_Toc240671101"/>
       <w:r>
         <w:lastRenderedPageBreak/>
         <w:t>บท​ที่ 4</w:t>
@@ -28728,7 +28728,7 @@
         <w:keepNext/>
         <w:spacing w:before="240" w:after="60"/>
       </w:pPr>
-      <w:bookmarkStart w:id="33" w:name="_Toc240669735"/>
+      <w:bookmarkStart w:id="33" w:name="_Toc240671102"/>
       <w:r>
         <w:t xml:space="preserve">4.1 </w:t>
       </w:r>
@@ -28743,7 +28743,7 @@
         <w:keepNext/>
         <w:spacing w:before="200" w:after="60"/>
       </w:pPr>
-      <w:bookmarkStart w:id="34" w:name="_Toc240669794"/>
+      <w:bookmarkStart w:id="34" w:name="_Toc240671161"/>
       <w:r>
         <w:rPr>
           <w:b/>
@@ -29118,7 +29118,7 @@
         <w:keepNext/>
         <w:spacing w:before="240" w:after="60"/>
       </w:pPr>
-      <w:bookmarkStart w:id="35" w:name="_Toc240669736"/>
+      <w:bookmarkStart w:id="35" w:name="_Toc240671103"/>
       <w:r>
         <w:t xml:space="preserve">4.2 </w:t>
       </w:r>
@@ -29148,7 +29148,7 @@
         </w:rPr>
         <w:lastRenderedPageBreak/>
         <w:drawing>
-          <wp:inline distT="0" distB="0" distL="0" distR="0" wp14:anchorId="70C9AC99" wp14:editId="70C9AC9A">
+          <wp:inline distT="0" distB="0" distL="0" distR="0" wp14:anchorId="4A12EED1" wp14:editId="4A12EED2">
             <wp:extent cx="5238750" cy="7267575"/>
             <wp:effectExtent l="0" t="0" r="0" b="0"/>
             <wp:docPr id="1" name="รูปภาพ 1"/>
@@ -29193,7 +29193,7 @@
         <w:spacing w:after="240"/>
         <w:jc w:val="center"/>
       </w:pPr>
-      <w:bookmarkStart w:id="36" w:name="_Toc240669765"/>
+      <w:bookmarkStart w:id="36" w:name="_Toc240671132"/>
       <w:r>
         <w:rPr>
           <w:b/>
@@ -29212,7 +29212,7 @@
         <w:keepNext/>
         <w:spacing w:before="240" w:after="60"/>
       </w:pPr>
-      <w:bookmarkStart w:id="37" w:name="_Toc240669737"/>
+      <w:bookmarkStart w:id="37" w:name="_Toc240671104"/>
       <w:r>
         <w:lastRenderedPageBreak/>
         <w:t xml:space="preserve">4.3 </w:t>
@@ -29228,7 +29228,7 @@
         <w:keepNext/>
         <w:spacing w:before="200" w:after="60"/>
       </w:pPr>
-      <w:bookmarkStart w:id="38" w:name="_Toc240669795"/>
+      <w:bookmarkStart w:id="38" w:name="_Toc240671162"/>
       <w:r>
         <w:rPr>
           <w:b/>
@@ -32604,7 +32604,7 @@
         <w:keepNext/>
         <w:spacing w:before="240" w:after="60"/>
       </w:pPr>
-      <w:bookmarkStart w:id="39" w:name="_Toc240669738"/>
+      <w:bookmarkStart w:id="39" w:name="_Toc240671105"/>
       <w:r>
         <w:t xml:space="preserve">4.4 </w:t>
       </w:r>
@@ -32628,7 +32628,7 @@
         <w:keepNext/>
         <w:spacing w:before="200" w:after="60"/>
       </w:pPr>
-      <w:bookmarkStart w:id="40" w:name="_Toc240669796"/>
+      <w:bookmarkStart w:id="40" w:name="_Toc240671163"/>
       <w:r>
         <w:rPr>
           <w:b/>
@@ -33208,7 +33208,7 @@
         <w:keepNext/>
         <w:spacing w:before="200" w:after="60"/>
       </w:pPr>
-      <w:bookmarkStart w:id="41" w:name="_Toc240669797"/>
+      <w:bookmarkStart w:id="41" w:name="_Toc240671164"/>
       <w:r>
         <w:rPr>
           <w:b/>
@@ -33725,7 +33725,7 @@
         <w:keepNext/>
         <w:spacing w:before="200" w:after="60"/>
       </w:pPr>
-      <w:bookmarkStart w:id="42" w:name="_Toc240669798"/>
+      <w:bookmarkStart w:id="42" w:name="_Toc240671165"/>
       <w:r>
         <w:rPr>
           <w:b/>
@@ -34225,7 +34225,7 @@
         <w:keepNext/>
         <w:spacing w:before="200" w:after="60"/>
       </w:pPr>
-      <w:bookmarkStart w:id="43" w:name="_Toc240669799"/>
+      <w:bookmarkStart w:id="43" w:name="_Toc240671166"/>
       <w:r>
         <w:rPr>
           <w:b/>
@@ -34727,7 +34727,7 @@
         <w:spacing w:after="360"/>
         <w:jc w:val="center"/>
       </w:pPr>
-      <w:bookmarkStart w:id="44" w:name="_Toc240669739"/>
+      <w:bookmarkStart w:id="44" w:name="_Toc240671106"/>
       <w:r>
         <w:lastRenderedPageBreak/>
         <w:t>บท​ที่ 5</w:t>
@@ -34755,7 +34755,7 @@
         <w:keepNext/>
         <w:spacing w:before="200" w:after="60"/>
       </w:pPr>
-      <w:bookmarkStart w:id="45" w:name="_Toc240669800"/>
+      <w:bookmarkStart w:id="45" w:name="_Toc240671167"/>
       <w:r>
         <w:rPr>
           <w:b/>
@@ -35274,7 +35274,7 @@
         <w:keepNext/>
         <w:spacing w:before="240" w:after="60"/>
       </w:pPr>
-      <w:bookmarkStart w:id="46" w:name="_Toc240669740"/>
+      <w:bookmarkStart w:id="46" w:name="_Toc240671107"/>
       <w:r>
         <w:t xml:space="preserve">5.1 </w:t>
       </w:r>
@@ -35304,10 +35304,10 @@
         </w:rPr>
         <w:lastRenderedPageBreak/>
         <w:drawing>
-          <wp:inline distT="0" distB="0" distL="0" distR="0" wp14:anchorId="70C9AC9B" wp14:editId="70C9AC9C">
+          <wp:inline distT="0" distB="0" distL="0" distR="0" wp14:anchorId="4A12EED3" wp14:editId="4A12EED4">
             <wp:extent cx="3124200" cy="7905750"/>
             <wp:effectExtent l="0" t="0" r="0" b="0"/>
-            <wp:docPr id="16364442" name="รูปภาพ 16364442"/>
+            <wp:docPr id="1587620723" name="รูปภาพ 1587620723"/>
             <wp:cNvGraphicFramePr>
               <a:graphicFrameLocks xmlns:a="http://schemas.openxmlformats.org/drawingml/2006/main" noChangeAspect="1"/>
             </wp:cNvGraphicFramePr>
@@ -35349,7 +35349,7 @@
         <w:spacing w:after="240"/>
         <w:jc w:val="center"/>
       </w:pPr>
-      <w:bookmarkStart w:id="47" w:name="_Toc240669766"/>
+      <w:bookmarkStart w:id="47" w:name="_Toc240671133"/>
       <w:r>
         <w:rPr>
           <w:b/>
@@ -35368,7 +35368,7 @@
         <w:keepNext/>
         <w:spacing w:before="240" w:after="60"/>
       </w:pPr>
-      <w:bookmarkStart w:id="48" w:name="_Toc240669741"/>
+      <w:bookmarkStart w:id="48" w:name="_Toc240671108"/>
       <w:r>
         <w:lastRenderedPageBreak/>
         <w:t xml:space="preserve">5.2 </w:t>
@@ -35398,10 +35398,10 @@
           <w:noProof/>
         </w:rPr>
         <w:drawing>
-          <wp:inline distT="0" distB="0" distL="0" distR="0" wp14:anchorId="70C9AC9D" wp14:editId="70C9AC9E">
+          <wp:inline distT="0" distB="0" distL="0" distR="0" wp14:anchorId="4A12EED5" wp14:editId="4A12EED6">
             <wp:extent cx="5238750" cy="3038475"/>
             <wp:effectExtent l="0" t="0" r="0" b="0"/>
-            <wp:docPr id="388340602" name="รูปภาพ 388340602"/>
+            <wp:docPr id="2087108076" name="รูปภาพ 2087108076"/>
             <wp:cNvGraphicFramePr>
               <a:graphicFrameLocks xmlns:a="http://schemas.openxmlformats.org/drawingml/2006/main" noChangeAspect="1"/>
             </wp:cNvGraphicFramePr>
@@ -35443,7 +35443,7 @@
         <w:spacing w:after="240"/>
         <w:jc w:val="center"/>
       </w:pPr>
-      <w:bookmarkStart w:id="49" w:name="_Toc240669767"/>
+      <w:bookmarkStart w:id="49" w:name="_Toc240671134"/>
       <w:r>
         <w:rPr>
           <w:b/>
@@ -35462,7 +35462,7 @@
         <w:keepNext/>
         <w:spacing w:before="240" w:after="60"/>
       </w:pPr>
-      <w:bookmarkStart w:id="50" w:name="_Toc240669742"/>
+      <w:bookmarkStart w:id="50" w:name="_Toc240671109"/>
       <w:r>
         <w:t xml:space="preserve">5.3 </w:t>
       </w:r>
@@ -35492,10 +35492,10 @@
         </w:rPr>
         <w:lastRenderedPageBreak/>
         <w:drawing>
-          <wp:inline distT="0" distB="0" distL="0" distR="0" wp14:anchorId="70C9AC9F" wp14:editId="70C9ACA0">
+          <wp:inline distT="0" distB="0" distL="0" distR="0" wp14:anchorId="4A12EED7" wp14:editId="4A12EED8">
             <wp:extent cx="3705225" cy="7905750"/>
             <wp:effectExtent l="0" t="0" r="0" b="0"/>
-            <wp:docPr id="44189508" name="รูปภาพ 44189508"/>
+            <wp:docPr id="401213250" name="รูปภาพ 401213250"/>
             <wp:cNvGraphicFramePr>
               <a:graphicFrameLocks xmlns:a="http://schemas.openxmlformats.org/drawingml/2006/main" noChangeAspect="1"/>
             </wp:cNvGraphicFramePr>
@@ -35537,7 +35537,7 @@
         <w:spacing w:after="240"/>
         <w:jc w:val="center"/>
       </w:pPr>
-      <w:bookmarkStart w:id="51" w:name="_Toc240669768"/>
+      <w:bookmarkStart w:id="51" w:name="_Toc240671135"/>
       <w:r>
         <w:rPr>
           <w:b/>
@@ -35556,7 +35556,7 @@
         <w:keepNext/>
         <w:spacing w:before="240" w:after="60"/>
       </w:pPr>
-      <w:bookmarkStart w:id="52" w:name="_Toc240669743"/>
+      <w:bookmarkStart w:id="52" w:name="_Toc240671110"/>
       <w:r>
         <w:lastRenderedPageBreak/>
         <w:t xml:space="preserve">5.4 </w:t>
@@ -35587,10 +35587,10 @@
         </w:rPr>
         <w:lastRenderedPageBreak/>
         <w:drawing>
-          <wp:inline distT="0" distB="0" distL="0" distR="0" wp14:anchorId="70C9ACA1" wp14:editId="70C9ACA2">
+          <wp:inline distT="0" distB="0" distL="0" distR="0" wp14:anchorId="4A12EED9" wp14:editId="4A12EEDA">
             <wp:extent cx="3086100" cy="7905750"/>
             <wp:effectExtent l="0" t="0" r="0" b="0"/>
-            <wp:docPr id="1804571194" name="รูปภาพ 1804571194"/>
+            <wp:docPr id="2024681248" name="รูปภาพ 2024681248"/>
             <wp:cNvGraphicFramePr>
               <a:graphicFrameLocks xmlns:a="http://schemas.openxmlformats.org/drawingml/2006/main" noChangeAspect="1"/>
             </wp:cNvGraphicFramePr>
@@ -35632,7 +35632,7 @@
         <w:spacing w:after="240"/>
         <w:jc w:val="center"/>
       </w:pPr>
-      <w:bookmarkStart w:id="53" w:name="_Toc240669769"/>
+      <w:bookmarkStart w:id="53" w:name="_Toc240671136"/>
       <w:r>
         <w:rPr>
           <w:b/>
@@ -35651,7 +35651,7 @@
         <w:keepNext/>
         <w:spacing w:before="240" w:after="60"/>
       </w:pPr>
-      <w:bookmarkStart w:id="54" w:name="_Toc240669744"/>
+      <w:bookmarkStart w:id="54" w:name="_Toc240671111"/>
       <w:r>
         <w:lastRenderedPageBreak/>
         <w:t xml:space="preserve">5.5 </w:t>
@@ -35682,10 +35682,10 @@
         </w:rPr>
         <w:lastRenderedPageBreak/>
         <w:drawing>
-          <wp:inline distT="0" distB="0" distL="0" distR="0" wp14:anchorId="70C9ACA3" wp14:editId="70C9ACA4">
+          <wp:inline distT="0" distB="0" distL="0" distR="0" wp14:anchorId="4A12EEDB" wp14:editId="4A12EEDC">
             <wp:extent cx="4048125" cy="7905750"/>
             <wp:effectExtent l="0" t="0" r="0" b="0"/>
-            <wp:docPr id="602366286" name="รูปภาพ 602366286"/>
+            <wp:docPr id="1293750390" name="รูปภาพ 1293750390"/>
             <wp:cNvGraphicFramePr>
               <a:graphicFrameLocks xmlns:a="http://schemas.openxmlformats.org/drawingml/2006/main" noChangeAspect="1"/>
             </wp:cNvGraphicFramePr>
@@ -35727,7 +35727,7 @@
         <w:spacing w:after="240"/>
         <w:jc w:val="center"/>
       </w:pPr>
-      <w:bookmarkStart w:id="55" w:name="_Toc240669770"/>
+      <w:bookmarkStart w:id="55" w:name="_Toc240671137"/>
       <w:r>
         <w:rPr>
           <w:b/>
@@ -35746,7 +35746,7 @@
         <w:keepNext/>
         <w:spacing w:before="240" w:after="60"/>
       </w:pPr>
-      <w:bookmarkStart w:id="56" w:name="_Toc240669745"/>
+      <w:bookmarkStart w:id="56" w:name="_Toc240671112"/>
       <w:r>
         <w:lastRenderedPageBreak/>
         <w:t xml:space="preserve">5.6 </w:t>
@@ -35776,10 +35776,10 @@
           <w:noProof/>
         </w:rPr>
         <w:drawing>
-          <wp:inline distT="0" distB="0" distL="0" distR="0" wp14:anchorId="70C9ACA5" wp14:editId="70C9ACA6">
+          <wp:inline distT="0" distB="0" distL="0" distR="0" wp14:anchorId="4A12EEDD" wp14:editId="4A12EEDE">
             <wp:extent cx="3457575" cy="6858000"/>
             <wp:effectExtent l="0" t="0" r="0" b="0"/>
-            <wp:docPr id="1939356280" name="รูปภาพ 1939356280"/>
+            <wp:docPr id="1358481057" name="รูปภาพ 1358481057"/>
             <wp:cNvGraphicFramePr>
               <a:graphicFrameLocks xmlns:a="http://schemas.openxmlformats.org/drawingml/2006/main" noChangeAspect="1"/>
             </wp:cNvGraphicFramePr>
@@ -35821,7 +35821,7 @@
         <w:spacing w:after="240"/>
         <w:jc w:val="center"/>
       </w:pPr>
-      <w:bookmarkStart w:id="57" w:name="_Toc240669771"/>
+      <w:bookmarkStart w:id="57" w:name="_Toc240671138"/>
       <w:r>
         <w:rPr>
           <w:b/>
@@ -35841,7 +35841,7 @@
         <w:spacing w:after="360"/>
         <w:jc w:val="center"/>
       </w:pPr>
-      <w:bookmarkStart w:id="58" w:name="_Toc240669746"/>
+      <w:bookmarkStart w:id="58" w:name="_Toc240671113"/>
       <w:r>
         <w:lastRenderedPageBreak/>
         <w:t>บท​ที่ 6</w:t>
@@ -35860,7 +35860,7 @@
         <w:keepNext/>
         <w:spacing w:before="240" w:after="60"/>
       </w:pPr>
-      <w:bookmarkStart w:id="59" w:name="_Toc240669747"/>
+      <w:bookmarkStart w:id="59" w:name="_Toc240671114"/>
       <w:r>
         <w:t xml:space="preserve">6.1 </w:t>
       </w:r>
@@ -35999,7 +35999,7 @@
         <w:keepNext/>
         <w:spacing w:before="240" w:after="60"/>
       </w:pPr>
-      <w:bookmarkStart w:id="60" w:name="_Toc240669748"/>
+      <w:bookmarkStart w:id="60" w:name="_Toc240671115"/>
       <w:r>
         <w:t xml:space="preserve">6.2 </w:t>
       </w:r>
@@ -36029,10 +36029,10 @@
         </w:rPr>
         <w:lastRenderedPageBreak/>
         <w:drawing>
-          <wp:inline distT="0" distB="0" distL="0" distR="0" wp14:anchorId="70C9ACA7" wp14:editId="70C9ACA8">
+          <wp:inline distT="0" distB="0" distL="0" distR="0" wp14:anchorId="4A12EEDF" wp14:editId="4A12EEE0">
             <wp:extent cx="5238750" cy="7505700"/>
             <wp:effectExtent l="0" t="0" r="0" b="0"/>
-            <wp:docPr id="2100739462" name="รูปภาพ 2100739462"/>
+            <wp:docPr id="1200656039" name="รูปภาพ 1200656039"/>
             <wp:cNvGraphicFramePr>
               <a:graphicFrameLocks xmlns:a="http://schemas.openxmlformats.org/drawingml/2006/main" noChangeAspect="1"/>
             </wp:cNvGraphicFramePr>
@@ -36074,7 +36074,7 @@
         <w:spacing w:after="240"/>
         <w:jc w:val="center"/>
       </w:pPr>
-      <w:bookmarkStart w:id="61" w:name="_Toc240669772"/>
+      <w:bookmarkStart w:id="61" w:name="_Toc240671139"/>
       <w:r>
         <w:rPr>
           <w:b/>
@@ -36093,7 +36093,7 @@
         <w:keepNext/>
         <w:spacing w:before="200" w:after="60"/>
       </w:pPr>
-      <w:bookmarkStart w:id="62" w:name="_Toc240669801"/>
+      <w:bookmarkStart w:id="62" w:name="_Toc240671168"/>
       <w:r>
         <w:rPr>
           <w:b/>
@@ -36517,7 +36517,7 @@
         <w:keepNext/>
         <w:spacing w:before="240" w:after="60"/>
       </w:pPr>
-      <w:bookmarkStart w:id="63" w:name="_Toc240669749"/>
+      <w:bookmarkStart w:id="63" w:name="_Toc240671116"/>
       <w:r>
         <w:t xml:space="preserve">6.3 </w:t>
       </w:r>
@@ -36547,10 +36547,10 @@
         </w:rPr>
         <w:lastRenderedPageBreak/>
         <w:drawing>
-          <wp:inline distT="0" distB="0" distL="0" distR="0" wp14:anchorId="70C9ACA9" wp14:editId="70C9ACAA">
+          <wp:inline distT="0" distB="0" distL="0" distR="0" wp14:anchorId="4A12EEE1" wp14:editId="4A12EEE2">
             <wp:extent cx="4962525" cy="6667500"/>
             <wp:effectExtent l="0" t="0" r="0" b="0"/>
-            <wp:docPr id="61293758" name="รูปภาพ 61293758"/>
+            <wp:docPr id="60145216" name="รูปภาพ 60145216"/>
             <wp:cNvGraphicFramePr>
               <a:graphicFrameLocks xmlns:a="http://schemas.openxmlformats.org/drawingml/2006/main" noChangeAspect="1"/>
             </wp:cNvGraphicFramePr>
@@ -36592,7 +36592,7 @@
         <w:spacing w:after="240"/>
         <w:jc w:val="center"/>
       </w:pPr>
-      <w:bookmarkStart w:id="64" w:name="_Toc240669773"/>
+      <w:bookmarkStart w:id="64" w:name="_Toc240671140"/>
       <w:r>
         <w:rPr>
           <w:b/>
@@ -36620,7 +36620,7 @@
         <w:keepNext/>
         <w:spacing w:before="200" w:after="60"/>
       </w:pPr>
-      <w:bookmarkStart w:id="65" w:name="_Toc240669802"/>
+      <w:bookmarkStart w:id="65" w:name="_Toc240671169"/>
       <w:r>
         <w:rPr>
           <w:b/>
@@ -37238,7 +37238,7 @@
         <w:spacing w:after="360"/>
         <w:jc w:val="center"/>
       </w:pPr>
-      <w:bookmarkStart w:id="66" w:name="_Toc240669750"/>
+      <w:bookmarkStart w:id="66" w:name="_Toc240671117"/>
       <w:r>
         <w:lastRenderedPageBreak/>
         <w:t>บท​ที่ 7</w:t>
@@ -37257,7 +37257,7 @@
         <w:keepNext/>
         <w:spacing w:before="240" w:after="60"/>
       </w:pPr>
-      <w:bookmarkStart w:id="67" w:name="_Toc240669751"/>
+      <w:bookmarkStart w:id="67" w:name="_Toc240671118"/>
       <w:r>
         <w:t xml:space="preserve">7.1 </w:t>
       </w:r>
@@ -37281,7 +37281,7 @@
         <w:keepNext/>
         <w:spacing w:before="200" w:after="60"/>
       </w:pPr>
-      <w:bookmarkStart w:id="68" w:name="_Toc240669803"/>
+      <w:bookmarkStart w:id="68" w:name="_Toc240671170"/>
       <w:r>
         <w:rPr>
           <w:b/>
@@ -37852,7 +37852,7 @@
         <w:keepNext/>
         <w:spacing w:before="240" w:after="60"/>
       </w:pPr>
-      <w:bookmarkStart w:id="69" w:name="_Toc240669752"/>
+      <w:bookmarkStart w:id="69" w:name="_Toc240671119"/>
       <w:r>
         <w:t xml:space="preserve">7.2 </w:t>
       </w:r>
@@ -37876,7 +37876,7 @@
         <w:keepNext/>
         <w:spacing w:before="200" w:after="60"/>
       </w:pPr>
-      <w:bookmarkStart w:id="70" w:name="_Toc240669804"/>
+      <w:bookmarkStart w:id="70" w:name="_Toc240671171"/>
       <w:r>
         <w:rPr>
           <w:b/>
@@ -38695,7 +38695,7 @@
         <w:keepNext/>
         <w:spacing w:before="240" w:after="60"/>
       </w:pPr>
-      <w:bookmarkStart w:id="71" w:name="_Toc240669753"/>
+      <w:bookmarkStart w:id="71" w:name="_Toc240671120"/>
       <w:r>
         <w:t xml:space="preserve">7.3 </w:t>
       </w:r>
@@ -38724,10 +38724,10 @@
           <w:noProof/>
         </w:rPr>
         <w:drawing>
-          <wp:inline distT="0" distB="0" distL="0" distR="0" wp14:anchorId="70C9ACAB" wp14:editId="70C9ACAC">
+          <wp:inline distT="0" distB="0" distL="0" distR="0" wp14:anchorId="4A12EEE3" wp14:editId="4A12EEE4">
             <wp:extent cx="5238750" cy="2724150"/>
             <wp:effectExtent l="0" t="0" r="0" b="0"/>
-            <wp:docPr id="1514651702" name="รูปภาพ 1514651702"/>
+            <wp:docPr id="1211702839" name="รูปภาพ 1211702839"/>
             <wp:cNvGraphicFramePr>
               <a:graphicFrameLocks xmlns:a="http://schemas.openxmlformats.org/drawingml/2006/main" noChangeAspect="1"/>
             </wp:cNvGraphicFramePr>
@@ -38769,7 +38769,7 @@
         <w:spacing w:after="240"/>
         <w:jc w:val="center"/>
       </w:pPr>
-      <w:bookmarkStart w:id="72" w:name="_Toc240669774"/>
+      <w:bookmarkStart w:id="72" w:name="_Toc240671141"/>
       <w:r>
         <w:rPr>
           <w:b/>
@@ -38794,10 +38794,10 @@
         </w:rPr>
         <w:lastRenderedPageBreak/>
         <w:drawing>
-          <wp:inline distT="0" distB="0" distL="0" distR="0" wp14:anchorId="70C9ACAD" wp14:editId="70C9ACAE">
+          <wp:inline distT="0" distB="0" distL="0" distR="0" wp14:anchorId="4A12EEE5" wp14:editId="4A12EEE6">
             <wp:extent cx="5238750" cy="3619500"/>
             <wp:effectExtent l="0" t="0" r="0" b="0"/>
-            <wp:docPr id="1902336871" name="รูปภาพ 1902336871"/>
+            <wp:docPr id="1637442553" name="รูปภาพ 1637442553"/>
             <wp:cNvGraphicFramePr>
               <a:graphicFrameLocks xmlns:a="http://schemas.openxmlformats.org/drawingml/2006/main" noChangeAspect="1"/>
             </wp:cNvGraphicFramePr>
@@ -38839,7 +38839,7 @@
         <w:spacing w:after="240"/>
         <w:jc w:val="center"/>
       </w:pPr>
-      <w:bookmarkStart w:id="73" w:name="_Toc240669775"/>
+      <w:bookmarkStart w:id="73" w:name="_Toc240671142"/>
       <w:r>
         <w:rPr>
           <w:b/>
@@ -38863,10 +38863,10 @@
           <w:noProof/>
         </w:rPr>
         <w:drawing>
-          <wp:inline distT="0" distB="0" distL="0" distR="0" wp14:anchorId="70C9ACAF" wp14:editId="70C9ACB0">
+          <wp:inline distT="0" distB="0" distL="0" distR="0" wp14:anchorId="4A12EEE7" wp14:editId="4A12EEE8">
             <wp:extent cx="5238750" cy="3352800"/>
             <wp:effectExtent l="0" t="0" r="0" b="0"/>
-            <wp:docPr id="1022266464" name="รูปภาพ 1022266464"/>
+            <wp:docPr id="218846099" name="รูปภาพ 218846099"/>
             <wp:cNvGraphicFramePr>
               <a:graphicFrameLocks xmlns:a="http://schemas.openxmlformats.org/drawingml/2006/main" noChangeAspect="1"/>
             </wp:cNvGraphicFramePr>
@@ -38908,7 +38908,7 @@
         <w:spacing w:after="240"/>
         <w:jc w:val="center"/>
       </w:pPr>
-      <w:bookmarkStart w:id="74" w:name="_Toc240669776"/>
+      <w:bookmarkStart w:id="74" w:name="_Toc240671143"/>
       <w:r>
         <w:rPr>
           <w:b/>
@@ -38927,7 +38927,7 @@
         <w:keepNext/>
         <w:spacing w:before="240" w:after="60"/>
       </w:pPr>
-      <w:bookmarkStart w:id="75" w:name="_Toc240669754"/>
+      <w:bookmarkStart w:id="75" w:name="_Toc240671121"/>
       <w:r>
         <w:lastRenderedPageBreak/>
         <w:t xml:space="preserve">7.4 </w:t>
@@ -38957,10 +38957,10 @@
           <w:noProof/>
         </w:rPr>
         <w:drawing>
-          <wp:inline distT="0" distB="0" distL="0" distR="0" wp14:anchorId="70C9ACB1" wp14:editId="70C9ACB2">
+          <wp:inline distT="0" distB="0" distL="0" distR="0" wp14:anchorId="4A12EEE9" wp14:editId="4A12EEEA">
             <wp:extent cx="5238750" cy="2724150"/>
             <wp:effectExtent l="0" t="0" r="0" b="0"/>
-            <wp:docPr id="1453980898" name="รูปภาพ 1453980898"/>
+            <wp:docPr id="571526928" name="รูปภาพ 571526928"/>
             <wp:cNvGraphicFramePr>
               <a:graphicFrameLocks xmlns:a="http://schemas.openxmlformats.org/drawingml/2006/main" noChangeAspect="1"/>
             </wp:cNvGraphicFramePr>
@@ -39002,7 +39002,7 @@
         <w:spacing w:after="240"/>
         <w:jc w:val="center"/>
       </w:pPr>
-      <w:bookmarkStart w:id="76" w:name="_Toc240669777"/>
+      <w:bookmarkStart w:id="76" w:name="_Toc240671144"/>
       <w:r>
         <w:rPr>
           <w:b/>
@@ -39026,10 +39026,10 @@
           <w:noProof/>
         </w:rPr>
         <w:drawing>
-          <wp:inline distT="0" distB="0" distL="0" distR="0" wp14:anchorId="70C9ACB3" wp14:editId="70C9ACB4">
+          <wp:inline distT="0" distB="0" distL="0" distR="0" wp14:anchorId="4A12EEEB" wp14:editId="4A12EEEC">
             <wp:extent cx="5238750" cy="2724150"/>
             <wp:effectExtent l="0" t="0" r="0" b="0"/>
-            <wp:docPr id="1602130992" name="รูปภาพ 1602130992"/>
+            <wp:docPr id="424295631" name="รูปภาพ 424295631"/>
             <wp:cNvGraphicFramePr>
               <a:graphicFrameLocks xmlns:a="http://schemas.openxmlformats.org/drawingml/2006/main" noChangeAspect="1"/>
             </wp:cNvGraphicFramePr>
@@ -39071,7 +39071,7 @@
         <w:spacing w:after="240"/>
         <w:jc w:val="center"/>
       </w:pPr>
-      <w:bookmarkStart w:id="77" w:name="_Toc240669778"/>
+      <w:bookmarkStart w:id="77" w:name="_Toc240671145"/>
       <w:r>
         <w:rPr>
           <w:b/>
@@ -39096,10 +39096,10 @@
         </w:rPr>
         <w:lastRenderedPageBreak/>
         <w:drawing>
-          <wp:inline distT="0" distB="0" distL="0" distR="0" wp14:anchorId="70C9ACB5" wp14:editId="70C9ACB6">
+          <wp:inline distT="0" distB="0" distL="0" distR="0" wp14:anchorId="4A12EEED" wp14:editId="4A12EEEE">
             <wp:extent cx="5238750" cy="3352800"/>
             <wp:effectExtent l="0" t="0" r="0" b="0"/>
-            <wp:docPr id="1385413603" name="รูปภาพ 1385413603"/>
+            <wp:docPr id="1569581042" name="รูปภาพ 1569581042"/>
             <wp:cNvGraphicFramePr>
               <a:graphicFrameLocks xmlns:a="http://schemas.openxmlformats.org/drawingml/2006/main" noChangeAspect="1"/>
             </wp:cNvGraphicFramePr>
@@ -39141,7 +39141,7 @@
         <w:spacing w:after="240"/>
         <w:jc w:val="center"/>
       </w:pPr>
-      <w:bookmarkStart w:id="78" w:name="_Toc240669779"/>
+      <w:bookmarkStart w:id="78" w:name="_Toc240671146"/>
       <w:r>
         <w:rPr>
           <w:b/>
@@ -39165,10 +39165,10 @@
           <w:noProof/>
         </w:rPr>
         <w:drawing>
-          <wp:inline distT="0" distB="0" distL="0" distR="0" wp14:anchorId="70C9ACB7" wp14:editId="70C9ACB8">
+          <wp:inline distT="0" distB="0" distL="0" distR="0" wp14:anchorId="4A12EEEF" wp14:editId="4A12EEF0">
             <wp:extent cx="5238750" cy="2724150"/>
             <wp:effectExtent l="0" t="0" r="0" b="0"/>
-            <wp:docPr id="296839422" name="รูปภาพ 296839422"/>
+            <wp:docPr id="698312013" name="รูปภาพ 698312013"/>
             <wp:cNvGraphicFramePr>
               <a:graphicFrameLocks xmlns:a="http://schemas.openxmlformats.org/drawingml/2006/main" noChangeAspect="1"/>
             </wp:cNvGraphicFramePr>
@@ -39210,7 +39210,7 @@
         <w:spacing w:after="240"/>
         <w:jc w:val="center"/>
       </w:pPr>
-      <w:bookmarkStart w:id="79" w:name="_Toc240669780"/>
+      <w:bookmarkStart w:id="79" w:name="_Toc240671147"/>
       <w:r>
         <w:rPr>
           <w:b/>
@@ -39235,10 +39235,10 @@
         </w:rPr>
         <w:lastRenderedPageBreak/>
         <w:drawing>
-          <wp:inline distT="0" distB="0" distL="0" distR="0" wp14:anchorId="70C9ACB9" wp14:editId="70C9ACBA">
+          <wp:inline distT="0" distB="0" distL="0" distR="0" wp14:anchorId="4A12EEF1" wp14:editId="4A12EEF2">
             <wp:extent cx="5238750" cy="3352800"/>
             <wp:effectExtent l="0" t="0" r="0" b="0"/>
-            <wp:docPr id="1814976609" name="รูปภาพ 1814976609"/>
+            <wp:docPr id="1701727042" name="รูปภาพ 1701727042"/>
             <wp:cNvGraphicFramePr>
               <a:graphicFrameLocks xmlns:a="http://schemas.openxmlformats.org/drawingml/2006/main" noChangeAspect="1"/>
             </wp:cNvGraphicFramePr>
@@ -39280,7 +39280,7 @@
         <w:spacing w:after="240"/>
         <w:jc w:val="center"/>
       </w:pPr>
-      <w:bookmarkStart w:id="80" w:name="_Toc240669781"/>
+      <w:bookmarkStart w:id="80" w:name="_Toc240671148"/>
       <w:r>
         <w:rPr>
           <w:b/>
@@ -39304,10 +39304,10 @@
           <w:noProof/>
         </w:rPr>
         <w:drawing>
-          <wp:inline distT="0" distB="0" distL="0" distR="0" wp14:anchorId="70C9ACBB" wp14:editId="70C9ACBC">
+          <wp:inline distT="0" distB="0" distL="0" distR="0" wp14:anchorId="4A12EEF3" wp14:editId="4A12EEF4">
             <wp:extent cx="5238750" cy="3352800"/>
             <wp:effectExtent l="0" t="0" r="0" b="0"/>
-            <wp:docPr id="1166201090" name="รูปภาพ 1166201090"/>
+            <wp:docPr id="1096127208" name="รูปภาพ 1096127208"/>
             <wp:cNvGraphicFramePr>
               <a:graphicFrameLocks xmlns:a="http://schemas.openxmlformats.org/drawingml/2006/main" noChangeAspect="1"/>
             </wp:cNvGraphicFramePr>
@@ -39349,7 +39349,7 @@
         <w:spacing w:after="240"/>
         <w:jc w:val="center"/>
       </w:pPr>
-      <w:bookmarkStart w:id="81" w:name="_Toc240669782"/>
+      <w:bookmarkStart w:id="81" w:name="_Toc240671149"/>
       <w:r>
         <w:rPr>
           <w:b/>
@@ -39368,7 +39368,7 @@
         <w:keepNext/>
         <w:spacing w:before="240" w:after="60"/>
       </w:pPr>
-      <w:bookmarkStart w:id="82" w:name="_Toc240669755"/>
+      <w:bookmarkStart w:id="82" w:name="_Toc240671122"/>
       <w:r>
         <w:lastRenderedPageBreak/>
         <w:t xml:space="preserve">7.5 </w:t>
@@ -39449,7 +39449,7 @@
         <w:spacing w:after="360"/>
         <w:jc w:val="center"/>
       </w:pPr>
-      <w:bookmarkStart w:id="83" w:name="_Toc240669756"/>
+      <w:bookmarkStart w:id="83" w:name="_Toc240671123"/>
       <w:r>
         <w:lastRenderedPageBreak/>
         <w:t>บท​ที่ 8</w:t>
@@ -39468,7 +39468,7 @@
         <w:keepNext/>
         <w:spacing w:before="240" w:after="60"/>
       </w:pPr>
-      <w:bookmarkStart w:id="84" w:name="_Toc240669757"/>
+      <w:bookmarkStart w:id="84" w:name="_Toc240671124"/>
       <w:r>
         <w:t xml:space="preserve">8.1 </w:t>
       </w:r>
@@ -39498,7 +39498,7 @@
         <w:keepNext/>
         <w:spacing w:before="240" w:after="60"/>
       </w:pPr>
-      <w:bookmarkStart w:id="85" w:name="_Toc240669758"/>
+      <w:bookmarkStart w:id="85" w:name="_Toc240671125"/>
       <w:r>
         <w:t xml:space="preserve">8.2 </w:t>
       </w:r>
@@ -39522,7 +39522,7 @@
         <w:keepNext/>
         <w:spacing w:before="200" w:after="60"/>
       </w:pPr>
-      <w:bookmarkStart w:id="86" w:name="_Toc240669805"/>
+      <w:bookmarkStart w:id="86" w:name="_Toc240671172"/>
       <w:r>
         <w:rPr>
           <w:b/>
@@ -41043,7 +41043,7 @@
         <w:keepNext/>
         <w:spacing w:before="240" w:after="60"/>
       </w:pPr>
-      <w:bookmarkStart w:id="87" w:name="_Toc240669759"/>
+      <w:bookmarkStart w:id="87" w:name="_Toc240671126"/>
       <w:r>
         <w:t xml:space="preserve">8.3 </w:t>
       </w:r>
@@ -41110,7 +41110,7 @@
         <w:keepNext/>
         <w:spacing w:before="240" w:after="60"/>
       </w:pPr>
-      <w:bookmarkStart w:id="88" w:name="_Toc240669760"/>
+      <w:bookmarkStart w:id="88" w:name="_Toc240671127"/>
       <w:r>
         <w:t xml:space="preserve">8.4 </w:t>
       </w:r>
@@ -41191,7 +41191,7 @@
         <w:spacing w:after="360"/>
         <w:jc w:val="center"/>
       </w:pPr>
-      <w:bookmarkStart w:id="89" w:name="_Toc240669761"/>
+      <w:bookmarkStart w:id="89" w:name="_Toc240671128"/>
       <w:r>
         <w:lastRenderedPageBreak/>
         <w:t>บรรณานุกรม</w:t>
@@ -41286,7 +41286,7 @@
         <w:spacing w:after="360"/>
         <w:jc w:val="center"/>
       </w:pPr>
-      <w:bookmarkStart w:id="90" w:name="_Toc240669762"/>
+      <w:bookmarkStart w:id="90" w:name="_Toc240671129"/>
       <w:r>
         <w:lastRenderedPageBreak/>
         <w:t>ภาคผนวก ก เทคโนโลยี​และ​สถาปัตยกรรม​ของ​ระบบ</w:t>
@@ -41308,7 +41308,7 @@
         <w:keepNext/>
         <w:spacing w:before="200" w:after="60"/>
       </w:pPr>
-      <w:bookmarkStart w:id="91" w:name="_Toc240669806"/>
+      <w:bookmarkStart w:id="91" w:name="_Toc240671173"/>
       <w:r>
         <w:rPr>
           <w:b/>
@@ -41978,7 +41978,7 @@
         <w:spacing w:after="360"/>
         <w:jc w:val="center"/>
       </w:pPr>
-      <w:bookmarkStart w:id="92" w:name="_Toc240669763"/>
+      <w:bookmarkStart w:id="92" w:name="_Toc240671130"/>
       <w:r>
         <w:lastRenderedPageBreak/>
         <w:t>ภาคผนวก ข โครงสร้าง​ฐานข้อมูล</w:t>
@@ -42000,7 +42000,7 @@
         <w:keepNext/>
         <w:spacing w:before="200" w:after="60"/>
       </w:pPr>
-      <w:bookmarkStart w:id="93" w:name="_Toc240669807"/>
+      <w:bookmarkStart w:id="93" w:name="_Toc240671174"/>
       <w:r>
         <w:rPr>
           <w:b/>
@@ -42943,7 +42943,7 @@
         <w:spacing w:after="360"/>
         <w:jc w:val="center"/>
       </w:pPr>
-      <w:bookmarkStart w:id="94" w:name="_Toc240669764"/>
+      <w:bookmarkStart w:id="94" w:name="_Toc240671131"/>
       <w:r>
         <w:lastRenderedPageBreak/>
         <w:t>ภาคผนวก ค บัญชี​สำหรับ​การ​สาธิต​และ​ไฟล์​ส่งมอบ</w:t>
@@ -42965,7 +42965,7 @@
         <w:keepNext/>
         <w:spacing w:before="200" w:after="60"/>
       </w:pPr>
-      <w:bookmarkStart w:id="95" w:name="_Toc240669808"/>
+      <w:bookmarkStart w:id="95" w:name="_Toc240671175"/>
       <w:r>
         <w:rPr>
           <w:b/>
@@ -43655,7 +43655,7 @@
         <w:keepNext/>
         <w:spacing w:before="200" w:after="60"/>
       </w:pPr>
-      <w:bookmarkStart w:id="96" w:name="_Toc240669809"/>
+      <w:bookmarkStart w:id="96" w:name="_Toc240671176"/>
       <w:r>
         <w:rPr>
           <w:b/>
@@ -44323,10 +44323,67 @@
 <file path=word/numbering.xml><?xml version="1.0" encoding="utf-8"?>
 <w:numbering xmlns:wpc="http://schemas.microsoft.com/office/word/2010/wordprocessingCanvas" xmlns:cx="http://schemas.microsoft.com/office/drawing/2014/chartex" xmlns:cx1="http://schemas.microsoft.com/office/drawing/2015/9/8/chartex" xmlns:cx2="http://schemas.microsoft.com/office/drawing/2015/10/21/chartex" xmlns:cx3="http://schemas.microsoft.com/office/drawing/2016/5/9/chartex" xmlns:cx4="http://schemas.microsoft.com/office/drawing/2016/5/10/chartex" xmlns:cx5="http://schemas.microsoft.com/office/drawing/2016/5/11/chartex" xmlns:cx6="http://schemas.microsoft.com/office/drawing/2016/5/12/chartex" xmlns:cx7="http://schemas.microsoft.com/office/drawing/2016/5/13/chartex" xmlns:cx8="http://schemas.microsoft.com/office/drawing/2016/5/14/chartex" xmlns:mc="http://schemas.openxmlformats.org/markup-compatibility/2006" xmlns:aink="http://schemas.microsoft.com/office/drawing/2016/ink" xmlns:am3d="http://schemas.microsoft.com/office/drawing/2017/model3d" xmlns:o="urn:schemas-microsoft-com:office:office" xmlns:oel="http://schemas.microsoft.com/office/2019/extlst" xmlns:r="http://schemas.openxmlformats.org/officeDocument/2006/relationships" xmlns:m="http://schemas.openxmlformats.org/officeDocument/2006/math" xmlns:v="urn:schemas-microsoft-com:vml" xmlns:wp14="http://schemas.microsoft.com/office/word/2010/wordprocessingDrawing" xmlns:wp="http://schemas.openxmlformats.org/drawingml/2006/wordprocessingDrawing" xmlns:w10="urn:schemas-microsoft-com:office:word" xmlns:w="http://schemas.openxmlformats.org/wordprocessingml/2006/main" xmlns:w14="http://schemas.microsoft.com/office/word/2010/wordml" xmlns:w15="http://schemas.microsoft.com/office/word/2012/wordml" xmlns:w16cex="http://schemas.microsoft.com/office/word/2018/wordml/cex" xmlns:w16cid="http://schemas.microsoft.com/office/word/2016/wordml/cid" xmlns:w16="http://schemas.microsoft.com/office/word/2018/wordml" xmlns:w16du="http://schemas.microsoft.com/office/word/2023/wordml/word16du" xmlns:w16sdtdh="http://schemas.microsoft.com/office/word/2020/wordml/sdtdatahash" xmlns:w16sdtfl="http://schemas.microsoft.com/office/word/2024/wordml/sdtformatlock" xmlns:w16se="http://schemas.microsoft.com/office/word/2015/wordml/symex" xmlns:wpg="http://schemas.microsoft.com/office/word/2010/wordprocessingGroup" xmlns:wpi="http://schemas.microsoft.com/office/word/2010/wordprocessingInk" xmlns:wne="http://schemas.microsoft.com/office/word/2006/wordml" xmlns:wps="http://schemas.microsoft.com/office/word/2010/wordprocessingShape" mc:Ignorable="w14 w15 w16se w16cid w16 w16cex w16sdtdh w16sdtfl w16du wp14">
   <w:abstractNum w:abstractNumId="0" w15:restartNumberingAfterBreak="0">
-    <w:nsid w:val="03201E37"/>
+    <w:nsid w:val="3EA453E7"/>
     <w:multiLevelType w:val="hybridMultilevel"/>
-    <w:tmpl w:val="54F821EA"/>
-    <w:lvl w:ilvl="0" w:tplc="59BAAED4">
+    <w:tmpl w:val="3E3C0306"/>
+    <w:lvl w:ilvl="0" w:tplc="65583754">
+      <w:start w:val="1"/>
+      <w:numFmt w:val="bullet"/>
+      <w:lvlText w:val="•"/>
+      <w:lvlJc w:val="left"/>
+      <w:pPr>
+        <w:ind w:left="1080" w:hanging="360"/>
+      </w:pPr>
+      <w:rPr>
+        <w:rFonts w:ascii="TH SarabunPSK" w:eastAsia="TH SarabunPSK" w:hAnsi="TH SarabunPSK" w:cs="TH SarabunPSK"/>
+      </w:rPr>
+    </w:lvl>
+    <w:lvl w:ilvl="1" w:tplc="F46EA3EC">
+      <w:numFmt w:val="decimal"/>
+      <w:lvlText w:val=""/>
+      <w:lvlJc w:val="left"/>
+    </w:lvl>
+    <w:lvl w:ilvl="2" w:tplc="3D1E0AEE">
+      <w:numFmt w:val="decimal"/>
+      <w:lvlText w:val=""/>
+      <w:lvlJc w:val="left"/>
+    </w:lvl>
+    <w:lvl w:ilvl="3" w:tplc="952C4504">
+      <w:numFmt w:val="decimal"/>
+      <w:lvlText w:val=""/>
+      <w:lvlJc w:val="left"/>
+    </w:lvl>
+    <w:lvl w:ilvl="4" w:tplc="0F4636FA">
+      <w:numFmt w:val="decimal"/>
+      <w:lvlText w:val=""/>
+      <w:lvlJc w:val="left"/>
+    </w:lvl>
+    <w:lvl w:ilvl="5" w:tplc="87983A66">
+      <w:numFmt w:val="decimal"/>
+      <w:lvlText w:val=""/>
+      <w:lvlJc w:val="left"/>
+    </w:lvl>
+    <w:lvl w:ilvl="6" w:tplc="E9E221AE">
+      <w:numFmt w:val="decimal"/>
+      <w:lvlText w:val=""/>
+      <w:lvlJc w:val="left"/>
+    </w:lvl>
+    <w:lvl w:ilvl="7" w:tplc="76EE0454">
+      <w:numFmt w:val="decimal"/>
+      <w:lvlText w:val=""/>
+      <w:lvlJc w:val="left"/>
+    </w:lvl>
+    <w:lvl w:ilvl="8" w:tplc="4E021614">
+      <w:numFmt w:val="decimal"/>
+      <w:lvlText w:val=""/>
+      <w:lvlJc w:val="left"/>
+    </w:lvl>
+  </w:abstractNum>
+  <w:abstractNum w:abstractNumId="1" w15:restartNumberingAfterBreak="0">
+    <w:nsid w:val="52914DE8"/>
+    <w:multiLevelType w:val="hybridMultilevel"/>
+    <w:tmpl w:val="90E4016C"/>
+    <w:lvl w:ilvl="0" w:tplc="E364FB16">
       <w:start w:val="1"/>
       <w:numFmt w:val="bullet"/>
       <w:lvlText w:val="●"/>
@@ -44335,7 +44392,7 @@
         <w:ind w:left="720" w:hanging="360"/>
       </w:pPr>
     </w:lvl>
-    <w:lvl w:ilvl="1" w:tplc="A43AE010">
+    <w:lvl w:ilvl="1" w:tplc="17E02B82">
       <w:start w:val="1"/>
       <w:numFmt w:val="bullet"/>
       <w:lvlText w:val="○"/>
@@ -44344,7 +44401,7 @@
         <w:ind w:left="1440" w:hanging="360"/>
       </w:pPr>
     </w:lvl>
-    <w:lvl w:ilvl="2" w:tplc="71264910">
+    <w:lvl w:ilvl="2" w:tplc="9A66B9B8">
       <w:start w:val="1"/>
       <w:numFmt w:val="bullet"/>
       <w:lvlText w:val="■"/>
@@ -44353,7 +44410,7 @@
         <w:ind w:left="2160" w:hanging="360"/>
       </w:pPr>
     </w:lvl>
-    <w:lvl w:ilvl="3" w:tplc="7BC262CC">
+    <w:lvl w:ilvl="3" w:tplc="7FE4B56A">
       <w:start w:val="1"/>
       <w:numFmt w:val="bullet"/>
       <w:lvlText w:val="●"/>
@@ -44362,7 +44419,7 @@
         <w:ind w:left="2880" w:hanging="360"/>
       </w:pPr>
     </w:lvl>
-    <w:lvl w:ilvl="4" w:tplc="BE729C8E">
+    <w:lvl w:ilvl="4" w:tplc="57C4826E">
       <w:start w:val="1"/>
       <w:numFmt w:val="bullet"/>
       <w:lvlText w:val="○"/>
@@ -44371,7 +44428,7 @@
         <w:ind w:left="3600" w:hanging="360"/>
       </w:pPr>
     </w:lvl>
-    <w:lvl w:ilvl="5" w:tplc="98DA4D3E">
+    <w:lvl w:ilvl="5" w:tplc="26FAD134">
       <w:start w:val="1"/>
       <w:numFmt w:val="bullet"/>
       <w:lvlText w:val="■"/>
@@ -44380,7 +44437,7 @@
         <w:ind w:left="4320" w:hanging="360"/>
       </w:pPr>
     </w:lvl>
-    <w:lvl w:ilvl="6" w:tplc="AA1A2104">
+    <w:lvl w:ilvl="6" w:tplc="3FC8687E">
       <w:start w:val="1"/>
       <w:numFmt w:val="bullet"/>
       <w:lvlText w:val="●"/>
@@ -44389,7 +44446,7 @@
         <w:ind w:left="5040" w:hanging="360"/>
       </w:pPr>
     </w:lvl>
-    <w:lvl w:ilvl="7" w:tplc="ECB45A46">
+    <w:lvl w:ilvl="7" w:tplc="33A0EF22">
       <w:start w:val="1"/>
       <w:numFmt w:val="bullet"/>
       <w:lvlText w:val="●"/>
@@ -44398,7 +44455,7 @@
         <w:ind w:left="5760" w:hanging="360"/>
       </w:pPr>
     </w:lvl>
-    <w:lvl w:ilvl="8" w:tplc="8DCEA1D4">
+    <w:lvl w:ilvl="8" w:tplc="85FA415A">
       <w:start w:val="1"/>
       <w:numFmt w:val="bullet"/>
       <w:lvlText w:val="●"/>
@@ -44408,11 +44465,11 @@
       </w:pPr>
     </w:lvl>
   </w:abstractNum>
-  <w:abstractNum w:abstractNumId="1" w15:restartNumberingAfterBreak="0">
-    <w:nsid w:val="5B5E7AB5"/>
+  <w:abstractNum w:abstractNumId="2" w15:restartNumberingAfterBreak="0">
+    <w:nsid w:val="7FC44D39"/>
     <w:multiLevelType w:val="hybridMultilevel"/>
-    <w:tmpl w:val="7C06707A"/>
-    <w:lvl w:ilvl="0" w:tplc="680E8218">
+    <w:tmpl w:val="807C8EF8"/>
+    <w:lvl w:ilvl="0" w:tplc="5E2AF6A6">
       <w:start w:val="1"/>
       <w:numFmt w:val="decimal"/>
       <w:lvlText w:val="%1)"/>
@@ -44426,166 +44483,109 @@
         <w:szCs w:val="32"/>
       </w:rPr>
     </w:lvl>
-    <w:lvl w:ilvl="1" w:tplc="623AC0F8">
+    <w:lvl w:ilvl="1" w:tplc="EA0A3B50">
       <w:numFmt w:val="decimal"/>
       <w:lvlText w:val=""/>
       <w:lvlJc w:val="left"/>
     </w:lvl>
-    <w:lvl w:ilvl="2" w:tplc="8106690A">
+    <w:lvl w:ilvl="2" w:tplc="BC604980">
       <w:numFmt w:val="decimal"/>
       <w:lvlText w:val=""/>
       <w:lvlJc w:val="left"/>
     </w:lvl>
-    <w:lvl w:ilvl="3" w:tplc="39B2B3A8">
+    <w:lvl w:ilvl="3" w:tplc="1A7C772E">
       <w:numFmt w:val="decimal"/>
       <w:lvlText w:val=""/>
       <w:lvlJc w:val="left"/>
     </w:lvl>
-    <w:lvl w:ilvl="4" w:tplc="D48EEE46">
+    <w:lvl w:ilvl="4" w:tplc="7C86C400">
       <w:numFmt w:val="decimal"/>
       <w:lvlText w:val=""/>
       <w:lvlJc w:val="left"/>
     </w:lvl>
-    <w:lvl w:ilvl="5" w:tplc="8C401EF8">
+    <w:lvl w:ilvl="5" w:tplc="D19836AA">
       <w:numFmt w:val="decimal"/>
       <w:lvlText w:val=""/>
       <w:lvlJc w:val="left"/>
     </w:lvl>
-    <w:lvl w:ilvl="6" w:tplc="7938E440">
+    <w:lvl w:ilvl="6" w:tplc="91C85168">
       <w:numFmt w:val="decimal"/>
       <w:lvlText w:val=""/>
       <w:lvlJc w:val="left"/>
     </w:lvl>
-    <w:lvl w:ilvl="7" w:tplc="0946396C">
+    <w:lvl w:ilvl="7" w:tplc="92184966">
       <w:numFmt w:val="decimal"/>
       <w:lvlText w:val=""/>
       <w:lvlJc w:val="left"/>
     </w:lvl>
-    <w:lvl w:ilvl="8" w:tplc="5AA618E0">
+    <w:lvl w:ilvl="8" w:tplc="3912FA12">
       <w:numFmt w:val="decimal"/>
       <w:lvlText w:val=""/>
       <w:lvlJc w:val="left"/>
     </w:lvl>
   </w:abstractNum>
-  <w:abstractNum w:abstractNumId="2" w15:restartNumberingAfterBreak="0">
-    <w:nsid w:val="6E7E2D4A"/>
-    <w:multiLevelType w:val="hybridMultilevel"/>
-    <w:tmpl w:val="634602C0"/>
-    <w:lvl w:ilvl="0" w:tplc="C678A02E">
-      <w:start w:val="1"/>
-      <w:numFmt w:val="bullet"/>
-      <w:lvlText w:val="•"/>
-      <w:lvlJc w:val="left"/>
-      <w:pPr>
-        <w:ind w:left="1080" w:hanging="360"/>
-      </w:pPr>
-      <w:rPr>
-        <w:rFonts w:ascii="TH SarabunPSK" w:eastAsia="TH SarabunPSK" w:hAnsi="TH SarabunPSK" w:cs="TH SarabunPSK"/>
-      </w:rPr>
-    </w:lvl>
-    <w:lvl w:ilvl="1" w:tplc="89DC55A2">
-      <w:numFmt w:val="decimal"/>
-      <w:lvlText w:val=""/>
-      <w:lvlJc w:val="left"/>
-    </w:lvl>
-    <w:lvl w:ilvl="2" w:tplc="A2EA5E60">
-      <w:numFmt w:val="decimal"/>
-      <w:lvlText w:val=""/>
-      <w:lvlJc w:val="left"/>
-    </w:lvl>
-    <w:lvl w:ilvl="3" w:tplc="F86E1BC6">
-      <w:numFmt w:val="decimal"/>
-      <w:lvlText w:val=""/>
-      <w:lvlJc w:val="left"/>
-    </w:lvl>
-    <w:lvl w:ilvl="4" w:tplc="D206D46E">
-      <w:numFmt w:val="decimal"/>
-      <w:lvlText w:val=""/>
-      <w:lvlJc w:val="left"/>
-    </w:lvl>
-    <w:lvl w:ilvl="5" w:tplc="29A64E3C">
-      <w:numFmt w:val="decimal"/>
-      <w:lvlText w:val=""/>
-      <w:lvlJc w:val="left"/>
-    </w:lvl>
-    <w:lvl w:ilvl="6" w:tplc="BBAC412E">
-      <w:numFmt w:val="decimal"/>
-      <w:lvlText w:val=""/>
-      <w:lvlJc w:val="left"/>
-    </w:lvl>
-    <w:lvl w:ilvl="7" w:tplc="0DD2B7D0">
-      <w:numFmt w:val="decimal"/>
-      <w:lvlText w:val=""/>
-      <w:lvlJc w:val="left"/>
-    </w:lvl>
-    <w:lvl w:ilvl="8" w:tplc="1BAAC5CE">
-      <w:numFmt w:val="decimal"/>
-      <w:lvlText w:val=""/>
-      <w:lvlJc w:val="left"/>
-    </w:lvl>
-  </w:abstractNum>
-  <w:num w:numId="1" w16cid:durableId="435946264">
-    <w:abstractNumId w:val="0"/>
-    <w:lvlOverride w:ilvl="0">
-      <w:startOverride w:val="1"/>
-    </w:lvlOverride>
-  </w:num>
-  <w:num w:numId="2" w16cid:durableId="433208059">
+  <w:num w:numId="1" w16cid:durableId="44062887">
     <w:abstractNumId w:val="1"/>
     <w:lvlOverride w:ilvl="0">
       <w:startOverride w:val="1"/>
     </w:lvlOverride>
   </w:num>
-  <w:num w:numId="3" w16cid:durableId="1104613658">
-    <w:abstractNumId w:val="1"/>
+  <w:num w:numId="2" w16cid:durableId="756364145">
+    <w:abstractNumId w:val="2"/>
     <w:lvlOverride w:ilvl="0">
       <w:startOverride w:val="1"/>
     </w:lvlOverride>
   </w:num>
-  <w:num w:numId="4" w16cid:durableId="2140951677">
-    <w:abstractNumId w:val="1"/>
+  <w:num w:numId="3" w16cid:durableId="883710561">
+    <w:abstractNumId w:val="2"/>
     <w:lvlOverride w:ilvl="0">
       <w:startOverride w:val="1"/>
     </w:lvlOverride>
   </w:num>
-  <w:num w:numId="5" w16cid:durableId="580067062">
-    <w:abstractNumId w:val="1"/>
+  <w:num w:numId="4" w16cid:durableId="1044253624">
+    <w:abstractNumId w:val="2"/>
     <w:lvlOverride w:ilvl="0">
       <w:startOverride w:val="1"/>
     </w:lvlOverride>
   </w:num>
-  <w:num w:numId="6" w16cid:durableId="1982614244">
-    <w:abstractNumId w:val="1"/>
+  <w:num w:numId="5" w16cid:durableId="1496652476">
+    <w:abstractNumId w:val="2"/>
     <w:lvlOverride w:ilvl="0">
       <w:startOverride w:val="1"/>
     </w:lvlOverride>
   </w:num>
-  <w:num w:numId="7" w16cid:durableId="43985734">
-    <w:abstractNumId w:val="1"/>
+  <w:num w:numId="6" w16cid:durableId="1228765403">
+    <w:abstractNumId w:val="2"/>
     <w:lvlOverride w:ilvl="0">
       <w:startOverride w:val="1"/>
     </w:lvlOverride>
   </w:num>
-  <w:num w:numId="8" w16cid:durableId="100302731">
-    <w:abstractNumId w:val="1"/>
+  <w:num w:numId="7" w16cid:durableId="97872434">
+    <w:abstractNumId w:val="2"/>
     <w:lvlOverride w:ilvl="0">
       <w:startOverride w:val="1"/>
     </w:lvlOverride>
   </w:num>
-  <w:num w:numId="9" w16cid:durableId="1424916392">
-    <w:abstractNumId w:val="1"/>
+  <w:num w:numId="8" w16cid:durableId="1416247664">
+    <w:abstractNumId w:val="2"/>
     <w:lvlOverride w:ilvl="0">
       <w:startOverride w:val="1"/>
     </w:lvlOverride>
   </w:num>
-  <w:num w:numId="10" w16cid:durableId="1288661361">
-    <w:abstractNumId w:val="1"/>
+  <w:num w:numId="9" w16cid:durableId="1664119164">
+    <w:abstractNumId w:val="2"/>
     <w:lvlOverride w:ilvl="0">
       <w:startOverride w:val="1"/>
     </w:lvlOverride>
   </w:num>
-  <w:num w:numId="11" w16cid:durableId="1183323525">
-    <w:abstractNumId w:val="1"/>
+  <w:num w:numId="10" w16cid:durableId="1915696948">
+    <w:abstractNumId w:val="2"/>
+    <w:lvlOverride w:ilvl="0">
+      <w:startOverride w:val="1"/>
+    </w:lvlOverride>
+  </w:num>
+  <w:num w:numId="11" w16cid:durableId="155267892">
+    <w:abstractNumId w:val="2"/>
     <w:lvlOverride w:ilvl="0">
       <w:startOverride w:val="1"/>
     </w:lvlOverride>

--- a/report/out/รายงาน-ระบบแจ้งซ่อม-มช.docx
+++ b/report/out/รายงาน-ระบบแจ้งซ่อม-มช.docx
@@ -255,7 +255,7 @@
     <w:sdt>
       <w:sdtPr>
         <w:alias w:val="สารบัญ"/>
-        <w:id w:val="1138772448"/>
+        <w:id w:val="676546862"/>
       </w:sdtPr>
       <w:sdtEndPr>
         <w:rPr>
@@ -290,7 +290,7 @@
           <w:r>
             <w:fldChar w:fldCharType="separate"/>
           </w:r>
-          <w:hyperlink w:anchor="_Toc240671080" w:history="1">
+          <w:hyperlink w:anchor="_Toc240672407" w:history="1">
             <w:r>
               <w:rPr>
                 <w:rStyle w:val="a5"/>
@@ -329,7 +329,7 @@
               <w:rPr>
                 <w:noProof/>
               </w:rPr>
-              <w:instrText xml:space="preserve"> PAGEREF _Toc240671080 \h </w:instrText>
+              <w:instrText xml:space="preserve"> PAGEREF _Toc240672407 \h </w:instrText>
             </w:r>
             <w:r>
               <w:rPr>
@@ -372,7 +372,7 @@
               <w14:ligatures w14:val="standardContextual"/>
             </w:rPr>
           </w:pPr>
-          <w:hyperlink w:anchor="_Toc240671081" w:history="1">
+          <w:hyperlink w:anchor="_Toc240672408" w:history="1">
             <w:r>
               <w:rPr>
                 <w:rStyle w:val="a5"/>
@@ -456,7 +456,7 @@
               <w:rPr>
                 <w:noProof/>
               </w:rPr>
-              <w:instrText xml:space="preserve"> PAGEREF _Toc240671081 \h </w:instrText>
+              <w:instrText xml:space="preserve"> PAGEREF _Toc240672408 \h </w:instrText>
             </w:r>
             <w:r>
               <w:rPr>
@@ -499,7 +499,7 @@
               <w14:ligatures w14:val="standardContextual"/>
             </w:rPr>
           </w:pPr>
-          <w:hyperlink w:anchor="_Toc240671082" w:history="1">
+          <w:hyperlink w:anchor="_Toc240672409" w:history="1">
             <w:r>
               <w:rPr>
                 <w:rStyle w:val="a5"/>
@@ -598,7 +598,7 @@
               <w:rPr>
                 <w:noProof/>
               </w:rPr>
-              <w:instrText xml:space="preserve"> PAGEREF _Toc240671082 \h </w:instrText>
+              <w:instrText xml:space="preserve"> PAGEREF _Toc240672409 \h </w:instrText>
             </w:r>
             <w:r>
               <w:rPr>
@@ -641,7 +641,7 @@
               <w14:ligatures w14:val="standardContextual"/>
             </w:rPr>
           </w:pPr>
-          <w:hyperlink w:anchor="_Toc240671083" w:history="1">
+          <w:hyperlink w:anchor="_Toc240672410" w:history="1">
             <w:r>
               <w:rPr>
                 <w:rStyle w:val="a5"/>
@@ -665,7 +665,7 @@
               <w:rPr>
                 <w:noProof/>
               </w:rPr>
-              <w:instrText xml:space="preserve"> PAGEREF _Toc240671083 \h </w:instrText>
+              <w:instrText xml:space="preserve"> PAGEREF _Toc240672410 \h </w:instrText>
             </w:r>
             <w:r>
               <w:rPr>
@@ -708,7 +708,7 @@
               <w14:ligatures w14:val="standardContextual"/>
             </w:rPr>
           </w:pPr>
-          <w:hyperlink w:anchor="_Toc240671084" w:history="1">
+          <w:hyperlink w:anchor="_Toc240672411" w:history="1">
             <w:r>
               <w:rPr>
                 <w:rStyle w:val="a5"/>
@@ -732,7 +732,7 @@
               <w:rPr>
                 <w:noProof/>
               </w:rPr>
-              <w:instrText xml:space="preserve"> PAGEREF _Toc240671084 \h </w:instrText>
+              <w:instrText xml:space="preserve"> PAGEREF _Toc240672411 \h </w:instrText>
             </w:r>
             <w:r>
               <w:rPr>
@@ -775,7 +775,7 @@
               <w14:ligatures w14:val="standardContextual"/>
             </w:rPr>
           </w:pPr>
-          <w:hyperlink w:anchor="_Toc240671085" w:history="1">
+          <w:hyperlink w:anchor="_Toc240672412" w:history="1">
             <w:r>
               <w:rPr>
                 <w:rStyle w:val="a5"/>
@@ -829,7 +829,7 @@
               <w:rPr>
                 <w:noProof/>
               </w:rPr>
-              <w:instrText xml:space="preserve"> PAGEREF _Toc240671085 \h </w:instrText>
+              <w:instrText xml:space="preserve"> PAGEREF _Toc240672412 \h </w:instrText>
             </w:r>
             <w:r>
               <w:rPr>
@@ -872,7 +872,7 @@
               <w14:ligatures w14:val="standardContextual"/>
             </w:rPr>
           </w:pPr>
-          <w:hyperlink w:anchor="_Toc240671086" w:history="1">
+          <w:hyperlink w:anchor="_Toc240672413" w:history="1">
             <w:r>
               <w:rPr>
                 <w:rStyle w:val="a5"/>
@@ -926,7 +926,7 @@
               <w:rPr>
                 <w:noProof/>
               </w:rPr>
-              <w:instrText xml:space="preserve"> PAGEREF _Toc240671086 \h </w:instrText>
+              <w:instrText xml:space="preserve"> PAGEREF _Toc240672413 \h </w:instrText>
             </w:r>
             <w:r>
               <w:rPr>
@@ -969,7 +969,7 @@
               <w14:ligatures w14:val="standardContextual"/>
             </w:rPr>
           </w:pPr>
-          <w:hyperlink w:anchor="_Toc240671087" w:history="1">
+          <w:hyperlink w:anchor="_Toc240672414" w:history="1">
             <w:r>
               <w:rPr>
                 <w:rStyle w:val="a5"/>
@@ -1053,7 +1053,7 @@
               <w:rPr>
                 <w:noProof/>
               </w:rPr>
-              <w:instrText xml:space="preserve"> PAGEREF _Toc240671087 \h </w:instrText>
+              <w:instrText xml:space="preserve"> PAGEREF _Toc240672414 \h </w:instrText>
             </w:r>
             <w:r>
               <w:rPr>
@@ -1098,7 +1098,7 @@
               <w14:ligatures w14:val="standardContextual"/>
             </w:rPr>
           </w:pPr>
-          <w:hyperlink w:anchor="_Toc240671088" w:history="1">
+          <w:hyperlink w:anchor="_Toc240672415" w:history="1">
             <w:r>
               <w:rPr>
                 <w:rStyle w:val="a5"/>
@@ -1167,7 +1167,7 @@
               <w:rPr>
                 <w:noProof/>
               </w:rPr>
-              <w:instrText xml:space="preserve"> PAGEREF _Toc240671088 \h </w:instrText>
+              <w:instrText xml:space="preserve"> PAGEREF _Toc240672415 \h </w:instrText>
             </w:r>
             <w:r>
               <w:rPr>
@@ -1210,7 +1210,7 @@
               <w14:ligatures w14:val="standardContextual"/>
             </w:rPr>
           </w:pPr>
-          <w:hyperlink w:anchor="_Toc240671089" w:history="1">
+          <w:hyperlink w:anchor="_Toc240672416" w:history="1">
             <w:r>
               <w:rPr>
                 <w:rStyle w:val="a5"/>
@@ -1264,7 +1264,7 @@
               <w:rPr>
                 <w:noProof/>
               </w:rPr>
-              <w:instrText xml:space="preserve"> PAGEREF _Toc240671089 \h </w:instrText>
+              <w:instrText xml:space="preserve"> PAGEREF _Toc240672416 \h </w:instrText>
             </w:r>
             <w:r>
               <w:rPr>
@@ -1307,7 +1307,7 @@
               <w14:ligatures w14:val="standardContextual"/>
             </w:rPr>
           </w:pPr>
-          <w:hyperlink w:anchor="_Toc240671090" w:history="1">
+          <w:hyperlink w:anchor="_Toc240672417" w:history="1">
             <w:r>
               <w:rPr>
                 <w:rStyle w:val="a5"/>
@@ -1391,7 +1391,7 @@
               <w:rPr>
                 <w:noProof/>
               </w:rPr>
-              <w:instrText xml:space="preserve"> PAGEREF _Toc240671090 \h </w:instrText>
+              <w:instrText xml:space="preserve"> PAGEREF _Toc240672417 \h </w:instrText>
             </w:r>
             <w:r>
               <w:rPr>
@@ -1434,7 +1434,7 @@
               <w14:ligatures w14:val="standardContextual"/>
             </w:rPr>
           </w:pPr>
-          <w:hyperlink w:anchor="_Toc240671091" w:history="1">
+          <w:hyperlink w:anchor="_Toc240672418" w:history="1">
             <w:r>
               <w:rPr>
                 <w:rStyle w:val="a5"/>
@@ -1518,7 +1518,7 @@
               <w:rPr>
                 <w:noProof/>
               </w:rPr>
-              <w:instrText xml:space="preserve"> PAGEREF _Toc240671091 \h </w:instrText>
+              <w:instrText xml:space="preserve"> PAGEREF _Toc240672418 \h </w:instrText>
             </w:r>
             <w:r>
               <w:rPr>
@@ -1563,7 +1563,7 @@
               <w14:ligatures w14:val="standardContextual"/>
             </w:rPr>
           </w:pPr>
-          <w:hyperlink w:anchor="_Toc240671092" w:history="1">
+          <w:hyperlink w:anchor="_Toc240672419" w:history="1">
             <w:r>
               <w:rPr>
                 <w:rStyle w:val="a5"/>
@@ -1707,7 +1707,7 @@
               <w:rPr>
                 <w:noProof/>
               </w:rPr>
-              <w:instrText xml:space="preserve"> PAGEREF _Toc240671092 \h </w:instrText>
+              <w:instrText xml:space="preserve"> PAGEREF _Toc240672419 \h </w:instrText>
             </w:r>
             <w:r>
               <w:rPr>
@@ -1750,7 +1750,7 @@
               <w14:ligatures w14:val="standardContextual"/>
             </w:rPr>
           </w:pPr>
-          <w:hyperlink w:anchor="_Toc240671093" w:history="1">
+          <w:hyperlink w:anchor="_Toc240672420" w:history="1">
             <w:r>
               <w:rPr>
                 <w:rStyle w:val="a5"/>
@@ -1849,7 +1849,7 @@
               <w:rPr>
                 <w:noProof/>
               </w:rPr>
-              <w:instrText xml:space="preserve"> PAGEREF _Toc240671093 \h </w:instrText>
+              <w:instrText xml:space="preserve"> PAGEREF _Toc240672420 \h </w:instrText>
             </w:r>
             <w:r>
               <w:rPr>
@@ -1892,7 +1892,7 @@
               <w14:ligatures w14:val="standardContextual"/>
             </w:rPr>
           </w:pPr>
-          <w:hyperlink w:anchor="_Toc240671094" w:history="1">
+          <w:hyperlink w:anchor="_Toc240672421" w:history="1">
             <w:r>
               <w:rPr>
                 <w:rStyle w:val="a5"/>
@@ -1961,7 +1961,7 @@
               <w:rPr>
                 <w:noProof/>
               </w:rPr>
-              <w:instrText xml:space="preserve"> PAGEREF _Toc240671094 \h </w:instrText>
+              <w:instrText xml:space="preserve"> PAGEREF _Toc240672421 \h </w:instrText>
             </w:r>
             <w:r>
               <w:rPr>
@@ -2004,7 +2004,7 @@
               <w14:ligatures w14:val="standardContextual"/>
             </w:rPr>
           </w:pPr>
-          <w:hyperlink w:anchor="_Toc240671095" w:history="1">
+          <w:hyperlink w:anchor="_Toc240672422" w:history="1">
             <w:r>
               <w:rPr>
                 <w:rStyle w:val="a5"/>
@@ -2073,7 +2073,7 @@
               <w:rPr>
                 <w:noProof/>
               </w:rPr>
-              <w:instrText xml:space="preserve"> PAGEREF _Toc240671095 \h </w:instrText>
+              <w:instrText xml:space="preserve"> PAGEREF _Toc240672422 \h </w:instrText>
             </w:r>
             <w:r>
               <w:rPr>
@@ -2116,7 +2116,7 @@
               <w14:ligatures w14:val="standardContextual"/>
             </w:rPr>
           </w:pPr>
-          <w:hyperlink w:anchor="_Toc240671096" w:history="1">
+          <w:hyperlink w:anchor="_Toc240672423" w:history="1">
             <w:r>
               <w:rPr>
                 <w:rStyle w:val="a5"/>
@@ -2200,7 +2200,7 @@
               <w:rPr>
                 <w:noProof/>
               </w:rPr>
-              <w:instrText xml:space="preserve"> PAGEREF _Toc240671096 \h </w:instrText>
+              <w:instrText xml:space="preserve"> PAGEREF _Toc240672423 \h </w:instrText>
             </w:r>
             <w:r>
               <w:rPr>
@@ -2243,7 +2243,7 @@
               <w14:ligatures w14:val="standardContextual"/>
             </w:rPr>
           </w:pPr>
-          <w:hyperlink w:anchor="_Toc240671097" w:history="1">
+          <w:hyperlink w:anchor="_Toc240672424" w:history="1">
             <w:r>
               <w:rPr>
                 <w:rStyle w:val="a5"/>
@@ -2357,7 +2357,7 @@
               <w:rPr>
                 <w:noProof/>
               </w:rPr>
-              <w:instrText xml:space="preserve"> PAGEREF _Toc240671097 \h </w:instrText>
+              <w:instrText xml:space="preserve"> PAGEREF _Toc240672424 \h </w:instrText>
             </w:r>
             <w:r>
               <w:rPr>
@@ -2400,7 +2400,7 @@
               <w14:ligatures w14:val="standardContextual"/>
             </w:rPr>
           </w:pPr>
-          <w:hyperlink w:anchor="_Toc240671098" w:history="1">
+          <w:hyperlink w:anchor="_Toc240672425" w:history="1">
             <w:r>
               <w:rPr>
                 <w:rStyle w:val="a5"/>
@@ -2484,7 +2484,7 @@
               <w:rPr>
                 <w:noProof/>
               </w:rPr>
-              <w:instrText xml:space="preserve"> PAGEREF _Toc240671098 \h </w:instrText>
+              <w:instrText xml:space="preserve"> PAGEREF _Toc240672425 \h </w:instrText>
             </w:r>
             <w:r>
               <w:rPr>
@@ -2527,7 +2527,7 @@
               <w14:ligatures w14:val="standardContextual"/>
             </w:rPr>
           </w:pPr>
-          <w:hyperlink w:anchor="_Toc240671099" w:history="1">
+          <w:hyperlink w:anchor="_Toc240672426" w:history="1">
             <w:r>
               <w:rPr>
                 <w:rStyle w:val="a5"/>
@@ -2626,7 +2626,7 @@
               <w:rPr>
                 <w:noProof/>
               </w:rPr>
-              <w:instrText xml:space="preserve"> PAGEREF _Toc240671099 \h </w:instrText>
+              <w:instrText xml:space="preserve"> PAGEREF _Toc240672426 \h </w:instrText>
             </w:r>
             <w:r>
               <w:rPr>
@@ -2669,7 +2669,7 @@
               <w14:ligatures w14:val="standardContextual"/>
             </w:rPr>
           </w:pPr>
-          <w:hyperlink w:anchor="_Toc240671100" w:history="1">
+          <w:hyperlink w:anchor="_Toc240672427" w:history="1">
             <w:r>
               <w:rPr>
                 <w:rStyle w:val="a5"/>
@@ -2708,7 +2708,7 @@
               <w:rPr>
                 <w:noProof/>
               </w:rPr>
-              <w:instrText xml:space="preserve"> PAGEREF _Toc240671100 \h </w:instrText>
+              <w:instrText xml:space="preserve"> PAGEREF _Toc240672427 \h </w:instrText>
             </w:r>
             <w:r>
               <w:rPr>
@@ -2753,7 +2753,7 @@
               <w14:ligatures w14:val="standardContextual"/>
             </w:rPr>
           </w:pPr>
-          <w:hyperlink w:anchor="_Toc240671101" w:history="1">
+          <w:hyperlink w:anchor="_Toc240672428" w:history="1">
             <w:r>
               <w:rPr>
                 <w:rStyle w:val="a5"/>
@@ -2807,7 +2807,7 @@
               <w:rPr>
                 <w:noProof/>
               </w:rPr>
-              <w:instrText xml:space="preserve"> PAGEREF _Toc240671101 \h </w:instrText>
+              <w:instrText xml:space="preserve"> PAGEREF _Toc240672428 \h </w:instrText>
             </w:r>
             <w:r>
               <w:rPr>
@@ -2850,7 +2850,7 @@
               <w14:ligatures w14:val="standardContextual"/>
             </w:rPr>
           </w:pPr>
-          <w:hyperlink w:anchor="_Toc240671102" w:history="1">
+          <w:hyperlink w:anchor="_Toc240672429" w:history="1">
             <w:r>
               <w:rPr>
                 <w:rStyle w:val="a5"/>
@@ -2874,7 +2874,7 @@
               <w:rPr>
                 <w:noProof/>
               </w:rPr>
-              <w:instrText xml:space="preserve"> PAGEREF _Toc240671102 \h </w:instrText>
+              <w:instrText xml:space="preserve"> PAGEREF _Toc240672429 \h </w:instrText>
             </w:r>
             <w:r>
               <w:rPr>
@@ -2917,7 +2917,7 @@
               <w14:ligatures w14:val="standardContextual"/>
             </w:rPr>
           </w:pPr>
-          <w:hyperlink w:anchor="_Toc240671103" w:history="1">
+          <w:hyperlink w:anchor="_Toc240672430" w:history="1">
             <w:r>
               <w:rPr>
                 <w:rStyle w:val="a5"/>
@@ -2986,7 +2986,7 @@
               <w:rPr>
                 <w:noProof/>
               </w:rPr>
-              <w:instrText xml:space="preserve"> PAGEREF _Toc240671103 \h </w:instrText>
+              <w:instrText xml:space="preserve"> PAGEREF _Toc240672430 \h </w:instrText>
             </w:r>
             <w:r>
               <w:rPr>
@@ -3029,7 +3029,7 @@
               <w14:ligatures w14:val="standardContextual"/>
             </w:rPr>
           </w:pPr>
-          <w:hyperlink w:anchor="_Toc240671104" w:history="1">
+          <w:hyperlink w:anchor="_Toc240672431" w:history="1">
             <w:r>
               <w:rPr>
                 <w:rStyle w:val="a5"/>
@@ -3068,7 +3068,7 @@
               <w:rPr>
                 <w:noProof/>
               </w:rPr>
-              <w:instrText xml:space="preserve"> PAGEREF _Toc240671104 \h </w:instrText>
+              <w:instrText xml:space="preserve"> PAGEREF _Toc240672431 \h </w:instrText>
             </w:r>
             <w:r>
               <w:rPr>
@@ -3111,7 +3111,7 @@
               <w14:ligatures w14:val="standardContextual"/>
             </w:rPr>
           </w:pPr>
-          <w:hyperlink w:anchor="_Toc240671105" w:history="1">
+          <w:hyperlink w:anchor="_Toc240672432" w:history="1">
             <w:r>
               <w:rPr>
                 <w:rStyle w:val="a5"/>
@@ -3165,7 +3165,7 @@
               <w:rPr>
                 <w:noProof/>
               </w:rPr>
-              <w:instrText xml:space="preserve"> PAGEREF _Toc240671105 \h </w:instrText>
+              <w:instrText xml:space="preserve"> PAGEREF _Toc240672432 \h </w:instrText>
             </w:r>
             <w:r>
               <w:rPr>
@@ -3210,7 +3210,7 @@
               <w14:ligatures w14:val="standardContextual"/>
             </w:rPr>
           </w:pPr>
-          <w:hyperlink w:anchor="_Toc240671106" w:history="1">
+          <w:hyperlink w:anchor="_Toc240672433" w:history="1">
             <w:r>
               <w:rPr>
                 <w:rStyle w:val="a5"/>
@@ -3264,7 +3264,7 @@
               <w:rPr>
                 <w:noProof/>
               </w:rPr>
-              <w:instrText xml:space="preserve"> PAGEREF _Toc240671106 \h </w:instrText>
+              <w:instrText xml:space="preserve"> PAGEREF _Toc240672433 \h </w:instrText>
             </w:r>
             <w:r>
               <w:rPr>
@@ -3307,7 +3307,7 @@
               <w14:ligatures w14:val="standardContextual"/>
             </w:rPr>
           </w:pPr>
-          <w:hyperlink w:anchor="_Toc240671107" w:history="1">
+          <w:hyperlink w:anchor="_Toc240672434" w:history="1">
             <w:r>
               <w:rPr>
                 <w:rStyle w:val="a5"/>
@@ -3346,7 +3346,7 @@
               <w:rPr>
                 <w:noProof/>
               </w:rPr>
-              <w:instrText xml:space="preserve"> PAGEREF _Toc240671107 \h </w:instrText>
+              <w:instrText xml:space="preserve"> PAGEREF _Toc240672434 \h </w:instrText>
             </w:r>
             <w:r>
               <w:rPr>
@@ -3389,7 +3389,7 @@
               <w14:ligatures w14:val="standardContextual"/>
             </w:rPr>
           </w:pPr>
-          <w:hyperlink w:anchor="_Toc240671108" w:history="1">
+          <w:hyperlink w:anchor="_Toc240672435" w:history="1">
             <w:r>
               <w:rPr>
                 <w:rStyle w:val="a5"/>
@@ -3518,7 +3518,7 @@
               <w:rPr>
                 <w:noProof/>
               </w:rPr>
-              <w:instrText xml:space="preserve"> PAGEREF _Toc240671108 \h </w:instrText>
+              <w:instrText xml:space="preserve"> PAGEREF _Toc240672435 \h </w:instrText>
             </w:r>
             <w:r>
               <w:rPr>
@@ -3561,7 +3561,7 @@
               <w14:ligatures w14:val="standardContextual"/>
             </w:rPr>
           </w:pPr>
-          <w:hyperlink w:anchor="_Toc240671109" w:history="1">
+          <w:hyperlink w:anchor="_Toc240672436" w:history="1">
             <w:r>
               <w:rPr>
                 <w:rStyle w:val="a5"/>
@@ -3660,7 +3660,7 @@
               <w:rPr>
                 <w:noProof/>
               </w:rPr>
-              <w:instrText xml:space="preserve"> PAGEREF _Toc240671109 \h </w:instrText>
+              <w:instrText xml:space="preserve"> PAGEREF _Toc240672436 \h </w:instrText>
             </w:r>
             <w:r>
               <w:rPr>
@@ -3703,7 +3703,7 @@
               <w14:ligatures w14:val="standardContextual"/>
             </w:rPr>
           </w:pPr>
-          <w:hyperlink w:anchor="_Toc240671110" w:history="1">
+          <w:hyperlink w:anchor="_Toc240672437" w:history="1">
             <w:r>
               <w:rPr>
                 <w:rStyle w:val="a5"/>
@@ -3817,7 +3817,7 @@
               <w:rPr>
                 <w:noProof/>
               </w:rPr>
-              <w:instrText xml:space="preserve"> PAGEREF _Toc240671110 \h </w:instrText>
+              <w:instrText xml:space="preserve"> PAGEREF _Toc240672437 \h </w:instrText>
             </w:r>
             <w:r>
               <w:rPr>
@@ -3860,7 +3860,7 @@
               <w14:ligatures w14:val="standardContextual"/>
             </w:rPr>
           </w:pPr>
-          <w:hyperlink w:anchor="_Toc240671111" w:history="1">
+          <w:hyperlink w:anchor="_Toc240672438" w:history="1">
             <w:r>
               <w:rPr>
                 <w:rStyle w:val="a5"/>
@@ -3959,7 +3959,7 @@
               <w:rPr>
                 <w:noProof/>
               </w:rPr>
-              <w:instrText xml:space="preserve"> PAGEREF _Toc240671111 \h </w:instrText>
+              <w:instrText xml:space="preserve"> PAGEREF _Toc240672438 \h </w:instrText>
             </w:r>
             <w:r>
               <w:rPr>
@@ -4002,7 +4002,7 @@
               <w14:ligatures w14:val="standardContextual"/>
             </w:rPr>
           </w:pPr>
-          <w:hyperlink w:anchor="_Toc240671112" w:history="1">
+          <w:hyperlink w:anchor="_Toc240672439" w:history="1">
             <w:r>
               <w:rPr>
                 <w:rStyle w:val="a5"/>
@@ -4071,7 +4071,7 @@
               <w:rPr>
                 <w:noProof/>
               </w:rPr>
-              <w:instrText xml:space="preserve"> PAGEREF _Toc240671112 \h </w:instrText>
+              <w:instrText xml:space="preserve"> PAGEREF _Toc240672439 \h </w:instrText>
             </w:r>
             <w:r>
               <w:rPr>
@@ -4116,7 +4116,7 @@
               <w14:ligatures w14:val="standardContextual"/>
             </w:rPr>
           </w:pPr>
-          <w:hyperlink w:anchor="_Toc240671113" w:history="1">
+          <w:hyperlink w:anchor="_Toc240672440" w:history="1">
             <w:r>
               <w:rPr>
                 <w:rStyle w:val="a5"/>
@@ -4215,7 +4215,7 @@
               <w:rPr>
                 <w:noProof/>
               </w:rPr>
-              <w:instrText xml:space="preserve"> PAGEREF _Toc240671113 \h </w:instrText>
+              <w:instrText xml:space="preserve"> PAGEREF _Toc240672440 \h </w:instrText>
             </w:r>
             <w:r>
               <w:rPr>
@@ -4258,7 +4258,7 @@
               <w14:ligatures w14:val="standardContextual"/>
             </w:rPr>
           </w:pPr>
-          <w:hyperlink w:anchor="_Toc240671114" w:history="1">
+          <w:hyperlink w:anchor="_Toc240672441" w:history="1">
             <w:r>
               <w:rPr>
                 <w:rStyle w:val="a5"/>
@@ -4342,7 +4342,7 @@
               <w:rPr>
                 <w:noProof/>
               </w:rPr>
-              <w:instrText xml:space="preserve"> PAGEREF _Toc240671114 \h </w:instrText>
+              <w:instrText xml:space="preserve"> PAGEREF _Toc240672441 \h </w:instrText>
             </w:r>
             <w:r>
               <w:rPr>
@@ -4385,7 +4385,7 @@
               <w14:ligatures w14:val="standardContextual"/>
             </w:rPr>
           </w:pPr>
-          <w:hyperlink w:anchor="_Toc240671115" w:history="1">
+          <w:hyperlink w:anchor="_Toc240672442" w:history="1">
             <w:r>
               <w:rPr>
                 <w:rStyle w:val="a5"/>
@@ -4424,7 +4424,7 @@
               <w:rPr>
                 <w:noProof/>
               </w:rPr>
-              <w:instrText xml:space="preserve"> PAGEREF _Toc240671115 \h </w:instrText>
+              <w:instrText xml:space="preserve"> PAGEREF _Toc240672442 \h </w:instrText>
             </w:r>
             <w:r>
               <w:rPr>
@@ -4467,7 +4467,7 @@
               <w14:ligatures w14:val="standardContextual"/>
             </w:rPr>
           </w:pPr>
-          <w:hyperlink w:anchor="_Toc240671116" w:history="1">
+          <w:hyperlink w:anchor="_Toc240672443" w:history="1">
             <w:r>
               <w:rPr>
                 <w:rStyle w:val="a5"/>
@@ -4521,7 +4521,7 @@
               <w:rPr>
                 <w:noProof/>
               </w:rPr>
-              <w:instrText xml:space="preserve"> PAGEREF _Toc240671116 \h </w:instrText>
+              <w:instrText xml:space="preserve"> PAGEREF _Toc240672443 \h </w:instrText>
             </w:r>
             <w:r>
               <w:rPr>
@@ -4566,7 +4566,7 @@
               <w14:ligatures w14:val="standardContextual"/>
             </w:rPr>
           </w:pPr>
-          <w:hyperlink w:anchor="_Toc240671117" w:history="1">
+          <w:hyperlink w:anchor="_Toc240672444" w:history="1">
             <w:r>
               <w:rPr>
                 <w:rStyle w:val="a5"/>
@@ -4680,7 +4680,7 @@
               <w:rPr>
                 <w:noProof/>
               </w:rPr>
-              <w:instrText xml:space="preserve"> PAGEREF _Toc240671117 \h </w:instrText>
+              <w:instrText xml:space="preserve"> PAGEREF _Toc240672444 \h </w:instrText>
             </w:r>
             <w:r>
               <w:rPr>
@@ -4723,7 +4723,7 @@
               <w14:ligatures w14:val="standardContextual"/>
             </w:rPr>
           </w:pPr>
-          <w:hyperlink w:anchor="_Toc240671118" w:history="1">
+          <w:hyperlink w:anchor="_Toc240672445" w:history="1">
             <w:r>
               <w:rPr>
                 <w:rStyle w:val="a5"/>
@@ -4822,7 +4822,7 @@
               <w:rPr>
                 <w:noProof/>
               </w:rPr>
-              <w:instrText xml:space="preserve"> PAGEREF _Toc240671118 \h </w:instrText>
+              <w:instrText xml:space="preserve"> PAGEREF _Toc240672445 \h </w:instrText>
             </w:r>
             <w:r>
               <w:rPr>
@@ -4865,7 +4865,7 @@
               <w14:ligatures w14:val="standardContextual"/>
             </w:rPr>
           </w:pPr>
-          <w:hyperlink w:anchor="_Toc240671119" w:history="1">
+          <w:hyperlink w:anchor="_Toc240672446" w:history="1">
             <w:r>
               <w:rPr>
                 <w:rStyle w:val="a5"/>
@@ -4949,7 +4949,7 @@
               <w:rPr>
                 <w:noProof/>
               </w:rPr>
-              <w:instrText xml:space="preserve"> PAGEREF _Toc240671119 \h </w:instrText>
+              <w:instrText xml:space="preserve"> PAGEREF _Toc240672446 \h </w:instrText>
             </w:r>
             <w:r>
               <w:rPr>
@@ -4992,7 +4992,7 @@
               <w14:ligatures w14:val="standardContextual"/>
             </w:rPr>
           </w:pPr>
-          <w:hyperlink w:anchor="_Toc240671120" w:history="1">
+          <w:hyperlink w:anchor="_Toc240672447" w:history="1">
             <w:r>
               <w:rPr>
                 <w:rStyle w:val="a5"/>
@@ -5031,7 +5031,7 @@
               <w:rPr>
                 <w:noProof/>
               </w:rPr>
-              <w:instrText xml:space="preserve"> PAGEREF _Toc240671120 \h </w:instrText>
+              <w:instrText xml:space="preserve"> PAGEREF _Toc240672447 \h </w:instrText>
             </w:r>
             <w:r>
               <w:rPr>
@@ -5074,7 +5074,7 @@
               <w14:ligatures w14:val="standardContextual"/>
             </w:rPr>
           </w:pPr>
-          <w:hyperlink w:anchor="_Toc240671121" w:history="1">
+          <w:hyperlink w:anchor="_Toc240672448" w:history="1">
             <w:r>
               <w:rPr>
                 <w:rStyle w:val="a5"/>
@@ -5128,7 +5128,7 @@
               <w:rPr>
                 <w:noProof/>
               </w:rPr>
-              <w:instrText xml:space="preserve"> PAGEREF _Toc240671121 \h </w:instrText>
+              <w:instrText xml:space="preserve"> PAGEREF _Toc240672448 \h </w:instrText>
             </w:r>
             <w:r>
               <w:rPr>
@@ -5171,7 +5171,7 @@
               <w14:ligatures w14:val="standardContextual"/>
             </w:rPr>
           </w:pPr>
-          <w:hyperlink w:anchor="_Toc240671122" w:history="1">
+          <w:hyperlink w:anchor="_Toc240672449" w:history="1">
             <w:r>
               <w:rPr>
                 <w:rStyle w:val="a5"/>
@@ -5225,7 +5225,7 @@
               <w:rPr>
                 <w:noProof/>
               </w:rPr>
-              <w:instrText xml:space="preserve"> PAGEREF _Toc240671122 \h </w:instrText>
+              <w:instrText xml:space="preserve"> PAGEREF _Toc240672449 \h </w:instrText>
             </w:r>
             <w:r>
               <w:rPr>
@@ -5270,7 +5270,7 @@
               <w14:ligatures w14:val="standardContextual"/>
             </w:rPr>
           </w:pPr>
-          <w:hyperlink w:anchor="_Toc240671123" w:history="1">
+          <w:hyperlink w:anchor="_Toc240672450" w:history="1">
             <w:r>
               <w:rPr>
                 <w:rStyle w:val="a5"/>
@@ -5339,7 +5339,7 @@
               <w:rPr>
                 <w:noProof/>
               </w:rPr>
-              <w:instrText xml:space="preserve"> PAGEREF _Toc240671123 \h </w:instrText>
+              <w:instrText xml:space="preserve"> PAGEREF _Toc240672450 \h </w:instrText>
             </w:r>
             <w:r>
               <w:rPr>
@@ -5382,7 +5382,7 @@
               <w14:ligatures w14:val="standardContextual"/>
             </w:rPr>
           </w:pPr>
-          <w:hyperlink w:anchor="_Toc240671124" w:history="1">
+          <w:hyperlink w:anchor="_Toc240672451" w:history="1">
             <w:r>
               <w:rPr>
                 <w:rStyle w:val="a5"/>
@@ -5451,7 +5451,7 @@
               <w:rPr>
                 <w:noProof/>
               </w:rPr>
-              <w:instrText xml:space="preserve"> PAGEREF _Toc240671124 \h </w:instrText>
+              <w:instrText xml:space="preserve"> PAGEREF _Toc240672451 \h </w:instrText>
             </w:r>
             <w:r>
               <w:rPr>
@@ -5494,7 +5494,7 @@
               <w14:ligatures w14:val="standardContextual"/>
             </w:rPr>
           </w:pPr>
-          <w:hyperlink w:anchor="_Toc240671125" w:history="1">
+          <w:hyperlink w:anchor="_Toc240672452" w:history="1">
             <w:r>
               <w:rPr>
                 <w:rStyle w:val="a5"/>
@@ -5593,7 +5593,7 @@
               <w:rPr>
                 <w:noProof/>
               </w:rPr>
-              <w:instrText xml:space="preserve"> PAGEREF _Toc240671125 \h </w:instrText>
+              <w:instrText xml:space="preserve"> PAGEREF _Toc240672452 \h </w:instrText>
             </w:r>
             <w:r>
               <w:rPr>
@@ -5636,7 +5636,7 @@
               <w14:ligatures w14:val="standardContextual"/>
             </w:rPr>
           </w:pPr>
-          <w:hyperlink w:anchor="_Toc240671126" w:history="1">
+          <w:hyperlink w:anchor="_Toc240672453" w:history="1">
             <w:r>
               <w:rPr>
                 <w:rStyle w:val="a5"/>
@@ -5690,7 +5690,7 @@
               <w:rPr>
                 <w:noProof/>
               </w:rPr>
-              <w:instrText xml:space="preserve"> PAGEREF _Toc240671126 \h </w:instrText>
+              <w:instrText xml:space="preserve"> PAGEREF _Toc240672453 \h </w:instrText>
             </w:r>
             <w:r>
               <w:rPr>
@@ -5733,7 +5733,7 @@
               <w14:ligatures w14:val="standardContextual"/>
             </w:rPr>
           </w:pPr>
-          <w:hyperlink w:anchor="_Toc240671127" w:history="1">
+          <w:hyperlink w:anchor="_Toc240672454" w:history="1">
             <w:r>
               <w:rPr>
                 <w:rStyle w:val="a5"/>
@@ -5757,7 +5757,7 @@
               <w:rPr>
                 <w:noProof/>
               </w:rPr>
-              <w:instrText xml:space="preserve"> PAGEREF _Toc240671127 \h </w:instrText>
+              <w:instrText xml:space="preserve"> PAGEREF _Toc240672454 \h </w:instrText>
             </w:r>
             <w:r>
               <w:rPr>
@@ -5802,7 +5802,7 @@
               <w14:ligatures w14:val="standardContextual"/>
             </w:rPr>
           </w:pPr>
-          <w:hyperlink w:anchor="_Toc240671128" w:history="1">
+          <w:hyperlink w:anchor="_Toc240672455" w:history="1">
             <w:r>
               <w:rPr>
                 <w:rStyle w:val="a5"/>
@@ -5826,7 +5826,7 @@
               <w:rPr>
                 <w:noProof/>
               </w:rPr>
-              <w:instrText xml:space="preserve"> PAGEREF _Toc240671128 \h </w:instrText>
+              <w:instrText xml:space="preserve"> PAGEREF _Toc240672455 \h </w:instrText>
             </w:r>
             <w:r>
               <w:rPr>
@@ -5871,7 +5871,7 @@
               <w14:ligatures w14:val="standardContextual"/>
             </w:rPr>
           </w:pPr>
-          <w:hyperlink w:anchor="_Toc240671129" w:history="1">
+          <w:hyperlink w:anchor="_Toc240672456" w:history="1">
             <w:r>
               <w:rPr>
                 <w:rStyle w:val="a5"/>
@@ -5955,7 +5955,7 @@
               <w:rPr>
                 <w:noProof/>
               </w:rPr>
-              <w:instrText xml:space="preserve"> PAGEREF _Toc240671129 \h </w:instrText>
+              <w:instrText xml:space="preserve"> PAGEREF _Toc240672456 \h </w:instrText>
             </w:r>
             <w:r>
               <w:rPr>
@@ -6000,7 +6000,7 @@
               <w14:ligatures w14:val="standardContextual"/>
             </w:rPr>
           </w:pPr>
-          <w:hyperlink w:anchor="_Toc240671130" w:history="1">
+          <w:hyperlink w:anchor="_Toc240672457" w:history="1">
             <w:r>
               <w:rPr>
                 <w:rStyle w:val="a5"/>
@@ -6039,7 +6039,7 @@
               <w:rPr>
                 <w:noProof/>
               </w:rPr>
-              <w:instrText xml:space="preserve"> PAGEREF _Toc240671130 \h </w:instrText>
+              <w:instrText xml:space="preserve"> PAGEREF _Toc240672457 \h </w:instrText>
             </w:r>
             <w:r>
               <w:rPr>
@@ -6084,7 +6084,7 @@
               <w14:ligatures w14:val="standardContextual"/>
             </w:rPr>
           </w:pPr>
-          <w:hyperlink w:anchor="_Toc240671131" w:history="1">
+          <w:hyperlink w:anchor="_Toc240672458" w:history="1">
             <w:r>
               <w:rPr>
                 <w:rStyle w:val="a5"/>
@@ -6198,7 +6198,7 @@
               <w:rPr>
                 <w:noProof/>
               </w:rPr>
-              <w:instrText xml:space="preserve"> PAGEREF _Toc240671131 \h </w:instrText>
+              <w:instrText xml:space="preserve"> PAGEREF _Toc240672458 \h </w:instrText>
             </w:r>
             <w:r>
               <w:rPr>
@@ -6260,7 +6260,7 @@
     <w:sdt>
       <w:sdtPr>
         <w:alias w:val="สารบัญภาพ"/>
-        <w:id w:val="1865786559"/>
+        <w:id w:val="-1104189756"/>
       </w:sdtPr>
       <w:sdtEndPr/>
       <w:sdtContent>
@@ -6288,7 +6288,7 @@
           <w:r>
             <w:fldChar w:fldCharType="separate"/>
           </w:r>
-          <w:hyperlink w:anchor="_Toc240671132" w:history="1">
+          <w:hyperlink w:anchor="_Toc240672459" w:history="1">
             <w:r>
               <w:rPr>
                 <w:rStyle w:val="a5"/>
@@ -6400,7 +6400,7 @@
               <w:rPr>
                 <w:noProof/>
               </w:rPr>
-              <w:instrText xml:space="preserve"> PAGEREF _Toc240671132 \h </w:instrText>
+              <w:instrText xml:space="preserve"> PAGEREF _Toc240672459 \h </w:instrText>
             </w:r>
             <w:r>
               <w:rPr>
@@ -6443,7 +6443,7 @@
               <w14:ligatures w14:val="standardContextual"/>
             </w:rPr>
           </w:pPr>
-          <w:hyperlink w:anchor="_Toc240671133" w:history="1">
+          <w:hyperlink w:anchor="_Toc240672460" w:history="1">
             <w:r>
               <w:rPr>
                 <w:rStyle w:val="a5"/>
@@ -6540,7 +6540,7 @@
               <w:rPr>
                 <w:noProof/>
               </w:rPr>
-              <w:instrText xml:space="preserve"> PAGEREF _Toc240671133 \h </w:instrText>
+              <w:instrText xml:space="preserve"> PAGEREF _Toc240672460 \h </w:instrText>
             </w:r>
             <w:r>
               <w:rPr>
@@ -6583,7 +6583,7 @@
               <w14:ligatures w14:val="standardContextual"/>
             </w:rPr>
           </w:pPr>
-          <w:hyperlink w:anchor="_Toc240671134" w:history="1">
+          <w:hyperlink w:anchor="_Toc240672461" w:history="1">
             <w:r>
               <w:rPr>
                 <w:rStyle w:val="a5"/>
@@ -6770,7 +6770,7 @@
               <w:rPr>
                 <w:noProof/>
               </w:rPr>
-              <w:instrText xml:space="preserve"> PAGEREF _Toc240671134 \h </w:instrText>
+              <w:instrText xml:space="preserve"> PAGEREF _Toc240672461 \h </w:instrText>
             </w:r>
             <w:r>
               <w:rPr>
@@ -6813,7 +6813,7 @@
               <w14:ligatures w14:val="standardContextual"/>
             </w:rPr>
           </w:pPr>
-          <w:hyperlink w:anchor="_Toc240671135" w:history="1">
+          <w:hyperlink w:anchor="_Toc240672462" w:history="1">
             <w:r>
               <w:rPr>
                 <w:rStyle w:val="a5"/>
@@ -6970,7 +6970,7 @@
               <w:rPr>
                 <w:noProof/>
               </w:rPr>
-              <w:instrText xml:space="preserve"> PAGEREF _Toc240671135 \h </w:instrText>
+              <w:instrText xml:space="preserve"> PAGEREF _Toc240672462 \h </w:instrText>
             </w:r>
             <w:r>
               <w:rPr>
@@ -7013,7 +7013,7 @@
               <w14:ligatures w14:val="standardContextual"/>
             </w:rPr>
           </w:pPr>
-          <w:hyperlink w:anchor="_Toc240671136" w:history="1">
+          <w:hyperlink w:anchor="_Toc240672463" w:history="1">
             <w:r>
               <w:rPr>
                 <w:rStyle w:val="a5"/>
@@ -7185,7 +7185,7 @@
               <w:rPr>
                 <w:noProof/>
               </w:rPr>
-              <w:instrText xml:space="preserve"> PAGEREF _Toc240671136 \h </w:instrText>
+              <w:instrText xml:space="preserve"> PAGEREF _Toc240672463 \h </w:instrText>
             </w:r>
             <w:r>
               <w:rPr>
@@ -7228,7 +7228,7 @@
               <w14:ligatures w14:val="standardContextual"/>
             </w:rPr>
           </w:pPr>
-          <w:hyperlink w:anchor="_Toc240671137" w:history="1">
+          <w:hyperlink w:anchor="_Toc240672464" w:history="1">
             <w:r>
               <w:rPr>
                 <w:rStyle w:val="a5"/>
@@ -7385,7 +7385,7 @@
               <w:rPr>
                 <w:noProof/>
               </w:rPr>
-              <w:instrText xml:space="preserve"> PAGEREF _Toc240671137 \h </w:instrText>
+              <w:instrText xml:space="preserve"> PAGEREF _Toc240672464 \h </w:instrText>
             </w:r>
             <w:r>
               <w:rPr>
@@ -7428,7 +7428,7 @@
               <w14:ligatures w14:val="standardContextual"/>
             </w:rPr>
           </w:pPr>
-          <w:hyperlink w:anchor="_Toc240671138" w:history="1">
+          <w:hyperlink w:anchor="_Toc240672465" w:history="1">
             <w:r>
               <w:rPr>
                 <w:rStyle w:val="a5"/>
@@ -7540,7 +7540,7 @@
               <w:rPr>
                 <w:noProof/>
               </w:rPr>
-              <w:instrText xml:space="preserve"> PAGEREF _Toc240671138 \h </w:instrText>
+              <w:instrText xml:space="preserve"> PAGEREF _Toc240672465 \h </w:instrText>
             </w:r>
             <w:r>
               <w:rPr>
@@ -7583,7 +7583,7 @@
               <w14:ligatures w14:val="standardContextual"/>
             </w:rPr>
           </w:pPr>
-          <w:hyperlink w:anchor="_Toc240671139" w:history="1">
+          <w:hyperlink w:anchor="_Toc240672466" w:history="1">
             <w:r>
               <w:rPr>
                 <w:rStyle w:val="a5"/>
@@ -7695,7 +7695,7 @@
               <w:rPr>
                 <w:noProof/>
               </w:rPr>
-              <w:instrText xml:space="preserve"> PAGEREF _Toc240671139 \h </w:instrText>
+              <w:instrText xml:space="preserve"> PAGEREF _Toc240672466 \h </w:instrText>
             </w:r>
             <w:r>
               <w:rPr>
@@ -7738,7 +7738,7 @@
               <w14:ligatures w14:val="standardContextual"/>
             </w:rPr>
           </w:pPr>
-          <w:hyperlink w:anchor="_Toc240671140" w:history="1">
+          <w:hyperlink w:anchor="_Toc240672467" w:history="1">
             <w:r>
               <w:rPr>
                 <w:rStyle w:val="a5"/>
@@ -7880,7 +7880,7 @@
               <w:rPr>
                 <w:noProof/>
               </w:rPr>
-              <w:instrText xml:space="preserve"> PAGEREF _Toc240671140 \h </w:instrText>
+              <w:instrText xml:space="preserve"> PAGEREF _Toc240672467 \h </w:instrText>
             </w:r>
             <w:r>
               <w:rPr>
@@ -7923,7 +7923,7 @@
               <w14:ligatures w14:val="standardContextual"/>
             </w:rPr>
           </w:pPr>
-          <w:hyperlink w:anchor="_Toc240671141" w:history="1">
+          <w:hyperlink w:anchor="_Toc240672468" w:history="1">
             <w:r>
               <w:rPr>
                 <w:rStyle w:val="a5"/>
@@ -8110,7 +8110,7 @@
               <w:rPr>
                 <w:noProof/>
               </w:rPr>
-              <w:instrText xml:space="preserve"> PAGEREF _Toc240671141 \h </w:instrText>
+              <w:instrText xml:space="preserve"> PAGEREF _Toc240672468 \h </w:instrText>
             </w:r>
             <w:r>
               <w:rPr>
@@ -8153,7 +8153,7 @@
               <w14:ligatures w14:val="standardContextual"/>
             </w:rPr>
           </w:pPr>
-          <w:hyperlink w:anchor="_Toc240671142" w:history="1">
+          <w:hyperlink w:anchor="_Toc240672469" w:history="1">
             <w:r>
               <w:rPr>
                 <w:rStyle w:val="a5"/>
@@ -8370,7 +8370,7 @@
               <w:rPr>
                 <w:noProof/>
               </w:rPr>
-              <w:instrText xml:space="preserve"> PAGEREF _Toc240671142 \h </w:instrText>
+              <w:instrText xml:space="preserve"> PAGEREF _Toc240672469 \h </w:instrText>
             </w:r>
             <w:r>
               <w:rPr>
@@ -8413,7 +8413,7 @@
               <w14:ligatures w14:val="standardContextual"/>
             </w:rPr>
           </w:pPr>
-          <w:hyperlink w:anchor="_Toc240671143" w:history="1">
+          <w:hyperlink w:anchor="_Toc240672470" w:history="1">
             <w:r>
               <w:rPr>
                 <w:rStyle w:val="a5"/>
@@ -8570,7 +8570,7 @@
               <w:rPr>
                 <w:noProof/>
               </w:rPr>
-              <w:instrText xml:space="preserve"> PAGEREF _Toc240671143 \h </w:instrText>
+              <w:instrText xml:space="preserve"> PAGEREF _Toc240672470 \h </w:instrText>
             </w:r>
             <w:r>
               <w:rPr>
@@ -8613,7 +8613,7 @@
               <w14:ligatures w14:val="standardContextual"/>
             </w:rPr>
           </w:pPr>
-          <w:hyperlink w:anchor="_Toc240671144" w:history="1">
+          <w:hyperlink w:anchor="_Toc240672471" w:history="1">
             <w:r>
               <w:rPr>
                 <w:rStyle w:val="a5"/>
@@ -8785,7 +8785,7 @@
               <w:rPr>
                 <w:noProof/>
               </w:rPr>
-              <w:instrText xml:space="preserve"> PAGEREF _Toc240671144 \h </w:instrText>
+              <w:instrText xml:space="preserve"> PAGEREF _Toc240672471 \h </w:instrText>
             </w:r>
             <w:r>
               <w:rPr>
@@ -8828,7 +8828,7 @@
               <w14:ligatures w14:val="standardContextual"/>
             </w:rPr>
           </w:pPr>
-          <w:hyperlink w:anchor="_Toc240671145" w:history="1">
+          <w:hyperlink w:anchor="_Toc240672472" w:history="1">
             <w:r>
               <w:rPr>
                 <w:rStyle w:val="a5"/>
@@ -8970,7 +8970,7 @@
               <w:rPr>
                 <w:noProof/>
               </w:rPr>
-              <w:instrText xml:space="preserve"> PAGEREF _Toc240671145 \h </w:instrText>
+              <w:instrText xml:space="preserve"> PAGEREF _Toc240672472 \h </w:instrText>
             </w:r>
             <w:r>
               <w:rPr>
@@ -9013,7 +9013,7 @@
               <w14:ligatures w14:val="standardContextual"/>
             </w:rPr>
           </w:pPr>
-          <w:hyperlink w:anchor="_Toc240671146" w:history="1">
+          <w:hyperlink w:anchor="_Toc240672473" w:history="1">
             <w:r>
               <w:rPr>
                 <w:rStyle w:val="a5"/>
@@ -9155,7 +9155,7 @@
               <w:rPr>
                 <w:noProof/>
               </w:rPr>
-              <w:instrText xml:space="preserve"> PAGEREF _Toc240671146 \h </w:instrText>
+              <w:instrText xml:space="preserve"> PAGEREF _Toc240672473 \h </w:instrText>
             </w:r>
             <w:r>
               <w:rPr>
@@ -9198,7 +9198,7 @@
               <w14:ligatures w14:val="standardContextual"/>
             </w:rPr>
           </w:pPr>
-          <w:hyperlink w:anchor="_Toc240671147" w:history="1">
+          <w:hyperlink w:anchor="_Toc240672474" w:history="1">
             <w:r>
               <w:rPr>
                 <w:rStyle w:val="a5"/>
@@ -9340,7 +9340,7 @@
               <w:rPr>
                 <w:noProof/>
               </w:rPr>
-              <w:instrText xml:space="preserve"> PAGEREF _Toc240671147 \h </w:instrText>
+              <w:instrText xml:space="preserve"> PAGEREF _Toc240672474 \h </w:instrText>
             </w:r>
             <w:r>
               <w:rPr>
@@ -9383,7 +9383,7 @@
               <w14:ligatures w14:val="standardContextual"/>
             </w:rPr>
           </w:pPr>
-          <w:hyperlink w:anchor="_Toc240671148" w:history="1">
+          <w:hyperlink w:anchor="_Toc240672475" w:history="1">
             <w:r>
               <w:rPr>
                 <w:rStyle w:val="a5"/>
@@ -9480,7 +9480,7 @@
               <w:rPr>
                 <w:noProof/>
               </w:rPr>
-              <w:instrText xml:space="preserve"> PAGEREF _Toc240671148 \h </w:instrText>
+              <w:instrText xml:space="preserve"> PAGEREF _Toc240672475 \h </w:instrText>
             </w:r>
             <w:r>
               <w:rPr>
@@ -9523,7 +9523,7 @@
               <w14:ligatures w14:val="standardContextual"/>
             </w:rPr>
           </w:pPr>
-          <w:hyperlink w:anchor="_Toc240671149" w:history="1">
+          <w:hyperlink w:anchor="_Toc240672476" w:history="1">
             <w:r>
               <w:rPr>
                 <w:rStyle w:val="a5"/>
@@ -9665,7 +9665,7 @@
               <w:rPr>
                 <w:noProof/>
               </w:rPr>
-              <w:instrText xml:space="preserve"> PAGEREF _Toc240671149 \h </w:instrText>
+              <w:instrText xml:space="preserve"> PAGEREF _Toc240672476 \h </w:instrText>
             </w:r>
             <w:r>
               <w:rPr>
@@ -9727,7 +9727,7 @@
     <w:sdt>
       <w:sdtPr>
         <w:alias w:val="สารบัญตาราง"/>
-        <w:id w:val="-1885398535"/>
+        <w:id w:val="-1110583494"/>
       </w:sdtPr>
       <w:sdtEndPr/>
       <w:sdtContent>
@@ -9755,7 +9755,7 @@
           <w:r>
             <w:fldChar w:fldCharType="separate"/>
           </w:r>
-          <w:hyperlink w:anchor="_Toc240671150" w:history="1">
+          <w:hyperlink w:anchor="_Toc240672477" w:history="1">
             <w:r>
               <w:rPr>
                 <w:rStyle w:val="a5"/>
@@ -9897,7 +9897,7 @@
               <w:rPr>
                 <w:noProof/>
               </w:rPr>
-              <w:instrText xml:space="preserve"> PAGEREF _Toc240671150 \h </w:instrText>
+              <w:instrText xml:space="preserve"> PAGEREF _Toc240672477 \h </w:instrText>
             </w:r>
             <w:r>
               <w:rPr>
@@ -9940,7 +9940,7 @@
               <w14:ligatures w14:val="standardContextual"/>
             </w:rPr>
           </w:pPr>
-          <w:hyperlink w:anchor="_Toc240671151" w:history="1">
+          <w:hyperlink w:anchor="_Toc240672478" w:history="1">
             <w:r>
               <w:rPr>
                 <w:rStyle w:val="a5"/>
@@ -10022,7 +10022,7 @@
               <w:rPr>
                 <w:noProof/>
               </w:rPr>
-              <w:instrText xml:space="preserve"> PAGEREF _Toc240671151 \h </w:instrText>
+              <w:instrText xml:space="preserve"> PAGEREF _Toc240672478 \h </w:instrText>
             </w:r>
             <w:r>
               <w:rPr>
@@ -10065,7 +10065,7 @@
               <w14:ligatures w14:val="standardContextual"/>
             </w:rPr>
           </w:pPr>
-          <w:hyperlink w:anchor="_Toc240671152" w:history="1">
+          <w:hyperlink w:anchor="_Toc240672479" w:history="1">
             <w:r>
               <w:rPr>
                 <w:rStyle w:val="a5"/>
@@ -10192,7 +10192,7 @@
               <w:rPr>
                 <w:noProof/>
               </w:rPr>
-              <w:instrText xml:space="preserve"> PAGEREF _Toc240671152 \h </w:instrText>
+              <w:instrText xml:space="preserve"> PAGEREF _Toc240672479 \h </w:instrText>
             </w:r>
             <w:r>
               <w:rPr>
@@ -10235,7 +10235,7 @@
               <w14:ligatures w14:val="standardContextual"/>
             </w:rPr>
           </w:pPr>
-          <w:hyperlink w:anchor="_Toc240671153" w:history="1">
+          <w:hyperlink w:anchor="_Toc240672480" w:history="1">
             <w:r>
               <w:rPr>
                 <w:rStyle w:val="a5"/>
@@ -10317,7 +10317,7 @@
               <w:rPr>
                 <w:noProof/>
               </w:rPr>
-              <w:instrText xml:space="preserve"> PAGEREF _Toc240671153 \h </w:instrText>
+              <w:instrText xml:space="preserve"> PAGEREF _Toc240672480 \h </w:instrText>
             </w:r>
             <w:r>
               <w:rPr>
@@ -10360,7 +10360,7 @@
               <w14:ligatures w14:val="standardContextual"/>
             </w:rPr>
           </w:pPr>
-          <w:hyperlink w:anchor="_Toc240671154" w:history="1">
+          <w:hyperlink w:anchor="_Toc240672481" w:history="1">
             <w:r>
               <w:rPr>
                 <w:rStyle w:val="a5"/>
@@ -10472,7 +10472,7 @@
               <w:rPr>
                 <w:noProof/>
               </w:rPr>
-              <w:instrText xml:space="preserve"> PAGEREF _Toc240671154 \h </w:instrText>
+              <w:instrText xml:space="preserve"> PAGEREF _Toc240672481 \h </w:instrText>
             </w:r>
             <w:r>
               <w:rPr>
@@ -10515,7 +10515,7 @@
               <w14:ligatures w14:val="standardContextual"/>
             </w:rPr>
           </w:pPr>
-          <w:hyperlink w:anchor="_Toc240671155" w:history="1">
+          <w:hyperlink w:anchor="_Toc240672482" w:history="1">
             <w:r>
               <w:rPr>
                 <w:rStyle w:val="a5"/>
@@ -10672,7 +10672,7 @@
               <w:rPr>
                 <w:noProof/>
               </w:rPr>
-              <w:instrText xml:space="preserve"> PAGEREF _Toc240671155 \h </w:instrText>
+              <w:instrText xml:space="preserve"> PAGEREF _Toc240672482 \h </w:instrText>
             </w:r>
             <w:r>
               <w:rPr>
@@ -10715,7 +10715,7 @@
               <w14:ligatures w14:val="standardContextual"/>
             </w:rPr>
           </w:pPr>
-          <w:hyperlink w:anchor="_Toc240671156" w:history="1">
+          <w:hyperlink w:anchor="_Toc240672483" w:history="1">
             <w:r>
               <w:rPr>
                 <w:rStyle w:val="a5"/>
@@ -10842,7 +10842,7 @@
               <w:rPr>
                 <w:noProof/>
               </w:rPr>
-              <w:instrText xml:space="preserve"> PAGEREF _Toc240671156 \h </w:instrText>
+              <w:instrText xml:space="preserve"> PAGEREF _Toc240672483 \h </w:instrText>
             </w:r>
             <w:r>
               <w:rPr>
@@ -10885,7 +10885,7 @@
               <w14:ligatures w14:val="standardContextual"/>
             </w:rPr>
           </w:pPr>
-          <w:hyperlink w:anchor="_Toc240671157" w:history="1">
+          <w:hyperlink w:anchor="_Toc240672484" w:history="1">
             <w:r>
               <w:rPr>
                 <w:rStyle w:val="a5"/>
@@ -10997,7 +10997,7 @@
               <w:rPr>
                 <w:noProof/>
               </w:rPr>
-              <w:instrText xml:space="preserve"> PAGEREF _Toc240671157 \h </w:instrText>
+              <w:instrText xml:space="preserve"> PAGEREF _Toc240672484 \h </w:instrText>
             </w:r>
             <w:r>
               <w:rPr>
@@ -11040,7 +11040,7 @@
               <w14:ligatures w14:val="standardContextual"/>
             </w:rPr>
           </w:pPr>
-          <w:hyperlink w:anchor="_Toc240671158" w:history="1">
+          <w:hyperlink w:anchor="_Toc240672485" w:history="1">
             <w:r>
               <w:rPr>
                 <w:rStyle w:val="a5"/>
@@ -11197,7 +11197,7 @@
               <w:rPr>
                 <w:noProof/>
               </w:rPr>
-              <w:instrText xml:space="preserve"> PAGEREF _Toc240671158 \h </w:instrText>
+              <w:instrText xml:space="preserve"> PAGEREF _Toc240672485 \h </w:instrText>
             </w:r>
             <w:r>
               <w:rPr>
@@ -11240,7 +11240,7 @@
               <w14:ligatures w14:val="standardContextual"/>
             </w:rPr>
           </w:pPr>
-          <w:hyperlink w:anchor="_Toc240671159" w:history="1">
+          <w:hyperlink w:anchor="_Toc240672486" w:history="1">
             <w:r>
               <w:rPr>
                 <w:rStyle w:val="a5"/>
@@ -11397,7 +11397,7 @@
               <w:rPr>
                 <w:noProof/>
               </w:rPr>
-              <w:instrText xml:space="preserve"> PAGEREF _Toc240671159 \h </w:instrText>
+              <w:instrText xml:space="preserve"> PAGEREF _Toc240672486 \h </w:instrText>
             </w:r>
             <w:r>
               <w:rPr>
@@ -11440,7 +11440,7 @@
               <w14:ligatures w14:val="standardContextual"/>
             </w:rPr>
           </w:pPr>
-          <w:hyperlink w:anchor="_Toc240671160" w:history="1">
+          <w:hyperlink w:anchor="_Toc240672487" w:history="1">
             <w:r>
               <w:rPr>
                 <w:rStyle w:val="a5"/>
@@ -11597,7 +11597,7 @@
               <w:rPr>
                 <w:noProof/>
               </w:rPr>
-              <w:instrText xml:space="preserve"> PAGEREF _Toc240671160 \h </w:instrText>
+              <w:instrText xml:space="preserve"> PAGEREF _Toc240672487 \h </w:instrText>
             </w:r>
             <w:r>
               <w:rPr>
@@ -11640,7 +11640,7 @@
               <w14:ligatures w14:val="standardContextual"/>
             </w:rPr>
           </w:pPr>
-          <w:hyperlink w:anchor="_Toc240671161" w:history="1">
+          <w:hyperlink w:anchor="_Toc240672488" w:history="1">
             <w:r>
               <w:rPr>
                 <w:rStyle w:val="a5"/>
@@ -11722,7 +11722,7 @@
               <w:rPr>
                 <w:noProof/>
               </w:rPr>
-              <w:instrText xml:space="preserve"> PAGEREF _Toc240671161 \h </w:instrText>
+              <w:instrText xml:space="preserve"> PAGEREF _Toc240672488 \h </w:instrText>
             </w:r>
             <w:r>
               <w:rPr>
@@ -11765,7 +11765,7 @@
               <w14:ligatures w14:val="standardContextual"/>
             </w:rPr>
           </w:pPr>
-          <w:hyperlink w:anchor="_Toc240671162" w:history="1">
+          <w:hyperlink w:anchor="_Toc240672489" w:history="1">
             <w:r>
               <w:rPr>
                 <w:rStyle w:val="a5"/>
@@ -11847,7 +11847,7 @@
               <w:rPr>
                 <w:noProof/>
               </w:rPr>
-              <w:instrText xml:space="preserve"> PAGEREF _Toc240671162 \h </w:instrText>
+              <w:instrText xml:space="preserve"> PAGEREF _Toc240672489 \h </w:instrText>
             </w:r>
             <w:r>
               <w:rPr>
@@ -11890,7 +11890,7 @@
               <w14:ligatures w14:val="standardContextual"/>
             </w:rPr>
           </w:pPr>
-          <w:hyperlink w:anchor="_Toc240671163" w:history="1">
+          <w:hyperlink w:anchor="_Toc240672490" w:history="1">
             <w:r>
               <w:rPr>
                 <w:rStyle w:val="a5"/>
@@ -11957,7 +11957,7 @@
               <w:rPr>
                 <w:noProof/>
               </w:rPr>
-              <w:instrText xml:space="preserve"> PAGEREF _Toc240671163 \h </w:instrText>
+              <w:instrText xml:space="preserve"> PAGEREF _Toc240672490 \h </w:instrText>
             </w:r>
             <w:r>
               <w:rPr>
@@ -12000,7 +12000,7 @@
               <w14:ligatures w14:val="standardContextual"/>
             </w:rPr>
           </w:pPr>
-          <w:hyperlink w:anchor="_Toc240671164" w:history="1">
+          <w:hyperlink w:anchor="_Toc240672491" w:history="1">
             <w:r>
               <w:rPr>
                 <w:rStyle w:val="a5"/>
@@ -12127,7 +12127,7 @@
               <w:rPr>
                 <w:noProof/>
               </w:rPr>
-              <w:instrText xml:space="preserve"> PAGEREF _Toc240671164 \h </w:instrText>
+              <w:instrText xml:space="preserve"> PAGEREF _Toc240672491 \h </w:instrText>
             </w:r>
             <w:r>
               <w:rPr>
@@ -12170,7 +12170,7 @@
               <w14:ligatures w14:val="standardContextual"/>
             </w:rPr>
           </w:pPr>
-          <w:hyperlink w:anchor="_Toc240671165" w:history="1">
+          <w:hyperlink w:anchor="_Toc240672492" w:history="1">
             <w:r>
               <w:rPr>
                 <w:rStyle w:val="a5"/>
@@ -12282,7 +12282,7 @@
               <w:rPr>
                 <w:noProof/>
               </w:rPr>
-              <w:instrText xml:space="preserve"> PAGEREF _Toc240671165 \h </w:instrText>
+              <w:instrText xml:space="preserve"> PAGEREF _Toc240672492 \h </w:instrText>
             </w:r>
             <w:r>
               <w:rPr>
@@ -12325,7 +12325,7 @@
               <w14:ligatures w14:val="standardContextual"/>
             </w:rPr>
           </w:pPr>
-          <w:hyperlink w:anchor="_Toc240671166" w:history="1">
+          <w:hyperlink w:anchor="_Toc240672493" w:history="1">
             <w:r>
               <w:rPr>
                 <w:rStyle w:val="a5"/>
@@ -12407,7 +12407,7 @@
               <w:rPr>
                 <w:noProof/>
               </w:rPr>
-              <w:instrText xml:space="preserve"> PAGEREF _Toc240671166 \h </w:instrText>
+              <w:instrText xml:space="preserve"> PAGEREF _Toc240672493 \h </w:instrText>
             </w:r>
             <w:r>
               <w:rPr>
@@ -12450,7 +12450,7 @@
               <w14:ligatures w14:val="standardContextual"/>
             </w:rPr>
           </w:pPr>
-          <w:hyperlink w:anchor="_Toc240671167" w:history="1">
+          <w:hyperlink w:anchor="_Toc240672494" w:history="1">
             <w:r>
               <w:rPr>
                 <w:rStyle w:val="a5"/>
@@ -12577,7 +12577,7 @@
               <w:rPr>
                 <w:noProof/>
               </w:rPr>
-              <w:instrText xml:space="preserve"> PAGEREF _Toc240671167 \h </w:instrText>
+              <w:instrText xml:space="preserve"> PAGEREF _Toc240672494 \h </w:instrText>
             </w:r>
             <w:r>
               <w:rPr>
@@ -12620,7 +12620,7 @@
               <w14:ligatures w14:val="standardContextual"/>
             </w:rPr>
           </w:pPr>
-          <w:hyperlink w:anchor="_Toc240671168" w:history="1">
+          <w:hyperlink w:anchor="_Toc240672495" w:history="1">
             <w:r>
               <w:rPr>
                 <w:rStyle w:val="a5"/>
@@ -12732,7 +12732,7 @@
               <w:rPr>
                 <w:noProof/>
               </w:rPr>
-              <w:instrText xml:space="preserve"> PAGEREF _Toc240671168 \h </w:instrText>
+              <w:instrText xml:space="preserve"> PAGEREF _Toc240672495 \h </w:instrText>
             </w:r>
             <w:r>
               <w:rPr>
@@ -12775,7 +12775,7 @@
               <w14:ligatures w14:val="standardContextual"/>
             </w:rPr>
           </w:pPr>
-          <w:hyperlink w:anchor="_Toc240671169" w:history="1">
+          <w:hyperlink w:anchor="_Toc240672496" w:history="1">
             <w:r>
               <w:rPr>
                 <w:rStyle w:val="a5"/>
@@ -12947,7 +12947,7 @@
               <w:rPr>
                 <w:noProof/>
               </w:rPr>
-              <w:instrText xml:space="preserve"> PAGEREF _Toc240671169 \h </w:instrText>
+              <w:instrText xml:space="preserve"> PAGEREF _Toc240672496 \h </w:instrText>
             </w:r>
             <w:r>
               <w:rPr>
@@ -12990,7 +12990,7 @@
               <w14:ligatures w14:val="standardContextual"/>
             </w:rPr>
           </w:pPr>
-          <w:hyperlink w:anchor="_Toc240671170" w:history="1">
+          <w:hyperlink w:anchor="_Toc240672497" w:history="1">
             <w:r>
               <w:rPr>
                 <w:rStyle w:val="a5"/>
@@ -13102,7 +13102,7 @@
               <w:rPr>
                 <w:noProof/>
               </w:rPr>
-              <w:instrText xml:space="preserve"> PAGEREF _Toc240671170 \h </w:instrText>
+              <w:instrText xml:space="preserve"> PAGEREF _Toc240672497 \h </w:instrText>
             </w:r>
             <w:r>
               <w:rPr>
@@ -13145,7 +13145,7 @@
               <w14:ligatures w14:val="standardContextual"/>
             </w:rPr>
           </w:pPr>
-          <w:hyperlink w:anchor="_Toc240671171" w:history="1">
+          <w:hyperlink w:anchor="_Toc240672498" w:history="1">
             <w:r>
               <w:rPr>
                 <w:rStyle w:val="a5"/>
@@ -13287,7 +13287,7 @@
               <w:rPr>
                 <w:noProof/>
               </w:rPr>
-              <w:instrText xml:space="preserve"> PAGEREF _Toc240671171 \h </w:instrText>
+              <w:instrText xml:space="preserve"> PAGEREF _Toc240672498 \h </w:instrText>
             </w:r>
             <w:r>
               <w:rPr>
@@ -13330,7 +13330,7 @@
               <w14:ligatures w14:val="standardContextual"/>
             </w:rPr>
           </w:pPr>
-          <w:hyperlink w:anchor="_Toc240671172" w:history="1">
+          <w:hyperlink w:anchor="_Toc240672499" w:history="1">
             <w:r>
               <w:rPr>
                 <w:rStyle w:val="a5"/>
@@ -13457,7 +13457,7 @@
               <w:rPr>
                 <w:noProof/>
               </w:rPr>
-              <w:instrText xml:space="preserve"> PAGEREF _Toc240671172 \h </w:instrText>
+              <w:instrText xml:space="preserve"> PAGEREF _Toc240672499 \h </w:instrText>
             </w:r>
             <w:r>
               <w:rPr>
@@ -13500,7 +13500,7 @@
               <w14:ligatures w14:val="standardContextual"/>
             </w:rPr>
           </w:pPr>
-          <w:hyperlink w:anchor="_Toc240671173" w:history="1">
+          <w:hyperlink w:anchor="_Toc240672500" w:history="1">
             <w:r>
               <w:rPr>
                 <w:rStyle w:val="a5"/>
@@ -13612,7 +13612,7 @@
               <w:rPr>
                 <w:noProof/>
               </w:rPr>
-              <w:instrText xml:space="preserve"> PAGEREF _Toc240671173 \h </w:instrText>
+              <w:instrText xml:space="preserve"> PAGEREF _Toc240672500 \h </w:instrText>
             </w:r>
             <w:r>
               <w:rPr>
@@ -13655,7 +13655,7 @@
               <w14:ligatures w14:val="standardContextual"/>
             </w:rPr>
           </w:pPr>
-          <w:hyperlink w:anchor="_Toc240671174" w:history="1">
+          <w:hyperlink w:anchor="_Toc240672501" w:history="1">
             <w:r>
               <w:rPr>
                 <w:rStyle w:val="a5"/>
@@ -13737,7 +13737,7 @@
               <w:rPr>
                 <w:noProof/>
               </w:rPr>
-              <w:instrText xml:space="preserve"> PAGEREF _Toc240671174 \h </w:instrText>
+              <w:instrText xml:space="preserve"> PAGEREF _Toc240672501 \h </w:instrText>
             </w:r>
             <w:r>
               <w:rPr>
@@ -13780,7 +13780,7 @@
               <w14:ligatures w14:val="standardContextual"/>
             </w:rPr>
           </w:pPr>
-          <w:hyperlink w:anchor="_Toc240671175" w:history="1">
+          <w:hyperlink w:anchor="_Toc240672502" w:history="1">
             <w:r>
               <w:rPr>
                 <w:rStyle w:val="a5"/>
@@ -13877,7 +13877,7 @@
               <w:rPr>
                 <w:noProof/>
               </w:rPr>
-              <w:instrText xml:space="preserve"> PAGEREF _Toc240671175 \h </w:instrText>
+              <w:instrText xml:space="preserve"> PAGEREF _Toc240672502 \h </w:instrText>
             </w:r>
             <w:r>
               <w:rPr>
@@ -13920,7 +13920,7 @@
               <w14:ligatures w14:val="standardContextual"/>
             </w:rPr>
           </w:pPr>
-          <w:hyperlink w:anchor="_Toc240671176" w:history="1">
+          <w:hyperlink w:anchor="_Toc240672503" w:history="1">
             <w:r>
               <w:rPr>
                 <w:rStyle w:val="a5"/>
@@ -13987,7 +13987,7 @@
               <w:rPr>
                 <w:noProof/>
               </w:rPr>
-              <w:instrText xml:space="preserve"> PAGEREF _Toc240671176 \h </w:instrText>
+              <w:instrText xml:space="preserve"> PAGEREF _Toc240672503 \h </w:instrText>
             </w:r>
             <w:r>
               <w:rPr>
@@ -14041,7 +14041,7 @@
         <w:spacing w:after="360"/>
         <w:jc w:val="center"/>
       </w:pPr>
-      <w:bookmarkStart w:id="0" w:name="_Toc240671080"/>
+      <w:bookmarkStart w:id="0" w:name="_Toc240672407"/>
       <w:r>
         <w:lastRenderedPageBreak/>
         <w:t>บท​ที่ 1</w:t>
@@ -14060,7 +14060,7 @@
         <w:keepNext/>
         <w:spacing w:before="240" w:after="60"/>
       </w:pPr>
-      <w:bookmarkStart w:id="1" w:name="_Toc240671081"/>
+      <w:bookmarkStart w:id="1" w:name="_Toc240672408"/>
       <w:r>
         <w:t xml:space="preserve">1.1 </w:t>
       </w:r>
@@ -14102,7 +14102,7 @@
         <w:keepNext/>
         <w:spacing w:before="240" w:after="60"/>
       </w:pPr>
-      <w:bookmarkStart w:id="2" w:name="_Toc240671082"/>
+      <w:bookmarkStart w:id="2" w:name="_Toc240672409"/>
       <w:r>
         <w:t xml:space="preserve">1.2 </w:t>
       </w:r>
@@ -14126,7 +14126,7 @@
         <w:keepNext/>
         <w:spacing w:before="200" w:after="60"/>
       </w:pPr>
-      <w:bookmarkStart w:id="3" w:name="_Toc240671150"/>
+      <w:bookmarkStart w:id="3" w:name="_Toc240672477"/>
       <w:r>
         <w:rPr>
           <w:b/>
@@ -14927,7 +14927,7 @@
         <w:keepNext/>
         <w:spacing w:before="240" w:after="60"/>
       </w:pPr>
-      <w:bookmarkStart w:id="4" w:name="_Toc240671083"/>
+      <w:bookmarkStart w:id="4" w:name="_Toc240672410"/>
       <w:r>
         <w:t xml:space="preserve">1.3 </w:t>
       </w:r>
@@ -15007,7 +15007,7 @@
         <w:keepNext/>
         <w:spacing w:before="240" w:after="60"/>
       </w:pPr>
-      <w:bookmarkStart w:id="5" w:name="_Toc240671084"/>
+      <w:bookmarkStart w:id="5" w:name="_Toc240672411"/>
       <w:r>
         <w:t xml:space="preserve">1.4 </w:t>
       </w:r>
@@ -15031,7 +15031,7 @@
         <w:keepNext/>
         <w:spacing w:before="200" w:after="60"/>
       </w:pPr>
-      <w:bookmarkStart w:id="6" w:name="_Toc240671151"/>
+      <w:bookmarkStart w:id="6" w:name="_Toc240672478"/>
       <w:r>
         <w:rPr>
           <w:b/>
@@ -15811,7 +15811,7 @@
         <w:keepNext/>
         <w:spacing w:before="240" w:after="60"/>
       </w:pPr>
-      <w:bookmarkStart w:id="7" w:name="_Toc240671085"/>
+      <w:bookmarkStart w:id="7" w:name="_Toc240672412"/>
       <w:r>
         <w:t xml:space="preserve">1.5 </w:t>
       </w:r>
@@ -15835,7 +15835,7 @@
         <w:keepNext/>
         <w:spacing w:before="200" w:after="60"/>
       </w:pPr>
-      <w:bookmarkStart w:id="8" w:name="_Toc240671152"/>
+      <w:bookmarkStart w:id="8" w:name="_Toc240672479"/>
       <w:r>
         <w:rPr>
           <w:b/>
@@ -16369,7 +16369,7 @@
         <w:keepNext/>
         <w:spacing w:before="240" w:after="60"/>
       </w:pPr>
-      <w:bookmarkStart w:id="9" w:name="_Toc240671086"/>
+      <w:bookmarkStart w:id="9" w:name="_Toc240672413"/>
       <w:r>
         <w:lastRenderedPageBreak/>
         <w:t xml:space="preserve">1.6 </w:t>
@@ -16455,7 +16455,7 @@
         <w:jc w:val="thaiDistribute"/>
       </w:pPr>
       <w:r>
-        <w:t>ข้อมูล​สถานที่​จริง​ของ​มหาวิทยาลัย จำนวน 3 วิทยาเขต 119 อาคาร และ 641 ห้อง</w:t>
+        <w:t>ข้อมูล​สถานที่​จริง​ของ​มหาวิทยาลัย จำนวน 3 วิทยาเขต 120 อาคาร และ 747 ห้อง</w:t>
       </w:r>
     </w:p>
     <w:p>
@@ -16552,7 +16552,7 @@
         <w:keepNext/>
         <w:spacing w:before="240" w:after="60"/>
       </w:pPr>
-      <w:bookmarkStart w:id="10" w:name="_Toc240671087"/>
+      <w:bookmarkStart w:id="10" w:name="_Toc240672414"/>
       <w:r>
         <w:t xml:space="preserve">1.7 </w:t>
       </w:r>
@@ -16620,7 +16620,7 @@
         <w:spacing w:after="360"/>
         <w:jc w:val="center"/>
       </w:pPr>
-      <w:bookmarkStart w:id="11" w:name="_Toc240671088"/>
+      <w:bookmarkStart w:id="11" w:name="_Toc240672415"/>
       <w:r>
         <w:lastRenderedPageBreak/>
         <w:t>บท​ที่ 2</w:t>
@@ -16648,7 +16648,7 @@
         <w:keepNext/>
         <w:spacing w:before="240" w:after="60"/>
       </w:pPr>
-      <w:bookmarkStart w:id="12" w:name="_Toc240671089"/>
+      <w:bookmarkStart w:id="12" w:name="_Toc240672416"/>
       <w:r>
         <w:t xml:space="preserve">2.1 </w:t>
       </w:r>
@@ -16672,7 +16672,7 @@
         <w:keepNext/>
         <w:spacing w:before="200" w:after="60"/>
       </w:pPr>
-      <w:bookmarkStart w:id="13" w:name="_Toc240671153"/>
+      <w:bookmarkStart w:id="13" w:name="_Toc240672480"/>
       <w:r>
         <w:rPr>
           <w:b/>
@@ -20139,7 +20139,7 @@
         <w:keepNext/>
         <w:spacing w:before="240" w:after="60"/>
       </w:pPr>
-      <w:bookmarkStart w:id="14" w:name="_Toc240671090"/>
+      <w:bookmarkStart w:id="14" w:name="_Toc240672417"/>
       <w:r>
         <w:t xml:space="preserve">2.2 </w:t>
       </w:r>
@@ -20163,7 +20163,7 @@
         <w:keepNext/>
         <w:spacing w:before="200" w:after="60"/>
       </w:pPr>
-      <w:bookmarkStart w:id="15" w:name="_Toc240671154"/>
+      <w:bookmarkStart w:id="15" w:name="_Toc240672481"/>
       <w:r>
         <w:rPr>
           <w:b/>
@@ -22584,7 +22584,7 @@
         <w:keepNext/>
         <w:spacing w:before="240" w:after="60"/>
       </w:pPr>
-      <w:bookmarkStart w:id="16" w:name="_Toc240671091"/>
+      <w:bookmarkStart w:id="16" w:name="_Toc240672418"/>
       <w:r>
         <w:t xml:space="preserve">2.3 </w:t>
       </w:r>
@@ -22608,7 +22608,7 @@
         <w:keepNext/>
         <w:spacing w:before="200" w:after="60"/>
       </w:pPr>
-      <w:bookmarkStart w:id="17" w:name="_Toc240671155"/>
+      <w:bookmarkStart w:id="17" w:name="_Toc240672482"/>
       <w:r>
         <w:rPr>
           <w:b/>
@@ -23472,7 +23472,7 @@
         <w:spacing w:after="360"/>
         <w:jc w:val="center"/>
       </w:pPr>
-      <w:bookmarkStart w:id="18" w:name="_Toc240671092"/>
+      <w:bookmarkStart w:id="18" w:name="_Toc240672419"/>
       <w:r>
         <w:lastRenderedPageBreak/>
         <w:t>บท​ที่ 3</w:t>
@@ -23491,7 +23491,7 @@
         <w:keepNext/>
         <w:spacing w:before="240" w:after="60"/>
       </w:pPr>
-      <w:bookmarkStart w:id="19" w:name="_Toc240671093"/>
+      <w:bookmarkStart w:id="19" w:name="_Toc240672420"/>
       <w:r>
         <w:t xml:space="preserve">3.1 </w:t>
       </w:r>
@@ -23530,7 +23530,7 @@
         <w:keepNext/>
         <w:spacing w:before="240" w:after="60"/>
       </w:pPr>
-      <w:bookmarkStart w:id="20" w:name="_Toc240671094"/>
+      <w:bookmarkStart w:id="20" w:name="_Toc240672421"/>
       <w:r>
         <w:t xml:space="preserve">3.2 </w:t>
       </w:r>
@@ -23545,7 +23545,7 @@
         <w:keepNext/>
         <w:spacing w:before="200" w:after="60"/>
       </w:pPr>
-      <w:bookmarkStart w:id="21" w:name="_Toc240671156"/>
+      <w:bookmarkStart w:id="21" w:name="_Toc240672483"/>
       <w:r>
         <w:rPr>
           <w:b/>
@@ -23857,7 +23857,7 @@
         <w:keepNext/>
         <w:spacing w:before="240" w:after="60"/>
       </w:pPr>
-      <w:bookmarkStart w:id="22" w:name="_Toc240671095"/>
+      <w:bookmarkStart w:id="22" w:name="_Toc240672422"/>
       <w:r>
         <w:t xml:space="preserve">3.3 Product Backlog </w:t>
       </w:r>
@@ -23881,7 +23881,7 @@
         <w:keepNext/>
         <w:spacing w:before="200" w:after="60"/>
       </w:pPr>
-      <w:bookmarkStart w:id="23" w:name="_Toc240671157"/>
+      <w:bookmarkStart w:id="23" w:name="_Toc240672484"/>
       <w:r>
         <w:rPr>
           <w:b/>
@@ -25904,7 +25904,7 @@
         <w:keepNext/>
         <w:spacing w:before="240" w:after="60"/>
       </w:pPr>
-      <w:bookmarkStart w:id="24" w:name="_Toc240671096"/>
+      <w:bookmarkStart w:id="24" w:name="_Toc240672423"/>
       <w:r>
         <w:t xml:space="preserve">3.4 </w:t>
       </w:r>
@@ -25928,7 +25928,7 @@
         <w:keepNext/>
         <w:spacing w:before="200" w:after="60"/>
       </w:pPr>
-      <w:bookmarkStart w:id="25" w:name="_Toc240671158"/>
+      <w:bookmarkStart w:id="25" w:name="_Toc240672485"/>
       <w:r>
         <w:rPr>
           <w:b/>
@@ -27062,7 +27062,7 @@
         <w:keepNext/>
         <w:spacing w:before="240" w:after="60"/>
       </w:pPr>
-      <w:bookmarkStart w:id="26" w:name="_Toc240671097"/>
+      <w:bookmarkStart w:id="26" w:name="_Toc240672424"/>
       <w:r>
         <w:t xml:space="preserve">3.5 </w:t>
       </w:r>
@@ -27169,7 +27169,7 @@
         <w:keepNext/>
         <w:spacing w:before="240" w:after="60"/>
       </w:pPr>
-      <w:bookmarkStart w:id="27" w:name="_Toc240671098"/>
+      <w:bookmarkStart w:id="27" w:name="_Toc240672425"/>
       <w:r>
         <w:t xml:space="preserve">3.6 </w:t>
       </w:r>
@@ -27193,7 +27193,7 @@
         <w:keepNext/>
         <w:spacing w:before="200" w:after="60"/>
       </w:pPr>
-      <w:bookmarkStart w:id="28" w:name="_Toc240671159"/>
+      <w:bookmarkStart w:id="28" w:name="_Toc240672486"/>
       <w:r>
         <w:rPr>
           <w:b/>
@@ -27867,7 +27867,7 @@
                 <w:sz w:val="28"/>
                 <w:szCs w:val="28"/>
               </w:rPr>
-              <w:t>ใช้​ข้อมูล​จริง 119 อาคาร 641 ห้อง รวม​แผนที่​คณะ​สังคมศาสตร์ คณะ​วิศวกรรมศาสตร์ และ​คณะ​พยาบาล​ศาสตร์ และ​แก้ไข​ให้ ILC-A, ILC-B และ ILC-C อยู่​ภายใน​อาคาร TLIC</w:t>
+              <w:t>ใช้​ข้อมูล​จริง 120 อาคาร 747 ห้อง รวม​แผนที่​คณะ​สังคมศาสตร์ คณะ​วิศวกรรมศาสตร์ คณะ​เศรษฐศาสตร์ และ​คณะ​พยาบาล​ศาสตร์ และ​แก้ไข​ให้ ILC-A, ILC-B และ ILC-C อยู่​ภายใน​อาคาร TLIC</w:t>
             </w:r>
           </w:p>
         </w:tc>
@@ -28136,7 +28136,7 @@
         <w:keepNext/>
         <w:spacing w:before="240" w:after="60"/>
       </w:pPr>
-      <w:bookmarkStart w:id="29" w:name="_Toc240671099"/>
+      <w:bookmarkStart w:id="29" w:name="_Toc240672426"/>
       <w:r>
         <w:t xml:space="preserve">3.7 </w:t>
       </w:r>
@@ -28239,7 +28239,7 @@
         <w:keepNext/>
         <w:spacing w:before="240" w:after="60"/>
       </w:pPr>
-      <w:bookmarkStart w:id="30" w:name="_Toc240671100"/>
+      <w:bookmarkStart w:id="30" w:name="_Toc240672427"/>
       <w:r>
         <w:t xml:space="preserve">3.8 </w:t>
       </w:r>
@@ -28254,7 +28254,7 @@
         <w:keepNext/>
         <w:spacing w:before="200" w:after="60"/>
       </w:pPr>
-      <w:bookmarkStart w:id="31" w:name="_Toc240671160"/>
+      <w:bookmarkStart w:id="31" w:name="_Toc240672487"/>
       <w:r>
         <w:rPr>
           <w:b/>
@@ -28700,7 +28700,7 @@
         <w:spacing w:after="360"/>
         <w:jc w:val="center"/>
       </w:pPr>
-      <w:bookmarkStart w:id="32" w:name="_Toc240671101"/>
+      <w:bookmarkStart w:id="32" w:name="_Toc240672428"/>
       <w:r>
         <w:lastRenderedPageBreak/>
         <w:t>บท​ที่ 4</w:t>
@@ -28728,7 +28728,7 @@
         <w:keepNext/>
         <w:spacing w:before="240" w:after="60"/>
       </w:pPr>
-      <w:bookmarkStart w:id="33" w:name="_Toc240671102"/>
+      <w:bookmarkStart w:id="33" w:name="_Toc240672429"/>
       <w:r>
         <w:t xml:space="preserve">4.1 </w:t>
       </w:r>
@@ -28743,7 +28743,7 @@
         <w:keepNext/>
         <w:spacing w:before="200" w:after="60"/>
       </w:pPr>
-      <w:bookmarkStart w:id="34" w:name="_Toc240671161"/>
+      <w:bookmarkStart w:id="34" w:name="_Toc240672488"/>
       <w:r>
         <w:rPr>
           <w:b/>
@@ -29118,7 +29118,7 @@
         <w:keepNext/>
         <w:spacing w:before="240" w:after="60"/>
       </w:pPr>
-      <w:bookmarkStart w:id="35" w:name="_Toc240671103"/>
+      <w:bookmarkStart w:id="35" w:name="_Toc240672430"/>
       <w:r>
         <w:t xml:space="preserve">4.2 </w:t>
       </w:r>
@@ -29148,7 +29148,7 @@
         </w:rPr>
         <w:lastRenderedPageBreak/>
         <w:drawing>
-          <wp:inline distT="0" distB="0" distL="0" distR="0" wp14:anchorId="4A12EED1" wp14:editId="4A12EED2">
+          <wp:inline distT="0" distB="0" distL="0" distR="0" wp14:anchorId="096183C7" wp14:editId="096183C8">
             <wp:extent cx="5238750" cy="7267575"/>
             <wp:effectExtent l="0" t="0" r="0" b="0"/>
             <wp:docPr id="1" name="รูปภาพ 1"/>
@@ -29193,7 +29193,7 @@
         <w:spacing w:after="240"/>
         <w:jc w:val="center"/>
       </w:pPr>
-      <w:bookmarkStart w:id="36" w:name="_Toc240671132"/>
+      <w:bookmarkStart w:id="36" w:name="_Toc240672459"/>
       <w:r>
         <w:rPr>
           <w:b/>
@@ -29212,7 +29212,7 @@
         <w:keepNext/>
         <w:spacing w:before="240" w:after="60"/>
       </w:pPr>
-      <w:bookmarkStart w:id="37" w:name="_Toc240671104"/>
+      <w:bookmarkStart w:id="37" w:name="_Toc240672431"/>
       <w:r>
         <w:lastRenderedPageBreak/>
         <w:t xml:space="preserve">4.3 </w:t>
@@ -29228,7 +29228,7 @@
         <w:keepNext/>
         <w:spacing w:before="200" w:after="60"/>
       </w:pPr>
-      <w:bookmarkStart w:id="38" w:name="_Toc240671162"/>
+      <w:bookmarkStart w:id="38" w:name="_Toc240672489"/>
       <w:r>
         <w:rPr>
           <w:b/>
@@ -32604,7 +32604,7 @@
         <w:keepNext/>
         <w:spacing w:before="240" w:after="60"/>
       </w:pPr>
-      <w:bookmarkStart w:id="39" w:name="_Toc240671105"/>
+      <w:bookmarkStart w:id="39" w:name="_Toc240672432"/>
       <w:r>
         <w:t xml:space="preserve">4.4 </w:t>
       </w:r>
@@ -32628,7 +32628,7 @@
         <w:keepNext/>
         <w:spacing w:before="200" w:after="60"/>
       </w:pPr>
-      <w:bookmarkStart w:id="40" w:name="_Toc240671163"/>
+      <w:bookmarkStart w:id="40" w:name="_Toc240672490"/>
       <w:r>
         <w:rPr>
           <w:b/>
@@ -33208,7 +33208,7 @@
         <w:keepNext/>
         <w:spacing w:before="200" w:after="60"/>
       </w:pPr>
-      <w:bookmarkStart w:id="41" w:name="_Toc240671164"/>
+      <w:bookmarkStart w:id="41" w:name="_Toc240672491"/>
       <w:r>
         <w:rPr>
           <w:b/>
@@ -33725,7 +33725,7 @@
         <w:keepNext/>
         <w:spacing w:before="200" w:after="60"/>
       </w:pPr>
-      <w:bookmarkStart w:id="42" w:name="_Toc240671165"/>
+      <w:bookmarkStart w:id="42" w:name="_Toc240672492"/>
       <w:r>
         <w:rPr>
           <w:b/>
@@ -34225,7 +34225,7 @@
         <w:keepNext/>
         <w:spacing w:before="200" w:after="60"/>
       </w:pPr>
-      <w:bookmarkStart w:id="43" w:name="_Toc240671166"/>
+      <w:bookmarkStart w:id="43" w:name="_Toc240672493"/>
       <w:r>
         <w:rPr>
           <w:b/>
@@ -34727,7 +34727,7 @@
         <w:spacing w:after="360"/>
         <w:jc w:val="center"/>
       </w:pPr>
-      <w:bookmarkStart w:id="44" w:name="_Toc240671106"/>
+      <w:bookmarkStart w:id="44" w:name="_Toc240672433"/>
       <w:r>
         <w:lastRenderedPageBreak/>
         <w:t>บท​ที่ 5</w:t>
@@ -34755,7 +34755,7 @@
         <w:keepNext/>
         <w:spacing w:before="200" w:after="60"/>
       </w:pPr>
-      <w:bookmarkStart w:id="45" w:name="_Toc240671167"/>
+      <w:bookmarkStart w:id="45" w:name="_Toc240672494"/>
       <w:r>
         <w:rPr>
           <w:b/>
@@ -35274,7 +35274,7 @@
         <w:keepNext/>
         <w:spacing w:before="240" w:after="60"/>
       </w:pPr>
-      <w:bookmarkStart w:id="46" w:name="_Toc240671107"/>
+      <w:bookmarkStart w:id="46" w:name="_Toc240672434"/>
       <w:r>
         <w:t xml:space="preserve">5.1 </w:t>
       </w:r>
@@ -35304,10 +35304,10 @@
         </w:rPr>
         <w:lastRenderedPageBreak/>
         <w:drawing>
-          <wp:inline distT="0" distB="0" distL="0" distR="0" wp14:anchorId="4A12EED3" wp14:editId="4A12EED4">
+          <wp:inline distT="0" distB="0" distL="0" distR="0" wp14:anchorId="096183C9" wp14:editId="096183CA">
             <wp:extent cx="3124200" cy="7905750"/>
             <wp:effectExtent l="0" t="0" r="0" b="0"/>
-            <wp:docPr id="1587620723" name="รูปภาพ 1587620723"/>
+            <wp:docPr id="2049315800" name="รูปภาพ 2049315800"/>
             <wp:cNvGraphicFramePr>
               <a:graphicFrameLocks xmlns:a="http://schemas.openxmlformats.org/drawingml/2006/main" noChangeAspect="1"/>
             </wp:cNvGraphicFramePr>
@@ -35349,7 +35349,7 @@
         <w:spacing w:after="240"/>
         <w:jc w:val="center"/>
       </w:pPr>
-      <w:bookmarkStart w:id="47" w:name="_Toc240671133"/>
+      <w:bookmarkStart w:id="47" w:name="_Toc240672460"/>
       <w:r>
         <w:rPr>
           <w:b/>
@@ -35368,7 +35368,7 @@
         <w:keepNext/>
         <w:spacing w:before="240" w:after="60"/>
       </w:pPr>
-      <w:bookmarkStart w:id="48" w:name="_Toc240671108"/>
+      <w:bookmarkStart w:id="48" w:name="_Toc240672435"/>
       <w:r>
         <w:lastRenderedPageBreak/>
         <w:t xml:space="preserve">5.2 </w:t>
@@ -35398,10 +35398,10 @@
           <w:noProof/>
         </w:rPr>
         <w:drawing>
-          <wp:inline distT="0" distB="0" distL="0" distR="0" wp14:anchorId="4A12EED5" wp14:editId="4A12EED6">
+          <wp:inline distT="0" distB="0" distL="0" distR="0" wp14:anchorId="096183CB" wp14:editId="096183CC">
             <wp:extent cx="5238750" cy="3038475"/>
             <wp:effectExtent l="0" t="0" r="0" b="0"/>
-            <wp:docPr id="2087108076" name="รูปภาพ 2087108076"/>
+            <wp:docPr id="490423872" name="รูปภาพ 490423872"/>
             <wp:cNvGraphicFramePr>
               <a:graphicFrameLocks xmlns:a="http://schemas.openxmlformats.org/drawingml/2006/main" noChangeAspect="1"/>
             </wp:cNvGraphicFramePr>
@@ -35443,7 +35443,7 @@
         <w:spacing w:after="240"/>
         <w:jc w:val="center"/>
       </w:pPr>
-      <w:bookmarkStart w:id="49" w:name="_Toc240671134"/>
+      <w:bookmarkStart w:id="49" w:name="_Toc240672461"/>
       <w:r>
         <w:rPr>
           <w:b/>
@@ -35462,7 +35462,7 @@
         <w:keepNext/>
         <w:spacing w:before="240" w:after="60"/>
       </w:pPr>
-      <w:bookmarkStart w:id="50" w:name="_Toc240671109"/>
+      <w:bookmarkStart w:id="50" w:name="_Toc240672436"/>
       <w:r>
         <w:t xml:space="preserve">5.3 </w:t>
       </w:r>
@@ -35492,10 +35492,10 @@
         </w:rPr>
         <w:lastRenderedPageBreak/>
         <w:drawing>
-          <wp:inline distT="0" distB="0" distL="0" distR="0" wp14:anchorId="4A12EED7" wp14:editId="4A12EED8">
+          <wp:inline distT="0" distB="0" distL="0" distR="0" wp14:anchorId="096183CD" wp14:editId="096183CE">
             <wp:extent cx="3705225" cy="7905750"/>
             <wp:effectExtent l="0" t="0" r="0" b="0"/>
-            <wp:docPr id="401213250" name="รูปภาพ 401213250"/>
+            <wp:docPr id="580139578" name="รูปภาพ 580139578"/>
             <wp:cNvGraphicFramePr>
               <a:graphicFrameLocks xmlns:a="http://schemas.openxmlformats.org/drawingml/2006/main" noChangeAspect="1"/>
             </wp:cNvGraphicFramePr>
@@ -35537,7 +35537,7 @@
         <w:spacing w:after="240"/>
         <w:jc w:val="center"/>
       </w:pPr>
-      <w:bookmarkStart w:id="51" w:name="_Toc240671135"/>
+      <w:bookmarkStart w:id="51" w:name="_Toc240672462"/>
       <w:r>
         <w:rPr>
           <w:b/>
@@ -35556,7 +35556,7 @@
         <w:keepNext/>
         <w:spacing w:before="240" w:after="60"/>
       </w:pPr>
-      <w:bookmarkStart w:id="52" w:name="_Toc240671110"/>
+      <w:bookmarkStart w:id="52" w:name="_Toc240672437"/>
       <w:r>
         <w:lastRenderedPageBreak/>
         <w:t xml:space="preserve">5.4 </w:t>
@@ -35587,10 +35587,10 @@
         </w:rPr>
         <w:lastRenderedPageBreak/>
         <w:drawing>
-          <wp:inline distT="0" distB="0" distL="0" distR="0" wp14:anchorId="4A12EED9" wp14:editId="4A12EEDA">
+          <wp:inline distT="0" distB="0" distL="0" distR="0" wp14:anchorId="096183CF" wp14:editId="096183D0">
             <wp:extent cx="3086100" cy="7905750"/>
             <wp:effectExtent l="0" t="0" r="0" b="0"/>
-            <wp:docPr id="2024681248" name="รูปภาพ 2024681248"/>
+            <wp:docPr id="1212668054" name="รูปภาพ 1212668054"/>
             <wp:cNvGraphicFramePr>
               <a:graphicFrameLocks xmlns:a="http://schemas.openxmlformats.org/drawingml/2006/main" noChangeAspect="1"/>
             </wp:cNvGraphicFramePr>
@@ -35632,7 +35632,7 @@
         <w:spacing w:after="240"/>
         <w:jc w:val="center"/>
       </w:pPr>
-      <w:bookmarkStart w:id="53" w:name="_Toc240671136"/>
+      <w:bookmarkStart w:id="53" w:name="_Toc240672463"/>
       <w:r>
         <w:rPr>
           <w:b/>
@@ -35651,7 +35651,7 @@
         <w:keepNext/>
         <w:spacing w:before="240" w:after="60"/>
       </w:pPr>
-      <w:bookmarkStart w:id="54" w:name="_Toc240671111"/>
+      <w:bookmarkStart w:id="54" w:name="_Toc240672438"/>
       <w:r>
         <w:lastRenderedPageBreak/>
         <w:t xml:space="preserve">5.5 </w:t>
@@ -35682,10 +35682,10 @@
         </w:rPr>
         <w:lastRenderedPageBreak/>
         <w:drawing>
-          <wp:inline distT="0" distB="0" distL="0" distR="0" wp14:anchorId="4A12EEDB" wp14:editId="4A12EEDC">
+          <wp:inline distT="0" distB="0" distL="0" distR="0" wp14:anchorId="096183D1" wp14:editId="096183D2">
             <wp:extent cx="4048125" cy="7905750"/>
             <wp:effectExtent l="0" t="0" r="0" b="0"/>
-            <wp:docPr id="1293750390" name="รูปภาพ 1293750390"/>
+            <wp:docPr id="1591567029" name="รูปภาพ 1591567029"/>
             <wp:cNvGraphicFramePr>
               <a:graphicFrameLocks xmlns:a="http://schemas.openxmlformats.org/drawingml/2006/main" noChangeAspect="1"/>
             </wp:cNvGraphicFramePr>
@@ -35727,7 +35727,7 @@
         <w:spacing w:after="240"/>
         <w:jc w:val="center"/>
       </w:pPr>
-      <w:bookmarkStart w:id="55" w:name="_Toc240671137"/>
+      <w:bookmarkStart w:id="55" w:name="_Toc240672464"/>
       <w:r>
         <w:rPr>
           <w:b/>
@@ -35746,7 +35746,7 @@
         <w:keepNext/>
         <w:spacing w:before="240" w:after="60"/>
       </w:pPr>
-      <w:bookmarkStart w:id="56" w:name="_Toc240671112"/>
+      <w:bookmarkStart w:id="56" w:name="_Toc240672439"/>
       <w:r>
         <w:lastRenderedPageBreak/>
         <w:t xml:space="preserve">5.6 </w:t>
@@ -35776,10 +35776,10 @@
           <w:noProof/>
         </w:rPr>
         <w:drawing>
-          <wp:inline distT="0" distB="0" distL="0" distR="0" wp14:anchorId="4A12EEDD" wp14:editId="4A12EEDE">
+          <wp:inline distT="0" distB="0" distL="0" distR="0" wp14:anchorId="096183D3" wp14:editId="096183D4">
             <wp:extent cx="3457575" cy="6858000"/>
             <wp:effectExtent l="0" t="0" r="0" b="0"/>
-            <wp:docPr id="1358481057" name="รูปภาพ 1358481057"/>
+            <wp:docPr id="1780625172" name="รูปภาพ 1780625172"/>
             <wp:cNvGraphicFramePr>
               <a:graphicFrameLocks xmlns:a="http://schemas.openxmlformats.org/drawingml/2006/main" noChangeAspect="1"/>
             </wp:cNvGraphicFramePr>
@@ -35821,7 +35821,7 @@
         <w:spacing w:after="240"/>
         <w:jc w:val="center"/>
       </w:pPr>
-      <w:bookmarkStart w:id="57" w:name="_Toc240671138"/>
+      <w:bookmarkStart w:id="57" w:name="_Toc240672465"/>
       <w:r>
         <w:rPr>
           <w:b/>
@@ -35841,7 +35841,7 @@
         <w:spacing w:after="360"/>
         <w:jc w:val="center"/>
       </w:pPr>
-      <w:bookmarkStart w:id="58" w:name="_Toc240671113"/>
+      <w:bookmarkStart w:id="58" w:name="_Toc240672440"/>
       <w:r>
         <w:lastRenderedPageBreak/>
         <w:t>บท​ที่ 6</w:t>
@@ -35860,7 +35860,7 @@
         <w:keepNext/>
         <w:spacing w:before="240" w:after="60"/>
       </w:pPr>
-      <w:bookmarkStart w:id="59" w:name="_Toc240671114"/>
+      <w:bookmarkStart w:id="59" w:name="_Toc240672441"/>
       <w:r>
         <w:t xml:space="preserve">6.1 </w:t>
       </w:r>
@@ -35999,7 +35999,7 @@
         <w:keepNext/>
         <w:spacing w:before="240" w:after="60"/>
       </w:pPr>
-      <w:bookmarkStart w:id="60" w:name="_Toc240671115"/>
+      <w:bookmarkStart w:id="60" w:name="_Toc240672442"/>
       <w:r>
         <w:t xml:space="preserve">6.2 </w:t>
       </w:r>
@@ -36029,10 +36029,10 @@
         </w:rPr>
         <w:lastRenderedPageBreak/>
         <w:drawing>
-          <wp:inline distT="0" distB="0" distL="0" distR="0" wp14:anchorId="4A12EEDF" wp14:editId="4A12EEE0">
+          <wp:inline distT="0" distB="0" distL="0" distR="0" wp14:anchorId="096183D5" wp14:editId="096183D6">
             <wp:extent cx="5238750" cy="7505700"/>
             <wp:effectExtent l="0" t="0" r="0" b="0"/>
-            <wp:docPr id="1200656039" name="รูปภาพ 1200656039"/>
+            <wp:docPr id="1588234345" name="รูปภาพ 1588234345"/>
             <wp:cNvGraphicFramePr>
               <a:graphicFrameLocks xmlns:a="http://schemas.openxmlformats.org/drawingml/2006/main" noChangeAspect="1"/>
             </wp:cNvGraphicFramePr>
@@ -36074,7 +36074,7 @@
         <w:spacing w:after="240"/>
         <w:jc w:val="center"/>
       </w:pPr>
-      <w:bookmarkStart w:id="61" w:name="_Toc240671139"/>
+      <w:bookmarkStart w:id="61" w:name="_Toc240672466"/>
       <w:r>
         <w:rPr>
           <w:b/>
@@ -36093,7 +36093,7 @@
         <w:keepNext/>
         <w:spacing w:before="200" w:after="60"/>
       </w:pPr>
-      <w:bookmarkStart w:id="62" w:name="_Toc240671168"/>
+      <w:bookmarkStart w:id="62" w:name="_Toc240672495"/>
       <w:r>
         <w:rPr>
           <w:b/>
@@ -36517,7 +36517,7 @@
         <w:keepNext/>
         <w:spacing w:before="240" w:after="60"/>
       </w:pPr>
-      <w:bookmarkStart w:id="63" w:name="_Toc240671116"/>
+      <w:bookmarkStart w:id="63" w:name="_Toc240672443"/>
       <w:r>
         <w:t xml:space="preserve">6.3 </w:t>
       </w:r>
@@ -36547,10 +36547,10 @@
         </w:rPr>
         <w:lastRenderedPageBreak/>
         <w:drawing>
-          <wp:inline distT="0" distB="0" distL="0" distR="0" wp14:anchorId="4A12EEE1" wp14:editId="4A12EEE2">
+          <wp:inline distT="0" distB="0" distL="0" distR="0" wp14:anchorId="096183D7" wp14:editId="096183D8">
             <wp:extent cx="4962525" cy="6667500"/>
             <wp:effectExtent l="0" t="0" r="0" b="0"/>
-            <wp:docPr id="60145216" name="รูปภาพ 60145216"/>
+            <wp:docPr id="1599848564" name="รูปภาพ 1599848564"/>
             <wp:cNvGraphicFramePr>
               <a:graphicFrameLocks xmlns:a="http://schemas.openxmlformats.org/drawingml/2006/main" noChangeAspect="1"/>
             </wp:cNvGraphicFramePr>
@@ -36592,7 +36592,7 @@
         <w:spacing w:after="240"/>
         <w:jc w:val="center"/>
       </w:pPr>
-      <w:bookmarkStart w:id="64" w:name="_Toc240671140"/>
+      <w:bookmarkStart w:id="64" w:name="_Toc240672467"/>
       <w:r>
         <w:rPr>
           <w:b/>
@@ -36620,7 +36620,7 @@
         <w:keepNext/>
         <w:spacing w:before="200" w:after="60"/>
       </w:pPr>
-      <w:bookmarkStart w:id="65" w:name="_Toc240671169"/>
+      <w:bookmarkStart w:id="65" w:name="_Toc240672496"/>
       <w:r>
         <w:rPr>
           <w:b/>
@@ -37238,7 +37238,7 @@
         <w:spacing w:after="360"/>
         <w:jc w:val="center"/>
       </w:pPr>
-      <w:bookmarkStart w:id="66" w:name="_Toc240671117"/>
+      <w:bookmarkStart w:id="66" w:name="_Toc240672444"/>
       <w:r>
         <w:lastRenderedPageBreak/>
         <w:t>บท​ที่ 7</w:t>
@@ -37257,7 +37257,7 @@
         <w:keepNext/>
         <w:spacing w:before="240" w:after="60"/>
       </w:pPr>
-      <w:bookmarkStart w:id="67" w:name="_Toc240671118"/>
+      <w:bookmarkStart w:id="67" w:name="_Toc240672445"/>
       <w:r>
         <w:t xml:space="preserve">7.1 </w:t>
       </w:r>
@@ -37281,7 +37281,7 @@
         <w:keepNext/>
         <w:spacing w:before="200" w:after="60"/>
       </w:pPr>
-      <w:bookmarkStart w:id="68" w:name="_Toc240671170"/>
+      <w:bookmarkStart w:id="68" w:name="_Toc240672497"/>
       <w:r>
         <w:rPr>
           <w:b/>
@@ -37852,7 +37852,7 @@
         <w:keepNext/>
         <w:spacing w:before="240" w:after="60"/>
       </w:pPr>
-      <w:bookmarkStart w:id="69" w:name="_Toc240671119"/>
+      <w:bookmarkStart w:id="69" w:name="_Toc240672446"/>
       <w:r>
         <w:t xml:space="preserve">7.2 </w:t>
       </w:r>
@@ -37876,7 +37876,7 @@
         <w:keepNext/>
         <w:spacing w:before="200" w:after="60"/>
       </w:pPr>
-      <w:bookmarkStart w:id="70" w:name="_Toc240671171"/>
+      <w:bookmarkStart w:id="70" w:name="_Toc240672498"/>
       <w:r>
         <w:rPr>
           <w:b/>
@@ -38695,7 +38695,7 @@
         <w:keepNext/>
         <w:spacing w:before="240" w:after="60"/>
       </w:pPr>
-      <w:bookmarkStart w:id="71" w:name="_Toc240671120"/>
+      <w:bookmarkStart w:id="71" w:name="_Toc240672447"/>
       <w:r>
         <w:t xml:space="preserve">7.3 </w:t>
       </w:r>
@@ -38724,10 +38724,10 @@
           <w:noProof/>
         </w:rPr>
         <w:drawing>
-          <wp:inline distT="0" distB="0" distL="0" distR="0" wp14:anchorId="4A12EEE3" wp14:editId="4A12EEE4">
+          <wp:inline distT="0" distB="0" distL="0" distR="0" wp14:anchorId="096183D9" wp14:editId="096183DA">
             <wp:extent cx="5238750" cy="2724150"/>
             <wp:effectExtent l="0" t="0" r="0" b="0"/>
-            <wp:docPr id="1211702839" name="รูปภาพ 1211702839"/>
+            <wp:docPr id="637913477" name="รูปภาพ 637913477"/>
             <wp:cNvGraphicFramePr>
               <a:graphicFrameLocks xmlns:a="http://schemas.openxmlformats.org/drawingml/2006/main" noChangeAspect="1"/>
             </wp:cNvGraphicFramePr>
@@ -38769,7 +38769,7 @@
         <w:spacing w:after="240"/>
         <w:jc w:val="center"/>
       </w:pPr>
-      <w:bookmarkStart w:id="72" w:name="_Toc240671141"/>
+      <w:bookmarkStart w:id="72" w:name="_Toc240672468"/>
       <w:r>
         <w:rPr>
           <w:b/>
@@ -38794,10 +38794,10 @@
         </w:rPr>
         <w:lastRenderedPageBreak/>
         <w:drawing>
-          <wp:inline distT="0" distB="0" distL="0" distR="0" wp14:anchorId="4A12EEE5" wp14:editId="4A12EEE6">
+          <wp:inline distT="0" distB="0" distL="0" distR="0" wp14:anchorId="096183DB" wp14:editId="096183DC">
             <wp:extent cx="5238750" cy="3619500"/>
             <wp:effectExtent l="0" t="0" r="0" b="0"/>
-            <wp:docPr id="1637442553" name="รูปภาพ 1637442553"/>
+            <wp:docPr id="920638251" name="รูปภาพ 920638251"/>
             <wp:cNvGraphicFramePr>
               <a:graphicFrameLocks xmlns:a="http://schemas.openxmlformats.org/drawingml/2006/main" noChangeAspect="1"/>
             </wp:cNvGraphicFramePr>
@@ -38839,7 +38839,7 @@
         <w:spacing w:after="240"/>
         <w:jc w:val="center"/>
       </w:pPr>
-      <w:bookmarkStart w:id="73" w:name="_Toc240671142"/>
+      <w:bookmarkStart w:id="73" w:name="_Toc240672469"/>
       <w:r>
         <w:rPr>
           <w:b/>
@@ -38863,10 +38863,10 @@
           <w:noProof/>
         </w:rPr>
         <w:drawing>
-          <wp:inline distT="0" distB="0" distL="0" distR="0" wp14:anchorId="4A12EEE7" wp14:editId="4A12EEE8">
+          <wp:inline distT="0" distB="0" distL="0" distR="0" wp14:anchorId="096183DD" wp14:editId="096183DE">
             <wp:extent cx="5238750" cy="3352800"/>
             <wp:effectExtent l="0" t="0" r="0" b="0"/>
-            <wp:docPr id="218846099" name="รูปภาพ 218846099"/>
+            <wp:docPr id="516868475" name="รูปภาพ 516868475"/>
             <wp:cNvGraphicFramePr>
               <a:graphicFrameLocks xmlns:a="http://schemas.openxmlformats.org/drawingml/2006/main" noChangeAspect="1"/>
             </wp:cNvGraphicFramePr>
@@ -38908,7 +38908,7 @@
         <w:spacing w:after="240"/>
         <w:jc w:val="center"/>
       </w:pPr>
-      <w:bookmarkStart w:id="74" w:name="_Toc240671143"/>
+      <w:bookmarkStart w:id="74" w:name="_Toc240672470"/>
       <w:r>
         <w:rPr>
           <w:b/>
@@ -38927,7 +38927,7 @@
         <w:keepNext/>
         <w:spacing w:before="240" w:after="60"/>
       </w:pPr>
-      <w:bookmarkStart w:id="75" w:name="_Toc240671121"/>
+      <w:bookmarkStart w:id="75" w:name="_Toc240672448"/>
       <w:r>
         <w:lastRenderedPageBreak/>
         <w:t xml:space="preserve">7.4 </w:t>
@@ -38957,10 +38957,10 @@
           <w:noProof/>
         </w:rPr>
         <w:drawing>
-          <wp:inline distT="0" distB="0" distL="0" distR="0" wp14:anchorId="4A12EEE9" wp14:editId="4A12EEEA">
+          <wp:inline distT="0" distB="0" distL="0" distR="0" wp14:anchorId="096183DF" wp14:editId="096183E0">
             <wp:extent cx="5238750" cy="2724150"/>
             <wp:effectExtent l="0" t="0" r="0" b="0"/>
-            <wp:docPr id="571526928" name="รูปภาพ 571526928"/>
+            <wp:docPr id="1564491126" name="รูปภาพ 1564491126"/>
             <wp:cNvGraphicFramePr>
               <a:graphicFrameLocks xmlns:a="http://schemas.openxmlformats.org/drawingml/2006/main" noChangeAspect="1"/>
             </wp:cNvGraphicFramePr>
@@ -39002,7 +39002,7 @@
         <w:spacing w:after="240"/>
         <w:jc w:val="center"/>
       </w:pPr>
-      <w:bookmarkStart w:id="76" w:name="_Toc240671144"/>
+      <w:bookmarkStart w:id="76" w:name="_Toc240672471"/>
       <w:r>
         <w:rPr>
           <w:b/>
@@ -39026,10 +39026,10 @@
           <w:noProof/>
         </w:rPr>
         <w:drawing>
-          <wp:inline distT="0" distB="0" distL="0" distR="0" wp14:anchorId="4A12EEEB" wp14:editId="4A12EEEC">
+          <wp:inline distT="0" distB="0" distL="0" distR="0" wp14:anchorId="096183E1" wp14:editId="096183E2">
             <wp:extent cx="5238750" cy="2724150"/>
             <wp:effectExtent l="0" t="0" r="0" b="0"/>
-            <wp:docPr id="424295631" name="รูปภาพ 424295631"/>
+            <wp:docPr id="1757422838" name="รูปภาพ 1757422838"/>
             <wp:cNvGraphicFramePr>
               <a:graphicFrameLocks xmlns:a="http://schemas.openxmlformats.org/drawingml/2006/main" noChangeAspect="1"/>
             </wp:cNvGraphicFramePr>
@@ -39071,7 +39071,7 @@
         <w:spacing w:after="240"/>
         <w:jc w:val="center"/>
       </w:pPr>
-      <w:bookmarkStart w:id="77" w:name="_Toc240671145"/>
+      <w:bookmarkStart w:id="77" w:name="_Toc240672472"/>
       <w:r>
         <w:rPr>
           <w:b/>
@@ -39096,10 +39096,10 @@
         </w:rPr>
         <w:lastRenderedPageBreak/>
         <w:drawing>
-          <wp:inline distT="0" distB="0" distL="0" distR="0" wp14:anchorId="4A12EEED" wp14:editId="4A12EEEE">
+          <wp:inline distT="0" distB="0" distL="0" distR="0" wp14:anchorId="096183E3" wp14:editId="096183E4">
             <wp:extent cx="5238750" cy="3352800"/>
             <wp:effectExtent l="0" t="0" r="0" b="0"/>
-            <wp:docPr id="1569581042" name="รูปภาพ 1569581042"/>
+            <wp:docPr id="1265815200" name="รูปภาพ 1265815200"/>
             <wp:cNvGraphicFramePr>
               <a:graphicFrameLocks xmlns:a="http://schemas.openxmlformats.org/drawingml/2006/main" noChangeAspect="1"/>
             </wp:cNvGraphicFramePr>
@@ -39141,7 +39141,7 @@
         <w:spacing w:after="240"/>
         <w:jc w:val="center"/>
       </w:pPr>
-      <w:bookmarkStart w:id="78" w:name="_Toc240671146"/>
+      <w:bookmarkStart w:id="78" w:name="_Toc240672473"/>
       <w:r>
         <w:rPr>
           <w:b/>
@@ -39165,10 +39165,10 @@
           <w:noProof/>
         </w:rPr>
         <w:drawing>
-          <wp:inline distT="0" distB="0" distL="0" distR="0" wp14:anchorId="4A12EEEF" wp14:editId="4A12EEF0">
+          <wp:inline distT="0" distB="0" distL="0" distR="0" wp14:anchorId="096183E5" wp14:editId="096183E6">
             <wp:extent cx="5238750" cy="2724150"/>
             <wp:effectExtent l="0" t="0" r="0" b="0"/>
-            <wp:docPr id="698312013" name="รูปภาพ 698312013"/>
+            <wp:docPr id="868366100" name="รูปภาพ 868366100"/>
             <wp:cNvGraphicFramePr>
               <a:graphicFrameLocks xmlns:a="http://schemas.openxmlformats.org/drawingml/2006/main" noChangeAspect="1"/>
             </wp:cNvGraphicFramePr>
@@ -39210,7 +39210,7 @@
         <w:spacing w:after="240"/>
         <w:jc w:val="center"/>
       </w:pPr>
-      <w:bookmarkStart w:id="79" w:name="_Toc240671147"/>
+      <w:bookmarkStart w:id="79" w:name="_Toc240672474"/>
       <w:r>
         <w:rPr>
           <w:b/>
@@ -39235,10 +39235,10 @@
         </w:rPr>
         <w:lastRenderedPageBreak/>
         <w:drawing>
-          <wp:inline distT="0" distB="0" distL="0" distR="0" wp14:anchorId="4A12EEF1" wp14:editId="4A12EEF2">
+          <wp:inline distT="0" distB="0" distL="0" distR="0" wp14:anchorId="096183E7" wp14:editId="096183E8">
             <wp:extent cx="5238750" cy="3352800"/>
             <wp:effectExtent l="0" t="0" r="0" b="0"/>
-            <wp:docPr id="1701727042" name="รูปภาพ 1701727042"/>
+            <wp:docPr id="929565828" name="รูปภาพ 929565828"/>
             <wp:cNvGraphicFramePr>
               <a:graphicFrameLocks xmlns:a="http://schemas.openxmlformats.org/drawingml/2006/main" noChangeAspect="1"/>
             </wp:cNvGraphicFramePr>
@@ -39280,7 +39280,7 @@
         <w:spacing w:after="240"/>
         <w:jc w:val="center"/>
       </w:pPr>
-      <w:bookmarkStart w:id="80" w:name="_Toc240671148"/>
+      <w:bookmarkStart w:id="80" w:name="_Toc240672475"/>
       <w:r>
         <w:rPr>
           <w:b/>
@@ -39304,10 +39304,10 @@
           <w:noProof/>
         </w:rPr>
         <w:drawing>
-          <wp:inline distT="0" distB="0" distL="0" distR="0" wp14:anchorId="4A12EEF3" wp14:editId="4A12EEF4">
+          <wp:inline distT="0" distB="0" distL="0" distR="0" wp14:anchorId="096183E9" wp14:editId="096183EA">
             <wp:extent cx="5238750" cy="3352800"/>
             <wp:effectExtent l="0" t="0" r="0" b="0"/>
-            <wp:docPr id="1096127208" name="รูปภาพ 1096127208"/>
+            <wp:docPr id="1730572017" name="รูปภาพ 1730572017"/>
             <wp:cNvGraphicFramePr>
               <a:graphicFrameLocks xmlns:a="http://schemas.openxmlformats.org/drawingml/2006/main" noChangeAspect="1"/>
             </wp:cNvGraphicFramePr>
@@ -39349,7 +39349,7 @@
         <w:spacing w:after="240"/>
         <w:jc w:val="center"/>
       </w:pPr>
-      <w:bookmarkStart w:id="81" w:name="_Toc240671149"/>
+      <w:bookmarkStart w:id="81" w:name="_Toc240672476"/>
       <w:r>
         <w:rPr>
           <w:b/>
@@ -39368,7 +39368,7 @@
         <w:keepNext/>
         <w:spacing w:before="240" w:after="60"/>
       </w:pPr>
-      <w:bookmarkStart w:id="82" w:name="_Toc240671122"/>
+      <w:bookmarkStart w:id="82" w:name="_Toc240672449"/>
       <w:r>
         <w:lastRenderedPageBreak/>
         <w:t xml:space="preserve">7.5 </w:t>
@@ -39449,7 +39449,7 @@
         <w:spacing w:after="360"/>
         <w:jc w:val="center"/>
       </w:pPr>
-      <w:bookmarkStart w:id="83" w:name="_Toc240671123"/>
+      <w:bookmarkStart w:id="83" w:name="_Toc240672450"/>
       <w:r>
         <w:lastRenderedPageBreak/>
         <w:t>บท​ที่ 8</w:t>
@@ -39468,7 +39468,7 @@
         <w:keepNext/>
         <w:spacing w:before="240" w:after="60"/>
       </w:pPr>
-      <w:bookmarkStart w:id="84" w:name="_Toc240671124"/>
+      <w:bookmarkStart w:id="84" w:name="_Toc240672451"/>
       <w:r>
         <w:t xml:space="preserve">8.1 </w:t>
       </w:r>
@@ -39498,7 +39498,7 @@
         <w:keepNext/>
         <w:spacing w:before="240" w:after="60"/>
       </w:pPr>
-      <w:bookmarkStart w:id="85" w:name="_Toc240671125"/>
+      <w:bookmarkStart w:id="85" w:name="_Toc240672452"/>
       <w:r>
         <w:t xml:space="preserve">8.2 </w:t>
       </w:r>
@@ -39522,7 +39522,7 @@
         <w:keepNext/>
         <w:spacing w:before="200" w:after="60"/>
       </w:pPr>
-      <w:bookmarkStart w:id="86" w:name="_Toc240671172"/>
+      <w:bookmarkStart w:id="86" w:name="_Toc240672499"/>
       <w:r>
         <w:rPr>
           <w:b/>
@@ -41043,7 +41043,7 @@
         <w:keepNext/>
         <w:spacing w:before="240" w:after="60"/>
       </w:pPr>
-      <w:bookmarkStart w:id="87" w:name="_Toc240671126"/>
+      <w:bookmarkStart w:id="87" w:name="_Toc240672453"/>
       <w:r>
         <w:t xml:space="preserve">8.3 </w:t>
       </w:r>
@@ -41110,7 +41110,7 @@
         <w:keepNext/>
         <w:spacing w:before="240" w:after="60"/>
       </w:pPr>
-      <w:bookmarkStart w:id="88" w:name="_Toc240671127"/>
+      <w:bookmarkStart w:id="88" w:name="_Toc240672454"/>
       <w:r>
         <w:t xml:space="preserve">8.4 </w:t>
       </w:r>
@@ -41191,7 +41191,7 @@
         <w:spacing w:after="360"/>
         <w:jc w:val="center"/>
       </w:pPr>
-      <w:bookmarkStart w:id="89" w:name="_Toc240671128"/>
+      <w:bookmarkStart w:id="89" w:name="_Toc240672455"/>
       <w:r>
         <w:lastRenderedPageBreak/>
         <w:t>บรรณานุกรม</w:t>
@@ -41286,7 +41286,7 @@
         <w:spacing w:after="360"/>
         <w:jc w:val="center"/>
       </w:pPr>
-      <w:bookmarkStart w:id="90" w:name="_Toc240671129"/>
+      <w:bookmarkStart w:id="90" w:name="_Toc240672456"/>
       <w:r>
         <w:lastRenderedPageBreak/>
         <w:t>ภาคผนวก ก เทคโนโลยี​และ​สถาปัตยกรรม​ของ​ระบบ</w:t>
@@ -41308,7 +41308,7 @@
         <w:keepNext/>
         <w:spacing w:before="200" w:after="60"/>
       </w:pPr>
-      <w:bookmarkStart w:id="91" w:name="_Toc240671173"/>
+      <w:bookmarkStart w:id="91" w:name="_Toc240672500"/>
       <w:r>
         <w:rPr>
           <w:b/>
@@ -41978,7 +41978,7 @@
         <w:spacing w:after="360"/>
         <w:jc w:val="center"/>
       </w:pPr>
-      <w:bookmarkStart w:id="92" w:name="_Toc240671130"/>
+      <w:bookmarkStart w:id="92" w:name="_Toc240672457"/>
       <w:r>
         <w:lastRenderedPageBreak/>
         <w:t>ภาคผนวก ข โครงสร้าง​ฐานข้อมูล</w:t>
@@ -42000,7 +42000,7 @@
         <w:keepNext/>
         <w:spacing w:before="200" w:after="60"/>
       </w:pPr>
-      <w:bookmarkStart w:id="93" w:name="_Toc240671174"/>
+      <w:bookmarkStart w:id="93" w:name="_Toc240672501"/>
       <w:r>
         <w:rPr>
           <w:b/>
@@ -42943,7 +42943,7 @@
         <w:spacing w:after="360"/>
         <w:jc w:val="center"/>
       </w:pPr>
-      <w:bookmarkStart w:id="94" w:name="_Toc240671131"/>
+      <w:bookmarkStart w:id="94" w:name="_Toc240672458"/>
       <w:r>
         <w:lastRenderedPageBreak/>
         <w:t>ภาคผนวก ค บัญชี​สำหรับ​การ​สาธิต​และ​ไฟล์​ส่งมอบ</w:t>
@@ -42965,7 +42965,7 @@
         <w:keepNext/>
         <w:spacing w:before="200" w:after="60"/>
       </w:pPr>
-      <w:bookmarkStart w:id="95" w:name="_Toc240671175"/>
+      <w:bookmarkStart w:id="95" w:name="_Toc240672502"/>
       <w:r>
         <w:rPr>
           <w:b/>
@@ -43655,7 +43655,7 @@
         <w:keepNext/>
         <w:spacing w:before="200" w:after="60"/>
       </w:pPr>
-      <w:bookmarkStart w:id="96" w:name="_Toc240671176"/>
+      <w:bookmarkStart w:id="96" w:name="_Toc240672503"/>
       <w:r>
         <w:rPr>
           <w:b/>
@@ -44323,153 +44323,10 @@
 <file path=word/numbering.xml><?xml version="1.0" encoding="utf-8"?>
 <w:numbering xmlns:wpc="http://schemas.microsoft.com/office/word/2010/wordprocessingCanvas" xmlns:cx="http://schemas.microsoft.com/office/drawing/2014/chartex" xmlns:cx1="http://schemas.microsoft.com/office/drawing/2015/9/8/chartex" xmlns:cx2="http://schemas.microsoft.com/office/drawing/2015/10/21/chartex" xmlns:cx3="http://schemas.microsoft.com/office/drawing/2016/5/9/chartex" xmlns:cx4="http://schemas.microsoft.com/office/drawing/2016/5/10/chartex" xmlns:cx5="http://schemas.microsoft.com/office/drawing/2016/5/11/chartex" xmlns:cx6="http://schemas.microsoft.com/office/drawing/2016/5/12/chartex" xmlns:cx7="http://schemas.microsoft.com/office/drawing/2016/5/13/chartex" xmlns:cx8="http://schemas.microsoft.com/office/drawing/2016/5/14/chartex" xmlns:mc="http://schemas.openxmlformats.org/markup-compatibility/2006" xmlns:aink="http://schemas.microsoft.com/office/drawing/2016/ink" xmlns:am3d="http://schemas.microsoft.com/office/drawing/2017/model3d" xmlns:o="urn:schemas-microsoft-com:office:office" xmlns:oel="http://schemas.microsoft.com/office/2019/extlst" xmlns:r="http://schemas.openxmlformats.org/officeDocument/2006/relationships" xmlns:m="http://schemas.openxmlformats.org/officeDocument/2006/math" xmlns:v="urn:schemas-microsoft-com:vml" xmlns:wp14="http://schemas.microsoft.com/office/word/2010/wordprocessingDrawing" xmlns:wp="http://schemas.openxmlformats.org/drawingml/2006/wordprocessingDrawing" xmlns:w10="urn:schemas-microsoft-com:office:word" xmlns:w="http://schemas.openxmlformats.org/wordprocessingml/2006/main" xmlns:w14="http://schemas.microsoft.com/office/word/2010/wordml" xmlns:w15="http://schemas.microsoft.com/office/word/2012/wordml" xmlns:w16cex="http://schemas.microsoft.com/office/word/2018/wordml/cex" xmlns:w16cid="http://schemas.microsoft.com/office/word/2016/wordml/cid" xmlns:w16="http://schemas.microsoft.com/office/word/2018/wordml" xmlns:w16du="http://schemas.microsoft.com/office/word/2023/wordml/word16du" xmlns:w16sdtdh="http://schemas.microsoft.com/office/word/2020/wordml/sdtdatahash" xmlns:w16sdtfl="http://schemas.microsoft.com/office/word/2024/wordml/sdtformatlock" xmlns:w16se="http://schemas.microsoft.com/office/word/2015/wordml/symex" xmlns:wpg="http://schemas.microsoft.com/office/word/2010/wordprocessingGroup" xmlns:wpi="http://schemas.microsoft.com/office/word/2010/wordprocessingInk" xmlns:wne="http://schemas.microsoft.com/office/word/2006/wordml" xmlns:wps="http://schemas.microsoft.com/office/word/2010/wordprocessingShape" mc:Ignorable="w14 w15 w16se w16cid w16 w16cex w16sdtdh w16sdtfl w16du wp14">
   <w:abstractNum w:abstractNumId="0" w15:restartNumberingAfterBreak="0">
-    <w:nsid w:val="3EA453E7"/>
+    <w:nsid w:val="622A2085"/>
     <w:multiLevelType w:val="hybridMultilevel"/>
-    <w:tmpl w:val="3E3C0306"/>
-    <w:lvl w:ilvl="0" w:tplc="65583754">
-      <w:start w:val="1"/>
-      <w:numFmt w:val="bullet"/>
-      <w:lvlText w:val="•"/>
-      <w:lvlJc w:val="left"/>
-      <w:pPr>
-        <w:ind w:left="1080" w:hanging="360"/>
-      </w:pPr>
-      <w:rPr>
-        <w:rFonts w:ascii="TH SarabunPSK" w:eastAsia="TH SarabunPSK" w:hAnsi="TH SarabunPSK" w:cs="TH SarabunPSK"/>
-      </w:rPr>
-    </w:lvl>
-    <w:lvl w:ilvl="1" w:tplc="F46EA3EC">
-      <w:numFmt w:val="decimal"/>
-      <w:lvlText w:val=""/>
-      <w:lvlJc w:val="left"/>
-    </w:lvl>
-    <w:lvl w:ilvl="2" w:tplc="3D1E0AEE">
-      <w:numFmt w:val="decimal"/>
-      <w:lvlText w:val=""/>
-      <w:lvlJc w:val="left"/>
-    </w:lvl>
-    <w:lvl w:ilvl="3" w:tplc="952C4504">
-      <w:numFmt w:val="decimal"/>
-      <w:lvlText w:val=""/>
-      <w:lvlJc w:val="left"/>
-    </w:lvl>
-    <w:lvl w:ilvl="4" w:tplc="0F4636FA">
-      <w:numFmt w:val="decimal"/>
-      <w:lvlText w:val=""/>
-      <w:lvlJc w:val="left"/>
-    </w:lvl>
-    <w:lvl w:ilvl="5" w:tplc="87983A66">
-      <w:numFmt w:val="decimal"/>
-      <w:lvlText w:val=""/>
-      <w:lvlJc w:val="left"/>
-    </w:lvl>
-    <w:lvl w:ilvl="6" w:tplc="E9E221AE">
-      <w:numFmt w:val="decimal"/>
-      <w:lvlText w:val=""/>
-      <w:lvlJc w:val="left"/>
-    </w:lvl>
-    <w:lvl w:ilvl="7" w:tplc="76EE0454">
-      <w:numFmt w:val="decimal"/>
-      <w:lvlText w:val=""/>
-      <w:lvlJc w:val="left"/>
-    </w:lvl>
-    <w:lvl w:ilvl="8" w:tplc="4E021614">
-      <w:numFmt w:val="decimal"/>
-      <w:lvlText w:val=""/>
-      <w:lvlJc w:val="left"/>
-    </w:lvl>
-  </w:abstractNum>
-  <w:abstractNum w:abstractNumId="1" w15:restartNumberingAfterBreak="0">
-    <w:nsid w:val="52914DE8"/>
-    <w:multiLevelType w:val="hybridMultilevel"/>
-    <w:tmpl w:val="90E4016C"/>
-    <w:lvl w:ilvl="0" w:tplc="E364FB16">
-      <w:start w:val="1"/>
-      <w:numFmt w:val="bullet"/>
-      <w:lvlText w:val="●"/>
-      <w:lvlJc w:val="left"/>
-      <w:pPr>
-        <w:ind w:left="720" w:hanging="360"/>
-      </w:pPr>
-    </w:lvl>
-    <w:lvl w:ilvl="1" w:tplc="17E02B82">
-      <w:start w:val="1"/>
-      <w:numFmt w:val="bullet"/>
-      <w:lvlText w:val="○"/>
-      <w:lvlJc w:val="left"/>
-      <w:pPr>
-        <w:ind w:left="1440" w:hanging="360"/>
-      </w:pPr>
-    </w:lvl>
-    <w:lvl w:ilvl="2" w:tplc="9A66B9B8">
-      <w:start w:val="1"/>
-      <w:numFmt w:val="bullet"/>
-      <w:lvlText w:val="■"/>
-      <w:lvlJc w:val="left"/>
-      <w:pPr>
-        <w:ind w:left="2160" w:hanging="360"/>
-      </w:pPr>
-    </w:lvl>
-    <w:lvl w:ilvl="3" w:tplc="7FE4B56A">
-      <w:start w:val="1"/>
-      <w:numFmt w:val="bullet"/>
-      <w:lvlText w:val="●"/>
-      <w:lvlJc w:val="left"/>
-      <w:pPr>
-        <w:ind w:left="2880" w:hanging="360"/>
-      </w:pPr>
-    </w:lvl>
-    <w:lvl w:ilvl="4" w:tplc="57C4826E">
-      <w:start w:val="1"/>
-      <w:numFmt w:val="bullet"/>
-      <w:lvlText w:val="○"/>
-      <w:lvlJc w:val="left"/>
-      <w:pPr>
-        <w:ind w:left="3600" w:hanging="360"/>
-      </w:pPr>
-    </w:lvl>
-    <w:lvl w:ilvl="5" w:tplc="26FAD134">
-      <w:start w:val="1"/>
-      <w:numFmt w:val="bullet"/>
-      <w:lvlText w:val="■"/>
-      <w:lvlJc w:val="left"/>
-      <w:pPr>
-        <w:ind w:left="4320" w:hanging="360"/>
-      </w:pPr>
-    </w:lvl>
-    <w:lvl w:ilvl="6" w:tplc="3FC8687E">
-      <w:start w:val="1"/>
-      <w:numFmt w:val="bullet"/>
-      <w:lvlText w:val="●"/>
-      <w:lvlJc w:val="left"/>
-      <w:pPr>
-        <w:ind w:left="5040" w:hanging="360"/>
-      </w:pPr>
-    </w:lvl>
-    <w:lvl w:ilvl="7" w:tplc="33A0EF22">
-      <w:start w:val="1"/>
-      <w:numFmt w:val="bullet"/>
-      <w:lvlText w:val="●"/>
-      <w:lvlJc w:val="left"/>
-      <w:pPr>
-        <w:ind w:left="5760" w:hanging="360"/>
-      </w:pPr>
-    </w:lvl>
-    <w:lvl w:ilvl="8" w:tplc="85FA415A">
-      <w:start w:val="1"/>
-      <w:numFmt w:val="bullet"/>
-      <w:lvlText w:val="●"/>
-      <w:lvlJc w:val="left"/>
-      <w:pPr>
-        <w:ind w:left="6480" w:hanging="360"/>
-      </w:pPr>
-    </w:lvl>
-  </w:abstractNum>
-  <w:abstractNum w:abstractNumId="2" w15:restartNumberingAfterBreak="0">
-    <w:nsid w:val="7FC44D39"/>
-    <w:multiLevelType w:val="hybridMultilevel"/>
-    <w:tmpl w:val="807C8EF8"/>
-    <w:lvl w:ilvl="0" w:tplc="5E2AF6A6">
+    <w:tmpl w:val="A41E8098"/>
+    <w:lvl w:ilvl="0" w:tplc="BA3ADDAA">
       <w:start w:val="1"/>
       <w:numFmt w:val="decimal"/>
       <w:lvlText w:val="%1)"/>
@@ -44483,109 +44340,252 @@
         <w:szCs w:val="32"/>
       </w:rPr>
     </w:lvl>
-    <w:lvl w:ilvl="1" w:tplc="EA0A3B50">
+    <w:lvl w:ilvl="1" w:tplc="61C8A732">
       <w:numFmt w:val="decimal"/>
       <w:lvlText w:val=""/>
       <w:lvlJc w:val="left"/>
     </w:lvl>
-    <w:lvl w:ilvl="2" w:tplc="BC604980">
+    <w:lvl w:ilvl="2" w:tplc="9B6C1EC2">
       <w:numFmt w:val="decimal"/>
       <w:lvlText w:val=""/>
       <w:lvlJc w:val="left"/>
     </w:lvl>
-    <w:lvl w:ilvl="3" w:tplc="1A7C772E">
+    <w:lvl w:ilvl="3" w:tplc="3C60B514">
       <w:numFmt w:val="decimal"/>
       <w:lvlText w:val=""/>
       <w:lvlJc w:val="left"/>
     </w:lvl>
-    <w:lvl w:ilvl="4" w:tplc="7C86C400">
+    <w:lvl w:ilvl="4" w:tplc="6F6E65AE">
       <w:numFmt w:val="decimal"/>
       <w:lvlText w:val=""/>
       <w:lvlJc w:val="left"/>
     </w:lvl>
-    <w:lvl w:ilvl="5" w:tplc="D19836AA">
+    <w:lvl w:ilvl="5" w:tplc="4A2ABE10">
       <w:numFmt w:val="decimal"/>
       <w:lvlText w:val=""/>
       <w:lvlJc w:val="left"/>
     </w:lvl>
-    <w:lvl w:ilvl="6" w:tplc="91C85168">
+    <w:lvl w:ilvl="6" w:tplc="18C47DE8">
       <w:numFmt w:val="decimal"/>
       <w:lvlText w:val=""/>
       <w:lvlJc w:val="left"/>
     </w:lvl>
-    <w:lvl w:ilvl="7" w:tplc="92184966">
+    <w:lvl w:ilvl="7" w:tplc="B60EE6DE">
       <w:numFmt w:val="decimal"/>
       <w:lvlText w:val=""/>
       <w:lvlJc w:val="left"/>
     </w:lvl>
-    <w:lvl w:ilvl="8" w:tplc="3912FA12">
+    <w:lvl w:ilvl="8" w:tplc="6A083B5C">
       <w:numFmt w:val="decimal"/>
       <w:lvlText w:val=""/>
       <w:lvlJc w:val="left"/>
     </w:lvl>
   </w:abstractNum>
-  <w:num w:numId="1" w16cid:durableId="44062887">
+  <w:abstractNum w:abstractNumId="1" w15:restartNumberingAfterBreak="0">
+    <w:nsid w:val="7C397195"/>
+    <w:multiLevelType w:val="hybridMultilevel"/>
+    <w:tmpl w:val="B47A4842"/>
+    <w:lvl w:ilvl="0" w:tplc="87E4C77A">
+      <w:start w:val="1"/>
+      <w:numFmt w:val="bullet"/>
+      <w:lvlText w:val="●"/>
+      <w:lvlJc w:val="left"/>
+      <w:pPr>
+        <w:ind w:left="720" w:hanging="360"/>
+      </w:pPr>
+    </w:lvl>
+    <w:lvl w:ilvl="1" w:tplc="2446F602">
+      <w:start w:val="1"/>
+      <w:numFmt w:val="bullet"/>
+      <w:lvlText w:val="○"/>
+      <w:lvlJc w:val="left"/>
+      <w:pPr>
+        <w:ind w:left="1440" w:hanging="360"/>
+      </w:pPr>
+    </w:lvl>
+    <w:lvl w:ilvl="2" w:tplc="6E32CF96">
+      <w:start w:val="1"/>
+      <w:numFmt w:val="bullet"/>
+      <w:lvlText w:val="■"/>
+      <w:lvlJc w:val="left"/>
+      <w:pPr>
+        <w:ind w:left="2160" w:hanging="360"/>
+      </w:pPr>
+    </w:lvl>
+    <w:lvl w:ilvl="3" w:tplc="57B63786">
+      <w:start w:val="1"/>
+      <w:numFmt w:val="bullet"/>
+      <w:lvlText w:val="●"/>
+      <w:lvlJc w:val="left"/>
+      <w:pPr>
+        <w:ind w:left="2880" w:hanging="360"/>
+      </w:pPr>
+    </w:lvl>
+    <w:lvl w:ilvl="4" w:tplc="6F6AB362">
+      <w:start w:val="1"/>
+      <w:numFmt w:val="bullet"/>
+      <w:lvlText w:val="○"/>
+      <w:lvlJc w:val="left"/>
+      <w:pPr>
+        <w:ind w:left="3600" w:hanging="360"/>
+      </w:pPr>
+    </w:lvl>
+    <w:lvl w:ilvl="5" w:tplc="3CCE34B4">
+      <w:start w:val="1"/>
+      <w:numFmt w:val="bullet"/>
+      <w:lvlText w:val="■"/>
+      <w:lvlJc w:val="left"/>
+      <w:pPr>
+        <w:ind w:left="4320" w:hanging="360"/>
+      </w:pPr>
+    </w:lvl>
+    <w:lvl w:ilvl="6" w:tplc="4AFE7484">
+      <w:start w:val="1"/>
+      <w:numFmt w:val="bullet"/>
+      <w:lvlText w:val="●"/>
+      <w:lvlJc w:val="left"/>
+      <w:pPr>
+        <w:ind w:left="5040" w:hanging="360"/>
+      </w:pPr>
+    </w:lvl>
+    <w:lvl w:ilvl="7" w:tplc="5FC0D8F4">
+      <w:start w:val="1"/>
+      <w:numFmt w:val="bullet"/>
+      <w:lvlText w:val="●"/>
+      <w:lvlJc w:val="left"/>
+      <w:pPr>
+        <w:ind w:left="5760" w:hanging="360"/>
+      </w:pPr>
+    </w:lvl>
+    <w:lvl w:ilvl="8" w:tplc="B3CC34E8">
+      <w:start w:val="1"/>
+      <w:numFmt w:val="bullet"/>
+      <w:lvlText w:val="●"/>
+      <w:lvlJc w:val="left"/>
+      <w:pPr>
+        <w:ind w:left="6480" w:hanging="360"/>
+      </w:pPr>
+    </w:lvl>
+  </w:abstractNum>
+  <w:abstractNum w:abstractNumId="2" w15:restartNumberingAfterBreak="0">
+    <w:nsid w:val="7FF53529"/>
+    <w:multiLevelType w:val="hybridMultilevel"/>
+    <w:tmpl w:val="45F0799A"/>
+    <w:lvl w:ilvl="0" w:tplc="A752A85E">
+      <w:start w:val="1"/>
+      <w:numFmt w:val="bullet"/>
+      <w:lvlText w:val="•"/>
+      <w:lvlJc w:val="left"/>
+      <w:pPr>
+        <w:ind w:left="1080" w:hanging="360"/>
+      </w:pPr>
+      <w:rPr>
+        <w:rFonts w:ascii="TH SarabunPSK" w:eastAsia="TH SarabunPSK" w:hAnsi="TH SarabunPSK" w:cs="TH SarabunPSK"/>
+      </w:rPr>
+    </w:lvl>
+    <w:lvl w:ilvl="1" w:tplc="AED2437C">
+      <w:numFmt w:val="decimal"/>
+      <w:lvlText w:val=""/>
+      <w:lvlJc w:val="left"/>
+    </w:lvl>
+    <w:lvl w:ilvl="2" w:tplc="6FA0B762">
+      <w:numFmt w:val="decimal"/>
+      <w:lvlText w:val=""/>
+      <w:lvlJc w:val="left"/>
+    </w:lvl>
+    <w:lvl w:ilvl="3" w:tplc="D34E0D2C">
+      <w:numFmt w:val="decimal"/>
+      <w:lvlText w:val=""/>
+      <w:lvlJc w:val="left"/>
+    </w:lvl>
+    <w:lvl w:ilvl="4" w:tplc="B630047C">
+      <w:numFmt w:val="decimal"/>
+      <w:lvlText w:val=""/>
+      <w:lvlJc w:val="left"/>
+    </w:lvl>
+    <w:lvl w:ilvl="5" w:tplc="8A6E282C">
+      <w:numFmt w:val="decimal"/>
+      <w:lvlText w:val=""/>
+      <w:lvlJc w:val="left"/>
+    </w:lvl>
+    <w:lvl w:ilvl="6" w:tplc="A516E502">
+      <w:numFmt w:val="decimal"/>
+      <w:lvlText w:val=""/>
+      <w:lvlJc w:val="left"/>
+    </w:lvl>
+    <w:lvl w:ilvl="7" w:tplc="0CDEF34A">
+      <w:numFmt w:val="decimal"/>
+      <w:lvlText w:val=""/>
+      <w:lvlJc w:val="left"/>
+    </w:lvl>
+    <w:lvl w:ilvl="8" w:tplc="27E003BE">
+      <w:numFmt w:val="decimal"/>
+      <w:lvlText w:val=""/>
+      <w:lvlJc w:val="left"/>
+    </w:lvl>
+  </w:abstractNum>
+  <w:num w:numId="1" w16cid:durableId="1373578691">
     <w:abstractNumId w:val="1"/>
     <w:lvlOverride w:ilvl="0">
       <w:startOverride w:val="1"/>
     </w:lvlOverride>
   </w:num>
-  <w:num w:numId="2" w16cid:durableId="756364145">
-    <w:abstractNumId w:val="2"/>
+  <w:num w:numId="2" w16cid:durableId="519861034">
+    <w:abstractNumId w:val="0"/>
     <w:lvlOverride w:ilvl="0">
       <w:startOverride w:val="1"/>
     </w:lvlOverride>
   </w:num>
-  <w:num w:numId="3" w16cid:durableId="883710561">
-    <w:abstractNumId w:val="2"/>
+  <w:num w:numId="3" w16cid:durableId="1011378384">
+    <w:abstractNumId w:val="0"/>
     <w:lvlOverride w:ilvl="0">
       <w:startOverride w:val="1"/>
     </w:lvlOverride>
   </w:num>
-  <w:num w:numId="4" w16cid:durableId="1044253624">
-    <w:abstractNumId w:val="2"/>
+  <w:num w:numId="4" w16cid:durableId="471600698">
+    <w:abstractNumId w:val="0"/>
     <w:lvlOverride w:ilvl="0">
       <w:startOverride w:val="1"/>
     </w:lvlOverride>
   </w:num>
-  <w:num w:numId="5" w16cid:durableId="1496652476">
-    <w:abstractNumId w:val="2"/>
+  <w:num w:numId="5" w16cid:durableId="2023974606">
+    <w:abstractNumId w:val="0"/>
     <w:lvlOverride w:ilvl="0">
       <w:startOverride w:val="1"/>
     </w:lvlOverride>
   </w:num>
-  <w:num w:numId="6" w16cid:durableId="1228765403">
-    <w:abstractNumId w:val="2"/>
+  <w:num w:numId="6" w16cid:durableId="1873375967">
+    <w:abstractNumId w:val="0"/>
     <w:lvlOverride w:ilvl="0">
       <w:startOverride w:val="1"/>
     </w:lvlOverride>
   </w:num>
-  <w:num w:numId="7" w16cid:durableId="97872434">
-    <w:abstractNumId w:val="2"/>
+  <w:num w:numId="7" w16cid:durableId="1410955897">
+    <w:abstractNumId w:val="0"/>
     <w:lvlOverride w:ilvl="0">
       <w:startOverride w:val="1"/>
     </w:lvlOverride>
   </w:num>
-  <w:num w:numId="8" w16cid:durableId="1416247664">
-    <w:abstractNumId w:val="2"/>
+  <w:num w:numId="8" w16cid:durableId="67508988">
+    <w:abstractNumId w:val="0"/>
     <w:lvlOverride w:ilvl="0">
       <w:startOverride w:val="1"/>
     </w:lvlOverride>
   </w:num>
-  <w:num w:numId="9" w16cid:durableId="1664119164">
-    <w:abstractNumId w:val="2"/>
+  <w:num w:numId="9" w16cid:durableId="2011132972">
+    <w:abstractNumId w:val="0"/>
     <w:lvlOverride w:ilvl="0">
       <w:startOverride w:val="1"/>
     </w:lvlOverride>
   </w:num>
-  <w:num w:numId="10" w16cid:durableId="1915696948">
-    <w:abstractNumId w:val="2"/>
+  <w:num w:numId="10" w16cid:durableId="1218392070">
+    <w:abstractNumId w:val="0"/>
     <w:lvlOverride w:ilvl="0">
       <w:startOverride w:val="1"/>
     </w:lvlOverride>
   </w:num>
-  <w:num w:numId="11" w16cid:durableId="155267892">
-    <w:abstractNumId w:val="2"/>
+  <w:num w:numId="11" w16cid:durableId="1264846117">
+    <w:abstractNumId w:val="0"/>
     <w:lvlOverride w:ilvl="0">
       <w:startOverride w:val="1"/>
     </w:lvlOverride>

--- a/report/out/รายงาน-ระบบแจ้งซ่อม-มช.docx
+++ b/report/out/รายงาน-ระบบแจ้งซ่อม-มช.docx
@@ -255,7 +255,7 @@
     <w:sdt>
       <w:sdtPr>
         <w:alias w:val="สารบัญ"/>
-        <w:id w:val="676546862"/>
+        <w:id w:val="-1962417124"/>
       </w:sdtPr>
       <w:sdtEndPr>
         <w:rPr>
@@ -290,7 +290,7 @@
           <w:r>
             <w:fldChar w:fldCharType="separate"/>
           </w:r>
-          <w:hyperlink w:anchor="_Toc240672407" w:history="1">
+          <w:hyperlink w:anchor="_Toc240672799" w:history="1">
             <w:r>
               <w:rPr>
                 <w:rStyle w:val="a5"/>
@@ -329,7 +329,7 @@
               <w:rPr>
                 <w:noProof/>
               </w:rPr>
-              <w:instrText xml:space="preserve"> PAGEREF _Toc240672407 \h </w:instrText>
+              <w:instrText xml:space="preserve"> PAGEREF _Toc240672799 \h </w:instrText>
             </w:r>
             <w:r>
               <w:rPr>
@@ -372,7 +372,7 @@
               <w14:ligatures w14:val="standardContextual"/>
             </w:rPr>
           </w:pPr>
-          <w:hyperlink w:anchor="_Toc240672408" w:history="1">
+          <w:hyperlink w:anchor="_Toc240672800" w:history="1">
             <w:r>
               <w:rPr>
                 <w:rStyle w:val="a5"/>
@@ -456,7 +456,7 @@
               <w:rPr>
                 <w:noProof/>
               </w:rPr>
-              <w:instrText xml:space="preserve"> PAGEREF _Toc240672408 \h </w:instrText>
+              <w:instrText xml:space="preserve"> PAGEREF _Toc240672800 \h </w:instrText>
             </w:r>
             <w:r>
               <w:rPr>
@@ -499,7 +499,7 @@
               <w14:ligatures w14:val="standardContextual"/>
             </w:rPr>
           </w:pPr>
-          <w:hyperlink w:anchor="_Toc240672409" w:history="1">
+          <w:hyperlink w:anchor="_Toc240672801" w:history="1">
             <w:r>
               <w:rPr>
                 <w:rStyle w:val="a5"/>
@@ -598,7 +598,7 @@
               <w:rPr>
                 <w:noProof/>
               </w:rPr>
-              <w:instrText xml:space="preserve"> PAGEREF _Toc240672409 \h </w:instrText>
+              <w:instrText xml:space="preserve"> PAGEREF _Toc240672801 \h </w:instrText>
             </w:r>
             <w:r>
               <w:rPr>
@@ -641,7 +641,7 @@
               <w14:ligatures w14:val="standardContextual"/>
             </w:rPr>
           </w:pPr>
-          <w:hyperlink w:anchor="_Toc240672410" w:history="1">
+          <w:hyperlink w:anchor="_Toc240672802" w:history="1">
             <w:r>
               <w:rPr>
                 <w:rStyle w:val="a5"/>
@@ -665,7 +665,7 @@
               <w:rPr>
                 <w:noProof/>
               </w:rPr>
-              <w:instrText xml:space="preserve"> PAGEREF _Toc240672410 \h </w:instrText>
+              <w:instrText xml:space="preserve"> PAGEREF _Toc240672802 \h </w:instrText>
             </w:r>
             <w:r>
               <w:rPr>
@@ -708,7 +708,7 @@
               <w14:ligatures w14:val="standardContextual"/>
             </w:rPr>
           </w:pPr>
-          <w:hyperlink w:anchor="_Toc240672411" w:history="1">
+          <w:hyperlink w:anchor="_Toc240672803" w:history="1">
             <w:r>
               <w:rPr>
                 <w:rStyle w:val="a5"/>
@@ -732,7 +732,7 @@
               <w:rPr>
                 <w:noProof/>
               </w:rPr>
-              <w:instrText xml:space="preserve"> PAGEREF _Toc240672411 \h </w:instrText>
+              <w:instrText xml:space="preserve"> PAGEREF _Toc240672803 \h </w:instrText>
             </w:r>
             <w:r>
               <w:rPr>
@@ -775,7 +775,7 @@
               <w14:ligatures w14:val="standardContextual"/>
             </w:rPr>
           </w:pPr>
-          <w:hyperlink w:anchor="_Toc240672412" w:history="1">
+          <w:hyperlink w:anchor="_Toc240672804" w:history="1">
             <w:r>
               <w:rPr>
                 <w:rStyle w:val="a5"/>
@@ -829,7 +829,7 @@
               <w:rPr>
                 <w:noProof/>
               </w:rPr>
-              <w:instrText xml:space="preserve"> PAGEREF _Toc240672412 \h </w:instrText>
+              <w:instrText xml:space="preserve"> PAGEREF _Toc240672804 \h </w:instrText>
             </w:r>
             <w:r>
               <w:rPr>
@@ -872,7 +872,7 @@
               <w14:ligatures w14:val="standardContextual"/>
             </w:rPr>
           </w:pPr>
-          <w:hyperlink w:anchor="_Toc240672413" w:history="1">
+          <w:hyperlink w:anchor="_Toc240672805" w:history="1">
             <w:r>
               <w:rPr>
                 <w:rStyle w:val="a5"/>
@@ -926,7 +926,7 @@
               <w:rPr>
                 <w:noProof/>
               </w:rPr>
-              <w:instrText xml:space="preserve"> PAGEREF _Toc240672413 \h </w:instrText>
+              <w:instrText xml:space="preserve"> PAGEREF _Toc240672805 \h </w:instrText>
             </w:r>
             <w:r>
               <w:rPr>
@@ -969,7 +969,7 @@
               <w14:ligatures w14:val="standardContextual"/>
             </w:rPr>
           </w:pPr>
-          <w:hyperlink w:anchor="_Toc240672414" w:history="1">
+          <w:hyperlink w:anchor="_Toc240672806" w:history="1">
             <w:r>
               <w:rPr>
                 <w:rStyle w:val="a5"/>
@@ -1053,7 +1053,7 @@
               <w:rPr>
                 <w:noProof/>
               </w:rPr>
-              <w:instrText xml:space="preserve"> PAGEREF _Toc240672414 \h </w:instrText>
+              <w:instrText xml:space="preserve"> PAGEREF _Toc240672806 \h </w:instrText>
             </w:r>
             <w:r>
               <w:rPr>
@@ -1098,7 +1098,7 @@
               <w14:ligatures w14:val="standardContextual"/>
             </w:rPr>
           </w:pPr>
-          <w:hyperlink w:anchor="_Toc240672415" w:history="1">
+          <w:hyperlink w:anchor="_Toc240672807" w:history="1">
             <w:r>
               <w:rPr>
                 <w:rStyle w:val="a5"/>
@@ -1167,7 +1167,7 @@
               <w:rPr>
                 <w:noProof/>
               </w:rPr>
-              <w:instrText xml:space="preserve"> PAGEREF _Toc240672415 \h </w:instrText>
+              <w:instrText xml:space="preserve"> PAGEREF _Toc240672807 \h </w:instrText>
             </w:r>
             <w:r>
               <w:rPr>
@@ -1210,7 +1210,7 @@
               <w14:ligatures w14:val="standardContextual"/>
             </w:rPr>
           </w:pPr>
-          <w:hyperlink w:anchor="_Toc240672416" w:history="1">
+          <w:hyperlink w:anchor="_Toc240672808" w:history="1">
             <w:r>
               <w:rPr>
                 <w:rStyle w:val="a5"/>
@@ -1264,7 +1264,7 @@
               <w:rPr>
                 <w:noProof/>
               </w:rPr>
-              <w:instrText xml:space="preserve"> PAGEREF _Toc240672416 \h </w:instrText>
+              <w:instrText xml:space="preserve"> PAGEREF _Toc240672808 \h </w:instrText>
             </w:r>
             <w:r>
               <w:rPr>
@@ -1307,7 +1307,7 @@
               <w14:ligatures w14:val="standardContextual"/>
             </w:rPr>
           </w:pPr>
-          <w:hyperlink w:anchor="_Toc240672417" w:history="1">
+          <w:hyperlink w:anchor="_Toc240672809" w:history="1">
             <w:r>
               <w:rPr>
                 <w:rStyle w:val="a5"/>
@@ -1391,7 +1391,7 @@
               <w:rPr>
                 <w:noProof/>
               </w:rPr>
-              <w:instrText xml:space="preserve"> PAGEREF _Toc240672417 \h </w:instrText>
+              <w:instrText xml:space="preserve"> PAGEREF _Toc240672809 \h </w:instrText>
             </w:r>
             <w:r>
               <w:rPr>
@@ -1434,7 +1434,7 @@
               <w14:ligatures w14:val="standardContextual"/>
             </w:rPr>
           </w:pPr>
-          <w:hyperlink w:anchor="_Toc240672418" w:history="1">
+          <w:hyperlink w:anchor="_Toc240672810" w:history="1">
             <w:r>
               <w:rPr>
                 <w:rStyle w:val="a5"/>
@@ -1518,7 +1518,7 @@
               <w:rPr>
                 <w:noProof/>
               </w:rPr>
-              <w:instrText xml:space="preserve"> PAGEREF _Toc240672418 \h </w:instrText>
+              <w:instrText xml:space="preserve"> PAGEREF _Toc240672810 \h </w:instrText>
             </w:r>
             <w:r>
               <w:rPr>
@@ -1563,7 +1563,7 @@
               <w14:ligatures w14:val="standardContextual"/>
             </w:rPr>
           </w:pPr>
-          <w:hyperlink w:anchor="_Toc240672419" w:history="1">
+          <w:hyperlink w:anchor="_Toc240672811" w:history="1">
             <w:r>
               <w:rPr>
                 <w:rStyle w:val="a5"/>
@@ -1707,7 +1707,7 @@
               <w:rPr>
                 <w:noProof/>
               </w:rPr>
-              <w:instrText xml:space="preserve"> PAGEREF _Toc240672419 \h </w:instrText>
+              <w:instrText xml:space="preserve"> PAGEREF _Toc240672811 \h </w:instrText>
             </w:r>
             <w:r>
               <w:rPr>
@@ -1750,7 +1750,7 @@
               <w14:ligatures w14:val="standardContextual"/>
             </w:rPr>
           </w:pPr>
-          <w:hyperlink w:anchor="_Toc240672420" w:history="1">
+          <w:hyperlink w:anchor="_Toc240672812" w:history="1">
             <w:r>
               <w:rPr>
                 <w:rStyle w:val="a5"/>
@@ -1849,7 +1849,7 @@
               <w:rPr>
                 <w:noProof/>
               </w:rPr>
-              <w:instrText xml:space="preserve"> PAGEREF _Toc240672420 \h </w:instrText>
+              <w:instrText xml:space="preserve"> PAGEREF _Toc240672812 \h </w:instrText>
             </w:r>
             <w:r>
               <w:rPr>
@@ -1892,7 +1892,7 @@
               <w14:ligatures w14:val="standardContextual"/>
             </w:rPr>
           </w:pPr>
-          <w:hyperlink w:anchor="_Toc240672421" w:history="1">
+          <w:hyperlink w:anchor="_Toc240672813" w:history="1">
             <w:r>
               <w:rPr>
                 <w:rStyle w:val="a5"/>
@@ -1961,7 +1961,7 @@
               <w:rPr>
                 <w:noProof/>
               </w:rPr>
-              <w:instrText xml:space="preserve"> PAGEREF _Toc240672421 \h </w:instrText>
+              <w:instrText xml:space="preserve"> PAGEREF _Toc240672813 \h </w:instrText>
             </w:r>
             <w:r>
               <w:rPr>
@@ -2004,7 +2004,7 @@
               <w14:ligatures w14:val="standardContextual"/>
             </w:rPr>
           </w:pPr>
-          <w:hyperlink w:anchor="_Toc240672422" w:history="1">
+          <w:hyperlink w:anchor="_Toc240672814" w:history="1">
             <w:r>
               <w:rPr>
                 <w:rStyle w:val="a5"/>
@@ -2073,7 +2073,7 @@
               <w:rPr>
                 <w:noProof/>
               </w:rPr>
-              <w:instrText xml:space="preserve"> PAGEREF _Toc240672422 \h </w:instrText>
+              <w:instrText xml:space="preserve"> PAGEREF _Toc240672814 \h </w:instrText>
             </w:r>
             <w:r>
               <w:rPr>
@@ -2116,7 +2116,7 @@
               <w14:ligatures w14:val="standardContextual"/>
             </w:rPr>
           </w:pPr>
-          <w:hyperlink w:anchor="_Toc240672423" w:history="1">
+          <w:hyperlink w:anchor="_Toc240672815" w:history="1">
             <w:r>
               <w:rPr>
                 <w:rStyle w:val="a5"/>
@@ -2200,7 +2200,7 @@
               <w:rPr>
                 <w:noProof/>
               </w:rPr>
-              <w:instrText xml:space="preserve"> PAGEREF _Toc240672423 \h </w:instrText>
+              <w:instrText xml:space="preserve"> PAGEREF _Toc240672815 \h </w:instrText>
             </w:r>
             <w:r>
               <w:rPr>
@@ -2243,7 +2243,7 @@
               <w14:ligatures w14:val="standardContextual"/>
             </w:rPr>
           </w:pPr>
-          <w:hyperlink w:anchor="_Toc240672424" w:history="1">
+          <w:hyperlink w:anchor="_Toc240672816" w:history="1">
             <w:r>
               <w:rPr>
                 <w:rStyle w:val="a5"/>
@@ -2357,7 +2357,7 @@
               <w:rPr>
                 <w:noProof/>
               </w:rPr>
-              <w:instrText xml:space="preserve"> PAGEREF _Toc240672424 \h </w:instrText>
+              <w:instrText xml:space="preserve"> PAGEREF _Toc240672816 \h </w:instrText>
             </w:r>
             <w:r>
               <w:rPr>
@@ -2400,7 +2400,7 @@
               <w14:ligatures w14:val="standardContextual"/>
             </w:rPr>
           </w:pPr>
-          <w:hyperlink w:anchor="_Toc240672425" w:history="1">
+          <w:hyperlink w:anchor="_Toc240672817" w:history="1">
             <w:r>
               <w:rPr>
                 <w:rStyle w:val="a5"/>
@@ -2484,7 +2484,7 @@
               <w:rPr>
                 <w:noProof/>
               </w:rPr>
-              <w:instrText xml:space="preserve"> PAGEREF _Toc240672425 \h </w:instrText>
+              <w:instrText xml:space="preserve"> PAGEREF _Toc240672817 \h </w:instrText>
             </w:r>
             <w:r>
               <w:rPr>
@@ -2527,7 +2527,7 @@
               <w14:ligatures w14:val="standardContextual"/>
             </w:rPr>
           </w:pPr>
-          <w:hyperlink w:anchor="_Toc240672426" w:history="1">
+          <w:hyperlink w:anchor="_Toc240672818" w:history="1">
             <w:r>
               <w:rPr>
                 <w:rStyle w:val="a5"/>
@@ -2626,7 +2626,7 @@
               <w:rPr>
                 <w:noProof/>
               </w:rPr>
-              <w:instrText xml:space="preserve"> PAGEREF _Toc240672426 \h </w:instrText>
+              <w:instrText xml:space="preserve"> PAGEREF _Toc240672818 \h </w:instrText>
             </w:r>
             <w:r>
               <w:rPr>
@@ -2644,7 +2644,7 @@
                 <w:noProof/>
                 <w:cs/>
               </w:rPr>
-              <w:t>14</w:t>
+              <w:t>15</w:t>
             </w:r>
             <w:r>
               <w:rPr>
@@ -2669,7 +2669,7 @@
               <w14:ligatures w14:val="standardContextual"/>
             </w:rPr>
           </w:pPr>
-          <w:hyperlink w:anchor="_Toc240672427" w:history="1">
+          <w:hyperlink w:anchor="_Toc240672819" w:history="1">
             <w:r>
               <w:rPr>
                 <w:rStyle w:val="a5"/>
@@ -2708,7 +2708,7 @@
               <w:rPr>
                 <w:noProof/>
               </w:rPr>
-              <w:instrText xml:space="preserve"> PAGEREF _Toc240672427 \h </w:instrText>
+              <w:instrText xml:space="preserve"> PAGEREF _Toc240672819 \h </w:instrText>
             </w:r>
             <w:r>
               <w:rPr>
@@ -2753,7 +2753,7 @@
               <w14:ligatures w14:val="standardContextual"/>
             </w:rPr>
           </w:pPr>
-          <w:hyperlink w:anchor="_Toc240672428" w:history="1">
+          <w:hyperlink w:anchor="_Toc240672820" w:history="1">
             <w:r>
               <w:rPr>
                 <w:rStyle w:val="a5"/>
@@ -2807,7 +2807,7 @@
               <w:rPr>
                 <w:noProof/>
               </w:rPr>
-              <w:instrText xml:space="preserve"> PAGEREF _Toc240672428 \h </w:instrText>
+              <w:instrText xml:space="preserve"> PAGEREF _Toc240672820 \h </w:instrText>
             </w:r>
             <w:r>
               <w:rPr>
@@ -2850,7 +2850,7 @@
               <w14:ligatures w14:val="standardContextual"/>
             </w:rPr>
           </w:pPr>
-          <w:hyperlink w:anchor="_Toc240672429" w:history="1">
+          <w:hyperlink w:anchor="_Toc240672821" w:history="1">
             <w:r>
               <w:rPr>
                 <w:rStyle w:val="a5"/>
@@ -2874,7 +2874,7 @@
               <w:rPr>
                 <w:noProof/>
               </w:rPr>
-              <w:instrText xml:space="preserve"> PAGEREF _Toc240672429 \h </w:instrText>
+              <w:instrText xml:space="preserve"> PAGEREF _Toc240672821 \h </w:instrText>
             </w:r>
             <w:r>
               <w:rPr>
@@ -2917,7 +2917,7 @@
               <w14:ligatures w14:val="standardContextual"/>
             </w:rPr>
           </w:pPr>
-          <w:hyperlink w:anchor="_Toc240672430" w:history="1">
+          <w:hyperlink w:anchor="_Toc240672822" w:history="1">
             <w:r>
               <w:rPr>
                 <w:rStyle w:val="a5"/>
@@ -2986,7 +2986,7 @@
               <w:rPr>
                 <w:noProof/>
               </w:rPr>
-              <w:instrText xml:space="preserve"> PAGEREF _Toc240672430 \h </w:instrText>
+              <w:instrText xml:space="preserve"> PAGEREF _Toc240672822 \h </w:instrText>
             </w:r>
             <w:r>
               <w:rPr>
@@ -3029,7 +3029,7 @@
               <w14:ligatures w14:val="standardContextual"/>
             </w:rPr>
           </w:pPr>
-          <w:hyperlink w:anchor="_Toc240672431" w:history="1">
+          <w:hyperlink w:anchor="_Toc240672823" w:history="1">
             <w:r>
               <w:rPr>
                 <w:rStyle w:val="a5"/>
@@ -3068,7 +3068,7 @@
               <w:rPr>
                 <w:noProof/>
               </w:rPr>
-              <w:instrText xml:space="preserve"> PAGEREF _Toc240672431 \h </w:instrText>
+              <w:instrText xml:space="preserve"> PAGEREF _Toc240672823 \h </w:instrText>
             </w:r>
             <w:r>
               <w:rPr>
@@ -3111,7 +3111,7 @@
               <w14:ligatures w14:val="standardContextual"/>
             </w:rPr>
           </w:pPr>
-          <w:hyperlink w:anchor="_Toc240672432" w:history="1">
+          <w:hyperlink w:anchor="_Toc240672824" w:history="1">
             <w:r>
               <w:rPr>
                 <w:rStyle w:val="a5"/>
@@ -3165,7 +3165,7 @@
               <w:rPr>
                 <w:noProof/>
               </w:rPr>
-              <w:instrText xml:space="preserve"> PAGEREF _Toc240672432 \h </w:instrText>
+              <w:instrText xml:space="preserve"> PAGEREF _Toc240672824 \h </w:instrText>
             </w:r>
             <w:r>
               <w:rPr>
@@ -3210,7 +3210,7 @@
               <w14:ligatures w14:val="standardContextual"/>
             </w:rPr>
           </w:pPr>
-          <w:hyperlink w:anchor="_Toc240672433" w:history="1">
+          <w:hyperlink w:anchor="_Toc240672825" w:history="1">
             <w:r>
               <w:rPr>
                 <w:rStyle w:val="a5"/>
@@ -3264,7 +3264,7 @@
               <w:rPr>
                 <w:noProof/>
               </w:rPr>
-              <w:instrText xml:space="preserve"> PAGEREF _Toc240672433 \h </w:instrText>
+              <w:instrText xml:space="preserve"> PAGEREF _Toc240672825 \h </w:instrText>
             </w:r>
             <w:r>
               <w:rPr>
@@ -3307,7 +3307,7 @@
               <w14:ligatures w14:val="standardContextual"/>
             </w:rPr>
           </w:pPr>
-          <w:hyperlink w:anchor="_Toc240672434" w:history="1">
+          <w:hyperlink w:anchor="_Toc240672826" w:history="1">
             <w:r>
               <w:rPr>
                 <w:rStyle w:val="a5"/>
@@ -3346,7 +3346,7 @@
               <w:rPr>
                 <w:noProof/>
               </w:rPr>
-              <w:instrText xml:space="preserve"> PAGEREF _Toc240672434 \h </w:instrText>
+              <w:instrText xml:space="preserve"> PAGEREF _Toc240672826 \h </w:instrText>
             </w:r>
             <w:r>
               <w:rPr>
@@ -3389,7 +3389,7 @@
               <w14:ligatures w14:val="standardContextual"/>
             </w:rPr>
           </w:pPr>
-          <w:hyperlink w:anchor="_Toc240672435" w:history="1">
+          <w:hyperlink w:anchor="_Toc240672827" w:history="1">
             <w:r>
               <w:rPr>
                 <w:rStyle w:val="a5"/>
@@ -3518,7 +3518,7 @@
               <w:rPr>
                 <w:noProof/>
               </w:rPr>
-              <w:instrText xml:space="preserve"> PAGEREF _Toc240672435 \h </w:instrText>
+              <w:instrText xml:space="preserve"> PAGEREF _Toc240672827 \h </w:instrText>
             </w:r>
             <w:r>
               <w:rPr>
@@ -3561,7 +3561,7 @@
               <w14:ligatures w14:val="standardContextual"/>
             </w:rPr>
           </w:pPr>
-          <w:hyperlink w:anchor="_Toc240672436" w:history="1">
+          <w:hyperlink w:anchor="_Toc240672828" w:history="1">
             <w:r>
               <w:rPr>
                 <w:rStyle w:val="a5"/>
@@ -3660,7 +3660,7 @@
               <w:rPr>
                 <w:noProof/>
               </w:rPr>
-              <w:instrText xml:space="preserve"> PAGEREF _Toc240672436 \h </w:instrText>
+              <w:instrText xml:space="preserve"> PAGEREF _Toc240672828 \h </w:instrText>
             </w:r>
             <w:r>
               <w:rPr>
@@ -3703,7 +3703,7 @@
               <w14:ligatures w14:val="standardContextual"/>
             </w:rPr>
           </w:pPr>
-          <w:hyperlink w:anchor="_Toc240672437" w:history="1">
+          <w:hyperlink w:anchor="_Toc240672829" w:history="1">
             <w:r>
               <w:rPr>
                 <w:rStyle w:val="a5"/>
@@ -3817,7 +3817,7 @@
               <w:rPr>
                 <w:noProof/>
               </w:rPr>
-              <w:instrText xml:space="preserve"> PAGEREF _Toc240672437 \h </w:instrText>
+              <w:instrText xml:space="preserve"> PAGEREF _Toc240672829 \h </w:instrText>
             </w:r>
             <w:r>
               <w:rPr>
@@ -3860,7 +3860,7 @@
               <w14:ligatures w14:val="standardContextual"/>
             </w:rPr>
           </w:pPr>
-          <w:hyperlink w:anchor="_Toc240672438" w:history="1">
+          <w:hyperlink w:anchor="_Toc240672830" w:history="1">
             <w:r>
               <w:rPr>
                 <w:rStyle w:val="a5"/>
@@ -3959,7 +3959,7 @@
               <w:rPr>
                 <w:noProof/>
               </w:rPr>
-              <w:instrText xml:space="preserve"> PAGEREF _Toc240672438 \h </w:instrText>
+              <w:instrText xml:space="preserve"> PAGEREF _Toc240672830 \h </w:instrText>
             </w:r>
             <w:r>
               <w:rPr>
@@ -4002,7 +4002,7 @@
               <w14:ligatures w14:val="standardContextual"/>
             </w:rPr>
           </w:pPr>
-          <w:hyperlink w:anchor="_Toc240672439" w:history="1">
+          <w:hyperlink w:anchor="_Toc240672831" w:history="1">
             <w:r>
               <w:rPr>
                 <w:rStyle w:val="a5"/>
@@ -4071,7 +4071,7 @@
               <w:rPr>
                 <w:noProof/>
               </w:rPr>
-              <w:instrText xml:space="preserve"> PAGEREF _Toc240672439 \h </w:instrText>
+              <w:instrText xml:space="preserve"> PAGEREF _Toc240672831 \h </w:instrText>
             </w:r>
             <w:r>
               <w:rPr>
@@ -4116,7 +4116,7 @@
               <w14:ligatures w14:val="standardContextual"/>
             </w:rPr>
           </w:pPr>
-          <w:hyperlink w:anchor="_Toc240672440" w:history="1">
+          <w:hyperlink w:anchor="_Toc240672832" w:history="1">
             <w:r>
               <w:rPr>
                 <w:rStyle w:val="a5"/>
@@ -4215,7 +4215,7 @@
               <w:rPr>
                 <w:noProof/>
               </w:rPr>
-              <w:instrText xml:space="preserve"> PAGEREF _Toc240672440 \h </w:instrText>
+              <w:instrText xml:space="preserve"> PAGEREF _Toc240672832 \h </w:instrText>
             </w:r>
             <w:r>
               <w:rPr>
@@ -4258,7 +4258,7 @@
               <w14:ligatures w14:val="standardContextual"/>
             </w:rPr>
           </w:pPr>
-          <w:hyperlink w:anchor="_Toc240672441" w:history="1">
+          <w:hyperlink w:anchor="_Toc240672833" w:history="1">
             <w:r>
               <w:rPr>
                 <w:rStyle w:val="a5"/>
@@ -4342,7 +4342,7 @@
               <w:rPr>
                 <w:noProof/>
               </w:rPr>
-              <w:instrText xml:space="preserve"> PAGEREF _Toc240672441 \h </w:instrText>
+              <w:instrText xml:space="preserve"> PAGEREF _Toc240672833 \h </w:instrText>
             </w:r>
             <w:r>
               <w:rPr>
@@ -4385,7 +4385,7 @@
               <w14:ligatures w14:val="standardContextual"/>
             </w:rPr>
           </w:pPr>
-          <w:hyperlink w:anchor="_Toc240672442" w:history="1">
+          <w:hyperlink w:anchor="_Toc240672834" w:history="1">
             <w:r>
               <w:rPr>
                 <w:rStyle w:val="a5"/>
@@ -4424,7 +4424,7 @@
               <w:rPr>
                 <w:noProof/>
               </w:rPr>
-              <w:instrText xml:space="preserve"> PAGEREF _Toc240672442 \h </w:instrText>
+              <w:instrText xml:space="preserve"> PAGEREF _Toc240672834 \h </w:instrText>
             </w:r>
             <w:r>
               <w:rPr>
@@ -4467,7 +4467,7 @@
               <w14:ligatures w14:val="standardContextual"/>
             </w:rPr>
           </w:pPr>
-          <w:hyperlink w:anchor="_Toc240672443" w:history="1">
+          <w:hyperlink w:anchor="_Toc240672835" w:history="1">
             <w:r>
               <w:rPr>
                 <w:rStyle w:val="a5"/>
@@ -4521,7 +4521,7 @@
               <w:rPr>
                 <w:noProof/>
               </w:rPr>
-              <w:instrText xml:space="preserve"> PAGEREF _Toc240672443 \h </w:instrText>
+              <w:instrText xml:space="preserve"> PAGEREF _Toc240672835 \h </w:instrText>
             </w:r>
             <w:r>
               <w:rPr>
@@ -4566,7 +4566,7 @@
               <w14:ligatures w14:val="standardContextual"/>
             </w:rPr>
           </w:pPr>
-          <w:hyperlink w:anchor="_Toc240672444" w:history="1">
+          <w:hyperlink w:anchor="_Toc240672836" w:history="1">
             <w:r>
               <w:rPr>
                 <w:rStyle w:val="a5"/>
@@ -4680,7 +4680,7 @@
               <w:rPr>
                 <w:noProof/>
               </w:rPr>
-              <w:instrText xml:space="preserve"> PAGEREF _Toc240672444 \h </w:instrText>
+              <w:instrText xml:space="preserve"> PAGEREF _Toc240672836 \h </w:instrText>
             </w:r>
             <w:r>
               <w:rPr>
@@ -4723,7 +4723,7 @@
               <w14:ligatures w14:val="standardContextual"/>
             </w:rPr>
           </w:pPr>
-          <w:hyperlink w:anchor="_Toc240672445" w:history="1">
+          <w:hyperlink w:anchor="_Toc240672837" w:history="1">
             <w:r>
               <w:rPr>
                 <w:rStyle w:val="a5"/>
@@ -4822,7 +4822,7 @@
               <w:rPr>
                 <w:noProof/>
               </w:rPr>
-              <w:instrText xml:space="preserve"> PAGEREF _Toc240672445 \h </w:instrText>
+              <w:instrText xml:space="preserve"> PAGEREF _Toc240672837 \h </w:instrText>
             </w:r>
             <w:r>
               <w:rPr>
@@ -4865,7 +4865,7 @@
               <w14:ligatures w14:val="standardContextual"/>
             </w:rPr>
           </w:pPr>
-          <w:hyperlink w:anchor="_Toc240672446" w:history="1">
+          <w:hyperlink w:anchor="_Toc240672838" w:history="1">
             <w:r>
               <w:rPr>
                 <w:rStyle w:val="a5"/>
@@ -4949,7 +4949,7 @@
               <w:rPr>
                 <w:noProof/>
               </w:rPr>
-              <w:instrText xml:space="preserve"> PAGEREF _Toc240672446 \h </w:instrText>
+              <w:instrText xml:space="preserve"> PAGEREF _Toc240672838 \h </w:instrText>
             </w:r>
             <w:r>
               <w:rPr>
@@ -4992,7 +4992,7 @@
               <w14:ligatures w14:val="standardContextual"/>
             </w:rPr>
           </w:pPr>
-          <w:hyperlink w:anchor="_Toc240672447" w:history="1">
+          <w:hyperlink w:anchor="_Toc240672839" w:history="1">
             <w:r>
               <w:rPr>
                 <w:rStyle w:val="a5"/>
@@ -5031,7 +5031,7 @@
               <w:rPr>
                 <w:noProof/>
               </w:rPr>
-              <w:instrText xml:space="preserve"> PAGEREF _Toc240672447 \h </w:instrText>
+              <w:instrText xml:space="preserve"> PAGEREF _Toc240672839 \h </w:instrText>
             </w:r>
             <w:r>
               <w:rPr>
@@ -5074,7 +5074,7 @@
               <w14:ligatures w14:val="standardContextual"/>
             </w:rPr>
           </w:pPr>
-          <w:hyperlink w:anchor="_Toc240672448" w:history="1">
+          <w:hyperlink w:anchor="_Toc240672840" w:history="1">
             <w:r>
               <w:rPr>
                 <w:rStyle w:val="a5"/>
@@ -5128,7 +5128,7 @@
               <w:rPr>
                 <w:noProof/>
               </w:rPr>
-              <w:instrText xml:space="preserve"> PAGEREF _Toc240672448 \h </w:instrText>
+              <w:instrText xml:space="preserve"> PAGEREF _Toc240672840 \h </w:instrText>
             </w:r>
             <w:r>
               <w:rPr>
@@ -5171,7 +5171,7 @@
               <w14:ligatures w14:val="standardContextual"/>
             </w:rPr>
           </w:pPr>
-          <w:hyperlink w:anchor="_Toc240672449" w:history="1">
+          <w:hyperlink w:anchor="_Toc240672841" w:history="1">
             <w:r>
               <w:rPr>
                 <w:rStyle w:val="a5"/>
@@ -5225,7 +5225,7 @@
               <w:rPr>
                 <w:noProof/>
               </w:rPr>
-              <w:instrText xml:space="preserve"> PAGEREF _Toc240672449 \h </w:instrText>
+              <w:instrText xml:space="preserve"> PAGEREF _Toc240672841 \h </w:instrText>
             </w:r>
             <w:r>
               <w:rPr>
@@ -5270,7 +5270,7 @@
               <w14:ligatures w14:val="standardContextual"/>
             </w:rPr>
           </w:pPr>
-          <w:hyperlink w:anchor="_Toc240672450" w:history="1">
+          <w:hyperlink w:anchor="_Toc240672842" w:history="1">
             <w:r>
               <w:rPr>
                 <w:rStyle w:val="a5"/>
@@ -5339,7 +5339,7 @@
               <w:rPr>
                 <w:noProof/>
               </w:rPr>
-              <w:instrText xml:space="preserve"> PAGEREF _Toc240672450 \h </w:instrText>
+              <w:instrText xml:space="preserve"> PAGEREF _Toc240672842 \h </w:instrText>
             </w:r>
             <w:r>
               <w:rPr>
@@ -5382,7 +5382,7 @@
               <w14:ligatures w14:val="standardContextual"/>
             </w:rPr>
           </w:pPr>
-          <w:hyperlink w:anchor="_Toc240672451" w:history="1">
+          <w:hyperlink w:anchor="_Toc240672843" w:history="1">
             <w:r>
               <w:rPr>
                 <w:rStyle w:val="a5"/>
@@ -5451,7 +5451,7 @@
               <w:rPr>
                 <w:noProof/>
               </w:rPr>
-              <w:instrText xml:space="preserve"> PAGEREF _Toc240672451 \h </w:instrText>
+              <w:instrText xml:space="preserve"> PAGEREF _Toc240672843 \h </w:instrText>
             </w:r>
             <w:r>
               <w:rPr>
@@ -5494,7 +5494,7 @@
               <w14:ligatures w14:val="standardContextual"/>
             </w:rPr>
           </w:pPr>
-          <w:hyperlink w:anchor="_Toc240672452" w:history="1">
+          <w:hyperlink w:anchor="_Toc240672844" w:history="1">
             <w:r>
               <w:rPr>
                 <w:rStyle w:val="a5"/>
@@ -5593,7 +5593,7 @@
               <w:rPr>
                 <w:noProof/>
               </w:rPr>
-              <w:instrText xml:space="preserve"> PAGEREF _Toc240672452 \h </w:instrText>
+              <w:instrText xml:space="preserve"> PAGEREF _Toc240672844 \h </w:instrText>
             </w:r>
             <w:r>
               <w:rPr>
@@ -5636,7 +5636,7 @@
               <w14:ligatures w14:val="standardContextual"/>
             </w:rPr>
           </w:pPr>
-          <w:hyperlink w:anchor="_Toc240672453" w:history="1">
+          <w:hyperlink w:anchor="_Toc240672845" w:history="1">
             <w:r>
               <w:rPr>
                 <w:rStyle w:val="a5"/>
@@ -5690,7 +5690,7 @@
               <w:rPr>
                 <w:noProof/>
               </w:rPr>
-              <w:instrText xml:space="preserve"> PAGEREF _Toc240672453 \h </w:instrText>
+              <w:instrText xml:space="preserve"> PAGEREF _Toc240672845 \h </w:instrText>
             </w:r>
             <w:r>
               <w:rPr>
@@ -5733,7 +5733,7 @@
               <w14:ligatures w14:val="standardContextual"/>
             </w:rPr>
           </w:pPr>
-          <w:hyperlink w:anchor="_Toc240672454" w:history="1">
+          <w:hyperlink w:anchor="_Toc240672846" w:history="1">
             <w:r>
               <w:rPr>
                 <w:rStyle w:val="a5"/>
@@ -5757,7 +5757,7 @@
               <w:rPr>
                 <w:noProof/>
               </w:rPr>
-              <w:instrText xml:space="preserve"> PAGEREF _Toc240672454 \h </w:instrText>
+              <w:instrText xml:space="preserve"> PAGEREF _Toc240672846 \h </w:instrText>
             </w:r>
             <w:r>
               <w:rPr>
@@ -5802,7 +5802,7 @@
               <w14:ligatures w14:val="standardContextual"/>
             </w:rPr>
           </w:pPr>
-          <w:hyperlink w:anchor="_Toc240672455" w:history="1">
+          <w:hyperlink w:anchor="_Toc240672847" w:history="1">
             <w:r>
               <w:rPr>
                 <w:rStyle w:val="a5"/>
@@ -5826,7 +5826,7 @@
               <w:rPr>
                 <w:noProof/>
               </w:rPr>
-              <w:instrText xml:space="preserve"> PAGEREF _Toc240672455 \h </w:instrText>
+              <w:instrText xml:space="preserve"> PAGEREF _Toc240672847 \h </w:instrText>
             </w:r>
             <w:r>
               <w:rPr>
@@ -5871,7 +5871,7 @@
               <w14:ligatures w14:val="standardContextual"/>
             </w:rPr>
           </w:pPr>
-          <w:hyperlink w:anchor="_Toc240672456" w:history="1">
+          <w:hyperlink w:anchor="_Toc240672848" w:history="1">
             <w:r>
               <w:rPr>
                 <w:rStyle w:val="a5"/>
@@ -5955,7 +5955,7 @@
               <w:rPr>
                 <w:noProof/>
               </w:rPr>
-              <w:instrText xml:space="preserve"> PAGEREF _Toc240672456 \h </w:instrText>
+              <w:instrText xml:space="preserve"> PAGEREF _Toc240672848 \h </w:instrText>
             </w:r>
             <w:r>
               <w:rPr>
@@ -6000,7 +6000,7 @@
               <w14:ligatures w14:val="standardContextual"/>
             </w:rPr>
           </w:pPr>
-          <w:hyperlink w:anchor="_Toc240672457" w:history="1">
+          <w:hyperlink w:anchor="_Toc240672849" w:history="1">
             <w:r>
               <w:rPr>
                 <w:rStyle w:val="a5"/>
@@ -6039,7 +6039,7 @@
               <w:rPr>
                 <w:noProof/>
               </w:rPr>
-              <w:instrText xml:space="preserve"> PAGEREF _Toc240672457 \h </w:instrText>
+              <w:instrText xml:space="preserve"> PAGEREF _Toc240672849 \h </w:instrText>
             </w:r>
             <w:r>
               <w:rPr>
@@ -6084,7 +6084,7 @@
               <w14:ligatures w14:val="standardContextual"/>
             </w:rPr>
           </w:pPr>
-          <w:hyperlink w:anchor="_Toc240672458" w:history="1">
+          <w:hyperlink w:anchor="_Toc240672850" w:history="1">
             <w:r>
               <w:rPr>
                 <w:rStyle w:val="a5"/>
@@ -6198,7 +6198,7 @@
               <w:rPr>
                 <w:noProof/>
               </w:rPr>
-              <w:instrText xml:space="preserve"> PAGEREF _Toc240672458 \h </w:instrText>
+              <w:instrText xml:space="preserve"> PAGEREF _Toc240672850 \h </w:instrText>
             </w:r>
             <w:r>
               <w:rPr>
@@ -6260,7 +6260,7 @@
     <w:sdt>
       <w:sdtPr>
         <w:alias w:val="สารบัญภาพ"/>
-        <w:id w:val="-1104189756"/>
+        <w:id w:val="1908406786"/>
       </w:sdtPr>
       <w:sdtEndPr/>
       <w:sdtContent>
@@ -6288,7 +6288,7 @@
           <w:r>
             <w:fldChar w:fldCharType="separate"/>
           </w:r>
-          <w:hyperlink w:anchor="_Toc240672459" w:history="1">
+          <w:hyperlink w:anchor="_Toc240672851" w:history="1">
             <w:r>
               <w:rPr>
                 <w:rStyle w:val="a5"/>
@@ -6400,7 +6400,7 @@
               <w:rPr>
                 <w:noProof/>
               </w:rPr>
-              <w:instrText xml:space="preserve"> PAGEREF _Toc240672459 \h </w:instrText>
+              <w:instrText xml:space="preserve"> PAGEREF _Toc240672851 \h </w:instrText>
             </w:r>
             <w:r>
               <w:rPr>
@@ -6443,7 +6443,7 @@
               <w14:ligatures w14:val="standardContextual"/>
             </w:rPr>
           </w:pPr>
-          <w:hyperlink w:anchor="_Toc240672460" w:history="1">
+          <w:hyperlink w:anchor="_Toc240672852" w:history="1">
             <w:r>
               <w:rPr>
                 <w:rStyle w:val="a5"/>
@@ -6540,7 +6540,7 @@
               <w:rPr>
                 <w:noProof/>
               </w:rPr>
-              <w:instrText xml:space="preserve"> PAGEREF _Toc240672460 \h </w:instrText>
+              <w:instrText xml:space="preserve"> PAGEREF _Toc240672852 \h </w:instrText>
             </w:r>
             <w:r>
               <w:rPr>
@@ -6583,7 +6583,7 @@
               <w14:ligatures w14:val="standardContextual"/>
             </w:rPr>
           </w:pPr>
-          <w:hyperlink w:anchor="_Toc240672461" w:history="1">
+          <w:hyperlink w:anchor="_Toc240672853" w:history="1">
             <w:r>
               <w:rPr>
                 <w:rStyle w:val="a5"/>
@@ -6770,7 +6770,7 @@
               <w:rPr>
                 <w:noProof/>
               </w:rPr>
-              <w:instrText xml:space="preserve"> PAGEREF _Toc240672461 \h </w:instrText>
+              <w:instrText xml:space="preserve"> PAGEREF _Toc240672853 \h </w:instrText>
             </w:r>
             <w:r>
               <w:rPr>
@@ -6813,7 +6813,7 @@
               <w14:ligatures w14:val="standardContextual"/>
             </w:rPr>
           </w:pPr>
-          <w:hyperlink w:anchor="_Toc240672462" w:history="1">
+          <w:hyperlink w:anchor="_Toc240672854" w:history="1">
             <w:r>
               <w:rPr>
                 <w:rStyle w:val="a5"/>
@@ -6970,7 +6970,7 @@
               <w:rPr>
                 <w:noProof/>
               </w:rPr>
-              <w:instrText xml:space="preserve"> PAGEREF _Toc240672462 \h </w:instrText>
+              <w:instrText xml:space="preserve"> PAGEREF _Toc240672854 \h </w:instrText>
             </w:r>
             <w:r>
               <w:rPr>
@@ -7013,7 +7013,7 @@
               <w14:ligatures w14:val="standardContextual"/>
             </w:rPr>
           </w:pPr>
-          <w:hyperlink w:anchor="_Toc240672463" w:history="1">
+          <w:hyperlink w:anchor="_Toc240672855" w:history="1">
             <w:r>
               <w:rPr>
                 <w:rStyle w:val="a5"/>
@@ -7185,7 +7185,7 @@
               <w:rPr>
                 <w:noProof/>
               </w:rPr>
-              <w:instrText xml:space="preserve"> PAGEREF _Toc240672463 \h </w:instrText>
+              <w:instrText xml:space="preserve"> PAGEREF _Toc240672855 \h </w:instrText>
             </w:r>
             <w:r>
               <w:rPr>
@@ -7228,7 +7228,7 @@
               <w14:ligatures w14:val="standardContextual"/>
             </w:rPr>
           </w:pPr>
-          <w:hyperlink w:anchor="_Toc240672464" w:history="1">
+          <w:hyperlink w:anchor="_Toc240672856" w:history="1">
             <w:r>
               <w:rPr>
                 <w:rStyle w:val="a5"/>
@@ -7385,7 +7385,7 @@
               <w:rPr>
                 <w:noProof/>
               </w:rPr>
-              <w:instrText xml:space="preserve"> PAGEREF _Toc240672464 \h </w:instrText>
+              <w:instrText xml:space="preserve"> PAGEREF _Toc240672856 \h </w:instrText>
             </w:r>
             <w:r>
               <w:rPr>
@@ -7428,7 +7428,7 @@
               <w14:ligatures w14:val="standardContextual"/>
             </w:rPr>
           </w:pPr>
-          <w:hyperlink w:anchor="_Toc240672465" w:history="1">
+          <w:hyperlink w:anchor="_Toc240672857" w:history="1">
             <w:r>
               <w:rPr>
                 <w:rStyle w:val="a5"/>
@@ -7540,7 +7540,7 @@
               <w:rPr>
                 <w:noProof/>
               </w:rPr>
-              <w:instrText xml:space="preserve"> PAGEREF _Toc240672465 \h </w:instrText>
+              <w:instrText xml:space="preserve"> PAGEREF _Toc240672857 \h </w:instrText>
             </w:r>
             <w:r>
               <w:rPr>
@@ -7583,7 +7583,7 @@
               <w14:ligatures w14:val="standardContextual"/>
             </w:rPr>
           </w:pPr>
-          <w:hyperlink w:anchor="_Toc240672466" w:history="1">
+          <w:hyperlink w:anchor="_Toc240672858" w:history="1">
             <w:r>
               <w:rPr>
                 <w:rStyle w:val="a5"/>
@@ -7695,7 +7695,7 @@
               <w:rPr>
                 <w:noProof/>
               </w:rPr>
-              <w:instrText xml:space="preserve"> PAGEREF _Toc240672466 \h </w:instrText>
+              <w:instrText xml:space="preserve"> PAGEREF _Toc240672858 \h </w:instrText>
             </w:r>
             <w:r>
               <w:rPr>
@@ -7738,7 +7738,7 @@
               <w14:ligatures w14:val="standardContextual"/>
             </w:rPr>
           </w:pPr>
-          <w:hyperlink w:anchor="_Toc240672467" w:history="1">
+          <w:hyperlink w:anchor="_Toc240672859" w:history="1">
             <w:r>
               <w:rPr>
                 <w:rStyle w:val="a5"/>
@@ -7880,7 +7880,7 @@
               <w:rPr>
                 <w:noProof/>
               </w:rPr>
-              <w:instrText xml:space="preserve"> PAGEREF _Toc240672467 \h </w:instrText>
+              <w:instrText xml:space="preserve"> PAGEREF _Toc240672859 \h </w:instrText>
             </w:r>
             <w:r>
               <w:rPr>
@@ -7923,7 +7923,7 @@
               <w14:ligatures w14:val="standardContextual"/>
             </w:rPr>
           </w:pPr>
-          <w:hyperlink w:anchor="_Toc240672468" w:history="1">
+          <w:hyperlink w:anchor="_Toc240672860" w:history="1">
             <w:r>
               <w:rPr>
                 <w:rStyle w:val="a5"/>
@@ -8110,7 +8110,7 @@
               <w:rPr>
                 <w:noProof/>
               </w:rPr>
-              <w:instrText xml:space="preserve"> PAGEREF _Toc240672468 \h </w:instrText>
+              <w:instrText xml:space="preserve"> PAGEREF _Toc240672860 \h </w:instrText>
             </w:r>
             <w:r>
               <w:rPr>
@@ -8153,7 +8153,7 @@
               <w14:ligatures w14:val="standardContextual"/>
             </w:rPr>
           </w:pPr>
-          <w:hyperlink w:anchor="_Toc240672469" w:history="1">
+          <w:hyperlink w:anchor="_Toc240672861" w:history="1">
             <w:r>
               <w:rPr>
                 <w:rStyle w:val="a5"/>
@@ -8370,7 +8370,7 @@
               <w:rPr>
                 <w:noProof/>
               </w:rPr>
-              <w:instrText xml:space="preserve"> PAGEREF _Toc240672469 \h </w:instrText>
+              <w:instrText xml:space="preserve"> PAGEREF _Toc240672861 \h </w:instrText>
             </w:r>
             <w:r>
               <w:rPr>
@@ -8413,7 +8413,7 @@
               <w14:ligatures w14:val="standardContextual"/>
             </w:rPr>
           </w:pPr>
-          <w:hyperlink w:anchor="_Toc240672470" w:history="1">
+          <w:hyperlink w:anchor="_Toc240672862" w:history="1">
             <w:r>
               <w:rPr>
                 <w:rStyle w:val="a5"/>
@@ -8570,7 +8570,7 @@
               <w:rPr>
                 <w:noProof/>
               </w:rPr>
-              <w:instrText xml:space="preserve"> PAGEREF _Toc240672470 \h </w:instrText>
+              <w:instrText xml:space="preserve"> PAGEREF _Toc240672862 \h </w:instrText>
             </w:r>
             <w:r>
               <w:rPr>
@@ -8613,7 +8613,7 @@
               <w14:ligatures w14:val="standardContextual"/>
             </w:rPr>
           </w:pPr>
-          <w:hyperlink w:anchor="_Toc240672471" w:history="1">
+          <w:hyperlink w:anchor="_Toc240672863" w:history="1">
             <w:r>
               <w:rPr>
                 <w:rStyle w:val="a5"/>
@@ -8785,7 +8785,7 @@
               <w:rPr>
                 <w:noProof/>
               </w:rPr>
-              <w:instrText xml:space="preserve"> PAGEREF _Toc240672471 \h </w:instrText>
+              <w:instrText xml:space="preserve"> PAGEREF _Toc240672863 \h </w:instrText>
             </w:r>
             <w:r>
               <w:rPr>
@@ -8828,7 +8828,7 @@
               <w14:ligatures w14:val="standardContextual"/>
             </w:rPr>
           </w:pPr>
-          <w:hyperlink w:anchor="_Toc240672472" w:history="1">
+          <w:hyperlink w:anchor="_Toc240672864" w:history="1">
             <w:r>
               <w:rPr>
                 <w:rStyle w:val="a5"/>
@@ -8970,7 +8970,7 @@
               <w:rPr>
                 <w:noProof/>
               </w:rPr>
-              <w:instrText xml:space="preserve"> PAGEREF _Toc240672472 \h </w:instrText>
+              <w:instrText xml:space="preserve"> PAGEREF _Toc240672864 \h </w:instrText>
             </w:r>
             <w:r>
               <w:rPr>
@@ -9013,7 +9013,7 @@
               <w14:ligatures w14:val="standardContextual"/>
             </w:rPr>
           </w:pPr>
-          <w:hyperlink w:anchor="_Toc240672473" w:history="1">
+          <w:hyperlink w:anchor="_Toc240672865" w:history="1">
             <w:r>
               <w:rPr>
                 <w:rStyle w:val="a5"/>
@@ -9155,7 +9155,7 @@
               <w:rPr>
                 <w:noProof/>
               </w:rPr>
-              <w:instrText xml:space="preserve"> PAGEREF _Toc240672473 \h </w:instrText>
+              <w:instrText xml:space="preserve"> PAGEREF _Toc240672865 \h </w:instrText>
             </w:r>
             <w:r>
               <w:rPr>
@@ -9198,7 +9198,7 @@
               <w14:ligatures w14:val="standardContextual"/>
             </w:rPr>
           </w:pPr>
-          <w:hyperlink w:anchor="_Toc240672474" w:history="1">
+          <w:hyperlink w:anchor="_Toc240672866" w:history="1">
             <w:r>
               <w:rPr>
                 <w:rStyle w:val="a5"/>
@@ -9340,7 +9340,7 @@
               <w:rPr>
                 <w:noProof/>
               </w:rPr>
-              <w:instrText xml:space="preserve"> PAGEREF _Toc240672474 \h </w:instrText>
+              <w:instrText xml:space="preserve"> PAGEREF _Toc240672866 \h </w:instrText>
             </w:r>
             <w:r>
               <w:rPr>
@@ -9383,7 +9383,7 @@
               <w14:ligatures w14:val="standardContextual"/>
             </w:rPr>
           </w:pPr>
-          <w:hyperlink w:anchor="_Toc240672475" w:history="1">
+          <w:hyperlink w:anchor="_Toc240672867" w:history="1">
             <w:r>
               <w:rPr>
                 <w:rStyle w:val="a5"/>
@@ -9480,7 +9480,7 @@
               <w:rPr>
                 <w:noProof/>
               </w:rPr>
-              <w:instrText xml:space="preserve"> PAGEREF _Toc240672475 \h </w:instrText>
+              <w:instrText xml:space="preserve"> PAGEREF _Toc240672867 \h </w:instrText>
             </w:r>
             <w:r>
               <w:rPr>
@@ -9523,7 +9523,7 @@
               <w14:ligatures w14:val="standardContextual"/>
             </w:rPr>
           </w:pPr>
-          <w:hyperlink w:anchor="_Toc240672476" w:history="1">
+          <w:hyperlink w:anchor="_Toc240672868" w:history="1">
             <w:r>
               <w:rPr>
                 <w:rStyle w:val="a5"/>
@@ -9665,7 +9665,7 @@
               <w:rPr>
                 <w:noProof/>
               </w:rPr>
-              <w:instrText xml:space="preserve"> PAGEREF _Toc240672476 \h </w:instrText>
+              <w:instrText xml:space="preserve"> PAGEREF _Toc240672868 \h </w:instrText>
             </w:r>
             <w:r>
               <w:rPr>
@@ -9727,7 +9727,7 @@
     <w:sdt>
       <w:sdtPr>
         <w:alias w:val="สารบัญตาราง"/>
-        <w:id w:val="-1110583494"/>
+        <w:id w:val="-1894731528"/>
       </w:sdtPr>
       <w:sdtEndPr/>
       <w:sdtContent>
@@ -9755,7 +9755,7 @@
           <w:r>
             <w:fldChar w:fldCharType="separate"/>
           </w:r>
-          <w:hyperlink w:anchor="_Toc240672477" w:history="1">
+          <w:hyperlink w:anchor="_Toc240672869" w:history="1">
             <w:r>
               <w:rPr>
                 <w:rStyle w:val="a5"/>
@@ -9897,7 +9897,7 @@
               <w:rPr>
                 <w:noProof/>
               </w:rPr>
-              <w:instrText xml:space="preserve"> PAGEREF _Toc240672477 \h </w:instrText>
+              <w:instrText xml:space="preserve"> PAGEREF _Toc240672869 \h </w:instrText>
             </w:r>
             <w:r>
               <w:rPr>
@@ -9940,7 +9940,7 @@
               <w14:ligatures w14:val="standardContextual"/>
             </w:rPr>
           </w:pPr>
-          <w:hyperlink w:anchor="_Toc240672478" w:history="1">
+          <w:hyperlink w:anchor="_Toc240672870" w:history="1">
             <w:r>
               <w:rPr>
                 <w:rStyle w:val="a5"/>
@@ -10022,7 +10022,7 @@
               <w:rPr>
                 <w:noProof/>
               </w:rPr>
-              <w:instrText xml:space="preserve"> PAGEREF _Toc240672478 \h </w:instrText>
+              <w:instrText xml:space="preserve"> PAGEREF _Toc240672870 \h </w:instrText>
             </w:r>
             <w:r>
               <w:rPr>
@@ -10065,7 +10065,7 @@
               <w14:ligatures w14:val="standardContextual"/>
             </w:rPr>
           </w:pPr>
-          <w:hyperlink w:anchor="_Toc240672479" w:history="1">
+          <w:hyperlink w:anchor="_Toc240672871" w:history="1">
             <w:r>
               <w:rPr>
                 <w:rStyle w:val="a5"/>
@@ -10192,7 +10192,7 @@
               <w:rPr>
                 <w:noProof/>
               </w:rPr>
-              <w:instrText xml:space="preserve"> PAGEREF _Toc240672479 \h </w:instrText>
+              <w:instrText xml:space="preserve"> PAGEREF _Toc240672871 \h </w:instrText>
             </w:r>
             <w:r>
               <w:rPr>
@@ -10235,7 +10235,7 @@
               <w14:ligatures w14:val="standardContextual"/>
             </w:rPr>
           </w:pPr>
-          <w:hyperlink w:anchor="_Toc240672480" w:history="1">
+          <w:hyperlink w:anchor="_Toc240672872" w:history="1">
             <w:r>
               <w:rPr>
                 <w:rStyle w:val="a5"/>
@@ -10317,7 +10317,7 @@
               <w:rPr>
                 <w:noProof/>
               </w:rPr>
-              <w:instrText xml:space="preserve"> PAGEREF _Toc240672480 \h </w:instrText>
+              <w:instrText xml:space="preserve"> PAGEREF _Toc240672872 \h </w:instrText>
             </w:r>
             <w:r>
               <w:rPr>
@@ -10360,7 +10360,7 @@
               <w14:ligatures w14:val="standardContextual"/>
             </w:rPr>
           </w:pPr>
-          <w:hyperlink w:anchor="_Toc240672481" w:history="1">
+          <w:hyperlink w:anchor="_Toc240672873" w:history="1">
             <w:r>
               <w:rPr>
                 <w:rStyle w:val="a5"/>
@@ -10472,7 +10472,7 @@
               <w:rPr>
                 <w:noProof/>
               </w:rPr>
-              <w:instrText xml:space="preserve"> PAGEREF _Toc240672481 \h </w:instrText>
+              <w:instrText xml:space="preserve"> PAGEREF _Toc240672873 \h </w:instrText>
             </w:r>
             <w:r>
               <w:rPr>
@@ -10515,7 +10515,7 @@
               <w14:ligatures w14:val="standardContextual"/>
             </w:rPr>
           </w:pPr>
-          <w:hyperlink w:anchor="_Toc240672482" w:history="1">
+          <w:hyperlink w:anchor="_Toc240672874" w:history="1">
             <w:r>
               <w:rPr>
                 <w:rStyle w:val="a5"/>
@@ -10672,7 +10672,7 @@
               <w:rPr>
                 <w:noProof/>
               </w:rPr>
-              <w:instrText xml:space="preserve"> PAGEREF _Toc240672482 \h </w:instrText>
+              <w:instrText xml:space="preserve"> PAGEREF _Toc240672874 \h </w:instrText>
             </w:r>
             <w:r>
               <w:rPr>
@@ -10715,7 +10715,7 @@
               <w14:ligatures w14:val="standardContextual"/>
             </w:rPr>
           </w:pPr>
-          <w:hyperlink w:anchor="_Toc240672483" w:history="1">
+          <w:hyperlink w:anchor="_Toc240672875" w:history="1">
             <w:r>
               <w:rPr>
                 <w:rStyle w:val="a5"/>
@@ -10842,7 +10842,7 @@
               <w:rPr>
                 <w:noProof/>
               </w:rPr>
-              <w:instrText xml:space="preserve"> PAGEREF _Toc240672483 \h </w:instrText>
+              <w:instrText xml:space="preserve"> PAGEREF _Toc240672875 \h </w:instrText>
             </w:r>
             <w:r>
               <w:rPr>
@@ -10885,7 +10885,7 @@
               <w14:ligatures w14:val="standardContextual"/>
             </w:rPr>
           </w:pPr>
-          <w:hyperlink w:anchor="_Toc240672484" w:history="1">
+          <w:hyperlink w:anchor="_Toc240672876" w:history="1">
             <w:r>
               <w:rPr>
                 <w:rStyle w:val="a5"/>
@@ -10997,7 +10997,7 @@
               <w:rPr>
                 <w:noProof/>
               </w:rPr>
-              <w:instrText xml:space="preserve"> PAGEREF _Toc240672484 \h </w:instrText>
+              <w:instrText xml:space="preserve"> PAGEREF _Toc240672876 \h </w:instrText>
             </w:r>
             <w:r>
               <w:rPr>
@@ -11040,7 +11040,7 @@
               <w14:ligatures w14:val="standardContextual"/>
             </w:rPr>
           </w:pPr>
-          <w:hyperlink w:anchor="_Toc240672485" w:history="1">
+          <w:hyperlink w:anchor="_Toc240672877" w:history="1">
             <w:r>
               <w:rPr>
                 <w:rStyle w:val="a5"/>
@@ -11197,7 +11197,7 @@
               <w:rPr>
                 <w:noProof/>
               </w:rPr>
-              <w:instrText xml:space="preserve"> PAGEREF _Toc240672485 \h </w:instrText>
+              <w:instrText xml:space="preserve"> PAGEREF _Toc240672877 \h </w:instrText>
             </w:r>
             <w:r>
               <w:rPr>
@@ -11240,7 +11240,7 @@
               <w14:ligatures w14:val="standardContextual"/>
             </w:rPr>
           </w:pPr>
-          <w:hyperlink w:anchor="_Toc240672486" w:history="1">
+          <w:hyperlink w:anchor="_Toc240672878" w:history="1">
             <w:r>
               <w:rPr>
                 <w:rStyle w:val="a5"/>
@@ -11397,7 +11397,7 @@
               <w:rPr>
                 <w:noProof/>
               </w:rPr>
-              <w:instrText xml:space="preserve"> PAGEREF _Toc240672486 \h </w:instrText>
+              <w:instrText xml:space="preserve"> PAGEREF _Toc240672878 \h </w:instrText>
             </w:r>
             <w:r>
               <w:rPr>
@@ -11440,7 +11440,7 @@
               <w14:ligatures w14:val="standardContextual"/>
             </w:rPr>
           </w:pPr>
-          <w:hyperlink w:anchor="_Toc240672487" w:history="1">
+          <w:hyperlink w:anchor="_Toc240672879" w:history="1">
             <w:r>
               <w:rPr>
                 <w:rStyle w:val="a5"/>
@@ -11597,7 +11597,7 @@
               <w:rPr>
                 <w:noProof/>
               </w:rPr>
-              <w:instrText xml:space="preserve"> PAGEREF _Toc240672487 \h </w:instrText>
+              <w:instrText xml:space="preserve"> PAGEREF _Toc240672879 \h </w:instrText>
             </w:r>
             <w:r>
               <w:rPr>
@@ -11640,7 +11640,7 @@
               <w14:ligatures w14:val="standardContextual"/>
             </w:rPr>
           </w:pPr>
-          <w:hyperlink w:anchor="_Toc240672488" w:history="1">
+          <w:hyperlink w:anchor="_Toc240672880" w:history="1">
             <w:r>
               <w:rPr>
                 <w:rStyle w:val="a5"/>
@@ -11722,7 +11722,7 @@
               <w:rPr>
                 <w:noProof/>
               </w:rPr>
-              <w:instrText xml:space="preserve"> PAGEREF _Toc240672488 \h </w:instrText>
+              <w:instrText xml:space="preserve"> PAGEREF _Toc240672880 \h </w:instrText>
             </w:r>
             <w:r>
               <w:rPr>
@@ -11765,7 +11765,7 @@
               <w14:ligatures w14:val="standardContextual"/>
             </w:rPr>
           </w:pPr>
-          <w:hyperlink w:anchor="_Toc240672489" w:history="1">
+          <w:hyperlink w:anchor="_Toc240672881" w:history="1">
             <w:r>
               <w:rPr>
                 <w:rStyle w:val="a5"/>
@@ -11847,7 +11847,7 @@
               <w:rPr>
                 <w:noProof/>
               </w:rPr>
-              <w:instrText xml:space="preserve"> PAGEREF _Toc240672489 \h </w:instrText>
+              <w:instrText xml:space="preserve"> PAGEREF _Toc240672881 \h </w:instrText>
             </w:r>
             <w:r>
               <w:rPr>
@@ -11890,7 +11890,7 @@
               <w14:ligatures w14:val="standardContextual"/>
             </w:rPr>
           </w:pPr>
-          <w:hyperlink w:anchor="_Toc240672490" w:history="1">
+          <w:hyperlink w:anchor="_Toc240672882" w:history="1">
             <w:r>
               <w:rPr>
                 <w:rStyle w:val="a5"/>
@@ -11957,7 +11957,7 @@
               <w:rPr>
                 <w:noProof/>
               </w:rPr>
-              <w:instrText xml:space="preserve"> PAGEREF _Toc240672490 \h </w:instrText>
+              <w:instrText xml:space="preserve"> PAGEREF _Toc240672882 \h </w:instrText>
             </w:r>
             <w:r>
               <w:rPr>
@@ -12000,7 +12000,7 @@
               <w14:ligatures w14:val="standardContextual"/>
             </w:rPr>
           </w:pPr>
-          <w:hyperlink w:anchor="_Toc240672491" w:history="1">
+          <w:hyperlink w:anchor="_Toc240672883" w:history="1">
             <w:r>
               <w:rPr>
                 <w:rStyle w:val="a5"/>
@@ -12127,7 +12127,7 @@
               <w:rPr>
                 <w:noProof/>
               </w:rPr>
-              <w:instrText xml:space="preserve"> PAGEREF _Toc240672491 \h </w:instrText>
+              <w:instrText xml:space="preserve"> PAGEREF _Toc240672883 \h </w:instrText>
             </w:r>
             <w:r>
               <w:rPr>
@@ -12170,7 +12170,7 @@
               <w14:ligatures w14:val="standardContextual"/>
             </w:rPr>
           </w:pPr>
-          <w:hyperlink w:anchor="_Toc240672492" w:history="1">
+          <w:hyperlink w:anchor="_Toc240672884" w:history="1">
             <w:r>
               <w:rPr>
                 <w:rStyle w:val="a5"/>
@@ -12282,7 +12282,7 @@
               <w:rPr>
                 <w:noProof/>
               </w:rPr>
-              <w:instrText xml:space="preserve"> PAGEREF _Toc240672492 \h </w:instrText>
+              <w:instrText xml:space="preserve"> PAGEREF _Toc240672884 \h </w:instrText>
             </w:r>
             <w:r>
               <w:rPr>
@@ -12325,7 +12325,7 @@
               <w14:ligatures w14:val="standardContextual"/>
             </w:rPr>
           </w:pPr>
-          <w:hyperlink w:anchor="_Toc240672493" w:history="1">
+          <w:hyperlink w:anchor="_Toc240672885" w:history="1">
             <w:r>
               <w:rPr>
                 <w:rStyle w:val="a5"/>
@@ -12407,7 +12407,7 @@
               <w:rPr>
                 <w:noProof/>
               </w:rPr>
-              <w:instrText xml:space="preserve"> PAGEREF _Toc240672493 \h </w:instrText>
+              <w:instrText xml:space="preserve"> PAGEREF _Toc240672885 \h </w:instrText>
             </w:r>
             <w:r>
               <w:rPr>
@@ -12450,7 +12450,7 @@
               <w14:ligatures w14:val="standardContextual"/>
             </w:rPr>
           </w:pPr>
-          <w:hyperlink w:anchor="_Toc240672494" w:history="1">
+          <w:hyperlink w:anchor="_Toc240672886" w:history="1">
             <w:r>
               <w:rPr>
                 <w:rStyle w:val="a5"/>
@@ -12577,7 +12577,7 @@
               <w:rPr>
                 <w:noProof/>
               </w:rPr>
-              <w:instrText xml:space="preserve"> PAGEREF _Toc240672494 \h </w:instrText>
+              <w:instrText xml:space="preserve"> PAGEREF _Toc240672886 \h </w:instrText>
             </w:r>
             <w:r>
               <w:rPr>
@@ -12620,7 +12620,7 @@
               <w14:ligatures w14:val="standardContextual"/>
             </w:rPr>
           </w:pPr>
-          <w:hyperlink w:anchor="_Toc240672495" w:history="1">
+          <w:hyperlink w:anchor="_Toc240672887" w:history="1">
             <w:r>
               <w:rPr>
                 <w:rStyle w:val="a5"/>
@@ -12732,7 +12732,7 @@
               <w:rPr>
                 <w:noProof/>
               </w:rPr>
-              <w:instrText xml:space="preserve"> PAGEREF _Toc240672495 \h </w:instrText>
+              <w:instrText xml:space="preserve"> PAGEREF _Toc240672887 \h </w:instrText>
             </w:r>
             <w:r>
               <w:rPr>
@@ -12775,7 +12775,7 @@
               <w14:ligatures w14:val="standardContextual"/>
             </w:rPr>
           </w:pPr>
-          <w:hyperlink w:anchor="_Toc240672496" w:history="1">
+          <w:hyperlink w:anchor="_Toc240672888" w:history="1">
             <w:r>
               <w:rPr>
                 <w:rStyle w:val="a5"/>
@@ -12947,7 +12947,7 @@
               <w:rPr>
                 <w:noProof/>
               </w:rPr>
-              <w:instrText xml:space="preserve"> PAGEREF _Toc240672496 \h </w:instrText>
+              <w:instrText xml:space="preserve"> PAGEREF _Toc240672888 \h </w:instrText>
             </w:r>
             <w:r>
               <w:rPr>
@@ -12990,7 +12990,7 @@
               <w14:ligatures w14:val="standardContextual"/>
             </w:rPr>
           </w:pPr>
-          <w:hyperlink w:anchor="_Toc240672497" w:history="1">
+          <w:hyperlink w:anchor="_Toc240672889" w:history="1">
             <w:r>
               <w:rPr>
                 <w:rStyle w:val="a5"/>
@@ -13102,7 +13102,7 @@
               <w:rPr>
                 <w:noProof/>
               </w:rPr>
-              <w:instrText xml:space="preserve"> PAGEREF _Toc240672497 \h </w:instrText>
+              <w:instrText xml:space="preserve"> PAGEREF _Toc240672889 \h </w:instrText>
             </w:r>
             <w:r>
               <w:rPr>
@@ -13145,7 +13145,7 @@
               <w14:ligatures w14:val="standardContextual"/>
             </w:rPr>
           </w:pPr>
-          <w:hyperlink w:anchor="_Toc240672498" w:history="1">
+          <w:hyperlink w:anchor="_Toc240672890" w:history="1">
             <w:r>
               <w:rPr>
                 <w:rStyle w:val="a5"/>
@@ -13287,7 +13287,7 @@
               <w:rPr>
                 <w:noProof/>
               </w:rPr>
-              <w:instrText xml:space="preserve"> PAGEREF _Toc240672498 \h </w:instrText>
+              <w:instrText xml:space="preserve"> PAGEREF _Toc240672890 \h </w:instrText>
             </w:r>
             <w:r>
               <w:rPr>
@@ -13330,7 +13330,7 @@
               <w14:ligatures w14:val="standardContextual"/>
             </w:rPr>
           </w:pPr>
-          <w:hyperlink w:anchor="_Toc240672499" w:history="1">
+          <w:hyperlink w:anchor="_Toc240672891" w:history="1">
             <w:r>
               <w:rPr>
                 <w:rStyle w:val="a5"/>
@@ -13457,7 +13457,7 @@
               <w:rPr>
                 <w:noProof/>
               </w:rPr>
-              <w:instrText xml:space="preserve"> PAGEREF _Toc240672499 \h </w:instrText>
+              <w:instrText xml:space="preserve"> PAGEREF _Toc240672891 \h </w:instrText>
             </w:r>
             <w:r>
               <w:rPr>
@@ -13500,7 +13500,7 @@
               <w14:ligatures w14:val="standardContextual"/>
             </w:rPr>
           </w:pPr>
-          <w:hyperlink w:anchor="_Toc240672500" w:history="1">
+          <w:hyperlink w:anchor="_Toc240672892" w:history="1">
             <w:r>
               <w:rPr>
                 <w:rStyle w:val="a5"/>
@@ -13612,7 +13612,7 @@
               <w:rPr>
                 <w:noProof/>
               </w:rPr>
-              <w:instrText xml:space="preserve"> PAGEREF _Toc240672500 \h </w:instrText>
+              <w:instrText xml:space="preserve"> PAGEREF _Toc240672892 \h </w:instrText>
             </w:r>
             <w:r>
               <w:rPr>
@@ -13655,7 +13655,7 @@
               <w14:ligatures w14:val="standardContextual"/>
             </w:rPr>
           </w:pPr>
-          <w:hyperlink w:anchor="_Toc240672501" w:history="1">
+          <w:hyperlink w:anchor="_Toc240672893" w:history="1">
             <w:r>
               <w:rPr>
                 <w:rStyle w:val="a5"/>
@@ -13737,7 +13737,7 @@
               <w:rPr>
                 <w:noProof/>
               </w:rPr>
-              <w:instrText xml:space="preserve"> PAGEREF _Toc240672501 \h </w:instrText>
+              <w:instrText xml:space="preserve"> PAGEREF _Toc240672893 \h </w:instrText>
             </w:r>
             <w:r>
               <w:rPr>
@@ -13780,7 +13780,7 @@
               <w14:ligatures w14:val="standardContextual"/>
             </w:rPr>
           </w:pPr>
-          <w:hyperlink w:anchor="_Toc240672502" w:history="1">
+          <w:hyperlink w:anchor="_Toc240672894" w:history="1">
             <w:r>
               <w:rPr>
                 <w:rStyle w:val="a5"/>
@@ -13877,7 +13877,7 @@
               <w:rPr>
                 <w:noProof/>
               </w:rPr>
-              <w:instrText xml:space="preserve"> PAGEREF _Toc240672502 \h </w:instrText>
+              <w:instrText xml:space="preserve"> PAGEREF _Toc240672894 \h </w:instrText>
             </w:r>
             <w:r>
               <w:rPr>
@@ -13920,7 +13920,7 @@
               <w14:ligatures w14:val="standardContextual"/>
             </w:rPr>
           </w:pPr>
-          <w:hyperlink w:anchor="_Toc240672503" w:history="1">
+          <w:hyperlink w:anchor="_Toc240672895" w:history="1">
             <w:r>
               <w:rPr>
                 <w:rStyle w:val="a5"/>
@@ -13987,7 +13987,7 @@
               <w:rPr>
                 <w:noProof/>
               </w:rPr>
-              <w:instrText xml:space="preserve"> PAGEREF _Toc240672503 \h </w:instrText>
+              <w:instrText xml:space="preserve"> PAGEREF _Toc240672895 \h </w:instrText>
             </w:r>
             <w:r>
               <w:rPr>
@@ -14041,7 +14041,7 @@
         <w:spacing w:after="360"/>
         <w:jc w:val="center"/>
       </w:pPr>
-      <w:bookmarkStart w:id="0" w:name="_Toc240672407"/>
+      <w:bookmarkStart w:id="0" w:name="_Toc240672799"/>
       <w:r>
         <w:lastRenderedPageBreak/>
         <w:t>บท​ที่ 1</w:t>
@@ -14060,7 +14060,7 @@
         <w:keepNext/>
         <w:spacing w:before="240" w:after="60"/>
       </w:pPr>
-      <w:bookmarkStart w:id="1" w:name="_Toc240672408"/>
+      <w:bookmarkStart w:id="1" w:name="_Toc240672800"/>
       <w:r>
         <w:t xml:space="preserve">1.1 </w:t>
       </w:r>
@@ -14102,7 +14102,7 @@
         <w:keepNext/>
         <w:spacing w:before="240" w:after="60"/>
       </w:pPr>
-      <w:bookmarkStart w:id="2" w:name="_Toc240672409"/>
+      <w:bookmarkStart w:id="2" w:name="_Toc240672801"/>
       <w:r>
         <w:t xml:space="preserve">1.2 </w:t>
       </w:r>
@@ -14126,7 +14126,7 @@
         <w:keepNext/>
         <w:spacing w:before="200" w:after="60"/>
       </w:pPr>
-      <w:bookmarkStart w:id="3" w:name="_Toc240672477"/>
+      <w:bookmarkStart w:id="3" w:name="_Toc240672869"/>
       <w:r>
         <w:rPr>
           <w:b/>
@@ -14155,7 +14155,7 @@
           <w:left w:w="10" w:type="dxa"/>
           <w:right w:w="10" w:type="dxa"/>
         </w:tblCellMar>
-        <w:tblLook w:val="04A0" w:firstRow="1" w:lastRow="0" w:firstColumn="1" w:lastColumn="0" w:noHBand="0" w:noVBand="1"/>
+        <w:tblLook w:val="0000" w:firstRow="0" w:lastRow="0" w:firstColumn="0" w:lastColumn="0" w:noHBand="0" w:noVBand="0"/>
       </w:tblPr>
       <w:tblGrid>
         <w:gridCol w:w="755"/>
@@ -14927,7 +14927,7 @@
         <w:keepNext/>
         <w:spacing w:before="240" w:after="60"/>
       </w:pPr>
-      <w:bookmarkStart w:id="4" w:name="_Toc240672410"/>
+      <w:bookmarkStart w:id="4" w:name="_Toc240672802"/>
       <w:r>
         <w:t xml:space="preserve">1.3 </w:t>
       </w:r>
@@ -15007,7 +15007,7 @@
         <w:keepNext/>
         <w:spacing w:before="240" w:after="60"/>
       </w:pPr>
-      <w:bookmarkStart w:id="5" w:name="_Toc240672411"/>
+      <w:bookmarkStart w:id="5" w:name="_Toc240672803"/>
       <w:r>
         <w:t xml:space="preserve">1.4 </w:t>
       </w:r>
@@ -15031,7 +15031,7 @@
         <w:keepNext/>
         <w:spacing w:before="200" w:after="60"/>
       </w:pPr>
-      <w:bookmarkStart w:id="6" w:name="_Toc240672478"/>
+      <w:bookmarkStart w:id="6" w:name="_Toc240672870"/>
       <w:r>
         <w:rPr>
           <w:b/>
@@ -15060,7 +15060,7 @@
           <w:left w:w="10" w:type="dxa"/>
           <w:right w:w="10" w:type="dxa"/>
         </w:tblCellMar>
-        <w:tblLook w:val="04A0" w:firstRow="1" w:lastRow="0" w:firstColumn="1" w:lastColumn="0" w:noHBand="0" w:noVBand="1"/>
+        <w:tblLook w:val="0000" w:firstRow="0" w:lastRow="0" w:firstColumn="0" w:lastColumn="0" w:noHBand="0" w:noVBand="0"/>
       </w:tblPr>
       <w:tblGrid>
         <w:gridCol w:w="2265"/>
@@ -15811,7 +15811,7 @@
         <w:keepNext/>
         <w:spacing w:before="240" w:after="60"/>
       </w:pPr>
-      <w:bookmarkStart w:id="7" w:name="_Toc240672412"/>
+      <w:bookmarkStart w:id="7" w:name="_Toc240672804"/>
       <w:r>
         <w:t xml:space="preserve">1.5 </w:t>
       </w:r>
@@ -15835,7 +15835,7 @@
         <w:keepNext/>
         <w:spacing w:before="200" w:after="60"/>
       </w:pPr>
-      <w:bookmarkStart w:id="8" w:name="_Toc240672479"/>
+      <w:bookmarkStart w:id="8" w:name="_Toc240672871"/>
       <w:r>
         <w:rPr>
           <w:b/>
@@ -15864,7 +15864,7 @@
           <w:left w:w="10" w:type="dxa"/>
           <w:right w:w="10" w:type="dxa"/>
         </w:tblCellMar>
-        <w:tblLook w:val="04A0" w:firstRow="1" w:lastRow="0" w:firstColumn="1" w:lastColumn="0" w:noHBand="0" w:noVBand="1"/>
+        <w:tblLook w:val="0000" w:firstRow="0" w:lastRow="0" w:firstColumn="0" w:lastColumn="0" w:noHBand="0" w:noVBand="0"/>
       </w:tblPr>
       <w:tblGrid>
         <w:gridCol w:w="1812"/>
@@ -16369,7 +16369,7 @@
         <w:keepNext/>
         <w:spacing w:before="240" w:after="60"/>
       </w:pPr>
-      <w:bookmarkStart w:id="9" w:name="_Toc240672413"/>
+      <w:bookmarkStart w:id="9" w:name="_Toc240672805"/>
       <w:r>
         <w:lastRenderedPageBreak/>
         <w:t xml:space="preserve">1.6 </w:t>
@@ -16455,7 +16455,7 @@
         <w:jc w:val="thaiDistribute"/>
       </w:pPr>
       <w:r>
-        <w:t>ข้อมูล​สถานที่​จริง​ของ​มหาวิทยาลัย จำนวน 3 วิทยาเขต 120 อาคาร และ 747 ห้อง</w:t>
+        <w:t>ข้อมูล​สถานที่​จริง​ของ​มหาวิทยาลัย จำนวน 3 วิทยาเขต 156 อาคาร และ 960 ห้อง</w:t>
       </w:r>
     </w:p>
     <w:p>
@@ -16552,7 +16552,7 @@
         <w:keepNext/>
         <w:spacing w:before="240" w:after="60"/>
       </w:pPr>
-      <w:bookmarkStart w:id="10" w:name="_Toc240672414"/>
+      <w:bookmarkStart w:id="10" w:name="_Toc240672806"/>
       <w:r>
         <w:t xml:space="preserve">1.7 </w:t>
       </w:r>
@@ -16620,7 +16620,7 @@
         <w:spacing w:after="360"/>
         <w:jc w:val="center"/>
       </w:pPr>
-      <w:bookmarkStart w:id="11" w:name="_Toc240672415"/>
+      <w:bookmarkStart w:id="11" w:name="_Toc240672807"/>
       <w:r>
         <w:lastRenderedPageBreak/>
         <w:t>บท​ที่ 2</w:t>
@@ -16648,7 +16648,7 @@
         <w:keepNext/>
         <w:spacing w:before="240" w:after="60"/>
       </w:pPr>
-      <w:bookmarkStart w:id="12" w:name="_Toc240672416"/>
+      <w:bookmarkStart w:id="12" w:name="_Toc240672808"/>
       <w:r>
         <w:t xml:space="preserve">2.1 </w:t>
       </w:r>
@@ -16672,7 +16672,7 @@
         <w:keepNext/>
         <w:spacing w:before="200" w:after="60"/>
       </w:pPr>
-      <w:bookmarkStart w:id="13" w:name="_Toc240672480"/>
+      <w:bookmarkStart w:id="13" w:name="_Toc240672872"/>
       <w:r>
         <w:rPr>
           <w:b/>
@@ -16701,7 +16701,7 @@
           <w:left w:w="10" w:type="dxa"/>
           <w:right w:w="10" w:type="dxa"/>
         </w:tblCellMar>
-        <w:tblLook w:val="04A0" w:firstRow="1" w:lastRow="0" w:firstColumn="1" w:lastColumn="0" w:noHBand="0" w:noVBand="1"/>
+        <w:tblLook w:val="0000" w:firstRow="0" w:lastRow="0" w:firstColumn="0" w:lastColumn="0" w:noHBand="0" w:noVBand="0"/>
       </w:tblPr>
       <w:tblGrid>
         <w:gridCol w:w="854"/>
@@ -20139,7 +20139,7 @@
         <w:keepNext/>
         <w:spacing w:before="240" w:after="60"/>
       </w:pPr>
-      <w:bookmarkStart w:id="14" w:name="_Toc240672417"/>
+      <w:bookmarkStart w:id="14" w:name="_Toc240672809"/>
       <w:r>
         <w:t xml:space="preserve">2.2 </w:t>
       </w:r>
@@ -20163,7 +20163,7 @@
         <w:keepNext/>
         <w:spacing w:before="200" w:after="60"/>
       </w:pPr>
-      <w:bookmarkStart w:id="15" w:name="_Toc240672481"/>
+      <w:bookmarkStart w:id="15" w:name="_Toc240672873"/>
       <w:r>
         <w:rPr>
           <w:b/>
@@ -20192,7 +20192,7 @@
           <w:left w:w="10" w:type="dxa"/>
           <w:right w:w="10" w:type="dxa"/>
         </w:tblCellMar>
-        <w:tblLook w:val="04A0" w:firstRow="1" w:lastRow="0" w:firstColumn="1" w:lastColumn="0" w:noHBand="0" w:noVBand="1"/>
+        <w:tblLook w:val="0000" w:firstRow="0" w:lastRow="0" w:firstColumn="0" w:lastColumn="0" w:noHBand="0" w:noVBand="0"/>
       </w:tblPr>
       <w:tblGrid>
         <w:gridCol w:w="1359"/>
@@ -22584,7 +22584,7 @@
         <w:keepNext/>
         <w:spacing w:before="240" w:after="60"/>
       </w:pPr>
-      <w:bookmarkStart w:id="16" w:name="_Toc240672418"/>
+      <w:bookmarkStart w:id="16" w:name="_Toc240672810"/>
       <w:r>
         <w:t xml:space="preserve">2.3 </w:t>
       </w:r>
@@ -22608,7 +22608,7 @@
         <w:keepNext/>
         <w:spacing w:before="200" w:after="60"/>
       </w:pPr>
-      <w:bookmarkStart w:id="17" w:name="_Toc240672482"/>
+      <w:bookmarkStart w:id="17" w:name="_Toc240672874"/>
       <w:r>
         <w:rPr>
           <w:b/>
@@ -22637,7 +22637,7 @@
           <w:left w:w="10" w:type="dxa"/>
           <w:right w:w="10" w:type="dxa"/>
         </w:tblCellMar>
-        <w:tblLook w:val="04A0" w:firstRow="1" w:lastRow="0" w:firstColumn="1" w:lastColumn="0" w:noHBand="0" w:noVBand="1"/>
+        <w:tblLook w:val="0000" w:firstRow="0" w:lastRow="0" w:firstColumn="0" w:lastColumn="0" w:noHBand="0" w:noVBand="0"/>
       </w:tblPr>
       <w:tblGrid>
         <w:gridCol w:w="1978"/>
@@ -23472,7 +23472,7 @@
         <w:spacing w:after="360"/>
         <w:jc w:val="center"/>
       </w:pPr>
-      <w:bookmarkStart w:id="18" w:name="_Toc240672419"/>
+      <w:bookmarkStart w:id="18" w:name="_Toc240672811"/>
       <w:r>
         <w:lastRenderedPageBreak/>
         <w:t>บท​ที่ 3</w:t>
@@ -23491,7 +23491,7 @@
         <w:keepNext/>
         <w:spacing w:before="240" w:after="60"/>
       </w:pPr>
-      <w:bookmarkStart w:id="19" w:name="_Toc240672420"/>
+      <w:bookmarkStart w:id="19" w:name="_Toc240672812"/>
       <w:r>
         <w:t xml:space="preserve">3.1 </w:t>
       </w:r>
@@ -23530,7 +23530,7 @@
         <w:keepNext/>
         <w:spacing w:before="240" w:after="60"/>
       </w:pPr>
-      <w:bookmarkStart w:id="20" w:name="_Toc240672421"/>
+      <w:bookmarkStart w:id="20" w:name="_Toc240672813"/>
       <w:r>
         <w:t xml:space="preserve">3.2 </w:t>
       </w:r>
@@ -23545,7 +23545,7 @@
         <w:keepNext/>
         <w:spacing w:before="200" w:after="60"/>
       </w:pPr>
-      <w:bookmarkStart w:id="21" w:name="_Toc240672483"/>
+      <w:bookmarkStart w:id="21" w:name="_Toc240672875"/>
       <w:r>
         <w:rPr>
           <w:b/>
@@ -23574,7 +23574,7 @@
           <w:left w:w="10" w:type="dxa"/>
           <w:right w:w="10" w:type="dxa"/>
         </w:tblCellMar>
-        <w:tblLook w:val="04A0" w:firstRow="1" w:lastRow="0" w:firstColumn="1" w:lastColumn="0" w:noHBand="0" w:noVBand="1"/>
+        <w:tblLook w:val="0000" w:firstRow="0" w:lastRow="0" w:firstColumn="0" w:lastColumn="0" w:noHBand="0" w:noVBand="0"/>
       </w:tblPr>
       <w:tblGrid>
         <w:gridCol w:w="2492"/>
@@ -23857,7 +23857,7 @@
         <w:keepNext/>
         <w:spacing w:before="240" w:after="60"/>
       </w:pPr>
-      <w:bookmarkStart w:id="22" w:name="_Toc240672422"/>
+      <w:bookmarkStart w:id="22" w:name="_Toc240672814"/>
       <w:r>
         <w:t xml:space="preserve">3.3 Product Backlog </w:t>
       </w:r>
@@ -23881,7 +23881,7 @@
         <w:keepNext/>
         <w:spacing w:before="200" w:after="60"/>
       </w:pPr>
-      <w:bookmarkStart w:id="23" w:name="_Toc240672484"/>
+      <w:bookmarkStart w:id="23" w:name="_Toc240672876"/>
       <w:r>
         <w:rPr>
           <w:b/>
@@ -23911,7 +23911,7 @@
           <w:left w:w="10" w:type="dxa"/>
           <w:right w:w="10" w:type="dxa"/>
         </w:tblCellMar>
-        <w:tblLook w:val="04A0" w:firstRow="1" w:lastRow="0" w:firstColumn="1" w:lastColumn="0" w:noHBand="0" w:noVBand="1"/>
+        <w:tblLook w:val="0000" w:firstRow="0" w:lastRow="0" w:firstColumn="0" w:lastColumn="0" w:noHBand="0" w:noVBand="0"/>
       </w:tblPr>
       <w:tblGrid>
         <w:gridCol w:w="755"/>
@@ -25904,7 +25904,7 @@
         <w:keepNext/>
         <w:spacing w:before="240" w:after="60"/>
       </w:pPr>
-      <w:bookmarkStart w:id="24" w:name="_Toc240672423"/>
+      <w:bookmarkStart w:id="24" w:name="_Toc240672815"/>
       <w:r>
         <w:t xml:space="preserve">3.4 </w:t>
       </w:r>
@@ -25928,7 +25928,7 @@
         <w:keepNext/>
         <w:spacing w:before="200" w:after="60"/>
       </w:pPr>
-      <w:bookmarkStart w:id="25" w:name="_Toc240672485"/>
+      <w:bookmarkStart w:id="25" w:name="_Toc240672877"/>
       <w:r>
         <w:rPr>
           <w:b/>
@@ -25957,7 +25957,7 @@
           <w:left w:w="10" w:type="dxa"/>
           <w:right w:w="10" w:type="dxa"/>
         </w:tblCellMar>
-        <w:tblLook w:val="04A0" w:firstRow="1" w:lastRow="0" w:firstColumn="1" w:lastColumn="0" w:noHBand="0" w:noVBand="1"/>
+        <w:tblLook w:val="0000" w:firstRow="0" w:lastRow="0" w:firstColumn="0" w:lastColumn="0" w:noHBand="0" w:noVBand="0"/>
       </w:tblPr>
       <w:tblGrid>
         <w:gridCol w:w="811"/>
@@ -27062,7 +27062,7 @@
         <w:keepNext/>
         <w:spacing w:before="240" w:after="60"/>
       </w:pPr>
-      <w:bookmarkStart w:id="26" w:name="_Toc240672424"/>
+      <w:bookmarkStart w:id="26" w:name="_Toc240672816"/>
       <w:r>
         <w:t xml:space="preserve">3.5 </w:t>
       </w:r>
@@ -27169,7 +27169,7 @@
         <w:keepNext/>
         <w:spacing w:before="240" w:after="60"/>
       </w:pPr>
-      <w:bookmarkStart w:id="27" w:name="_Toc240672425"/>
+      <w:bookmarkStart w:id="27" w:name="_Toc240672817"/>
       <w:r>
         <w:t xml:space="preserve">3.6 </w:t>
       </w:r>
@@ -27193,7 +27193,7 @@
         <w:keepNext/>
         <w:spacing w:before="200" w:after="60"/>
       </w:pPr>
-      <w:bookmarkStart w:id="28" w:name="_Toc240672486"/>
+      <w:bookmarkStart w:id="28" w:name="_Toc240672878"/>
       <w:r>
         <w:rPr>
           <w:b/>
@@ -27222,7 +27222,7 @@
           <w:left w:w="10" w:type="dxa"/>
           <w:right w:w="10" w:type="dxa"/>
         </w:tblCellMar>
-        <w:tblLook w:val="04A0" w:firstRow="1" w:lastRow="0" w:firstColumn="1" w:lastColumn="0" w:noHBand="0" w:noVBand="1"/>
+        <w:tblLook w:val="0000" w:firstRow="0" w:lastRow="0" w:firstColumn="0" w:lastColumn="0" w:noHBand="0" w:noVBand="0"/>
       </w:tblPr>
       <w:tblGrid>
         <w:gridCol w:w="3775"/>
@@ -27867,7 +27867,7 @@
                 <w:sz w:val="28"/>
                 <w:szCs w:val="28"/>
               </w:rPr>
-              <w:t>ใช้​ข้อมูล​จริง 120 อาคาร 747 ห้อง รวม​แผนที่​คณะ​สังคมศาสตร์ คณะ​วิศวกรรมศาสตร์ คณะ​เศรษฐศาสตร์ และ​คณะ​พยาบาล​ศาสตร์ และ​แก้ไข​ให้ ILC-A, ILC-B และ ILC-C อยู่​ภายใน​อาคาร TLIC</w:t>
+              <w:t>ใช้​ข้อมูล​จริง 156 อาคาร 960 ห้อง จาก​แผนที่​และ​ผัง​อาคาร​ของ​คณะ​สังคมศาสตร์ วิศวกรรมศาสตร์ เศรษฐศาสตร์ ศึกษา​ศาสตร์ มนุษยศาสตร์ เกษตรศาสตร์ อุตสาหกรรม​เกษตร พยาบาล​ศาสตร์ และ​อาคาร​คณิตศาสตร์ และ​แก้ไข​ให้ ILC-A, ILC-B และ ILC-C อยู่​ภายใน​อาคาร TLIC</w:t>
             </w:r>
           </w:p>
         </w:tc>
@@ -28136,8 +28136,9 @@
         <w:keepNext/>
         <w:spacing w:before="240" w:after="60"/>
       </w:pPr>
-      <w:bookmarkStart w:id="29" w:name="_Toc240672426"/>
+      <w:bookmarkStart w:id="29" w:name="_Toc240672818"/>
       <w:r>
+        <w:lastRenderedPageBreak/>
         <w:t xml:space="preserve">3.7 </w:t>
       </w:r>
       <w:r>
@@ -28164,7 +28165,6 @@
         <w:jc w:val="thaiDistribute"/>
       </w:pPr>
       <w:r>
-        <w:lastRenderedPageBreak/>
         <w:t>ผ่าน​เกณฑ์​การ​ยอมรับ​ของ​เรื่องราว​ของ​ผู้ใช้​ทุก​ข้อ</w:t>
       </w:r>
     </w:p>
@@ -28239,7 +28239,7 @@
         <w:keepNext/>
         <w:spacing w:before="240" w:after="60"/>
       </w:pPr>
-      <w:bookmarkStart w:id="30" w:name="_Toc240672427"/>
+      <w:bookmarkStart w:id="30" w:name="_Toc240672819"/>
       <w:r>
         <w:t xml:space="preserve">3.8 </w:t>
       </w:r>
@@ -28254,7 +28254,7 @@
         <w:keepNext/>
         <w:spacing w:before="200" w:after="60"/>
       </w:pPr>
-      <w:bookmarkStart w:id="31" w:name="_Toc240672487"/>
+      <w:bookmarkStart w:id="31" w:name="_Toc240672879"/>
       <w:r>
         <w:rPr>
           <w:b/>
@@ -28283,7 +28283,7 @@
           <w:left w:w="10" w:type="dxa"/>
           <w:right w:w="10" w:type="dxa"/>
         </w:tblCellMar>
-        <w:tblLook w:val="04A0" w:firstRow="1" w:lastRow="0" w:firstColumn="1" w:lastColumn="0" w:noHBand="0" w:noVBand="1"/>
+        <w:tblLook w:val="0000" w:firstRow="0" w:lastRow="0" w:firstColumn="0" w:lastColumn="0" w:noHBand="0" w:noVBand="0"/>
       </w:tblPr>
       <w:tblGrid>
         <w:gridCol w:w="1978"/>
@@ -28700,7 +28700,7 @@
         <w:spacing w:after="360"/>
         <w:jc w:val="center"/>
       </w:pPr>
-      <w:bookmarkStart w:id="32" w:name="_Toc240672428"/>
+      <w:bookmarkStart w:id="32" w:name="_Toc240672820"/>
       <w:r>
         <w:lastRenderedPageBreak/>
         <w:t>บท​ที่ 4</w:t>
@@ -28728,7 +28728,7 @@
         <w:keepNext/>
         <w:spacing w:before="240" w:after="60"/>
       </w:pPr>
-      <w:bookmarkStart w:id="33" w:name="_Toc240672429"/>
+      <w:bookmarkStart w:id="33" w:name="_Toc240672821"/>
       <w:r>
         <w:t xml:space="preserve">4.1 </w:t>
       </w:r>
@@ -28743,7 +28743,7 @@
         <w:keepNext/>
         <w:spacing w:before="200" w:after="60"/>
       </w:pPr>
-      <w:bookmarkStart w:id="34" w:name="_Toc240672488"/>
+      <w:bookmarkStart w:id="34" w:name="_Toc240672880"/>
       <w:r>
         <w:rPr>
           <w:b/>
@@ -28772,7 +28772,7 @@
           <w:left w:w="10" w:type="dxa"/>
           <w:right w:w="10" w:type="dxa"/>
         </w:tblCellMar>
-        <w:tblLook w:val="04A0" w:firstRow="1" w:lastRow="0" w:firstColumn="1" w:lastColumn="0" w:noHBand="0" w:noVBand="1"/>
+        <w:tblLook w:val="0000" w:firstRow="0" w:lastRow="0" w:firstColumn="0" w:lastColumn="0" w:noHBand="0" w:noVBand="0"/>
       </w:tblPr>
       <w:tblGrid>
         <w:gridCol w:w="1978"/>
@@ -29118,7 +29118,7 @@
         <w:keepNext/>
         <w:spacing w:before="240" w:after="60"/>
       </w:pPr>
-      <w:bookmarkStart w:id="35" w:name="_Toc240672430"/>
+      <w:bookmarkStart w:id="35" w:name="_Toc240672822"/>
       <w:r>
         <w:t xml:space="preserve">4.2 </w:t>
       </w:r>
@@ -29148,7 +29148,7 @@
         </w:rPr>
         <w:lastRenderedPageBreak/>
         <w:drawing>
-          <wp:inline distT="0" distB="0" distL="0" distR="0" wp14:anchorId="096183C7" wp14:editId="096183C8">
+          <wp:inline distT="0" distB="0" distL="0" distR="0" wp14:anchorId="74D773EF" wp14:editId="74D773F0">
             <wp:extent cx="5238750" cy="7267575"/>
             <wp:effectExtent l="0" t="0" r="0" b="0"/>
             <wp:docPr id="1" name="รูปภาพ 1"/>
@@ -29193,7 +29193,7 @@
         <w:spacing w:after="240"/>
         <w:jc w:val="center"/>
       </w:pPr>
-      <w:bookmarkStart w:id="36" w:name="_Toc240672459"/>
+      <w:bookmarkStart w:id="36" w:name="_Toc240672851"/>
       <w:r>
         <w:rPr>
           <w:b/>
@@ -29212,7 +29212,7 @@
         <w:keepNext/>
         <w:spacing w:before="240" w:after="60"/>
       </w:pPr>
-      <w:bookmarkStart w:id="37" w:name="_Toc240672431"/>
+      <w:bookmarkStart w:id="37" w:name="_Toc240672823"/>
       <w:r>
         <w:lastRenderedPageBreak/>
         <w:t xml:space="preserve">4.3 </w:t>
@@ -29228,7 +29228,7 @@
         <w:keepNext/>
         <w:spacing w:before="200" w:after="60"/>
       </w:pPr>
-      <w:bookmarkStart w:id="38" w:name="_Toc240672489"/>
+      <w:bookmarkStart w:id="38" w:name="_Toc240672881"/>
       <w:r>
         <w:rPr>
           <w:b/>
@@ -29257,7 +29257,7 @@
           <w:left w:w="10" w:type="dxa"/>
           <w:right w:w="10" w:type="dxa"/>
         </w:tblCellMar>
-        <w:tblLook w:val="04A0" w:firstRow="1" w:lastRow="0" w:firstColumn="1" w:lastColumn="0" w:noHBand="0" w:noVBand="1"/>
+        <w:tblLook w:val="0000" w:firstRow="0" w:lastRow="0" w:firstColumn="0" w:lastColumn="0" w:noHBand="0" w:noVBand="0"/>
       </w:tblPr>
       <w:tblGrid>
         <w:gridCol w:w="791"/>
@@ -32604,7 +32604,7 @@
         <w:keepNext/>
         <w:spacing w:before="240" w:after="60"/>
       </w:pPr>
-      <w:bookmarkStart w:id="39" w:name="_Toc240672432"/>
+      <w:bookmarkStart w:id="39" w:name="_Toc240672824"/>
       <w:r>
         <w:t xml:space="preserve">4.4 </w:t>
       </w:r>
@@ -32628,7 +32628,7 @@
         <w:keepNext/>
         <w:spacing w:before="200" w:after="60"/>
       </w:pPr>
-      <w:bookmarkStart w:id="40" w:name="_Toc240672490"/>
+      <w:bookmarkStart w:id="40" w:name="_Toc240672882"/>
       <w:r>
         <w:rPr>
           <w:b/>
@@ -32657,7 +32657,7 @@
           <w:left w:w="10" w:type="dxa"/>
           <w:right w:w="10" w:type="dxa"/>
         </w:tblCellMar>
-        <w:tblLook w:val="04A0" w:firstRow="1" w:lastRow="0" w:firstColumn="1" w:lastColumn="0" w:noHBand="0" w:noVBand="1"/>
+        <w:tblLook w:val="0000" w:firstRow="0" w:lastRow="0" w:firstColumn="0" w:lastColumn="0" w:noHBand="0" w:noVBand="0"/>
       </w:tblPr>
       <w:tblGrid>
         <w:gridCol w:w="2037"/>
@@ -33208,7 +33208,7 @@
         <w:keepNext/>
         <w:spacing w:before="200" w:after="60"/>
       </w:pPr>
-      <w:bookmarkStart w:id="41" w:name="_Toc240672491"/>
+      <w:bookmarkStart w:id="41" w:name="_Toc240672883"/>
       <w:r>
         <w:rPr>
           <w:b/>
@@ -33238,7 +33238,7 @@
           <w:left w:w="10" w:type="dxa"/>
           <w:right w:w="10" w:type="dxa"/>
         </w:tblCellMar>
-        <w:tblLook w:val="04A0" w:firstRow="1" w:lastRow="0" w:firstColumn="1" w:lastColumn="0" w:noHBand="0" w:noVBand="1"/>
+        <w:tblLook w:val="0000" w:firstRow="0" w:lastRow="0" w:firstColumn="0" w:lastColumn="0" w:noHBand="0" w:noVBand="0"/>
       </w:tblPr>
       <w:tblGrid>
         <w:gridCol w:w="2037"/>
@@ -33725,7 +33725,7 @@
         <w:keepNext/>
         <w:spacing w:before="200" w:after="60"/>
       </w:pPr>
-      <w:bookmarkStart w:id="42" w:name="_Toc240672492"/>
+      <w:bookmarkStart w:id="42" w:name="_Toc240672884"/>
       <w:r>
         <w:rPr>
           <w:b/>
@@ -33754,7 +33754,7 @@
           <w:left w:w="10" w:type="dxa"/>
           <w:right w:w="10" w:type="dxa"/>
         </w:tblCellMar>
-        <w:tblLook w:val="04A0" w:firstRow="1" w:lastRow="0" w:firstColumn="1" w:lastColumn="0" w:noHBand="0" w:noVBand="1"/>
+        <w:tblLook w:val="0000" w:firstRow="0" w:lastRow="0" w:firstColumn="0" w:lastColumn="0" w:noHBand="0" w:noVBand="0"/>
       </w:tblPr>
       <w:tblGrid>
         <w:gridCol w:w="2037"/>
@@ -34225,7 +34225,7 @@
         <w:keepNext/>
         <w:spacing w:before="200" w:after="60"/>
       </w:pPr>
-      <w:bookmarkStart w:id="43" w:name="_Toc240672493"/>
+      <w:bookmarkStart w:id="43" w:name="_Toc240672885"/>
       <w:r>
         <w:rPr>
           <w:b/>
@@ -34254,7 +34254,7 @@
           <w:left w:w="10" w:type="dxa"/>
           <w:right w:w="10" w:type="dxa"/>
         </w:tblCellMar>
-        <w:tblLook w:val="04A0" w:firstRow="1" w:lastRow="0" w:firstColumn="1" w:lastColumn="0" w:noHBand="0" w:noVBand="1"/>
+        <w:tblLook w:val="0000" w:firstRow="0" w:lastRow="0" w:firstColumn="0" w:lastColumn="0" w:noHBand="0" w:noVBand="0"/>
       </w:tblPr>
       <w:tblGrid>
         <w:gridCol w:w="2037"/>
@@ -34727,7 +34727,7 @@
         <w:spacing w:after="360"/>
         <w:jc w:val="center"/>
       </w:pPr>
-      <w:bookmarkStart w:id="44" w:name="_Toc240672433"/>
+      <w:bookmarkStart w:id="44" w:name="_Toc240672825"/>
       <w:r>
         <w:lastRenderedPageBreak/>
         <w:t>บท​ที่ 5</w:t>
@@ -34755,7 +34755,7 @@
         <w:keepNext/>
         <w:spacing w:before="200" w:after="60"/>
       </w:pPr>
-      <w:bookmarkStart w:id="45" w:name="_Toc240672494"/>
+      <w:bookmarkStart w:id="45" w:name="_Toc240672886"/>
       <w:r>
         <w:rPr>
           <w:b/>
@@ -34784,7 +34784,7 @@
           <w:left w:w="10" w:type="dxa"/>
           <w:right w:w="10" w:type="dxa"/>
         </w:tblCellMar>
-        <w:tblLook w:val="04A0" w:firstRow="1" w:lastRow="0" w:firstColumn="1" w:lastColumn="0" w:noHBand="0" w:noVBand="1"/>
+        <w:tblLook w:val="0000" w:firstRow="0" w:lastRow="0" w:firstColumn="0" w:lastColumn="0" w:noHBand="0" w:noVBand="0"/>
       </w:tblPr>
       <w:tblGrid>
         <w:gridCol w:w="5933"/>
@@ -35274,7 +35274,7 @@
         <w:keepNext/>
         <w:spacing w:before="240" w:after="60"/>
       </w:pPr>
-      <w:bookmarkStart w:id="46" w:name="_Toc240672434"/>
+      <w:bookmarkStart w:id="46" w:name="_Toc240672826"/>
       <w:r>
         <w:t xml:space="preserve">5.1 </w:t>
       </w:r>
@@ -35304,10 +35304,10 @@
         </w:rPr>
         <w:lastRenderedPageBreak/>
         <w:drawing>
-          <wp:inline distT="0" distB="0" distL="0" distR="0" wp14:anchorId="096183C9" wp14:editId="096183CA">
+          <wp:inline distT="0" distB="0" distL="0" distR="0" wp14:anchorId="74D773F1" wp14:editId="74D773F2">
             <wp:extent cx="3124200" cy="7905750"/>
             <wp:effectExtent l="0" t="0" r="0" b="0"/>
-            <wp:docPr id="2049315800" name="รูปภาพ 2049315800"/>
+            <wp:docPr id="732985907" name="รูปภาพ 732985907"/>
             <wp:cNvGraphicFramePr>
               <a:graphicFrameLocks xmlns:a="http://schemas.openxmlformats.org/drawingml/2006/main" noChangeAspect="1"/>
             </wp:cNvGraphicFramePr>
@@ -35349,7 +35349,7 @@
         <w:spacing w:after="240"/>
         <w:jc w:val="center"/>
       </w:pPr>
-      <w:bookmarkStart w:id="47" w:name="_Toc240672460"/>
+      <w:bookmarkStart w:id="47" w:name="_Toc240672852"/>
       <w:r>
         <w:rPr>
           <w:b/>
@@ -35368,7 +35368,7 @@
         <w:keepNext/>
         <w:spacing w:before="240" w:after="60"/>
       </w:pPr>
-      <w:bookmarkStart w:id="48" w:name="_Toc240672435"/>
+      <w:bookmarkStart w:id="48" w:name="_Toc240672827"/>
       <w:r>
         <w:lastRenderedPageBreak/>
         <w:t xml:space="preserve">5.2 </w:t>
@@ -35398,10 +35398,10 @@
           <w:noProof/>
         </w:rPr>
         <w:drawing>
-          <wp:inline distT="0" distB="0" distL="0" distR="0" wp14:anchorId="096183CB" wp14:editId="096183CC">
+          <wp:inline distT="0" distB="0" distL="0" distR="0" wp14:anchorId="74D773F3" wp14:editId="74D773F4">
             <wp:extent cx="5238750" cy="3038475"/>
             <wp:effectExtent l="0" t="0" r="0" b="0"/>
-            <wp:docPr id="490423872" name="รูปภาพ 490423872"/>
+            <wp:docPr id="1617752082" name="รูปภาพ 1617752082"/>
             <wp:cNvGraphicFramePr>
               <a:graphicFrameLocks xmlns:a="http://schemas.openxmlformats.org/drawingml/2006/main" noChangeAspect="1"/>
             </wp:cNvGraphicFramePr>
@@ -35443,7 +35443,7 @@
         <w:spacing w:after="240"/>
         <w:jc w:val="center"/>
       </w:pPr>
-      <w:bookmarkStart w:id="49" w:name="_Toc240672461"/>
+      <w:bookmarkStart w:id="49" w:name="_Toc240672853"/>
       <w:r>
         <w:rPr>
           <w:b/>
@@ -35462,7 +35462,7 @@
         <w:keepNext/>
         <w:spacing w:before="240" w:after="60"/>
       </w:pPr>
-      <w:bookmarkStart w:id="50" w:name="_Toc240672436"/>
+      <w:bookmarkStart w:id="50" w:name="_Toc240672828"/>
       <w:r>
         <w:t xml:space="preserve">5.3 </w:t>
       </w:r>
@@ -35492,10 +35492,10 @@
         </w:rPr>
         <w:lastRenderedPageBreak/>
         <w:drawing>
-          <wp:inline distT="0" distB="0" distL="0" distR="0" wp14:anchorId="096183CD" wp14:editId="096183CE">
+          <wp:inline distT="0" distB="0" distL="0" distR="0" wp14:anchorId="74D773F5" wp14:editId="74D773F6">
             <wp:extent cx="3705225" cy="7905750"/>
             <wp:effectExtent l="0" t="0" r="0" b="0"/>
-            <wp:docPr id="580139578" name="รูปภาพ 580139578"/>
+            <wp:docPr id="299487887" name="รูปภาพ 299487887"/>
             <wp:cNvGraphicFramePr>
               <a:graphicFrameLocks xmlns:a="http://schemas.openxmlformats.org/drawingml/2006/main" noChangeAspect="1"/>
             </wp:cNvGraphicFramePr>
@@ -35537,7 +35537,7 @@
         <w:spacing w:after="240"/>
         <w:jc w:val="center"/>
       </w:pPr>
-      <w:bookmarkStart w:id="51" w:name="_Toc240672462"/>
+      <w:bookmarkStart w:id="51" w:name="_Toc240672854"/>
       <w:r>
         <w:rPr>
           <w:b/>
@@ -35556,7 +35556,7 @@
         <w:keepNext/>
         <w:spacing w:before="240" w:after="60"/>
       </w:pPr>
-      <w:bookmarkStart w:id="52" w:name="_Toc240672437"/>
+      <w:bookmarkStart w:id="52" w:name="_Toc240672829"/>
       <w:r>
         <w:lastRenderedPageBreak/>
         <w:t xml:space="preserve">5.4 </w:t>
@@ -35587,10 +35587,10 @@
         </w:rPr>
         <w:lastRenderedPageBreak/>
         <w:drawing>
-          <wp:inline distT="0" distB="0" distL="0" distR="0" wp14:anchorId="096183CF" wp14:editId="096183D0">
+          <wp:inline distT="0" distB="0" distL="0" distR="0" wp14:anchorId="74D773F7" wp14:editId="74D773F8">
             <wp:extent cx="3086100" cy="7905750"/>
             <wp:effectExtent l="0" t="0" r="0" b="0"/>
-            <wp:docPr id="1212668054" name="รูปภาพ 1212668054"/>
+            <wp:docPr id="1980283927" name="รูปภาพ 1980283927"/>
             <wp:cNvGraphicFramePr>
               <a:graphicFrameLocks xmlns:a="http://schemas.openxmlformats.org/drawingml/2006/main" noChangeAspect="1"/>
             </wp:cNvGraphicFramePr>
@@ -35632,7 +35632,7 @@
         <w:spacing w:after="240"/>
         <w:jc w:val="center"/>
       </w:pPr>
-      <w:bookmarkStart w:id="53" w:name="_Toc240672463"/>
+      <w:bookmarkStart w:id="53" w:name="_Toc240672855"/>
       <w:r>
         <w:rPr>
           <w:b/>
@@ -35651,7 +35651,7 @@
         <w:keepNext/>
         <w:spacing w:before="240" w:after="60"/>
       </w:pPr>
-      <w:bookmarkStart w:id="54" w:name="_Toc240672438"/>
+      <w:bookmarkStart w:id="54" w:name="_Toc240672830"/>
       <w:r>
         <w:lastRenderedPageBreak/>
         <w:t xml:space="preserve">5.5 </w:t>
@@ -35682,10 +35682,10 @@
         </w:rPr>
         <w:lastRenderedPageBreak/>
         <w:drawing>
-          <wp:inline distT="0" distB="0" distL="0" distR="0" wp14:anchorId="096183D1" wp14:editId="096183D2">
+          <wp:inline distT="0" distB="0" distL="0" distR="0" wp14:anchorId="74D773F9" wp14:editId="74D773FA">
             <wp:extent cx="4048125" cy="7905750"/>
             <wp:effectExtent l="0" t="0" r="0" b="0"/>
-            <wp:docPr id="1591567029" name="รูปภาพ 1591567029"/>
+            <wp:docPr id="767975862" name="รูปภาพ 767975862"/>
             <wp:cNvGraphicFramePr>
               <a:graphicFrameLocks xmlns:a="http://schemas.openxmlformats.org/drawingml/2006/main" noChangeAspect="1"/>
             </wp:cNvGraphicFramePr>
@@ -35727,7 +35727,7 @@
         <w:spacing w:after="240"/>
         <w:jc w:val="center"/>
       </w:pPr>
-      <w:bookmarkStart w:id="55" w:name="_Toc240672464"/>
+      <w:bookmarkStart w:id="55" w:name="_Toc240672856"/>
       <w:r>
         <w:rPr>
           <w:b/>
@@ -35746,7 +35746,7 @@
         <w:keepNext/>
         <w:spacing w:before="240" w:after="60"/>
       </w:pPr>
-      <w:bookmarkStart w:id="56" w:name="_Toc240672439"/>
+      <w:bookmarkStart w:id="56" w:name="_Toc240672831"/>
       <w:r>
         <w:lastRenderedPageBreak/>
         <w:t xml:space="preserve">5.6 </w:t>
@@ -35776,10 +35776,10 @@
           <w:noProof/>
         </w:rPr>
         <w:drawing>
-          <wp:inline distT="0" distB="0" distL="0" distR="0" wp14:anchorId="096183D3" wp14:editId="096183D4">
+          <wp:inline distT="0" distB="0" distL="0" distR="0" wp14:anchorId="74D773FB" wp14:editId="74D773FC">
             <wp:extent cx="3457575" cy="6858000"/>
             <wp:effectExtent l="0" t="0" r="0" b="0"/>
-            <wp:docPr id="1780625172" name="รูปภาพ 1780625172"/>
+            <wp:docPr id="670858041" name="รูปภาพ 670858041"/>
             <wp:cNvGraphicFramePr>
               <a:graphicFrameLocks xmlns:a="http://schemas.openxmlformats.org/drawingml/2006/main" noChangeAspect="1"/>
             </wp:cNvGraphicFramePr>
@@ -35821,7 +35821,7 @@
         <w:spacing w:after="240"/>
         <w:jc w:val="center"/>
       </w:pPr>
-      <w:bookmarkStart w:id="57" w:name="_Toc240672465"/>
+      <w:bookmarkStart w:id="57" w:name="_Toc240672857"/>
       <w:r>
         <w:rPr>
           <w:b/>
@@ -35841,7 +35841,7 @@
         <w:spacing w:after="360"/>
         <w:jc w:val="center"/>
       </w:pPr>
-      <w:bookmarkStart w:id="58" w:name="_Toc240672440"/>
+      <w:bookmarkStart w:id="58" w:name="_Toc240672832"/>
       <w:r>
         <w:lastRenderedPageBreak/>
         <w:t>บท​ที่ 6</w:t>
@@ -35860,7 +35860,7 @@
         <w:keepNext/>
         <w:spacing w:before="240" w:after="60"/>
       </w:pPr>
-      <w:bookmarkStart w:id="59" w:name="_Toc240672441"/>
+      <w:bookmarkStart w:id="59" w:name="_Toc240672833"/>
       <w:r>
         <w:t xml:space="preserve">6.1 </w:t>
       </w:r>
@@ -35999,7 +35999,7 @@
         <w:keepNext/>
         <w:spacing w:before="240" w:after="60"/>
       </w:pPr>
-      <w:bookmarkStart w:id="60" w:name="_Toc240672442"/>
+      <w:bookmarkStart w:id="60" w:name="_Toc240672834"/>
       <w:r>
         <w:t xml:space="preserve">6.2 </w:t>
       </w:r>
@@ -36029,10 +36029,10 @@
         </w:rPr>
         <w:lastRenderedPageBreak/>
         <w:drawing>
-          <wp:inline distT="0" distB="0" distL="0" distR="0" wp14:anchorId="096183D5" wp14:editId="096183D6">
+          <wp:inline distT="0" distB="0" distL="0" distR="0" wp14:anchorId="74D773FD" wp14:editId="74D773FE">
             <wp:extent cx="5238750" cy="7505700"/>
             <wp:effectExtent l="0" t="0" r="0" b="0"/>
-            <wp:docPr id="1588234345" name="รูปภาพ 1588234345"/>
+            <wp:docPr id="1751489526" name="รูปภาพ 1751489526"/>
             <wp:cNvGraphicFramePr>
               <a:graphicFrameLocks xmlns:a="http://schemas.openxmlformats.org/drawingml/2006/main" noChangeAspect="1"/>
             </wp:cNvGraphicFramePr>
@@ -36074,7 +36074,7 @@
         <w:spacing w:after="240"/>
         <w:jc w:val="center"/>
       </w:pPr>
-      <w:bookmarkStart w:id="61" w:name="_Toc240672466"/>
+      <w:bookmarkStart w:id="61" w:name="_Toc240672858"/>
       <w:r>
         <w:rPr>
           <w:b/>
@@ -36093,7 +36093,7 @@
         <w:keepNext/>
         <w:spacing w:before="200" w:after="60"/>
       </w:pPr>
-      <w:bookmarkStart w:id="62" w:name="_Toc240672495"/>
+      <w:bookmarkStart w:id="62" w:name="_Toc240672887"/>
       <w:r>
         <w:rPr>
           <w:b/>
@@ -36123,7 +36123,7 @@
           <w:left w:w="10" w:type="dxa"/>
           <w:right w:w="10" w:type="dxa"/>
         </w:tblCellMar>
-        <w:tblLook w:val="04A0" w:firstRow="1" w:lastRow="0" w:firstColumn="1" w:lastColumn="0" w:noHBand="0" w:noVBand="1"/>
+        <w:tblLook w:val="0000" w:firstRow="0" w:lastRow="0" w:firstColumn="0" w:lastColumn="0" w:noHBand="0" w:noVBand="0"/>
       </w:tblPr>
       <w:tblGrid>
         <w:gridCol w:w="1510"/>
@@ -36517,7 +36517,7 @@
         <w:keepNext/>
         <w:spacing w:before="240" w:after="60"/>
       </w:pPr>
-      <w:bookmarkStart w:id="63" w:name="_Toc240672443"/>
+      <w:bookmarkStart w:id="63" w:name="_Toc240672835"/>
       <w:r>
         <w:t xml:space="preserve">6.3 </w:t>
       </w:r>
@@ -36547,10 +36547,10 @@
         </w:rPr>
         <w:lastRenderedPageBreak/>
         <w:drawing>
-          <wp:inline distT="0" distB="0" distL="0" distR="0" wp14:anchorId="096183D7" wp14:editId="096183D8">
+          <wp:inline distT="0" distB="0" distL="0" distR="0" wp14:anchorId="74D773FF" wp14:editId="74D77400">
             <wp:extent cx="4962525" cy="6667500"/>
             <wp:effectExtent l="0" t="0" r="0" b="0"/>
-            <wp:docPr id="1599848564" name="รูปภาพ 1599848564"/>
+            <wp:docPr id="1673104369" name="รูปภาพ 1673104369"/>
             <wp:cNvGraphicFramePr>
               <a:graphicFrameLocks xmlns:a="http://schemas.openxmlformats.org/drawingml/2006/main" noChangeAspect="1"/>
             </wp:cNvGraphicFramePr>
@@ -36592,7 +36592,7 @@
         <w:spacing w:after="240"/>
         <w:jc w:val="center"/>
       </w:pPr>
-      <w:bookmarkStart w:id="64" w:name="_Toc240672467"/>
+      <w:bookmarkStart w:id="64" w:name="_Toc240672859"/>
       <w:r>
         <w:rPr>
           <w:b/>
@@ -36620,7 +36620,7 @@
         <w:keepNext/>
         <w:spacing w:before="200" w:after="60"/>
       </w:pPr>
-      <w:bookmarkStart w:id="65" w:name="_Toc240672496"/>
+      <w:bookmarkStart w:id="65" w:name="_Toc240672888"/>
       <w:r>
         <w:rPr>
           <w:b/>
@@ -36650,7 +36650,7 @@
           <w:left w:w="10" w:type="dxa"/>
           <w:right w:w="10" w:type="dxa"/>
         </w:tblCellMar>
-        <w:tblLook w:val="04A0" w:firstRow="1" w:lastRow="0" w:firstColumn="1" w:lastColumn="0" w:noHBand="0" w:noVBand="1"/>
+        <w:tblLook w:val="0000" w:firstRow="0" w:lastRow="0" w:firstColumn="0" w:lastColumn="0" w:noHBand="0" w:noVBand="0"/>
       </w:tblPr>
       <w:tblGrid>
         <w:gridCol w:w="1846"/>
@@ -37238,7 +37238,7 @@
         <w:spacing w:after="360"/>
         <w:jc w:val="center"/>
       </w:pPr>
-      <w:bookmarkStart w:id="66" w:name="_Toc240672444"/>
+      <w:bookmarkStart w:id="66" w:name="_Toc240672836"/>
       <w:r>
         <w:lastRenderedPageBreak/>
         <w:t>บท​ที่ 7</w:t>
@@ -37257,7 +37257,7 @@
         <w:keepNext/>
         <w:spacing w:before="240" w:after="60"/>
       </w:pPr>
-      <w:bookmarkStart w:id="67" w:name="_Toc240672445"/>
+      <w:bookmarkStart w:id="67" w:name="_Toc240672837"/>
       <w:r>
         <w:t xml:space="preserve">7.1 </w:t>
       </w:r>
@@ -37281,7 +37281,7 @@
         <w:keepNext/>
         <w:spacing w:before="200" w:after="60"/>
       </w:pPr>
-      <w:bookmarkStart w:id="68" w:name="_Toc240672497"/>
+      <w:bookmarkStart w:id="68" w:name="_Toc240672889"/>
       <w:r>
         <w:rPr>
           <w:b/>
@@ -37310,7 +37310,7 @@
           <w:left w:w="10" w:type="dxa"/>
           <w:right w:w="10" w:type="dxa"/>
         </w:tblCellMar>
-        <w:tblLook w:val="04A0" w:firstRow="1" w:lastRow="0" w:firstColumn="1" w:lastColumn="0" w:noHBand="0" w:noVBand="1"/>
+        <w:tblLook w:val="0000" w:firstRow="0" w:lastRow="0" w:firstColumn="0" w:lastColumn="0" w:noHBand="0" w:noVBand="0"/>
       </w:tblPr>
       <w:tblGrid>
         <w:gridCol w:w="1740"/>
@@ -37852,7 +37852,7 @@
         <w:keepNext/>
         <w:spacing w:before="240" w:after="60"/>
       </w:pPr>
-      <w:bookmarkStart w:id="69" w:name="_Toc240672446"/>
+      <w:bookmarkStart w:id="69" w:name="_Toc240672838"/>
       <w:r>
         <w:t xml:space="preserve">7.2 </w:t>
       </w:r>
@@ -37876,7 +37876,7 @@
         <w:keepNext/>
         <w:spacing w:before="200" w:after="60"/>
       </w:pPr>
-      <w:bookmarkStart w:id="70" w:name="_Toc240672498"/>
+      <w:bookmarkStart w:id="70" w:name="_Toc240672890"/>
       <w:r>
         <w:rPr>
           <w:b/>
@@ -37906,7 +37906,7 @@
           <w:left w:w="10" w:type="dxa"/>
           <w:right w:w="10" w:type="dxa"/>
         </w:tblCellMar>
-        <w:tblLook w:val="04A0" w:firstRow="1" w:lastRow="0" w:firstColumn="1" w:lastColumn="0" w:noHBand="0" w:noVBand="1"/>
+        <w:tblLook w:val="0000" w:firstRow="0" w:lastRow="0" w:firstColumn="0" w:lastColumn="0" w:noHBand="0" w:noVBand="0"/>
       </w:tblPr>
       <w:tblGrid>
         <w:gridCol w:w="3164"/>
@@ -38695,7 +38695,7 @@
         <w:keepNext/>
         <w:spacing w:before="240" w:after="60"/>
       </w:pPr>
-      <w:bookmarkStart w:id="71" w:name="_Toc240672447"/>
+      <w:bookmarkStart w:id="71" w:name="_Toc240672839"/>
       <w:r>
         <w:t xml:space="preserve">7.3 </w:t>
       </w:r>
@@ -38724,10 +38724,10 @@
           <w:noProof/>
         </w:rPr>
         <w:drawing>
-          <wp:inline distT="0" distB="0" distL="0" distR="0" wp14:anchorId="096183D9" wp14:editId="096183DA">
+          <wp:inline distT="0" distB="0" distL="0" distR="0" wp14:anchorId="74D77401" wp14:editId="74D77402">
             <wp:extent cx="5238750" cy="2724150"/>
             <wp:effectExtent l="0" t="0" r="0" b="0"/>
-            <wp:docPr id="637913477" name="รูปภาพ 637913477"/>
+            <wp:docPr id="434451818" name="รูปภาพ 434451818"/>
             <wp:cNvGraphicFramePr>
               <a:graphicFrameLocks xmlns:a="http://schemas.openxmlformats.org/drawingml/2006/main" noChangeAspect="1"/>
             </wp:cNvGraphicFramePr>
@@ -38769,7 +38769,7 @@
         <w:spacing w:after="240"/>
         <w:jc w:val="center"/>
       </w:pPr>
-      <w:bookmarkStart w:id="72" w:name="_Toc240672468"/>
+      <w:bookmarkStart w:id="72" w:name="_Toc240672860"/>
       <w:r>
         <w:rPr>
           <w:b/>
@@ -38794,10 +38794,10 @@
         </w:rPr>
         <w:lastRenderedPageBreak/>
         <w:drawing>
-          <wp:inline distT="0" distB="0" distL="0" distR="0" wp14:anchorId="096183DB" wp14:editId="096183DC">
+          <wp:inline distT="0" distB="0" distL="0" distR="0" wp14:anchorId="74D77403" wp14:editId="74D77404">
             <wp:extent cx="5238750" cy="3619500"/>
             <wp:effectExtent l="0" t="0" r="0" b="0"/>
-            <wp:docPr id="920638251" name="รูปภาพ 920638251"/>
+            <wp:docPr id="348292195" name="รูปภาพ 348292195"/>
             <wp:cNvGraphicFramePr>
               <a:graphicFrameLocks xmlns:a="http://schemas.openxmlformats.org/drawingml/2006/main" noChangeAspect="1"/>
             </wp:cNvGraphicFramePr>
@@ -38839,7 +38839,7 @@
         <w:spacing w:after="240"/>
         <w:jc w:val="center"/>
       </w:pPr>
-      <w:bookmarkStart w:id="73" w:name="_Toc240672469"/>
+      <w:bookmarkStart w:id="73" w:name="_Toc240672861"/>
       <w:r>
         <w:rPr>
           <w:b/>
@@ -38863,10 +38863,10 @@
           <w:noProof/>
         </w:rPr>
         <w:drawing>
-          <wp:inline distT="0" distB="0" distL="0" distR="0" wp14:anchorId="096183DD" wp14:editId="096183DE">
+          <wp:inline distT="0" distB="0" distL="0" distR="0" wp14:anchorId="74D77405" wp14:editId="74D77406">
             <wp:extent cx="5238750" cy="3352800"/>
             <wp:effectExtent l="0" t="0" r="0" b="0"/>
-            <wp:docPr id="516868475" name="รูปภาพ 516868475"/>
+            <wp:docPr id="1163698633" name="รูปภาพ 1163698633"/>
             <wp:cNvGraphicFramePr>
               <a:graphicFrameLocks xmlns:a="http://schemas.openxmlformats.org/drawingml/2006/main" noChangeAspect="1"/>
             </wp:cNvGraphicFramePr>
@@ -38908,7 +38908,7 @@
         <w:spacing w:after="240"/>
         <w:jc w:val="center"/>
       </w:pPr>
-      <w:bookmarkStart w:id="74" w:name="_Toc240672470"/>
+      <w:bookmarkStart w:id="74" w:name="_Toc240672862"/>
       <w:r>
         <w:rPr>
           <w:b/>
@@ -38927,7 +38927,7 @@
         <w:keepNext/>
         <w:spacing w:before="240" w:after="60"/>
       </w:pPr>
-      <w:bookmarkStart w:id="75" w:name="_Toc240672448"/>
+      <w:bookmarkStart w:id="75" w:name="_Toc240672840"/>
       <w:r>
         <w:lastRenderedPageBreak/>
         <w:t xml:space="preserve">7.4 </w:t>
@@ -38957,10 +38957,10 @@
           <w:noProof/>
         </w:rPr>
         <w:drawing>
-          <wp:inline distT="0" distB="0" distL="0" distR="0" wp14:anchorId="096183DF" wp14:editId="096183E0">
+          <wp:inline distT="0" distB="0" distL="0" distR="0" wp14:anchorId="74D77407" wp14:editId="74D77408">
             <wp:extent cx="5238750" cy="2724150"/>
             <wp:effectExtent l="0" t="0" r="0" b="0"/>
-            <wp:docPr id="1564491126" name="รูปภาพ 1564491126"/>
+            <wp:docPr id="67891527" name="รูปภาพ 67891527"/>
             <wp:cNvGraphicFramePr>
               <a:graphicFrameLocks xmlns:a="http://schemas.openxmlformats.org/drawingml/2006/main" noChangeAspect="1"/>
             </wp:cNvGraphicFramePr>
@@ -39002,7 +39002,7 @@
         <w:spacing w:after="240"/>
         <w:jc w:val="center"/>
       </w:pPr>
-      <w:bookmarkStart w:id="76" w:name="_Toc240672471"/>
+      <w:bookmarkStart w:id="76" w:name="_Toc240672863"/>
       <w:r>
         <w:rPr>
           <w:b/>
@@ -39026,10 +39026,10 @@
           <w:noProof/>
         </w:rPr>
         <w:drawing>
-          <wp:inline distT="0" distB="0" distL="0" distR="0" wp14:anchorId="096183E1" wp14:editId="096183E2">
+          <wp:inline distT="0" distB="0" distL="0" distR="0" wp14:anchorId="74D77409" wp14:editId="74D7740A">
             <wp:extent cx="5238750" cy="2724150"/>
             <wp:effectExtent l="0" t="0" r="0" b="0"/>
-            <wp:docPr id="1757422838" name="รูปภาพ 1757422838"/>
+            <wp:docPr id="1677641288" name="รูปภาพ 1677641288"/>
             <wp:cNvGraphicFramePr>
               <a:graphicFrameLocks xmlns:a="http://schemas.openxmlformats.org/drawingml/2006/main" noChangeAspect="1"/>
             </wp:cNvGraphicFramePr>
@@ -39071,7 +39071,7 @@
         <w:spacing w:after="240"/>
         <w:jc w:val="center"/>
       </w:pPr>
-      <w:bookmarkStart w:id="77" w:name="_Toc240672472"/>
+      <w:bookmarkStart w:id="77" w:name="_Toc240672864"/>
       <w:r>
         <w:rPr>
           <w:b/>
@@ -39096,10 +39096,10 @@
         </w:rPr>
         <w:lastRenderedPageBreak/>
         <w:drawing>
-          <wp:inline distT="0" distB="0" distL="0" distR="0" wp14:anchorId="096183E3" wp14:editId="096183E4">
+          <wp:inline distT="0" distB="0" distL="0" distR="0" wp14:anchorId="74D7740B" wp14:editId="74D7740C">
             <wp:extent cx="5238750" cy="3352800"/>
             <wp:effectExtent l="0" t="0" r="0" b="0"/>
-            <wp:docPr id="1265815200" name="รูปภาพ 1265815200"/>
+            <wp:docPr id="205304845" name="รูปภาพ 205304845"/>
             <wp:cNvGraphicFramePr>
               <a:graphicFrameLocks xmlns:a="http://schemas.openxmlformats.org/drawingml/2006/main" noChangeAspect="1"/>
             </wp:cNvGraphicFramePr>
@@ -39141,7 +39141,7 @@
         <w:spacing w:after="240"/>
         <w:jc w:val="center"/>
       </w:pPr>
-      <w:bookmarkStart w:id="78" w:name="_Toc240672473"/>
+      <w:bookmarkStart w:id="78" w:name="_Toc240672865"/>
       <w:r>
         <w:rPr>
           <w:b/>
@@ -39165,10 +39165,10 @@
           <w:noProof/>
         </w:rPr>
         <w:drawing>
-          <wp:inline distT="0" distB="0" distL="0" distR="0" wp14:anchorId="096183E5" wp14:editId="096183E6">
+          <wp:inline distT="0" distB="0" distL="0" distR="0" wp14:anchorId="74D7740D" wp14:editId="74D7740E">
             <wp:extent cx="5238750" cy="2724150"/>
             <wp:effectExtent l="0" t="0" r="0" b="0"/>
-            <wp:docPr id="868366100" name="รูปภาพ 868366100"/>
+            <wp:docPr id="1738690158" name="รูปภาพ 1738690158"/>
             <wp:cNvGraphicFramePr>
               <a:graphicFrameLocks xmlns:a="http://schemas.openxmlformats.org/drawingml/2006/main" noChangeAspect="1"/>
             </wp:cNvGraphicFramePr>
@@ -39210,7 +39210,7 @@
         <w:spacing w:after="240"/>
         <w:jc w:val="center"/>
       </w:pPr>
-      <w:bookmarkStart w:id="79" w:name="_Toc240672474"/>
+      <w:bookmarkStart w:id="79" w:name="_Toc240672866"/>
       <w:r>
         <w:rPr>
           <w:b/>
@@ -39235,10 +39235,10 @@
         </w:rPr>
         <w:lastRenderedPageBreak/>
         <w:drawing>
-          <wp:inline distT="0" distB="0" distL="0" distR="0" wp14:anchorId="096183E7" wp14:editId="096183E8">
+          <wp:inline distT="0" distB="0" distL="0" distR="0" wp14:anchorId="74D7740F" wp14:editId="74D77410">
             <wp:extent cx="5238750" cy="3352800"/>
             <wp:effectExtent l="0" t="0" r="0" b="0"/>
-            <wp:docPr id="929565828" name="รูปภาพ 929565828"/>
+            <wp:docPr id="1050354563" name="รูปภาพ 1050354563"/>
             <wp:cNvGraphicFramePr>
               <a:graphicFrameLocks xmlns:a="http://schemas.openxmlformats.org/drawingml/2006/main" noChangeAspect="1"/>
             </wp:cNvGraphicFramePr>
@@ -39280,7 +39280,7 @@
         <w:spacing w:after="240"/>
         <w:jc w:val="center"/>
       </w:pPr>
-      <w:bookmarkStart w:id="80" w:name="_Toc240672475"/>
+      <w:bookmarkStart w:id="80" w:name="_Toc240672867"/>
       <w:r>
         <w:rPr>
           <w:b/>
@@ -39304,10 +39304,10 @@
           <w:noProof/>
         </w:rPr>
         <w:drawing>
-          <wp:inline distT="0" distB="0" distL="0" distR="0" wp14:anchorId="096183E9" wp14:editId="096183EA">
+          <wp:inline distT="0" distB="0" distL="0" distR="0" wp14:anchorId="74D77411" wp14:editId="74D77412">
             <wp:extent cx="5238750" cy="3352800"/>
             <wp:effectExtent l="0" t="0" r="0" b="0"/>
-            <wp:docPr id="1730572017" name="รูปภาพ 1730572017"/>
+            <wp:docPr id="71275641" name="รูปภาพ 71275641"/>
             <wp:cNvGraphicFramePr>
               <a:graphicFrameLocks xmlns:a="http://schemas.openxmlformats.org/drawingml/2006/main" noChangeAspect="1"/>
             </wp:cNvGraphicFramePr>
@@ -39349,7 +39349,7 @@
         <w:spacing w:after="240"/>
         <w:jc w:val="center"/>
       </w:pPr>
-      <w:bookmarkStart w:id="81" w:name="_Toc240672476"/>
+      <w:bookmarkStart w:id="81" w:name="_Toc240672868"/>
       <w:r>
         <w:rPr>
           <w:b/>
@@ -39368,7 +39368,7 @@
         <w:keepNext/>
         <w:spacing w:before="240" w:after="60"/>
       </w:pPr>
-      <w:bookmarkStart w:id="82" w:name="_Toc240672449"/>
+      <w:bookmarkStart w:id="82" w:name="_Toc240672841"/>
       <w:r>
         <w:lastRenderedPageBreak/>
         <w:t xml:space="preserve">7.5 </w:t>
@@ -39449,7 +39449,7 @@
         <w:spacing w:after="360"/>
         <w:jc w:val="center"/>
       </w:pPr>
-      <w:bookmarkStart w:id="83" w:name="_Toc240672450"/>
+      <w:bookmarkStart w:id="83" w:name="_Toc240672842"/>
       <w:r>
         <w:lastRenderedPageBreak/>
         <w:t>บท​ที่ 8</w:t>
@@ -39468,7 +39468,7 @@
         <w:keepNext/>
         <w:spacing w:before="240" w:after="60"/>
       </w:pPr>
-      <w:bookmarkStart w:id="84" w:name="_Toc240672451"/>
+      <w:bookmarkStart w:id="84" w:name="_Toc240672843"/>
       <w:r>
         <w:t xml:space="preserve">8.1 </w:t>
       </w:r>
@@ -39498,7 +39498,7 @@
         <w:keepNext/>
         <w:spacing w:before="240" w:after="60"/>
       </w:pPr>
-      <w:bookmarkStart w:id="85" w:name="_Toc240672452"/>
+      <w:bookmarkStart w:id="85" w:name="_Toc240672844"/>
       <w:r>
         <w:t xml:space="preserve">8.2 </w:t>
       </w:r>
@@ -39522,7 +39522,7 @@
         <w:keepNext/>
         <w:spacing w:before="200" w:after="60"/>
       </w:pPr>
-      <w:bookmarkStart w:id="86" w:name="_Toc240672499"/>
+      <w:bookmarkStart w:id="86" w:name="_Toc240672891"/>
       <w:r>
         <w:rPr>
           <w:b/>
@@ -39551,7 +39551,7 @@
           <w:left w:w="10" w:type="dxa"/>
           <w:right w:w="10" w:type="dxa"/>
         </w:tblCellMar>
-        <w:tblLook w:val="04A0" w:firstRow="1" w:lastRow="0" w:firstColumn="1" w:lastColumn="0" w:noHBand="0" w:noVBand="1"/>
+        <w:tblLook w:val="0000" w:firstRow="0" w:lastRow="0" w:firstColumn="0" w:lastColumn="0" w:noHBand="0" w:noVBand="0"/>
       </w:tblPr>
       <w:tblGrid>
         <w:gridCol w:w="726"/>
@@ -41043,7 +41043,7 @@
         <w:keepNext/>
         <w:spacing w:before="240" w:after="60"/>
       </w:pPr>
-      <w:bookmarkStart w:id="87" w:name="_Toc240672453"/>
+      <w:bookmarkStart w:id="87" w:name="_Toc240672845"/>
       <w:r>
         <w:t xml:space="preserve">8.3 </w:t>
       </w:r>
@@ -41110,7 +41110,7 @@
         <w:keepNext/>
         <w:spacing w:before="240" w:after="60"/>
       </w:pPr>
-      <w:bookmarkStart w:id="88" w:name="_Toc240672454"/>
+      <w:bookmarkStart w:id="88" w:name="_Toc240672846"/>
       <w:r>
         <w:t xml:space="preserve">8.4 </w:t>
       </w:r>
@@ -41191,7 +41191,7 @@
         <w:spacing w:after="360"/>
         <w:jc w:val="center"/>
       </w:pPr>
-      <w:bookmarkStart w:id="89" w:name="_Toc240672455"/>
+      <w:bookmarkStart w:id="89" w:name="_Toc240672847"/>
       <w:r>
         <w:lastRenderedPageBreak/>
         <w:t>บรรณานุกรม</w:t>
@@ -41286,7 +41286,7 @@
         <w:spacing w:after="360"/>
         <w:jc w:val="center"/>
       </w:pPr>
-      <w:bookmarkStart w:id="90" w:name="_Toc240672456"/>
+      <w:bookmarkStart w:id="90" w:name="_Toc240672848"/>
       <w:r>
         <w:lastRenderedPageBreak/>
         <w:t>ภาคผนวก ก เทคโนโลยี​และ​สถาปัตยกรรม​ของ​ระบบ</w:t>
@@ -41308,7 +41308,7 @@
         <w:keepNext/>
         <w:spacing w:before="200" w:after="60"/>
       </w:pPr>
-      <w:bookmarkStart w:id="91" w:name="_Toc240672500"/>
+      <w:bookmarkStart w:id="91" w:name="_Toc240672892"/>
       <w:r>
         <w:rPr>
           <w:b/>
@@ -41337,7 +41337,7 @@
           <w:left w:w="10" w:type="dxa"/>
           <w:right w:w="10" w:type="dxa"/>
         </w:tblCellMar>
-        <w:tblLook w:val="04A0" w:firstRow="1" w:lastRow="0" w:firstColumn="1" w:lastColumn="0" w:noHBand="0" w:noVBand="1"/>
+        <w:tblLook w:val="0000" w:firstRow="0" w:lastRow="0" w:firstColumn="0" w:lastColumn="0" w:noHBand="0" w:noVBand="0"/>
       </w:tblPr>
       <w:tblGrid>
         <w:gridCol w:w="2373"/>
@@ -41978,7 +41978,7 @@
         <w:spacing w:after="360"/>
         <w:jc w:val="center"/>
       </w:pPr>
-      <w:bookmarkStart w:id="92" w:name="_Toc240672457"/>
+      <w:bookmarkStart w:id="92" w:name="_Toc240672849"/>
       <w:r>
         <w:lastRenderedPageBreak/>
         <w:t>ภาคผนวก ข โครงสร้าง​ฐานข้อมูล</w:t>
@@ -42000,7 +42000,7 @@
         <w:keepNext/>
         <w:spacing w:before="200" w:after="60"/>
       </w:pPr>
-      <w:bookmarkStart w:id="93" w:name="_Toc240672501"/>
+      <w:bookmarkStart w:id="93" w:name="_Toc240672893"/>
       <w:r>
         <w:rPr>
           <w:b/>
@@ -42029,7 +42029,7 @@
           <w:left w:w="10" w:type="dxa"/>
           <w:right w:w="10" w:type="dxa"/>
         </w:tblCellMar>
-        <w:tblLook w:val="04A0" w:firstRow="1" w:lastRow="0" w:firstColumn="1" w:lastColumn="0" w:noHBand="0" w:noVBand="1"/>
+        <w:tblLook w:val="0000" w:firstRow="0" w:lastRow="0" w:firstColumn="0" w:lastColumn="0" w:noHBand="0" w:noVBand="0"/>
       </w:tblPr>
       <w:tblGrid>
         <w:gridCol w:w="2531"/>
@@ -42943,7 +42943,7 @@
         <w:spacing w:after="360"/>
         <w:jc w:val="center"/>
       </w:pPr>
-      <w:bookmarkStart w:id="94" w:name="_Toc240672458"/>
+      <w:bookmarkStart w:id="94" w:name="_Toc240672850"/>
       <w:r>
         <w:lastRenderedPageBreak/>
         <w:t>ภาคผนวก ค บัญชี​สำหรับ​การ​สาธิต​และ​ไฟล์​ส่งมอบ</w:t>
@@ -42965,7 +42965,7 @@
         <w:keepNext/>
         <w:spacing w:before="200" w:after="60"/>
       </w:pPr>
-      <w:bookmarkStart w:id="95" w:name="_Toc240672502"/>
+      <w:bookmarkStart w:id="95" w:name="_Toc240672894"/>
       <w:r>
         <w:rPr>
           <w:b/>
@@ -42994,7 +42994,7 @@
           <w:left w:w="10" w:type="dxa"/>
           <w:right w:w="10" w:type="dxa"/>
         </w:tblCellMar>
-        <w:tblLook w:val="04A0" w:firstRow="1" w:lastRow="0" w:firstColumn="1" w:lastColumn="0" w:noHBand="0" w:noVBand="1"/>
+        <w:tblLook w:val="0000" w:firstRow="0" w:lastRow="0" w:firstColumn="0" w:lastColumn="0" w:noHBand="0" w:noVBand="0"/>
       </w:tblPr>
       <w:tblGrid>
         <w:gridCol w:w="1740"/>
@@ -43655,7 +43655,7 @@
         <w:keepNext/>
         <w:spacing w:before="200" w:after="60"/>
       </w:pPr>
-      <w:bookmarkStart w:id="96" w:name="_Toc240672503"/>
+      <w:bookmarkStart w:id="96" w:name="_Toc240672895"/>
       <w:r>
         <w:rPr>
           <w:b/>
@@ -43684,7 +43684,7 @@
           <w:left w:w="10" w:type="dxa"/>
           <w:right w:w="10" w:type="dxa"/>
         </w:tblCellMar>
-        <w:tblLook w:val="04A0" w:firstRow="1" w:lastRow="0" w:firstColumn="1" w:lastColumn="0" w:noHBand="0" w:noVBand="1"/>
+        <w:tblLook w:val="0000" w:firstRow="0" w:lastRow="0" w:firstColumn="0" w:lastColumn="0" w:noHBand="0" w:noVBand="0"/>
       </w:tblPr>
       <w:tblGrid>
         <w:gridCol w:w="3322"/>
@@ -44323,10 +44323,153 @@
 <file path=word/numbering.xml><?xml version="1.0" encoding="utf-8"?>
 <w:numbering xmlns:wpc="http://schemas.microsoft.com/office/word/2010/wordprocessingCanvas" xmlns:cx="http://schemas.microsoft.com/office/drawing/2014/chartex" xmlns:cx1="http://schemas.microsoft.com/office/drawing/2015/9/8/chartex" xmlns:cx2="http://schemas.microsoft.com/office/drawing/2015/10/21/chartex" xmlns:cx3="http://schemas.microsoft.com/office/drawing/2016/5/9/chartex" xmlns:cx4="http://schemas.microsoft.com/office/drawing/2016/5/10/chartex" xmlns:cx5="http://schemas.microsoft.com/office/drawing/2016/5/11/chartex" xmlns:cx6="http://schemas.microsoft.com/office/drawing/2016/5/12/chartex" xmlns:cx7="http://schemas.microsoft.com/office/drawing/2016/5/13/chartex" xmlns:cx8="http://schemas.microsoft.com/office/drawing/2016/5/14/chartex" xmlns:mc="http://schemas.openxmlformats.org/markup-compatibility/2006" xmlns:aink="http://schemas.microsoft.com/office/drawing/2016/ink" xmlns:am3d="http://schemas.microsoft.com/office/drawing/2017/model3d" xmlns:o="urn:schemas-microsoft-com:office:office" xmlns:oel="http://schemas.microsoft.com/office/2019/extlst" xmlns:r="http://schemas.openxmlformats.org/officeDocument/2006/relationships" xmlns:m="http://schemas.openxmlformats.org/officeDocument/2006/math" xmlns:v="urn:schemas-microsoft-com:vml" xmlns:wp14="http://schemas.microsoft.com/office/word/2010/wordprocessingDrawing" xmlns:wp="http://schemas.openxmlformats.org/drawingml/2006/wordprocessingDrawing" xmlns:w10="urn:schemas-microsoft-com:office:word" xmlns:w="http://schemas.openxmlformats.org/wordprocessingml/2006/main" xmlns:w14="http://schemas.microsoft.com/office/word/2010/wordml" xmlns:w15="http://schemas.microsoft.com/office/word/2012/wordml" xmlns:w16cex="http://schemas.microsoft.com/office/word/2018/wordml/cex" xmlns:w16cid="http://schemas.microsoft.com/office/word/2016/wordml/cid" xmlns:w16="http://schemas.microsoft.com/office/word/2018/wordml" xmlns:w16du="http://schemas.microsoft.com/office/word/2023/wordml/word16du" xmlns:w16sdtdh="http://schemas.microsoft.com/office/word/2020/wordml/sdtdatahash" xmlns:w16sdtfl="http://schemas.microsoft.com/office/word/2024/wordml/sdtformatlock" xmlns:w16se="http://schemas.microsoft.com/office/word/2015/wordml/symex" xmlns:wpg="http://schemas.microsoft.com/office/word/2010/wordprocessingGroup" xmlns:wpi="http://schemas.microsoft.com/office/word/2010/wordprocessingInk" xmlns:wne="http://schemas.microsoft.com/office/word/2006/wordml" xmlns:wps="http://schemas.microsoft.com/office/word/2010/wordprocessingShape" mc:Ignorable="w14 w15 w16se w16cid w16 w16cex w16sdtdh w16sdtfl w16du wp14">
   <w:abstractNum w:abstractNumId="0" w15:restartNumberingAfterBreak="0">
-    <w:nsid w:val="622A2085"/>
+    <w:nsid w:val="07B96264"/>
     <w:multiLevelType w:val="hybridMultilevel"/>
-    <w:tmpl w:val="A41E8098"/>
-    <w:lvl w:ilvl="0" w:tplc="BA3ADDAA">
+    <w:tmpl w:val="F1EE0126"/>
+    <w:lvl w:ilvl="0" w:tplc="6EE82B1C">
+      <w:start w:val="1"/>
+      <w:numFmt w:val="bullet"/>
+      <w:lvlText w:val="●"/>
+      <w:lvlJc w:val="left"/>
+      <w:pPr>
+        <w:ind w:left="720" w:hanging="360"/>
+      </w:pPr>
+    </w:lvl>
+    <w:lvl w:ilvl="1" w:tplc="216ECCC8">
+      <w:start w:val="1"/>
+      <w:numFmt w:val="bullet"/>
+      <w:lvlText w:val="○"/>
+      <w:lvlJc w:val="left"/>
+      <w:pPr>
+        <w:ind w:left="1440" w:hanging="360"/>
+      </w:pPr>
+    </w:lvl>
+    <w:lvl w:ilvl="2" w:tplc="92A2D840">
+      <w:start w:val="1"/>
+      <w:numFmt w:val="bullet"/>
+      <w:lvlText w:val="■"/>
+      <w:lvlJc w:val="left"/>
+      <w:pPr>
+        <w:ind w:left="2160" w:hanging="360"/>
+      </w:pPr>
+    </w:lvl>
+    <w:lvl w:ilvl="3" w:tplc="923A250C">
+      <w:start w:val="1"/>
+      <w:numFmt w:val="bullet"/>
+      <w:lvlText w:val="●"/>
+      <w:lvlJc w:val="left"/>
+      <w:pPr>
+        <w:ind w:left="2880" w:hanging="360"/>
+      </w:pPr>
+    </w:lvl>
+    <w:lvl w:ilvl="4" w:tplc="AF1A2E10">
+      <w:start w:val="1"/>
+      <w:numFmt w:val="bullet"/>
+      <w:lvlText w:val="○"/>
+      <w:lvlJc w:val="left"/>
+      <w:pPr>
+        <w:ind w:left="3600" w:hanging="360"/>
+      </w:pPr>
+    </w:lvl>
+    <w:lvl w:ilvl="5" w:tplc="A7EA2A50">
+      <w:start w:val="1"/>
+      <w:numFmt w:val="bullet"/>
+      <w:lvlText w:val="■"/>
+      <w:lvlJc w:val="left"/>
+      <w:pPr>
+        <w:ind w:left="4320" w:hanging="360"/>
+      </w:pPr>
+    </w:lvl>
+    <w:lvl w:ilvl="6" w:tplc="BF584668">
+      <w:start w:val="1"/>
+      <w:numFmt w:val="bullet"/>
+      <w:lvlText w:val="●"/>
+      <w:lvlJc w:val="left"/>
+      <w:pPr>
+        <w:ind w:left="5040" w:hanging="360"/>
+      </w:pPr>
+    </w:lvl>
+    <w:lvl w:ilvl="7" w:tplc="675C9FFC">
+      <w:start w:val="1"/>
+      <w:numFmt w:val="bullet"/>
+      <w:lvlText w:val="●"/>
+      <w:lvlJc w:val="left"/>
+      <w:pPr>
+        <w:ind w:left="5760" w:hanging="360"/>
+      </w:pPr>
+    </w:lvl>
+    <w:lvl w:ilvl="8" w:tplc="1DCEBFCA">
+      <w:start w:val="1"/>
+      <w:numFmt w:val="bullet"/>
+      <w:lvlText w:val="●"/>
+      <w:lvlJc w:val="left"/>
+      <w:pPr>
+        <w:ind w:left="6480" w:hanging="360"/>
+      </w:pPr>
+    </w:lvl>
+  </w:abstractNum>
+  <w:abstractNum w:abstractNumId="1" w15:restartNumberingAfterBreak="0">
+    <w:nsid w:val="2A6345BD"/>
+    <w:multiLevelType w:val="hybridMultilevel"/>
+    <w:tmpl w:val="56A44D82"/>
+    <w:lvl w:ilvl="0" w:tplc="E7BC9CD2">
+      <w:start w:val="1"/>
+      <w:numFmt w:val="bullet"/>
+      <w:lvlText w:val="•"/>
+      <w:lvlJc w:val="left"/>
+      <w:pPr>
+        <w:ind w:left="1080" w:hanging="360"/>
+      </w:pPr>
+      <w:rPr>
+        <w:rFonts w:ascii="TH SarabunPSK" w:eastAsia="TH SarabunPSK" w:hAnsi="TH SarabunPSK" w:cs="TH SarabunPSK"/>
+      </w:rPr>
+    </w:lvl>
+    <w:lvl w:ilvl="1" w:tplc="9DBE0EC8">
+      <w:numFmt w:val="decimal"/>
+      <w:lvlText w:val=""/>
+      <w:lvlJc w:val="left"/>
+    </w:lvl>
+    <w:lvl w:ilvl="2" w:tplc="8690C676">
+      <w:numFmt w:val="decimal"/>
+      <w:lvlText w:val=""/>
+      <w:lvlJc w:val="left"/>
+    </w:lvl>
+    <w:lvl w:ilvl="3" w:tplc="49C44A0A">
+      <w:numFmt w:val="decimal"/>
+      <w:lvlText w:val=""/>
+      <w:lvlJc w:val="left"/>
+    </w:lvl>
+    <w:lvl w:ilvl="4" w:tplc="C240903A">
+      <w:numFmt w:val="decimal"/>
+      <w:lvlText w:val=""/>
+      <w:lvlJc w:val="left"/>
+    </w:lvl>
+    <w:lvl w:ilvl="5" w:tplc="9F447B44">
+      <w:numFmt w:val="decimal"/>
+      <w:lvlText w:val=""/>
+      <w:lvlJc w:val="left"/>
+    </w:lvl>
+    <w:lvl w:ilvl="6" w:tplc="4544D52A">
+      <w:numFmt w:val="decimal"/>
+      <w:lvlText w:val=""/>
+      <w:lvlJc w:val="left"/>
+    </w:lvl>
+    <w:lvl w:ilvl="7" w:tplc="22E2B2A6">
+      <w:numFmt w:val="decimal"/>
+      <w:lvlText w:val=""/>
+      <w:lvlJc w:val="left"/>
+    </w:lvl>
+    <w:lvl w:ilvl="8" w:tplc="39722C3E">
+      <w:numFmt w:val="decimal"/>
+      <w:lvlText w:val=""/>
+      <w:lvlJc w:val="left"/>
+    </w:lvl>
+  </w:abstractNum>
+  <w:abstractNum w:abstractNumId="2" w15:restartNumberingAfterBreak="0">
+    <w:nsid w:val="2F4D5A32"/>
+    <w:multiLevelType w:val="hybridMultilevel"/>
+    <w:tmpl w:val="E81864F8"/>
+    <w:lvl w:ilvl="0" w:tplc="F94A55DC">
       <w:start w:val="1"/>
       <w:numFmt w:val="decimal"/>
       <w:lvlText w:val="%1)"/>
@@ -44340,252 +44483,109 @@
         <w:szCs w:val="32"/>
       </w:rPr>
     </w:lvl>
-    <w:lvl w:ilvl="1" w:tplc="61C8A732">
+    <w:lvl w:ilvl="1" w:tplc="62282CEA">
       <w:numFmt w:val="decimal"/>
       <w:lvlText w:val=""/>
       <w:lvlJc w:val="left"/>
     </w:lvl>
-    <w:lvl w:ilvl="2" w:tplc="9B6C1EC2">
+    <w:lvl w:ilvl="2" w:tplc="50983D1C">
       <w:numFmt w:val="decimal"/>
       <w:lvlText w:val=""/>
       <w:lvlJc w:val="left"/>
     </w:lvl>
-    <w:lvl w:ilvl="3" w:tplc="3C60B514">
+    <w:lvl w:ilvl="3" w:tplc="EEDAA1A8">
       <w:numFmt w:val="decimal"/>
       <w:lvlText w:val=""/>
       <w:lvlJc w:val="left"/>
     </w:lvl>
-    <w:lvl w:ilvl="4" w:tplc="6F6E65AE">
+    <w:lvl w:ilvl="4" w:tplc="50C2B334">
       <w:numFmt w:val="decimal"/>
       <w:lvlText w:val=""/>
       <w:lvlJc w:val="left"/>
     </w:lvl>
-    <w:lvl w:ilvl="5" w:tplc="4A2ABE10">
+    <w:lvl w:ilvl="5" w:tplc="84B46784">
       <w:numFmt w:val="decimal"/>
       <w:lvlText w:val=""/>
       <w:lvlJc w:val="left"/>
     </w:lvl>
-    <w:lvl w:ilvl="6" w:tplc="18C47DE8">
+    <w:lvl w:ilvl="6" w:tplc="A412E97E">
       <w:numFmt w:val="decimal"/>
       <w:lvlText w:val=""/>
       <w:lvlJc w:val="left"/>
     </w:lvl>
-    <w:lvl w:ilvl="7" w:tplc="B60EE6DE">
+    <w:lvl w:ilvl="7" w:tplc="2F9A9F58">
       <w:numFmt w:val="decimal"/>
       <w:lvlText w:val=""/>
       <w:lvlJc w:val="left"/>
     </w:lvl>
-    <w:lvl w:ilvl="8" w:tplc="6A083B5C">
+    <w:lvl w:ilvl="8" w:tplc="7FCC1A70">
       <w:numFmt w:val="decimal"/>
       <w:lvlText w:val=""/>
       <w:lvlJc w:val="left"/>
     </w:lvl>
   </w:abstractNum>
-  <w:abstractNum w:abstractNumId="1" w15:restartNumberingAfterBreak="0">
-    <w:nsid w:val="7C397195"/>
-    <w:multiLevelType w:val="hybridMultilevel"/>
-    <w:tmpl w:val="B47A4842"/>
-    <w:lvl w:ilvl="0" w:tplc="87E4C77A">
-      <w:start w:val="1"/>
-      <w:numFmt w:val="bullet"/>
-      <w:lvlText w:val="●"/>
-      <w:lvlJc w:val="left"/>
-      <w:pPr>
-        <w:ind w:left="720" w:hanging="360"/>
-      </w:pPr>
-    </w:lvl>
-    <w:lvl w:ilvl="1" w:tplc="2446F602">
-      <w:start w:val="1"/>
-      <w:numFmt w:val="bullet"/>
-      <w:lvlText w:val="○"/>
-      <w:lvlJc w:val="left"/>
-      <w:pPr>
-        <w:ind w:left="1440" w:hanging="360"/>
-      </w:pPr>
-    </w:lvl>
-    <w:lvl w:ilvl="2" w:tplc="6E32CF96">
-      <w:start w:val="1"/>
-      <w:numFmt w:val="bullet"/>
-      <w:lvlText w:val="■"/>
-      <w:lvlJc w:val="left"/>
-      <w:pPr>
-        <w:ind w:left="2160" w:hanging="360"/>
-      </w:pPr>
-    </w:lvl>
-    <w:lvl w:ilvl="3" w:tplc="57B63786">
-      <w:start w:val="1"/>
-      <w:numFmt w:val="bullet"/>
-      <w:lvlText w:val="●"/>
-      <w:lvlJc w:val="left"/>
-      <w:pPr>
-        <w:ind w:left="2880" w:hanging="360"/>
-      </w:pPr>
-    </w:lvl>
-    <w:lvl w:ilvl="4" w:tplc="6F6AB362">
-      <w:start w:val="1"/>
-      <w:numFmt w:val="bullet"/>
-      <w:lvlText w:val="○"/>
-      <w:lvlJc w:val="left"/>
-      <w:pPr>
-        <w:ind w:left="3600" w:hanging="360"/>
-      </w:pPr>
-    </w:lvl>
-    <w:lvl w:ilvl="5" w:tplc="3CCE34B4">
-      <w:start w:val="1"/>
-      <w:numFmt w:val="bullet"/>
-      <w:lvlText w:val="■"/>
-      <w:lvlJc w:val="left"/>
-      <w:pPr>
-        <w:ind w:left="4320" w:hanging="360"/>
-      </w:pPr>
-    </w:lvl>
-    <w:lvl w:ilvl="6" w:tplc="4AFE7484">
-      <w:start w:val="1"/>
-      <w:numFmt w:val="bullet"/>
-      <w:lvlText w:val="●"/>
-      <w:lvlJc w:val="left"/>
-      <w:pPr>
-        <w:ind w:left="5040" w:hanging="360"/>
-      </w:pPr>
-    </w:lvl>
-    <w:lvl w:ilvl="7" w:tplc="5FC0D8F4">
-      <w:start w:val="1"/>
-      <w:numFmt w:val="bullet"/>
-      <w:lvlText w:val="●"/>
-      <w:lvlJc w:val="left"/>
-      <w:pPr>
-        <w:ind w:left="5760" w:hanging="360"/>
-      </w:pPr>
-    </w:lvl>
-    <w:lvl w:ilvl="8" w:tplc="B3CC34E8">
-      <w:start w:val="1"/>
-      <w:numFmt w:val="bullet"/>
-      <w:lvlText w:val="●"/>
-      <w:lvlJc w:val="left"/>
-      <w:pPr>
-        <w:ind w:left="6480" w:hanging="360"/>
-      </w:pPr>
-    </w:lvl>
-  </w:abstractNum>
-  <w:abstractNum w:abstractNumId="2" w15:restartNumberingAfterBreak="0">
-    <w:nsid w:val="7FF53529"/>
-    <w:multiLevelType w:val="hybridMultilevel"/>
-    <w:tmpl w:val="45F0799A"/>
-    <w:lvl w:ilvl="0" w:tplc="A752A85E">
-      <w:start w:val="1"/>
-      <w:numFmt w:val="bullet"/>
-      <w:lvlText w:val="•"/>
-      <w:lvlJc w:val="left"/>
-      <w:pPr>
-        <w:ind w:left="1080" w:hanging="360"/>
-      </w:pPr>
-      <w:rPr>
-        <w:rFonts w:ascii="TH SarabunPSK" w:eastAsia="TH SarabunPSK" w:hAnsi="TH SarabunPSK" w:cs="TH SarabunPSK"/>
-      </w:rPr>
-    </w:lvl>
-    <w:lvl w:ilvl="1" w:tplc="AED2437C">
-      <w:numFmt w:val="decimal"/>
-      <w:lvlText w:val=""/>
-      <w:lvlJc w:val="left"/>
-    </w:lvl>
-    <w:lvl w:ilvl="2" w:tplc="6FA0B762">
-      <w:numFmt w:val="decimal"/>
-      <w:lvlText w:val=""/>
-      <w:lvlJc w:val="left"/>
-    </w:lvl>
-    <w:lvl w:ilvl="3" w:tplc="D34E0D2C">
-      <w:numFmt w:val="decimal"/>
-      <w:lvlText w:val=""/>
-      <w:lvlJc w:val="left"/>
-    </w:lvl>
-    <w:lvl w:ilvl="4" w:tplc="B630047C">
-      <w:numFmt w:val="decimal"/>
-      <w:lvlText w:val=""/>
-      <w:lvlJc w:val="left"/>
-    </w:lvl>
-    <w:lvl w:ilvl="5" w:tplc="8A6E282C">
-      <w:numFmt w:val="decimal"/>
-      <w:lvlText w:val=""/>
-      <w:lvlJc w:val="left"/>
-    </w:lvl>
-    <w:lvl w:ilvl="6" w:tplc="A516E502">
-      <w:numFmt w:val="decimal"/>
-      <w:lvlText w:val=""/>
-      <w:lvlJc w:val="left"/>
-    </w:lvl>
-    <w:lvl w:ilvl="7" w:tplc="0CDEF34A">
-      <w:numFmt w:val="decimal"/>
-      <w:lvlText w:val=""/>
-      <w:lvlJc w:val="left"/>
-    </w:lvl>
-    <w:lvl w:ilvl="8" w:tplc="27E003BE">
-      <w:numFmt w:val="decimal"/>
-      <w:lvlText w:val=""/>
-      <w:lvlJc w:val="left"/>
-    </w:lvl>
-  </w:abstractNum>
-  <w:num w:numId="1" w16cid:durableId="1373578691">
-    <w:abstractNumId w:val="1"/>
-    <w:lvlOverride w:ilvl="0">
-      <w:startOverride w:val="1"/>
-    </w:lvlOverride>
-  </w:num>
-  <w:num w:numId="2" w16cid:durableId="519861034">
+  <w:num w:numId="1" w16cid:durableId="719986025">
     <w:abstractNumId w:val="0"/>
     <w:lvlOverride w:ilvl="0">
       <w:startOverride w:val="1"/>
     </w:lvlOverride>
   </w:num>
-  <w:num w:numId="3" w16cid:durableId="1011378384">
-    <w:abstractNumId w:val="0"/>
+  <w:num w:numId="2" w16cid:durableId="1594510241">
+    <w:abstractNumId w:val="2"/>
     <w:lvlOverride w:ilvl="0">
       <w:startOverride w:val="1"/>
     </w:lvlOverride>
   </w:num>
-  <w:num w:numId="4" w16cid:durableId="471600698">
-    <w:abstractNumId w:val="0"/>
+  <w:num w:numId="3" w16cid:durableId="462037980">
+    <w:abstractNumId w:val="2"/>
     <w:lvlOverride w:ilvl="0">
       <w:startOverride w:val="1"/>
     </w:lvlOverride>
   </w:num>
-  <w:num w:numId="5" w16cid:durableId="2023974606">
-    <w:abstractNumId w:val="0"/>
+  <w:num w:numId="4" w16cid:durableId="116721423">
+    <w:abstractNumId w:val="2"/>
     <w:lvlOverride w:ilvl="0">
       <w:startOverride w:val="1"/>
     </w:lvlOverride>
   </w:num>
-  <w:num w:numId="6" w16cid:durableId="1873375967">
-    <w:abstractNumId w:val="0"/>
+  <w:num w:numId="5" w16cid:durableId="1259481532">
+    <w:abstractNumId w:val="2"/>
     <w:lvlOverride w:ilvl="0">
       <w:startOverride w:val="1"/>
     </w:lvlOverride>
   </w:num>
-  <w:num w:numId="7" w16cid:durableId="1410955897">
-    <w:abstractNumId w:val="0"/>
+  <w:num w:numId="6" w16cid:durableId="423886902">
+    <w:abstractNumId w:val="2"/>
     <w:lvlOverride w:ilvl="0">
       <w:startOverride w:val="1"/>
     </w:lvlOverride>
   </w:num>
-  <w:num w:numId="8" w16cid:durableId="67508988">
-    <w:abstractNumId w:val="0"/>
+  <w:num w:numId="7" w16cid:durableId="1558860720">
+    <w:abstractNumId w:val="2"/>
     <w:lvlOverride w:ilvl="0">
       <w:startOverride w:val="1"/>
     </w:lvlOverride>
   </w:num>
-  <w:num w:numId="9" w16cid:durableId="2011132972">
-    <w:abstractNumId w:val="0"/>
+  <w:num w:numId="8" w16cid:durableId="933242569">
+    <w:abstractNumId w:val="2"/>
     <w:lvlOverride w:ilvl="0">
       <w:startOverride w:val="1"/>
     </w:lvlOverride>
   </w:num>
-  <w:num w:numId="10" w16cid:durableId="1218392070">
-    <w:abstractNumId w:val="0"/>
+  <w:num w:numId="9" w16cid:durableId="1125004824">
+    <w:abstractNumId w:val="2"/>
     <w:lvlOverride w:ilvl="0">
       <w:startOverride w:val="1"/>
     </w:lvlOverride>
   </w:num>
-  <w:num w:numId="11" w16cid:durableId="1264846117">
-    <w:abstractNumId w:val="0"/>
+  <w:num w:numId="10" w16cid:durableId="233702859">
+    <w:abstractNumId w:val="2"/>
+    <w:lvlOverride w:ilvl="0">
+      <w:startOverride w:val="1"/>
+    </w:lvlOverride>
+  </w:num>
+  <w:num w:numId="11" w16cid:durableId="761494926">
+    <w:abstractNumId w:val="2"/>
     <w:lvlOverride w:ilvl="0">
       <w:startOverride w:val="1"/>
     </w:lvlOverride>

--- a/report/out/รายงาน-ระบบแจ้งซ่อม-มช.docx
+++ b/report/out/รายงาน-ระบบแจ้งซ่อม-มช.docx
@@ -255,7 +255,7 @@
     <w:sdt>
       <w:sdtPr>
         <w:alias w:val="สารบัญ"/>
-        <w:id w:val="-1962417124"/>
+        <w:id w:val="-272867659"/>
       </w:sdtPr>
       <w:sdtEndPr>
         <w:rPr>
@@ -290,7 +290,7 @@
           <w:r>
             <w:fldChar w:fldCharType="separate"/>
           </w:r>
-          <w:hyperlink w:anchor="_Toc240672799" w:history="1">
+          <w:hyperlink w:anchor="_Toc240682214" w:history="1">
             <w:r>
               <w:rPr>
                 <w:rStyle w:val="a5"/>
@@ -329,7 +329,7 @@
               <w:rPr>
                 <w:noProof/>
               </w:rPr>
-              <w:instrText xml:space="preserve"> PAGEREF _Toc240672799 \h </w:instrText>
+              <w:instrText xml:space="preserve"> PAGEREF _Toc240682214 \h </w:instrText>
             </w:r>
             <w:r>
               <w:rPr>
@@ -372,7 +372,7 @@
               <w14:ligatures w14:val="standardContextual"/>
             </w:rPr>
           </w:pPr>
-          <w:hyperlink w:anchor="_Toc240672800" w:history="1">
+          <w:hyperlink w:anchor="_Toc240682215" w:history="1">
             <w:r>
               <w:rPr>
                 <w:rStyle w:val="a5"/>
@@ -456,7 +456,7 @@
               <w:rPr>
                 <w:noProof/>
               </w:rPr>
-              <w:instrText xml:space="preserve"> PAGEREF _Toc240672800 \h </w:instrText>
+              <w:instrText xml:space="preserve"> PAGEREF _Toc240682215 \h </w:instrText>
             </w:r>
             <w:r>
               <w:rPr>
@@ -499,7 +499,7 @@
               <w14:ligatures w14:val="standardContextual"/>
             </w:rPr>
           </w:pPr>
-          <w:hyperlink w:anchor="_Toc240672801" w:history="1">
+          <w:hyperlink w:anchor="_Toc240682216" w:history="1">
             <w:r>
               <w:rPr>
                 <w:rStyle w:val="a5"/>
@@ -598,7 +598,7 @@
               <w:rPr>
                 <w:noProof/>
               </w:rPr>
-              <w:instrText xml:space="preserve"> PAGEREF _Toc240672801 \h </w:instrText>
+              <w:instrText xml:space="preserve"> PAGEREF _Toc240682216 \h </w:instrText>
             </w:r>
             <w:r>
               <w:rPr>
@@ -641,7 +641,7 @@
               <w14:ligatures w14:val="standardContextual"/>
             </w:rPr>
           </w:pPr>
-          <w:hyperlink w:anchor="_Toc240672802" w:history="1">
+          <w:hyperlink w:anchor="_Toc240682217" w:history="1">
             <w:r>
               <w:rPr>
                 <w:rStyle w:val="a5"/>
@@ -665,7 +665,7 @@
               <w:rPr>
                 <w:noProof/>
               </w:rPr>
-              <w:instrText xml:space="preserve"> PAGEREF _Toc240672802 \h </w:instrText>
+              <w:instrText xml:space="preserve"> PAGEREF _Toc240682217 \h </w:instrText>
             </w:r>
             <w:r>
               <w:rPr>
@@ -708,7 +708,7 @@
               <w14:ligatures w14:val="standardContextual"/>
             </w:rPr>
           </w:pPr>
-          <w:hyperlink w:anchor="_Toc240672803" w:history="1">
+          <w:hyperlink w:anchor="_Toc240682218" w:history="1">
             <w:r>
               <w:rPr>
                 <w:rStyle w:val="a5"/>
@@ -732,7 +732,7 @@
               <w:rPr>
                 <w:noProof/>
               </w:rPr>
-              <w:instrText xml:space="preserve"> PAGEREF _Toc240672803 \h </w:instrText>
+              <w:instrText xml:space="preserve"> PAGEREF _Toc240682218 \h </w:instrText>
             </w:r>
             <w:r>
               <w:rPr>
@@ -775,7 +775,7 @@
               <w14:ligatures w14:val="standardContextual"/>
             </w:rPr>
           </w:pPr>
-          <w:hyperlink w:anchor="_Toc240672804" w:history="1">
+          <w:hyperlink w:anchor="_Toc240682219" w:history="1">
             <w:r>
               <w:rPr>
                 <w:rStyle w:val="a5"/>
@@ -829,7 +829,7 @@
               <w:rPr>
                 <w:noProof/>
               </w:rPr>
-              <w:instrText xml:space="preserve"> PAGEREF _Toc240672804 \h </w:instrText>
+              <w:instrText xml:space="preserve"> PAGEREF _Toc240682219 \h </w:instrText>
             </w:r>
             <w:r>
               <w:rPr>
@@ -872,7 +872,7 @@
               <w14:ligatures w14:val="standardContextual"/>
             </w:rPr>
           </w:pPr>
-          <w:hyperlink w:anchor="_Toc240672805" w:history="1">
+          <w:hyperlink w:anchor="_Toc240682220" w:history="1">
             <w:r>
               <w:rPr>
                 <w:rStyle w:val="a5"/>
@@ -926,7 +926,7 @@
               <w:rPr>
                 <w:noProof/>
               </w:rPr>
-              <w:instrText xml:space="preserve"> PAGEREF _Toc240672805 \h </w:instrText>
+              <w:instrText xml:space="preserve"> PAGEREF _Toc240682220 \h </w:instrText>
             </w:r>
             <w:r>
               <w:rPr>
@@ -969,7 +969,7 @@
               <w14:ligatures w14:val="standardContextual"/>
             </w:rPr>
           </w:pPr>
-          <w:hyperlink w:anchor="_Toc240672806" w:history="1">
+          <w:hyperlink w:anchor="_Toc240682221" w:history="1">
             <w:r>
               <w:rPr>
                 <w:rStyle w:val="a5"/>
@@ -1053,7 +1053,7 @@
               <w:rPr>
                 <w:noProof/>
               </w:rPr>
-              <w:instrText xml:space="preserve"> PAGEREF _Toc240672806 \h </w:instrText>
+              <w:instrText xml:space="preserve"> PAGEREF _Toc240682221 \h </w:instrText>
             </w:r>
             <w:r>
               <w:rPr>
@@ -1098,7 +1098,7 @@
               <w14:ligatures w14:val="standardContextual"/>
             </w:rPr>
           </w:pPr>
-          <w:hyperlink w:anchor="_Toc240672807" w:history="1">
+          <w:hyperlink w:anchor="_Toc240682222" w:history="1">
             <w:r>
               <w:rPr>
                 <w:rStyle w:val="a5"/>
@@ -1167,7 +1167,7 @@
               <w:rPr>
                 <w:noProof/>
               </w:rPr>
-              <w:instrText xml:space="preserve"> PAGEREF _Toc240672807 \h </w:instrText>
+              <w:instrText xml:space="preserve"> PAGEREF _Toc240682222 \h </w:instrText>
             </w:r>
             <w:r>
               <w:rPr>
@@ -1210,7 +1210,7 @@
               <w14:ligatures w14:val="standardContextual"/>
             </w:rPr>
           </w:pPr>
-          <w:hyperlink w:anchor="_Toc240672808" w:history="1">
+          <w:hyperlink w:anchor="_Toc240682223" w:history="1">
             <w:r>
               <w:rPr>
                 <w:rStyle w:val="a5"/>
@@ -1264,7 +1264,7 @@
               <w:rPr>
                 <w:noProof/>
               </w:rPr>
-              <w:instrText xml:space="preserve"> PAGEREF _Toc240672808 \h </w:instrText>
+              <w:instrText xml:space="preserve"> PAGEREF _Toc240682223 \h </w:instrText>
             </w:r>
             <w:r>
               <w:rPr>
@@ -1307,7 +1307,7 @@
               <w14:ligatures w14:val="standardContextual"/>
             </w:rPr>
           </w:pPr>
-          <w:hyperlink w:anchor="_Toc240672809" w:history="1">
+          <w:hyperlink w:anchor="_Toc240682224" w:history="1">
             <w:r>
               <w:rPr>
                 <w:rStyle w:val="a5"/>
@@ -1391,7 +1391,7 @@
               <w:rPr>
                 <w:noProof/>
               </w:rPr>
-              <w:instrText xml:space="preserve"> PAGEREF _Toc240672809 \h </w:instrText>
+              <w:instrText xml:space="preserve"> PAGEREF _Toc240682224 \h </w:instrText>
             </w:r>
             <w:r>
               <w:rPr>
@@ -1434,7 +1434,7 @@
               <w14:ligatures w14:val="standardContextual"/>
             </w:rPr>
           </w:pPr>
-          <w:hyperlink w:anchor="_Toc240672810" w:history="1">
+          <w:hyperlink w:anchor="_Toc240682225" w:history="1">
             <w:r>
               <w:rPr>
                 <w:rStyle w:val="a5"/>
@@ -1518,7 +1518,7 @@
               <w:rPr>
                 <w:noProof/>
               </w:rPr>
-              <w:instrText xml:space="preserve"> PAGEREF _Toc240672810 \h </w:instrText>
+              <w:instrText xml:space="preserve"> PAGEREF _Toc240682225 \h </w:instrText>
             </w:r>
             <w:r>
               <w:rPr>
@@ -1563,7 +1563,7 @@
               <w14:ligatures w14:val="standardContextual"/>
             </w:rPr>
           </w:pPr>
-          <w:hyperlink w:anchor="_Toc240672811" w:history="1">
+          <w:hyperlink w:anchor="_Toc240682226" w:history="1">
             <w:r>
               <w:rPr>
                 <w:rStyle w:val="a5"/>
@@ -1707,7 +1707,7 @@
               <w:rPr>
                 <w:noProof/>
               </w:rPr>
-              <w:instrText xml:space="preserve"> PAGEREF _Toc240672811 \h </w:instrText>
+              <w:instrText xml:space="preserve"> PAGEREF _Toc240682226 \h </w:instrText>
             </w:r>
             <w:r>
               <w:rPr>
@@ -1750,7 +1750,7 @@
               <w14:ligatures w14:val="standardContextual"/>
             </w:rPr>
           </w:pPr>
-          <w:hyperlink w:anchor="_Toc240672812" w:history="1">
+          <w:hyperlink w:anchor="_Toc240682227" w:history="1">
             <w:r>
               <w:rPr>
                 <w:rStyle w:val="a5"/>
@@ -1849,7 +1849,7 @@
               <w:rPr>
                 <w:noProof/>
               </w:rPr>
-              <w:instrText xml:space="preserve"> PAGEREF _Toc240672812 \h </w:instrText>
+              <w:instrText xml:space="preserve"> PAGEREF _Toc240682227 \h </w:instrText>
             </w:r>
             <w:r>
               <w:rPr>
@@ -1892,7 +1892,7 @@
               <w14:ligatures w14:val="standardContextual"/>
             </w:rPr>
           </w:pPr>
-          <w:hyperlink w:anchor="_Toc240672813" w:history="1">
+          <w:hyperlink w:anchor="_Toc240682228" w:history="1">
             <w:r>
               <w:rPr>
                 <w:rStyle w:val="a5"/>
@@ -1961,7 +1961,7 @@
               <w:rPr>
                 <w:noProof/>
               </w:rPr>
-              <w:instrText xml:space="preserve"> PAGEREF _Toc240672813 \h </w:instrText>
+              <w:instrText xml:space="preserve"> PAGEREF _Toc240682228 \h </w:instrText>
             </w:r>
             <w:r>
               <w:rPr>
@@ -2004,7 +2004,7 @@
               <w14:ligatures w14:val="standardContextual"/>
             </w:rPr>
           </w:pPr>
-          <w:hyperlink w:anchor="_Toc240672814" w:history="1">
+          <w:hyperlink w:anchor="_Toc240682229" w:history="1">
             <w:r>
               <w:rPr>
                 <w:rStyle w:val="a5"/>
@@ -2073,7 +2073,7 @@
               <w:rPr>
                 <w:noProof/>
               </w:rPr>
-              <w:instrText xml:space="preserve"> PAGEREF _Toc240672814 \h </w:instrText>
+              <w:instrText xml:space="preserve"> PAGEREF _Toc240682229 \h </w:instrText>
             </w:r>
             <w:r>
               <w:rPr>
@@ -2116,7 +2116,7 @@
               <w14:ligatures w14:val="standardContextual"/>
             </w:rPr>
           </w:pPr>
-          <w:hyperlink w:anchor="_Toc240672815" w:history="1">
+          <w:hyperlink w:anchor="_Toc240682230" w:history="1">
             <w:r>
               <w:rPr>
                 <w:rStyle w:val="a5"/>
@@ -2200,7 +2200,7 @@
               <w:rPr>
                 <w:noProof/>
               </w:rPr>
-              <w:instrText xml:space="preserve"> PAGEREF _Toc240672815 \h </w:instrText>
+              <w:instrText xml:space="preserve"> PAGEREF _Toc240682230 \h </w:instrText>
             </w:r>
             <w:r>
               <w:rPr>
@@ -2243,7 +2243,7 @@
               <w14:ligatures w14:val="standardContextual"/>
             </w:rPr>
           </w:pPr>
-          <w:hyperlink w:anchor="_Toc240672816" w:history="1">
+          <w:hyperlink w:anchor="_Toc240682231" w:history="1">
             <w:r>
               <w:rPr>
                 <w:rStyle w:val="a5"/>
@@ -2357,7 +2357,7 @@
               <w:rPr>
                 <w:noProof/>
               </w:rPr>
-              <w:instrText xml:space="preserve"> PAGEREF _Toc240672816 \h </w:instrText>
+              <w:instrText xml:space="preserve"> PAGEREF _Toc240682231 \h </w:instrText>
             </w:r>
             <w:r>
               <w:rPr>
@@ -2400,7 +2400,7 @@
               <w14:ligatures w14:val="standardContextual"/>
             </w:rPr>
           </w:pPr>
-          <w:hyperlink w:anchor="_Toc240672817" w:history="1">
+          <w:hyperlink w:anchor="_Toc240682232" w:history="1">
             <w:r>
               <w:rPr>
                 <w:rStyle w:val="a5"/>
@@ -2484,7 +2484,7 @@
               <w:rPr>
                 <w:noProof/>
               </w:rPr>
-              <w:instrText xml:space="preserve"> PAGEREF _Toc240672817 \h </w:instrText>
+              <w:instrText xml:space="preserve"> PAGEREF _Toc240682232 \h </w:instrText>
             </w:r>
             <w:r>
               <w:rPr>
@@ -2527,7 +2527,7 @@
               <w14:ligatures w14:val="standardContextual"/>
             </w:rPr>
           </w:pPr>
-          <w:hyperlink w:anchor="_Toc240672818" w:history="1">
+          <w:hyperlink w:anchor="_Toc240682233" w:history="1">
             <w:r>
               <w:rPr>
                 <w:rStyle w:val="a5"/>
@@ -2626,7 +2626,7 @@
               <w:rPr>
                 <w:noProof/>
               </w:rPr>
-              <w:instrText xml:space="preserve"> PAGEREF _Toc240672818 \h </w:instrText>
+              <w:instrText xml:space="preserve"> PAGEREF _Toc240682233 \h </w:instrText>
             </w:r>
             <w:r>
               <w:rPr>
@@ -2669,7 +2669,7 @@
               <w14:ligatures w14:val="standardContextual"/>
             </w:rPr>
           </w:pPr>
-          <w:hyperlink w:anchor="_Toc240672819" w:history="1">
+          <w:hyperlink w:anchor="_Toc240682234" w:history="1">
             <w:r>
               <w:rPr>
                 <w:rStyle w:val="a5"/>
@@ -2708,7 +2708,7 @@
               <w:rPr>
                 <w:noProof/>
               </w:rPr>
-              <w:instrText xml:space="preserve"> PAGEREF _Toc240672819 \h </w:instrText>
+              <w:instrText xml:space="preserve"> PAGEREF _Toc240682234 \h </w:instrText>
             </w:r>
             <w:r>
               <w:rPr>
@@ -2753,7 +2753,7 @@
               <w14:ligatures w14:val="standardContextual"/>
             </w:rPr>
           </w:pPr>
-          <w:hyperlink w:anchor="_Toc240672820" w:history="1">
+          <w:hyperlink w:anchor="_Toc240682235" w:history="1">
             <w:r>
               <w:rPr>
                 <w:rStyle w:val="a5"/>
@@ -2807,7 +2807,7 @@
               <w:rPr>
                 <w:noProof/>
               </w:rPr>
-              <w:instrText xml:space="preserve"> PAGEREF _Toc240672820 \h </w:instrText>
+              <w:instrText xml:space="preserve"> PAGEREF _Toc240682235 \h </w:instrText>
             </w:r>
             <w:r>
               <w:rPr>
@@ -2850,7 +2850,7 @@
               <w14:ligatures w14:val="standardContextual"/>
             </w:rPr>
           </w:pPr>
-          <w:hyperlink w:anchor="_Toc240672821" w:history="1">
+          <w:hyperlink w:anchor="_Toc240682236" w:history="1">
             <w:r>
               <w:rPr>
                 <w:rStyle w:val="a5"/>
@@ -2874,7 +2874,7 @@
               <w:rPr>
                 <w:noProof/>
               </w:rPr>
-              <w:instrText xml:space="preserve"> PAGEREF _Toc240672821 \h </w:instrText>
+              <w:instrText xml:space="preserve"> PAGEREF _Toc240682236 \h </w:instrText>
             </w:r>
             <w:r>
               <w:rPr>
@@ -2917,7 +2917,7 @@
               <w14:ligatures w14:val="standardContextual"/>
             </w:rPr>
           </w:pPr>
-          <w:hyperlink w:anchor="_Toc240672822" w:history="1">
+          <w:hyperlink w:anchor="_Toc240682237" w:history="1">
             <w:r>
               <w:rPr>
                 <w:rStyle w:val="a5"/>
@@ -2986,7 +2986,7 @@
               <w:rPr>
                 <w:noProof/>
               </w:rPr>
-              <w:instrText xml:space="preserve"> PAGEREF _Toc240672822 \h </w:instrText>
+              <w:instrText xml:space="preserve"> PAGEREF _Toc240682237 \h </w:instrText>
             </w:r>
             <w:r>
               <w:rPr>
@@ -3029,7 +3029,7 @@
               <w14:ligatures w14:val="standardContextual"/>
             </w:rPr>
           </w:pPr>
-          <w:hyperlink w:anchor="_Toc240672823" w:history="1">
+          <w:hyperlink w:anchor="_Toc240682238" w:history="1">
             <w:r>
               <w:rPr>
                 <w:rStyle w:val="a5"/>
@@ -3068,7 +3068,7 @@
               <w:rPr>
                 <w:noProof/>
               </w:rPr>
-              <w:instrText xml:space="preserve"> PAGEREF _Toc240672823 \h </w:instrText>
+              <w:instrText xml:space="preserve"> PAGEREF _Toc240682238 \h </w:instrText>
             </w:r>
             <w:r>
               <w:rPr>
@@ -3111,7 +3111,7 @@
               <w14:ligatures w14:val="standardContextual"/>
             </w:rPr>
           </w:pPr>
-          <w:hyperlink w:anchor="_Toc240672824" w:history="1">
+          <w:hyperlink w:anchor="_Toc240682239" w:history="1">
             <w:r>
               <w:rPr>
                 <w:rStyle w:val="a5"/>
@@ -3165,7 +3165,7 @@
               <w:rPr>
                 <w:noProof/>
               </w:rPr>
-              <w:instrText xml:space="preserve"> PAGEREF _Toc240672824 \h </w:instrText>
+              <w:instrText xml:space="preserve"> PAGEREF _Toc240682239 \h </w:instrText>
             </w:r>
             <w:r>
               <w:rPr>
@@ -3210,7 +3210,7 @@
               <w14:ligatures w14:val="standardContextual"/>
             </w:rPr>
           </w:pPr>
-          <w:hyperlink w:anchor="_Toc240672825" w:history="1">
+          <w:hyperlink w:anchor="_Toc240682240" w:history="1">
             <w:r>
               <w:rPr>
                 <w:rStyle w:val="a5"/>
@@ -3264,7 +3264,7 @@
               <w:rPr>
                 <w:noProof/>
               </w:rPr>
-              <w:instrText xml:space="preserve"> PAGEREF _Toc240672825 \h </w:instrText>
+              <w:instrText xml:space="preserve"> PAGEREF _Toc240682240 \h </w:instrText>
             </w:r>
             <w:r>
               <w:rPr>
@@ -3307,7 +3307,7 @@
               <w14:ligatures w14:val="standardContextual"/>
             </w:rPr>
           </w:pPr>
-          <w:hyperlink w:anchor="_Toc240672826" w:history="1">
+          <w:hyperlink w:anchor="_Toc240682241" w:history="1">
             <w:r>
               <w:rPr>
                 <w:rStyle w:val="a5"/>
@@ -3346,7 +3346,7 @@
               <w:rPr>
                 <w:noProof/>
               </w:rPr>
-              <w:instrText xml:space="preserve"> PAGEREF _Toc240672826 \h </w:instrText>
+              <w:instrText xml:space="preserve"> PAGEREF _Toc240682241 \h </w:instrText>
             </w:r>
             <w:r>
               <w:rPr>
@@ -3389,7 +3389,7 @@
               <w14:ligatures w14:val="standardContextual"/>
             </w:rPr>
           </w:pPr>
-          <w:hyperlink w:anchor="_Toc240672827" w:history="1">
+          <w:hyperlink w:anchor="_Toc240682242" w:history="1">
             <w:r>
               <w:rPr>
                 <w:rStyle w:val="a5"/>
@@ -3518,7 +3518,7 @@
               <w:rPr>
                 <w:noProof/>
               </w:rPr>
-              <w:instrText xml:space="preserve"> PAGEREF _Toc240672827 \h </w:instrText>
+              <w:instrText xml:space="preserve"> PAGEREF _Toc240682242 \h </w:instrText>
             </w:r>
             <w:r>
               <w:rPr>
@@ -3561,7 +3561,7 @@
               <w14:ligatures w14:val="standardContextual"/>
             </w:rPr>
           </w:pPr>
-          <w:hyperlink w:anchor="_Toc240672828" w:history="1">
+          <w:hyperlink w:anchor="_Toc240682243" w:history="1">
             <w:r>
               <w:rPr>
                 <w:rStyle w:val="a5"/>
@@ -3660,7 +3660,7 @@
               <w:rPr>
                 <w:noProof/>
               </w:rPr>
-              <w:instrText xml:space="preserve"> PAGEREF _Toc240672828 \h </w:instrText>
+              <w:instrText xml:space="preserve"> PAGEREF _Toc240682243 \h </w:instrText>
             </w:r>
             <w:r>
               <w:rPr>
@@ -3703,7 +3703,7 @@
               <w14:ligatures w14:val="standardContextual"/>
             </w:rPr>
           </w:pPr>
-          <w:hyperlink w:anchor="_Toc240672829" w:history="1">
+          <w:hyperlink w:anchor="_Toc240682244" w:history="1">
             <w:r>
               <w:rPr>
                 <w:rStyle w:val="a5"/>
@@ -3817,7 +3817,7 @@
               <w:rPr>
                 <w:noProof/>
               </w:rPr>
-              <w:instrText xml:space="preserve"> PAGEREF _Toc240672829 \h </w:instrText>
+              <w:instrText xml:space="preserve"> PAGEREF _Toc240682244 \h </w:instrText>
             </w:r>
             <w:r>
               <w:rPr>
@@ -3860,7 +3860,7 @@
               <w14:ligatures w14:val="standardContextual"/>
             </w:rPr>
           </w:pPr>
-          <w:hyperlink w:anchor="_Toc240672830" w:history="1">
+          <w:hyperlink w:anchor="_Toc240682245" w:history="1">
             <w:r>
               <w:rPr>
                 <w:rStyle w:val="a5"/>
@@ -3959,7 +3959,7 @@
               <w:rPr>
                 <w:noProof/>
               </w:rPr>
-              <w:instrText xml:space="preserve"> PAGEREF _Toc240672830 \h </w:instrText>
+              <w:instrText xml:space="preserve"> PAGEREF _Toc240682245 \h </w:instrText>
             </w:r>
             <w:r>
               <w:rPr>
@@ -4002,7 +4002,7 @@
               <w14:ligatures w14:val="standardContextual"/>
             </w:rPr>
           </w:pPr>
-          <w:hyperlink w:anchor="_Toc240672831" w:history="1">
+          <w:hyperlink w:anchor="_Toc240682246" w:history="1">
             <w:r>
               <w:rPr>
                 <w:rStyle w:val="a5"/>
@@ -4071,7 +4071,7 @@
               <w:rPr>
                 <w:noProof/>
               </w:rPr>
-              <w:instrText xml:space="preserve"> PAGEREF _Toc240672831 \h </w:instrText>
+              <w:instrText xml:space="preserve"> PAGEREF _Toc240682246 \h </w:instrText>
             </w:r>
             <w:r>
               <w:rPr>
@@ -4116,7 +4116,7 @@
               <w14:ligatures w14:val="standardContextual"/>
             </w:rPr>
           </w:pPr>
-          <w:hyperlink w:anchor="_Toc240672832" w:history="1">
+          <w:hyperlink w:anchor="_Toc240682247" w:history="1">
             <w:r>
               <w:rPr>
                 <w:rStyle w:val="a5"/>
@@ -4215,7 +4215,7 @@
               <w:rPr>
                 <w:noProof/>
               </w:rPr>
-              <w:instrText xml:space="preserve"> PAGEREF _Toc240672832 \h </w:instrText>
+              <w:instrText xml:space="preserve"> PAGEREF _Toc240682247 \h </w:instrText>
             </w:r>
             <w:r>
               <w:rPr>
@@ -4258,7 +4258,7 @@
               <w14:ligatures w14:val="standardContextual"/>
             </w:rPr>
           </w:pPr>
-          <w:hyperlink w:anchor="_Toc240672833" w:history="1">
+          <w:hyperlink w:anchor="_Toc240682248" w:history="1">
             <w:r>
               <w:rPr>
                 <w:rStyle w:val="a5"/>
@@ -4342,7 +4342,7 @@
               <w:rPr>
                 <w:noProof/>
               </w:rPr>
-              <w:instrText xml:space="preserve"> PAGEREF _Toc240672833 \h </w:instrText>
+              <w:instrText xml:space="preserve"> PAGEREF _Toc240682248 \h </w:instrText>
             </w:r>
             <w:r>
               <w:rPr>
@@ -4385,7 +4385,7 @@
               <w14:ligatures w14:val="standardContextual"/>
             </w:rPr>
           </w:pPr>
-          <w:hyperlink w:anchor="_Toc240672834" w:history="1">
+          <w:hyperlink w:anchor="_Toc240682249" w:history="1">
             <w:r>
               <w:rPr>
                 <w:rStyle w:val="a5"/>
@@ -4424,7 +4424,7 @@
               <w:rPr>
                 <w:noProof/>
               </w:rPr>
-              <w:instrText xml:space="preserve"> PAGEREF _Toc240672834 \h </w:instrText>
+              <w:instrText xml:space="preserve"> PAGEREF _Toc240682249 \h </w:instrText>
             </w:r>
             <w:r>
               <w:rPr>
@@ -4467,7 +4467,7 @@
               <w14:ligatures w14:val="standardContextual"/>
             </w:rPr>
           </w:pPr>
-          <w:hyperlink w:anchor="_Toc240672835" w:history="1">
+          <w:hyperlink w:anchor="_Toc240682250" w:history="1">
             <w:r>
               <w:rPr>
                 <w:rStyle w:val="a5"/>
@@ -4521,7 +4521,7 @@
               <w:rPr>
                 <w:noProof/>
               </w:rPr>
-              <w:instrText xml:space="preserve"> PAGEREF _Toc240672835 \h </w:instrText>
+              <w:instrText xml:space="preserve"> PAGEREF _Toc240682250 \h </w:instrText>
             </w:r>
             <w:r>
               <w:rPr>
@@ -4566,7 +4566,7 @@
               <w14:ligatures w14:val="standardContextual"/>
             </w:rPr>
           </w:pPr>
-          <w:hyperlink w:anchor="_Toc240672836" w:history="1">
+          <w:hyperlink w:anchor="_Toc240682251" w:history="1">
             <w:r>
               <w:rPr>
                 <w:rStyle w:val="a5"/>
@@ -4680,7 +4680,7 @@
               <w:rPr>
                 <w:noProof/>
               </w:rPr>
-              <w:instrText xml:space="preserve"> PAGEREF _Toc240672836 \h </w:instrText>
+              <w:instrText xml:space="preserve"> PAGEREF _Toc240682251 \h </w:instrText>
             </w:r>
             <w:r>
               <w:rPr>
@@ -4723,7 +4723,7 @@
               <w14:ligatures w14:val="standardContextual"/>
             </w:rPr>
           </w:pPr>
-          <w:hyperlink w:anchor="_Toc240672837" w:history="1">
+          <w:hyperlink w:anchor="_Toc240682252" w:history="1">
             <w:r>
               <w:rPr>
                 <w:rStyle w:val="a5"/>
@@ -4822,7 +4822,7 @@
               <w:rPr>
                 <w:noProof/>
               </w:rPr>
-              <w:instrText xml:space="preserve"> PAGEREF _Toc240672837 \h </w:instrText>
+              <w:instrText xml:space="preserve"> PAGEREF _Toc240682252 \h </w:instrText>
             </w:r>
             <w:r>
               <w:rPr>
@@ -4865,7 +4865,7 @@
               <w14:ligatures w14:val="standardContextual"/>
             </w:rPr>
           </w:pPr>
-          <w:hyperlink w:anchor="_Toc240672838" w:history="1">
+          <w:hyperlink w:anchor="_Toc240682253" w:history="1">
             <w:r>
               <w:rPr>
                 <w:rStyle w:val="a5"/>
@@ -4949,7 +4949,7 @@
               <w:rPr>
                 <w:noProof/>
               </w:rPr>
-              <w:instrText xml:space="preserve"> PAGEREF _Toc240672838 \h </w:instrText>
+              <w:instrText xml:space="preserve"> PAGEREF _Toc240682253 \h </w:instrText>
             </w:r>
             <w:r>
               <w:rPr>
@@ -4992,7 +4992,7 @@
               <w14:ligatures w14:val="standardContextual"/>
             </w:rPr>
           </w:pPr>
-          <w:hyperlink w:anchor="_Toc240672839" w:history="1">
+          <w:hyperlink w:anchor="_Toc240682254" w:history="1">
             <w:r>
               <w:rPr>
                 <w:rStyle w:val="a5"/>
@@ -5031,7 +5031,7 @@
               <w:rPr>
                 <w:noProof/>
               </w:rPr>
-              <w:instrText xml:space="preserve"> PAGEREF _Toc240672839 \h </w:instrText>
+              <w:instrText xml:space="preserve"> PAGEREF _Toc240682254 \h </w:instrText>
             </w:r>
             <w:r>
               <w:rPr>
@@ -5074,7 +5074,7 @@
               <w14:ligatures w14:val="standardContextual"/>
             </w:rPr>
           </w:pPr>
-          <w:hyperlink w:anchor="_Toc240672840" w:history="1">
+          <w:hyperlink w:anchor="_Toc240682255" w:history="1">
             <w:r>
               <w:rPr>
                 <w:rStyle w:val="a5"/>
@@ -5128,7 +5128,7 @@
               <w:rPr>
                 <w:noProof/>
               </w:rPr>
-              <w:instrText xml:space="preserve"> PAGEREF _Toc240672840 \h </w:instrText>
+              <w:instrText xml:space="preserve"> PAGEREF _Toc240682255 \h </w:instrText>
             </w:r>
             <w:r>
               <w:rPr>
@@ -5171,7 +5171,7 @@
               <w14:ligatures w14:val="standardContextual"/>
             </w:rPr>
           </w:pPr>
-          <w:hyperlink w:anchor="_Toc240672841" w:history="1">
+          <w:hyperlink w:anchor="_Toc240682256" w:history="1">
             <w:r>
               <w:rPr>
                 <w:rStyle w:val="a5"/>
@@ -5225,7 +5225,7 @@
               <w:rPr>
                 <w:noProof/>
               </w:rPr>
-              <w:instrText xml:space="preserve"> PAGEREF _Toc240672841 \h </w:instrText>
+              <w:instrText xml:space="preserve"> PAGEREF _Toc240682256 \h </w:instrText>
             </w:r>
             <w:r>
               <w:rPr>
@@ -5270,7 +5270,7 @@
               <w14:ligatures w14:val="standardContextual"/>
             </w:rPr>
           </w:pPr>
-          <w:hyperlink w:anchor="_Toc240672842" w:history="1">
+          <w:hyperlink w:anchor="_Toc240682257" w:history="1">
             <w:r>
               <w:rPr>
                 <w:rStyle w:val="a5"/>
@@ -5339,7 +5339,7 @@
               <w:rPr>
                 <w:noProof/>
               </w:rPr>
-              <w:instrText xml:space="preserve"> PAGEREF _Toc240672842 \h </w:instrText>
+              <w:instrText xml:space="preserve"> PAGEREF _Toc240682257 \h </w:instrText>
             </w:r>
             <w:r>
               <w:rPr>
@@ -5382,7 +5382,7 @@
               <w14:ligatures w14:val="standardContextual"/>
             </w:rPr>
           </w:pPr>
-          <w:hyperlink w:anchor="_Toc240672843" w:history="1">
+          <w:hyperlink w:anchor="_Toc240682258" w:history="1">
             <w:r>
               <w:rPr>
                 <w:rStyle w:val="a5"/>
@@ -5451,7 +5451,7 @@
               <w:rPr>
                 <w:noProof/>
               </w:rPr>
-              <w:instrText xml:space="preserve"> PAGEREF _Toc240672843 \h </w:instrText>
+              <w:instrText xml:space="preserve"> PAGEREF _Toc240682258 \h </w:instrText>
             </w:r>
             <w:r>
               <w:rPr>
@@ -5494,7 +5494,7 @@
               <w14:ligatures w14:val="standardContextual"/>
             </w:rPr>
           </w:pPr>
-          <w:hyperlink w:anchor="_Toc240672844" w:history="1">
+          <w:hyperlink w:anchor="_Toc240682259" w:history="1">
             <w:r>
               <w:rPr>
                 <w:rStyle w:val="a5"/>
@@ -5593,7 +5593,7 @@
               <w:rPr>
                 <w:noProof/>
               </w:rPr>
-              <w:instrText xml:space="preserve"> PAGEREF _Toc240672844 \h </w:instrText>
+              <w:instrText xml:space="preserve"> PAGEREF _Toc240682259 \h </w:instrText>
             </w:r>
             <w:r>
               <w:rPr>
@@ -5636,7 +5636,7 @@
               <w14:ligatures w14:val="standardContextual"/>
             </w:rPr>
           </w:pPr>
-          <w:hyperlink w:anchor="_Toc240672845" w:history="1">
+          <w:hyperlink w:anchor="_Toc240682260" w:history="1">
             <w:r>
               <w:rPr>
                 <w:rStyle w:val="a5"/>
@@ -5690,7 +5690,7 @@
               <w:rPr>
                 <w:noProof/>
               </w:rPr>
-              <w:instrText xml:space="preserve"> PAGEREF _Toc240672845 \h </w:instrText>
+              <w:instrText xml:space="preserve"> PAGEREF _Toc240682260 \h </w:instrText>
             </w:r>
             <w:r>
               <w:rPr>
@@ -5733,7 +5733,7 @@
               <w14:ligatures w14:val="standardContextual"/>
             </w:rPr>
           </w:pPr>
-          <w:hyperlink w:anchor="_Toc240672846" w:history="1">
+          <w:hyperlink w:anchor="_Toc240682261" w:history="1">
             <w:r>
               <w:rPr>
                 <w:rStyle w:val="a5"/>
@@ -5757,7 +5757,7 @@
               <w:rPr>
                 <w:noProof/>
               </w:rPr>
-              <w:instrText xml:space="preserve"> PAGEREF _Toc240672846 \h </w:instrText>
+              <w:instrText xml:space="preserve"> PAGEREF _Toc240682261 \h </w:instrText>
             </w:r>
             <w:r>
               <w:rPr>
@@ -5802,7 +5802,7 @@
               <w14:ligatures w14:val="standardContextual"/>
             </w:rPr>
           </w:pPr>
-          <w:hyperlink w:anchor="_Toc240672847" w:history="1">
+          <w:hyperlink w:anchor="_Toc240682262" w:history="1">
             <w:r>
               <w:rPr>
                 <w:rStyle w:val="a5"/>
@@ -5826,7 +5826,7 @@
               <w:rPr>
                 <w:noProof/>
               </w:rPr>
-              <w:instrText xml:space="preserve"> PAGEREF _Toc240672847 \h </w:instrText>
+              <w:instrText xml:space="preserve"> PAGEREF _Toc240682262 \h </w:instrText>
             </w:r>
             <w:r>
               <w:rPr>
@@ -5871,7 +5871,7 @@
               <w14:ligatures w14:val="standardContextual"/>
             </w:rPr>
           </w:pPr>
-          <w:hyperlink w:anchor="_Toc240672848" w:history="1">
+          <w:hyperlink w:anchor="_Toc240682263" w:history="1">
             <w:r>
               <w:rPr>
                 <w:rStyle w:val="a5"/>
@@ -5955,7 +5955,7 @@
               <w:rPr>
                 <w:noProof/>
               </w:rPr>
-              <w:instrText xml:space="preserve"> PAGEREF _Toc240672848 \h </w:instrText>
+              <w:instrText xml:space="preserve"> PAGEREF _Toc240682263 \h </w:instrText>
             </w:r>
             <w:r>
               <w:rPr>
@@ -6000,7 +6000,7 @@
               <w14:ligatures w14:val="standardContextual"/>
             </w:rPr>
           </w:pPr>
-          <w:hyperlink w:anchor="_Toc240672849" w:history="1">
+          <w:hyperlink w:anchor="_Toc240682264" w:history="1">
             <w:r>
               <w:rPr>
                 <w:rStyle w:val="a5"/>
@@ -6039,7 +6039,7 @@
               <w:rPr>
                 <w:noProof/>
               </w:rPr>
-              <w:instrText xml:space="preserve"> PAGEREF _Toc240672849 \h </w:instrText>
+              <w:instrText xml:space="preserve"> PAGEREF _Toc240682264 \h </w:instrText>
             </w:r>
             <w:r>
               <w:rPr>
@@ -6084,7 +6084,7 @@
               <w14:ligatures w14:val="standardContextual"/>
             </w:rPr>
           </w:pPr>
-          <w:hyperlink w:anchor="_Toc240672850" w:history="1">
+          <w:hyperlink w:anchor="_Toc240682265" w:history="1">
             <w:r>
               <w:rPr>
                 <w:rStyle w:val="a5"/>
@@ -6198,7 +6198,7 @@
               <w:rPr>
                 <w:noProof/>
               </w:rPr>
-              <w:instrText xml:space="preserve"> PAGEREF _Toc240672850 \h </w:instrText>
+              <w:instrText xml:space="preserve"> PAGEREF _Toc240682265 \h </w:instrText>
             </w:r>
             <w:r>
               <w:rPr>
@@ -6260,7 +6260,7 @@
     <w:sdt>
       <w:sdtPr>
         <w:alias w:val="สารบัญภาพ"/>
-        <w:id w:val="1908406786"/>
+        <w:id w:val="-1819417325"/>
       </w:sdtPr>
       <w:sdtEndPr/>
       <w:sdtContent>
@@ -6288,7 +6288,7 @@
           <w:r>
             <w:fldChar w:fldCharType="separate"/>
           </w:r>
-          <w:hyperlink w:anchor="_Toc240672851" w:history="1">
+          <w:hyperlink w:anchor="_Toc240682266" w:history="1">
             <w:r>
               <w:rPr>
                 <w:rStyle w:val="a5"/>
@@ -6400,7 +6400,7 @@
               <w:rPr>
                 <w:noProof/>
               </w:rPr>
-              <w:instrText xml:space="preserve"> PAGEREF _Toc240672851 \h </w:instrText>
+              <w:instrText xml:space="preserve"> PAGEREF _Toc240682266 \h </w:instrText>
             </w:r>
             <w:r>
               <w:rPr>
@@ -6443,7 +6443,7 @@
               <w14:ligatures w14:val="standardContextual"/>
             </w:rPr>
           </w:pPr>
-          <w:hyperlink w:anchor="_Toc240672852" w:history="1">
+          <w:hyperlink w:anchor="_Toc240682267" w:history="1">
             <w:r>
               <w:rPr>
                 <w:rStyle w:val="a5"/>
@@ -6540,7 +6540,7 @@
               <w:rPr>
                 <w:noProof/>
               </w:rPr>
-              <w:instrText xml:space="preserve"> PAGEREF _Toc240672852 \h </w:instrText>
+              <w:instrText xml:space="preserve"> PAGEREF _Toc240682267 \h </w:instrText>
             </w:r>
             <w:r>
               <w:rPr>
@@ -6583,7 +6583,7 @@
               <w14:ligatures w14:val="standardContextual"/>
             </w:rPr>
           </w:pPr>
-          <w:hyperlink w:anchor="_Toc240672853" w:history="1">
+          <w:hyperlink w:anchor="_Toc240682268" w:history="1">
             <w:r>
               <w:rPr>
                 <w:rStyle w:val="a5"/>
@@ -6770,7 +6770,7 @@
               <w:rPr>
                 <w:noProof/>
               </w:rPr>
-              <w:instrText xml:space="preserve"> PAGEREF _Toc240672853 \h </w:instrText>
+              <w:instrText xml:space="preserve"> PAGEREF _Toc240682268 \h </w:instrText>
             </w:r>
             <w:r>
               <w:rPr>
@@ -6813,7 +6813,7 @@
               <w14:ligatures w14:val="standardContextual"/>
             </w:rPr>
           </w:pPr>
-          <w:hyperlink w:anchor="_Toc240672854" w:history="1">
+          <w:hyperlink w:anchor="_Toc240682269" w:history="1">
             <w:r>
               <w:rPr>
                 <w:rStyle w:val="a5"/>
@@ -6970,7 +6970,7 @@
               <w:rPr>
                 <w:noProof/>
               </w:rPr>
-              <w:instrText xml:space="preserve"> PAGEREF _Toc240672854 \h </w:instrText>
+              <w:instrText xml:space="preserve"> PAGEREF _Toc240682269 \h </w:instrText>
             </w:r>
             <w:r>
               <w:rPr>
@@ -7013,7 +7013,7 @@
               <w14:ligatures w14:val="standardContextual"/>
             </w:rPr>
           </w:pPr>
-          <w:hyperlink w:anchor="_Toc240672855" w:history="1">
+          <w:hyperlink w:anchor="_Toc240682270" w:history="1">
             <w:r>
               <w:rPr>
                 <w:rStyle w:val="a5"/>
@@ -7185,7 +7185,7 @@
               <w:rPr>
                 <w:noProof/>
               </w:rPr>
-              <w:instrText xml:space="preserve"> PAGEREF _Toc240672855 \h </w:instrText>
+              <w:instrText xml:space="preserve"> PAGEREF _Toc240682270 \h </w:instrText>
             </w:r>
             <w:r>
               <w:rPr>
@@ -7228,7 +7228,7 @@
               <w14:ligatures w14:val="standardContextual"/>
             </w:rPr>
           </w:pPr>
-          <w:hyperlink w:anchor="_Toc240672856" w:history="1">
+          <w:hyperlink w:anchor="_Toc240682271" w:history="1">
             <w:r>
               <w:rPr>
                 <w:rStyle w:val="a5"/>
@@ -7385,7 +7385,7 @@
               <w:rPr>
                 <w:noProof/>
               </w:rPr>
-              <w:instrText xml:space="preserve"> PAGEREF _Toc240672856 \h </w:instrText>
+              <w:instrText xml:space="preserve"> PAGEREF _Toc240682271 \h </w:instrText>
             </w:r>
             <w:r>
               <w:rPr>
@@ -7428,7 +7428,7 @@
               <w14:ligatures w14:val="standardContextual"/>
             </w:rPr>
           </w:pPr>
-          <w:hyperlink w:anchor="_Toc240672857" w:history="1">
+          <w:hyperlink w:anchor="_Toc240682272" w:history="1">
             <w:r>
               <w:rPr>
                 <w:rStyle w:val="a5"/>
@@ -7540,7 +7540,7 @@
               <w:rPr>
                 <w:noProof/>
               </w:rPr>
-              <w:instrText xml:space="preserve"> PAGEREF _Toc240672857 \h </w:instrText>
+              <w:instrText xml:space="preserve"> PAGEREF _Toc240682272 \h </w:instrText>
             </w:r>
             <w:r>
               <w:rPr>
@@ -7583,7 +7583,7 @@
               <w14:ligatures w14:val="standardContextual"/>
             </w:rPr>
           </w:pPr>
-          <w:hyperlink w:anchor="_Toc240672858" w:history="1">
+          <w:hyperlink w:anchor="_Toc240682273" w:history="1">
             <w:r>
               <w:rPr>
                 <w:rStyle w:val="a5"/>
@@ -7695,7 +7695,7 @@
               <w:rPr>
                 <w:noProof/>
               </w:rPr>
-              <w:instrText xml:space="preserve"> PAGEREF _Toc240672858 \h </w:instrText>
+              <w:instrText xml:space="preserve"> PAGEREF _Toc240682273 \h </w:instrText>
             </w:r>
             <w:r>
               <w:rPr>
@@ -7738,7 +7738,7 @@
               <w14:ligatures w14:val="standardContextual"/>
             </w:rPr>
           </w:pPr>
-          <w:hyperlink w:anchor="_Toc240672859" w:history="1">
+          <w:hyperlink w:anchor="_Toc240682274" w:history="1">
             <w:r>
               <w:rPr>
                 <w:rStyle w:val="a5"/>
@@ -7880,7 +7880,7 @@
               <w:rPr>
                 <w:noProof/>
               </w:rPr>
-              <w:instrText xml:space="preserve"> PAGEREF _Toc240672859 \h </w:instrText>
+              <w:instrText xml:space="preserve"> PAGEREF _Toc240682274 \h </w:instrText>
             </w:r>
             <w:r>
               <w:rPr>
@@ -7923,7 +7923,7 @@
               <w14:ligatures w14:val="standardContextual"/>
             </w:rPr>
           </w:pPr>
-          <w:hyperlink w:anchor="_Toc240672860" w:history="1">
+          <w:hyperlink w:anchor="_Toc240682275" w:history="1">
             <w:r>
               <w:rPr>
                 <w:rStyle w:val="a5"/>
@@ -8110,7 +8110,7 @@
               <w:rPr>
                 <w:noProof/>
               </w:rPr>
-              <w:instrText xml:space="preserve"> PAGEREF _Toc240672860 \h </w:instrText>
+              <w:instrText xml:space="preserve"> PAGEREF _Toc240682275 \h </w:instrText>
             </w:r>
             <w:r>
               <w:rPr>
@@ -8153,7 +8153,7 @@
               <w14:ligatures w14:val="standardContextual"/>
             </w:rPr>
           </w:pPr>
-          <w:hyperlink w:anchor="_Toc240672861" w:history="1">
+          <w:hyperlink w:anchor="_Toc240682276" w:history="1">
             <w:r>
               <w:rPr>
                 <w:rStyle w:val="a5"/>
@@ -8370,7 +8370,7 @@
               <w:rPr>
                 <w:noProof/>
               </w:rPr>
-              <w:instrText xml:space="preserve"> PAGEREF _Toc240672861 \h </w:instrText>
+              <w:instrText xml:space="preserve"> PAGEREF _Toc240682276 \h </w:instrText>
             </w:r>
             <w:r>
               <w:rPr>
@@ -8413,7 +8413,7 @@
               <w14:ligatures w14:val="standardContextual"/>
             </w:rPr>
           </w:pPr>
-          <w:hyperlink w:anchor="_Toc240672862" w:history="1">
+          <w:hyperlink w:anchor="_Toc240682277" w:history="1">
             <w:r>
               <w:rPr>
                 <w:rStyle w:val="a5"/>
@@ -8570,7 +8570,7 @@
               <w:rPr>
                 <w:noProof/>
               </w:rPr>
-              <w:instrText xml:space="preserve"> PAGEREF _Toc240672862 \h </w:instrText>
+              <w:instrText xml:space="preserve"> PAGEREF _Toc240682277 \h </w:instrText>
             </w:r>
             <w:r>
               <w:rPr>
@@ -8613,7 +8613,7 @@
               <w14:ligatures w14:val="standardContextual"/>
             </w:rPr>
           </w:pPr>
-          <w:hyperlink w:anchor="_Toc240672863" w:history="1">
+          <w:hyperlink w:anchor="_Toc240682278" w:history="1">
             <w:r>
               <w:rPr>
                 <w:rStyle w:val="a5"/>
@@ -8785,7 +8785,7 @@
               <w:rPr>
                 <w:noProof/>
               </w:rPr>
-              <w:instrText xml:space="preserve"> PAGEREF _Toc240672863 \h </w:instrText>
+              <w:instrText xml:space="preserve"> PAGEREF _Toc240682278 \h </w:instrText>
             </w:r>
             <w:r>
               <w:rPr>
@@ -8828,7 +8828,7 @@
               <w14:ligatures w14:val="standardContextual"/>
             </w:rPr>
           </w:pPr>
-          <w:hyperlink w:anchor="_Toc240672864" w:history="1">
+          <w:hyperlink w:anchor="_Toc240682279" w:history="1">
             <w:r>
               <w:rPr>
                 <w:rStyle w:val="a5"/>
@@ -8970,7 +8970,7 @@
               <w:rPr>
                 <w:noProof/>
               </w:rPr>
-              <w:instrText xml:space="preserve"> PAGEREF _Toc240672864 \h </w:instrText>
+              <w:instrText xml:space="preserve"> PAGEREF _Toc240682279 \h </w:instrText>
             </w:r>
             <w:r>
               <w:rPr>
@@ -9013,7 +9013,7 @@
               <w14:ligatures w14:val="standardContextual"/>
             </w:rPr>
           </w:pPr>
-          <w:hyperlink w:anchor="_Toc240672865" w:history="1">
+          <w:hyperlink w:anchor="_Toc240682280" w:history="1">
             <w:r>
               <w:rPr>
                 <w:rStyle w:val="a5"/>
@@ -9155,7 +9155,7 @@
               <w:rPr>
                 <w:noProof/>
               </w:rPr>
-              <w:instrText xml:space="preserve"> PAGEREF _Toc240672865 \h </w:instrText>
+              <w:instrText xml:space="preserve"> PAGEREF _Toc240682280 \h </w:instrText>
             </w:r>
             <w:r>
               <w:rPr>
@@ -9198,7 +9198,7 @@
               <w14:ligatures w14:val="standardContextual"/>
             </w:rPr>
           </w:pPr>
-          <w:hyperlink w:anchor="_Toc240672866" w:history="1">
+          <w:hyperlink w:anchor="_Toc240682281" w:history="1">
             <w:r>
               <w:rPr>
                 <w:rStyle w:val="a5"/>
@@ -9340,7 +9340,7 @@
               <w:rPr>
                 <w:noProof/>
               </w:rPr>
-              <w:instrText xml:space="preserve"> PAGEREF _Toc240672866 \h </w:instrText>
+              <w:instrText xml:space="preserve"> PAGEREF _Toc240682281 \h </w:instrText>
             </w:r>
             <w:r>
               <w:rPr>
@@ -9383,7 +9383,7 @@
               <w14:ligatures w14:val="standardContextual"/>
             </w:rPr>
           </w:pPr>
-          <w:hyperlink w:anchor="_Toc240672867" w:history="1">
+          <w:hyperlink w:anchor="_Toc240682282" w:history="1">
             <w:r>
               <w:rPr>
                 <w:rStyle w:val="a5"/>
@@ -9480,7 +9480,7 @@
               <w:rPr>
                 <w:noProof/>
               </w:rPr>
-              <w:instrText xml:space="preserve"> PAGEREF _Toc240672867 \h </w:instrText>
+              <w:instrText xml:space="preserve"> PAGEREF _Toc240682282 \h </w:instrText>
             </w:r>
             <w:r>
               <w:rPr>
@@ -9523,7 +9523,7 @@
               <w14:ligatures w14:val="standardContextual"/>
             </w:rPr>
           </w:pPr>
-          <w:hyperlink w:anchor="_Toc240672868" w:history="1">
+          <w:hyperlink w:anchor="_Toc240682283" w:history="1">
             <w:r>
               <w:rPr>
                 <w:rStyle w:val="a5"/>
@@ -9665,7 +9665,7 @@
               <w:rPr>
                 <w:noProof/>
               </w:rPr>
-              <w:instrText xml:space="preserve"> PAGEREF _Toc240672868 \h </w:instrText>
+              <w:instrText xml:space="preserve"> PAGEREF _Toc240682283 \h </w:instrText>
             </w:r>
             <w:r>
               <w:rPr>
@@ -9727,7 +9727,7 @@
     <w:sdt>
       <w:sdtPr>
         <w:alias w:val="สารบัญตาราง"/>
-        <w:id w:val="-1894731528"/>
+        <w:id w:val="2100058034"/>
       </w:sdtPr>
       <w:sdtEndPr/>
       <w:sdtContent>
@@ -9755,7 +9755,7 @@
           <w:r>
             <w:fldChar w:fldCharType="separate"/>
           </w:r>
-          <w:hyperlink w:anchor="_Toc240672869" w:history="1">
+          <w:hyperlink w:anchor="_Toc240682284" w:history="1">
             <w:r>
               <w:rPr>
                 <w:rStyle w:val="a5"/>
@@ -9897,7 +9897,7 @@
               <w:rPr>
                 <w:noProof/>
               </w:rPr>
-              <w:instrText xml:space="preserve"> PAGEREF _Toc240672869 \h </w:instrText>
+              <w:instrText xml:space="preserve"> PAGEREF _Toc240682284 \h </w:instrText>
             </w:r>
             <w:r>
               <w:rPr>
@@ -9940,7 +9940,7 @@
               <w14:ligatures w14:val="standardContextual"/>
             </w:rPr>
           </w:pPr>
-          <w:hyperlink w:anchor="_Toc240672870" w:history="1">
+          <w:hyperlink w:anchor="_Toc240682285" w:history="1">
             <w:r>
               <w:rPr>
                 <w:rStyle w:val="a5"/>
@@ -10022,7 +10022,7 @@
               <w:rPr>
                 <w:noProof/>
               </w:rPr>
-              <w:instrText xml:space="preserve"> PAGEREF _Toc240672870 \h </w:instrText>
+              <w:instrText xml:space="preserve"> PAGEREF _Toc240682285 \h </w:instrText>
             </w:r>
             <w:r>
               <w:rPr>
@@ -10065,7 +10065,7 @@
               <w14:ligatures w14:val="standardContextual"/>
             </w:rPr>
           </w:pPr>
-          <w:hyperlink w:anchor="_Toc240672871" w:history="1">
+          <w:hyperlink w:anchor="_Toc240682286" w:history="1">
             <w:r>
               <w:rPr>
                 <w:rStyle w:val="a5"/>
@@ -10192,7 +10192,7 @@
               <w:rPr>
                 <w:noProof/>
               </w:rPr>
-              <w:instrText xml:space="preserve"> PAGEREF _Toc240672871 \h </w:instrText>
+              <w:instrText xml:space="preserve"> PAGEREF _Toc240682286 \h </w:instrText>
             </w:r>
             <w:r>
               <w:rPr>
@@ -10235,7 +10235,7 @@
               <w14:ligatures w14:val="standardContextual"/>
             </w:rPr>
           </w:pPr>
-          <w:hyperlink w:anchor="_Toc240672872" w:history="1">
+          <w:hyperlink w:anchor="_Toc240682287" w:history="1">
             <w:r>
               <w:rPr>
                 <w:rStyle w:val="a5"/>
@@ -10317,7 +10317,7 @@
               <w:rPr>
                 <w:noProof/>
               </w:rPr>
-              <w:instrText xml:space="preserve"> PAGEREF _Toc240672872 \h </w:instrText>
+              <w:instrText xml:space="preserve"> PAGEREF _Toc240682287 \h </w:instrText>
             </w:r>
             <w:r>
               <w:rPr>
@@ -10360,7 +10360,7 @@
               <w14:ligatures w14:val="standardContextual"/>
             </w:rPr>
           </w:pPr>
-          <w:hyperlink w:anchor="_Toc240672873" w:history="1">
+          <w:hyperlink w:anchor="_Toc240682288" w:history="1">
             <w:r>
               <w:rPr>
                 <w:rStyle w:val="a5"/>
@@ -10472,7 +10472,7 @@
               <w:rPr>
                 <w:noProof/>
               </w:rPr>
-              <w:instrText xml:space="preserve"> PAGEREF _Toc240672873 \h </w:instrText>
+              <w:instrText xml:space="preserve"> PAGEREF _Toc240682288 \h </w:instrText>
             </w:r>
             <w:r>
               <w:rPr>
@@ -10515,7 +10515,7 @@
               <w14:ligatures w14:val="standardContextual"/>
             </w:rPr>
           </w:pPr>
-          <w:hyperlink w:anchor="_Toc240672874" w:history="1">
+          <w:hyperlink w:anchor="_Toc240682289" w:history="1">
             <w:r>
               <w:rPr>
                 <w:rStyle w:val="a5"/>
@@ -10672,7 +10672,7 @@
               <w:rPr>
                 <w:noProof/>
               </w:rPr>
-              <w:instrText xml:space="preserve"> PAGEREF _Toc240672874 \h </w:instrText>
+              <w:instrText xml:space="preserve"> PAGEREF _Toc240682289 \h </w:instrText>
             </w:r>
             <w:r>
               <w:rPr>
@@ -10715,7 +10715,7 @@
               <w14:ligatures w14:val="standardContextual"/>
             </w:rPr>
           </w:pPr>
-          <w:hyperlink w:anchor="_Toc240672875" w:history="1">
+          <w:hyperlink w:anchor="_Toc240682290" w:history="1">
             <w:r>
               <w:rPr>
                 <w:rStyle w:val="a5"/>
@@ -10842,7 +10842,7 @@
               <w:rPr>
                 <w:noProof/>
               </w:rPr>
-              <w:instrText xml:space="preserve"> PAGEREF _Toc240672875 \h </w:instrText>
+              <w:instrText xml:space="preserve"> PAGEREF _Toc240682290 \h </w:instrText>
             </w:r>
             <w:r>
               <w:rPr>
@@ -10885,7 +10885,7 @@
               <w14:ligatures w14:val="standardContextual"/>
             </w:rPr>
           </w:pPr>
-          <w:hyperlink w:anchor="_Toc240672876" w:history="1">
+          <w:hyperlink w:anchor="_Toc240682291" w:history="1">
             <w:r>
               <w:rPr>
                 <w:rStyle w:val="a5"/>
@@ -10997,7 +10997,7 @@
               <w:rPr>
                 <w:noProof/>
               </w:rPr>
-              <w:instrText xml:space="preserve"> PAGEREF _Toc240672876 \h </w:instrText>
+              <w:instrText xml:space="preserve"> PAGEREF _Toc240682291 \h </w:instrText>
             </w:r>
             <w:r>
               <w:rPr>
@@ -11040,7 +11040,7 @@
               <w14:ligatures w14:val="standardContextual"/>
             </w:rPr>
           </w:pPr>
-          <w:hyperlink w:anchor="_Toc240672877" w:history="1">
+          <w:hyperlink w:anchor="_Toc240682292" w:history="1">
             <w:r>
               <w:rPr>
                 <w:rStyle w:val="a5"/>
@@ -11197,7 +11197,7 @@
               <w:rPr>
                 <w:noProof/>
               </w:rPr>
-              <w:instrText xml:space="preserve"> PAGEREF _Toc240672877 \h </w:instrText>
+              <w:instrText xml:space="preserve"> PAGEREF _Toc240682292 \h </w:instrText>
             </w:r>
             <w:r>
               <w:rPr>
@@ -11240,7 +11240,7 @@
               <w14:ligatures w14:val="standardContextual"/>
             </w:rPr>
           </w:pPr>
-          <w:hyperlink w:anchor="_Toc240672878" w:history="1">
+          <w:hyperlink w:anchor="_Toc240682293" w:history="1">
             <w:r>
               <w:rPr>
                 <w:rStyle w:val="a5"/>
@@ -11397,7 +11397,7 @@
               <w:rPr>
                 <w:noProof/>
               </w:rPr>
-              <w:instrText xml:space="preserve"> PAGEREF _Toc240672878 \h </w:instrText>
+              <w:instrText xml:space="preserve"> PAGEREF _Toc240682293 \h </w:instrText>
             </w:r>
             <w:r>
               <w:rPr>
@@ -11440,7 +11440,7 @@
               <w14:ligatures w14:val="standardContextual"/>
             </w:rPr>
           </w:pPr>
-          <w:hyperlink w:anchor="_Toc240672879" w:history="1">
+          <w:hyperlink w:anchor="_Toc240682294" w:history="1">
             <w:r>
               <w:rPr>
                 <w:rStyle w:val="a5"/>
@@ -11597,7 +11597,7 @@
               <w:rPr>
                 <w:noProof/>
               </w:rPr>
-              <w:instrText xml:space="preserve"> PAGEREF _Toc240672879 \h </w:instrText>
+              <w:instrText xml:space="preserve"> PAGEREF _Toc240682294 \h </w:instrText>
             </w:r>
             <w:r>
               <w:rPr>
@@ -11640,7 +11640,7 @@
               <w14:ligatures w14:val="standardContextual"/>
             </w:rPr>
           </w:pPr>
-          <w:hyperlink w:anchor="_Toc240672880" w:history="1">
+          <w:hyperlink w:anchor="_Toc240682295" w:history="1">
             <w:r>
               <w:rPr>
                 <w:rStyle w:val="a5"/>
@@ -11722,7 +11722,7 @@
               <w:rPr>
                 <w:noProof/>
               </w:rPr>
-              <w:instrText xml:space="preserve"> PAGEREF _Toc240672880 \h </w:instrText>
+              <w:instrText xml:space="preserve"> PAGEREF _Toc240682295 \h </w:instrText>
             </w:r>
             <w:r>
               <w:rPr>
@@ -11765,7 +11765,7 @@
               <w14:ligatures w14:val="standardContextual"/>
             </w:rPr>
           </w:pPr>
-          <w:hyperlink w:anchor="_Toc240672881" w:history="1">
+          <w:hyperlink w:anchor="_Toc240682296" w:history="1">
             <w:r>
               <w:rPr>
                 <w:rStyle w:val="a5"/>
@@ -11847,7 +11847,7 @@
               <w:rPr>
                 <w:noProof/>
               </w:rPr>
-              <w:instrText xml:space="preserve"> PAGEREF _Toc240672881 \h </w:instrText>
+              <w:instrText xml:space="preserve"> PAGEREF _Toc240682296 \h </w:instrText>
             </w:r>
             <w:r>
               <w:rPr>
@@ -11890,7 +11890,7 @@
               <w14:ligatures w14:val="standardContextual"/>
             </w:rPr>
           </w:pPr>
-          <w:hyperlink w:anchor="_Toc240672882" w:history="1">
+          <w:hyperlink w:anchor="_Toc240682297" w:history="1">
             <w:r>
               <w:rPr>
                 <w:rStyle w:val="a5"/>
@@ -11957,7 +11957,7 @@
               <w:rPr>
                 <w:noProof/>
               </w:rPr>
-              <w:instrText xml:space="preserve"> PAGEREF _Toc240672882 \h </w:instrText>
+              <w:instrText xml:space="preserve"> PAGEREF _Toc240682297 \h </w:instrText>
             </w:r>
             <w:r>
               <w:rPr>
@@ -12000,7 +12000,7 @@
               <w14:ligatures w14:val="standardContextual"/>
             </w:rPr>
           </w:pPr>
-          <w:hyperlink w:anchor="_Toc240672883" w:history="1">
+          <w:hyperlink w:anchor="_Toc240682298" w:history="1">
             <w:r>
               <w:rPr>
                 <w:rStyle w:val="a5"/>
@@ -12127,7 +12127,7 @@
               <w:rPr>
                 <w:noProof/>
               </w:rPr>
-              <w:instrText xml:space="preserve"> PAGEREF _Toc240672883 \h </w:instrText>
+              <w:instrText xml:space="preserve"> PAGEREF _Toc240682298 \h </w:instrText>
             </w:r>
             <w:r>
               <w:rPr>
@@ -12170,7 +12170,7 @@
               <w14:ligatures w14:val="standardContextual"/>
             </w:rPr>
           </w:pPr>
-          <w:hyperlink w:anchor="_Toc240672884" w:history="1">
+          <w:hyperlink w:anchor="_Toc240682299" w:history="1">
             <w:r>
               <w:rPr>
                 <w:rStyle w:val="a5"/>
@@ -12282,7 +12282,7 @@
               <w:rPr>
                 <w:noProof/>
               </w:rPr>
-              <w:instrText xml:space="preserve"> PAGEREF _Toc240672884 \h </w:instrText>
+              <w:instrText xml:space="preserve"> PAGEREF _Toc240682299 \h </w:instrText>
             </w:r>
             <w:r>
               <w:rPr>
@@ -12325,7 +12325,7 @@
               <w14:ligatures w14:val="standardContextual"/>
             </w:rPr>
           </w:pPr>
-          <w:hyperlink w:anchor="_Toc240672885" w:history="1">
+          <w:hyperlink w:anchor="_Toc240682300" w:history="1">
             <w:r>
               <w:rPr>
                 <w:rStyle w:val="a5"/>
@@ -12407,7 +12407,7 @@
               <w:rPr>
                 <w:noProof/>
               </w:rPr>
-              <w:instrText xml:space="preserve"> PAGEREF _Toc240672885 \h </w:instrText>
+              <w:instrText xml:space="preserve"> PAGEREF _Toc240682300 \h </w:instrText>
             </w:r>
             <w:r>
               <w:rPr>
@@ -12450,7 +12450,7 @@
               <w14:ligatures w14:val="standardContextual"/>
             </w:rPr>
           </w:pPr>
-          <w:hyperlink w:anchor="_Toc240672886" w:history="1">
+          <w:hyperlink w:anchor="_Toc240682301" w:history="1">
             <w:r>
               <w:rPr>
                 <w:rStyle w:val="a5"/>
@@ -12577,7 +12577,7 @@
               <w:rPr>
                 <w:noProof/>
               </w:rPr>
-              <w:instrText xml:space="preserve"> PAGEREF _Toc240672886 \h </w:instrText>
+              <w:instrText xml:space="preserve"> PAGEREF _Toc240682301 \h </w:instrText>
             </w:r>
             <w:r>
               <w:rPr>
@@ -12620,7 +12620,7 @@
               <w14:ligatures w14:val="standardContextual"/>
             </w:rPr>
           </w:pPr>
-          <w:hyperlink w:anchor="_Toc240672887" w:history="1">
+          <w:hyperlink w:anchor="_Toc240682302" w:history="1">
             <w:r>
               <w:rPr>
                 <w:rStyle w:val="a5"/>
@@ -12732,7 +12732,7 @@
               <w:rPr>
                 <w:noProof/>
               </w:rPr>
-              <w:instrText xml:space="preserve"> PAGEREF _Toc240672887 \h </w:instrText>
+              <w:instrText xml:space="preserve"> PAGEREF _Toc240682302 \h </w:instrText>
             </w:r>
             <w:r>
               <w:rPr>
@@ -12750,7 +12750,7 @@
                 <w:noProof/>
                 <w:cs/>
               </w:rPr>
-              <w:t>33</w:t>
+              <w:t>32</w:t>
             </w:r>
             <w:r>
               <w:rPr>
@@ -12775,7 +12775,7 @@
               <w14:ligatures w14:val="standardContextual"/>
             </w:rPr>
           </w:pPr>
-          <w:hyperlink w:anchor="_Toc240672888" w:history="1">
+          <w:hyperlink w:anchor="_Toc240682303" w:history="1">
             <w:r>
               <w:rPr>
                 <w:rStyle w:val="a5"/>
@@ -12947,7 +12947,7 @@
               <w:rPr>
                 <w:noProof/>
               </w:rPr>
-              <w:instrText xml:space="preserve"> PAGEREF _Toc240672888 \h </w:instrText>
+              <w:instrText xml:space="preserve"> PAGEREF _Toc240682303 \h </w:instrText>
             </w:r>
             <w:r>
               <w:rPr>
@@ -12990,7 +12990,7 @@
               <w14:ligatures w14:val="standardContextual"/>
             </w:rPr>
           </w:pPr>
-          <w:hyperlink w:anchor="_Toc240672889" w:history="1">
+          <w:hyperlink w:anchor="_Toc240682304" w:history="1">
             <w:r>
               <w:rPr>
                 <w:rStyle w:val="a5"/>
@@ -13102,7 +13102,7 @@
               <w:rPr>
                 <w:noProof/>
               </w:rPr>
-              <w:instrText xml:space="preserve"> PAGEREF _Toc240672889 \h </w:instrText>
+              <w:instrText xml:space="preserve"> PAGEREF _Toc240682304 \h </w:instrText>
             </w:r>
             <w:r>
               <w:rPr>
@@ -13145,7 +13145,7 @@
               <w14:ligatures w14:val="standardContextual"/>
             </w:rPr>
           </w:pPr>
-          <w:hyperlink w:anchor="_Toc240672890" w:history="1">
+          <w:hyperlink w:anchor="_Toc240682305" w:history="1">
             <w:r>
               <w:rPr>
                 <w:rStyle w:val="a5"/>
@@ -13287,7 +13287,7 @@
               <w:rPr>
                 <w:noProof/>
               </w:rPr>
-              <w:instrText xml:space="preserve"> PAGEREF _Toc240672890 \h </w:instrText>
+              <w:instrText xml:space="preserve"> PAGEREF _Toc240682305 \h </w:instrText>
             </w:r>
             <w:r>
               <w:rPr>
@@ -13330,7 +13330,7 @@
               <w14:ligatures w14:val="standardContextual"/>
             </w:rPr>
           </w:pPr>
-          <w:hyperlink w:anchor="_Toc240672891" w:history="1">
+          <w:hyperlink w:anchor="_Toc240682306" w:history="1">
             <w:r>
               <w:rPr>
                 <w:rStyle w:val="a5"/>
@@ -13457,7 +13457,7 @@
               <w:rPr>
                 <w:noProof/>
               </w:rPr>
-              <w:instrText xml:space="preserve"> PAGEREF _Toc240672891 \h </w:instrText>
+              <w:instrText xml:space="preserve"> PAGEREF _Toc240682306 \h </w:instrText>
             </w:r>
             <w:r>
               <w:rPr>
@@ -13500,7 +13500,7 @@
               <w14:ligatures w14:val="standardContextual"/>
             </w:rPr>
           </w:pPr>
-          <w:hyperlink w:anchor="_Toc240672892" w:history="1">
+          <w:hyperlink w:anchor="_Toc240682307" w:history="1">
             <w:r>
               <w:rPr>
                 <w:rStyle w:val="a5"/>
@@ -13612,7 +13612,7 @@
               <w:rPr>
                 <w:noProof/>
               </w:rPr>
-              <w:instrText xml:space="preserve"> PAGEREF _Toc240672892 \h </w:instrText>
+              <w:instrText xml:space="preserve"> PAGEREF _Toc240682307 \h </w:instrText>
             </w:r>
             <w:r>
               <w:rPr>
@@ -13655,7 +13655,7 @@
               <w14:ligatures w14:val="standardContextual"/>
             </w:rPr>
           </w:pPr>
-          <w:hyperlink w:anchor="_Toc240672893" w:history="1">
+          <w:hyperlink w:anchor="_Toc240682308" w:history="1">
             <w:r>
               <w:rPr>
                 <w:rStyle w:val="a5"/>
@@ -13737,7 +13737,7 @@
               <w:rPr>
                 <w:noProof/>
               </w:rPr>
-              <w:instrText xml:space="preserve"> PAGEREF _Toc240672893 \h </w:instrText>
+              <w:instrText xml:space="preserve"> PAGEREF _Toc240682308 \h </w:instrText>
             </w:r>
             <w:r>
               <w:rPr>
@@ -13780,7 +13780,7 @@
               <w14:ligatures w14:val="standardContextual"/>
             </w:rPr>
           </w:pPr>
-          <w:hyperlink w:anchor="_Toc240672894" w:history="1">
+          <w:hyperlink w:anchor="_Toc240682309" w:history="1">
             <w:r>
               <w:rPr>
                 <w:rStyle w:val="a5"/>
@@ -13877,7 +13877,7 @@
               <w:rPr>
                 <w:noProof/>
               </w:rPr>
-              <w:instrText xml:space="preserve"> PAGEREF _Toc240672894 \h </w:instrText>
+              <w:instrText xml:space="preserve"> PAGEREF _Toc240682309 \h </w:instrText>
             </w:r>
             <w:r>
               <w:rPr>
@@ -13920,7 +13920,7 @@
               <w14:ligatures w14:val="standardContextual"/>
             </w:rPr>
           </w:pPr>
-          <w:hyperlink w:anchor="_Toc240672895" w:history="1">
+          <w:hyperlink w:anchor="_Toc240682310" w:history="1">
             <w:r>
               <w:rPr>
                 <w:rStyle w:val="a5"/>
@@ -13987,7 +13987,7 @@
               <w:rPr>
                 <w:noProof/>
               </w:rPr>
-              <w:instrText xml:space="preserve"> PAGEREF _Toc240672895 \h </w:instrText>
+              <w:instrText xml:space="preserve"> PAGEREF _Toc240682310 \h </w:instrText>
             </w:r>
             <w:r>
               <w:rPr>
@@ -14041,7 +14041,7 @@
         <w:spacing w:after="360"/>
         <w:jc w:val="center"/>
       </w:pPr>
-      <w:bookmarkStart w:id="0" w:name="_Toc240672799"/>
+      <w:bookmarkStart w:id="0" w:name="_Toc240682214"/>
       <w:r>
         <w:lastRenderedPageBreak/>
         <w:t>บท​ที่ 1</w:t>
@@ -14060,7 +14060,7 @@
         <w:keepNext/>
         <w:spacing w:before="240" w:after="60"/>
       </w:pPr>
-      <w:bookmarkStart w:id="1" w:name="_Toc240672800"/>
+      <w:bookmarkStart w:id="1" w:name="_Toc240682215"/>
       <w:r>
         <w:t xml:space="preserve">1.1 </w:t>
       </w:r>
@@ -14102,7 +14102,7 @@
         <w:keepNext/>
         <w:spacing w:before="240" w:after="60"/>
       </w:pPr>
-      <w:bookmarkStart w:id="2" w:name="_Toc240672801"/>
+      <w:bookmarkStart w:id="2" w:name="_Toc240682216"/>
       <w:r>
         <w:t xml:space="preserve">1.2 </w:t>
       </w:r>
@@ -14126,7 +14126,7 @@
         <w:keepNext/>
         <w:spacing w:before="200" w:after="60"/>
       </w:pPr>
-      <w:bookmarkStart w:id="3" w:name="_Toc240672869"/>
+      <w:bookmarkStart w:id="3" w:name="_Toc240682284"/>
       <w:r>
         <w:rPr>
           <w:b/>
@@ -14155,7 +14155,7 @@
           <w:left w:w="10" w:type="dxa"/>
           <w:right w:w="10" w:type="dxa"/>
         </w:tblCellMar>
-        <w:tblLook w:val="0000" w:firstRow="0" w:lastRow="0" w:firstColumn="0" w:lastColumn="0" w:noHBand="0" w:noVBand="0"/>
+        <w:tblLook w:val="04A0" w:firstRow="1" w:lastRow="0" w:firstColumn="1" w:lastColumn="0" w:noHBand="0" w:noVBand="1"/>
       </w:tblPr>
       <w:tblGrid>
         <w:gridCol w:w="755"/>
@@ -14927,7 +14927,7 @@
         <w:keepNext/>
         <w:spacing w:before="240" w:after="60"/>
       </w:pPr>
-      <w:bookmarkStart w:id="4" w:name="_Toc240672802"/>
+      <w:bookmarkStart w:id="4" w:name="_Toc240682217"/>
       <w:r>
         <w:t xml:space="preserve">1.3 </w:t>
       </w:r>
@@ -15007,7 +15007,7 @@
         <w:keepNext/>
         <w:spacing w:before="240" w:after="60"/>
       </w:pPr>
-      <w:bookmarkStart w:id="5" w:name="_Toc240672803"/>
+      <w:bookmarkStart w:id="5" w:name="_Toc240682218"/>
       <w:r>
         <w:t xml:space="preserve">1.4 </w:t>
       </w:r>
@@ -15031,7 +15031,7 @@
         <w:keepNext/>
         <w:spacing w:before="200" w:after="60"/>
       </w:pPr>
-      <w:bookmarkStart w:id="6" w:name="_Toc240672870"/>
+      <w:bookmarkStart w:id="6" w:name="_Toc240682285"/>
       <w:r>
         <w:rPr>
           <w:b/>
@@ -15060,7 +15060,7 @@
           <w:left w:w="10" w:type="dxa"/>
           <w:right w:w="10" w:type="dxa"/>
         </w:tblCellMar>
-        <w:tblLook w:val="0000" w:firstRow="0" w:lastRow="0" w:firstColumn="0" w:lastColumn="0" w:noHBand="0" w:noVBand="0"/>
+        <w:tblLook w:val="04A0" w:firstRow="1" w:lastRow="0" w:firstColumn="1" w:lastColumn="0" w:noHBand="0" w:noVBand="1"/>
       </w:tblPr>
       <w:tblGrid>
         <w:gridCol w:w="2265"/>
@@ -15811,7 +15811,7 @@
         <w:keepNext/>
         <w:spacing w:before="240" w:after="60"/>
       </w:pPr>
-      <w:bookmarkStart w:id="7" w:name="_Toc240672804"/>
+      <w:bookmarkStart w:id="7" w:name="_Toc240682219"/>
       <w:r>
         <w:t xml:space="preserve">1.5 </w:t>
       </w:r>
@@ -15835,7 +15835,7 @@
         <w:keepNext/>
         <w:spacing w:before="200" w:after="60"/>
       </w:pPr>
-      <w:bookmarkStart w:id="8" w:name="_Toc240672871"/>
+      <w:bookmarkStart w:id="8" w:name="_Toc240682286"/>
       <w:r>
         <w:rPr>
           <w:b/>
@@ -15864,7 +15864,7 @@
           <w:left w:w="10" w:type="dxa"/>
           <w:right w:w="10" w:type="dxa"/>
         </w:tblCellMar>
-        <w:tblLook w:val="0000" w:firstRow="0" w:lastRow="0" w:firstColumn="0" w:lastColumn="0" w:noHBand="0" w:noVBand="0"/>
+        <w:tblLook w:val="04A0" w:firstRow="1" w:lastRow="0" w:firstColumn="1" w:lastColumn="0" w:noHBand="0" w:noVBand="1"/>
       </w:tblPr>
       <w:tblGrid>
         <w:gridCol w:w="1812"/>
@@ -16369,7 +16369,7 @@
         <w:keepNext/>
         <w:spacing w:before="240" w:after="60"/>
       </w:pPr>
-      <w:bookmarkStart w:id="9" w:name="_Toc240672805"/>
+      <w:bookmarkStart w:id="9" w:name="_Toc240682220"/>
       <w:r>
         <w:lastRenderedPageBreak/>
         <w:t xml:space="preserve">1.6 </w:t>
@@ -16455,7 +16455,7 @@
         <w:jc w:val="thaiDistribute"/>
       </w:pPr>
       <w:r>
-        <w:t>ข้อมูล​สถานที่​จริง​ของ​มหาวิทยาลัย จำนวน 3 วิทยาเขต 156 อาคาร และ 960 ห้อง</w:t>
+        <w:t>ข้อมูล​สถานที่​จริง​ของ​มหาวิทยาลัย จำนวน 3 วิทยาเขต 157 อาคาร และ 965 ห้อง จัด​กลุ่ม​ตาม​คณะ​หรือ​หน่วยงาน</w:t>
       </w:r>
     </w:p>
     <w:p>
@@ -16552,7 +16552,7 @@
         <w:keepNext/>
         <w:spacing w:before="240" w:after="60"/>
       </w:pPr>
-      <w:bookmarkStart w:id="10" w:name="_Toc240672806"/>
+      <w:bookmarkStart w:id="10" w:name="_Toc240682221"/>
       <w:r>
         <w:t xml:space="preserve">1.7 </w:t>
       </w:r>
@@ -16620,7 +16620,7 @@
         <w:spacing w:after="360"/>
         <w:jc w:val="center"/>
       </w:pPr>
-      <w:bookmarkStart w:id="11" w:name="_Toc240672807"/>
+      <w:bookmarkStart w:id="11" w:name="_Toc240682222"/>
       <w:r>
         <w:lastRenderedPageBreak/>
         <w:t>บท​ที่ 2</w:t>
@@ -16648,7 +16648,7 @@
         <w:keepNext/>
         <w:spacing w:before="240" w:after="60"/>
       </w:pPr>
-      <w:bookmarkStart w:id="12" w:name="_Toc240672808"/>
+      <w:bookmarkStart w:id="12" w:name="_Toc240682223"/>
       <w:r>
         <w:t xml:space="preserve">2.1 </w:t>
       </w:r>
@@ -16672,7 +16672,7 @@
         <w:keepNext/>
         <w:spacing w:before="200" w:after="60"/>
       </w:pPr>
-      <w:bookmarkStart w:id="13" w:name="_Toc240672872"/>
+      <w:bookmarkStart w:id="13" w:name="_Toc240682287"/>
       <w:r>
         <w:rPr>
           <w:b/>
@@ -16701,7 +16701,7 @@
           <w:left w:w="10" w:type="dxa"/>
           <w:right w:w="10" w:type="dxa"/>
         </w:tblCellMar>
-        <w:tblLook w:val="0000" w:firstRow="0" w:lastRow="0" w:firstColumn="0" w:lastColumn="0" w:noHBand="0" w:noVBand="0"/>
+        <w:tblLook w:val="04A0" w:firstRow="1" w:lastRow="0" w:firstColumn="1" w:lastColumn="0" w:noHBand="0" w:noVBand="1"/>
       </w:tblPr>
       <w:tblGrid>
         <w:gridCol w:w="854"/>
@@ -17299,7 +17299,7 @@
                 <w:sz w:val="28"/>
                 <w:szCs w:val="28"/>
               </w:rPr>
-              <w:t>เลือก​สถานที่​แบบ​ลำดับ​ชั้น วิทยาเขต อาคาร ชั้น และ​ห้อง ค้นหา​อาคาร​ด้วย​ชื่อ​หรือ​รหัส​ได้ และ​ระบุ​จุด​สังเกต​เพิ่มเติม</w:t>
+              <w:t>เลือก​สถานที่​แบบ​ลำดับ​ชั้น วิทยาเขต คณะ​หรือ​หน่วยงาน อาคาร ชั้น และ​ห้อง ค้นหา​อาคาร​ด้วย​ชื่อ​หรือ​รหัส​ได้ และ​ระบุ​จุด​สังเกต​เพิ่มเติม</w:t>
             </w:r>
           </w:p>
         </w:tc>
@@ -20139,7 +20139,7 @@
         <w:keepNext/>
         <w:spacing w:before="240" w:after="60"/>
       </w:pPr>
-      <w:bookmarkStart w:id="14" w:name="_Toc240672809"/>
+      <w:bookmarkStart w:id="14" w:name="_Toc240682224"/>
       <w:r>
         <w:t xml:space="preserve">2.2 </w:t>
       </w:r>
@@ -20163,7 +20163,7 @@
         <w:keepNext/>
         <w:spacing w:before="200" w:after="60"/>
       </w:pPr>
-      <w:bookmarkStart w:id="15" w:name="_Toc240672873"/>
+      <w:bookmarkStart w:id="15" w:name="_Toc240682288"/>
       <w:r>
         <w:rPr>
           <w:b/>
@@ -20192,7 +20192,7 @@
           <w:left w:w="10" w:type="dxa"/>
           <w:right w:w="10" w:type="dxa"/>
         </w:tblCellMar>
-        <w:tblLook w:val="0000" w:firstRow="0" w:lastRow="0" w:firstColumn="0" w:lastColumn="0" w:noHBand="0" w:noVBand="0"/>
+        <w:tblLook w:val="04A0" w:firstRow="1" w:lastRow="0" w:firstColumn="1" w:lastColumn="0" w:noHBand="0" w:noVBand="1"/>
       </w:tblPr>
       <w:tblGrid>
         <w:gridCol w:w="1359"/>
@@ -22584,7 +22584,7 @@
         <w:keepNext/>
         <w:spacing w:before="240" w:after="60"/>
       </w:pPr>
-      <w:bookmarkStart w:id="16" w:name="_Toc240672810"/>
+      <w:bookmarkStart w:id="16" w:name="_Toc240682225"/>
       <w:r>
         <w:t xml:space="preserve">2.3 </w:t>
       </w:r>
@@ -22608,7 +22608,7 @@
         <w:keepNext/>
         <w:spacing w:before="200" w:after="60"/>
       </w:pPr>
-      <w:bookmarkStart w:id="17" w:name="_Toc240672874"/>
+      <w:bookmarkStart w:id="17" w:name="_Toc240682289"/>
       <w:r>
         <w:rPr>
           <w:b/>
@@ -22637,7 +22637,7 @@
           <w:left w:w="10" w:type="dxa"/>
           <w:right w:w="10" w:type="dxa"/>
         </w:tblCellMar>
-        <w:tblLook w:val="0000" w:firstRow="0" w:lastRow="0" w:firstColumn="0" w:lastColumn="0" w:noHBand="0" w:noVBand="0"/>
+        <w:tblLook w:val="04A0" w:firstRow="1" w:lastRow="0" w:firstColumn="1" w:lastColumn="0" w:noHBand="0" w:noVBand="1"/>
       </w:tblPr>
       <w:tblGrid>
         <w:gridCol w:w="1978"/>
@@ -23472,7 +23472,7 @@
         <w:spacing w:after="360"/>
         <w:jc w:val="center"/>
       </w:pPr>
-      <w:bookmarkStart w:id="18" w:name="_Toc240672811"/>
+      <w:bookmarkStart w:id="18" w:name="_Toc240682226"/>
       <w:r>
         <w:lastRenderedPageBreak/>
         <w:t>บท​ที่ 3</w:t>
@@ -23491,7 +23491,7 @@
         <w:keepNext/>
         <w:spacing w:before="240" w:after="60"/>
       </w:pPr>
-      <w:bookmarkStart w:id="19" w:name="_Toc240672812"/>
+      <w:bookmarkStart w:id="19" w:name="_Toc240682227"/>
       <w:r>
         <w:t xml:space="preserve">3.1 </w:t>
       </w:r>
@@ -23530,7 +23530,7 @@
         <w:keepNext/>
         <w:spacing w:before="240" w:after="60"/>
       </w:pPr>
-      <w:bookmarkStart w:id="20" w:name="_Toc240672813"/>
+      <w:bookmarkStart w:id="20" w:name="_Toc240682228"/>
       <w:r>
         <w:t xml:space="preserve">3.2 </w:t>
       </w:r>
@@ -23545,7 +23545,7 @@
         <w:keepNext/>
         <w:spacing w:before="200" w:after="60"/>
       </w:pPr>
-      <w:bookmarkStart w:id="21" w:name="_Toc240672875"/>
+      <w:bookmarkStart w:id="21" w:name="_Toc240682290"/>
       <w:r>
         <w:rPr>
           <w:b/>
@@ -23574,7 +23574,7 @@
           <w:left w:w="10" w:type="dxa"/>
           <w:right w:w="10" w:type="dxa"/>
         </w:tblCellMar>
-        <w:tblLook w:val="0000" w:firstRow="0" w:lastRow="0" w:firstColumn="0" w:lastColumn="0" w:noHBand="0" w:noVBand="0"/>
+        <w:tblLook w:val="04A0" w:firstRow="1" w:lastRow="0" w:firstColumn="1" w:lastColumn="0" w:noHBand="0" w:noVBand="1"/>
       </w:tblPr>
       <w:tblGrid>
         <w:gridCol w:w="2492"/>
@@ -23857,7 +23857,7 @@
         <w:keepNext/>
         <w:spacing w:before="240" w:after="60"/>
       </w:pPr>
-      <w:bookmarkStart w:id="22" w:name="_Toc240672814"/>
+      <w:bookmarkStart w:id="22" w:name="_Toc240682229"/>
       <w:r>
         <w:t xml:space="preserve">3.3 Product Backlog </w:t>
       </w:r>
@@ -23881,7 +23881,7 @@
         <w:keepNext/>
         <w:spacing w:before="200" w:after="60"/>
       </w:pPr>
-      <w:bookmarkStart w:id="23" w:name="_Toc240672876"/>
+      <w:bookmarkStart w:id="23" w:name="_Toc240682291"/>
       <w:r>
         <w:rPr>
           <w:b/>
@@ -23911,7 +23911,7 @@
           <w:left w:w="10" w:type="dxa"/>
           <w:right w:w="10" w:type="dxa"/>
         </w:tblCellMar>
-        <w:tblLook w:val="0000" w:firstRow="0" w:lastRow="0" w:firstColumn="0" w:lastColumn="0" w:noHBand="0" w:noVBand="0"/>
+        <w:tblLook w:val="04A0" w:firstRow="1" w:lastRow="0" w:firstColumn="1" w:lastColumn="0" w:noHBand="0" w:noVBand="1"/>
       </w:tblPr>
       <w:tblGrid>
         <w:gridCol w:w="755"/>
@@ -25904,7 +25904,7 @@
         <w:keepNext/>
         <w:spacing w:before="240" w:after="60"/>
       </w:pPr>
-      <w:bookmarkStart w:id="24" w:name="_Toc240672815"/>
+      <w:bookmarkStart w:id="24" w:name="_Toc240682230"/>
       <w:r>
         <w:t xml:space="preserve">3.4 </w:t>
       </w:r>
@@ -25928,7 +25928,7 @@
         <w:keepNext/>
         <w:spacing w:before="200" w:after="60"/>
       </w:pPr>
-      <w:bookmarkStart w:id="25" w:name="_Toc240672877"/>
+      <w:bookmarkStart w:id="25" w:name="_Toc240682292"/>
       <w:r>
         <w:rPr>
           <w:b/>
@@ -25957,7 +25957,7 @@
           <w:left w:w="10" w:type="dxa"/>
           <w:right w:w="10" w:type="dxa"/>
         </w:tblCellMar>
-        <w:tblLook w:val="0000" w:firstRow="0" w:lastRow="0" w:firstColumn="0" w:lastColumn="0" w:noHBand="0" w:noVBand="0"/>
+        <w:tblLook w:val="04A0" w:firstRow="1" w:lastRow="0" w:firstColumn="1" w:lastColumn="0" w:noHBand="0" w:noVBand="1"/>
       </w:tblPr>
       <w:tblGrid>
         <w:gridCol w:w="811"/>
@@ -27062,7 +27062,7 @@
         <w:keepNext/>
         <w:spacing w:before="240" w:after="60"/>
       </w:pPr>
-      <w:bookmarkStart w:id="26" w:name="_Toc240672816"/>
+      <w:bookmarkStart w:id="26" w:name="_Toc240682231"/>
       <w:r>
         <w:t xml:space="preserve">3.5 </w:t>
       </w:r>
@@ -27169,7 +27169,7 @@
         <w:keepNext/>
         <w:spacing w:before="240" w:after="60"/>
       </w:pPr>
-      <w:bookmarkStart w:id="27" w:name="_Toc240672817"/>
+      <w:bookmarkStart w:id="27" w:name="_Toc240682232"/>
       <w:r>
         <w:t xml:space="preserve">3.6 </w:t>
       </w:r>
@@ -27193,7 +27193,7 @@
         <w:keepNext/>
         <w:spacing w:before="200" w:after="60"/>
       </w:pPr>
-      <w:bookmarkStart w:id="28" w:name="_Toc240672878"/>
+      <w:bookmarkStart w:id="28" w:name="_Toc240682293"/>
       <w:r>
         <w:rPr>
           <w:b/>
@@ -27222,7 +27222,7 @@
           <w:left w:w="10" w:type="dxa"/>
           <w:right w:w="10" w:type="dxa"/>
         </w:tblCellMar>
-        <w:tblLook w:val="0000" w:firstRow="0" w:lastRow="0" w:firstColumn="0" w:lastColumn="0" w:noHBand="0" w:noVBand="0"/>
+        <w:tblLook w:val="04A0" w:firstRow="1" w:lastRow="0" w:firstColumn="1" w:lastColumn="0" w:noHBand="0" w:noVBand="1"/>
       </w:tblPr>
       <w:tblGrid>
         <w:gridCol w:w="3775"/>
@@ -27867,7 +27867,7 @@
                 <w:sz w:val="28"/>
                 <w:szCs w:val="28"/>
               </w:rPr>
-              <w:t>ใช้​ข้อมูล​จริง 156 อาคาร 960 ห้อง จาก​แผนที่​และ​ผัง​อาคาร​ของ​คณะ​สังคมศาสตร์ วิศวกรรมศาสตร์ เศรษฐศาสตร์ ศึกษา​ศาสตร์ มนุษยศาสตร์ เกษตรศาสตร์ อุตสาหกรรม​เกษตร พยาบาล​ศาสตร์ และ​อาคาร​คณิตศาสตร์ และ​แก้ไข​ให้ ILC-A, ILC-B และ ILC-C อยู่​ภายใน​อาคาร TLIC</w:t>
+              <w:t>ใช้​ข้อมูล​จริง 157 อาคาร 965 ห้อง จาก​แผนที่​และ​ผัง​อาคาร​ของ​คณะ​สังคมศาสตร์ วิศวกรรมศาสตร์ เศรษฐศาสตร์ ศึกษา​ศาสตร์ มนุษยศาสตร์ เกษตรศาสตร์ อุตสาหกรรม​เกษตร พยาบาล​ศาสตร์ อาคาร​คณิตศาสตร์ และ​วิทยาลัย​นานาชาติ​นวัตกรรม​ดิจิทัล และ​แก้ไข​ให้ ILC-A, ILC-B และ ILC-C อยู่​ภายใน​อาคาร TLIC</w:t>
             </w:r>
           </w:p>
         </w:tc>
@@ -28057,6 +28057,69 @@
                 <w:szCs w:val="28"/>
               </w:rPr>
               <w:t>ระงับ​การ​เข้าสู่ระบบ​ชั่วคราว​เมื่อ​กรอก​รหัส​ผิด 5 ครั้ง ซ่อน​ชื่อ​และ​คณะ​ของ​ผู้แจ้ง​จาก​ผู้ติดตาม ตรวจ​เนื้อ​ไฟล์​รูป​ก่อน​รับ และ​เพิ่ม​ส่วน​หัว HTTP ป้องกัน​การ​ฝัง​หน้า​เว็บ</w:t>
+            </w:r>
+          </w:p>
+        </w:tc>
+      </w:tr>
+      <w:tr>
+        <w:tblPrEx>
+          <w:tblCellMar>
+            <w:top w:w="0" w:type="dxa"/>
+            <w:bottom w:w="0" w:type="dxa"/>
+          </w:tblCellMar>
+        </w:tblPrEx>
+        <w:trPr>
+          <w:cantSplit/>
+        </w:trPr>
+        <w:tc>
+          <w:tcPr>
+            <w:tcW w:w="3775" w:type="dxa"/>
+            <w:tcBorders>
+              <w:top w:val="single" w:sz="4" w:space="0" w:color="808080"/>
+              <w:left w:val="single" w:sz="4" w:space="0" w:color="808080"/>
+              <w:bottom w:val="single" w:sz="4" w:space="0" w:color="808080"/>
+              <w:right w:val="single" w:sz="4" w:space="0" w:color="808080"/>
+            </w:tcBorders>
+            <w:tcMar>
+              <w:top w:w="40" w:type="dxa"/>
+              <w:left w:w="100" w:type="dxa"/>
+              <w:bottom w:w="40" w:type="dxa"/>
+              <w:right w:w="100" w:type="dxa"/>
+            </w:tcMar>
+          </w:tcPr>
+          <w:p>
+            <w:r>
+              <w:rPr>
+                <w:sz w:val="28"/>
+                <w:szCs w:val="28"/>
+              </w:rPr>
+              <w:t>ขั้น​เลือก​อาคาร​มี​รายการ​ยาว​เกิน​ไป (วิทยาเขต​สวนสัก​มี​กว่า 120 อาคาร)</w:t>
+            </w:r>
+          </w:p>
+        </w:tc>
+        <w:tc>
+          <w:tcPr>
+            <w:tcW w:w="4531" w:type="dxa"/>
+            <w:tcBorders>
+              <w:top w:val="single" w:sz="4" w:space="0" w:color="808080"/>
+              <w:left w:val="single" w:sz="4" w:space="0" w:color="808080"/>
+              <w:bottom w:val="single" w:sz="4" w:space="0" w:color="808080"/>
+              <w:right w:val="single" w:sz="4" w:space="0" w:color="808080"/>
+            </w:tcBorders>
+            <w:tcMar>
+              <w:top w:w="40" w:type="dxa"/>
+              <w:left w:w="100" w:type="dxa"/>
+              <w:bottom w:w="40" w:type="dxa"/>
+              <w:right w:w="100" w:type="dxa"/>
+            </w:tcMar>
+          </w:tcPr>
+          <w:p>
+            <w:r>
+              <w:rPr>
+                <w:sz w:val="28"/>
+                <w:szCs w:val="28"/>
+              </w:rPr>
+              <w:t>เพิ่ม​ขั้น​เลือก​คณะ​หรือ​หน่วยงาน​ก่อน​เลือก​อาคาร ยัง​ค้นหา​อาคาร​ด้วย​รหัส​ได้ และ​เพิ่ม​วิทยาลัย​นานาชาติ​นวัตกรรม​ดิจิทัล</w:t>
             </w:r>
           </w:p>
         </w:tc>
@@ -28136,9 +28199,8 @@
         <w:keepNext/>
         <w:spacing w:before="240" w:after="60"/>
       </w:pPr>
-      <w:bookmarkStart w:id="29" w:name="_Toc240672818"/>
+      <w:bookmarkStart w:id="29" w:name="_Toc240682233"/>
       <w:r>
-        <w:lastRenderedPageBreak/>
         <w:t xml:space="preserve">3.7 </w:t>
       </w:r>
       <w:r>
@@ -28239,7 +28301,7 @@
         <w:keepNext/>
         <w:spacing w:before="240" w:after="60"/>
       </w:pPr>
-      <w:bookmarkStart w:id="30" w:name="_Toc240672819"/>
+      <w:bookmarkStart w:id="30" w:name="_Toc240682234"/>
       <w:r>
         <w:t xml:space="preserve">3.8 </w:t>
       </w:r>
@@ -28254,7 +28316,7 @@
         <w:keepNext/>
         <w:spacing w:before="200" w:after="60"/>
       </w:pPr>
-      <w:bookmarkStart w:id="31" w:name="_Toc240672879"/>
+      <w:bookmarkStart w:id="31" w:name="_Toc240682294"/>
       <w:r>
         <w:rPr>
           <w:b/>
@@ -28283,7 +28345,7 @@
           <w:left w:w="10" w:type="dxa"/>
           <w:right w:w="10" w:type="dxa"/>
         </w:tblCellMar>
-        <w:tblLook w:val="0000" w:firstRow="0" w:lastRow="0" w:firstColumn="0" w:lastColumn="0" w:noHBand="0" w:noVBand="0"/>
+        <w:tblLook w:val="04A0" w:firstRow="1" w:lastRow="0" w:firstColumn="1" w:lastColumn="0" w:noHBand="0" w:noVBand="1"/>
       </w:tblPr>
       <w:tblGrid>
         <w:gridCol w:w="1978"/>
@@ -28700,7 +28762,7 @@
         <w:spacing w:after="360"/>
         <w:jc w:val="center"/>
       </w:pPr>
-      <w:bookmarkStart w:id="32" w:name="_Toc240672820"/>
+      <w:bookmarkStart w:id="32" w:name="_Toc240682235"/>
       <w:r>
         <w:lastRenderedPageBreak/>
         <w:t>บท​ที่ 4</w:t>
@@ -28728,7 +28790,7 @@
         <w:keepNext/>
         <w:spacing w:before="240" w:after="60"/>
       </w:pPr>
-      <w:bookmarkStart w:id="33" w:name="_Toc240672821"/>
+      <w:bookmarkStart w:id="33" w:name="_Toc240682236"/>
       <w:r>
         <w:t xml:space="preserve">4.1 </w:t>
       </w:r>
@@ -28743,7 +28805,7 @@
         <w:keepNext/>
         <w:spacing w:before="200" w:after="60"/>
       </w:pPr>
-      <w:bookmarkStart w:id="34" w:name="_Toc240672880"/>
+      <w:bookmarkStart w:id="34" w:name="_Toc240682295"/>
       <w:r>
         <w:rPr>
           <w:b/>
@@ -28772,7 +28834,7 @@
           <w:left w:w="10" w:type="dxa"/>
           <w:right w:w="10" w:type="dxa"/>
         </w:tblCellMar>
-        <w:tblLook w:val="0000" w:firstRow="0" w:lastRow="0" w:firstColumn="0" w:lastColumn="0" w:noHBand="0" w:noVBand="0"/>
+        <w:tblLook w:val="04A0" w:firstRow="1" w:lastRow="0" w:firstColumn="1" w:lastColumn="0" w:noHBand="0" w:noVBand="1"/>
       </w:tblPr>
       <w:tblGrid>
         <w:gridCol w:w="1978"/>
@@ -29118,7 +29180,7 @@
         <w:keepNext/>
         <w:spacing w:before="240" w:after="60"/>
       </w:pPr>
-      <w:bookmarkStart w:id="35" w:name="_Toc240672822"/>
+      <w:bookmarkStart w:id="35" w:name="_Toc240682237"/>
       <w:r>
         <w:t xml:space="preserve">4.2 </w:t>
       </w:r>
@@ -29148,7 +29210,7 @@
         </w:rPr>
         <w:lastRenderedPageBreak/>
         <w:drawing>
-          <wp:inline distT="0" distB="0" distL="0" distR="0" wp14:anchorId="74D773EF" wp14:editId="74D773F0">
+          <wp:inline distT="0" distB="0" distL="0" distR="0" wp14:anchorId="21FF5C34" wp14:editId="21FF5C35">
             <wp:extent cx="5238750" cy="7267575"/>
             <wp:effectExtent l="0" t="0" r="0" b="0"/>
             <wp:docPr id="1" name="รูปภาพ 1"/>
@@ -29193,7 +29255,7 @@
         <w:spacing w:after="240"/>
         <w:jc w:val="center"/>
       </w:pPr>
-      <w:bookmarkStart w:id="36" w:name="_Toc240672851"/>
+      <w:bookmarkStart w:id="36" w:name="_Toc240682266"/>
       <w:r>
         <w:rPr>
           <w:b/>
@@ -29212,7 +29274,7 @@
         <w:keepNext/>
         <w:spacing w:before="240" w:after="60"/>
       </w:pPr>
-      <w:bookmarkStart w:id="37" w:name="_Toc240672823"/>
+      <w:bookmarkStart w:id="37" w:name="_Toc240682238"/>
       <w:r>
         <w:lastRenderedPageBreak/>
         <w:t xml:space="preserve">4.3 </w:t>
@@ -29228,7 +29290,7 @@
         <w:keepNext/>
         <w:spacing w:before="200" w:after="60"/>
       </w:pPr>
-      <w:bookmarkStart w:id="38" w:name="_Toc240672881"/>
+      <w:bookmarkStart w:id="38" w:name="_Toc240682296"/>
       <w:r>
         <w:rPr>
           <w:b/>
@@ -29257,7 +29319,7 @@
           <w:left w:w="10" w:type="dxa"/>
           <w:right w:w="10" w:type="dxa"/>
         </w:tblCellMar>
-        <w:tblLook w:val="0000" w:firstRow="0" w:lastRow="0" w:firstColumn="0" w:lastColumn="0" w:noHBand="0" w:noVBand="0"/>
+        <w:tblLook w:val="04A0" w:firstRow="1" w:lastRow="0" w:firstColumn="1" w:lastColumn="0" w:noHBand="0" w:noVBand="1"/>
       </w:tblPr>
       <w:tblGrid>
         <w:gridCol w:w="791"/>
@@ -29872,7 +29934,7 @@
                 <w:sz w:val="28"/>
                 <w:szCs w:val="28"/>
               </w:rPr>
-              <w:t>เลือก​วิทยาเขต อาคาร ชั้น และ​ห้อง (รวม​อยู่​ใน UC03)</w:t>
+              <w:t>เลือก​วิทยาเขต คณะ อาคาร ชั้น และ​ห้อง (รวม​อยู่​ใน UC03)</w:t>
             </w:r>
           </w:p>
         </w:tc>
@@ -32604,7 +32666,7 @@
         <w:keepNext/>
         <w:spacing w:before="240" w:after="60"/>
       </w:pPr>
-      <w:bookmarkStart w:id="39" w:name="_Toc240672824"/>
+      <w:bookmarkStart w:id="39" w:name="_Toc240682239"/>
       <w:r>
         <w:t xml:space="preserve">4.4 </w:t>
       </w:r>
@@ -32628,7 +32690,7 @@
         <w:keepNext/>
         <w:spacing w:before="200" w:after="60"/>
       </w:pPr>
-      <w:bookmarkStart w:id="40" w:name="_Toc240672882"/>
+      <w:bookmarkStart w:id="40" w:name="_Toc240682297"/>
       <w:r>
         <w:rPr>
           <w:b/>
@@ -32657,7 +32719,7 @@
           <w:left w:w="10" w:type="dxa"/>
           <w:right w:w="10" w:type="dxa"/>
         </w:tblCellMar>
-        <w:tblLook w:val="0000" w:firstRow="0" w:lastRow="0" w:firstColumn="0" w:lastColumn="0" w:noHBand="0" w:noVBand="0"/>
+        <w:tblLook w:val="04A0" w:firstRow="1" w:lastRow="0" w:firstColumn="1" w:lastColumn="0" w:noHBand="0" w:noVBand="1"/>
       </w:tblPr>
       <w:tblGrid>
         <w:gridCol w:w="2037"/>
@@ -32962,7 +33024,7 @@
                 <w:sz w:val="28"/>
                 <w:szCs w:val="28"/>
               </w:rPr>
-              <w:t>เลือก​วิทยาเขต อาคาร ชั้น และ​ห้อง (UC04)</w:t>
+              <w:t>เลือก​วิทยาเขต คณะ​หรือ​หน่วยงาน อาคาร ชั้น และ​ห้อง หรือ​ค้นหา​อาคาร​ด้วย​รหัส (UC04)</w:t>
             </w:r>
           </w:p>
           <w:p>
@@ -33208,7 +33270,7 @@
         <w:keepNext/>
         <w:spacing w:before="200" w:after="60"/>
       </w:pPr>
-      <w:bookmarkStart w:id="41" w:name="_Toc240672883"/>
+      <w:bookmarkStart w:id="41" w:name="_Toc240682298"/>
       <w:r>
         <w:rPr>
           <w:b/>
@@ -33238,7 +33300,7 @@
           <w:left w:w="10" w:type="dxa"/>
           <w:right w:w="10" w:type="dxa"/>
         </w:tblCellMar>
-        <w:tblLook w:val="0000" w:firstRow="0" w:lastRow="0" w:firstColumn="0" w:lastColumn="0" w:noHBand="0" w:noVBand="0"/>
+        <w:tblLook w:val="04A0" w:firstRow="1" w:lastRow="0" w:firstColumn="1" w:lastColumn="0" w:noHBand="0" w:noVBand="1"/>
       </w:tblPr>
       <w:tblGrid>
         <w:gridCol w:w="2037"/>
@@ -33725,7 +33787,7 @@
         <w:keepNext/>
         <w:spacing w:before="200" w:after="60"/>
       </w:pPr>
-      <w:bookmarkStart w:id="42" w:name="_Toc240672884"/>
+      <w:bookmarkStart w:id="42" w:name="_Toc240682299"/>
       <w:r>
         <w:rPr>
           <w:b/>
@@ -33754,7 +33816,7 @@
           <w:left w:w="10" w:type="dxa"/>
           <w:right w:w="10" w:type="dxa"/>
         </w:tblCellMar>
-        <w:tblLook w:val="0000" w:firstRow="0" w:lastRow="0" w:firstColumn="0" w:lastColumn="0" w:noHBand="0" w:noVBand="0"/>
+        <w:tblLook w:val="04A0" w:firstRow="1" w:lastRow="0" w:firstColumn="1" w:lastColumn="0" w:noHBand="0" w:noVBand="1"/>
       </w:tblPr>
       <w:tblGrid>
         <w:gridCol w:w="2037"/>
@@ -34225,7 +34287,7 @@
         <w:keepNext/>
         <w:spacing w:before="200" w:after="60"/>
       </w:pPr>
-      <w:bookmarkStart w:id="43" w:name="_Toc240672885"/>
+      <w:bookmarkStart w:id="43" w:name="_Toc240682300"/>
       <w:r>
         <w:rPr>
           <w:b/>
@@ -34254,7 +34316,7 @@
           <w:left w:w="10" w:type="dxa"/>
           <w:right w:w="10" w:type="dxa"/>
         </w:tblCellMar>
-        <w:tblLook w:val="0000" w:firstRow="0" w:lastRow="0" w:firstColumn="0" w:lastColumn="0" w:noHBand="0" w:noVBand="0"/>
+        <w:tblLook w:val="04A0" w:firstRow="1" w:lastRow="0" w:firstColumn="1" w:lastColumn="0" w:noHBand="0" w:noVBand="1"/>
       </w:tblPr>
       <w:tblGrid>
         <w:gridCol w:w="2037"/>
@@ -34727,7 +34789,7 @@
         <w:spacing w:after="360"/>
         <w:jc w:val="center"/>
       </w:pPr>
-      <w:bookmarkStart w:id="44" w:name="_Toc240672825"/>
+      <w:bookmarkStart w:id="44" w:name="_Toc240682240"/>
       <w:r>
         <w:lastRenderedPageBreak/>
         <w:t>บท​ที่ 5</w:t>
@@ -34755,7 +34817,7 @@
         <w:keepNext/>
         <w:spacing w:before="200" w:after="60"/>
       </w:pPr>
-      <w:bookmarkStart w:id="45" w:name="_Toc240672886"/>
+      <w:bookmarkStart w:id="45" w:name="_Toc240682301"/>
       <w:r>
         <w:rPr>
           <w:b/>
@@ -34784,7 +34846,7 @@
           <w:left w:w="10" w:type="dxa"/>
           <w:right w:w="10" w:type="dxa"/>
         </w:tblCellMar>
-        <w:tblLook w:val="0000" w:firstRow="0" w:lastRow="0" w:firstColumn="0" w:lastColumn="0" w:noHBand="0" w:noVBand="0"/>
+        <w:tblLook w:val="04A0" w:firstRow="1" w:lastRow="0" w:firstColumn="1" w:lastColumn="0" w:noHBand="0" w:noVBand="1"/>
       </w:tblPr>
       <w:tblGrid>
         <w:gridCol w:w="5933"/>
@@ -35274,7 +35336,7 @@
         <w:keepNext/>
         <w:spacing w:before="240" w:after="60"/>
       </w:pPr>
-      <w:bookmarkStart w:id="46" w:name="_Toc240672826"/>
+      <w:bookmarkStart w:id="46" w:name="_Toc240682241"/>
       <w:r>
         <w:t xml:space="preserve">5.1 </w:t>
       </w:r>
@@ -35304,10 +35366,10 @@
         </w:rPr>
         <w:lastRenderedPageBreak/>
         <w:drawing>
-          <wp:inline distT="0" distB="0" distL="0" distR="0" wp14:anchorId="74D773F1" wp14:editId="74D773F2">
-            <wp:extent cx="3124200" cy="7905750"/>
+          <wp:inline distT="0" distB="0" distL="0" distR="0" wp14:anchorId="21FF5C36" wp14:editId="21FF5C37">
+            <wp:extent cx="3076575" cy="7905750"/>
             <wp:effectExtent l="0" t="0" r="0" b="0"/>
-            <wp:docPr id="732985907" name="รูปภาพ 732985907"/>
+            <wp:docPr id="285357932" name="รูปภาพ 285357932"/>
             <wp:cNvGraphicFramePr>
               <a:graphicFrameLocks xmlns:a="http://schemas.openxmlformats.org/drawingml/2006/main" noChangeAspect="1"/>
             </wp:cNvGraphicFramePr>
@@ -35330,7 +35392,7 @@
                   <pic:spPr bwMode="auto">
                     <a:xfrm>
                       <a:off x="0" y="0"/>
-                      <a:ext cx="3124200" cy="7905750"/>
+                      <a:ext cx="3076575" cy="7905750"/>
                     </a:xfrm>
                     <a:prstGeom prst="rect">
                       <a:avLst/>
@@ -35349,7 +35411,7 @@
         <w:spacing w:after="240"/>
         <w:jc w:val="center"/>
       </w:pPr>
-      <w:bookmarkStart w:id="47" w:name="_Toc240672852"/>
+      <w:bookmarkStart w:id="47" w:name="_Toc240682267"/>
       <w:r>
         <w:rPr>
           <w:b/>
@@ -35368,7 +35430,7 @@
         <w:keepNext/>
         <w:spacing w:before="240" w:after="60"/>
       </w:pPr>
-      <w:bookmarkStart w:id="48" w:name="_Toc240672827"/>
+      <w:bookmarkStart w:id="48" w:name="_Toc240682242"/>
       <w:r>
         <w:lastRenderedPageBreak/>
         <w:t xml:space="preserve">5.2 </w:t>
@@ -35398,10 +35460,10 @@
           <w:noProof/>
         </w:rPr>
         <w:drawing>
-          <wp:inline distT="0" distB="0" distL="0" distR="0" wp14:anchorId="74D773F3" wp14:editId="74D773F4">
+          <wp:inline distT="0" distB="0" distL="0" distR="0" wp14:anchorId="21FF5C38" wp14:editId="21FF5C39">
             <wp:extent cx="5238750" cy="3038475"/>
             <wp:effectExtent l="0" t="0" r="0" b="0"/>
-            <wp:docPr id="1617752082" name="รูปภาพ 1617752082"/>
+            <wp:docPr id="1661546112" name="รูปภาพ 1661546112"/>
             <wp:cNvGraphicFramePr>
               <a:graphicFrameLocks xmlns:a="http://schemas.openxmlformats.org/drawingml/2006/main" noChangeAspect="1"/>
             </wp:cNvGraphicFramePr>
@@ -35443,7 +35505,7 @@
         <w:spacing w:after="240"/>
         <w:jc w:val="center"/>
       </w:pPr>
-      <w:bookmarkStart w:id="49" w:name="_Toc240672853"/>
+      <w:bookmarkStart w:id="49" w:name="_Toc240682268"/>
       <w:r>
         <w:rPr>
           <w:b/>
@@ -35462,7 +35524,7 @@
         <w:keepNext/>
         <w:spacing w:before="240" w:after="60"/>
       </w:pPr>
-      <w:bookmarkStart w:id="50" w:name="_Toc240672828"/>
+      <w:bookmarkStart w:id="50" w:name="_Toc240682243"/>
       <w:r>
         <w:t xml:space="preserve">5.3 </w:t>
       </w:r>
@@ -35492,10 +35554,10 @@
         </w:rPr>
         <w:lastRenderedPageBreak/>
         <w:drawing>
-          <wp:inline distT="0" distB="0" distL="0" distR="0" wp14:anchorId="74D773F5" wp14:editId="74D773F6">
+          <wp:inline distT="0" distB="0" distL="0" distR="0" wp14:anchorId="21FF5C3A" wp14:editId="21FF5C3B">
             <wp:extent cx="3705225" cy="7905750"/>
             <wp:effectExtent l="0" t="0" r="0" b="0"/>
-            <wp:docPr id="299487887" name="รูปภาพ 299487887"/>
+            <wp:docPr id="210604966" name="รูปภาพ 210604966"/>
             <wp:cNvGraphicFramePr>
               <a:graphicFrameLocks xmlns:a="http://schemas.openxmlformats.org/drawingml/2006/main" noChangeAspect="1"/>
             </wp:cNvGraphicFramePr>
@@ -35537,7 +35599,7 @@
         <w:spacing w:after="240"/>
         <w:jc w:val="center"/>
       </w:pPr>
-      <w:bookmarkStart w:id="51" w:name="_Toc240672854"/>
+      <w:bookmarkStart w:id="51" w:name="_Toc240682269"/>
       <w:r>
         <w:rPr>
           <w:b/>
@@ -35556,7 +35618,7 @@
         <w:keepNext/>
         <w:spacing w:before="240" w:after="60"/>
       </w:pPr>
-      <w:bookmarkStart w:id="52" w:name="_Toc240672829"/>
+      <w:bookmarkStart w:id="52" w:name="_Toc240682244"/>
       <w:r>
         <w:lastRenderedPageBreak/>
         <w:t xml:space="preserve">5.4 </w:t>
@@ -35587,10 +35649,10 @@
         </w:rPr>
         <w:lastRenderedPageBreak/>
         <w:drawing>
-          <wp:inline distT="0" distB="0" distL="0" distR="0" wp14:anchorId="74D773F7" wp14:editId="74D773F8">
+          <wp:inline distT="0" distB="0" distL="0" distR="0" wp14:anchorId="21FF5C3C" wp14:editId="21FF5C3D">
             <wp:extent cx="3086100" cy="7905750"/>
             <wp:effectExtent l="0" t="0" r="0" b="0"/>
-            <wp:docPr id="1980283927" name="รูปภาพ 1980283927"/>
+            <wp:docPr id="1190656056" name="รูปภาพ 1190656056"/>
             <wp:cNvGraphicFramePr>
               <a:graphicFrameLocks xmlns:a="http://schemas.openxmlformats.org/drawingml/2006/main" noChangeAspect="1"/>
             </wp:cNvGraphicFramePr>
@@ -35632,7 +35694,7 @@
         <w:spacing w:after="240"/>
         <w:jc w:val="center"/>
       </w:pPr>
-      <w:bookmarkStart w:id="53" w:name="_Toc240672855"/>
+      <w:bookmarkStart w:id="53" w:name="_Toc240682270"/>
       <w:r>
         <w:rPr>
           <w:b/>
@@ -35651,7 +35713,7 @@
         <w:keepNext/>
         <w:spacing w:before="240" w:after="60"/>
       </w:pPr>
-      <w:bookmarkStart w:id="54" w:name="_Toc240672830"/>
+      <w:bookmarkStart w:id="54" w:name="_Toc240682245"/>
       <w:r>
         <w:lastRenderedPageBreak/>
         <w:t xml:space="preserve">5.5 </w:t>
@@ -35682,10 +35744,10 @@
         </w:rPr>
         <w:lastRenderedPageBreak/>
         <w:drawing>
-          <wp:inline distT="0" distB="0" distL="0" distR="0" wp14:anchorId="74D773F9" wp14:editId="74D773FA">
+          <wp:inline distT="0" distB="0" distL="0" distR="0" wp14:anchorId="21FF5C3E" wp14:editId="21FF5C3F">
             <wp:extent cx="4048125" cy="7905750"/>
             <wp:effectExtent l="0" t="0" r="0" b="0"/>
-            <wp:docPr id="767975862" name="รูปภาพ 767975862"/>
+            <wp:docPr id="1077292707" name="รูปภาพ 1077292707"/>
             <wp:cNvGraphicFramePr>
               <a:graphicFrameLocks xmlns:a="http://schemas.openxmlformats.org/drawingml/2006/main" noChangeAspect="1"/>
             </wp:cNvGraphicFramePr>
@@ -35727,7 +35789,7 @@
         <w:spacing w:after="240"/>
         <w:jc w:val="center"/>
       </w:pPr>
-      <w:bookmarkStart w:id="55" w:name="_Toc240672856"/>
+      <w:bookmarkStart w:id="55" w:name="_Toc240682271"/>
       <w:r>
         <w:rPr>
           <w:b/>
@@ -35746,7 +35808,7 @@
         <w:keepNext/>
         <w:spacing w:before="240" w:after="60"/>
       </w:pPr>
-      <w:bookmarkStart w:id="56" w:name="_Toc240672831"/>
+      <w:bookmarkStart w:id="56" w:name="_Toc240682246"/>
       <w:r>
         <w:lastRenderedPageBreak/>
         <w:t xml:space="preserve">5.6 </w:t>
@@ -35776,10 +35838,10 @@
           <w:noProof/>
         </w:rPr>
         <w:drawing>
-          <wp:inline distT="0" distB="0" distL="0" distR="0" wp14:anchorId="74D773FB" wp14:editId="74D773FC">
+          <wp:inline distT="0" distB="0" distL="0" distR="0" wp14:anchorId="21FF5C40" wp14:editId="21FF5C41">
             <wp:extent cx="3457575" cy="6858000"/>
             <wp:effectExtent l="0" t="0" r="0" b="0"/>
-            <wp:docPr id="670858041" name="รูปภาพ 670858041"/>
+            <wp:docPr id="1515034837" name="รูปภาพ 1515034837"/>
             <wp:cNvGraphicFramePr>
               <a:graphicFrameLocks xmlns:a="http://schemas.openxmlformats.org/drawingml/2006/main" noChangeAspect="1"/>
             </wp:cNvGraphicFramePr>
@@ -35821,7 +35883,7 @@
         <w:spacing w:after="240"/>
         <w:jc w:val="center"/>
       </w:pPr>
-      <w:bookmarkStart w:id="57" w:name="_Toc240672857"/>
+      <w:bookmarkStart w:id="57" w:name="_Toc240682272"/>
       <w:r>
         <w:rPr>
           <w:b/>
@@ -35841,7 +35903,7 @@
         <w:spacing w:after="360"/>
         <w:jc w:val="center"/>
       </w:pPr>
-      <w:bookmarkStart w:id="58" w:name="_Toc240672832"/>
+      <w:bookmarkStart w:id="58" w:name="_Toc240682247"/>
       <w:r>
         <w:lastRenderedPageBreak/>
         <w:t>บท​ที่ 6</w:t>
@@ -35860,7 +35922,7 @@
         <w:keepNext/>
         <w:spacing w:before="240" w:after="60"/>
       </w:pPr>
-      <w:bookmarkStart w:id="59" w:name="_Toc240672833"/>
+      <w:bookmarkStart w:id="59" w:name="_Toc240682248"/>
       <w:r>
         <w:t xml:space="preserve">6.1 </w:t>
       </w:r>
@@ -35999,7 +36061,7 @@
         <w:keepNext/>
         <w:spacing w:before="240" w:after="60"/>
       </w:pPr>
-      <w:bookmarkStart w:id="60" w:name="_Toc240672834"/>
+      <w:bookmarkStart w:id="60" w:name="_Toc240682249"/>
       <w:r>
         <w:t xml:space="preserve">6.2 </w:t>
       </w:r>
@@ -36029,10 +36091,10 @@
         </w:rPr>
         <w:lastRenderedPageBreak/>
         <w:drawing>
-          <wp:inline distT="0" distB="0" distL="0" distR="0" wp14:anchorId="74D773FD" wp14:editId="74D773FE">
-            <wp:extent cx="5238750" cy="7505700"/>
+          <wp:inline distT="0" distB="0" distL="0" distR="0" wp14:anchorId="21FF5C42" wp14:editId="21FF5C43">
+            <wp:extent cx="5238750" cy="6829425"/>
             <wp:effectExtent l="0" t="0" r="0" b="0"/>
-            <wp:docPr id="1751489526" name="รูปภาพ 1751489526"/>
+            <wp:docPr id="1803798123" name="รูปภาพ 1803798123"/>
             <wp:cNvGraphicFramePr>
               <a:graphicFrameLocks xmlns:a="http://schemas.openxmlformats.org/drawingml/2006/main" noChangeAspect="1"/>
             </wp:cNvGraphicFramePr>
@@ -36055,7 +36117,7 @@
                   <pic:spPr bwMode="auto">
                     <a:xfrm>
                       <a:off x="0" y="0"/>
-                      <a:ext cx="5238750" cy="7505700"/>
+                      <a:ext cx="5238750" cy="6829425"/>
                     </a:xfrm>
                     <a:prstGeom prst="rect">
                       <a:avLst/>
@@ -36074,7 +36136,7 @@
         <w:spacing w:after="240"/>
         <w:jc w:val="center"/>
       </w:pPr>
-      <w:bookmarkStart w:id="61" w:name="_Toc240672858"/>
+      <w:bookmarkStart w:id="61" w:name="_Toc240682273"/>
       <w:r>
         <w:rPr>
           <w:b/>
@@ -36093,13 +36155,12 @@
         <w:keepNext/>
         <w:spacing w:before="200" w:after="60"/>
       </w:pPr>
-      <w:bookmarkStart w:id="62" w:name="_Toc240672887"/>
+      <w:bookmarkStart w:id="62" w:name="_Toc240682302"/>
       <w:r>
         <w:rPr>
           <w:b/>
           <w:bCs/>
         </w:rPr>
-        <w:lastRenderedPageBreak/>
         <w:t xml:space="preserve">ตาราง​ที่ 6.1 </w:t>
       </w:r>
       <w:r>
@@ -36123,7 +36184,7 @@
           <w:left w:w="10" w:type="dxa"/>
           <w:right w:w="10" w:type="dxa"/>
         </w:tblCellMar>
-        <w:tblLook w:val="0000" w:firstRow="0" w:lastRow="0" w:firstColumn="0" w:lastColumn="0" w:noHBand="0" w:noVBand="0"/>
+        <w:tblLook w:val="04A0" w:firstRow="1" w:lastRow="0" w:firstColumn="1" w:lastColumn="0" w:noHBand="0" w:noVBand="1"/>
       </w:tblPr>
       <w:tblGrid>
         <w:gridCol w:w="1510"/>
@@ -36359,6 +36420,7 @@
                 <w:sz w:val="28"/>
                 <w:szCs w:val="28"/>
               </w:rPr>
+              <w:lastRenderedPageBreak/>
               <w:t>ช่าง</w:t>
             </w:r>
           </w:p>
@@ -36517,7 +36579,7 @@
         <w:keepNext/>
         <w:spacing w:before="240" w:after="60"/>
       </w:pPr>
-      <w:bookmarkStart w:id="63" w:name="_Toc240672835"/>
+      <w:bookmarkStart w:id="63" w:name="_Toc240682250"/>
       <w:r>
         <w:t xml:space="preserve">6.3 </w:t>
       </w:r>
@@ -36547,10 +36609,10 @@
         </w:rPr>
         <w:lastRenderedPageBreak/>
         <w:drawing>
-          <wp:inline distT="0" distB="0" distL="0" distR="0" wp14:anchorId="74D773FF" wp14:editId="74D77400">
+          <wp:inline distT="0" distB="0" distL="0" distR="0" wp14:anchorId="21FF5C44" wp14:editId="21FF5C45">
             <wp:extent cx="4962525" cy="6667500"/>
             <wp:effectExtent l="0" t="0" r="0" b="0"/>
-            <wp:docPr id="1673104369" name="รูปภาพ 1673104369"/>
+            <wp:docPr id="254043993" name="รูปภาพ 254043993"/>
             <wp:cNvGraphicFramePr>
               <a:graphicFrameLocks xmlns:a="http://schemas.openxmlformats.org/drawingml/2006/main" noChangeAspect="1"/>
             </wp:cNvGraphicFramePr>
@@ -36592,7 +36654,7 @@
         <w:spacing w:after="240"/>
         <w:jc w:val="center"/>
       </w:pPr>
-      <w:bookmarkStart w:id="64" w:name="_Toc240672859"/>
+      <w:bookmarkStart w:id="64" w:name="_Toc240682274"/>
       <w:r>
         <w:rPr>
           <w:b/>
@@ -36620,7 +36682,7 @@
         <w:keepNext/>
         <w:spacing w:before="200" w:after="60"/>
       </w:pPr>
-      <w:bookmarkStart w:id="65" w:name="_Toc240672888"/>
+      <w:bookmarkStart w:id="65" w:name="_Toc240682303"/>
       <w:r>
         <w:rPr>
           <w:b/>
@@ -36650,7 +36712,7 @@
           <w:left w:w="10" w:type="dxa"/>
           <w:right w:w="10" w:type="dxa"/>
         </w:tblCellMar>
-        <w:tblLook w:val="0000" w:firstRow="0" w:lastRow="0" w:firstColumn="0" w:lastColumn="0" w:noHBand="0" w:noVBand="0"/>
+        <w:tblLook w:val="04A0" w:firstRow="1" w:lastRow="0" w:firstColumn="1" w:lastColumn="0" w:noHBand="0" w:noVBand="1"/>
       </w:tblPr>
       <w:tblGrid>
         <w:gridCol w:w="1846"/>
@@ -37238,7 +37300,7 @@
         <w:spacing w:after="360"/>
         <w:jc w:val="center"/>
       </w:pPr>
-      <w:bookmarkStart w:id="66" w:name="_Toc240672836"/>
+      <w:bookmarkStart w:id="66" w:name="_Toc240682251"/>
       <w:r>
         <w:lastRenderedPageBreak/>
         <w:t>บท​ที่ 7</w:t>
@@ -37257,7 +37319,7 @@
         <w:keepNext/>
         <w:spacing w:before="240" w:after="60"/>
       </w:pPr>
-      <w:bookmarkStart w:id="67" w:name="_Toc240672837"/>
+      <w:bookmarkStart w:id="67" w:name="_Toc240682252"/>
       <w:r>
         <w:t xml:space="preserve">7.1 </w:t>
       </w:r>
@@ -37281,7 +37343,7 @@
         <w:keepNext/>
         <w:spacing w:before="200" w:after="60"/>
       </w:pPr>
-      <w:bookmarkStart w:id="68" w:name="_Toc240672889"/>
+      <w:bookmarkStart w:id="68" w:name="_Toc240682304"/>
       <w:r>
         <w:rPr>
           <w:b/>
@@ -37310,7 +37372,7 @@
           <w:left w:w="10" w:type="dxa"/>
           <w:right w:w="10" w:type="dxa"/>
         </w:tblCellMar>
-        <w:tblLook w:val="0000" w:firstRow="0" w:lastRow="0" w:firstColumn="0" w:lastColumn="0" w:noHBand="0" w:noVBand="0"/>
+        <w:tblLook w:val="04A0" w:firstRow="1" w:lastRow="0" w:firstColumn="1" w:lastColumn="0" w:noHBand="0" w:noVBand="1"/>
       </w:tblPr>
       <w:tblGrid>
         <w:gridCol w:w="1740"/>
@@ -37852,7 +37914,7 @@
         <w:keepNext/>
         <w:spacing w:before="240" w:after="60"/>
       </w:pPr>
-      <w:bookmarkStart w:id="69" w:name="_Toc240672838"/>
+      <w:bookmarkStart w:id="69" w:name="_Toc240682253"/>
       <w:r>
         <w:t xml:space="preserve">7.2 </w:t>
       </w:r>
@@ -37867,7 +37929,7 @@
         <w:jc w:val="thaiDistribute"/>
       </w:pPr>
       <w:r>
-        <w:t>เพื่อ​ให้​โครงร่าง​หน้าจอ​และ​ต้นแบบ​ตรงกับ​ระบบ​จริง​ทุก​ประการ คณะ​ผู้จัดทำ​พัฒนา​ปลั๊กอิน Figma (อยู่​ใน​โฟลเดอร์ figma-plugin) ที่​สร้าง​หน้าจอ​ทั้งหมด​ลง​ใน​ไฟล์ Figma โดย​อัตโนมัติ ปลั๊กอิน​สร้าง​หน้าจอ 2 ชุด ได้แก่ ชุด​โครงร่าง (Wireframe) ซึ่ง​ใช้​โทน​สี​เทา​เพื่อ​อธิบาย​โครงสร้าง​และ​ลำดับ​ข้อมูล และ​ชุด​ส่วน​ติดต่อ​ผู้ใช้ (UI) ซึ่ง​ใช้​สี ไอคอน และ​ข้อความ​จริง แต่ละ​ชุด​มี 76 หน้าจอ แบ่ง​เป็น 6 กลุ่ม ดัง​แสดง​ใน​ตาราง​ที่ 7.2</w:t>
+        <w:t>เพื่อ​ให้​โครงร่าง​หน้าจอ​และ​ต้นแบบ​ตรงกับ​ระบบ​จริง​ทุก​ประการ คณะ​ผู้จัดทำ​พัฒนา​ปลั๊กอิน Figma (อยู่​ใน​โฟลเดอร์ figma-plugin) ที่​สร้าง​หน้าจอ​ทั้งหมด​ลง​ใน​ไฟล์ Figma โดย​อัตโนมัติ ปลั๊กอิน​สร้าง​หน้าจอ 2 ชุด ได้แก่ ชุด​โครงร่าง (Wireframe) ซึ่ง​ใช้​โทน​สี​เทา​เพื่อ​อธิบาย​โครงสร้าง​และ​ลำดับ​ข้อมูล และ​ชุด​ส่วน​ติดต่อ​ผู้ใช้ (UI) ซึ่ง​ใช้​สี ไอคอน และ​ข้อความ​จริง แต่ละ​ชุด​มี 78 หน้าจอ แบ่ง​เป็น 6 กลุ่ม ดัง​แสดง​ใน​ตาราง​ที่ 7.2</w:t>
       </w:r>
     </w:p>
     <w:p>
@@ -37876,7 +37938,7 @@
         <w:keepNext/>
         <w:spacing w:before="200" w:after="60"/>
       </w:pPr>
-      <w:bookmarkStart w:id="70" w:name="_Toc240672890"/>
+      <w:bookmarkStart w:id="70" w:name="_Toc240682305"/>
       <w:r>
         <w:rPr>
           <w:b/>
@@ -37906,7 +37968,7 @@
           <w:left w:w="10" w:type="dxa"/>
           <w:right w:w="10" w:type="dxa"/>
         </w:tblCellMar>
-        <w:tblLook w:val="0000" w:firstRow="0" w:lastRow="0" w:firstColumn="0" w:lastColumn="0" w:noHBand="0" w:noVBand="0"/>
+        <w:tblLook w:val="04A0" w:firstRow="1" w:lastRow="0" w:firstColumn="1" w:lastColumn="0" w:noHBand="0" w:noVBand="1"/>
       </w:tblPr>
       <w:tblGrid>
         <w:gridCol w:w="3164"/>
@@ -38111,7 +38173,7 @@
                 <w:sz w:val="28"/>
                 <w:szCs w:val="28"/>
               </w:rPr>
-              <w:t>18</w:t>
+              <w:t>19</w:t>
             </w:r>
           </w:p>
         </w:tc>
@@ -38206,7 +38268,7 @@
                 <w:sz w:val="28"/>
                 <w:szCs w:val="28"/>
               </w:rPr>
-              <w:t>18</w:t>
+              <w:t>19</w:t>
             </w:r>
           </w:p>
         </w:tc>
@@ -38678,7 +38740,7 @@
                 <w:sz w:val="28"/>
                 <w:szCs w:val="28"/>
               </w:rPr>
-              <w:t>76</w:t>
+              <w:t>78</w:t>
             </w:r>
           </w:p>
         </w:tc>
@@ -38695,7 +38757,7 @@
         <w:keepNext/>
         <w:spacing w:before="240" w:after="60"/>
       </w:pPr>
-      <w:bookmarkStart w:id="71" w:name="_Toc240672839"/>
+      <w:bookmarkStart w:id="71" w:name="_Toc240682254"/>
       <w:r>
         <w:t xml:space="preserve">7.3 </w:t>
       </w:r>
@@ -38724,10 +38786,10 @@
           <w:noProof/>
         </w:rPr>
         <w:drawing>
-          <wp:inline distT="0" distB="0" distL="0" distR="0" wp14:anchorId="74D77401" wp14:editId="74D77402">
+          <wp:inline distT="0" distB="0" distL="0" distR="0" wp14:anchorId="21FF5C46" wp14:editId="21FF5C47">
             <wp:extent cx="5238750" cy="2724150"/>
             <wp:effectExtent l="0" t="0" r="0" b="0"/>
-            <wp:docPr id="434451818" name="รูปภาพ 434451818"/>
+            <wp:docPr id="2139319634" name="รูปภาพ 2139319634"/>
             <wp:cNvGraphicFramePr>
               <a:graphicFrameLocks xmlns:a="http://schemas.openxmlformats.org/drawingml/2006/main" noChangeAspect="1"/>
             </wp:cNvGraphicFramePr>
@@ -38769,7 +38831,7 @@
         <w:spacing w:after="240"/>
         <w:jc w:val="center"/>
       </w:pPr>
-      <w:bookmarkStart w:id="72" w:name="_Toc240672860"/>
+      <w:bookmarkStart w:id="72" w:name="_Toc240682275"/>
       <w:r>
         <w:rPr>
           <w:b/>
@@ -38794,10 +38856,10 @@
         </w:rPr>
         <w:lastRenderedPageBreak/>
         <w:drawing>
-          <wp:inline distT="0" distB="0" distL="0" distR="0" wp14:anchorId="74D77403" wp14:editId="74D77404">
+          <wp:inline distT="0" distB="0" distL="0" distR="0" wp14:anchorId="21FF5C48" wp14:editId="21FF5C49">
             <wp:extent cx="5238750" cy="3619500"/>
             <wp:effectExtent l="0" t="0" r="0" b="0"/>
-            <wp:docPr id="348292195" name="รูปภาพ 348292195"/>
+            <wp:docPr id="2100912064" name="รูปภาพ 2100912064"/>
             <wp:cNvGraphicFramePr>
               <a:graphicFrameLocks xmlns:a="http://schemas.openxmlformats.org/drawingml/2006/main" noChangeAspect="1"/>
             </wp:cNvGraphicFramePr>
@@ -38839,7 +38901,7 @@
         <w:spacing w:after="240"/>
         <w:jc w:val="center"/>
       </w:pPr>
-      <w:bookmarkStart w:id="73" w:name="_Toc240672861"/>
+      <w:bookmarkStart w:id="73" w:name="_Toc240682276"/>
       <w:r>
         <w:rPr>
           <w:b/>
@@ -38863,10 +38925,10 @@
           <w:noProof/>
         </w:rPr>
         <w:drawing>
-          <wp:inline distT="0" distB="0" distL="0" distR="0" wp14:anchorId="74D77405" wp14:editId="74D77406">
+          <wp:inline distT="0" distB="0" distL="0" distR="0" wp14:anchorId="21FF5C4A" wp14:editId="21FF5C4B">
             <wp:extent cx="5238750" cy="3352800"/>
             <wp:effectExtent l="0" t="0" r="0" b="0"/>
-            <wp:docPr id="1163698633" name="รูปภาพ 1163698633"/>
+            <wp:docPr id="1027484293" name="รูปภาพ 1027484293"/>
             <wp:cNvGraphicFramePr>
               <a:graphicFrameLocks xmlns:a="http://schemas.openxmlformats.org/drawingml/2006/main" noChangeAspect="1"/>
             </wp:cNvGraphicFramePr>
@@ -38908,7 +38970,7 @@
         <w:spacing w:after="240"/>
         <w:jc w:val="center"/>
       </w:pPr>
-      <w:bookmarkStart w:id="74" w:name="_Toc240672862"/>
+      <w:bookmarkStart w:id="74" w:name="_Toc240682277"/>
       <w:r>
         <w:rPr>
           <w:b/>
@@ -38927,7 +38989,7 @@
         <w:keepNext/>
         <w:spacing w:before="240" w:after="60"/>
       </w:pPr>
-      <w:bookmarkStart w:id="75" w:name="_Toc240672840"/>
+      <w:bookmarkStart w:id="75" w:name="_Toc240682255"/>
       <w:r>
         <w:lastRenderedPageBreak/>
         <w:t xml:space="preserve">7.4 </w:t>
@@ -38957,10 +39019,10 @@
           <w:noProof/>
         </w:rPr>
         <w:drawing>
-          <wp:inline distT="0" distB="0" distL="0" distR="0" wp14:anchorId="74D77407" wp14:editId="74D77408">
+          <wp:inline distT="0" distB="0" distL="0" distR="0" wp14:anchorId="21FF5C4C" wp14:editId="21FF5C4D">
             <wp:extent cx="5238750" cy="2724150"/>
             <wp:effectExtent l="0" t="0" r="0" b="0"/>
-            <wp:docPr id="67891527" name="รูปภาพ 67891527"/>
+            <wp:docPr id="401421648" name="รูปภาพ 401421648"/>
             <wp:cNvGraphicFramePr>
               <a:graphicFrameLocks xmlns:a="http://schemas.openxmlformats.org/drawingml/2006/main" noChangeAspect="1"/>
             </wp:cNvGraphicFramePr>
@@ -39002,7 +39064,7 @@
         <w:spacing w:after="240"/>
         <w:jc w:val="center"/>
       </w:pPr>
-      <w:bookmarkStart w:id="76" w:name="_Toc240672863"/>
+      <w:bookmarkStart w:id="76" w:name="_Toc240682278"/>
       <w:r>
         <w:rPr>
           <w:b/>
@@ -39026,10 +39088,10 @@
           <w:noProof/>
         </w:rPr>
         <w:drawing>
-          <wp:inline distT="0" distB="0" distL="0" distR="0" wp14:anchorId="74D77409" wp14:editId="74D7740A">
+          <wp:inline distT="0" distB="0" distL="0" distR="0" wp14:anchorId="21FF5C4E" wp14:editId="21FF5C4F">
             <wp:extent cx="5238750" cy="2724150"/>
             <wp:effectExtent l="0" t="0" r="0" b="0"/>
-            <wp:docPr id="1677641288" name="รูปภาพ 1677641288"/>
+            <wp:docPr id="1220826590" name="รูปภาพ 1220826590"/>
             <wp:cNvGraphicFramePr>
               <a:graphicFrameLocks xmlns:a="http://schemas.openxmlformats.org/drawingml/2006/main" noChangeAspect="1"/>
             </wp:cNvGraphicFramePr>
@@ -39071,7 +39133,7 @@
         <w:spacing w:after="240"/>
         <w:jc w:val="center"/>
       </w:pPr>
-      <w:bookmarkStart w:id="77" w:name="_Toc240672864"/>
+      <w:bookmarkStart w:id="77" w:name="_Toc240682279"/>
       <w:r>
         <w:rPr>
           <w:b/>
@@ -39096,10 +39158,10 @@
         </w:rPr>
         <w:lastRenderedPageBreak/>
         <w:drawing>
-          <wp:inline distT="0" distB="0" distL="0" distR="0" wp14:anchorId="74D7740B" wp14:editId="74D7740C">
+          <wp:inline distT="0" distB="0" distL="0" distR="0" wp14:anchorId="21FF5C50" wp14:editId="21FF5C51">
             <wp:extent cx="5238750" cy="3352800"/>
             <wp:effectExtent l="0" t="0" r="0" b="0"/>
-            <wp:docPr id="205304845" name="รูปภาพ 205304845"/>
+            <wp:docPr id="1340189324" name="รูปภาพ 1340189324"/>
             <wp:cNvGraphicFramePr>
               <a:graphicFrameLocks xmlns:a="http://schemas.openxmlformats.org/drawingml/2006/main" noChangeAspect="1"/>
             </wp:cNvGraphicFramePr>
@@ -39141,7 +39203,7 @@
         <w:spacing w:after="240"/>
         <w:jc w:val="center"/>
       </w:pPr>
-      <w:bookmarkStart w:id="78" w:name="_Toc240672865"/>
+      <w:bookmarkStart w:id="78" w:name="_Toc240682280"/>
       <w:r>
         <w:rPr>
           <w:b/>
@@ -39165,10 +39227,10 @@
           <w:noProof/>
         </w:rPr>
         <w:drawing>
-          <wp:inline distT="0" distB="0" distL="0" distR="0" wp14:anchorId="74D7740D" wp14:editId="74D7740E">
+          <wp:inline distT="0" distB="0" distL="0" distR="0" wp14:anchorId="21FF5C52" wp14:editId="21FF5C53">
             <wp:extent cx="5238750" cy="2724150"/>
             <wp:effectExtent l="0" t="0" r="0" b="0"/>
-            <wp:docPr id="1738690158" name="รูปภาพ 1738690158"/>
+            <wp:docPr id="457336581" name="รูปภาพ 457336581"/>
             <wp:cNvGraphicFramePr>
               <a:graphicFrameLocks xmlns:a="http://schemas.openxmlformats.org/drawingml/2006/main" noChangeAspect="1"/>
             </wp:cNvGraphicFramePr>
@@ -39210,7 +39272,7 @@
         <w:spacing w:after="240"/>
         <w:jc w:val="center"/>
       </w:pPr>
-      <w:bookmarkStart w:id="79" w:name="_Toc240672866"/>
+      <w:bookmarkStart w:id="79" w:name="_Toc240682281"/>
       <w:r>
         <w:rPr>
           <w:b/>
@@ -39235,10 +39297,10 @@
         </w:rPr>
         <w:lastRenderedPageBreak/>
         <w:drawing>
-          <wp:inline distT="0" distB="0" distL="0" distR="0" wp14:anchorId="74D7740F" wp14:editId="74D77410">
+          <wp:inline distT="0" distB="0" distL="0" distR="0" wp14:anchorId="21FF5C54" wp14:editId="21FF5C55">
             <wp:extent cx="5238750" cy="3352800"/>
             <wp:effectExtent l="0" t="0" r="0" b="0"/>
-            <wp:docPr id="1050354563" name="รูปภาพ 1050354563"/>
+            <wp:docPr id="1311613946" name="รูปภาพ 1311613946"/>
             <wp:cNvGraphicFramePr>
               <a:graphicFrameLocks xmlns:a="http://schemas.openxmlformats.org/drawingml/2006/main" noChangeAspect="1"/>
             </wp:cNvGraphicFramePr>
@@ -39280,7 +39342,7 @@
         <w:spacing w:after="240"/>
         <w:jc w:val="center"/>
       </w:pPr>
-      <w:bookmarkStart w:id="80" w:name="_Toc240672867"/>
+      <w:bookmarkStart w:id="80" w:name="_Toc240682282"/>
       <w:r>
         <w:rPr>
           <w:b/>
@@ -39304,10 +39366,10 @@
           <w:noProof/>
         </w:rPr>
         <w:drawing>
-          <wp:inline distT="0" distB="0" distL="0" distR="0" wp14:anchorId="74D77411" wp14:editId="74D77412">
+          <wp:inline distT="0" distB="0" distL="0" distR="0" wp14:anchorId="21FF5C56" wp14:editId="21FF5C57">
             <wp:extent cx="5238750" cy="3352800"/>
             <wp:effectExtent l="0" t="0" r="0" b="0"/>
-            <wp:docPr id="71275641" name="รูปภาพ 71275641"/>
+            <wp:docPr id="56714070" name="รูปภาพ 56714070"/>
             <wp:cNvGraphicFramePr>
               <a:graphicFrameLocks xmlns:a="http://schemas.openxmlformats.org/drawingml/2006/main" noChangeAspect="1"/>
             </wp:cNvGraphicFramePr>
@@ -39349,7 +39411,7 @@
         <w:spacing w:after="240"/>
         <w:jc w:val="center"/>
       </w:pPr>
-      <w:bookmarkStart w:id="81" w:name="_Toc240672868"/>
+      <w:bookmarkStart w:id="81" w:name="_Toc240682283"/>
       <w:r>
         <w:rPr>
           <w:b/>
@@ -39368,7 +39430,7 @@
         <w:keepNext/>
         <w:spacing w:before="240" w:after="60"/>
       </w:pPr>
-      <w:bookmarkStart w:id="82" w:name="_Toc240672841"/>
+      <w:bookmarkStart w:id="82" w:name="_Toc240682256"/>
       <w:r>
         <w:lastRenderedPageBreak/>
         <w:t xml:space="preserve">7.5 </w:t>
@@ -39407,7 +39469,7 @@
         <w:t xml:space="preserve"> </w:t>
       </w:r>
       <w:r>
-        <w:t>ปลั๊กอิน​เชื่อม​ปุ่ม แถว​รายการ แถบเมนู ปุ่ม​ย้อนกลับ และ​ปุ่ม​ปิด​หน้าต่าง​เข้า​กับ​หน้า​ปลายทาง รวม 401 เส้น​ต่อ​ชุด และ​สร้าง​จุด​เริ่มต้น (Flow) 6 จุด ตาม​กลุ่ม​ผู้ใช้​และ​ขนาด​หน้าจอ ผู้ตรวจสอบ​กด​ปุ่ม Present แล้ว​เลือก Flow เพื่อ​ทดลอง​ใช้งาน​ได้​ทันที หน้าจอ​ที่​ยาว​กว่า​จอ​เลื่อน​ขึ้น​ลง​ได้ และ​ตาราง​บน​มือถือ​เลื่อน​ซ้าย​ขวา​ได้</w:t>
+        <w:t>ปลั๊กอิน​เชื่อม​ปุ่ม แถว​รายการ แถบเมนู ปุ่ม​ย้อนกลับ และ​ปุ่ม​ปิด​หน้าต่าง​เข้า​กับ​หน้า​ปลายทาง รวม 415 เส้น​ต่อ​ชุด และ​สร้าง​จุด​เริ่มต้น (Flow) 6 จุด ตาม​กลุ่ม​ผู้ใช้​และ​ขนาด​หน้าจอ ผู้ตรวจสอบ​กด​ปุ่ม Present แล้ว​เลือก Flow เพื่อ​ทดลอง​ใช้งาน​ได้​ทันที หน้าจอ​ที่​ยาว​กว่า​จอ​เลื่อน​ขึ้น​ลง​ได้ และ​ตาราง​บน​มือถือ​เลื่อน​ซ้าย​ขวา​ได้</w:t>
       </w:r>
     </w:p>
     <w:p>
@@ -39449,7 +39511,7 @@
         <w:spacing w:after="360"/>
         <w:jc w:val="center"/>
       </w:pPr>
-      <w:bookmarkStart w:id="83" w:name="_Toc240672842"/>
+      <w:bookmarkStart w:id="83" w:name="_Toc240682257"/>
       <w:r>
         <w:lastRenderedPageBreak/>
         <w:t>บท​ที่ 8</w:t>
@@ -39468,7 +39530,7 @@
         <w:keepNext/>
         <w:spacing w:before="240" w:after="60"/>
       </w:pPr>
-      <w:bookmarkStart w:id="84" w:name="_Toc240672843"/>
+      <w:bookmarkStart w:id="84" w:name="_Toc240682258"/>
       <w:r>
         <w:t xml:space="preserve">8.1 </w:t>
       </w:r>
@@ -39483,7 +39545,7 @@
         <w:jc w:val="thaiDistribute"/>
       </w:pPr>
       <w:r>
-        <w:t>คณะ​ผู้จัดทำ​ได้​วิเคราะห์​และ​ออกแบบ​ระบบ​แจ้งซ่อม​อัจฉริยะ มหาวิทยาลัย​เชียงใหม่ ครบ​ตาม​วัตถุประสงค์​ที่​กำหนด ระบบ​รองรับ​ฟังก์ชัน​หลัก 3 ฟังก์ชัน ได้แก่ การ​แจ้งซ่อม การ​ติดตาม​สถานะ และ​การ​จัดการ​งาน​ของ​ช่าง รวมถึง​ฟังก์ชัน​เพิ่มเติม คือ แดชบอร์ด​วิเคราะห์​ข้อมูล​พร้อม​การ​ส่งออก​รายงาน ผล​การ​วิเคราะห์​ประกอบด้วย​ความต้องการ​เชิง​ฟังก์ชัน 27 รายการ ความต้องการ​ที่​ไม่ใช่​เชิง​ฟังก์ชัน 20 รายการ ยูสเคส 27 รายการ แผนภาพ​กิจกรรม 5 แผนภาพ แผนภาพ​สถานะ แผนผัง​เว็บไซต์ ผัง​การ​ใช้งาน และ​หน้าจอ 76 หน้าจอ</w:t>
+        <w:t>คณะ​ผู้จัดทำ​ได้​วิเคราะห์​และ​ออกแบบ​ระบบ​แจ้งซ่อม​อัจฉริยะ มหาวิทยาลัย​เชียงใหม่ ครบ​ตาม​วัตถุประสงค์​ที่​กำหนด ระบบ​รองรับ​ฟังก์ชัน​หลัก 3 ฟังก์ชัน ได้แก่ การ​แจ้งซ่อม การ​ติดตาม​สถานะ และ​การ​จัดการ​งาน​ของ​ช่าง รวมถึง​ฟังก์ชัน​เพิ่มเติม คือ แดชบอร์ด​วิเคราะห์​ข้อมูล​พร้อม​การ​ส่งออก​รายงาน ผล​การ​วิเคราะห์​ประกอบด้วย​ความต้องการ​เชิง​ฟังก์ชัน 27 รายการ ความต้องการ​ที่​ไม่ใช่​เชิง​ฟังก์ชัน 20 รายการ ยูสเคส 27 รายการ แผนภาพ​กิจกรรม 5 แผนภาพ แผนภาพ​สถานะ แผนผัง​เว็บไซต์ ผัง​การ​ใช้งาน และ​หน้าจอ 78 หน้าจอ</w:t>
       </w:r>
       <w:r>
         <w:t>​</w:t>
@@ -39498,7 +39560,7 @@
         <w:keepNext/>
         <w:spacing w:before="240" w:after="60"/>
       </w:pPr>
-      <w:bookmarkStart w:id="85" w:name="_Toc240672844"/>
+      <w:bookmarkStart w:id="85" w:name="_Toc240682259"/>
       <w:r>
         <w:t xml:space="preserve">8.2 </w:t>
       </w:r>
@@ -39522,7 +39584,7 @@
         <w:keepNext/>
         <w:spacing w:before="200" w:after="60"/>
       </w:pPr>
-      <w:bookmarkStart w:id="86" w:name="_Toc240672891"/>
+      <w:bookmarkStart w:id="86" w:name="_Toc240682306"/>
       <w:r>
         <w:rPr>
           <w:b/>
@@ -39551,7 +39613,7 @@
           <w:left w:w="10" w:type="dxa"/>
           <w:right w:w="10" w:type="dxa"/>
         </w:tblCellMar>
-        <w:tblLook w:val="0000" w:firstRow="0" w:lastRow="0" w:firstColumn="0" w:lastColumn="0" w:noHBand="0" w:noVBand="0"/>
+        <w:tblLook w:val="04A0" w:firstRow="1" w:lastRow="0" w:firstColumn="1" w:lastColumn="0" w:noHBand="0" w:noVBand="1"/>
       </w:tblPr>
       <w:tblGrid>
         <w:gridCol w:w="726"/>
@@ -41043,7 +41105,7 @@
         <w:keepNext/>
         <w:spacing w:before="240" w:after="60"/>
       </w:pPr>
-      <w:bookmarkStart w:id="87" w:name="_Toc240672845"/>
+      <w:bookmarkStart w:id="87" w:name="_Toc240682260"/>
       <w:r>
         <w:t xml:space="preserve">8.3 </w:t>
       </w:r>
@@ -41110,7 +41172,7 @@
         <w:keepNext/>
         <w:spacing w:before="240" w:after="60"/>
       </w:pPr>
-      <w:bookmarkStart w:id="88" w:name="_Toc240672846"/>
+      <w:bookmarkStart w:id="88" w:name="_Toc240682261"/>
       <w:r>
         <w:t xml:space="preserve">8.4 </w:t>
       </w:r>
@@ -41191,7 +41253,7 @@
         <w:spacing w:after="360"/>
         <w:jc w:val="center"/>
       </w:pPr>
-      <w:bookmarkStart w:id="89" w:name="_Toc240672847"/>
+      <w:bookmarkStart w:id="89" w:name="_Toc240682262"/>
       <w:r>
         <w:lastRenderedPageBreak/>
         <w:t>บรรณานุกรม</w:t>
@@ -41286,7 +41348,7 @@
         <w:spacing w:after="360"/>
         <w:jc w:val="center"/>
       </w:pPr>
-      <w:bookmarkStart w:id="90" w:name="_Toc240672848"/>
+      <w:bookmarkStart w:id="90" w:name="_Toc240682263"/>
       <w:r>
         <w:lastRenderedPageBreak/>
         <w:t>ภาคผนวก ก เทคโนโลยี​และ​สถาปัตยกรรม​ของ​ระบบ</w:t>
@@ -41308,7 +41370,7 @@
         <w:keepNext/>
         <w:spacing w:before="200" w:after="60"/>
       </w:pPr>
-      <w:bookmarkStart w:id="91" w:name="_Toc240672892"/>
+      <w:bookmarkStart w:id="91" w:name="_Toc240682307"/>
       <w:r>
         <w:rPr>
           <w:b/>
@@ -41337,7 +41399,7 @@
           <w:left w:w="10" w:type="dxa"/>
           <w:right w:w="10" w:type="dxa"/>
         </w:tblCellMar>
-        <w:tblLook w:val="0000" w:firstRow="0" w:lastRow="0" w:firstColumn="0" w:lastColumn="0" w:noHBand="0" w:noVBand="0"/>
+        <w:tblLook w:val="04A0" w:firstRow="1" w:lastRow="0" w:firstColumn="1" w:lastColumn="0" w:noHBand="0" w:noVBand="1"/>
       </w:tblPr>
       <w:tblGrid>
         <w:gridCol w:w="2373"/>
@@ -41978,7 +42040,7 @@
         <w:spacing w:after="360"/>
         <w:jc w:val="center"/>
       </w:pPr>
-      <w:bookmarkStart w:id="92" w:name="_Toc240672849"/>
+      <w:bookmarkStart w:id="92" w:name="_Toc240682264"/>
       <w:r>
         <w:lastRenderedPageBreak/>
         <w:t>ภาคผนวก ข โครงสร้าง​ฐานข้อมูล</w:t>
@@ -42000,7 +42062,7 @@
         <w:keepNext/>
         <w:spacing w:before="200" w:after="60"/>
       </w:pPr>
-      <w:bookmarkStart w:id="93" w:name="_Toc240672893"/>
+      <w:bookmarkStart w:id="93" w:name="_Toc240682308"/>
       <w:r>
         <w:rPr>
           <w:b/>
@@ -42029,7 +42091,7 @@
           <w:left w:w="10" w:type="dxa"/>
           <w:right w:w="10" w:type="dxa"/>
         </w:tblCellMar>
-        <w:tblLook w:val="0000" w:firstRow="0" w:lastRow="0" w:firstColumn="0" w:lastColumn="0" w:noHBand="0" w:noVBand="0"/>
+        <w:tblLook w:val="04A0" w:firstRow="1" w:lastRow="0" w:firstColumn="1" w:lastColumn="0" w:noHBand="0" w:noVBand="1"/>
       </w:tblPr>
       <w:tblGrid>
         <w:gridCol w:w="2531"/>
@@ -42358,7 +42420,7 @@
                 <w:sz w:val="28"/>
                 <w:szCs w:val="28"/>
               </w:rPr>
-              <w:t>วิทยาเขต อาคาร ชั้น และ​ห้อง</w:t>
+              <w:t>วิทยาเขต อาคาร (พร้อม​คณะ​หรือ​หน่วยงาน​ที่​สังกัด) ชั้น และ​ห้อง</w:t>
             </w:r>
           </w:p>
         </w:tc>
@@ -42943,7 +43005,7 @@
         <w:spacing w:after="360"/>
         <w:jc w:val="center"/>
       </w:pPr>
-      <w:bookmarkStart w:id="94" w:name="_Toc240672850"/>
+      <w:bookmarkStart w:id="94" w:name="_Toc240682265"/>
       <w:r>
         <w:lastRenderedPageBreak/>
         <w:t>ภาคผนวก ค บัญชี​สำหรับ​การ​สาธิต​และ​ไฟล์​ส่งมอบ</w:t>
@@ -42965,7 +43027,7 @@
         <w:keepNext/>
         <w:spacing w:before="200" w:after="60"/>
       </w:pPr>
-      <w:bookmarkStart w:id="95" w:name="_Toc240672894"/>
+      <w:bookmarkStart w:id="95" w:name="_Toc240682309"/>
       <w:r>
         <w:rPr>
           <w:b/>
@@ -42994,7 +43056,7 @@
           <w:left w:w="10" w:type="dxa"/>
           <w:right w:w="10" w:type="dxa"/>
         </w:tblCellMar>
-        <w:tblLook w:val="0000" w:firstRow="0" w:lastRow="0" w:firstColumn="0" w:lastColumn="0" w:noHBand="0" w:noVBand="0"/>
+        <w:tblLook w:val="04A0" w:firstRow="1" w:lastRow="0" w:firstColumn="1" w:lastColumn="0" w:noHBand="0" w:noVBand="1"/>
       </w:tblPr>
       <w:tblGrid>
         <w:gridCol w:w="1740"/>
@@ -43655,7 +43717,7 @@
         <w:keepNext/>
         <w:spacing w:before="200" w:after="60"/>
       </w:pPr>
-      <w:bookmarkStart w:id="96" w:name="_Toc240672895"/>
+      <w:bookmarkStart w:id="96" w:name="_Toc240682310"/>
       <w:r>
         <w:rPr>
           <w:b/>
@@ -43684,7 +43746,7 @@
           <w:left w:w="10" w:type="dxa"/>
           <w:right w:w="10" w:type="dxa"/>
         </w:tblCellMar>
-        <w:tblLook w:val="0000" w:firstRow="0" w:lastRow="0" w:firstColumn="0" w:lastColumn="0" w:noHBand="0" w:noVBand="0"/>
+        <w:tblLook w:val="04A0" w:firstRow="1" w:lastRow="0" w:firstColumn="1" w:lastColumn="0" w:noHBand="0" w:noVBand="1"/>
       </w:tblPr>
       <w:tblGrid>
         <w:gridCol w:w="3322"/>
@@ -44323,96 +44385,10 @@
 <file path=word/numbering.xml><?xml version="1.0" encoding="utf-8"?>
 <w:numbering xmlns:wpc="http://schemas.microsoft.com/office/word/2010/wordprocessingCanvas" xmlns:cx="http://schemas.microsoft.com/office/drawing/2014/chartex" xmlns:cx1="http://schemas.microsoft.com/office/drawing/2015/9/8/chartex" xmlns:cx2="http://schemas.microsoft.com/office/drawing/2015/10/21/chartex" xmlns:cx3="http://schemas.microsoft.com/office/drawing/2016/5/9/chartex" xmlns:cx4="http://schemas.microsoft.com/office/drawing/2016/5/10/chartex" xmlns:cx5="http://schemas.microsoft.com/office/drawing/2016/5/11/chartex" xmlns:cx6="http://schemas.microsoft.com/office/drawing/2016/5/12/chartex" xmlns:cx7="http://schemas.microsoft.com/office/drawing/2016/5/13/chartex" xmlns:cx8="http://schemas.microsoft.com/office/drawing/2016/5/14/chartex" xmlns:mc="http://schemas.openxmlformats.org/markup-compatibility/2006" xmlns:aink="http://schemas.microsoft.com/office/drawing/2016/ink" xmlns:am3d="http://schemas.microsoft.com/office/drawing/2017/model3d" xmlns:o="urn:schemas-microsoft-com:office:office" xmlns:oel="http://schemas.microsoft.com/office/2019/extlst" xmlns:r="http://schemas.openxmlformats.org/officeDocument/2006/relationships" xmlns:m="http://schemas.openxmlformats.org/officeDocument/2006/math" xmlns:v="urn:schemas-microsoft-com:vml" xmlns:wp14="http://schemas.microsoft.com/office/word/2010/wordprocessingDrawing" xmlns:wp="http://schemas.openxmlformats.org/drawingml/2006/wordprocessingDrawing" xmlns:w10="urn:schemas-microsoft-com:office:word" xmlns:w="http://schemas.openxmlformats.org/wordprocessingml/2006/main" xmlns:w14="http://schemas.microsoft.com/office/word/2010/wordml" xmlns:w15="http://schemas.microsoft.com/office/word/2012/wordml" xmlns:w16cex="http://schemas.microsoft.com/office/word/2018/wordml/cex" xmlns:w16cid="http://schemas.microsoft.com/office/word/2016/wordml/cid" xmlns:w16="http://schemas.microsoft.com/office/word/2018/wordml" xmlns:w16du="http://schemas.microsoft.com/office/word/2023/wordml/word16du" xmlns:w16sdtdh="http://schemas.microsoft.com/office/word/2020/wordml/sdtdatahash" xmlns:w16sdtfl="http://schemas.microsoft.com/office/word/2024/wordml/sdtformatlock" xmlns:w16se="http://schemas.microsoft.com/office/word/2015/wordml/symex" xmlns:wpg="http://schemas.microsoft.com/office/word/2010/wordprocessingGroup" xmlns:wpi="http://schemas.microsoft.com/office/word/2010/wordprocessingInk" xmlns:wne="http://schemas.microsoft.com/office/word/2006/wordml" xmlns:wps="http://schemas.microsoft.com/office/word/2010/wordprocessingShape" mc:Ignorable="w14 w15 w16se w16cid w16 w16cex w16sdtdh w16sdtfl w16du wp14">
   <w:abstractNum w:abstractNumId="0" w15:restartNumberingAfterBreak="0">
-    <w:nsid w:val="07B96264"/>
+    <w:nsid w:val="362A1B0E"/>
     <w:multiLevelType w:val="hybridMultilevel"/>
-    <w:tmpl w:val="F1EE0126"/>
-    <w:lvl w:ilvl="0" w:tplc="6EE82B1C">
-      <w:start w:val="1"/>
-      <w:numFmt w:val="bullet"/>
-      <w:lvlText w:val="●"/>
-      <w:lvlJc w:val="left"/>
-      <w:pPr>
-        <w:ind w:left="720" w:hanging="360"/>
-      </w:pPr>
-    </w:lvl>
-    <w:lvl w:ilvl="1" w:tplc="216ECCC8">
-      <w:start w:val="1"/>
-      <w:numFmt w:val="bullet"/>
-      <w:lvlText w:val="○"/>
-      <w:lvlJc w:val="left"/>
-      <w:pPr>
-        <w:ind w:left="1440" w:hanging="360"/>
-      </w:pPr>
-    </w:lvl>
-    <w:lvl w:ilvl="2" w:tplc="92A2D840">
-      <w:start w:val="1"/>
-      <w:numFmt w:val="bullet"/>
-      <w:lvlText w:val="■"/>
-      <w:lvlJc w:val="left"/>
-      <w:pPr>
-        <w:ind w:left="2160" w:hanging="360"/>
-      </w:pPr>
-    </w:lvl>
-    <w:lvl w:ilvl="3" w:tplc="923A250C">
-      <w:start w:val="1"/>
-      <w:numFmt w:val="bullet"/>
-      <w:lvlText w:val="●"/>
-      <w:lvlJc w:val="left"/>
-      <w:pPr>
-        <w:ind w:left="2880" w:hanging="360"/>
-      </w:pPr>
-    </w:lvl>
-    <w:lvl w:ilvl="4" w:tplc="AF1A2E10">
-      <w:start w:val="1"/>
-      <w:numFmt w:val="bullet"/>
-      <w:lvlText w:val="○"/>
-      <w:lvlJc w:val="left"/>
-      <w:pPr>
-        <w:ind w:left="3600" w:hanging="360"/>
-      </w:pPr>
-    </w:lvl>
-    <w:lvl w:ilvl="5" w:tplc="A7EA2A50">
-      <w:start w:val="1"/>
-      <w:numFmt w:val="bullet"/>
-      <w:lvlText w:val="■"/>
-      <w:lvlJc w:val="left"/>
-      <w:pPr>
-        <w:ind w:left="4320" w:hanging="360"/>
-      </w:pPr>
-    </w:lvl>
-    <w:lvl w:ilvl="6" w:tplc="BF584668">
-      <w:start w:val="1"/>
-      <w:numFmt w:val="bullet"/>
-      <w:lvlText w:val="●"/>
-      <w:lvlJc w:val="left"/>
-      <w:pPr>
-        <w:ind w:left="5040" w:hanging="360"/>
-      </w:pPr>
-    </w:lvl>
-    <w:lvl w:ilvl="7" w:tplc="675C9FFC">
-      <w:start w:val="1"/>
-      <w:numFmt w:val="bullet"/>
-      <w:lvlText w:val="●"/>
-      <w:lvlJc w:val="left"/>
-      <w:pPr>
-        <w:ind w:left="5760" w:hanging="360"/>
-      </w:pPr>
-    </w:lvl>
-    <w:lvl w:ilvl="8" w:tplc="1DCEBFCA">
-      <w:start w:val="1"/>
-      <w:numFmt w:val="bullet"/>
-      <w:lvlText w:val="●"/>
-      <w:lvlJc w:val="left"/>
-      <w:pPr>
-        <w:ind w:left="6480" w:hanging="360"/>
-      </w:pPr>
-    </w:lvl>
-  </w:abstractNum>
-  <w:abstractNum w:abstractNumId="1" w15:restartNumberingAfterBreak="0">
-    <w:nsid w:val="2A6345BD"/>
-    <w:multiLevelType w:val="hybridMultilevel"/>
-    <w:tmpl w:val="56A44D82"/>
-    <w:lvl w:ilvl="0" w:tplc="E7BC9CD2">
+    <w:tmpl w:val="43487F20"/>
+    <w:lvl w:ilvl="0" w:tplc="619AD2F0">
       <w:start w:val="1"/>
       <w:numFmt w:val="bullet"/>
       <w:lvlText w:val="•"/>
@@ -44424,52 +44400,138 @@
         <w:rFonts w:ascii="TH SarabunPSK" w:eastAsia="TH SarabunPSK" w:hAnsi="TH SarabunPSK" w:cs="TH SarabunPSK"/>
       </w:rPr>
     </w:lvl>
-    <w:lvl w:ilvl="1" w:tplc="9DBE0EC8">
+    <w:lvl w:ilvl="1" w:tplc="C9C2CF28">
       <w:numFmt w:val="decimal"/>
       <w:lvlText w:val=""/>
       <w:lvlJc w:val="left"/>
     </w:lvl>
-    <w:lvl w:ilvl="2" w:tplc="8690C676">
+    <w:lvl w:ilvl="2" w:tplc="B1C20F54">
       <w:numFmt w:val="decimal"/>
       <w:lvlText w:val=""/>
       <w:lvlJc w:val="left"/>
     </w:lvl>
-    <w:lvl w:ilvl="3" w:tplc="49C44A0A">
+    <w:lvl w:ilvl="3" w:tplc="5336C246">
       <w:numFmt w:val="decimal"/>
       <w:lvlText w:val=""/>
       <w:lvlJc w:val="left"/>
     </w:lvl>
-    <w:lvl w:ilvl="4" w:tplc="C240903A">
+    <w:lvl w:ilvl="4" w:tplc="9C88762A">
       <w:numFmt w:val="decimal"/>
       <w:lvlText w:val=""/>
       <w:lvlJc w:val="left"/>
     </w:lvl>
-    <w:lvl w:ilvl="5" w:tplc="9F447B44">
+    <w:lvl w:ilvl="5" w:tplc="91BEC5AA">
       <w:numFmt w:val="decimal"/>
       <w:lvlText w:val=""/>
       <w:lvlJc w:val="left"/>
     </w:lvl>
-    <w:lvl w:ilvl="6" w:tplc="4544D52A">
+    <w:lvl w:ilvl="6" w:tplc="9A9A9238">
       <w:numFmt w:val="decimal"/>
       <w:lvlText w:val=""/>
       <w:lvlJc w:val="left"/>
     </w:lvl>
-    <w:lvl w:ilvl="7" w:tplc="22E2B2A6">
+    <w:lvl w:ilvl="7" w:tplc="E1226CD2">
       <w:numFmt w:val="decimal"/>
       <w:lvlText w:val=""/>
       <w:lvlJc w:val="left"/>
     </w:lvl>
-    <w:lvl w:ilvl="8" w:tplc="39722C3E">
+    <w:lvl w:ilvl="8" w:tplc="4B80E4BA">
       <w:numFmt w:val="decimal"/>
       <w:lvlText w:val=""/>
       <w:lvlJc w:val="left"/>
     </w:lvl>
   </w:abstractNum>
+  <w:abstractNum w:abstractNumId="1" w15:restartNumberingAfterBreak="0">
+    <w:nsid w:val="5BB156C8"/>
+    <w:multiLevelType w:val="hybridMultilevel"/>
+    <w:tmpl w:val="703E7E5A"/>
+    <w:lvl w:ilvl="0" w:tplc="DB8C3044">
+      <w:start w:val="1"/>
+      <w:numFmt w:val="bullet"/>
+      <w:lvlText w:val="●"/>
+      <w:lvlJc w:val="left"/>
+      <w:pPr>
+        <w:ind w:left="720" w:hanging="360"/>
+      </w:pPr>
+    </w:lvl>
+    <w:lvl w:ilvl="1" w:tplc="2D8C9B8A">
+      <w:start w:val="1"/>
+      <w:numFmt w:val="bullet"/>
+      <w:lvlText w:val="○"/>
+      <w:lvlJc w:val="left"/>
+      <w:pPr>
+        <w:ind w:left="1440" w:hanging="360"/>
+      </w:pPr>
+    </w:lvl>
+    <w:lvl w:ilvl="2" w:tplc="6C1CDB6C">
+      <w:start w:val="1"/>
+      <w:numFmt w:val="bullet"/>
+      <w:lvlText w:val="■"/>
+      <w:lvlJc w:val="left"/>
+      <w:pPr>
+        <w:ind w:left="2160" w:hanging="360"/>
+      </w:pPr>
+    </w:lvl>
+    <w:lvl w:ilvl="3" w:tplc="4ABEB6F4">
+      <w:start w:val="1"/>
+      <w:numFmt w:val="bullet"/>
+      <w:lvlText w:val="●"/>
+      <w:lvlJc w:val="left"/>
+      <w:pPr>
+        <w:ind w:left="2880" w:hanging="360"/>
+      </w:pPr>
+    </w:lvl>
+    <w:lvl w:ilvl="4" w:tplc="31C257A0">
+      <w:start w:val="1"/>
+      <w:numFmt w:val="bullet"/>
+      <w:lvlText w:val="○"/>
+      <w:lvlJc w:val="left"/>
+      <w:pPr>
+        <w:ind w:left="3600" w:hanging="360"/>
+      </w:pPr>
+    </w:lvl>
+    <w:lvl w:ilvl="5" w:tplc="22B28FAC">
+      <w:start w:val="1"/>
+      <w:numFmt w:val="bullet"/>
+      <w:lvlText w:val="■"/>
+      <w:lvlJc w:val="left"/>
+      <w:pPr>
+        <w:ind w:left="4320" w:hanging="360"/>
+      </w:pPr>
+    </w:lvl>
+    <w:lvl w:ilvl="6" w:tplc="46361416">
+      <w:start w:val="1"/>
+      <w:numFmt w:val="bullet"/>
+      <w:lvlText w:val="●"/>
+      <w:lvlJc w:val="left"/>
+      <w:pPr>
+        <w:ind w:left="5040" w:hanging="360"/>
+      </w:pPr>
+    </w:lvl>
+    <w:lvl w:ilvl="7" w:tplc="D2AA4E04">
+      <w:start w:val="1"/>
+      <w:numFmt w:val="bullet"/>
+      <w:lvlText w:val="●"/>
+      <w:lvlJc w:val="left"/>
+      <w:pPr>
+        <w:ind w:left="5760" w:hanging="360"/>
+      </w:pPr>
+    </w:lvl>
+    <w:lvl w:ilvl="8" w:tplc="5CA6DE9A">
+      <w:start w:val="1"/>
+      <w:numFmt w:val="bullet"/>
+      <w:lvlText w:val="●"/>
+      <w:lvlJc w:val="left"/>
+      <w:pPr>
+        <w:ind w:left="6480" w:hanging="360"/>
+      </w:pPr>
+    </w:lvl>
+  </w:abstractNum>
   <w:abstractNum w:abstractNumId="2" w15:restartNumberingAfterBreak="0">
-    <w:nsid w:val="2F4D5A32"/>
+    <w:nsid w:val="7374780A"/>
     <w:multiLevelType w:val="hybridMultilevel"/>
-    <w:tmpl w:val="E81864F8"/>
-    <w:lvl w:ilvl="0" w:tplc="F94A55DC">
+    <w:tmpl w:val="D8583596"/>
+    <w:lvl w:ilvl="0" w:tplc="38463F34">
       <w:start w:val="1"/>
       <w:numFmt w:val="decimal"/>
       <w:lvlText w:val="%1)"/>
@@ -44483,108 +44545,108 @@
         <w:szCs w:val="32"/>
       </w:rPr>
     </w:lvl>
-    <w:lvl w:ilvl="1" w:tplc="62282CEA">
+    <w:lvl w:ilvl="1" w:tplc="39FA7A82">
       <w:numFmt w:val="decimal"/>
       <w:lvlText w:val=""/>
       <w:lvlJc w:val="left"/>
     </w:lvl>
-    <w:lvl w:ilvl="2" w:tplc="50983D1C">
+    <w:lvl w:ilvl="2" w:tplc="63A06988">
       <w:numFmt w:val="decimal"/>
       <w:lvlText w:val=""/>
       <w:lvlJc w:val="left"/>
     </w:lvl>
-    <w:lvl w:ilvl="3" w:tplc="EEDAA1A8">
+    <w:lvl w:ilvl="3" w:tplc="F64444A2">
       <w:numFmt w:val="decimal"/>
       <w:lvlText w:val=""/>
       <w:lvlJc w:val="left"/>
     </w:lvl>
-    <w:lvl w:ilvl="4" w:tplc="50C2B334">
+    <w:lvl w:ilvl="4" w:tplc="53C6403E">
       <w:numFmt w:val="decimal"/>
       <w:lvlText w:val=""/>
       <w:lvlJc w:val="left"/>
     </w:lvl>
-    <w:lvl w:ilvl="5" w:tplc="84B46784">
+    <w:lvl w:ilvl="5" w:tplc="15C2F9FA">
       <w:numFmt w:val="decimal"/>
       <w:lvlText w:val=""/>
       <w:lvlJc w:val="left"/>
     </w:lvl>
-    <w:lvl w:ilvl="6" w:tplc="A412E97E">
+    <w:lvl w:ilvl="6" w:tplc="87683DBC">
       <w:numFmt w:val="decimal"/>
       <w:lvlText w:val=""/>
       <w:lvlJc w:val="left"/>
     </w:lvl>
-    <w:lvl w:ilvl="7" w:tplc="2F9A9F58">
+    <w:lvl w:ilvl="7" w:tplc="BAFAA3BC">
       <w:numFmt w:val="decimal"/>
       <w:lvlText w:val=""/>
       <w:lvlJc w:val="left"/>
     </w:lvl>
-    <w:lvl w:ilvl="8" w:tplc="7FCC1A70">
+    <w:lvl w:ilvl="8" w:tplc="F244CD16">
       <w:numFmt w:val="decimal"/>
       <w:lvlText w:val=""/>
       <w:lvlJc w:val="left"/>
     </w:lvl>
   </w:abstractNum>
-  <w:num w:numId="1" w16cid:durableId="719986025">
-    <w:abstractNumId w:val="0"/>
+  <w:num w:numId="1" w16cid:durableId="1572081784">
+    <w:abstractNumId w:val="1"/>
     <w:lvlOverride w:ilvl="0">
       <w:startOverride w:val="1"/>
     </w:lvlOverride>
   </w:num>
-  <w:num w:numId="2" w16cid:durableId="1594510241">
+  <w:num w:numId="2" w16cid:durableId="1907841748">
     <w:abstractNumId w:val="2"/>
     <w:lvlOverride w:ilvl="0">
       <w:startOverride w:val="1"/>
     </w:lvlOverride>
   </w:num>
-  <w:num w:numId="3" w16cid:durableId="462037980">
+  <w:num w:numId="3" w16cid:durableId="249974608">
     <w:abstractNumId w:val="2"/>
     <w:lvlOverride w:ilvl="0">
       <w:startOverride w:val="1"/>
     </w:lvlOverride>
   </w:num>
-  <w:num w:numId="4" w16cid:durableId="116721423">
+  <w:num w:numId="4" w16cid:durableId="424613422">
     <w:abstractNumId w:val="2"/>
     <w:lvlOverride w:ilvl="0">
       <w:startOverride w:val="1"/>
     </w:lvlOverride>
   </w:num>
-  <w:num w:numId="5" w16cid:durableId="1259481532">
+  <w:num w:numId="5" w16cid:durableId="966010992">
     <w:abstractNumId w:val="2"/>
     <w:lvlOverride w:ilvl="0">
       <w:startOverride w:val="1"/>
     </w:lvlOverride>
   </w:num>
-  <w:num w:numId="6" w16cid:durableId="423886902">
+  <w:num w:numId="6" w16cid:durableId="1327323150">
     <w:abstractNumId w:val="2"/>
     <w:lvlOverride w:ilvl="0">
       <w:startOverride w:val="1"/>
     </w:lvlOverride>
   </w:num>
-  <w:num w:numId="7" w16cid:durableId="1558860720">
+  <w:num w:numId="7" w16cid:durableId="1920092812">
     <w:abstractNumId w:val="2"/>
     <w:lvlOverride w:ilvl="0">
       <w:startOverride w:val="1"/>
     </w:lvlOverride>
   </w:num>
-  <w:num w:numId="8" w16cid:durableId="933242569">
+  <w:num w:numId="8" w16cid:durableId="1029262155">
     <w:abstractNumId w:val="2"/>
     <w:lvlOverride w:ilvl="0">
       <w:startOverride w:val="1"/>
     </w:lvlOverride>
   </w:num>
-  <w:num w:numId="9" w16cid:durableId="1125004824">
+  <w:num w:numId="9" w16cid:durableId="915476622">
     <w:abstractNumId w:val="2"/>
     <w:lvlOverride w:ilvl="0">
       <w:startOverride w:val="1"/>
     </w:lvlOverride>
   </w:num>
-  <w:num w:numId="10" w16cid:durableId="233702859">
+  <w:num w:numId="10" w16cid:durableId="2130782026">
     <w:abstractNumId w:val="2"/>
     <w:lvlOverride w:ilvl="0">
       <w:startOverride w:val="1"/>
     </w:lvlOverride>
   </w:num>
-  <w:num w:numId="11" w16cid:durableId="761494926">
+  <w:num w:numId="11" w16cid:durableId="1053125">
     <w:abstractNumId w:val="2"/>
     <w:lvlOverride w:ilvl="0">
       <w:startOverride w:val="1"/>

--- a/report/out/รายงาน-ระบบแจ้งซ่อม-มช.docx
+++ b/report/out/รายงาน-ระบบแจ้งซ่อม-มช.docx
@@ -20,8 +20,66 @@
     </w:p>
     <w:p>
       <w:pPr>
+        <w:spacing w:after="200"/>
         <w:jc w:val="center"/>
       </w:pPr>
+      <w:r>
+        <w:rPr>
+          <w:noProof/>
+        </w:rPr>
+        <w:drawing>
+          <wp:inline distT="0" distB="0" distL="0" distR="0" wp14:anchorId="3E03AC68" wp14:editId="3E03AC69">
+            <wp:extent cx="2857500" cy="552450"/>
+            <wp:effectExtent l="0" t="0" r="0" b="0"/>
+            <wp:docPr id="1" name="รูปภาพ 1"/>
+            <wp:cNvGraphicFramePr>
+              <a:graphicFrameLocks xmlns:a="http://schemas.openxmlformats.org/drawingml/2006/main" noChangeAspect="1"/>
+            </wp:cNvGraphicFramePr>
+            <a:graphic xmlns:a="http://schemas.openxmlformats.org/drawingml/2006/main">
+              <a:graphicData uri="http://schemas.openxmlformats.org/drawingml/2006/picture">
+                <pic:pic xmlns:pic="http://schemas.openxmlformats.org/drawingml/2006/picture">
+                  <pic:nvPicPr>
+                    <pic:cNvPr id="0" name=""/>
+                    <pic:cNvPicPr>
+                      <a:picLocks noChangeAspect="1" noChangeArrowheads="1"/>
+                    </pic:cNvPicPr>
+                  </pic:nvPicPr>
+                  <pic:blipFill>
+                    <a:blip r:embed="rId7"/>
+                    <a:srcRect/>
+                    <a:stretch>
+                      <a:fillRect/>
+                    </a:stretch>
+                  </pic:blipFill>
+                  <pic:spPr bwMode="auto">
+                    <a:xfrm>
+                      <a:off x="0" y="0"/>
+                      <a:ext cx="2857500" cy="552450"/>
+                    </a:xfrm>
+                    <a:prstGeom prst="rect">
+                      <a:avLst/>
+                    </a:prstGeom>
+                  </pic:spPr>
+                </pic:pic>
+              </a:graphicData>
+            </a:graphic>
+          </wp:inline>
+        </w:drawing>
+      </w:r>
+    </w:p>
+    <w:p>
+      <w:pPr>
+        <w:jc w:val="center"/>
+      </w:pPr>
+      <w:r>
+        <w:rPr>
+          <w:b/>
+          <w:bCs/>
+          <w:sz w:val="48"/>
+          <w:szCs w:val="48"/>
+        </w:rPr>
+        <w:t xml:space="preserve">FastFix CMU </w:t>
+      </w:r>
       <w:r>
         <w:rPr>
           <w:b/>
@@ -34,7 +92,7 @@
     </w:p>
     <w:p>
       <w:pPr>
-        <w:spacing w:after="1400"/>
+        <w:spacing w:after="1100"/>
         <w:jc w:val="center"/>
       </w:pPr>
       <w:r>
@@ -190,7 +248,7 @@
         <w:jc w:val="thaiDistribute"/>
       </w:pPr>
       <w:r>
-        <w:t>รายงาน​ฉบับ​นี้​เป็น​ส่วนหนึ่ง​ของ​กระบวนวิชา 954244 การ​วิเคราะห์​และ​ออกแบบ​ระบบ​สำหรับ​การ​จัดการ​สมัยใหม่ จัดทำ​ขึ้น​เพื่อ​นำเสนอ​การ​วิเคราะห์​และ​ออกแบบ​ระบบ​แจ้งซ่อม​อัจฉริยะ มหาวิทยาลัย​เชียงใหม่ (Smart CMU Maintenance Request System) ซึ่ง​เป็น​ระบบ​ที่​ช่วยให้​นักศึกษา​และ​บุคลากร​แจ้ง​ปัญหา​อาคาร​และ​อุปกรณ์​ได้​สะดวก ติดตาม​ความคืบหน้า​ได้​ตลอด​เวลา และ​ช่วยให้​ช่าง​และ​ผู้ดูแลระบบ​บริหาร​งาน​ซ่อม​ได้​อย่าง​เป็น​ระบบ</w:t>
+        <w:t>รายงาน​ฉบับ​นี้​เป็น​ส่วนหนึ่ง​ของ​กระบวนวิชา 954244 การ​วิเคราะห์​และ​ออกแบบ​ระบบ​สำหรับ​การ​จัดการ​สมัยใหม่ จัดทำ​ขึ้น​เพื่อ​นำเสนอ​การ​วิเคราะห์​และ​ออกแบบ FastFix CMU ระบบ​แจ้งซ่อม​อัจฉริยะ มหาวิทยาลัย​เชียงใหม่ (Smart CMU Maintenance Request System) ซึ่ง​เป็น​ระบบ​ที่​ช่วยให้​นักศึกษา​และ​บุคลากร​แจ้ง​ปัญหา​อาคาร​และ​อุปกรณ์​ได้​สะดวก ติดตาม​ความคืบหน้า​ได้​ตลอด​เวลา และ​ช่วยให้​ช่าง​และ​ผู้ดูแลระบบ​บริหาร​งาน​ซ่อม​ได้​อย่าง​เป็น​ระบบ</w:t>
       </w:r>
     </w:p>
     <w:p>
@@ -255,7 +313,7 @@
     <w:sdt>
       <w:sdtPr>
         <w:alias w:val="สารบัญ"/>
-        <w:id w:val="-272867659"/>
+        <w:id w:val="-1894728115"/>
       </w:sdtPr>
       <w:sdtEndPr>
         <w:rPr>
@@ -290,7 +348,7 @@
           <w:r>
             <w:fldChar w:fldCharType="separate"/>
           </w:r>
-          <w:hyperlink w:anchor="_Toc240682214" w:history="1">
+          <w:hyperlink w:anchor="_Toc240684781" w:history="1">
             <w:r>
               <w:rPr>
                 <w:rStyle w:val="a5"/>
@@ -329,7 +387,7 @@
               <w:rPr>
                 <w:noProof/>
               </w:rPr>
-              <w:instrText xml:space="preserve"> PAGEREF _Toc240682214 \h </w:instrText>
+              <w:instrText xml:space="preserve"> PAGEREF _Toc240684781 \h </w:instrText>
             </w:r>
             <w:r>
               <w:rPr>
@@ -372,7 +430,7 @@
               <w14:ligatures w14:val="standardContextual"/>
             </w:rPr>
           </w:pPr>
-          <w:hyperlink w:anchor="_Toc240682215" w:history="1">
+          <w:hyperlink w:anchor="_Toc240684782" w:history="1">
             <w:r>
               <w:rPr>
                 <w:rStyle w:val="a5"/>
@@ -456,7 +514,7 @@
               <w:rPr>
                 <w:noProof/>
               </w:rPr>
-              <w:instrText xml:space="preserve"> PAGEREF _Toc240682215 \h </w:instrText>
+              <w:instrText xml:space="preserve"> PAGEREF _Toc240684782 \h </w:instrText>
             </w:r>
             <w:r>
               <w:rPr>
@@ -499,7 +557,7 @@
               <w14:ligatures w14:val="standardContextual"/>
             </w:rPr>
           </w:pPr>
-          <w:hyperlink w:anchor="_Toc240682216" w:history="1">
+          <w:hyperlink w:anchor="_Toc240684783" w:history="1">
             <w:r>
               <w:rPr>
                 <w:rStyle w:val="a5"/>
@@ -598,7 +656,7 @@
               <w:rPr>
                 <w:noProof/>
               </w:rPr>
-              <w:instrText xml:space="preserve"> PAGEREF _Toc240682216 \h </w:instrText>
+              <w:instrText xml:space="preserve"> PAGEREF _Toc240684783 \h </w:instrText>
             </w:r>
             <w:r>
               <w:rPr>
@@ -641,7 +699,7 @@
               <w14:ligatures w14:val="standardContextual"/>
             </w:rPr>
           </w:pPr>
-          <w:hyperlink w:anchor="_Toc240682217" w:history="1">
+          <w:hyperlink w:anchor="_Toc240684784" w:history="1">
             <w:r>
               <w:rPr>
                 <w:rStyle w:val="a5"/>
@@ -665,7 +723,7 @@
               <w:rPr>
                 <w:noProof/>
               </w:rPr>
-              <w:instrText xml:space="preserve"> PAGEREF _Toc240682217 \h </w:instrText>
+              <w:instrText xml:space="preserve"> PAGEREF _Toc240684784 \h </w:instrText>
             </w:r>
             <w:r>
               <w:rPr>
@@ -708,7 +766,7 @@
               <w14:ligatures w14:val="standardContextual"/>
             </w:rPr>
           </w:pPr>
-          <w:hyperlink w:anchor="_Toc240682218" w:history="1">
+          <w:hyperlink w:anchor="_Toc240684785" w:history="1">
             <w:r>
               <w:rPr>
                 <w:rStyle w:val="a5"/>
@@ -732,7 +790,7 @@
               <w:rPr>
                 <w:noProof/>
               </w:rPr>
-              <w:instrText xml:space="preserve"> PAGEREF _Toc240682218 \h </w:instrText>
+              <w:instrText xml:space="preserve"> PAGEREF _Toc240684785 \h </w:instrText>
             </w:r>
             <w:r>
               <w:rPr>
@@ -775,7 +833,7 @@
               <w14:ligatures w14:val="standardContextual"/>
             </w:rPr>
           </w:pPr>
-          <w:hyperlink w:anchor="_Toc240682219" w:history="1">
+          <w:hyperlink w:anchor="_Toc240684786" w:history="1">
             <w:r>
               <w:rPr>
                 <w:rStyle w:val="a5"/>
@@ -829,7 +887,7 @@
               <w:rPr>
                 <w:noProof/>
               </w:rPr>
-              <w:instrText xml:space="preserve"> PAGEREF _Toc240682219 \h </w:instrText>
+              <w:instrText xml:space="preserve"> PAGEREF _Toc240684786 \h </w:instrText>
             </w:r>
             <w:r>
               <w:rPr>
@@ -872,7 +930,7 @@
               <w14:ligatures w14:val="standardContextual"/>
             </w:rPr>
           </w:pPr>
-          <w:hyperlink w:anchor="_Toc240682220" w:history="1">
+          <w:hyperlink w:anchor="_Toc240684787" w:history="1">
             <w:r>
               <w:rPr>
                 <w:rStyle w:val="a5"/>
@@ -926,7 +984,7 @@
               <w:rPr>
                 <w:noProof/>
               </w:rPr>
-              <w:instrText xml:space="preserve"> PAGEREF _Toc240682220 \h </w:instrText>
+              <w:instrText xml:space="preserve"> PAGEREF _Toc240684787 \h </w:instrText>
             </w:r>
             <w:r>
               <w:rPr>
@@ -969,7 +1027,7 @@
               <w14:ligatures w14:val="standardContextual"/>
             </w:rPr>
           </w:pPr>
-          <w:hyperlink w:anchor="_Toc240682221" w:history="1">
+          <w:hyperlink w:anchor="_Toc240684788" w:history="1">
             <w:r>
               <w:rPr>
                 <w:rStyle w:val="a5"/>
@@ -1053,7 +1111,7 @@
               <w:rPr>
                 <w:noProof/>
               </w:rPr>
-              <w:instrText xml:space="preserve"> PAGEREF _Toc240682221 \h </w:instrText>
+              <w:instrText xml:space="preserve"> PAGEREF _Toc240684788 \h </w:instrText>
             </w:r>
             <w:r>
               <w:rPr>
@@ -1098,7 +1156,7 @@
               <w14:ligatures w14:val="standardContextual"/>
             </w:rPr>
           </w:pPr>
-          <w:hyperlink w:anchor="_Toc240682222" w:history="1">
+          <w:hyperlink w:anchor="_Toc240684789" w:history="1">
             <w:r>
               <w:rPr>
                 <w:rStyle w:val="a5"/>
@@ -1167,7 +1225,7 @@
               <w:rPr>
                 <w:noProof/>
               </w:rPr>
-              <w:instrText xml:space="preserve"> PAGEREF _Toc240682222 \h </w:instrText>
+              <w:instrText xml:space="preserve"> PAGEREF _Toc240684789 \h </w:instrText>
             </w:r>
             <w:r>
               <w:rPr>
@@ -1210,7 +1268,7 @@
               <w14:ligatures w14:val="standardContextual"/>
             </w:rPr>
           </w:pPr>
-          <w:hyperlink w:anchor="_Toc240682223" w:history="1">
+          <w:hyperlink w:anchor="_Toc240684790" w:history="1">
             <w:r>
               <w:rPr>
                 <w:rStyle w:val="a5"/>
@@ -1264,7 +1322,7 @@
               <w:rPr>
                 <w:noProof/>
               </w:rPr>
-              <w:instrText xml:space="preserve"> PAGEREF _Toc240682223 \h </w:instrText>
+              <w:instrText xml:space="preserve"> PAGEREF _Toc240684790 \h </w:instrText>
             </w:r>
             <w:r>
               <w:rPr>
@@ -1307,7 +1365,7 @@
               <w14:ligatures w14:val="standardContextual"/>
             </w:rPr>
           </w:pPr>
-          <w:hyperlink w:anchor="_Toc240682224" w:history="1">
+          <w:hyperlink w:anchor="_Toc240684791" w:history="1">
             <w:r>
               <w:rPr>
                 <w:rStyle w:val="a5"/>
@@ -1391,7 +1449,7 @@
               <w:rPr>
                 <w:noProof/>
               </w:rPr>
-              <w:instrText xml:space="preserve"> PAGEREF _Toc240682224 \h </w:instrText>
+              <w:instrText xml:space="preserve"> PAGEREF _Toc240684791 \h </w:instrText>
             </w:r>
             <w:r>
               <w:rPr>
@@ -1434,7 +1492,7 @@
               <w14:ligatures w14:val="standardContextual"/>
             </w:rPr>
           </w:pPr>
-          <w:hyperlink w:anchor="_Toc240682225" w:history="1">
+          <w:hyperlink w:anchor="_Toc240684792" w:history="1">
             <w:r>
               <w:rPr>
                 <w:rStyle w:val="a5"/>
@@ -1518,7 +1576,7 @@
               <w:rPr>
                 <w:noProof/>
               </w:rPr>
-              <w:instrText xml:space="preserve"> PAGEREF _Toc240682225 \h </w:instrText>
+              <w:instrText xml:space="preserve"> PAGEREF _Toc240684792 \h </w:instrText>
             </w:r>
             <w:r>
               <w:rPr>
@@ -1563,7 +1621,7 @@
               <w14:ligatures w14:val="standardContextual"/>
             </w:rPr>
           </w:pPr>
-          <w:hyperlink w:anchor="_Toc240682226" w:history="1">
+          <w:hyperlink w:anchor="_Toc240684793" w:history="1">
             <w:r>
               <w:rPr>
                 <w:rStyle w:val="a5"/>
@@ -1707,7 +1765,7 @@
               <w:rPr>
                 <w:noProof/>
               </w:rPr>
-              <w:instrText xml:space="preserve"> PAGEREF _Toc240682226 \h </w:instrText>
+              <w:instrText xml:space="preserve"> PAGEREF _Toc240684793 \h </w:instrText>
             </w:r>
             <w:r>
               <w:rPr>
@@ -1750,7 +1808,7 @@
               <w14:ligatures w14:val="standardContextual"/>
             </w:rPr>
           </w:pPr>
-          <w:hyperlink w:anchor="_Toc240682227" w:history="1">
+          <w:hyperlink w:anchor="_Toc240684794" w:history="1">
             <w:r>
               <w:rPr>
                 <w:rStyle w:val="a5"/>
@@ -1849,7 +1907,7 @@
               <w:rPr>
                 <w:noProof/>
               </w:rPr>
-              <w:instrText xml:space="preserve"> PAGEREF _Toc240682227 \h </w:instrText>
+              <w:instrText xml:space="preserve"> PAGEREF _Toc240684794 \h </w:instrText>
             </w:r>
             <w:r>
               <w:rPr>
@@ -1892,7 +1950,7 @@
               <w14:ligatures w14:val="standardContextual"/>
             </w:rPr>
           </w:pPr>
-          <w:hyperlink w:anchor="_Toc240682228" w:history="1">
+          <w:hyperlink w:anchor="_Toc240684795" w:history="1">
             <w:r>
               <w:rPr>
                 <w:rStyle w:val="a5"/>
@@ -1961,7 +2019,7 @@
               <w:rPr>
                 <w:noProof/>
               </w:rPr>
-              <w:instrText xml:space="preserve"> PAGEREF _Toc240682228 \h </w:instrText>
+              <w:instrText xml:space="preserve"> PAGEREF _Toc240684795 \h </w:instrText>
             </w:r>
             <w:r>
               <w:rPr>
@@ -2004,7 +2062,7 @@
               <w14:ligatures w14:val="standardContextual"/>
             </w:rPr>
           </w:pPr>
-          <w:hyperlink w:anchor="_Toc240682229" w:history="1">
+          <w:hyperlink w:anchor="_Toc240684796" w:history="1">
             <w:r>
               <w:rPr>
                 <w:rStyle w:val="a5"/>
@@ -2073,7 +2131,7 @@
               <w:rPr>
                 <w:noProof/>
               </w:rPr>
-              <w:instrText xml:space="preserve"> PAGEREF _Toc240682229 \h </w:instrText>
+              <w:instrText xml:space="preserve"> PAGEREF _Toc240684796 \h </w:instrText>
             </w:r>
             <w:r>
               <w:rPr>
@@ -2116,7 +2174,7 @@
               <w14:ligatures w14:val="standardContextual"/>
             </w:rPr>
           </w:pPr>
-          <w:hyperlink w:anchor="_Toc240682230" w:history="1">
+          <w:hyperlink w:anchor="_Toc240684797" w:history="1">
             <w:r>
               <w:rPr>
                 <w:rStyle w:val="a5"/>
@@ -2200,7 +2258,7 @@
               <w:rPr>
                 <w:noProof/>
               </w:rPr>
-              <w:instrText xml:space="preserve"> PAGEREF _Toc240682230 \h </w:instrText>
+              <w:instrText xml:space="preserve"> PAGEREF _Toc240684797 \h </w:instrText>
             </w:r>
             <w:r>
               <w:rPr>
@@ -2243,7 +2301,7 @@
               <w14:ligatures w14:val="standardContextual"/>
             </w:rPr>
           </w:pPr>
-          <w:hyperlink w:anchor="_Toc240682231" w:history="1">
+          <w:hyperlink w:anchor="_Toc240684798" w:history="1">
             <w:r>
               <w:rPr>
                 <w:rStyle w:val="a5"/>
@@ -2357,7 +2415,7 @@
               <w:rPr>
                 <w:noProof/>
               </w:rPr>
-              <w:instrText xml:space="preserve"> PAGEREF _Toc240682231 \h </w:instrText>
+              <w:instrText xml:space="preserve"> PAGEREF _Toc240684798 \h </w:instrText>
             </w:r>
             <w:r>
               <w:rPr>
@@ -2400,7 +2458,7 @@
               <w14:ligatures w14:val="standardContextual"/>
             </w:rPr>
           </w:pPr>
-          <w:hyperlink w:anchor="_Toc240682232" w:history="1">
+          <w:hyperlink w:anchor="_Toc240684799" w:history="1">
             <w:r>
               <w:rPr>
                 <w:rStyle w:val="a5"/>
@@ -2484,7 +2542,7 @@
               <w:rPr>
                 <w:noProof/>
               </w:rPr>
-              <w:instrText xml:space="preserve"> PAGEREF _Toc240682232 \h </w:instrText>
+              <w:instrText xml:space="preserve"> PAGEREF _Toc240684799 \h </w:instrText>
             </w:r>
             <w:r>
               <w:rPr>
@@ -2527,7 +2585,7 @@
               <w14:ligatures w14:val="standardContextual"/>
             </w:rPr>
           </w:pPr>
-          <w:hyperlink w:anchor="_Toc240682233" w:history="1">
+          <w:hyperlink w:anchor="_Toc240684800" w:history="1">
             <w:r>
               <w:rPr>
                 <w:rStyle w:val="a5"/>
@@ -2626,7 +2684,7 @@
               <w:rPr>
                 <w:noProof/>
               </w:rPr>
-              <w:instrText xml:space="preserve"> PAGEREF _Toc240682233 \h </w:instrText>
+              <w:instrText xml:space="preserve"> PAGEREF _Toc240684800 \h </w:instrText>
             </w:r>
             <w:r>
               <w:rPr>
@@ -2669,7 +2727,7 @@
               <w14:ligatures w14:val="standardContextual"/>
             </w:rPr>
           </w:pPr>
-          <w:hyperlink w:anchor="_Toc240682234" w:history="1">
+          <w:hyperlink w:anchor="_Toc240684801" w:history="1">
             <w:r>
               <w:rPr>
                 <w:rStyle w:val="a5"/>
@@ -2708,7 +2766,7 @@
               <w:rPr>
                 <w:noProof/>
               </w:rPr>
-              <w:instrText xml:space="preserve"> PAGEREF _Toc240682234 \h </w:instrText>
+              <w:instrText xml:space="preserve"> PAGEREF _Toc240684801 \h </w:instrText>
             </w:r>
             <w:r>
               <w:rPr>
@@ -2753,7 +2811,7 @@
               <w14:ligatures w14:val="standardContextual"/>
             </w:rPr>
           </w:pPr>
-          <w:hyperlink w:anchor="_Toc240682235" w:history="1">
+          <w:hyperlink w:anchor="_Toc240684802" w:history="1">
             <w:r>
               <w:rPr>
                 <w:rStyle w:val="a5"/>
@@ -2807,7 +2865,7 @@
               <w:rPr>
                 <w:noProof/>
               </w:rPr>
-              <w:instrText xml:space="preserve"> PAGEREF _Toc240682235 \h </w:instrText>
+              <w:instrText xml:space="preserve"> PAGEREF _Toc240684802 \h </w:instrText>
             </w:r>
             <w:r>
               <w:rPr>
@@ -2850,7 +2908,7 @@
               <w14:ligatures w14:val="standardContextual"/>
             </w:rPr>
           </w:pPr>
-          <w:hyperlink w:anchor="_Toc240682236" w:history="1">
+          <w:hyperlink w:anchor="_Toc240684803" w:history="1">
             <w:r>
               <w:rPr>
                 <w:rStyle w:val="a5"/>
@@ -2874,7 +2932,7 @@
               <w:rPr>
                 <w:noProof/>
               </w:rPr>
-              <w:instrText xml:space="preserve"> PAGEREF _Toc240682236 \h </w:instrText>
+              <w:instrText xml:space="preserve"> PAGEREF _Toc240684803 \h </w:instrText>
             </w:r>
             <w:r>
               <w:rPr>
@@ -2917,7 +2975,7 @@
               <w14:ligatures w14:val="standardContextual"/>
             </w:rPr>
           </w:pPr>
-          <w:hyperlink w:anchor="_Toc240682237" w:history="1">
+          <w:hyperlink w:anchor="_Toc240684804" w:history="1">
             <w:r>
               <w:rPr>
                 <w:rStyle w:val="a5"/>
@@ -2986,7 +3044,7 @@
               <w:rPr>
                 <w:noProof/>
               </w:rPr>
-              <w:instrText xml:space="preserve"> PAGEREF _Toc240682237 \h </w:instrText>
+              <w:instrText xml:space="preserve"> PAGEREF _Toc240684804 \h </w:instrText>
             </w:r>
             <w:r>
               <w:rPr>
@@ -3029,7 +3087,7 @@
               <w14:ligatures w14:val="standardContextual"/>
             </w:rPr>
           </w:pPr>
-          <w:hyperlink w:anchor="_Toc240682238" w:history="1">
+          <w:hyperlink w:anchor="_Toc240684805" w:history="1">
             <w:r>
               <w:rPr>
                 <w:rStyle w:val="a5"/>
@@ -3068,7 +3126,7 @@
               <w:rPr>
                 <w:noProof/>
               </w:rPr>
-              <w:instrText xml:space="preserve"> PAGEREF _Toc240682238 \h </w:instrText>
+              <w:instrText xml:space="preserve"> PAGEREF _Toc240684805 \h </w:instrText>
             </w:r>
             <w:r>
               <w:rPr>
@@ -3111,7 +3169,7 @@
               <w14:ligatures w14:val="standardContextual"/>
             </w:rPr>
           </w:pPr>
-          <w:hyperlink w:anchor="_Toc240682239" w:history="1">
+          <w:hyperlink w:anchor="_Toc240684806" w:history="1">
             <w:r>
               <w:rPr>
                 <w:rStyle w:val="a5"/>
@@ -3165,7 +3223,7 @@
               <w:rPr>
                 <w:noProof/>
               </w:rPr>
-              <w:instrText xml:space="preserve"> PAGEREF _Toc240682239 \h </w:instrText>
+              <w:instrText xml:space="preserve"> PAGEREF _Toc240684806 \h </w:instrText>
             </w:r>
             <w:r>
               <w:rPr>
@@ -3210,7 +3268,7 @@
               <w14:ligatures w14:val="standardContextual"/>
             </w:rPr>
           </w:pPr>
-          <w:hyperlink w:anchor="_Toc240682240" w:history="1">
+          <w:hyperlink w:anchor="_Toc240684807" w:history="1">
             <w:r>
               <w:rPr>
                 <w:rStyle w:val="a5"/>
@@ -3264,7 +3322,7 @@
               <w:rPr>
                 <w:noProof/>
               </w:rPr>
-              <w:instrText xml:space="preserve"> PAGEREF _Toc240682240 \h </w:instrText>
+              <w:instrText xml:space="preserve"> PAGEREF _Toc240684807 \h </w:instrText>
             </w:r>
             <w:r>
               <w:rPr>
@@ -3307,7 +3365,7 @@
               <w14:ligatures w14:val="standardContextual"/>
             </w:rPr>
           </w:pPr>
-          <w:hyperlink w:anchor="_Toc240682241" w:history="1">
+          <w:hyperlink w:anchor="_Toc240684808" w:history="1">
             <w:r>
               <w:rPr>
                 <w:rStyle w:val="a5"/>
@@ -3346,7 +3404,7 @@
               <w:rPr>
                 <w:noProof/>
               </w:rPr>
-              <w:instrText xml:space="preserve"> PAGEREF _Toc240682241 \h </w:instrText>
+              <w:instrText xml:space="preserve"> PAGEREF _Toc240684808 \h </w:instrText>
             </w:r>
             <w:r>
               <w:rPr>
@@ -3389,7 +3447,7 @@
               <w14:ligatures w14:val="standardContextual"/>
             </w:rPr>
           </w:pPr>
-          <w:hyperlink w:anchor="_Toc240682242" w:history="1">
+          <w:hyperlink w:anchor="_Toc240684809" w:history="1">
             <w:r>
               <w:rPr>
                 <w:rStyle w:val="a5"/>
@@ -3518,7 +3576,7 @@
               <w:rPr>
                 <w:noProof/>
               </w:rPr>
-              <w:instrText xml:space="preserve"> PAGEREF _Toc240682242 \h </w:instrText>
+              <w:instrText xml:space="preserve"> PAGEREF _Toc240684809 \h </w:instrText>
             </w:r>
             <w:r>
               <w:rPr>
@@ -3561,7 +3619,7 @@
               <w14:ligatures w14:val="standardContextual"/>
             </w:rPr>
           </w:pPr>
-          <w:hyperlink w:anchor="_Toc240682243" w:history="1">
+          <w:hyperlink w:anchor="_Toc240684810" w:history="1">
             <w:r>
               <w:rPr>
                 <w:rStyle w:val="a5"/>
@@ -3660,7 +3718,7 @@
               <w:rPr>
                 <w:noProof/>
               </w:rPr>
-              <w:instrText xml:space="preserve"> PAGEREF _Toc240682243 \h </w:instrText>
+              <w:instrText xml:space="preserve"> PAGEREF _Toc240684810 \h </w:instrText>
             </w:r>
             <w:r>
               <w:rPr>
@@ -3703,7 +3761,7 @@
               <w14:ligatures w14:val="standardContextual"/>
             </w:rPr>
           </w:pPr>
-          <w:hyperlink w:anchor="_Toc240682244" w:history="1">
+          <w:hyperlink w:anchor="_Toc240684811" w:history="1">
             <w:r>
               <w:rPr>
                 <w:rStyle w:val="a5"/>
@@ -3817,7 +3875,7 @@
               <w:rPr>
                 <w:noProof/>
               </w:rPr>
-              <w:instrText xml:space="preserve"> PAGEREF _Toc240682244 \h </w:instrText>
+              <w:instrText xml:space="preserve"> PAGEREF _Toc240684811 \h </w:instrText>
             </w:r>
             <w:r>
               <w:rPr>
@@ -3860,7 +3918,7 @@
               <w14:ligatures w14:val="standardContextual"/>
             </w:rPr>
           </w:pPr>
-          <w:hyperlink w:anchor="_Toc240682245" w:history="1">
+          <w:hyperlink w:anchor="_Toc240684812" w:history="1">
             <w:r>
               <w:rPr>
                 <w:rStyle w:val="a5"/>
@@ -3959,7 +4017,7 @@
               <w:rPr>
                 <w:noProof/>
               </w:rPr>
-              <w:instrText xml:space="preserve"> PAGEREF _Toc240682245 \h </w:instrText>
+              <w:instrText xml:space="preserve"> PAGEREF _Toc240684812 \h </w:instrText>
             </w:r>
             <w:r>
               <w:rPr>
@@ -4002,7 +4060,7 @@
               <w14:ligatures w14:val="standardContextual"/>
             </w:rPr>
           </w:pPr>
-          <w:hyperlink w:anchor="_Toc240682246" w:history="1">
+          <w:hyperlink w:anchor="_Toc240684813" w:history="1">
             <w:r>
               <w:rPr>
                 <w:rStyle w:val="a5"/>
@@ -4071,7 +4129,7 @@
               <w:rPr>
                 <w:noProof/>
               </w:rPr>
-              <w:instrText xml:space="preserve"> PAGEREF _Toc240682246 \h </w:instrText>
+              <w:instrText xml:space="preserve"> PAGEREF _Toc240684813 \h </w:instrText>
             </w:r>
             <w:r>
               <w:rPr>
@@ -4116,7 +4174,7 @@
               <w14:ligatures w14:val="standardContextual"/>
             </w:rPr>
           </w:pPr>
-          <w:hyperlink w:anchor="_Toc240682247" w:history="1">
+          <w:hyperlink w:anchor="_Toc240684814" w:history="1">
             <w:r>
               <w:rPr>
                 <w:rStyle w:val="a5"/>
@@ -4215,7 +4273,7 @@
               <w:rPr>
                 <w:noProof/>
               </w:rPr>
-              <w:instrText xml:space="preserve"> PAGEREF _Toc240682247 \h </w:instrText>
+              <w:instrText xml:space="preserve"> PAGEREF _Toc240684814 \h </w:instrText>
             </w:r>
             <w:r>
               <w:rPr>
@@ -4258,7 +4316,7 @@
               <w14:ligatures w14:val="standardContextual"/>
             </w:rPr>
           </w:pPr>
-          <w:hyperlink w:anchor="_Toc240682248" w:history="1">
+          <w:hyperlink w:anchor="_Toc240684815" w:history="1">
             <w:r>
               <w:rPr>
                 <w:rStyle w:val="a5"/>
@@ -4342,7 +4400,7 @@
               <w:rPr>
                 <w:noProof/>
               </w:rPr>
-              <w:instrText xml:space="preserve"> PAGEREF _Toc240682248 \h </w:instrText>
+              <w:instrText xml:space="preserve"> PAGEREF _Toc240684815 \h </w:instrText>
             </w:r>
             <w:r>
               <w:rPr>
@@ -4385,7 +4443,7 @@
               <w14:ligatures w14:val="standardContextual"/>
             </w:rPr>
           </w:pPr>
-          <w:hyperlink w:anchor="_Toc240682249" w:history="1">
+          <w:hyperlink w:anchor="_Toc240684816" w:history="1">
             <w:r>
               <w:rPr>
                 <w:rStyle w:val="a5"/>
@@ -4424,7 +4482,7 @@
               <w:rPr>
                 <w:noProof/>
               </w:rPr>
-              <w:instrText xml:space="preserve"> PAGEREF _Toc240682249 \h </w:instrText>
+              <w:instrText xml:space="preserve"> PAGEREF _Toc240684816 \h </w:instrText>
             </w:r>
             <w:r>
               <w:rPr>
@@ -4467,7 +4525,7 @@
               <w14:ligatures w14:val="standardContextual"/>
             </w:rPr>
           </w:pPr>
-          <w:hyperlink w:anchor="_Toc240682250" w:history="1">
+          <w:hyperlink w:anchor="_Toc240684817" w:history="1">
             <w:r>
               <w:rPr>
                 <w:rStyle w:val="a5"/>
@@ -4521,7 +4579,7 @@
               <w:rPr>
                 <w:noProof/>
               </w:rPr>
-              <w:instrText xml:space="preserve"> PAGEREF _Toc240682250 \h </w:instrText>
+              <w:instrText xml:space="preserve"> PAGEREF _Toc240684817 \h </w:instrText>
             </w:r>
             <w:r>
               <w:rPr>
@@ -4566,7 +4624,7 @@
               <w14:ligatures w14:val="standardContextual"/>
             </w:rPr>
           </w:pPr>
-          <w:hyperlink w:anchor="_Toc240682251" w:history="1">
+          <w:hyperlink w:anchor="_Toc240684818" w:history="1">
             <w:r>
               <w:rPr>
                 <w:rStyle w:val="a5"/>
@@ -4680,7 +4738,7 @@
               <w:rPr>
                 <w:noProof/>
               </w:rPr>
-              <w:instrText xml:space="preserve"> PAGEREF _Toc240682251 \h </w:instrText>
+              <w:instrText xml:space="preserve"> PAGEREF _Toc240684818 \h </w:instrText>
             </w:r>
             <w:r>
               <w:rPr>
@@ -4723,7 +4781,7 @@
               <w14:ligatures w14:val="standardContextual"/>
             </w:rPr>
           </w:pPr>
-          <w:hyperlink w:anchor="_Toc240682252" w:history="1">
+          <w:hyperlink w:anchor="_Toc240684819" w:history="1">
             <w:r>
               <w:rPr>
                 <w:rStyle w:val="a5"/>
@@ -4822,7 +4880,7 @@
               <w:rPr>
                 <w:noProof/>
               </w:rPr>
-              <w:instrText xml:space="preserve"> PAGEREF _Toc240682252 \h </w:instrText>
+              <w:instrText xml:space="preserve"> PAGEREF _Toc240684819 \h </w:instrText>
             </w:r>
             <w:r>
               <w:rPr>
@@ -4865,7 +4923,7 @@
               <w14:ligatures w14:val="standardContextual"/>
             </w:rPr>
           </w:pPr>
-          <w:hyperlink w:anchor="_Toc240682253" w:history="1">
+          <w:hyperlink w:anchor="_Toc240684820" w:history="1">
             <w:r>
               <w:rPr>
                 <w:rStyle w:val="a5"/>
@@ -4949,7 +5007,7 @@
               <w:rPr>
                 <w:noProof/>
               </w:rPr>
-              <w:instrText xml:space="preserve"> PAGEREF _Toc240682253 \h </w:instrText>
+              <w:instrText xml:space="preserve"> PAGEREF _Toc240684820 \h </w:instrText>
             </w:r>
             <w:r>
               <w:rPr>
@@ -4992,7 +5050,7 @@
               <w14:ligatures w14:val="standardContextual"/>
             </w:rPr>
           </w:pPr>
-          <w:hyperlink w:anchor="_Toc240682254" w:history="1">
+          <w:hyperlink w:anchor="_Toc240684821" w:history="1">
             <w:r>
               <w:rPr>
                 <w:rStyle w:val="a5"/>
@@ -5031,7 +5089,7 @@
               <w:rPr>
                 <w:noProof/>
               </w:rPr>
-              <w:instrText xml:space="preserve"> PAGEREF _Toc240682254 \h </w:instrText>
+              <w:instrText xml:space="preserve"> PAGEREF _Toc240684821 \h </w:instrText>
             </w:r>
             <w:r>
               <w:rPr>
@@ -5074,7 +5132,7 @@
               <w14:ligatures w14:val="standardContextual"/>
             </w:rPr>
           </w:pPr>
-          <w:hyperlink w:anchor="_Toc240682255" w:history="1">
+          <w:hyperlink w:anchor="_Toc240684822" w:history="1">
             <w:r>
               <w:rPr>
                 <w:rStyle w:val="a5"/>
@@ -5128,7 +5186,7 @@
               <w:rPr>
                 <w:noProof/>
               </w:rPr>
-              <w:instrText xml:space="preserve"> PAGEREF _Toc240682255 \h </w:instrText>
+              <w:instrText xml:space="preserve"> PAGEREF _Toc240684822 \h </w:instrText>
             </w:r>
             <w:r>
               <w:rPr>
@@ -5171,7 +5229,7 @@
               <w14:ligatures w14:val="standardContextual"/>
             </w:rPr>
           </w:pPr>
-          <w:hyperlink w:anchor="_Toc240682256" w:history="1">
+          <w:hyperlink w:anchor="_Toc240684823" w:history="1">
             <w:r>
               <w:rPr>
                 <w:rStyle w:val="a5"/>
@@ -5225,7 +5283,7 @@
               <w:rPr>
                 <w:noProof/>
               </w:rPr>
-              <w:instrText xml:space="preserve"> PAGEREF _Toc240682256 \h </w:instrText>
+              <w:instrText xml:space="preserve"> PAGEREF _Toc240684823 \h </w:instrText>
             </w:r>
             <w:r>
               <w:rPr>
@@ -5270,7 +5328,7 @@
               <w14:ligatures w14:val="standardContextual"/>
             </w:rPr>
           </w:pPr>
-          <w:hyperlink w:anchor="_Toc240682257" w:history="1">
+          <w:hyperlink w:anchor="_Toc240684824" w:history="1">
             <w:r>
               <w:rPr>
                 <w:rStyle w:val="a5"/>
@@ -5339,7 +5397,7 @@
               <w:rPr>
                 <w:noProof/>
               </w:rPr>
-              <w:instrText xml:space="preserve"> PAGEREF _Toc240682257 \h </w:instrText>
+              <w:instrText xml:space="preserve"> PAGEREF _Toc240684824 \h </w:instrText>
             </w:r>
             <w:r>
               <w:rPr>
@@ -5382,7 +5440,7 @@
               <w14:ligatures w14:val="standardContextual"/>
             </w:rPr>
           </w:pPr>
-          <w:hyperlink w:anchor="_Toc240682258" w:history="1">
+          <w:hyperlink w:anchor="_Toc240684825" w:history="1">
             <w:r>
               <w:rPr>
                 <w:rStyle w:val="a5"/>
@@ -5451,7 +5509,7 @@
               <w:rPr>
                 <w:noProof/>
               </w:rPr>
-              <w:instrText xml:space="preserve"> PAGEREF _Toc240682258 \h </w:instrText>
+              <w:instrText xml:space="preserve"> PAGEREF _Toc240684825 \h </w:instrText>
             </w:r>
             <w:r>
               <w:rPr>
@@ -5494,7 +5552,7 @@
               <w14:ligatures w14:val="standardContextual"/>
             </w:rPr>
           </w:pPr>
-          <w:hyperlink w:anchor="_Toc240682259" w:history="1">
+          <w:hyperlink w:anchor="_Toc240684826" w:history="1">
             <w:r>
               <w:rPr>
                 <w:rStyle w:val="a5"/>
@@ -5593,7 +5651,7 @@
               <w:rPr>
                 <w:noProof/>
               </w:rPr>
-              <w:instrText xml:space="preserve"> PAGEREF _Toc240682259 \h </w:instrText>
+              <w:instrText xml:space="preserve"> PAGEREF _Toc240684826 \h </w:instrText>
             </w:r>
             <w:r>
               <w:rPr>
@@ -5636,7 +5694,7 @@
               <w14:ligatures w14:val="standardContextual"/>
             </w:rPr>
           </w:pPr>
-          <w:hyperlink w:anchor="_Toc240682260" w:history="1">
+          <w:hyperlink w:anchor="_Toc240684827" w:history="1">
             <w:r>
               <w:rPr>
                 <w:rStyle w:val="a5"/>
@@ -5690,7 +5748,7 @@
               <w:rPr>
                 <w:noProof/>
               </w:rPr>
-              <w:instrText xml:space="preserve"> PAGEREF _Toc240682260 \h </w:instrText>
+              <w:instrText xml:space="preserve"> PAGEREF _Toc240684827 \h </w:instrText>
             </w:r>
             <w:r>
               <w:rPr>
@@ -5733,7 +5791,7 @@
               <w14:ligatures w14:val="standardContextual"/>
             </w:rPr>
           </w:pPr>
-          <w:hyperlink w:anchor="_Toc240682261" w:history="1">
+          <w:hyperlink w:anchor="_Toc240684828" w:history="1">
             <w:r>
               <w:rPr>
                 <w:rStyle w:val="a5"/>
@@ -5757,7 +5815,7 @@
               <w:rPr>
                 <w:noProof/>
               </w:rPr>
-              <w:instrText xml:space="preserve"> PAGEREF _Toc240682261 \h </w:instrText>
+              <w:instrText xml:space="preserve"> PAGEREF _Toc240684828 \h </w:instrText>
             </w:r>
             <w:r>
               <w:rPr>
@@ -5802,7 +5860,7 @@
               <w14:ligatures w14:val="standardContextual"/>
             </w:rPr>
           </w:pPr>
-          <w:hyperlink w:anchor="_Toc240682262" w:history="1">
+          <w:hyperlink w:anchor="_Toc240684829" w:history="1">
             <w:r>
               <w:rPr>
                 <w:rStyle w:val="a5"/>
@@ -5826,7 +5884,7 @@
               <w:rPr>
                 <w:noProof/>
               </w:rPr>
-              <w:instrText xml:space="preserve"> PAGEREF _Toc240682262 \h </w:instrText>
+              <w:instrText xml:space="preserve"> PAGEREF _Toc240684829 \h </w:instrText>
             </w:r>
             <w:r>
               <w:rPr>
@@ -5871,7 +5929,7 @@
               <w14:ligatures w14:val="standardContextual"/>
             </w:rPr>
           </w:pPr>
-          <w:hyperlink w:anchor="_Toc240682263" w:history="1">
+          <w:hyperlink w:anchor="_Toc240684830" w:history="1">
             <w:r>
               <w:rPr>
                 <w:rStyle w:val="a5"/>
@@ -5955,7 +6013,7 @@
               <w:rPr>
                 <w:noProof/>
               </w:rPr>
-              <w:instrText xml:space="preserve"> PAGEREF _Toc240682263 \h </w:instrText>
+              <w:instrText xml:space="preserve"> PAGEREF _Toc240684830 \h </w:instrText>
             </w:r>
             <w:r>
               <w:rPr>
@@ -6000,7 +6058,7 @@
               <w14:ligatures w14:val="standardContextual"/>
             </w:rPr>
           </w:pPr>
-          <w:hyperlink w:anchor="_Toc240682264" w:history="1">
+          <w:hyperlink w:anchor="_Toc240684831" w:history="1">
             <w:r>
               <w:rPr>
                 <w:rStyle w:val="a5"/>
@@ -6039,7 +6097,7 @@
               <w:rPr>
                 <w:noProof/>
               </w:rPr>
-              <w:instrText xml:space="preserve"> PAGEREF _Toc240682264 \h </w:instrText>
+              <w:instrText xml:space="preserve"> PAGEREF _Toc240684831 \h </w:instrText>
             </w:r>
             <w:r>
               <w:rPr>
@@ -6084,7 +6142,7 @@
               <w14:ligatures w14:val="standardContextual"/>
             </w:rPr>
           </w:pPr>
-          <w:hyperlink w:anchor="_Toc240682265" w:history="1">
+          <w:hyperlink w:anchor="_Toc240684832" w:history="1">
             <w:r>
               <w:rPr>
                 <w:rStyle w:val="a5"/>
@@ -6198,7 +6256,7 @@
               <w:rPr>
                 <w:noProof/>
               </w:rPr>
-              <w:instrText xml:space="preserve"> PAGEREF _Toc240682265 \h </w:instrText>
+              <w:instrText xml:space="preserve"> PAGEREF _Toc240684832 \h </w:instrText>
             </w:r>
             <w:r>
               <w:rPr>
@@ -6260,7 +6318,7 @@
     <w:sdt>
       <w:sdtPr>
         <w:alias w:val="สารบัญภาพ"/>
-        <w:id w:val="-1819417325"/>
+        <w:id w:val="-20860880"/>
       </w:sdtPr>
       <w:sdtEndPr/>
       <w:sdtContent>
@@ -6288,7 +6346,7 @@
           <w:r>
             <w:fldChar w:fldCharType="separate"/>
           </w:r>
-          <w:hyperlink w:anchor="_Toc240682266" w:history="1">
+          <w:hyperlink w:anchor="_Toc240684833" w:history="1">
             <w:r>
               <w:rPr>
                 <w:rStyle w:val="a5"/>
@@ -6367,22 +6425,7 @@
                 <w:rStyle w:val="a5"/>
                 <w:noProof/>
               </w:rPr>
-              <w:t>ระบบ</w:t>
-            </w:r>
-            <w:r>
-              <w:rPr>
-                <w:rStyle w:val="a5"/>
-                <w:rFonts w:ascii="Arial" w:hAnsi="Arial" w:cs="Arial"/>
-                <w:noProof/>
-              </w:rPr>
-              <w:t>​</w:t>
-            </w:r>
-            <w:r>
-              <w:rPr>
-                <w:rStyle w:val="a5"/>
-                <w:noProof/>
-              </w:rPr>
-              <w:t>แจ้งซ่อม มช.</w:t>
+              <w:t>ระบบ FastFix CMU</w:t>
             </w:r>
             <w:r>
               <w:rPr>
@@ -6400,7 +6443,7 @@
               <w:rPr>
                 <w:noProof/>
               </w:rPr>
-              <w:instrText xml:space="preserve"> PAGEREF _Toc240682266 \h </w:instrText>
+              <w:instrText xml:space="preserve"> PAGEREF _Toc240684833 \h </w:instrText>
             </w:r>
             <w:r>
               <w:rPr>
@@ -6443,7 +6486,7 @@
               <w14:ligatures w14:val="standardContextual"/>
             </w:rPr>
           </w:pPr>
-          <w:hyperlink w:anchor="_Toc240682267" w:history="1">
+          <w:hyperlink w:anchor="_Toc240684834" w:history="1">
             <w:r>
               <w:rPr>
                 <w:rStyle w:val="a5"/>
@@ -6540,7 +6583,7 @@
               <w:rPr>
                 <w:noProof/>
               </w:rPr>
-              <w:instrText xml:space="preserve"> PAGEREF _Toc240682267 \h </w:instrText>
+              <w:instrText xml:space="preserve"> PAGEREF _Toc240684834 \h </w:instrText>
             </w:r>
             <w:r>
               <w:rPr>
@@ -6583,7 +6626,7 @@
               <w14:ligatures w14:val="standardContextual"/>
             </w:rPr>
           </w:pPr>
-          <w:hyperlink w:anchor="_Toc240682268" w:history="1">
+          <w:hyperlink w:anchor="_Toc240684835" w:history="1">
             <w:r>
               <w:rPr>
                 <w:rStyle w:val="a5"/>
@@ -6770,7 +6813,7 @@
               <w:rPr>
                 <w:noProof/>
               </w:rPr>
-              <w:instrText xml:space="preserve"> PAGEREF _Toc240682268 \h </w:instrText>
+              <w:instrText xml:space="preserve"> PAGEREF _Toc240684835 \h </w:instrText>
             </w:r>
             <w:r>
               <w:rPr>
@@ -6813,7 +6856,7 @@
               <w14:ligatures w14:val="standardContextual"/>
             </w:rPr>
           </w:pPr>
-          <w:hyperlink w:anchor="_Toc240682269" w:history="1">
+          <w:hyperlink w:anchor="_Toc240684836" w:history="1">
             <w:r>
               <w:rPr>
                 <w:rStyle w:val="a5"/>
@@ -6970,7 +7013,7 @@
               <w:rPr>
                 <w:noProof/>
               </w:rPr>
-              <w:instrText xml:space="preserve"> PAGEREF _Toc240682269 \h </w:instrText>
+              <w:instrText xml:space="preserve"> PAGEREF _Toc240684836 \h </w:instrText>
             </w:r>
             <w:r>
               <w:rPr>
@@ -7013,7 +7056,7 @@
               <w14:ligatures w14:val="standardContextual"/>
             </w:rPr>
           </w:pPr>
-          <w:hyperlink w:anchor="_Toc240682270" w:history="1">
+          <w:hyperlink w:anchor="_Toc240684837" w:history="1">
             <w:r>
               <w:rPr>
                 <w:rStyle w:val="a5"/>
@@ -7185,7 +7228,7 @@
               <w:rPr>
                 <w:noProof/>
               </w:rPr>
-              <w:instrText xml:space="preserve"> PAGEREF _Toc240682270 \h </w:instrText>
+              <w:instrText xml:space="preserve"> PAGEREF _Toc240684837 \h </w:instrText>
             </w:r>
             <w:r>
               <w:rPr>
@@ -7228,7 +7271,7 @@
               <w14:ligatures w14:val="standardContextual"/>
             </w:rPr>
           </w:pPr>
-          <w:hyperlink w:anchor="_Toc240682271" w:history="1">
+          <w:hyperlink w:anchor="_Toc240684838" w:history="1">
             <w:r>
               <w:rPr>
                 <w:rStyle w:val="a5"/>
@@ -7385,7 +7428,7 @@
               <w:rPr>
                 <w:noProof/>
               </w:rPr>
-              <w:instrText xml:space="preserve"> PAGEREF _Toc240682271 \h </w:instrText>
+              <w:instrText xml:space="preserve"> PAGEREF _Toc240684838 \h </w:instrText>
             </w:r>
             <w:r>
               <w:rPr>
@@ -7428,7 +7471,7 @@
               <w14:ligatures w14:val="standardContextual"/>
             </w:rPr>
           </w:pPr>
-          <w:hyperlink w:anchor="_Toc240682272" w:history="1">
+          <w:hyperlink w:anchor="_Toc240684839" w:history="1">
             <w:r>
               <w:rPr>
                 <w:rStyle w:val="a5"/>
@@ -7540,7 +7583,7 @@
               <w:rPr>
                 <w:noProof/>
               </w:rPr>
-              <w:instrText xml:space="preserve"> PAGEREF _Toc240682272 \h </w:instrText>
+              <w:instrText xml:space="preserve"> PAGEREF _Toc240684839 \h </w:instrText>
             </w:r>
             <w:r>
               <w:rPr>
@@ -7583,7 +7626,7 @@
               <w14:ligatures w14:val="standardContextual"/>
             </w:rPr>
           </w:pPr>
-          <w:hyperlink w:anchor="_Toc240682273" w:history="1">
+          <w:hyperlink w:anchor="_Toc240684840" w:history="1">
             <w:r>
               <w:rPr>
                 <w:rStyle w:val="a5"/>
@@ -7662,22 +7705,7 @@
                 <w:rStyle w:val="a5"/>
                 <w:noProof/>
               </w:rPr>
-              <w:t>ระบบ</w:t>
-            </w:r>
-            <w:r>
-              <w:rPr>
-                <w:rStyle w:val="a5"/>
-                <w:rFonts w:ascii="Arial" w:hAnsi="Arial" w:cs="Arial"/>
-                <w:noProof/>
-              </w:rPr>
-              <w:t>​</w:t>
-            </w:r>
-            <w:r>
-              <w:rPr>
-                <w:rStyle w:val="a5"/>
-                <w:noProof/>
-              </w:rPr>
-              <w:t>แจ้งซ่อม มช.</w:t>
+              <w:t>ระบบ FastFix CMU</w:t>
             </w:r>
             <w:r>
               <w:rPr>
@@ -7695,7 +7723,7 @@
               <w:rPr>
                 <w:noProof/>
               </w:rPr>
-              <w:instrText xml:space="preserve"> PAGEREF _Toc240682273 \h </w:instrText>
+              <w:instrText xml:space="preserve"> PAGEREF _Toc240684840 \h </w:instrText>
             </w:r>
             <w:r>
               <w:rPr>
@@ -7738,7 +7766,7 @@
               <w14:ligatures w14:val="standardContextual"/>
             </w:rPr>
           </w:pPr>
-          <w:hyperlink w:anchor="_Toc240682274" w:history="1">
+          <w:hyperlink w:anchor="_Toc240684841" w:history="1">
             <w:r>
               <w:rPr>
                 <w:rStyle w:val="a5"/>
@@ -7880,7 +7908,7 @@
               <w:rPr>
                 <w:noProof/>
               </w:rPr>
-              <w:instrText xml:space="preserve"> PAGEREF _Toc240682274 \h </w:instrText>
+              <w:instrText xml:space="preserve"> PAGEREF _Toc240684841 \h </w:instrText>
             </w:r>
             <w:r>
               <w:rPr>
@@ -7923,7 +7951,7 @@
               <w14:ligatures w14:val="standardContextual"/>
             </w:rPr>
           </w:pPr>
-          <w:hyperlink w:anchor="_Toc240682275" w:history="1">
+          <w:hyperlink w:anchor="_Toc240684842" w:history="1">
             <w:r>
               <w:rPr>
                 <w:rStyle w:val="a5"/>
@@ -8110,7 +8138,7 @@
               <w:rPr>
                 <w:noProof/>
               </w:rPr>
-              <w:instrText xml:space="preserve"> PAGEREF _Toc240682275 \h </w:instrText>
+              <w:instrText xml:space="preserve"> PAGEREF _Toc240684842 \h </w:instrText>
             </w:r>
             <w:r>
               <w:rPr>
@@ -8153,7 +8181,7 @@
               <w14:ligatures w14:val="standardContextual"/>
             </w:rPr>
           </w:pPr>
-          <w:hyperlink w:anchor="_Toc240682276" w:history="1">
+          <w:hyperlink w:anchor="_Toc240684843" w:history="1">
             <w:r>
               <w:rPr>
                 <w:rStyle w:val="a5"/>
@@ -8370,7 +8398,7 @@
               <w:rPr>
                 <w:noProof/>
               </w:rPr>
-              <w:instrText xml:space="preserve"> PAGEREF _Toc240682276 \h </w:instrText>
+              <w:instrText xml:space="preserve"> PAGEREF _Toc240684843 \h </w:instrText>
             </w:r>
             <w:r>
               <w:rPr>
@@ -8413,7 +8441,7 @@
               <w14:ligatures w14:val="standardContextual"/>
             </w:rPr>
           </w:pPr>
-          <w:hyperlink w:anchor="_Toc240682277" w:history="1">
+          <w:hyperlink w:anchor="_Toc240684844" w:history="1">
             <w:r>
               <w:rPr>
                 <w:rStyle w:val="a5"/>
@@ -8570,7 +8598,7 @@
               <w:rPr>
                 <w:noProof/>
               </w:rPr>
-              <w:instrText xml:space="preserve"> PAGEREF _Toc240682277 \h </w:instrText>
+              <w:instrText xml:space="preserve"> PAGEREF _Toc240684844 \h </w:instrText>
             </w:r>
             <w:r>
               <w:rPr>
@@ -8613,7 +8641,7 @@
               <w14:ligatures w14:val="standardContextual"/>
             </w:rPr>
           </w:pPr>
-          <w:hyperlink w:anchor="_Toc240682278" w:history="1">
+          <w:hyperlink w:anchor="_Toc240684845" w:history="1">
             <w:r>
               <w:rPr>
                 <w:rStyle w:val="a5"/>
@@ -8785,7 +8813,7 @@
               <w:rPr>
                 <w:noProof/>
               </w:rPr>
-              <w:instrText xml:space="preserve"> PAGEREF _Toc240682278 \h </w:instrText>
+              <w:instrText xml:space="preserve"> PAGEREF _Toc240684845 \h </w:instrText>
             </w:r>
             <w:r>
               <w:rPr>
@@ -8828,7 +8856,7 @@
               <w14:ligatures w14:val="standardContextual"/>
             </w:rPr>
           </w:pPr>
-          <w:hyperlink w:anchor="_Toc240682279" w:history="1">
+          <w:hyperlink w:anchor="_Toc240684846" w:history="1">
             <w:r>
               <w:rPr>
                 <w:rStyle w:val="a5"/>
@@ -8970,7 +8998,7 @@
               <w:rPr>
                 <w:noProof/>
               </w:rPr>
-              <w:instrText xml:space="preserve"> PAGEREF _Toc240682279 \h </w:instrText>
+              <w:instrText xml:space="preserve"> PAGEREF _Toc240684846 \h </w:instrText>
             </w:r>
             <w:r>
               <w:rPr>
@@ -9013,7 +9041,7 @@
               <w14:ligatures w14:val="standardContextual"/>
             </w:rPr>
           </w:pPr>
-          <w:hyperlink w:anchor="_Toc240682280" w:history="1">
+          <w:hyperlink w:anchor="_Toc240684847" w:history="1">
             <w:r>
               <w:rPr>
                 <w:rStyle w:val="a5"/>
@@ -9155,7 +9183,7 @@
               <w:rPr>
                 <w:noProof/>
               </w:rPr>
-              <w:instrText xml:space="preserve"> PAGEREF _Toc240682280 \h </w:instrText>
+              <w:instrText xml:space="preserve"> PAGEREF _Toc240684847 \h </w:instrText>
             </w:r>
             <w:r>
               <w:rPr>
@@ -9198,7 +9226,7 @@
               <w14:ligatures w14:val="standardContextual"/>
             </w:rPr>
           </w:pPr>
-          <w:hyperlink w:anchor="_Toc240682281" w:history="1">
+          <w:hyperlink w:anchor="_Toc240684848" w:history="1">
             <w:r>
               <w:rPr>
                 <w:rStyle w:val="a5"/>
@@ -9340,7 +9368,7 @@
               <w:rPr>
                 <w:noProof/>
               </w:rPr>
-              <w:instrText xml:space="preserve"> PAGEREF _Toc240682281 \h </w:instrText>
+              <w:instrText xml:space="preserve"> PAGEREF _Toc240684848 \h </w:instrText>
             </w:r>
             <w:r>
               <w:rPr>
@@ -9383,7 +9411,7 @@
               <w14:ligatures w14:val="standardContextual"/>
             </w:rPr>
           </w:pPr>
-          <w:hyperlink w:anchor="_Toc240682282" w:history="1">
+          <w:hyperlink w:anchor="_Toc240684849" w:history="1">
             <w:r>
               <w:rPr>
                 <w:rStyle w:val="a5"/>
@@ -9480,7 +9508,7 @@
               <w:rPr>
                 <w:noProof/>
               </w:rPr>
-              <w:instrText xml:space="preserve"> PAGEREF _Toc240682282 \h </w:instrText>
+              <w:instrText xml:space="preserve"> PAGEREF _Toc240684849 \h </w:instrText>
             </w:r>
             <w:r>
               <w:rPr>
@@ -9523,7 +9551,7 @@
               <w14:ligatures w14:val="standardContextual"/>
             </w:rPr>
           </w:pPr>
-          <w:hyperlink w:anchor="_Toc240682283" w:history="1">
+          <w:hyperlink w:anchor="_Toc240684850" w:history="1">
             <w:r>
               <w:rPr>
                 <w:rStyle w:val="a5"/>
@@ -9665,7 +9693,7 @@
               <w:rPr>
                 <w:noProof/>
               </w:rPr>
-              <w:instrText xml:space="preserve"> PAGEREF _Toc240682283 \h </w:instrText>
+              <w:instrText xml:space="preserve"> PAGEREF _Toc240684850 \h </w:instrText>
             </w:r>
             <w:r>
               <w:rPr>
@@ -9727,7 +9755,7 @@
     <w:sdt>
       <w:sdtPr>
         <w:alias w:val="สารบัญตาราง"/>
-        <w:id w:val="2100058034"/>
+        <w:id w:val="-1992621186"/>
       </w:sdtPr>
       <w:sdtEndPr/>
       <w:sdtContent>
@@ -9755,7 +9783,7 @@
           <w:r>
             <w:fldChar w:fldCharType="separate"/>
           </w:r>
-          <w:hyperlink w:anchor="_Toc240682284" w:history="1">
+          <w:hyperlink w:anchor="_Toc240684851" w:history="1">
             <w:r>
               <w:rPr>
                 <w:rStyle w:val="a5"/>
@@ -9897,7 +9925,7 @@
               <w:rPr>
                 <w:noProof/>
               </w:rPr>
-              <w:instrText xml:space="preserve"> PAGEREF _Toc240682284 \h </w:instrText>
+              <w:instrText xml:space="preserve"> PAGEREF _Toc240684851 \h </w:instrText>
             </w:r>
             <w:r>
               <w:rPr>
@@ -9940,7 +9968,7 @@
               <w14:ligatures w14:val="standardContextual"/>
             </w:rPr>
           </w:pPr>
-          <w:hyperlink w:anchor="_Toc240682285" w:history="1">
+          <w:hyperlink w:anchor="_Toc240684852" w:history="1">
             <w:r>
               <w:rPr>
                 <w:rStyle w:val="a5"/>
@@ -10022,7 +10050,7 @@
               <w:rPr>
                 <w:noProof/>
               </w:rPr>
-              <w:instrText xml:space="preserve"> PAGEREF _Toc240682285 \h </w:instrText>
+              <w:instrText xml:space="preserve"> PAGEREF _Toc240684852 \h </w:instrText>
             </w:r>
             <w:r>
               <w:rPr>
@@ -10065,7 +10093,7 @@
               <w14:ligatures w14:val="standardContextual"/>
             </w:rPr>
           </w:pPr>
-          <w:hyperlink w:anchor="_Toc240682286" w:history="1">
+          <w:hyperlink w:anchor="_Toc240684853" w:history="1">
             <w:r>
               <w:rPr>
                 <w:rStyle w:val="a5"/>
@@ -10192,7 +10220,7 @@
               <w:rPr>
                 <w:noProof/>
               </w:rPr>
-              <w:instrText xml:space="preserve"> PAGEREF _Toc240682286 \h </w:instrText>
+              <w:instrText xml:space="preserve"> PAGEREF _Toc240684853 \h </w:instrText>
             </w:r>
             <w:r>
               <w:rPr>
@@ -10235,7 +10263,7 @@
               <w14:ligatures w14:val="standardContextual"/>
             </w:rPr>
           </w:pPr>
-          <w:hyperlink w:anchor="_Toc240682287" w:history="1">
+          <w:hyperlink w:anchor="_Toc240684854" w:history="1">
             <w:r>
               <w:rPr>
                 <w:rStyle w:val="a5"/>
@@ -10317,7 +10345,7 @@
               <w:rPr>
                 <w:noProof/>
               </w:rPr>
-              <w:instrText xml:space="preserve"> PAGEREF _Toc240682287 \h </w:instrText>
+              <w:instrText xml:space="preserve"> PAGEREF _Toc240684854 \h </w:instrText>
             </w:r>
             <w:r>
               <w:rPr>
@@ -10360,7 +10388,7 @@
               <w14:ligatures w14:val="standardContextual"/>
             </w:rPr>
           </w:pPr>
-          <w:hyperlink w:anchor="_Toc240682288" w:history="1">
+          <w:hyperlink w:anchor="_Toc240684855" w:history="1">
             <w:r>
               <w:rPr>
                 <w:rStyle w:val="a5"/>
@@ -10472,7 +10500,7 @@
               <w:rPr>
                 <w:noProof/>
               </w:rPr>
-              <w:instrText xml:space="preserve"> PAGEREF _Toc240682288 \h </w:instrText>
+              <w:instrText xml:space="preserve"> PAGEREF _Toc240684855 \h </w:instrText>
             </w:r>
             <w:r>
               <w:rPr>
@@ -10515,7 +10543,7 @@
               <w14:ligatures w14:val="standardContextual"/>
             </w:rPr>
           </w:pPr>
-          <w:hyperlink w:anchor="_Toc240682289" w:history="1">
+          <w:hyperlink w:anchor="_Toc240684856" w:history="1">
             <w:r>
               <w:rPr>
                 <w:rStyle w:val="a5"/>
@@ -10672,7 +10700,7 @@
               <w:rPr>
                 <w:noProof/>
               </w:rPr>
-              <w:instrText xml:space="preserve"> PAGEREF _Toc240682289 \h </w:instrText>
+              <w:instrText xml:space="preserve"> PAGEREF _Toc240684856 \h </w:instrText>
             </w:r>
             <w:r>
               <w:rPr>
@@ -10715,7 +10743,7 @@
               <w14:ligatures w14:val="standardContextual"/>
             </w:rPr>
           </w:pPr>
-          <w:hyperlink w:anchor="_Toc240682290" w:history="1">
+          <w:hyperlink w:anchor="_Toc240684857" w:history="1">
             <w:r>
               <w:rPr>
                 <w:rStyle w:val="a5"/>
@@ -10842,7 +10870,7 @@
               <w:rPr>
                 <w:noProof/>
               </w:rPr>
-              <w:instrText xml:space="preserve"> PAGEREF _Toc240682290 \h </w:instrText>
+              <w:instrText xml:space="preserve"> PAGEREF _Toc240684857 \h </w:instrText>
             </w:r>
             <w:r>
               <w:rPr>
@@ -10885,7 +10913,7 @@
               <w14:ligatures w14:val="standardContextual"/>
             </w:rPr>
           </w:pPr>
-          <w:hyperlink w:anchor="_Toc240682291" w:history="1">
+          <w:hyperlink w:anchor="_Toc240684858" w:history="1">
             <w:r>
               <w:rPr>
                 <w:rStyle w:val="a5"/>
@@ -10997,7 +11025,7 @@
               <w:rPr>
                 <w:noProof/>
               </w:rPr>
-              <w:instrText xml:space="preserve"> PAGEREF _Toc240682291 \h </w:instrText>
+              <w:instrText xml:space="preserve"> PAGEREF _Toc240684858 \h </w:instrText>
             </w:r>
             <w:r>
               <w:rPr>
@@ -11040,7 +11068,7 @@
               <w14:ligatures w14:val="standardContextual"/>
             </w:rPr>
           </w:pPr>
-          <w:hyperlink w:anchor="_Toc240682292" w:history="1">
+          <w:hyperlink w:anchor="_Toc240684859" w:history="1">
             <w:r>
               <w:rPr>
                 <w:rStyle w:val="a5"/>
@@ -11197,7 +11225,7 @@
               <w:rPr>
                 <w:noProof/>
               </w:rPr>
-              <w:instrText xml:space="preserve"> PAGEREF _Toc240682292 \h </w:instrText>
+              <w:instrText xml:space="preserve"> PAGEREF _Toc240684859 \h </w:instrText>
             </w:r>
             <w:r>
               <w:rPr>
@@ -11240,7 +11268,7 @@
               <w14:ligatures w14:val="standardContextual"/>
             </w:rPr>
           </w:pPr>
-          <w:hyperlink w:anchor="_Toc240682293" w:history="1">
+          <w:hyperlink w:anchor="_Toc240684860" w:history="1">
             <w:r>
               <w:rPr>
                 <w:rStyle w:val="a5"/>
@@ -11397,7 +11425,7 @@
               <w:rPr>
                 <w:noProof/>
               </w:rPr>
-              <w:instrText xml:space="preserve"> PAGEREF _Toc240682293 \h </w:instrText>
+              <w:instrText xml:space="preserve"> PAGEREF _Toc240684860 \h </w:instrText>
             </w:r>
             <w:r>
               <w:rPr>
@@ -11440,7 +11468,7 @@
               <w14:ligatures w14:val="standardContextual"/>
             </w:rPr>
           </w:pPr>
-          <w:hyperlink w:anchor="_Toc240682294" w:history="1">
+          <w:hyperlink w:anchor="_Toc240684861" w:history="1">
             <w:r>
               <w:rPr>
                 <w:rStyle w:val="a5"/>
@@ -11597,7 +11625,7 @@
               <w:rPr>
                 <w:noProof/>
               </w:rPr>
-              <w:instrText xml:space="preserve"> PAGEREF _Toc240682294 \h </w:instrText>
+              <w:instrText xml:space="preserve"> PAGEREF _Toc240684861 \h </w:instrText>
             </w:r>
             <w:r>
               <w:rPr>
@@ -11640,7 +11668,7 @@
               <w14:ligatures w14:val="standardContextual"/>
             </w:rPr>
           </w:pPr>
-          <w:hyperlink w:anchor="_Toc240682295" w:history="1">
+          <w:hyperlink w:anchor="_Toc240684862" w:history="1">
             <w:r>
               <w:rPr>
                 <w:rStyle w:val="a5"/>
@@ -11722,7 +11750,7 @@
               <w:rPr>
                 <w:noProof/>
               </w:rPr>
-              <w:instrText xml:space="preserve"> PAGEREF _Toc240682295 \h </w:instrText>
+              <w:instrText xml:space="preserve"> PAGEREF _Toc240684862 \h </w:instrText>
             </w:r>
             <w:r>
               <w:rPr>
@@ -11765,7 +11793,7 @@
               <w14:ligatures w14:val="standardContextual"/>
             </w:rPr>
           </w:pPr>
-          <w:hyperlink w:anchor="_Toc240682296" w:history="1">
+          <w:hyperlink w:anchor="_Toc240684863" w:history="1">
             <w:r>
               <w:rPr>
                 <w:rStyle w:val="a5"/>
@@ -11847,7 +11875,7 @@
               <w:rPr>
                 <w:noProof/>
               </w:rPr>
-              <w:instrText xml:space="preserve"> PAGEREF _Toc240682296 \h </w:instrText>
+              <w:instrText xml:space="preserve"> PAGEREF _Toc240684863 \h </w:instrText>
             </w:r>
             <w:r>
               <w:rPr>
@@ -11890,7 +11918,7 @@
               <w14:ligatures w14:val="standardContextual"/>
             </w:rPr>
           </w:pPr>
-          <w:hyperlink w:anchor="_Toc240682297" w:history="1">
+          <w:hyperlink w:anchor="_Toc240684864" w:history="1">
             <w:r>
               <w:rPr>
                 <w:rStyle w:val="a5"/>
@@ -11957,7 +11985,7 @@
               <w:rPr>
                 <w:noProof/>
               </w:rPr>
-              <w:instrText xml:space="preserve"> PAGEREF _Toc240682297 \h </w:instrText>
+              <w:instrText xml:space="preserve"> PAGEREF _Toc240684864 \h </w:instrText>
             </w:r>
             <w:r>
               <w:rPr>
@@ -12000,7 +12028,7 @@
               <w14:ligatures w14:val="standardContextual"/>
             </w:rPr>
           </w:pPr>
-          <w:hyperlink w:anchor="_Toc240682298" w:history="1">
+          <w:hyperlink w:anchor="_Toc240684865" w:history="1">
             <w:r>
               <w:rPr>
                 <w:rStyle w:val="a5"/>
@@ -12127,7 +12155,7 @@
               <w:rPr>
                 <w:noProof/>
               </w:rPr>
-              <w:instrText xml:space="preserve"> PAGEREF _Toc240682298 \h </w:instrText>
+              <w:instrText xml:space="preserve"> PAGEREF _Toc240684865 \h </w:instrText>
             </w:r>
             <w:r>
               <w:rPr>
@@ -12170,7 +12198,7 @@
               <w14:ligatures w14:val="standardContextual"/>
             </w:rPr>
           </w:pPr>
-          <w:hyperlink w:anchor="_Toc240682299" w:history="1">
+          <w:hyperlink w:anchor="_Toc240684866" w:history="1">
             <w:r>
               <w:rPr>
                 <w:rStyle w:val="a5"/>
@@ -12282,7 +12310,7 @@
               <w:rPr>
                 <w:noProof/>
               </w:rPr>
-              <w:instrText xml:space="preserve"> PAGEREF _Toc240682299 \h </w:instrText>
+              <w:instrText xml:space="preserve"> PAGEREF _Toc240684866 \h </w:instrText>
             </w:r>
             <w:r>
               <w:rPr>
@@ -12325,7 +12353,7 @@
               <w14:ligatures w14:val="standardContextual"/>
             </w:rPr>
           </w:pPr>
-          <w:hyperlink w:anchor="_Toc240682300" w:history="1">
+          <w:hyperlink w:anchor="_Toc240684867" w:history="1">
             <w:r>
               <w:rPr>
                 <w:rStyle w:val="a5"/>
@@ -12407,7 +12435,7 @@
               <w:rPr>
                 <w:noProof/>
               </w:rPr>
-              <w:instrText xml:space="preserve"> PAGEREF _Toc240682300 \h </w:instrText>
+              <w:instrText xml:space="preserve"> PAGEREF _Toc240684867 \h </w:instrText>
             </w:r>
             <w:r>
               <w:rPr>
@@ -12450,7 +12478,7 @@
               <w14:ligatures w14:val="standardContextual"/>
             </w:rPr>
           </w:pPr>
-          <w:hyperlink w:anchor="_Toc240682301" w:history="1">
+          <w:hyperlink w:anchor="_Toc240684868" w:history="1">
             <w:r>
               <w:rPr>
                 <w:rStyle w:val="a5"/>
@@ -12577,7 +12605,7 @@
               <w:rPr>
                 <w:noProof/>
               </w:rPr>
-              <w:instrText xml:space="preserve"> PAGEREF _Toc240682301 \h </w:instrText>
+              <w:instrText xml:space="preserve"> PAGEREF _Toc240684868 \h </w:instrText>
             </w:r>
             <w:r>
               <w:rPr>
@@ -12620,7 +12648,7 @@
               <w14:ligatures w14:val="standardContextual"/>
             </w:rPr>
           </w:pPr>
-          <w:hyperlink w:anchor="_Toc240682302" w:history="1">
+          <w:hyperlink w:anchor="_Toc240684869" w:history="1">
             <w:r>
               <w:rPr>
                 <w:rStyle w:val="a5"/>
@@ -12732,7 +12760,7 @@
               <w:rPr>
                 <w:noProof/>
               </w:rPr>
-              <w:instrText xml:space="preserve"> PAGEREF _Toc240682302 \h </w:instrText>
+              <w:instrText xml:space="preserve"> PAGEREF _Toc240684869 \h </w:instrText>
             </w:r>
             <w:r>
               <w:rPr>
@@ -12775,7 +12803,7 @@
               <w14:ligatures w14:val="standardContextual"/>
             </w:rPr>
           </w:pPr>
-          <w:hyperlink w:anchor="_Toc240682303" w:history="1">
+          <w:hyperlink w:anchor="_Toc240684870" w:history="1">
             <w:r>
               <w:rPr>
                 <w:rStyle w:val="a5"/>
@@ -12947,7 +12975,7 @@
               <w:rPr>
                 <w:noProof/>
               </w:rPr>
-              <w:instrText xml:space="preserve"> PAGEREF _Toc240682303 \h </w:instrText>
+              <w:instrText xml:space="preserve"> PAGEREF _Toc240684870 \h </w:instrText>
             </w:r>
             <w:r>
               <w:rPr>
@@ -12990,7 +13018,7 @@
               <w14:ligatures w14:val="standardContextual"/>
             </w:rPr>
           </w:pPr>
-          <w:hyperlink w:anchor="_Toc240682304" w:history="1">
+          <w:hyperlink w:anchor="_Toc240684871" w:history="1">
             <w:r>
               <w:rPr>
                 <w:rStyle w:val="a5"/>
@@ -13102,7 +13130,7 @@
               <w:rPr>
                 <w:noProof/>
               </w:rPr>
-              <w:instrText xml:space="preserve"> PAGEREF _Toc240682304 \h </w:instrText>
+              <w:instrText xml:space="preserve"> PAGEREF _Toc240684871 \h </w:instrText>
             </w:r>
             <w:r>
               <w:rPr>
@@ -13145,7 +13173,7 @@
               <w14:ligatures w14:val="standardContextual"/>
             </w:rPr>
           </w:pPr>
-          <w:hyperlink w:anchor="_Toc240682305" w:history="1">
+          <w:hyperlink w:anchor="_Toc240684872" w:history="1">
             <w:r>
               <w:rPr>
                 <w:rStyle w:val="a5"/>
@@ -13287,7 +13315,7 @@
               <w:rPr>
                 <w:noProof/>
               </w:rPr>
-              <w:instrText xml:space="preserve"> PAGEREF _Toc240682305 \h </w:instrText>
+              <w:instrText xml:space="preserve"> PAGEREF _Toc240684872 \h </w:instrText>
             </w:r>
             <w:r>
               <w:rPr>
@@ -13330,7 +13358,7 @@
               <w14:ligatures w14:val="standardContextual"/>
             </w:rPr>
           </w:pPr>
-          <w:hyperlink w:anchor="_Toc240682306" w:history="1">
+          <w:hyperlink w:anchor="_Toc240684873" w:history="1">
             <w:r>
               <w:rPr>
                 <w:rStyle w:val="a5"/>
@@ -13457,7 +13485,7 @@
               <w:rPr>
                 <w:noProof/>
               </w:rPr>
-              <w:instrText xml:space="preserve"> PAGEREF _Toc240682306 \h </w:instrText>
+              <w:instrText xml:space="preserve"> PAGEREF _Toc240684873 \h </w:instrText>
             </w:r>
             <w:r>
               <w:rPr>
@@ -13500,7 +13528,7 @@
               <w14:ligatures w14:val="standardContextual"/>
             </w:rPr>
           </w:pPr>
-          <w:hyperlink w:anchor="_Toc240682307" w:history="1">
+          <w:hyperlink w:anchor="_Toc240684874" w:history="1">
             <w:r>
               <w:rPr>
                 <w:rStyle w:val="a5"/>
@@ -13612,7 +13640,7 @@
               <w:rPr>
                 <w:noProof/>
               </w:rPr>
-              <w:instrText xml:space="preserve"> PAGEREF _Toc240682307 \h </w:instrText>
+              <w:instrText xml:space="preserve"> PAGEREF _Toc240684874 \h </w:instrText>
             </w:r>
             <w:r>
               <w:rPr>
@@ -13655,7 +13683,7 @@
               <w14:ligatures w14:val="standardContextual"/>
             </w:rPr>
           </w:pPr>
-          <w:hyperlink w:anchor="_Toc240682308" w:history="1">
+          <w:hyperlink w:anchor="_Toc240684875" w:history="1">
             <w:r>
               <w:rPr>
                 <w:rStyle w:val="a5"/>
@@ -13737,7 +13765,7 @@
               <w:rPr>
                 <w:noProof/>
               </w:rPr>
-              <w:instrText xml:space="preserve"> PAGEREF _Toc240682308 \h </w:instrText>
+              <w:instrText xml:space="preserve"> PAGEREF _Toc240684875 \h </w:instrText>
             </w:r>
             <w:r>
               <w:rPr>
@@ -13780,7 +13808,7 @@
               <w14:ligatures w14:val="standardContextual"/>
             </w:rPr>
           </w:pPr>
-          <w:hyperlink w:anchor="_Toc240682309" w:history="1">
+          <w:hyperlink w:anchor="_Toc240684876" w:history="1">
             <w:r>
               <w:rPr>
                 <w:rStyle w:val="a5"/>
@@ -13877,7 +13905,7 @@
               <w:rPr>
                 <w:noProof/>
               </w:rPr>
-              <w:instrText xml:space="preserve"> PAGEREF _Toc240682309 \h </w:instrText>
+              <w:instrText xml:space="preserve"> PAGEREF _Toc240684876 \h </w:instrText>
             </w:r>
             <w:r>
               <w:rPr>
@@ -13920,7 +13948,7 @@
               <w14:ligatures w14:val="standardContextual"/>
             </w:rPr>
           </w:pPr>
-          <w:hyperlink w:anchor="_Toc240682310" w:history="1">
+          <w:hyperlink w:anchor="_Toc240684877" w:history="1">
             <w:r>
               <w:rPr>
                 <w:rStyle w:val="a5"/>
@@ -13987,7 +14015,7 @@
               <w:rPr>
                 <w:noProof/>
               </w:rPr>
-              <w:instrText xml:space="preserve"> PAGEREF _Toc240682310 \h </w:instrText>
+              <w:instrText xml:space="preserve"> PAGEREF _Toc240684877 \h </w:instrText>
             </w:r>
             <w:r>
               <w:rPr>
@@ -14025,7 +14053,7 @@
     <w:p>
       <w:pPr>
         <w:sectPr>
-          <w:headerReference w:type="default" r:id="rId7"/>
+          <w:headerReference w:type="default" r:id="rId8"/>
           <w:pgSz w:w="11906" w:h="16838"/>
           <w:pgMar w:top="2160" w:right="1440" w:bottom="1440" w:left="2160" w:header="720" w:footer="720" w:gutter="0"/>
           <w:pgNumType w:fmt="thaiLetters" w:start="1"/>
@@ -14041,7 +14069,7 @@
         <w:spacing w:after="360"/>
         <w:jc w:val="center"/>
       </w:pPr>
-      <w:bookmarkStart w:id="0" w:name="_Toc240682214"/>
+      <w:bookmarkStart w:id="0" w:name="_Toc240684781"/>
       <w:r>
         <w:lastRenderedPageBreak/>
         <w:t>บท​ที่ 1</w:t>
@@ -14060,7 +14088,7 @@
         <w:keepNext/>
         <w:spacing w:before="240" w:after="60"/>
       </w:pPr>
-      <w:bookmarkStart w:id="1" w:name="_Toc240682215"/>
+      <w:bookmarkStart w:id="1" w:name="_Toc240684782"/>
       <w:r>
         <w:t xml:space="preserve">1.1 </w:t>
       </w:r>
@@ -14093,7 +14121,7 @@
         <w:jc w:val="thaiDistribute"/>
       </w:pPr>
       <w:r>
-        <w:t>คณะ​ผู้จัดทำ​จึง​ได้​วิเคราะห์​และ​ออกแบบ​ระบบ​แจ้งซ่อม​อัจฉริยะ มหาวิทยาลัย​เชียงใหม่ (Smart CMU Maintenance Request System) ใน​รูปแบบ​เว็บแอปพลิเคชัน​ที่​รองรับ​ทั้ง​โทรศัพท์มือถือ​และ​คอมพิวเตอร์ เพื่อ​ให้การ​แจ้งซ่อม การ​ติดตาม​สถานะ การ​มอบหมาย​งาน และ​การ​รายงาน​ผล​เกิดขึ้น​ใน​ระบบ​เดียวกัน โดย​ทุก​ขั้นตอน​มี​การ​บันทึก​ประวัติ​และ​แจ้งเตือน​ผู้​เกี่ยวข้อง​โดย​อัตโนมัติ</w:t>
+        <w:t>คณะ​ผู้จัดทำ​จึง​ได้​วิเคราะห์​และ​ออกแบบ FastFix CMU ระบบ​แจ้งซ่อม​อัจฉริยะ มหาวิทยาลัย​เชียงใหม่ (Smart CMU Maintenance Request System) ใน​รูปแบบ​เว็บแอปพลิเคชัน​ที่​รองรับ​ทั้ง​โทรศัพท์มือถือ​และ​คอมพิวเตอร์ เพื่อ​ให้การ​แจ้งซ่อม การ​ติดตาม​สถานะ การ​มอบหมาย​งาน และ​การ​รายงาน​ผล​เกิดขึ้น​ใน​ระบบ​เดียวกัน โดย​ทุก​ขั้นตอน​มี​การ​บันทึก​ประวัติ​และ​แจ้งเตือน​ผู้​เกี่ยวข้อง​โดย​อัตโนมัติ</w:t>
       </w:r>
     </w:p>
     <w:p>
@@ -14102,7 +14130,7 @@
         <w:keepNext/>
         <w:spacing w:before="240" w:after="60"/>
       </w:pPr>
-      <w:bookmarkStart w:id="2" w:name="_Toc240682216"/>
+      <w:bookmarkStart w:id="2" w:name="_Toc240684783"/>
       <w:r>
         <w:t xml:space="preserve">1.2 </w:t>
       </w:r>
@@ -14126,7 +14154,7 @@
         <w:keepNext/>
         <w:spacing w:before="200" w:after="60"/>
       </w:pPr>
-      <w:bookmarkStart w:id="3" w:name="_Toc240682284"/>
+      <w:bookmarkStart w:id="3" w:name="_Toc240684851"/>
       <w:r>
         <w:rPr>
           <w:b/>
@@ -14927,7 +14955,7 @@
         <w:keepNext/>
         <w:spacing w:before="240" w:after="60"/>
       </w:pPr>
-      <w:bookmarkStart w:id="4" w:name="_Toc240682217"/>
+      <w:bookmarkStart w:id="4" w:name="_Toc240684784"/>
       <w:r>
         <w:t xml:space="preserve">1.3 </w:t>
       </w:r>
@@ -15007,7 +15035,7 @@
         <w:keepNext/>
         <w:spacing w:before="240" w:after="60"/>
       </w:pPr>
-      <w:bookmarkStart w:id="5" w:name="_Toc240682218"/>
+      <w:bookmarkStart w:id="5" w:name="_Toc240684785"/>
       <w:r>
         <w:t xml:space="preserve">1.4 </w:t>
       </w:r>
@@ -15031,7 +15059,7 @@
         <w:keepNext/>
         <w:spacing w:before="200" w:after="60"/>
       </w:pPr>
-      <w:bookmarkStart w:id="6" w:name="_Toc240682285"/>
+      <w:bookmarkStart w:id="6" w:name="_Toc240684852"/>
       <w:r>
         <w:rPr>
           <w:b/>
@@ -15811,7 +15839,7 @@
         <w:keepNext/>
         <w:spacing w:before="240" w:after="60"/>
       </w:pPr>
-      <w:bookmarkStart w:id="7" w:name="_Toc240682219"/>
+      <w:bookmarkStart w:id="7" w:name="_Toc240684786"/>
       <w:r>
         <w:t xml:space="preserve">1.5 </w:t>
       </w:r>
@@ -15835,7 +15863,7 @@
         <w:keepNext/>
         <w:spacing w:before="200" w:after="60"/>
       </w:pPr>
-      <w:bookmarkStart w:id="8" w:name="_Toc240682286"/>
+      <w:bookmarkStart w:id="8" w:name="_Toc240684853"/>
       <w:r>
         <w:rPr>
           <w:b/>
@@ -16369,7 +16397,7 @@
         <w:keepNext/>
         <w:spacing w:before="240" w:after="60"/>
       </w:pPr>
-      <w:bookmarkStart w:id="9" w:name="_Toc240682220"/>
+      <w:bookmarkStart w:id="9" w:name="_Toc240684787"/>
       <w:r>
         <w:lastRenderedPageBreak/>
         <w:t xml:space="preserve">1.6 </w:t>
@@ -16552,7 +16580,7 @@
         <w:keepNext/>
         <w:spacing w:before="240" w:after="60"/>
       </w:pPr>
-      <w:bookmarkStart w:id="10" w:name="_Toc240682221"/>
+      <w:bookmarkStart w:id="10" w:name="_Toc240684788"/>
       <w:r>
         <w:t xml:space="preserve">1.7 </w:t>
       </w:r>
@@ -16620,7 +16648,7 @@
         <w:spacing w:after="360"/>
         <w:jc w:val="center"/>
       </w:pPr>
-      <w:bookmarkStart w:id="11" w:name="_Toc240682222"/>
+      <w:bookmarkStart w:id="11" w:name="_Toc240684789"/>
       <w:r>
         <w:lastRenderedPageBreak/>
         <w:t>บท​ที่ 2</w:t>
@@ -16648,7 +16676,7 @@
         <w:keepNext/>
         <w:spacing w:before="240" w:after="60"/>
       </w:pPr>
-      <w:bookmarkStart w:id="12" w:name="_Toc240682223"/>
+      <w:bookmarkStart w:id="12" w:name="_Toc240684790"/>
       <w:r>
         <w:t xml:space="preserve">2.1 </w:t>
       </w:r>
@@ -16672,7 +16700,7 @@
         <w:keepNext/>
         <w:spacing w:before="200" w:after="60"/>
       </w:pPr>
-      <w:bookmarkStart w:id="13" w:name="_Toc240682287"/>
+      <w:bookmarkStart w:id="13" w:name="_Toc240684854"/>
       <w:r>
         <w:rPr>
           <w:b/>
@@ -20139,7 +20167,7 @@
         <w:keepNext/>
         <w:spacing w:before="240" w:after="60"/>
       </w:pPr>
-      <w:bookmarkStart w:id="14" w:name="_Toc240682224"/>
+      <w:bookmarkStart w:id="14" w:name="_Toc240684791"/>
       <w:r>
         <w:t xml:space="preserve">2.2 </w:t>
       </w:r>
@@ -20163,7 +20191,7 @@
         <w:keepNext/>
         <w:spacing w:before="200" w:after="60"/>
       </w:pPr>
-      <w:bookmarkStart w:id="15" w:name="_Toc240682288"/>
+      <w:bookmarkStart w:id="15" w:name="_Toc240684855"/>
       <w:r>
         <w:rPr>
           <w:b/>
@@ -22584,7 +22612,7 @@
         <w:keepNext/>
         <w:spacing w:before="240" w:after="60"/>
       </w:pPr>
-      <w:bookmarkStart w:id="16" w:name="_Toc240682225"/>
+      <w:bookmarkStart w:id="16" w:name="_Toc240684792"/>
       <w:r>
         <w:t xml:space="preserve">2.3 </w:t>
       </w:r>
@@ -22608,7 +22636,7 @@
         <w:keepNext/>
         <w:spacing w:before="200" w:after="60"/>
       </w:pPr>
-      <w:bookmarkStart w:id="17" w:name="_Toc240682289"/>
+      <w:bookmarkStart w:id="17" w:name="_Toc240684856"/>
       <w:r>
         <w:rPr>
           <w:b/>
@@ -23472,7 +23500,7 @@
         <w:spacing w:after="360"/>
         <w:jc w:val="center"/>
       </w:pPr>
-      <w:bookmarkStart w:id="18" w:name="_Toc240682226"/>
+      <w:bookmarkStart w:id="18" w:name="_Toc240684793"/>
       <w:r>
         <w:lastRenderedPageBreak/>
         <w:t>บท​ที่ 3</w:t>
@@ -23491,7 +23519,7 @@
         <w:keepNext/>
         <w:spacing w:before="240" w:after="60"/>
       </w:pPr>
-      <w:bookmarkStart w:id="19" w:name="_Toc240682227"/>
+      <w:bookmarkStart w:id="19" w:name="_Toc240684794"/>
       <w:r>
         <w:t xml:space="preserve">3.1 </w:t>
       </w:r>
@@ -23530,7 +23558,7 @@
         <w:keepNext/>
         <w:spacing w:before="240" w:after="60"/>
       </w:pPr>
-      <w:bookmarkStart w:id="20" w:name="_Toc240682228"/>
+      <w:bookmarkStart w:id="20" w:name="_Toc240684795"/>
       <w:r>
         <w:t xml:space="preserve">3.2 </w:t>
       </w:r>
@@ -23545,7 +23573,7 @@
         <w:keepNext/>
         <w:spacing w:before="200" w:after="60"/>
       </w:pPr>
-      <w:bookmarkStart w:id="21" w:name="_Toc240682290"/>
+      <w:bookmarkStart w:id="21" w:name="_Toc240684857"/>
       <w:r>
         <w:rPr>
           <w:b/>
@@ -23857,7 +23885,7 @@
         <w:keepNext/>
         <w:spacing w:before="240" w:after="60"/>
       </w:pPr>
-      <w:bookmarkStart w:id="22" w:name="_Toc240682229"/>
+      <w:bookmarkStart w:id="22" w:name="_Toc240684796"/>
       <w:r>
         <w:t xml:space="preserve">3.3 Product Backlog </w:t>
       </w:r>
@@ -23881,7 +23909,7 @@
         <w:keepNext/>
         <w:spacing w:before="200" w:after="60"/>
       </w:pPr>
-      <w:bookmarkStart w:id="23" w:name="_Toc240682291"/>
+      <w:bookmarkStart w:id="23" w:name="_Toc240684858"/>
       <w:r>
         <w:rPr>
           <w:b/>
@@ -25904,7 +25932,7 @@
         <w:keepNext/>
         <w:spacing w:before="240" w:after="60"/>
       </w:pPr>
-      <w:bookmarkStart w:id="24" w:name="_Toc240682230"/>
+      <w:bookmarkStart w:id="24" w:name="_Toc240684797"/>
       <w:r>
         <w:t xml:space="preserve">3.4 </w:t>
       </w:r>
@@ -25928,7 +25956,7 @@
         <w:keepNext/>
         <w:spacing w:before="200" w:after="60"/>
       </w:pPr>
-      <w:bookmarkStart w:id="25" w:name="_Toc240682292"/>
+      <w:bookmarkStart w:id="25" w:name="_Toc240684859"/>
       <w:r>
         <w:rPr>
           <w:b/>
@@ -27062,7 +27090,7 @@
         <w:keepNext/>
         <w:spacing w:before="240" w:after="60"/>
       </w:pPr>
-      <w:bookmarkStart w:id="26" w:name="_Toc240682231"/>
+      <w:bookmarkStart w:id="26" w:name="_Toc240684798"/>
       <w:r>
         <w:t xml:space="preserve">3.5 </w:t>
       </w:r>
@@ -27169,7 +27197,7 @@
         <w:keepNext/>
         <w:spacing w:before="240" w:after="60"/>
       </w:pPr>
-      <w:bookmarkStart w:id="27" w:name="_Toc240682232"/>
+      <w:bookmarkStart w:id="27" w:name="_Toc240684799"/>
       <w:r>
         <w:t xml:space="preserve">3.6 </w:t>
       </w:r>
@@ -27193,7 +27221,7 @@
         <w:keepNext/>
         <w:spacing w:before="200" w:after="60"/>
       </w:pPr>
-      <w:bookmarkStart w:id="28" w:name="_Toc240682293"/>
+      <w:bookmarkStart w:id="28" w:name="_Toc240684860"/>
       <w:r>
         <w:rPr>
           <w:b/>
@@ -28199,7 +28227,7 @@
         <w:keepNext/>
         <w:spacing w:before="240" w:after="60"/>
       </w:pPr>
-      <w:bookmarkStart w:id="29" w:name="_Toc240682233"/>
+      <w:bookmarkStart w:id="29" w:name="_Toc240684800"/>
       <w:r>
         <w:t xml:space="preserve">3.7 </w:t>
       </w:r>
@@ -28301,7 +28329,7 @@
         <w:keepNext/>
         <w:spacing w:before="240" w:after="60"/>
       </w:pPr>
-      <w:bookmarkStart w:id="30" w:name="_Toc240682234"/>
+      <w:bookmarkStart w:id="30" w:name="_Toc240684801"/>
       <w:r>
         <w:t xml:space="preserve">3.8 </w:t>
       </w:r>
@@ -28316,7 +28344,7 @@
         <w:keepNext/>
         <w:spacing w:before="200" w:after="60"/>
       </w:pPr>
-      <w:bookmarkStart w:id="31" w:name="_Toc240682294"/>
+      <w:bookmarkStart w:id="31" w:name="_Toc240684861"/>
       <w:r>
         <w:rPr>
           <w:b/>
@@ -28762,7 +28790,7 @@
         <w:spacing w:after="360"/>
         <w:jc w:val="center"/>
       </w:pPr>
-      <w:bookmarkStart w:id="32" w:name="_Toc240682235"/>
+      <w:bookmarkStart w:id="32" w:name="_Toc240684802"/>
       <w:r>
         <w:lastRenderedPageBreak/>
         <w:t>บท​ที่ 4</w:t>
@@ -28790,7 +28818,7 @@
         <w:keepNext/>
         <w:spacing w:before="240" w:after="60"/>
       </w:pPr>
-      <w:bookmarkStart w:id="33" w:name="_Toc240682236"/>
+      <w:bookmarkStart w:id="33" w:name="_Toc240684803"/>
       <w:r>
         <w:t xml:space="preserve">4.1 </w:t>
       </w:r>
@@ -28805,7 +28833,7 @@
         <w:keepNext/>
         <w:spacing w:before="200" w:after="60"/>
       </w:pPr>
-      <w:bookmarkStart w:id="34" w:name="_Toc240682295"/>
+      <w:bookmarkStart w:id="34" w:name="_Toc240684862"/>
       <w:r>
         <w:rPr>
           <w:b/>
@@ -29180,7 +29208,7 @@
         <w:keepNext/>
         <w:spacing w:before="240" w:after="60"/>
       </w:pPr>
-      <w:bookmarkStart w:id="35" w:name="_Toc240682237"/>
+      <w:bookmarkStart w:id="35" w:name="_Toc240684804"/>
       <w:r>
         <w:t xml:space="preserve">4.2 </w:t>
       </w:r>
@@ -29210,10 +29238,10 @@
         </w:rPr>
         <w:lastRenderedPageBreak/>
         <w:drawing>
-          <wp:inline distT="0" distB="0" distL="0" distR="0" wp14:anchorId="21FF5C34" wp14:editId="21FF5C35">
+          <wp:inline distT="0" distB="0" distL="0" distR="0" wp14:anchorId="3E03AC6A" wp14:editId="3E03AC6B">
             <wp:extent cx="5238750" cy="7267575"/>
             <wp:effectExtent l="0" t="0" r="0" b="0"/>
-            <wp:docPr id="1" name="รูปภาพ 1"/>
+            <wp:docPr id="793364660" name="รูปภาพ 793364660"/>
             <wp:cNvGraphicFramePr>
               <a:graphicFrameLocks xmlns:a="http://schemas.openxmlformats.org/drawingml/2006/main" noChangeAspect="1"/>
             </wp:cNvGraphicFramePr>
@@ -29227,7 +29255,7 @@
                     </pic:cNvPicPr>
                   </pic:nvPicPr>
                   <pic:blipFill>
-                    <a:blip r:embed="rId8"/>
+                    <a:blip r:embed="rId9"/>
                     <a:srcRect/>
                     <a:stretch>
                       <a:fillRect/>
@@ -29255,7 +29283,7 @@
         <w:spacing w:after="240"/>
         <w:jc w:val="center"/>
       </w:pPr>
-      <w:bookmarkStart w:id="36" w:name="_Toc240682266"/>
+      <w:bookmarkStart w:id="36" w:name="_Toc240684833"/>
       <w:r>
         <w:rPr>
           <w:b/>
@@ -29264,7 +29292,7 @@
         <w:t xml:space="preserve">ภาพ​ที่ 4.1 </w:t>
       </w:r>
       <w:r>
-        <w:t>แผนภาพ​ยูสเคส​ของ​ระบบ​แจ้งซ่อม มช.</w:t>
+        <w:t>แผนภาพ​ยูสเคส​ของ​ระบบ FastFix CMU</w:t>
       </w:r>
       <w:bookmarkEnd w:id="36"/>
     </w:p>
@@ -29274,7 +29302,7 @@
         <w:keepNext/>
         <w:spacing w:before="240" w:after="60"/>
       </w:pPr>
-      <w:bookmarkStart w:id="37" w:name="_Toc240682238"/>
+      <w:bookmarkStart w:id="37" w:name="_Toc240684805"/>
       <w:r>
         <w:lastRenderedPageBreak/>
         <w:t xml:space="preserve">4.3 </w:t>
@@ -29290,7 +29318,7 @@
         <w:keepNext/>
         <w:spacing w:before="200" w:after="60"/>
       </w:pPr>
-      <w:bookmarkStart w:id="38" w:name="_Toc240682296"/>
+      <w:bookmarkStart w:id="38" w:name="_Toc240684863"/>
       <w:r>
         <w:rPr>
           <w:b/>
@@ -32666,7 +32694,7 @@
         <w:keepNext/>
         <w:spacing w:before="240" w:after="60"/>
       </w:pPr>
-      <w:bookmarkStart w:id="39" w:name="_Toc240682239"/>
+      <w:bookmarkStart w:id="39" w:name="_Toc240684806"/>
       <w:r>
         <w:t xml:space="preserve">4.4 </w:t>
       </w:r>
@@ -32690,7 +32718,7 @@
         <w:keepNext/>
         <w:spacing w:before="200" w:after="60"/>
       </w:pPr>
-      <w:bookmarkStart w:id="40" w:name="_Toc240682297"/>
+      <w:bookmarkStart w:id="40" w:name="_Toc240684864"/>
       <w:r>
         <w:rPr>
           <w:b/>
@@ -33270,7 +33298,7 @@
         <w:keepNext/>
         <w:spacing w:before="200" w:after="60"/>
       </w:pPr>
-      <w:bookmarkStart w:id="41" w:name="_Toc240682298"/>
+      <w:bookmarkStart w:id="41" w:name="_Toc240684865"/>
       <w:r>
         <w:rPr>
           <w:b/>
@@ -33787,7 +33815,7 @@
         <w:keepNext/>
         <w:spacing w:before="200" w:after="60"/>
       </w:pPr>
-      <w:bookmarkStart w:id="42" w:name="_Toc240682299"/>
+      <w:bookmarkStart w:id="42" w:name="_Toc240684866"/>
       <w:r>
         <w:rPr>
           <w:b/>
@@ -34287,7 +34315,7 @@
         <w:keepNext/>
         <w:spacing w:before="200" w:after="60"/>
       </w:pPr>
-      <w:bookmarkStart w:id="43" w:name="_Toc240682300"/>
+      <w:bookmarkStart w:id="43" w:name="_Toc240684867"/>
       <w:r>
         <w:rPr>
           <w:b/>
@@ -34789,7 +34817,7 @@
         <w:spacing w:after="360"/>
         <w:jc w:val="center"/>
       </w:pPr>
-      <w:bookmarkStart w:id="44" w:name="_Toc240682240"/>
+      <w:bookmarkStart w:id="44" w:name="_Toc240684807"/>
       <w:r>
         <w:lastRenderedPageBreak/>
         <w:t>บท​ที่ 5</w:t>
@@ -34817,7 +34845,7 @@
         <w:keepNext/>
         <w:spacing w:before="200" w:after="60"/>
       </w:pPr>
-      <w:bookmarkStart w:id="45" w:name="_Toc240682301"/>
+      <w:bookmarkStart w:id="45" w:name="_Toc240684868"/>
       <w:r>
         <w:rPr>
           <w:b/>
@@ -35336,7 +35364,7 @@
         <w:keepNext/>
         <w:spacing w:before="240" w:after="60"/>
       </w:pPr>
-      <w:bookmarkStart w:id="46" w:name="_Toc240682241"/>
+      <w:bookmarkStart w:id="46" w:name="_Toc240684808"/>
       <w:r>
         <w:t xml:space="preserve">5.1 </w:t>
       </w:r>
@@ -35366,10 +35394,10 @@
         </w:rPr>
         <w:lastRenderedPageBreak/>
         <w:drawing>
-          <wp:inline distT="0" distB="0" distL="0" distR="0" wp14:anchorId="21FF5C36" wp14:editId="21FF5C37">
+          <wp:inline distT="0" distB="0" distL="0" distR="0" wp14:anchorId="3E03AC6C" wp14:editId="3E03AC6D">
             <wp:extent cx="3076575" cy="7905750"/>
             <wp:effectExtent l="0" t="0" r="0" b="0"/>
-            <wp:docPr id="285357932" name="รูปภาพ 285357932"/>
+            <wp:docPr id="1477284629" name="รูปภาพ 1477284629"/>
             <wp:cNvGraphicFramePr>
               <a:graphicFrameLocks xmlns:a="http://schemas.openxmlformats.org/drawingml/2006/main" noChangeAspect="1"/>
             </wp:cNvGraphicFramePr>
@@ -35383,7 +35411,7 @@
                     </pic:cNvPicPr>
                   </pic:nvPicPr>
                   <pic:blipFill>
-                    <a:blip r:embed="rId9"/>
+                    <a:blip r:embed="rId10"/>
                     <a:srcRect/>
                     <a:stretch>
                       <a:fillRect/>
@@ -35411,7 +35439,7 @@
         <w:spacing w:after="240"/>
         <w:jc w:val="center"/>
       </w:pPr>
-      <w:bookmarkStart w:id="47" w:name="_Toc240682267"/>
+      <w:bookmarkStart w:id="47" w:name="_Toc240684834"/>
       <w:r>
         <w:rPr>
           <w:b/>
@@ -35430,7 +35458,7 @@
         <w:keepNext/>
         <w:spacing w:before="240" w:after="60"/>
       </w:pPr>
-      <w:bookmarkStart w:id="48" w:name="_Toc240682242"/>
+      <w:bookmarkStart w:id="48" w:name="_Toc240684809"/>
       <w:r>
         <w:lastRenderedPageBreak/>
         <w:t xml:space="preserve">5.2 </w:t>
@@ -35460,10 +35488,10 @@
           <w:noProof/>
         </w:rPr>
         <w:drawing>
-          <wp:inline distT="0" distB="0" distL="0" distR="0" wp14:anchorId="21FF5C38" wp14:editId="21FF5C39">
+          <wp:inline distT="0" distB="0" distL="0" distR="0" wp14:anchorId="3E03AC6E" wp14:editId="3E03AC6F">
             <wp:extent cx="5238750" cy="3038475"/>
             <wp:effectExtent l="0" t="0" r="0" b="0"/>
-            <wp:docPr id="1661546112" name="รูปภาพ 1661546112"/>
+            <wp:docPr id="741276509" name="รูปภาพ 741276509"/>
             <wp:cNvGraphicFramePr>
               <a:graphicFrameLocks xmlns:a="http://schemas.openxmlformats.org/drawingml/2006/main" noChangeAspect="1"/>
             </wp:cNvGraphicFramePr>
@@ -35477,7 +35505,7 @@
                     </pic:cNvPicPr>
                   </pic:nvPicPr>
                   <pic:blipFill>
-                    <a:blip r:embed="rId10"/>
+                    <a:blip r:embed="rId11"/>
                     <a:srcRect/>
                     <a:stretch>
                       <a:fillRect/>
@@ -35505,7 +35533,7 @@
         <w:spacing w:after="240"/>
         <w:jc w:val="center"/>
       </w:pPr>
-      <w:bookmarkStart w:id="49" w:name="_Toc240682268"/>
+      <w:bookmarkStart w:id="49" w:name="_Toc240684835"/>
       <w:r>
         <w:rPr>
           <w:b/>
@@ -35524,7 +35552,7 @@
         <w:keepNext/>
         <w:spacing w:before="240" w:after="60"/>
       </w:pPr>
-      <w:bookmarkStart w:id="50" w:name="_Toc240682243"/>
+      <w:bookmarkStart w:id="50" w:name="_Toc240684810"/>
       <w:r>
         <w:t xml:space="preserve">5.3 </w:t>
       </w:r>
@@ -35554,10 +35582,10 @@
         </w:rPr>
         <w:lastRenderedPageBreak/>
         <w:drawing>
-          <wp:inline distT="0" distB="0" distL="0" distR="0" wp14:anchorId="21FF5C3A" wp14:editId="21FF5C3B">
+          <wp:inline distT="0" distB="0" distL="0" distR="0" wp14:anchorId="3E03AC70" wp14:editId="3E03AC71">
             <wp:extent cx="3705225" cy="7905750"/>
             <wp:effectExtent l="0" t="0" r="0" b="0"/>
-            <wp:docPr id="210604966" name="รูปภาพ 210604966"/>
+            <wp:docPr id="1506469018" name="รูปภาพ 1506469018"/>
             <wp:cNvGraphicFramePr>
               <a:graphicFrameLocks xmlns:a="http://schemas.openxmlformats.org/drawingml/2006/main" noChangeAspect="1"/>
             </wp:cNvGraphicFramePr>
@@ -35571,7 +35599,7 @@
                     </pic:cNvPicPr>
                   </pic:nvPicPr>
                   <pic:blipFill>
-                    <a:blip r:embed="rId11"/>
+                    <a:blip r:embed="rId12"/>
                     <a:srcRect/>
                     <a:stretch>
                       <a:fillRect/>
@@ -35599,7 +35627,7 @@
         <w:spacing w:after="240"/>
         <w:jc w:val="center"/>
       </w:pPr>
-      <w:bookmarkStart w:id="51" w:name="_Toc240682269"/>
+      <w:bookmarkStart w:id="51" w:name="_Toc240684836"/>
       <w:r>
         <w:rPr>
           <w:b/>
@@ -35618,7 +35646,7 @@
         <w:keepNext/>
         <w:spacing w:before="240" w:after="60"/>
       </w:pPr>
-      <w:bookmarkStart w:id="52" w:name="_Toc240682244"/>
+      <w:bookmarkStart w:id="52" w:name="_Toc240684811"/>
       <w:r>
         <w:lastRenderedPageBreak/>
         <w:t xml:space="preserve">5.4 </w:t>
@@ -35649,10 +35677,10 @@
         </w:rPr>
         <w:lastRenderedPageBreak/>
         <w:drawing>
-          <wp:inline distT="0" distB="0" distL="0" distR="0" wp14:anchorId="21FF5C3C" wp14:editId="21FF5C3D">
+          <wp:inline distT="0" distB="0" distL="0" distR="0" wp14:anchorId="3E03AC72" wp14:editId="3E03AC73">
             <wp:extent cx="3086100" cy="7905750"/>
             <wp:effectExtent l="0" t="0" r="0" b="0"/>
-            <wp:docPr id="1190656056" name="รูปภาพ 1190656056"/>
+            <wp:docPr id="1855424907" name="รูปภาพ 1855424907"/>
             <wp:cNvGraphicFramePr>
               <a:graphicFrameLocks xmlns:a="http://schemas.openxmlformats.org/drawingml/2006/main" noChangeAspect="1"/>
             </wp:cNvGraphicFramePr>
@@ -35666,7 +35694,7 @@
                     </pic:cNvPicPr>
                   </pic:nvPicPr>
                   <pic:blipFill>
-                    <a:blip r:embed="rId12"/>
+                    <a:blip r:embed="rId13"/>
                     <a:srcRect/>
                     <a:stretch>
                       <a:fillRect/>
@@ -35694,7 +35722,7 @@
         <w:spacing w:after="240"/>
         <w:jc w:val="center"/>
       </w:pPr>
-      <w:bookmarkStart w:id="53" w:name="_Toc240682270"/>
+      <w:bookmarkStart w:id="53" w:name="_Toc240684837"/>
       <w:r>
         <w:rPr>
           <w:b/>
@@ -35713,7 +35741,7 @@
         <w:keepNext/>
         <w:spacing w:before="240" w:after="60"/>
       </w:pPr>
-      <w:bookmarkStart w:id="54" w:name="_Toc240682245"/>
+      <w:bookmarkStart w:id="54" w:name="_Toc240684812"/>
       <w:r>
         <w:lastRenderedPageBreak/>
         <w:t xml:space="preserve">5.5 </w:t>
@@ -35744,10 +35772,10 @@
         </w:rPr>
         <w:lastRenderedPageBreak/>
         <w:drawing>
-          <wp:inline distT="0" distB="0" distL="0" distR="0" wp14:anchorId="21FF5C3E" wp14:editId="21FF5C3F">
+          <wp:inline distT="0" distB="0" distL="0" distR="0" wp14:anchorId="3E03AC74" wp14:editId="3E03AC75">
             <wp:extent cx="4048125" cy="7905750"/>
             <wp:effectExtent l="0" t="0" r="0" b="0"/>
-            <wp:docPr id="1077292707" name="รูปภาพ 1077292707"/>
+            <wp:docPr id="1291966044" name="รูปภาพ 1291966044"/>
             <wp:cNvGraphicFramePr>
               <a:graphicFrameLocks xmlns:a="http://schemas.openxmlformats.org/drawingml/2006/main" noChangeAspect="1"/>
             </wp:cNvGraphicFramePr>
@@ -35761,7 +35789,7 @@
                     </pic:cNvPicPr>
                   </pic:nvPicPr>
                   <pic:blipFill>
-                    <a:blip r:embed="rId13"/>
+                    <a:blip r:embed="rId14"/>
                     <a:srcRect/>
                     <a:stretch>
                       <a:fillRect/>
@@ -35789,7 +35817,7 @@
         <w:spacing w:after="240"/>
         <w:jc w:val="center"/>
       </w:pPr>
-      <w:bookmarkStart w:id="55" w:name="_Toc240682271"/>
+      <w:bookmarkStart w:id="55" w:name="_Toc240684838"/>
       <w:r>
         <w:rPr>
           <w:b/>
@@ -35808,7 +35836,7 @@
         <w:keepNext/>
         <w:spacing w:before="240" w:after="60"/>
       </w:pPr>
-      <w:bookmarkStart w:id="56" w:name="_Toc240682246"/>
+      <w:bookmarkStart w:id="56" w:name="_Toc240684813"/>
       <w:r>
         <w:lastRenderedPageBreak/>
         <w:t xml:space="preserve">5.6 </w:t>
@@ -35838,10 +35866,10 @@
           <w:noProof/>
         </w:rPr>
         <w:drawing>
-          <wp:inline distT="0" distB="0" distL="0" distR="0" wp14:anchorId="21FF5C40" wp14:editId="21FF5C41">
+          <wp:inline distT="0" distB="0" distL="0" distR="0" wp14:anchorId="3E03AC76" wp14:editId="3E03AC77">
             <wp:extent cx="3457575" cy="6858000"/>
             <wp:effectExtent l="0" t="0" r="0" b="0"/>
-            <wp:docPr id="1515034837" name="รูปภาพ 1515034837"/>
+            <wp:docPr id="607091952" name="รูปภาพ 607091952"/>
             <wp:cNvGraphicFramePr>
               <a:graphicFrameLocks xmlns:a="http://schemas.openxmlformats.org/drawingml/2006/main" noChangeAspect="1"/>
             </wp:cNvGraphicFramePr>
@@ -35855,7 +35883,7 @@
                     </pic:cNvPicPr>
                   </pic:nvPicPr>
                   <pic:blipFill>
-                    <a:blip r:embed="rId14"/>
+                    <a:blip r:embed="rId15"/>
                     <a:srcRect/>
                     <a:stretch>
                       <a:fillRect/>
@@ -35883,7 +35911,7 @@
         <w:spacing w:after="240"/>
         <w:jc w:val="center"/>
       </w:pPr>
-      <w:bookmarkStart w:id="57" w:name="_Toc240682272"/>
+      <w:bookmarkStart w:id="57" w:name="_Toc240684839"/>
       <w:r>
         <w:rPr>
           <w:b/>
@@ -35903,7 +35931,7 @@
         <w:spacing w:after="360"/>
         <w:jc w:val="center"/>
       </w:pPr>
-      <w:bookmarkStart w:id="58" w:name="_Toc240682247"/>
+      <w:bookmarkStart w:id="58" w:name="_Toc240684814"/>
       <w:r>
         <w:lastRenderedPageBreak/>
         <w:t>บท​ที่ 6</w:t>
@@ -35922,7 +35950,7 @@
         <w:keepNext/>
         <w:spacing w:before="240" w:after="60"/>
       </w:pPr>
-      <w:bookmarkStart w:id="59" w:name="_Toc240682248"/>
+      <w:bookmarkStart w:id="59" w:name="_Toc240684815"/>
       <w:r>
         <w:t xml:space="preserve">6.1 </w:t>
       </w:r>
@@ -36061,7 +36089,7 @@
         <w:keepNext/>
         <w:spacing w:before="240" w:after="60"/>
       </w:pPr>
-      <w:bookmarkStart w:id="60" w:name="_Toc240682249"/>
+      <w:bookmarkStart w:id="60" w:name="_Toc240684816"/>
       <w:r>
         <w:t xml:space="preserve">6.2 </w:t>
       </w:r>
@@ -36091,10 +36119,10 @@
         </w:rPr>
         <w:lastRenderedPageBreak/>
         <w:drawing>
-          <wp:inline distT="0" distB="0" distL="0" distR="0" wp14:anchorId="21FF5C42" wp14:editId="21FF5C43">
+          <wp:inline distT="0" distB="0" distL="0" distR="0" wp14:anchorId="3E03AC78" wp14:editId="3E03AC79">
             <wp:extent cx="5238750" cy="6829425"/>
             <wp:effectExtent l="0" t="0" r="0" b="0"/>
-            <wp:docPr id="1803798123" name="รูปภาพ 1803798123"/>
+            <wp:docPr id="699825413" name="รูปภาพ 699825413"/>
             <wp:cNvGraphicFramePr>
               <a:graphicFrameLocks xmlns:a="http://schemas.openxmlformats.org/drawingml/2006/main" noChangeAspect="1"/>
             </wp:cNvGraphicFramePr>
@@ -36108,7 +36136,7 @@
                     </pic:cNvPicPr>
                   </pic:nvPicPr>
                   <pic:blipFill>
-                    <a:blip r:embed="rId15"/>
+                    <a:blip r:embed="rId16"/>
                     <a:srcRect/>
                     <a:stretch>
                       <a:fillRect/>
@@ -36136,7 +36164,7 @@
         <w:spacing w:after="240"/>
         <w:jc w:val="center"/>
       </w:pPr>
-      <w:bookmarkStart w:id="61" w:name="_Toc240682273"/>
+      <w:bookmarkStart w:id="61" w:name="_Toc240684840"/>
       <w:r>
         <w:rPr>
           <w:b/>
@@ -36145,7 +36173,7 @@
         <w:t xml:space="preserve">ภาพ​ที่ 6.1 </w:t>
       </w:r>
       <w:r>
-        <w:t>แผนผัง​เว็บไซต์​ของ​ระบบ​แจ้งซ่อม มช.</w:t>
+        <w:t>แผนผัง​เว็บไซต์​ของ​ระบบ FastFix CMU</w:t>
       </w:r>
       <w:bookmarkEnd w:id="61"/>
     </w:p>
@@ -36155,7 +36183,7 @@
         <w:keepNext/>
         <w:spacing w:before="200" w:after="60"/>
       </w:pPr>
-      <w:bookmarkStart w:id="62" w:name="_Toc240682302"/>
+      <w:bookmarkStart w:id="62" w:name="_Toc240684869"/>
       <w:r>
         <w:rPr>
           <w:b/>
@@ -36579,7 +36607,7 @@
         <w:keepNext/>
         <w:spacing w:before="240" w:after="60"/>
       </w:pPr>
-      <w:bookmarkStart w:id="63" w:name="_Toc240682250"/>
+      <w:bookmarkStart w:id="63" w:name="_Toc240684817"/>
       <w:r>
         <w:t xml:space="preserve">6.3 </w:t>
       </w:r>
@@ -36609,10 +36637,10 @@
         </w:rPr>
         <w:lastRenderedPageBreak/>
         <w:drawing>
-          <wp:inline distT="0" distB="0" distL="0" distR="0" wp14:anchorId="21FF5C44" wp14:editId="21FF5C45">
+          <wp:inline distT="0" distB="0" distL="0" distR="0" wp14:anchorId="3E03AC7A" wp14:editId="3E03AC7B">
             <wp:extent cx="4962525" cy="6667500"/>
             <wp:effectExtent l="0" t="0" r="0" b="0"/>
-            <wp:docPr id="254043993" name="รูปภาพ 254043993"/>
+            <wp:docPr id="1959804886" name="รูปภาพ 1959804886"/>
             <wp:cNvGraphicFramePr>
               <a:graphicFrameLocks xmlns:a="http://schemas.openxmlformats.org/drawingml/2006/main" noChangeAspect="1"/>
             </wp:cNvGraphicFramePr>
@@ -36626,7 +36654,7 @@
                     </pic:cNvPicPr>
                   </pic:nvPicPr>
                   <pic:blipFill>
-                    <a:blip r:embed="rId16"/>
+                    <a:blip r:embed="rId17"/>
                     <a:srcRect/>
                     <a:stretch>
                       <a:fillRect/>
@@ -36654,7 +36682,7 @@
         <w:spacing w:after="240"/>
         <w:jc w:val="center"/>
       </w:pPr>
-      <w:bookmarkStart w:id="64" w:name="_Toc240682274"/>
+      <w:bookmarkStart w:id="64" w:name="_Toc240684841"/>
       <w:r>
         <w:rPr>
           <w:b/>
@@ -36682,7 +36710,7 @@
         <w:keepNext/>
         <w:spacing w:before="200" w:after="60"/>
       </w:pPr>
-      <w:bookmarkStart w:id="65" w:name="_Toc240682303"/>
+      <w:bookmarkStart w:id="65" w:name="_Toc240684870"/>
       <w:r>
         <w:rPr>
           <w:b/>
@@ -37300,7 +37328,7 @@
         <w:spacing w:after="360"/>
         <w:jc w:val="center"/>
       </w:pPr>
-      <w:bookmarkStart w:id="66" w:name="_Toc240682251"/>
+      <w:bookmarkStart w:id="66" w:name="_Toc240684818"/>
       <w:r>
         <w:lastRenderedPageBreak/>
         <w:t>บท​ที่ 7</w:t>
@@ -37319,7 +37347,7 @@
         <w:keepNext/>
         <w:spacing w:before="240" w:after="60"/>
       </w:pPr>
-      <w:bookmarkStart w:id="67" w:name="_Toc240682252"/>
+      <w:bookmarkStart w:id="67" w:name="_Toc240684819"/>
       <w:r>
         <w:t xml:space="preserve">7.1 </w:t>
       </w:r>
@@ -37343,7 +37371,7 @@
         <w:keepNext/>
         <w:spacing w:before="200" w:after="60"/>
       </w:pPr>
-      <w:bookmarkStart w:id="68" w:name="_Toc240682304"/>
+      <w:bookmarkStart w:id="68" w:name="_Toc240684871"/>
       <w:r>
         <w:rPr>
           <w:b/>
@@ -37914,7 +37942,7 @@
         <w:keepNext/>
         <w:spacing w:before="240" w:after="60"/>
       </w:pPr>
-      <w:bookmarkStart w:id="69" w:name="_Toc240682253"/>
+      <w:bookmarkStart w:id="69" w:name="_Toc240684820"/>
       <w:r>
         <w:t xml:space="preserve">7.2 </w:t>
       </w:r>
@@ -37938,7 +37966,7 @@
         <w:keepNext/>
         <w:spacing w:before="200" w:after="60"/>
       </w:pPr>
-      <w:bookmarkStart w:id="70" w:name="_Toc240682305"/>
+      <w:bookmarkStart w:id="70" w:name="_Toc240684872"/>
       <w:r>
         <w:rPr>
           <w:b/>
@@ -38757,7 +38785,7 @@
         <w:keepNext/>
         <w:spacing w:before="240" w:after="60"/>
       </w:pPr>
-      <w:bookmarkStart w:id="71" w:name="_Toc240682254"/>
+      <w:bookmarkStart w:id="71" w:name="_Toc240684821"/>
       <w:r>
         <w:t xml:space="preserve">7.3 </w:t>
       </w:r>
@@ -38786,10 +38814,10 @@
           <w:noProof/>
         </w:rPr>
         <w:drawing>
-          <wp:inline distT="0" distB="0" distL="0" distR="0" wp14:anchorId="21FF5C46" wp14:editId="21FF5C47">
+          <wp:inline distT="0" distB="0" distL="0" distR="0" wp14:anchorId="3E03AC7C" wp14:editId="3E03AC7D">
             <wp:extent cx="5238750" cy="2724150"/>
             <wp:effectExtent l="0" t="0" r="0" b="0"/>
-            <wp:docPr id="2139319634" name="รูปภาพ 2139319634"/>
+            <wp:docPr id="364357623" name="รูปภาพ 364357623"/>
             <wp:cNvGraphicFramePr>
               <a:graphicFrameLocks xmlns:a="http://schemas.openxmlformats.org/drawingml/2006/main" noChangeAspect="1"/>
             </wp:cNvGraphicFramePr>
@@ -38803,7 +38831,7 @@
                     </pic:cNvPicPr>
                   </pic:nvPicPr>
                   <pic:blipFill>
-                    <a:blip r:embed="rId17"/>
+                    <a:blip r:embed="rId18"/>
                     <a:srcRect/>
                     <a:stretch>
                       <a:fillRect/>
@@ -38831,7 +38859,7 @@
         <w:spacing w:after="240"/>
         <w:jc w:val="center"/>
       </w:pPr>
-      <w:bookmarkStart w:id="72" w:name="_Toc240682275"/>
+      <w:bookmarkStart w:id="72" w:name="_Toc240684842"/>
       <w:r>
         <w:rPr>
           <w:b/>
@@ -38856,10 +38884,10 @@
         </w:rPr>
         <w:lastRenderedPageBreak/>
         <w:drawing>
-          <wp:inline distT="0" distB="0" distL="0" distR="0" wp14:anchorId="21FF5C48" wp14:editId="21FF5C49">
+          <wp:inline distT="0" distB="0" distL="0" distR="0" wp14:anchorId="3E03AC7E" wp14:editId="3E03AC7F">
             <wp:extent cx="5238750" cy="3619500"/>
             <wp:effectExtent l="0" t="0" r="0" b="0"/>
-            <wp:docPr id="2100912064" name="รูปภาพ 2100912064"/>
+            <wp:docPr id="1132494039" name="รูปภาพ 1132494039"/>
             <wp:cNvGraphicFramePr>
               <a:graphicFrameLocks xmlns:a="http://schemas.openxmlformats.org/drawingml/2006/main" noChangeAspect="1"/>
             </wp:cNvGraphicFramePr>
@@ -38873,7 +38901,7 @@
                     </pic:cNvPicPr>
                   </pic:nvPicPr>
                   <pic:blipFill>
-                    <a:blip r:embed="rId18"/>
+                    <a:blip r:embed="rId19"/>
                     <a:srcRect/>
                     <a:stretch>
                       <a:fillRect/>
@@ -38901,7 +38929,7 @@
         <w:spacing w:after="240"/>
         <w:jc w:val="center"/>
       </w:pPr>
-      <w:bookmarkStart w:id="73" w:name="_Toc240682276"/>
+      <w:bookmarkStart w:id="73" w:name="_Toc240684843"/>
       <w:r>
         <w:rPr>
           <w:b/>
@@ -38925,10 +38953,10 @@
           <w:noProof/>
         </w:rPr>
         <w:drawing>
-          <wp:inline distT="0" distB="0" distL="0" distR="0" wp14:anchorId="21FF5C4A" wp14:editId="21FF5C4B">
+          <wp:inline distT="0" distB="0" distL="0" distR="0" wp14:anchorId="3E03AC80" wp14:editId="3E03AC81">
             <wp:extent cx="5238750" cy="3352800"/>
             <wp:effectExtent l="0" t="0" r="0" b="0"/>
-            <wp:docPr id="1027484293" name="รูปภาพ 1027484293"/>
+            <wp:docPr id="333458281" name="รูปภาพ 333458281"/>
             <wp:cNvGraphicFramePr>
               <a:graphicFrameLocks xmlns:a="http://schemas.openxmlformats.org/drawingml/2006/main" noChangeAspect="1"/>
             </wp:cNvGraphicFramePr>
@@ -38942,7 +38970,7 @@
                     </pic:cNvPicPr>
                   </pic:nvPicPr>
                   <pic:blipFill>
-                    <a:blip r:embed="rId19"/>
+                    <a:blip r:embed="rId20"/>
                     <a:srcRect/>
                     <a:stretch>
                       <a:fillRect/>
@@ -38970,7 +38998,7 @@
         <w:spacing w:after="240"/>
         <w:jc w:val="center"/>
       </w:pPr>
-      <w:bookmarkStart w:id="74" w:name="_Toc240682277"/>
+      <w:bookmarkStart w:id="74" w:name="_Toc240684844"/>
       <w:r>
         <w:rPr>
           <w:b/>
@@ -38989,7 +39017,7 @@
         <w:keepNext/>
         <w:spacing w:before="240" w:after="60"/>
       </w:pPr>
-      <w:bookmarkStart w:id="75" w:name="_Toc240682255"/>
+      <w:bookmarkStart w:id="75" w:name="_Toc240684822"/>
       <w:r>
         <w:lastRenderedPageBreak/>
         <w:t xml:space="preserve">7.4 </w:t>
@@ -39019,79 +39047,10 @@
           <w:noProof/>
         </w:rPr>
         <w:drawing>
-          <wp:inline distT="0" distB="0" distL="0" distR="0" wp14:anchorId="21FF5C4C" wp14:editId="21FF5C4D">
+          <wp:inline distT="0" distB="0" distL="0" distR="0" wp14:anchorId="3E03AC82" wp14:editId="3E03AC83">
             <wp:extent cx="5238750" cy="2724150"/>
             <wp:effectExtent l="0" t="0" r="0" b="0"/>
-            <wp:docPr id="401421648" name="รูปภาพ 401421648"/>
-            <wp:cNvGraphicFramePr>
-              <a:graphicFrameLocks xmlns:a="http://schemas.openxmlformats.org/drawingml/2006/main" noChangeAspect="1"/>
-            </wp:cNvGraphicFramePr>
-            <a:graphic xmlns:a="http://schemas.openxmlformats.org/drawingml/2006/main">
-              <a:graphicData uri="http://schemas.openxmlformats.org/drawingml/2006/picture">
-                <pic:pic xmlns:pic="http://schemas.openxmlformats.org/drawingml/2006/picture">
-                  <pic:nvPicPr>
-                    <pic:cNvPr id="0" name=""/>
-                    <pic:cNvPicPr>
-                      <a:picLocks noChangeAspect="1" noChangeArrowheads="1"/>
-                    </pic:cNvPicPr>
-                  </pic:nvPicPr>
-                  <pic:blipFill>
-                    <a:blip r:embed="rId20"/>
-                    <a:srcRect/>
-                    <a:stretch>
-                      <a:fillRect/>
-                    </a:stretch>
-                  </pic:blipFill>
-                  <pic:spPr bwMode="auto">
-                    <a:xfrm>
-                      <a:off x="0" y="0"/>
-                      <a:ext cx="5238750" cy="2724150"/>
-                    </a:xfrm>
-                    <a:prstGeom prst="rect">
-                      <a:avLst/>
-                    </a:prstGeom>
-                  </pic:spPr>
-                </pic:pic>
-              </a:graphicData>
-            </a:graphic>
-          </wp:inline>
-        </w:drawing>
-      </w:r>
-    </w:p>
-    <w:p>
-      <w:pPr>
-        <w:pStyle w:val="FigureCaption"/>
-        <w:spacing w:after="240"/>
-        <w:jc w:val="center"/>
-      </w:pPr>
-      <w:bookmarkStart w:id="76" w:name="_Toc240682278"/>
-      <w:r>
-        <w:rPr>
-          <w:b/>
-          <w:bCs/>
-        </w:rPr>
-        <w:t xml:space="preserve">ภาพ​ที่ 7.4 </w:t>
-      </w:r>
-      <w:r>
-        <w:t>หน้าจอ​ผู้แจ้ง: หน้าแรก เลือก​ประเภท​ปัญหา พบ​คำร้อง​ซ้ำ และ​ส่ง​คำร้อง​สำเร็จ</w:t>
-      </w:r>
-      <w:bookmarkEnd w:id="76"/>
-    </w:p>
-    <w:p>
-      <w:pPr>
-        <w:keepNext/>
-        <w:spacing w:before="120"/>
-        <w:jc w:val="center"/>
-      </w:pPr>
-      <w:r>
-        <w:rPr>
-          <w:noProof/>
-        </w:rPr>
-        <w:drawing>
-          <wp:inline distT="0" distB="0" distL="0" distR="0" wp14:anchorId="21FF5C4E" wp14:editId="21FF5C4F">
-            <wp:extent cx="5238750" cy="2724150"/>
-            <wp:effectExtent l="0" t="0" r="0" b="0"/>
-            <wp:docPr id="1220826590" name="รูปภาพ 1220826590"/>
+            <wp:docPr id="1624274892" name="รูปภาพ 1624274892"/>
             <wp:cNvGraphicFramePr>
               <a:graphicFrameLocks xmlns:a="http://schemas.openxmlformats.org/drawingml/2006/main" noChangeAspect="1"/>
             </wp:cNvGraphicFramePr>
@@ -39133,7 +39092,76 @@
         <w:spacing w:after="240"/>
         <w:jc w:val="center"/>
       </w:pPr>
-      <w:bookmarkStart w:id="77" w:name="_Toc240682279"/>
+      <w:bookmarkStart w:id="76" w:name="_Toc240684845"/>
+      <w:r>
+        <w:rPr>
+          <w:b/>
+          <w:bCs/>
+        </w:rPr>
+        <w:t xml:space="preserve">ภาพ​ที่ 7.4 </w:t>
+      </w:r>
+      <w:r>
+        <w:t>หน้าจอ​ผู้แจ้ง: หน้าแรก เลือก​ประเภท​ปัญหา พบ​คำร้อง​ซ้ำ และ​ส่ง​คำร้อง​สำเร็จ</w:t>
+      </w:r>
+      <w:bookmarkEnd w:id="76"/>
+    </w:p>
+    <w:p>
+      <w:pPr>
+        <w:keepNext/>
+        <w:spacing w:before="120"/>
+        <w:jc w:val="center"/>
+      </w:pPr>
+      <w:r>
+        <w:rPr>
+          <w:noProof/>
+        </w:rPr>
+        <w:drawing>
+          <wp:inline distT="0" distB="0" distL="0" distR="0" wp14:anchorId="3E03AC84" wp14:editId="3E03AC85">
+            <wp:extent cx="5238750" cy="2724150"/>
+            <wp:effectExtent l="0" t="0" r="0" b="0"/>
+            <wp:docPr id="2119205013" name="รูปภาพ 2119205013"/>
+            <wp:cNvGraphicFramePr>
+              <a:graphicFrameLocks xmlns:a="http://schemas.openxmlformats.org/drawingml/2006/main" noChangeAspect="1"/>
+            </wp:cNvGraphicFramePr>
+            <a:graphic xmlns:a="http://schemas.openxmlformats.org/drawingml/2006/main">
+              <a:graphicData uri="http://schemas.openxmlformats.org/drawingml/2006/picture">
+                <pic:pic xmlns:pic="http://schemas.openxmlformats.org/drawingml/2006/picture">
+                  <pic:nvPicPr>
+                    <pic:cNvPr id="0" name=""/>
+                    <pic:cNvPicPr>
+                      <a:picLocks noChangeAspect="1" noChangeArrowheads="1"/>
+                    </pic:cNvPicPr>
+                  </pic:nvPicPr>
+                  <pic:blipFill>
+                    <a:blip r:embed="rId22"/>
+                    <a:srcRect/>
+                    <a:stretch>
+                      <a:fillRect/>
+                    </a:stretch>
+                  </pic:blipFill>
+                  <pic:spPr bwMode="auto">
+                    <a:xfrm>
+                      <a:off x="0" y="0"/>
+                      <a:ext cx="5238750" cy="2724150"/>
+                    </a:xfrm>
+                    <a:prstGeom prst="rect">
+                      <a:avLst/>
+                    </a:prstGeom>
+                  </pic:spPr>
+                </pic:pic>
+              </a:graphicData>
+            </a:graphic>
+          </wp:inline>
+        </w:drawing>
+      </w:r>
+    </w:p>
+    <w:p>
+      <w:pPr>
+        <w:pStyle w:val="FigureCaption"/>
+        <w:spacing w:after="240"/>
+        <w:jc w:val="center"/>
+      </w:pPr>
+      <w:bookmarkStart w:id="77" w:name="_Toc240684846"/>
       <w:r>
         <w:rPr>
           <w:b/>
@@ -39158,10 +39186,10 @@
         </w:rPr>
         <w:lastRenderedPageBreak/>
         <w:drawing>
-          <wp:inline distT="0" distB="0" distL="0" distR="0" wp14:anchorId="21FF5C50" wp14:editId="21FF5C51">
+          <wp:inline distT="0" distB="0" distL="0" distR="0" wp14:anchorId="3E03AC86" wp14:editId="3E03AC87">
             <wp:extent cx="5238750" cy="3352800"/>
             <wp:effectExtent l="0" t="0" r="0" b="0"/>
-            <wp:docPr id="1340189324" name="รูปภาพ 1340189324"/>
+            <wp:docPr id="515313091" name="รูปภาพ 515313091"/>
             <wp:cNvGraphicFramePr>
               <a:graphicFrameLocks xmlns:a="http://schemas.openxmlformats.org/drawingml/2006/main" noChangeAspect="1"/>
             </wp:cNvGraphicFramePr>
@@ -39175,7 +39203,7 @@
                     </pic:cNvPicPr>
                   </pic:nvPicPr>
                   <pic:blipFill>
-                    <a:blip r:embed="rId22"/>
+                    <a:blip r:embed="rId23"/>
                     <a:srcRect/>
                     <a:stretch>
                       <a:fillRect/>
@@ -39203,7 +39231,7 @@
         <w:spacing w:after="240"/>
         <w:jc w:val="center"/>
       </w:pPr>
-      <w:bookmarkStart w:id="78" w:name="_Toc240682280"/>
+      <w:bookmarkStart w:id="78" w:name="_Toc240684847"/>
       <w:r>
         <w:rPr>
           <w:b/>
@@ -39227,10 +39255,10 @@
           <w:noProof/>
         </w:rPr>
         <w:drawing>
-          <wp:inline distT="0" distB="0" distL="0" distR="0" wp14:anchorId="21FF5C52" wp14:editId="21FF5C53">
+          <wp:inline distT="0" distB="0" distL="0" distR="0" wp14:anchorId="3E03AC88" wp14:editId="3E03AC89">
             <wp:extent cx="5238750" cy="2724150"/>
             <wp:effectExtent l="0" t="0" r="0" b="0"/>
-            <wp:docPr id="457336581" name="รูปภาพ 457336581"/>
+            <wp:docPr id="774773084" name="รูปภาพ 774773084"/>
             <wp:cNvGraphicFramePr>
               <a:graphicFrameLocks xmlns:a="http://schemas.openxmlformats.org/drawingml/2006/main" noChangeAspect="1"/>
             </wp:cNvGraphicFramePr>
@@ -39244,7 +39272,7 @@
                     </pic:cNvPicPr>
                   </pic:nvPicPr>
                   <pic:blipFill>
-                    <a:blip r:embed="rId23"/>
+                    <a:blip r:embed="rId24"/>
                     <a:srcRect/>
                     <a:stretch>
                       <a:fillRect/>
@@ -39272,7 +39300,7 @@
         <w:spacing w:after="240"/>
         <w:jc w:val="center"/>
       </w:pPr>
-      <w:bookmarkStart w:id="79" w:name="_Toc240682281"/>
+      <w:bookmarkStart w:id="79" w:name="_Toc240684848"/>
       <w:r>
         <w:rPr>
           <w:b/>
@@ -39297,79 +39325,10 @@
         </w:rPr>
         <w:lastRenderedPageBreak/>
         <w:drawing>
-          <wp:inline distT="0" distB="0" distL="0" distR="0" wp14:anchorId="21FF5C54" wp14:editId="21FF5C55">
+          <wp:inline distT="0" distB="0" distL="0" distR="0" wp14:anchorId="3E03AC8A" wp14:editId="3E03AC8B">
             <wp:extent cx="5238750" cy="3352800"/>
             <wp:effectExtent l="0" t="0" r="0" b="0"/>
-            <wp:docPr id="1311613946" name="รูปภาพ 1311613946"/>
-            <wp:cNvGraphicFramePr>
-              <a:graphicFrameLocks xmlns:a="http://schemas.openxmlformats.org/drawingml/2006/main" noChangeAspect="1"/>
-            </wp:cNvGraphicFramePr>
-            <a:graphic xmlns:a="http://schemas.openxmlformats.org/drawingml/2006/main">
-              <a:graphicData uri="http://schemas.openxmlformats.org/drawingml/2006/picture">
-                <pic:pic xmlns:pic="http://schemas.openxmlformats.org/drawingml/2006/picture">
-                  <pic:nvPicPr>
-                    <pic:cNvPr id="0" name=""/>
-                    <pic:cNvPicPr>
-                      <a:picLocks noChangeAspect="1" noChangeArrowheads="1"/>
-                    </pic:cNvPicPr>
-                  </pic:nvPicPr>
-                  <pic:blipFill>
-                    <a:blip r:embed="rId24"/>
-                    <a:srcRect/>
-                    <a:stretch>
-                      <a:fillRect/>
-                    </a:stretch>
-                  </pic:blipFill>
-                  <pic:spPr bwMode="auto">
-                    <a:xfrm>
-                      <a:off x="0" y="0"/>
-                      <a:ext cx="5238750" cy="3352800"/>
-                    </a:xfrm>
-                    <a:prstGeom prst="rect">
-                      <a:avLst/>
-                    </a:prstGeom>
-                  </pic:spPr>
-                </pic:pic>
-              </a:graphicData>
-            </a:graphic>
-          </wp:inline>
-        </w:drawing>
-      </w:r>
-    </w:p>
-    <w:p>
-      <w:pPr>
-        <w:pStyle w:val="FigureCaption"/>
-        <w:spacing w:after="240"/>
-        <w:jc w:val="center"/>
-      </w:pPr>
-      <w:bookmarkStart w:id="80" w:name="_Toc240682282"/>
-      <w:r>
-        <w:rPr>
-          <w:b/>
-          <w:bCs/>
-        </w:rPr>
-        <w:t xml:space="preserve">ภาพ​ที่ 7.8 </w:t>
-      </w:r>
-      <w:r>
-        <w:t>หน้าจอ​แดชบอร์ด​ของ​ผู้ดูแลระบบ</w:t>
-      </w:r>
-      <w:bookmarkEnd w:id="80"/>
-    </w:p>
-    <w:p>
-      <w:pPr>
-        <w:keepNext/>
-        <w:spacing w:before="120"/>
-        <w:jc w:val="center"/>
-      </w:pPr>
-      <w:r>
-        <w:rPr>
-          <w:noProof/>
-        </w:rPr>
-        <w:drawing>
-          <wp:inline distT="0" distB="0" distL="0" distR="0" wp14:anchorId="21FF5C56" wp14:editId="21FF5C57">
-            <wp:extent cx="5238750" cy="3352800"/>
-            <wp:effectExtent l="0" t="0" r="0" b="0"/>
-            <wp:docPr id="56714070" name="รูปภาพ 56714070"/>
+            <wp:docPr id="1038332972" name="รูปภาพ 1038332972"/>
             <wp:cNvGraphicFramePr>
               <a:graphicFrameLocks xmlns:a="http://schemas.openxmlformats.org/drawingml/2006/main" noChangeAspect="1"/>
             </wp:cNvGraphicFramePr>
@@ -39411,7 +39370,76 @@
         <w:spacing w:after="240"/>
         <w:jc w:val="center"/>
       </w:pPr>
-      <w:bookmarkStart w:id="81" w:name="_Toc240682283"/>
+      <w:bookmarkStart w:id="80" w:name="_Toc240684849"/>
+      <w:r>
+        <w:rPr>
+          <w:b/>
+          <w:bCs/>
+        </w:rPr>
+        <w:t xml:space="preserve">ภาพ​ที่ 7.8 </w:t>
+      </w:r>
+      <w:r>
+        <w:t>หน้าจอ​แดชบอร์ด​ของ​ผู้ดูแลระบบ</w:t>
+      </w:r>
+      <w:bookmarkEnd w:id="80"/>
+    </w:p>
+    <w:p>
+      <w:pPr>
+        <w:keepNext/>
+        <w:spacing w:before="120"/>
+        <w:jc w:val="center"/>
+      </w:pPr>
+      <w:r>
+        <w:rPr>
+          <w:noProof/>
+        </w:rPr>
+        <w:drawing>
+          <wp:inline distT="0" distB="0" distL="0" distR="0" wp14:anchorId="3E03AC8C" wp14:editId="3E03AC8D">
+            <wp:extent cx="5238750" cy="3352800"/>
+            <wp:effectExtent l="0" t="0" r="0" b="0"/>
+            <wp:docPr id="1197729336" name="รูปภาพ 1197729336"/>
+            <wp:cNvGraphicFramePr>
+              <a:graphicFrameLocks xmlns:a="http://schemas.openxmlformats.org/drawingml/2006/main" noChangeAspect="1"/>
+            </wp:cNvGraphicFramePr>
+            <a:graphic xmlns:a="http://schemas.openxmlformats.org/drawingml/2006/main">
+              <a:graphicData uri="http://schemas.openxmlformats.org/drawingml/2006/picture">
+                <pic:pic xmlns:pic="http://schemas.openxmlformats.org/drawingml/2006/picture">
+                  <pic:nvPicPr>
+                    <pic:cNvPr id="0" name=""/>
+                    <pic:cNvPicPr>
+                      <a:picLocks noChangeAspect="1" noChangeArrowheads="1"/>
+                    </pic:cNvPicPr>
+                  </pic:nvPicPr>
+                  <pic:blipFill>
+                    <a:blip r:embed="rId26"/>
+                    <a:srcRect/>
+                    <a:stretch>
+                      <a:fillRect/>
+                    </a:stretch>
+                  </pic:blipFill>
+                  <pic:spPr bwMode="auto">
+                    <a:xfrm>
+                      <a:off x="0" y="0"/>
+                      <a:ext cx="5238750" cy="3352800"/>
+                    </a:xfrm>
+                    <a:prstGeom prst="rect">
+                      <a:avLst/>
+                    </a:prstGeom>
+                  </pic:spPr>
+                </pic:pic>
+              </a:graphicData>
+            </a:graphic>
+          </wp:inline>
+        </w:drawing>
+      </w:r>
+    </w:p>
+    <w:p>
+      <w:pPr>
+        <w:pStyle w:val="FigureCaption"/>
+        <w:spacing w:after="240"/>
+        <w:jc w:val="center"/>
+      </w:pPr>
+      <w:bookmarkStart w:id="81" w:name="_Toc240684850"/>
       <w:r>
         <w:rPr>
           <w:b/>
@@ -39430,7 +39458,7 @@
         <w:keepNext/>
         <w:spacing w:before="240" w:after="60"/>
       </w:pPr>
-      <w:bookmarkStart w:id="82" w:name="_Toc240682256"/>
+      <w:bookmarkStart w:id="82" w:name="_Toc240684823"/>
       <w:r>
         <w:lastRenderedPageBreak/>
         <w:t xml:space="preserve">7.5 </w:t>
@@ -39511,7 +39539,7 @@
         <w:spacing w:after="360"/>
         <w:jc w:val="center"/>
       </w:pPr>
-      <w:bookmarkStart w:id="83" w:name="_Toc240682257"/>
+      <w:bookmarkStart w:id="83" w:name="_Toc240684824"/>
       <w:r>
         <w:lastRenderedPageBreak/>
         <w:t>บท​ที่ 8</w:t>
@@ -39530,7 +39558,7 @@
         <w:keepNext/>
         <w:spacing w:before="240" w:after="60"/>
       </w:pPr>
-      <w:bookmarkStart w:id="84" w:name="_Toc240682258"/>
+      <w:bookmarkStart w:id="84" w:name="_Toc240684825"/>
       <w:r>
         <w:t xml:space="preserve">8.1 </w:t>
       </w:r>
@@ -39560,7 +39588,7 @@
         <w:keepNext/>
         <w:spacing w:before="240" w:after="60"/>
       </w:pPr>
-      <w:bookmarkStart w:id="85" w:name="_Toc240682259"/>
+      <w:bookmarkStart w:id="85" w:name="_Toc240684826"/>
       <w:r>
         <w:t xml:space="preserve">8.2 </w:t>
       </w:r>
@@ -39584,7 +39612,7 @@
         <w:keepNext/>
         <w:spacing w:before="200" w:after="60"/>
       </w:pPr>
-      <w:bookmarkStart w:id="86" w:name="_Toc240682306"/>
+      <w:bookmarkStart w:id="86" w:name="_Toc240684873"/>
       <w:r>
         <w:rPr>
           <w:b/>
@@ -41105,7 +41133,7 @@
         <w:keepNext/>
         <w:spacing w:before="240" w:after="60"/>
       </w:pPr>
-      <w:bookmarkStart w:id="87" w:name="_Toc240682260"/>
+      <w:bookmarkStart w:id="87" w:name="_Toc240684827"/>
       <w:r>
         <w:t xml:space="preserve">8.3 </w:t>
       </w:r>
@@ -41172,7 +41200,7 @@
         <w:keepNext/>
         <w:spacing w:before="240" w:after="60"/>
       </w:pPr>
-      <w:bookmarkStart w:id="88" w:name="_Toc240682261"/>
+      <w:bookmarkStart w:id="88" w:name="_Toc240684828"/>
       <w:r>
         <w:t xml:space="preserve">8.4 </w:t>
       </w:r>
@@ -41253,7 +41281,7 @@
         <w:spacing w:after="360"/>
         <w:jc w:val="center"/>
       </w:pPr>
-      <w:bookmarkStart w:id="89" w:name="_Toc240682262"/>
+      <w:bookmarkStart w:id="89" w:name="_Toc240684829"/>
       <w:r>
         <w:lastRenderedPageBreak/>
         <w:t>บรรณานุกรม</w:t>
@@ -41348,7 +41376,7 @@
         <w:spacing w:after="360"/>
         <w:jc w:val="center"/>
       </w:pPr>
-      <w:bookmarkStart w:id="90" w:name="_Toc240682263"/>
+      <w:bookmarkStart w:id="90" w:name="_Toc240684830"/>
       <w:r>
         <w:lastRenderedPageBreak/>
         <w:t>ภาคผนวก ก เทคโนโลยี​และ​สถาปัตยกรรม​ของ​ระบบ</w:t>
@@ -41370,7 +41398,7 @@
         <w:keepNext/>
         <w:spacing w:before="200" w:after="60"/>
       </w:pPr>
-      <w:bookmarkStart w:id="91" w:name="_Toc240682307"/>
+      <w:bookmarkStart w:id="91" w:name="_Toc240684874"/>
       <w:r>
         <w:rPr>
           <w:b/>
@@ -42040,7 +42068,7 @@
         <w:spacing w:after="360"/>
         <w:jc w:val="center"/>
       </w:pPr>
-      <w:bookmarkStart w:id="92" w:name="_Toc240682264"/>
+      <w:bookmarkStart w:id="92" w:name="_Toc240684831"/>
       <w:r>
         <w:lastRenderedPageBreak/>
         <w:t>ภาคผนวก ข โครงสร้าง​ฐานข้อมูล</w:t>
@@ -42062,7 +42090,7 @@
         <w:keepNext/>
         <w:spacing w:before="200" w:after="60"/>
       </w:pPr>
-      <w:bookmarkStart w:id="93" w:name="_Toc240682308"/>
+      <w:bookmarkStart w:id="93" w:name="_Toc240684875"/>
       <w:r>
         <w:rPr>
           <w:b/>
@@ -43005,7 +43033,7 @@
         <w:spacing w:after="360"/>
         <w:jc w:val="center"/>
       </w:pPr>
-      <w:bookmarkStart w:id="94" w:name="_Toc240682265"/>
+      <w:bookmarkStart w:id="94" w:name="_Toc240684832"/>
       <w:r>
         <w:lastRenderedPageBreak/>
         <w:t>ภาคผนวก ค บัญชี​สำหรับ​การ​สาธิต​และ​ไฟล์​ส่งมอบ</w:t>
@@ -43027,7 +43055,7 @@
         <w:keepNext/>
         <w:spacing w:before="200" w:after="60"/>
       </w:pPr>
-      <w:bookmarkStart w:id="95" w:name="_Toc240682309"/>
+      <w:bookmarkStart w:id="95" w:name="_Toc240684876"/>
       <w:r>
         <w:rPr>
           <w:b/>
@@ -43717,7 +43745,7 @@
         <w:keepNext/>
         <w:spacing w:before="200" w:after="60"/>
       </w:pPr>
-      <w:bookmarkStart w:id="96" w:name="_Toc240682310"/>
+      <w:bookmarkStart w:id="96" w:name="_Toc240684877"/>
       <w:r>
         <w:rPr>
           <w:b/>
@@ -44276,7 +44304,7 @@
       </w:pPr>
     </w:p>
     <w:sectPr>
-      <w:headerReference w:type="default" r:id="rId26"/>
+      <w:headerReference w:type="default" r:id="rId27"/>
       <w:pgSz w:w="11906" w:h="16838"/>
       <w:pgMar w:top="2160" w:right="1440" w:bottom="1440" w:left="2160" w:header="720" w:footer="720" w:gutter="0"/>
       <w:pgNumType w:start="1"/>
@@ -44385,10 +44413,96 @@
 <file path=word/numbering.xml><?xml version="1.0" encoding="utf-8"?>
 <w:numbering xmlns:wpc="http://schemas.microsoft.com/office/word/2010/wordprocessingCanvas" xmlns:cx="http://schemas.microsoft.com/office/drawing/2014/chartex" xmlns:cx1="http://schemas.microsoft.com/office/drawing/2015/9/8/chartex" xmlns:cx2="http://schemas.microsoft.com/office/drawing/2015/10/21/chartex" xmlns:cx3="http://schemas.microsoft.com/office/drawing/2016/5/9/chartex" xmlns:cx4="http://schemas.microsoft.com/office/drawing/2016/5/10/chartex" xmlns:cx5="http://schemas.microsoft.com/office/drawing/2016/5/11/chartex" xmlns:cx6="http://schemas.microsoft.com/office/drawing/2016/5/12/chartex" xmlns:cx7="http://schemas.microsoft.com/office/drawing/2016/5/13/chartex" xmlns:cx8="http://schemas.microsoft.com/office/drawing/2016/5/14/chartex" xmlns:mc="http://schemas.openxmlformats.org/markup-compatibility/2006" xmlns:aink="http://schemas.microsoft.com/office/drawing/2016/ink" xmlns:am3d="http://schemas.microsoft.com/office/drawing/2017/model3d" xmlns:o="urn:schemas-microsoft-com:office:office" xmlns:oel="http://schemas.microsoft.com/office/2019/extlst" xmlns:r="http://schemas.openxmlformats.org/officeDocument/2006/relationships" xmlns:m="http://schemas.openxmlformats.org/officeDocument/2006/math" xmlns:v="urn:schemas-microsoft-com:vml" xmlns:wp14="http://schemas.microsoft.com/office/word/2010/wordprocessingDrawing" xmlns:wp="http://schemas.openxmlformats.org/drawingml/2006/wordprocessingDrawing" xmlns:w10="urn:schemas-microsoft-com:office:word" xmlns:w="http://schemas.openxmlformats.org/wordprocessingml/2006/main" xmlns:w14="http://schemas.microsoft.com/office/word/2010/wordml" xmlns:w15="http://schemas.microsoft.com/office/word/2012/wordml" xmlns:w16cex="http://schemas.microsoft.com/office/word/2018/wordml/cex" xmlns:w16cid="http://schemas.microsoft.com/office/word/2016/wordml/cid" xmlns:w16="http://schemas.microsoft.com/office/word/2018/wordml" xmlns:w16du="http://schemas.microsoft.com/office/word/2023/wordml/word16du" xmlns:w16sdtdh="http://schemas.microsoft.com/office/word/2020/wordml/sdtdatahash" xmlns:w16sdtfl="http://schemas.microsoft.com/office/word/2024/wordml/sdtformatlock" xmlns:w16se="http://schemas.microsoft.com/office/word/2015/wordml/symex" xmlns:wpg="http://schemas.microsoft.com/office/word/2010/wordprocessingGroup" xmlns:wpi="http://schemas.microsoft.com/office/word/2010/wordprocessingInk" xmlns:wne="http://schemas.microsoft.com/office/word/2006/wordml" xmlns:wps="http://schemas.microsoft.com/office/word/2010/wordprocessingShape" mc:Ignorable="w14 w15 w16se w16cid w16 w16cex w16sdtdh w16sdtfl w16du wp14">
   <w:abstractNum w:abstractNumId="0" w15:restartNumberingAfterBreak="0">
-    <w:nsid w:val="362A1B0E"/>
+    <w:nsid w:val="2D2A5BC7"/>
     <w:multiLevelType w:val="hybridMultilevel"/>
-    <w:tmpl w:val="43487F20"/>
-    <w:lvl w:ilvl="0" w:tplc="619AD2F0">
+    <w:tmpl w:val="9EE67F46"/>
+    <w:lvl w:ilvl="0" w:tplc="14FA20B0">
+      <w:start w:val="1"/>
+      <w:numFmt w:val="bullet"/>
+      <w:lvlText w:val="●"/>
+      <w:lvlJc w:val="left"/>
+      <w:pPr>
+        <w:ind w:left="720" w:hanging="360"/>
+      </w:pPr>
+    </w:lvl>
+    <w:lvl w:ilvl="1" w:tplc="4BBAAC16">
+      <w:start w:val="1"/>
+      <w:numFmt w:val="bullet"/>
+      <w:lvlText w:val="○"/>
+      <w:lvlJc w:val="left"/>
+      <w:pPr>
+        <w:ind w:left="1440" w:hanging="360"/>
+      </w:pPr>
+    </w:lvl>
+    <w:lvl w:ilvl="2" w:tplc="7D50EFBA">
+      <w:start w:val="1"/>
+      <w:numFmt w:val="bullet"/>
+      <w:lvlText w:val="■"/>
+      <w:lvlJc w:val="left"/>
+      <w:pPr>
+        <w:ind w:left="2160" w:hanging="360"/>
+      </w:pPr>
+    </w:lvl>
+    <w:lvl w:ilvl="3" w:tplc="6EF29DC4">
+      <w:start w:val="1"/>
+      <w:numFmt w:val="bullet"/>
+      <w:lvlText w:val="●"/>
+      <w:lvlJc w:val="left"/>
+      <w:pPr>
+        <w:ind w:left="2880" w:hanging="360"/>
+      </w:pPr>
+    </w:lvl>
+    <w:lvl w:ilvl="4" w:tplc="D9EAA984">
+      <w:start w:val="1"/>
+      <w:numFmt w:val="bullet"/>
+      <w:lvlText w:val="○"/>
+      <w:lvlJc w:val="left"/>
+      <w:pPr>
+        <w:ind w:left="3600" w:hanging="360"/>
+      </w:pPr>
+    </w:lvl>
+    <w:lvl w:ilvl="5" w:tplc="99B88D5E">
+      <w:start w:val="1"/>
+      <w:numFmt w:val="bullet"/>
+      <w:lvlText w:val="■"/>
+      <w:lvlJc w:val="left"/>
+      <w:pPr>
+        <w:ind w:left="4320" w:hanging="360"/>
+      </w:pPr>
+    </w:lvl>
+    <w:lvl w:ilvl="6" w:tplc="D27C5EB4">
+      <w:start w:val="1"/>
+      <w:numFmt w:val="bullet"/>
+      <w:lvlText w:val="●"/>
+      <w:lvlJc w:val="left"/>
+      <w:pPr>
+        <w:ind w:left="5040" w:hanging="360"/>
+      </w:pPr>
+    </w:lvl>
+    <w:lvl w:ilvl="7" w:tplc="9072CE96">
+      <w:start w:val="1"/>
+      <w:numFmt w:val="bullet"/>
+      <w:lvlText w:val="●"/>
+      <w:lvlJc w:val="left"/>
+      <w:pPr>
+        <w:ind w:left="5760" w:hanging="360"/>
+      </w:pPr>
+    </w:lvl>
+    <w:lvl w:ilvl="8" w:tplc="C80C2BA6">
+      <w:start w:val="1"/>
+      <w:numFmt w:val="bullet"/>
+      <w:lvlText w:val="●"/>
+      <w:lvlJc w:val="left"/>
+      <w:pPr>
+        <w:ind w:left="6480" w:hanging="360"/>
+      </w:pPr>
+    </w:lvl>
+  </w:abstractNum>
+  <w:abstractNum w:abstractNumId="1" w15:restartNumberingAfterBreak="0">
+    <w:nsid w:val="3EFA36C8"/>
+    <w:multiLevelType w:val="hybridMultilevel"/>
+    <w:tmpl w:val="8CB0A2A0"/>
+    <w:lvl w:ilvl="0" w:tplc="7A5A34CA">
       <w:start w:val="1"/>
       <w:numFmt w:val="bullet"/>
       <w:lvlText w:val="•"/>
@@ -44400,138 +44514,52 @@
         <w:rFonts w:ascii="TH SarabunPSK" w:eastAsia="TH SarabunPSK" w:hAnsi="TH SarabunPSK" w:cs="TH SarabunPSK"/>
       </w:rPr>
     </w:lvl>
-    <w:lvl w:ilvl="1" w:tplc="C9C2CF28">
+    <w:lvl w:ilvl="1" w:tplc="B980EA0A">
       <w:numFmt w:val="decimal"/>
       <w:lvlText w:val=""/>
       <w:lvlJc w:val="left"/>
     </w:lvl>
-    <w:lvl w:ilvl="2" w:tplc="B1C20F54">
+    <w:lvl w:ilvl="2" w:tplc="3EC69FD2">
       <w:numFmt w:val="decimal"/>
       <w:lvlText w:val=""/>
       <w:lvlJc w:val="left"/>
     </w:lvl>
-    <w:lvl w:ilvl="3" w:tplc="5336C246">
+    <w:lvl w:ilvl="3" w:tplc="C9F0BB7A">
       <w:numFmt w:val="decimal"/>
       <w:lvlText w:val=""/>
       <w:lvlJc w:val="left"/>
     </w:lvl>
-    <w:lvl w:ilvl="4" w:tplc="9C88762A">
+    <w:lvl w:ilvl="4" w:tplc="CB1209B6">
       <w:numFmt w:val="decimal"/>
       <w:lvlText w:val=""/>
       <w:lvlJc w:val="left"/>
     </w:lvl>
-    <w:lvl w:ilvl="5" w:tplc="91BEC5AA">
+    <w:lvl w:ilvl="5" w:tplc="FCBA2FF8">
       <w:numFmt w:val="decimal"/>
       <w:lvlText w:val=""/>
       <w:lvlJc w:val="left"/>
     </w:lvl>
-    <w:lvl w:ilvl="6" w:tplc="9A9A9238">
+    <w:lvl w:ilvl="6" w:tplc="C9EAA312">
       <w:numFmt w:val="decimal"/>
       <w:lvlText w:val=""/>
       <w:lvlJc w:val="left"/>
     </w:lvl>
-    <w:lvl w:ilvl="7" w:tplc="E1226CD2">
+    <w:lvl w:ilvl="7" w:tplc="87DC8C9A">
       <w:numFmt w:val="decimal"/>
       <w:lvlText w:val=""/>
       <w:lvlJc w:val="left"/>
     </w:lvl>
-    <w:lvl w:ilvl="8" w:tplc="4B80E4BA">
+    <w:lvl w:ilvl="8" w:tplc="6F52174A">
       <w:numFmt w:val="decimal"/>
       <w:lvlText w:val=""/>
       <w:lvlJc w:val="left"/>
     </w:lvl>
   </w:abstractNum>
-  <w:abstractNum w:abstractNumId="1" w15:restartNumberingAfterBreak="0">
-    <w:nsid w:val="5BB156C8"/>
+  <w:abstractNum w:abstractNumId="2" w15:restartNumberingAfterBreak="0">
+    <w:nsid w:val="7B750BB6"/>
     <w:multiLevelType w:val="hybridMultilevel"/>
-    <w:tmpl w:val="703E7E5A"/>
-    <w:lvl w:ilvl="0" w:tplc="DB8C3044">
-      <w:start w:val="1"/>
-      <w:numFmt w:val="bullet"/>
-      <w:lvlText w:val="●"/>
-      <w:lvlJc w:val="left"/>
-      <w:pPr>
-        <w:ind w:left="720" w:hanging="360"/>
-      </w:pPr>
-    </w:lvl>
-    <w:lvl w:ilvl="1" w:tplc="2D8C9B8A">
-      <w:start w:val="1"/>
-      <w:numFmt w:val="bullet"/>
-      <w:lvlText w:val="○"/>
-      <w:lvlJc w:val="left"/>
-      <w:pPr>
-        <w:ind w:left="1440" w:hanging="360"/>
-      </w:pPr>
-    </w:lvl>
-    <w:lvl w:ilvl="2" w:tplc="6C1CDB6C">
-      <w:start w:val="1"/>
-      <w:numFmt w:val="bullet"/>
-      <w:lvlText w:val="■"/>
-      <w:lvlJc w:val="left"/>
-      <w:pPr>
-        <w:ind w:left="2160" w:hanging="360"/>
-      </w:pPr>
-    </w:lvl>
-    <w:lvl w:ilvl="3" w:tplc="4ABEB6F4">
-      <w:start w:val="1"/>
-      <w:numFmt w:val="bullet"/>
-      <w:lvlText w:val="●"/>
-      <w:lvlJc w:val="left"/>
-      <w:pPr>
-        <w:ind w:left="2880" w:hanging="360"/>
-      </w:pPr>
-    </w:lvl>
-    <w:lvl w:ilvl="4" w:tplc="31C257A0">
-      <w:start w:val="1"/>
-      <w:numFmt w:val="bullet"/>
-      <w:lvlText w:val="○"/>
-      <w:lvlJc w:val="left"/>
-      <w:pPr>
-        <w:ind w:left="3600" w:hanging="360"/>
-      </w:pPr>
-    </w:lvl>
-    <w:lvl w:ilvl="5" w:tplc="22B28FAC">
-      <w:start w:val="1"/>
-      <w:numFmt w:val="bullet"/>
-      <w:lvlText w:val="■"/>
-      <w:lvlJc w:val="left"/>
-      <w:pPr>
-        <w:ind w:left="4320" w:hanging="360"/>
-      </w:pPr>
-    </w:lvl>
-    <w:lvl w:ilvl="6" w:tplc="46361416">
-      <w:start w:val="1"/>
-      <w:numFmt w:val="bullet"/>
-      <w:lvlText w:val="●"/>
-      <w:lvlJc w:val="left"/>
-      <w:pPr>
-        <w:ind w:left="5040" w:hanging="360"/>
-      </w:pPr>
-    </w:lvl>
-    <w:lvl w:ilvl="7" w:tplc="D2AA4E04">
-      <w:start w:val="1"/>
-      <w:numFmt w:val="bullet"/>
-      <w:lvlText w:val="●"/>
-      <w:lvlJc w:val="left"/>
-      <w:pPr>
-        <w:ind w:left="5760" w:hanging="360"/>
-      </w:pPr>
-    </w:lvl>
-    <w:lvl w:ilvl="8" w:tplc="5CA6DE9A">
-      <w:start w:val="1"/>
-      <w:numFmt w:val="bullet"/>
-      <w:lvlText w:val="●"/>
-      <w:lvlJc w:val="left"/>
-      <w:pPr>
-        <w:ind w:left="6480" w:hanging="360"/>
-      </w:pPr>
-    </w:lvl>
-  </w:abstractNum>
-  <w:abstractNum w:abstractNumId="2" w15:restartNumberingAfterBreak="0">
-    <w:nsid w:val="7374780A"/>
-    <w:multiLevelType w:val="hybridMultilevel"/>
-    <w:tmpl w:val="D8583596"/>
-    <w:lvl w:ilvl="0" w:tplc="38463F34">
+    <w:tmpl w:val="CDC45EAA"/>
+    <w:lvl w:ilvl="0" w:tplc="14B4859E">
       <w:start w:val="1"/>
       <w:numFmt w:val="decimal"/>
       <w:lvlText w:val="%1)"/>
@@ -44545,108 +44573,108 @@
         <w:szCs w:val="32"/>
       </w:rPr>
     </w:lvl>
-    <w:lvl w:ilvl="1" w:tplc="39FA7A82">
+    <w:lvl w:ilvl="1" w:tplc="84F4FD64">
       <w:numFmt w:val="decimal"/>
       <w:lvlText w:val=""/>
       <w:lvlJc w:val="left"/>
     </w:lvl>
-    <w:lvl w:ilvl="2" w:tplc="63A06988">
+    <w:lvl w:ilvl="2" w:tplc="80361ACA">
       <w:numFmt w:val="decimal"/>
       <w:lvlText w:val=""/>
       <w:lvlJc w:val="left"/>
     </w:lvl>
-    <w:lvl w:ilvl="3" w:tplc="F64444A2">
+    <w:lvl w:ilvl="3" w:tplc="2A127BA8">
       <w:numFmt w:val="decimal"/>
       <w:lvlText w:val=""/>
       <w:lvlJc w:val="left"/>
     </w:lvl>
-    <w:lvl w:ilvl="4" w:tplc="53C6403E">
+    <w:lvl w:ilvl="4" w:tplc="6458EF26">
       <w:numFmt w:val="decimal"/>
       <w:lvlText w:val=""/>
       <w:lvlJc w:val="left"/>
     </w:lvl>
-    <w:lvl w:ilvl="5" w:tplc="15C2F9FA">
+    <w:lvl w:ilvl="5" w:tplc="4C48F6CE">
       <w:numFmt w:val="decimal"/>
       <w:lvlText w:val=""/>
       <w:lvlJc w:val="left"/>
     </w:lvl>
-    <w:lvl w:ilvl="6" w:tplc="87683DBC">
+    <w:lvl w:ilvl="6" w:tplc="C9A09EDC">
       <w:numFmt w:val="decimal"/>
       <w:lvlText w:val=""/>
       <w:lvlJc w:val="left"/>
     </w:lvl>
-    <w:lvl w:ilvl="7" w:tplc="BAFAA3BC">
+    <w:lvl w:ilvl="7" w:tplc="F176FE36">
       <w:numFmt w:val="decimal"/>
       <w:lvlText w:val=""/>
       <w:lvlJc w:val="left"/>
     </w:lvl>
-    <w:lvl w:ilvl="8" w:tplc="F244CD16">
+    <w:lvl w:ilvl="8" w:tplc="1486BEA0">
       <w:numFmt w:val="decimal"/>
       <w:lvlText w:val=""/>
       <w:lvlJc w:val="left"/>
     </w:lvl>
   </w:abstractNum>
-  <w:num w:numId="1" w16cid:durableId="1572081784">
-    <w:abstractNumId w:val="1"/>
+  <w:num w:numId="1" w16cid:durableId="88355878">
+    <w:abstractNumId w:val="0"/>
     <w:lvlOverride w:ilvl="0">
       <w:startOverride w:val="1"/>
     </w:lvlOverride>
   </w:num>
-  <w:num w:numId="2" w16cid:durableId="1907841748">
+  <w:num w:numId="2" w16cid:durableId="408891798">
     <w:abstractNumId w:val="2"/>
     <w:lvlOverride w:ilvl="0">
       <w:startOverride w:val="1"/>
     </w:lvlOverride>
   </w:num>
-  <w:num w:numId="3" w16cid:durableId="249974608">
+  <w:num w:numId="3" w16cid:durableId="645164638">
     <w:abstractNumId w:val="2"/>
     <w:lvlOverride w:ilvl="0">
       <w:startOverride w:val="1"/>
     </w:lvlOverride>
   </w:num>
-  <w:num w:numId="4" w16cid:durableId="424613422">
+  <w:num w:numId="4" w16cid:durableId="1400447014">
     <w:abstractNumId w:val="2"/>
     <w:lvlOverride w:ilvl="0">
       <w:startOverride w:val="1"/>
     </w:lvlOverride>
   </w:num>
-  <w:num w:numId="5" w16cid:durableId="966010992">
+  <w:num w:numId="5" w16cid:durableId="931354945">
     <w:abstractNumId w:val="2"/>
     <w:lvlOverride w:ilvl="0">
       <w:startOverride w:val="1"/>
     </w:lvlOverride>
   </w:num>
-  <w:num w:numId="6" w16cid:durableId="1327323150">
+  <w:num w:numId="6" w16cid:durableId="180514003">
     <w:abstractNumId w:val="2"/>
     <w:lvlOverride w:ilvl="0">
       <w:startOverride w:val="1"/>
     </w:lvlOverride>
   </w:num>
-  <w:num w:numId="7" w16cid:durableId="1920092812">
+  <w:num w:numId="7" w16cid:durableId="1877615735">
     <w:abstractNumId w:val="2"/>
     <w:lvlOverride w:ilvl="0">
       <w:startOverride w:val="1"/>
     </w:lvlOverride>
   </w:num>
-  <w:num w:numId="8" w16cid:durableId="1029262155">
+  <w:num w:numId="8" w16cid:durableId="1054736582">
     <w:abstractNumId w:val="2"/>
     <w:lvlOverride w:ilvl="0">
       <w:startOverride w:val="1"/>
     </w:lvlOverride>
   </w:num>
-  <w:num w:numId="9" w16cid:durableId="915476622">
+  <w:num w:numId="9" w16cid:durableId="1273827438">
     <w:abstractNumId w:val="2"/>
     <w:lvlOverride w:ilvl="0">
       <w:startOverride w:val="1"/>
     </w:lvlOverride>
   </w:num>
-  <w:num w:numId="10" w16cid:durableId="2130782026">
+  <w:num w:numId="10" w16cid:durableId="1969780849">
     <w:abstractNumId w:val="2"/>
     <w:lvlOverride w:ilvl="0">
       <w:startOverride w:val="1"/>
     </w:lvlOverride>
   </w:num>
-  <w:num w:numId="11" w16cid:durableId="1053125">
+  <w:num w:numId="11" w16cid:durableId="1143154142">
     <w:abstractNumId w:val="2"/>
     <w:lvlOverride w:ilvl="0">
       <w:startOverride w:val="1"/>
